--- a/google_adsens.docx
+++ b/google_adsens.docx
@@ -18586,15 +18586,14 @@
         <w:t>!</w:t>
       </w:r>
     </w:p>
-    <w:p/>
     <w:p>
-      <w:r>
-        <w:rPr>
-          <w:b/>
-          <w:bCs/>
-        </w:rPr>
-        <w:t xml:space="preserve">2. </w:t>
-      </w:r>
+      <w:pPr>
+        <w:pStyle w:val="ListParagraph"/>
+        <w:numPr>
+          <w:ilvl w:val="0"/>
+          <w:numId w:val="9"/>
+        </w:numPr>
+      </w:pPr>
       <w:proofErr w:type="spellStart"/>
       <w:r>
         <w:rPr>
@@ -19030,11 +19029,149 @@
       </w:r>
       <w:proofErr w:type="spellEnd"/>
       <w:r>
-        <w:t xml:space="preserve"> </w:t>
-      </w:r>
+        <w:t xml:space="preserve"> un </w:t>
+      </w:r>
+      <w:proofErr w:type="spellStart"/>
+      <w:r>
+        <w:t>vizitator</w:t>
+      </w:r>
+      <w:proofErr w:type="spellEnd"/>
+      <w:r>
+        <w:t xml:space="preserve"> care face 3 click-</w:t>
+      </w:r>
+      <w:proofErr w:type="spellStart"/>
       <w:r>
         <w:lastRenderedPageBreak/>
-        <w:t xml:space="preserve">un </w:t>
+        <w:t>uri</w:t>
+      </w:r>
+      <w:proofErr w:type="spellEnd"/>
+      <w:r>
+        <w:t xml:space="preserve"> </w:t>
+      </w:r>
+      <w:proofErr w:type="spellStart"/>
+      <w:r>
+        <w:t>este</w:t>
+      </w:r>
+      <w:proofErr w:type="spellEnd"/>
+      <w:r>
+        <w:t xml:space="preserve"> de sub </w:t>
+      </w:r>
+      <w:r>
+        <w:rPr>
+          <w:b/>
+          <w:bCs/>
+        </w:rPr>
+        <w:t xml:space="preserve">0.0001 </w:t>
+      </w:r>
+      <w:proofErr w:type="spellStart"/>
+      <w:r>
+        <w:rPr>
+          <w:b/>
+          <w:bCs/>
+        </w:rPr>
+        <w:t>dolari</w:t>
+      </w:r>
+      <w:proofErr w:type="spellEnd"/>
+      <w:r>
+        <w:t> (</w:t>
+      </w:r>
+      <w:proofErr w:type="spellStart"/>
+      <w:r>
+        <w:t>adică</w:t>
+      </w:r>
+      <w:proofErr w:type="spellEnd"/>
+      <w:r>
+        <w:t xml:space="preserve"> </w:t>
+      </w:r>
+      <w:proofErr w:type="spellStart"/>
+      <w:r>
+        <w:t>îți</w:t>
+      </w:r>
+      <w:proofErr w:type="spellEnd"/>
+      <w:r>
+        <w:t xml:space="preserve"> </w:t>
+      </w:r>
+      <w:proofErr w:type="spellStart"/>
+      <w:r>
+        <w:t>trebuie</w:t>
+      </w:r>
+      <w:proofErr w:type="spellEnd"/>
+      <w:r>
+        <w:t xml:space="preserve"> 10.000 de </w:t>
+      </w:r>
+      <w:proofErr w:type="spellStart"/>
+      <w:r>
+        <w:t>vizitatori</w:t>
+      </w:r>
+      <w:proofErr w:type="spellEnd"/>
+      <w:r>
+        <w:t xml:space="preserve"> care </w:t>
+      </w:r>
+      <w:proofErr w:type="spellStart"/>
+      <w:r>
+        <w:t>dau</w:t>
+      </w:r>
+      <w:proofErr w:type="spellEnd"/>
+      <w:r>
+        <w:t xml:space="preserve"> click-</w:t>
+      </w:r>
+      <w:proofErr w:type="spellStart"/>
+      <w:r>
+        <w:t>uri</w:t>
+      </w:r>
+      <w:proofErr w:type="spellEnd"/>
+      <w:r>
+        <w:t xml:space="preserve"> ca </w:t>
+      </w:r>
+      <w:proofErr w:type="spellStart"/>
+      <w:r>
+        <w:t>să</w:t>
+      </w:r>
+      <w:proofErr w:type="spellEnd"/>
+      <w:r>
+        <w:t xml:space="preserve"> </w:t>
+      </w:r>
+      <w:proofErr w:type="spellStart"/>
+      <w:r>
+        <w:t>plătești</w:t>
+      </w:r>
+      <w:proofErr w:type="spellEnd"/>
+      <w:r>
+        <w:t xml:space="preserve"> 1 </w:t>
+      </w:r>
+      <w:proofErr w:type="spellStart"/>
+      <w:r>
+        <w:t>dolar</w:t>
+      </w:r>
+      <w:proofErr w:type="spellEnd"/>
+      <w:r>
+        <w:t>).</w:t>
+      </w:r>
+    </w:p>
+    <w:p>
+      <w:proofErr w:type="spellStart"/>
+      <w:r>
+        <w:t>În</w:t>
+      </w:r>
+      <w:proofErr w:type="spellEnd"/>
+      <w:r>
+        <w:t xml:space="preserve"> </w:t>
+      </w:r>
+      <w:proofErr w:type="spellStart"/>
+      <w:r>
+        <w:t>acest</w:t>
+      </w:r>
+      <w:proofErr w:type="spellEnd"/>
+      <w:r>
+        <w:t xml:space="preserve"> moment, pe </w:t>
+      </w:r>
+      <w:proofErr w:type="spellStart"/>
+      <w:r>
+        <w:t>pagina</w:t>
+      </w:r>
+      <w:proofErr w:type="spellEnd"/>
+      <w:r>
+        <w:t xml:space="preserve"> de **Demo** (`/start`), un </w:t>
       </w:r>
       <w:proofErr w:type="spellStart"/>
       <w:r>
@@ -19042,15 +19179,838 @@
       </w:r>
       <w:proofErr w:type="spellEnd"/>
       <w:r>
-        <w:t xml:space="preserve"> care face 3 click-</w:t>
-      </w:r>
-      <w:proofErr w:type="spellStart"/>
-      <w:r>
-        <w:t>uri</w:t>
-      </w:r>
-      <w:proofErr w:type="spellEnd"/>
-      <w:r>
-        <w:t xml:space="preserve"> </w:t>
+        <w:t xml:space="preserve"> (de pe TikTok) se </w:t>
+      </w:r>
+      <w:proofErr w:type="spellStart"/>
+      <w:r>
+        <w:t>supune</w:t>
+      </w:r>
+      <w:proofErr w:type="spellEnd"/>
+      <w:r>
+        <w:t xml:space="preserve"> </w:t>
+      </w:r>
+      <w:proofErr w:type="spellStart"/>
+      <w:r>
+        <w:t>următoarelor</w:t>
+      </w:r>
+      <w:proofErr w:type="spellEnd"/>
+      <w:r>
+        <w:t xml:space="preserve"> reguli </w:t>
+      </w:r>
+      <w:proofErr w:type="spellStart"/>
+      <w:r>
+        <w:t>exacte</w:t>
+      </w:r>
+      <w:proofErr w:type="spellEnd"/>
+      <w:r>
+        <w:t xml:space="preserve"> pe care le-am </w:t>
+      </w:r>
+      <w:proofErr w:type="spellStart"/>
+      <w:r>
+        <w:t>scris</w:t>
+      </w:r>
+      <w:proofErr w:type="spellEnd"/>
+      <w:r>
+        <w:t xml:space="preserve"> </w:t>
+      </w:r>
+      <w:proofErr w:type="spellStart"/>
+      <w:r>
+        <w:t>în</w:t>
+      </w:r>
+      <w:proofErr w:type="spellEnd"/>
+      <w:r>
+        <w:t xml:space="preserve"> cod: 1. **Are </w:t>
+      </w:r>
+      <w:proofErr w:type="spellStart"/>
+      <w:r>
+        <w:t>voie</w:t>
+      </w:r>
+      <w:proofErr w:type="spellEnd"/>
+      <w:r>
+        <w:t xml:space="preserve"> </w:t>
+      </w:r>
+      <w:proofErr w:type="spellStart"/>
+      <w:r>
+        <w:t>să</w:t>
+      </w:r>
+      <w:proofErr w:type="spellEnd"/>
+      <w:r>
+        <w:t xml:space="preserve"> </w:t>
+      </w:r>
+      <w:proofErr w:type="spellStart"/>
+      <w:r>
+        <w:t>apese</w:t>
+      </w:r>
+      <w:proofErr w:type="spellEnd"/>
+      <w:r>
+        <w:t xml:space="preserve"> </w:t>
+      </w:r>
+      <w:proofErr w:type="spellStart"/>
+      <w:r>
+        <w:t>butonul</w:t>
+      </w:r>
+      <w:proofErr w:type="spellEnd"/>
+      <w:r>
+        <w:t xml:space="preserve"> "</w:t>
+      </w:r>
+      <w:proofErr w:type="spellStart"/>
+      <w:r>
+        <w:t>Generează</w:t>
+      </w:r>
+      <w:proofErr w:type="spellEnd"/>
+      <w:r>
+        <w:t xml:space="preserve"> </w:t>
+      </w:r>
+      <w:proofErr w:type="spellStart"/>
+      <w:r>
+        <w:t>Planul</w:t>
+      </w:r>
+      <w:proofErr w:type="spellEnd"/>
+      <w:r>
+        <w:t xml:space="preserve">" EXACT O DATĂ.** </w:t>
+      </w:r>
+      <w:proofErr w:type="spellStart"/>
+      <w:r>
+        <w:t>Dacă</w:t>
+      </w:r>
+      <w:proofErr w:type="spellEnd"/>
+      <w:r>
+        <w:t xml:space="preserve"> </w:t>
+      </w:r>
+      <w:proofErr w:type="spellStart"/>
+      <w:r>
+        <w:t>revine</w:t>
+      </w:r>
+      <w:proofErr w:type="spellEnd"/>
+      <w:r>
+        <w:t xml:space="preserve"> la </w:t>
+      </w:r>
+      <w:proofErr w:type="spellStart"/>
+      <w:r>
+        <w:t>pagina</w:t>
+      </w:r>
+      <w:proofErr w:type="spellEnd"/>
+      <w:r>
+        <w:t xml:space="preserve"> de start </w:t>
+      </w:r>
+      <w:proofErr w:type="spellStart"/>
+      <w:r>
+        <w:t>și</w:t>
+      </w:r>
+      <w:proofErr w:type="spellEnd"/>
+      <w:r>
+        <w:t xml:space="preserve"> </w:t>
+      </w:r>
+      <w:proofErr w:type="spellStart"/>
+      <w:r>
+        <w:t>încearcă</w:t>
+      </w:r>
+      <w:proofErr w:type="spellEnd"/>
+      <w:r>
+        <w:t xml:space="preserve"> </w:t>
+      </w:r>
+      <w:proofErr w:type="spellStart"/>
+      <w:r>
+        <w:t>să</w:t>
+      </w:r>
+      <w:proofErr w:type="spellEnd"/>
+      <w:r>
+        <w:t xml:space="preserve"> </w:t>
+      </w:r>
+      <w:proofErr w:type="spellStart"/>
+      <w:r>
+        <w:t>genereze</w:t>
+      </w:r>
+      <w:proofErr w:type="spellEnd"/>
+      <w:r>
+        <w:t xml:space="preserve"> un al </w:t>
+      </w:r>
+      <w:proofErr w:type="spellStart"/>
+      <w:r>
+        <w:t>doilea</w:t>
+      </w:r>
+      <w:proofErr w:type="spellEnd"/>
+      <w:r>
+        <w:t xml:space="preserve"> plan, </w:t>
+      </w:r>
+      <w:proofErr w:type="spellStart"/>
+      <w:r>
+        <w:t>aplicația</w:t>
+      </w:r>
+      <w:proofErr w:type="spellEnd"/>
+      <w:r>
+        <w:t xml:space="preserve"> </w:t>
+      </w:r>
+      <w:proofErr w:type="spellStart"/>
+      <w:r>
+        <w:t>îl</w:t>
+      </w:r>
+      <w:proofErr w:type="spellEnd"/>
+      <w:r>
+        <w:t xml:space="preserve"> </w:t>
+      </w:r>
+      <w:proofErr w:type="spellStart"/>
+      <w:r>
+        <w:t>blochează</w:t>
+      </w:r>
+      <w:proofErr w:type="spellEnd"/>
+      <w:r>
+        <w:t xml:space="preserve">, nu </w:t>
+      </w:r>
+      <w:proofErr w:type="spellStart"/>
+      <w:r>
+        <w:t>generează</w:t>
+      </w:r>
+      <w:proofErr w:type="spellEnd"/>
+      <w:r>
+        <w:t xml:space="preserve"> </w:t>
+      </w:r>
+      <w:proofErr w:type="spellStart"/>
+      <w:r>
+        <w:t>nimic</w:t>
+      </w:r>
+      <w:proofErr w:type="spellEnd"/>
+      <w:r>
+        <w:t xml:space="preserve"> </w:t>
+      </w:r>
+      <w:proofErr w:type="spellStart"/>
+      <w:r>
+        <w:t>și</w:t>
+      </w:r>
+      <w:proofErr w:type="spellEnd"/>
+      <w:r>
+        <w:t xml:space="preserve"> </w:t>
+      </w:r>
+      <w:proofErr w:type="spellStart"/>
+      <w:r>
+        <w:t>îi</w:t>
+      </w:r>
+      <w:proofErr w:type="spellEnd"/>
+      <w:r>
+        <w:t xml:space="preserve"> </w:t>
+      </w:r>
+      <w:proofErr w:type="spellStart"/>
+      <w:r>
+        <w:t>dă</w:t>
+      </w:r>
+      <w:proofErr w:type="spellEnd"/>
+      <w:r>
+        <w:t xml:space="preserve"> </w:t>
+      </w:r>
+      <w:proofErr w:type="spellStart"/>
+      <w:r>
+        <w:t>mesajul</w:t>
+      </w:r>
+      <w:proofErr w:type="spellEnd"/>
+      <w:r>
+        <w:t xml:space="preserve">: *"Ai </w:t>
+      </w:r>
+      <w:proofErr w:type="spellStart"/>
+      <w:r>
+        <w:t>atins</w:t>
+      </w:r>
+      <w:proofErr w:type="spellEnd"/>
+      <w:r>
+        <w:t xml:space="preserve"> </w:t>
+      </w:r>
+      <w:proofErr w:type="spellStart"/>
+      <w:r>
+        <w:t>limita</w:t>
+      </w:r>
+      <w:proofErr w:type="spellEnd"/>
+      <w:r>
+        <w:t xml:space="preserve"> de </w:t>
+      </w:r>
+      <w:proofErr w:type="spellStart"/>
+      <w:r>
+        <w:t>generări</w:t>
+      </w:r>
+      <w:proofErr w:type="spellEnd"/>
+      <w:r>
+        <w:t xml:space="preserve"> </w:t>
+      </w:r>
+      <w:proofErr w:type="spellStart"/>
+      <w:r>
+        <w:t>gratuite</w:t>
+      </w:r>
+      <w:proofErr w:type="spellEnd"/>
+      <w:r>
+        <w:t xml:space="preserve"> pe Demo. </w:t>
+      </w:r>
+      <w:proofErr w:type="spellStart"/>
+      <w:r>
+        <w:t>Creează</w:t>
+      </w:r>
+      <w:proofErr w:type="spellEnd"/>
+      <w:r>
+        <w:t xml:space="preserve"> un </w:t>
+      </w:r>
+      <w:proofErr w:type="spellStart"/>
+      <w:r>
+        <w:t>cont</w:t>
+      </w:r>
+      <w:proofErr w:type="spellEnd"/>
+      <w:r>
+        <w:t xml:space="preserve"> </w:t>
+      </w:r>
+      <w:proofErr w:type="spellStart"/>
+      <w:r>
+        <w:t>pentru</w:t>
+      </w:r>
+      <w:proofErr w:type="spellEnd"/>
+      <w:r>
+        <w:t xml:space="preserve"> a </w:t>
+      </w:r>
+      <w:proofErr w:type="gramStart"/>
+      <w:r>
+        <w:t>continua</w:t>
+      </w:r>
+      <w:proofErr w:type="gramEnd"/>
+      <w:r>
+        <w:t xml:space="preserve">."* 2. **Are </w:t>
+      </w:r>
+      <w:proofErr w:type="spellStart"/>
+      <w:r>
+        <w:t>voie</w:t>
+      </w:r>
+      <w:proofErr w:type="spellEnd"/>
+      <w:r>
+        <w:t xml:space="preserve"> </w:t>
+      </w:r>
+      <w:proofErr w:type="spellStart"/>
+      <w:r>
+        <w:t>să</w:t>
+      </w:r>
+      <w:proofErr w:type="spellEnd"/>
+      <w:r>
+        <w:t xml:space="preserve"> </w:t>
+      </w:r>
+      <w:proofErr w:type="spellStart"/>
+      <w:r>
+        <w:t>folosească</w:t>
+      </w:r>
+      <w:proofErr w:type="spellEnd"/>
+      <w:r>
+        <w:t xml:space="preserve"> </w:t>
+      </w:r>
+      <w:proofErr w:type="spellStart"/>
+      <w:r>
+        <w:t>Instrumentele</w:t>
+      </w:r>
+      <w:proofErr w:type="spellEnd"/>
+      <w:r>
+        <w:t xml:space="preserve"> de </w:t>
+      </w:r>
+      <w:proofErr w:type="spellStart"/>
+      <w:r>
+        <w:t>editare</w:t>
+      </w:r>
+      <w:proofErr w:type="spellEnd"/>
+      <w:r>
+        <w:t xml:space="preserve"> EXACT DE DOUĂ </w:t>
+      </w:r>
+      <w:proofErr w:type="gramStart"/>
+      <w:r>
+        <w:t>ORI.*</w:t>
+      </w:r>
+      <w:proofErr w:type="gramEnd"/>
+      <w:r>
+        <w:t xml:space="preserve">* (Ex: </w:t>
+      </w:r>
+      <w:proofErr w:type="spellStart"/>
+      <w:r>
+        <w:t>apasă</w:t>
+      </w:r>
+      <w:proofErr w:type="spellEnd"/>
+      <w:r>
+        <w:t xml:space="preserve"> "</w:t>
+      </w:r>
+      <w:proofErr w:type="spellStart"/>
+      <w:r>
+        <w:t>Optimizare</w:t>
+      </w:r>
+      <w:proofErr w:type="spellEnd"/>
+      <w:r>
+        <w:t xml:space="preserve"> </w:t>
+      </w:r>
+      <w:proofErr w:type="spellStart"/>
+      <w:r>
+        <w:t>Fonduri</w:t>
+      </w:r>
+      <w:proofErr w:type="spellEnd"/>
+      <w:r>
+        <w:t xml:space="preserve"> UE" </w:t>
+      </w:r>
+      <w:proofErr w:type="spellStart"/>
+      <w:r>
+        <w:t>și</w:t>
+      </w:r>
+      <w:proofErr w:type="spellEnd"/>
+      <w:r>
+        <w:t xml:space="preserve"> "</w:t>
+      </w:r>
+      <w:proofErr w:type="spellStart"/>
+      <w:r>
+        <w:t>Rescrie</w:t>
+      </w:r>
+      <w:proofErr w:type="spellEnd"/>
+      <w:r>
+        <w:t xml:space="preserve"> </w:t>
+      </w:r>
+      <w:proofErr w:type="spellStart"/>
+      <w:r>
+        <w:t>Tonul</w:t>
+      </w:r>
+      <w:proofErr w:type="spellEnd"/>
+      <w:r>
+        <w:t xml:space="preserve">"). </w:t>
+      </w:r>
+      <w:proofErr w:type="spellStart"/>
+      <w:r>
+        <w:t>Dacă</w:t>
+      </w:r>
+      <w:proofErr w:type="spellEnd"/>
+      <w:r>
+        <w:t xml:space="preserve"> </w:t>
+      </w:r>
+      <w:proofErr w:type="spellStart"/>
+      <w:r>
+        <w:t>încearcă</w:t>
+      </w:r>
+      <w:proofErr w:type="spellEnd"/>
+      <w:r>
+        <w:t xml:space="preserve"> </w:t>
+      </w:r>
+      <w:proofErr w:type="spellStart"/>
+      <w:r>
+        <w:t>să</w:t>
+      </w:r>
+      <w:proofErr w:type="spellEnd"/>
+      <w:r>
+        <w:t xml:space="preserve"> </w:t>
+      </w:r>
+      <w:proofErr w:type="spellStart"/>
+      <w:r>
+        <w:t>apese</w:t>
+      </w:r>
+      <w:proofErr w:type="spellEnd"/>
+      <w:r>
+        <w:t xml:space="preserve"> pe </w:t>
+      </w:r>
+      <w:proofErr w:type="spellStart"/>
+      <w:r>
+        <w:t>orice</w:t>
+      </w:r>
+      <w:proofErr w:type="spellEnd"/>
+      <w:r>
+        <w:t xml:space="preserve"> instrument a 3-a </w:t>
+      </w:r>
+      <w:proofErr w:type="spellStart"/>
+      <w:r>
+        <w:t>oară</w:t>
+      </w:r>
+      <w:proofErr w:type="spellEnd"/>
+      <w:r>
+        <w:t xml:space="preserve">, </w:t>
+      </w:r>
+      <w:proofErr w:type="spellStart"/>
+      <w:r>
+        <w:t>aplicația</w:t>
+      </w:r>
+      <w:proofErr w:type="spellEnd"/>
+      <w:r>
+        <w:t xml:space="preserve"> </w:t>
+      </w:r>
+      <w:proofErr w:type="spellStart"/>
+      <w:r>
+        <w:t>îl</w:t>
+      </w:r>
+      <w:proofErr w:type="spellEnd"/>
+      <w:r>
+        <w:t xml:space="preserve"> </w:t>
+      </w:r>
+      <w:proofErr w:type="spellStart"/>
+      <w:r>
+        <w:t>blochează</w:t>
+      </w:r>
+      <w:proofErr w:type="spellEnd"/>
+      <w:r>
+        <w:t xml:space="preserve"> </w:t>
+      </w:r>
+      <w:proofErr w:type="spellStart"/>
+      <w:r>
+        <w:t>și</w:t>
+      </w:r>
+      <w:proofErr w:type="spellEnd"/>
+      <w:r>
+        <w:t xml:space="preserve"> </w:t>
+      </w:r>
+      <w:proofErr w:type="spellStart"/>
+      <w:r>
+        <w:t>îi</w:t>
+      </w:r>
+      <w:proofErr w:type="spellEnd"/>
+      <w:r>
+        <w:t xml:space="preserve"> </w:t>
+      </w:r>
+      <w:proofErr w:type="spellStart"/>
+      <w:r>
+        <w:t>dă</w:t>
+      </w:r>
+      <w:proofErr w:type="spellEnd"/>
+      <w:r>
+        <w:t xml:space="preserve"> </w:t>
+      </w:r>
+      <w:proofErr w:type="spellStart"/>
+      <w:r>
+        <w:t>mesajul</w:t>
+      </w:r>
+      <w:proofErr w:type="spellEnd"/>
+      <w:r>
+        <w:t xml:space="preserve">: *"Ai </w:t>
+      </w:r>
+      <w:proofErr w:type="spellStart"/>
+      <w:r>
+        <w:t>atins</w:t>
+      </w:r>
+      <w:proofErr w:type="spellEnd"/>
+      <w:r>
+        <w:t xml:space="preserve"> </w:t>
+      </w:r>
+      <w:proofErr w:type="spellStart"/>
+      <w:r>
+        <w:t>limita</w:t>
+      </w:r>
+      <w:proofErr w:type="spellEnd"/>
+      <w:r>
+        <w:t xml:space="preserve"> de </w:t>
+      </w:r>
+      <w:proofErr w:type="spellStart"/>
+      <w:r>
+        <w:t>editări</w:t>
+      </w:r>
+      <w:proofErr w:type="spellEnd"/>
+      <w:r>
+        <w:t xml:space="preserve"> </w:t>
+      </w:r>
+      <w:proofErr w:type="spellStart"/>
+      <w:r>
+        <w:t>gratuite</w:t>
+      </w:r>
+      <w:proofErr w:type="spellEnd"/>
+      <w:r>
+        <w:t xml:space="preserve"> din Demo. </w:t>
+      </w:r>
+      <w:proofErr w:type="spellStart"/>
+      <w:r>
+        <w:t>Pentru</w:t>
+      </w:r>
+      <w:proofErr w:type="spellEnd"/>
+      <w:r>
+        <w:t xml:space="preserve"> a continua </w:t>
+      </w:r>
+      <w:proofErr w:type="spellStart"/>
+      <w:r>
+        <w:t>editarea</w:t>
+      </w:r>
+      <w:proofErr w:type="spellEnd"/>
+      <w:r>
+        <w:t xml:space="preserve">, </w:t>
+      </w:r>
+      <w:proofErr w:type="spellStart"/>
+      <w:r>
+        <w:t>te</w:t>
+      </w:r>
+      <w:proofErr w:type="spellEnd"/>
+      <w:r>
+        <w:t xml:space="preserve"> </w:t>
+      </w:r>
+      <w:proofErr w:type="spellStart"/>
+      <w:r>
+        <w:t>rugăm</w:t>
+      </w:r>
+      <w:proofErr w:type="spellEnd"/>
+      <w:r>
+        <w:t xml:space="preserve"> </w:t>
+      </w:r>
+      <w:proofErr w:type="spellStart"/>
+      <w:r>
+        <w:t>să</w:t>
+      </w:r>
+      <w:proofErr w:type="spellEnd"/>
+      <w:r>
+        <w:t xml:space="preserve"> </w:t>
+      </w:r>
+      <w:proofErr w:type="spellStart"/>
+      <w:r>
+        <w:t>creezi</w:t>
+      </w:r>
+      <w:proofErr w:type="spellEnd"/>
+      <w:r>
+        <w:t xml:space="preserve"> un </w:t>
+      </w:r>
+      <w:proofErr w:type="spellStart"/>
+      <w:r>
+        <w:t>cont</w:t>
+      </w:r>
+      <w:proofErr w:type="spellEnd"/>
+      <w:r>
+        <w:t xml:space="preserve"> </w:t>
+      </w:r>
+      <w:proofErr w:type="spellStart"/>
+      <w:r>
+        <w:t>gratuit</w:t>
+      </w:r>
+      <w:proofErr w:type="spellEnd"/>
+      <w:r>
+        <w:t xml:space="preserve">!"* </w:t>
+      </w:r>
+      <w:proofErr w:type="spellStart"/>
+      <w:r>
+        <w:t>Aceste</w:t>
+      </w:r>
+      <w:proofErr w:type="spellEnd"/>
+      <w:r>
+        <w:t xml:space="preserve"> </w:t>
+      </w:r>
+      <w:proofErr w:type="spellStart"/>
+      <w:r>
+        <w:t>două</w:t>
+      </w:r>
+      <w:proofErr w:type="spellEnd"/>
+      <w:r>
+        <w:t xml:space="preserve"> </w:t>
+      </w:r>
+      <w:proofErr w:type="spellStart"/>
+      <w:r>
+        <w:t>limitări</w:t>
+      </w:r>
+      <w:proofErr w:type="spellEnd"/>
+      <w:r>
+        <w:t xml:space="preserve"> sunt </w:t>
+      </w:r>
+      <w:proofErr w:type="spellStart"/>
+      <w:r>
+        <w:t>puse</w:t>
+      </w:r>
+      <w:proofErr w:type="spellEnd"/>
+      <w:r>
+        <w:t xml:space="preserve"> de </w:t>
+      </w:r>
+      <w:proofErr w:type="spellStart"/>
+      <w:r>
+        <w:t>noi</w:t>
+      </w:r>
+      <w:proofErr w:type="spellEnd"/>
+      <w:r>
+        <w:t xml:space="preserve"> </w:t>
+      </w:r>
+      <w:proofErr w:type="spellStart"/>
+      <w:r>
+        <w:t>intenționat</w:t>
+      </w:r>
+      <w:proofErr w:type="spellEnd"/>
+      <w:r>
+        <w:t>, ca o **</w:t>
+      </w:r>
+      <w:proofErr w:type="spellStart"/>
+      <w:r>
+        <w:t>strategie</w:t>
+      </w:r>
+      <w:proofErr w:type="spellEnd"/>
+      <w:r>
+        <w:t xml:space="preserve"> de </w:t>
+      </w:r>
+      <w:proofErr w:type="spellStart"/>
+      <w:r>
+        <w:t>vânzare</w:t>
+      </w:r>
+      <w:proofErr w:type="spellEnd"/>
+      <w:r>
+        <w:t xml:space="preserve">** (ca </w:t>
+      </w:r>
+      <w:proofErr w:type="spellStart"/>
+      <w:r>
+        <w:t>să</w:t>
+      </w:r>
+      <w:proofErr w:type="spellEnd"/>
+      <w:r>
+        <w:t xml:space="preserve"> se </w:t>
+      </w:r>
+      <w:proofErr w:type="spellStart"/>
+      <w:r>
+        <w:t>lovească</w:t>
+      </w:r>
+      <w:proofErr w:type="spellEnd"/>
+      <w:r>
+        <w:t xml:space="preserve"> de "</w:t>
+      </w:r>
+      <w:proofErr w:type="spellStart"/>
+      <w:r>
+        <w:t>Zid</w:t>
+      </w:r>
+      <w:proofErr w:type="spellEnd"/>
+      <w:r>
+        <w:t xml:space="preserve">" </w:t>
+      </w:r>
+      <w:proofErr w:type="spellStart"/>
+      <w:r>
+        <w:t>și</w:t>
+      </w:r>
+      <w:proofErr w:type="spellEnd"/>
+      <w:r>
+        <w:t xml:space="preserve"> </w:t>
+      </w:r>
+      <w:proofErr w:type="spellStart"/>
+      <w:r>
+        <w:t>să-și</w:t>
+      </w:r>
+      <w:proofErr w:type="spellEnd"/>
+      <w:r>
+        <w:t xml:space="preserve"> </w:t>
+      </w:r>
+      <w:proofErr w:type="spellStart"/>
+      <w:r>
+        <w:t>facă</w:t>
+      </w:r>
+      <w:proofErr w:type="spellEnd"/>
+      <w:r>
+        <w:t xml:space="preserve"> </w:t>
+      </w:r>
+      <w:proofErr w:type="spellStart"/>
+      <w:r>
+        <w:t>cont</w:t>
+      </w:r>
+      <w:proofErr w:type="spellEnd"/>
+      <w:r>
+        <w:t>).</w:t>
+      </w:r>
+    </w:p>
+    <w:p>
+      <w:r>
+        <w:t xml:space="preserve">Perfect! Ne-am </w:t>
+      </w:r>
+      <w:proofErr w:type="spellStart"/>
+      <w:r>
+        <w:t>aliniat</w:t>
+      </w:r>
+      <w:proofErr w:type="spellEnd"/>
+      <w:r>
+        <w:t xml:space="preserve"> 100%. </w:t>
+      </w:r>
+      <w:proofErr w:type="spellStart"/>
+      <w:r>
+        <w:t>Limitele</w:t>
+      </w:r>
+      <w:proofErr w:type="spellEnd"/>
+      <w:r>
+        <w:t xml:space="preserve"> au </w:t>
+      </w:r>
+      <w:proofErr w:type="spellStart"/>
+      <w:r>
+        <w:t>rămas</w:t>
+      </w:r>
+      <w:proofErr w:type="spellEnd"/>
+      <w:r>
+        <w:t xml:space="preserve"> exact </w:t>
+      </w:r>
+      <w:proofErr w:type="spellStart"/>
+      <w:r>
+        <w:t>acelea</w:t>
+      </w:r>
+      <w:proofErr w:type="spellEnd"/>
+      <w:r>
+        <w:t xml:space="preserve"> (1 </w:t>
+      </w:r>
+      <w:proofErr w:type="spellStart"/>
+      <w:r>
+        <w:t>Generare</w:t>
+      </w:r>
+      <w:proofErr w:type="spellEnd"/>
+      <w:r>
+        <w:t xml:space="preserve">, 2 </w:t>
+      </w:r>
+      <w:proofErr w:type="spellStart"/>
+      <w:r>
+        <w:t>Editări</w:t>
+      </w:r>
+      <w:proofErr w:type="spellEnd"/>
+      <w:r>
+        <w:t xml:space="preserve">), </w:t>
+      </w:r>
+      <w:proofErr w:type="spellStart"/>
+      <w:r>
+        <w:t>iar</w:t>
+      </w:r>
+      <w:proofErr w:type="spellEnd"/>
+      <w:r>
+        <w:t xml:space="preserve"> "</w:t>
+      </w:r>
+      <w:proofErr w:type="spellStart"/>
+      <w:r>
+        <w:t>Inspiră-mă</w:t>
+      </w:r>
+      <w:proofErr w:type="spellEnd"/>
+      <w:r>
+        <w:t xml:space="preserve">" </w:t>
+      </w:r>
+      <w:proofErr w:type="spellStart"/>
+      <w:r>
+        <w:t>rămâne</w:t>
+      </w:r>
+      <w:proofErr w:type="spellEnd"/>
+      <w:r>
+        <w:t xml:space="preserve"> </w:t>
+      </w:r>
+      <w:proofErr w:type="spellStart"/>
+      <w:r>
+        <w:t>nelimitat</w:t>
+      </w:r>
+      <w:proofErr w:type="spellEnd"/>
+      <w:r>
+        <w:t xml:space="preserve"> </w:t>
+      </w:r>
+      <w:proofErr w:type="spellStart"/>
+      <w:r>
+        <w:t>pentru</w:t>
+      </w:r>
+      <w:proofErr w:type="spellEnd"/>
+      <w:r>
+        <w:t xml:space="preserve"> o </w:t>
+      </w:r>
+      <w:proofErr w:type="spellStart"/>
+      <w:r>
+        <w:t>experiență</w:t>
+      </w:r>
+      <w:proofErr w:type="spellEnd"/>
+      <w:r>
+        <w:t xml:space="preserve"> </w:t>
+      </w:r>
+      <w:proofErr w:type="spellStart"/>
+      <w:r>
+        <w:t>perfectă</w:t>
+      </w:r>
+      <w:proofErr w:type="spellEnd"/>
+      <w:r>
+        <w:t>.</w:t>
+      </w:r>
+    </w:p>
+    <w:p>
+      <w:proofErr w:type="spellStart"/>
+      <w:r>
+        <w:t>Totul</w:t>
+      </w:r>
+      <w:proofErr w:type="spellEnd"/>
+      <w:r>
+        <w:t xml:space="preserve"> pe </w:t>
+      </w:r>
+      <w:proofErr w:type="spellStart"/>
+      <w:r>
+        <w:t>pagina</w:t>
+      </w:r>
+      <w:proofErr w:type="spellEnd"/>
+      <w:r>
+        <w:t xml:space="preserve"> de Demo </w:t>
       </w:r>
       <w:proofErr w:type="spellStart"/>
       <w:r>
@@ -19058,100 +20018,50 @@
       </w:r>
       <w:proofErr w:type="spellEnd"/>
       <w:r>
-        <w:t xml:space="preserve"> de sub </w:t>
-      </w:r>
-      <w:r>
-        <w:rPr>
-          <w:b/>
-          <w:bCs/>
-        </w:rPr>
-        <w:t xml:space="preserve">0.0001 </w:t>
-      </w:r>
-      <w:proofErr w:type="spellStart"/>
-      <w:r>
-        <w:rPr>
-          <w:b/>
-          <w:bCs/>
-        </w:rPr>
-        <w:t>dolari</w:t>
-      </w:r>
-      <w:proofErr w:type="spellEnd"/>
-      <w:r>
-        <w:t> (</w:t>
-      </w:r>
-      <w:proofErr w:type="spellStart"/>
-      <w:r>
-        <w:t>adică</w:t>
-      </w:r>
-      <w:proofErr w:type="spellEnd"/>
-      <w:r>
-        <w:t xml:space="preserve"> </w:t>
-      </w:r>
-      <w:proofErr w:type="spellStart"/>
-      <w:r>
-        <w:t>îți</w:t>
-      </w:r>
-      <w:proofErr w:type="spellEnd"/>
-      <w:r>
-        <w:t xml:space="preserve"> </w:t>
-      </w:r>
-      <w:proofErr w:type="spellStart"/>
-      <w:r>
-        <w:t>trebuie</w:t>
-      </w:r>
-      <w:proofErr w:type="spellEnd"/>
-      <w:r>
-        <w:t xml:space="preserve"> 10.000 de </w:t>
-      </w:r>
-      <w:proofErr w:type="spellStart"/>
-      <w:r>
-        <w:t>vizitatori</w:t>
-      </w:r>
-      <w:proofErr w:type="spellEnd"/>
-      <w:r>
-        <w:t xml:space="preserve"> care </w:t>
-      </w:r>
-      <w:proofErr w:type="spellStart"/>
-      <w:r>
-        <w:t>dau</w:t>
-      </w:r>
-      <w:proofErr w:type="spellEnd"/>
-      <w:r>
-        <w:t xml:space="preserve"> click-</w:t>
-      </w:r>
-      <w:proofErr w:type="spellStart"/>
-      <w:r>
-        <w:t>uri</w:t>
-      </w:r>
-      <w:proofErr w:type="spellEnd"/>
-      <w:r>
-        <w:t xml:space="preserve"> ca </w:t>
-      </w:r>
-      <w:proofErr w:type="spellStart"/>
-      <w:r>
-        <w:t>să</w:t>
-      </w:r>
-      <w:proofErr w:type="spellEnd"/>
-      <w:r>
-        <w:t xml:space="preserve"> </w:t>
-      </w:r>
-      <w:proofErr w:type="spellStart"/>
-      <w:r>
-        <w:t>plătești</w:t>
-      </w:r>
-      <w:proofErr w:type="spellEnd"/>
-      <w:r>
-        <w:t xml:space="preserve"> 1 </w:t>
-      </w:r>
-      <w:proofErr w:type="spellStart"/>
-      <w:r>
-        <w:t>dolar</w:t>
-      </w:r>
-      <w:proofErr w:type="spellEnd"/>
-      <w:r>
-        <w:t>).</w:t>
+        <w:t xml:space="preserve"> </w:t>
+      </w:r>
+      <w:proofErr w:type="spellStart"/>
+      <w:r>
+        <w:t>complet</w:t>
+      </w:r>
+      <w:proofErr w:type="spellEnd"/>
+      <w:r>
+        <w:t xml:space="preserve"> </w:t>
+      </w:r>
+      <w:proofErr w:type="spellStart"/>
+      <w:r>
+        <w:t>funcțional</w:t>
+      </w:r>
+      <w:proofErr w:type="spellEnd"/>
+      <w:r>
+        <w:t xml:space="preserve"> </w:t>
+      </w:r>
+      <w:proofErr w:type="spellStart"/>
+      <w:r>
+        <w:t>și</w:t>
+      </w:r>
+      <w:proofErr w:type="spellEnd"/>
+      <w:r>
+        <w:t xml:space="preserve"> </w:t>
+      </w:r>
+      <w:proofErr w:type="spellStart"/>
+      <w:r>
+        <w:t>limitat</w:t>
+      </w:r>
+      <w:proofErr w:type="spellEnd"/>
+      <w:r>
+        <w:t xml:space="preserve"> exact cum am </w:t>
+      </w:r>
+      <w:proofErr w:type="spellStart"/>
+      <w:r>
+        <w:t>plănuit</w:t>
+      </w:r>
+      <w:proofErr w:type="spellEnd"/>
+      <w:r>
+        <w:t>.</w:t>
       </w:r>
     </w:p>
+    <w:p/>
     <w:sectPr>
       <w:pgSz w:w="12240" w:h="15840"/>
       <w:pgMar w:top="1440" w:right="1440" w:bottom="1440" w:left="1440" w:header="720" w:footer="720" w:gutter="0"/>

--- a/google_adsens.docx
+++ b/google_adsens.docx
@@ -4117,15 +4117,7 @@
       </w:r>
       <w:proofErr w:type="spellEnd"/>
       <w:r>
-        <w:t xml:space="preserve"> le-</w:t>
-      </w:r>
-      <w:proofErr w:type="gramStart"/>
-      <w:r>
-        <w:t>a</w:t>
-      </w:r>
-      <w:proofErr w:type="gramEnd"/>
-      <w:r>
-        <w:t xml:space="preserve"> </w:t>
+        <w:t xml:space="preserve"> le-a </w:t>
       </w:r>
       <w:proofErr w:type="spellStart"/>
       <w:r>
@@ -7696,15 +7688,7 @@
       </w:r>
       <w:proofErr w:type="spellEnd"/>
       <w:r>
-        <w:t xml:space="preserve"> le-</w:t>
-      </w:r>
-      <w:proofErr w:type="gramStart"/>
-      <w:r>
-        <w:t>a</w:t>
-      </w:r>
-      <w:proofErr w:type="gramEnd"/>
-      <w:r>
-        <w:t xml:space="preserve"> </w:t>
+        <w:t xml:space="preserve"> le-a </w:t>
       </w:r>
       <w:proofErr w:type="spellStart"/>
       <w:r>
@@ -10993,15 +10977,7 @@
       </w:r>
       <w:proofErr w:type="spellEnd"/>
       <w:r>
-        <w:t xml:space="preserve"> </w:t>
-      </w:r>
-      <w:proofErr w:type="gramStart"/>
-      <w:r>
-        <w:t>un plan</w:t>
-      </w:r>
-      <w:proofErr w:type="gramEnd"/>
-      <w:r>
-        <w:t xml:space="preserve"> </w:t>
+        <w:t xml:space="preserve"> un plan </w:t>
       </w:r>
       <w:proofErr w:type="spellStart"/>
       <w:r>
@@ -16017,12 +15993,10 @@
         <w:t xml:space="preserve"> de pe TikTok, Facebook, Instagram, Telegram </w:t>
       </w:r>
       <w:proofErr w:type="spellStart"/>
-      <w:proofErr w:type="gramStart"/>
       <w:r>
         <w:t>etc.Cum</w:t>
       </w:r>
       <w:proofErr w:type="spellEnd"/>
-      <w:proofErr w:type="gramEnd"/>
       <w:r>
         <w:t xml:space="preserve"> </w:t>
       </w:r>
@@ -16093,15 +16067,7 @@
       </w:r>
       <w:proofErr w:type="spellEnd"/>
       <w:r>
-        <w:t xml:space="preserve"> </w:t>
-      </w:r>
-      <w:proofErr w:type="gramStart"/>
-      <w:r>
-        <w:t>un link</w:t>
-      </w:r>
-      <w:proofErr w:type="gramEnd"/>
-      <w:r>
-        <w:t xml:space="preserve"> special, de </w:t>
+        <w:t xml:space="preserve"> un link special, de </w:t>
       </w:r>
       <w:proofErr w:type="spellStart"/>
       <w:r>
@@ -16875,17 +16841,12 @@
         <w:t xml:space="preserve">cum pot </w:t>
       </w:r>
       <w:proofErr w:type="spellStart"/>
-      <w:proofErr w:type="gramStart"/>
       <w:r>
         <w:t>verifica</w:t>
       </w:r>
       <w:proofErr w:type="spellEnd"/>
       <w:r>
-        <w:t xml:space="preserve"> ?</w:t>
-      </w:r>
-      <w:proofErr w:type="gramEnd"/>
-      <w:r>
-        <w:t xml:space="preserve"> am telegram, </w:t>
+        <w:t xml:space="preserve"> ? am telegram, </w:t>
       </w:r>
       <w:proofErr w:type="spellStart"/>
       <w:r>
@@ -17673,15 +17634,7 @@
       </w:r>
       <w:proofErr w:type="spellEnd"/>
       <w:r>
-        <w:t>-</w:t>
-      </w:r>
-      <w:proofErr w:type="gramStart"/>
-      <w:r>
-        <w:t>un Story</w:t>
-      </w:r>
-      <w:proofErr w:type="gramEnd"/>
-      <w:r>
-        <w:t xml:space="preserve"> pe Instagram pe </w:t>
+        <w:t xml:space="preserve">-un Story pe Instagram pe </w:t>
       </w:r>
       <w:proofErr w:type="spellStart"/>
       <w:r>
@@ -19459,15 +19412,7 @@
       </w:r>
       <w:proofErr w:type="spellEnd"/>
       <w:r>
-        <w:t xml:space="preserve"> a </w:t>
-      </w:r>
-      <w:proofErr w:type="gramStart"/>
-      <w:r>
-        <w:t>continua</w:t>
-      </w:r>
-      <w:proofErr w:type="gramEnd"/>
-      <w:r>
-        <w:t xml:space="preserve">."* 2. **Are </w:t>
+        <w:t xml:space="preserve"> a continua."* 2. **Are </w:t>
       </w:r>
       <w:proofErr w:type="spellStart"/>
       <w:r>
@@ -19507,15 +19452,7 @@
       </w:r>
       <w:proofErr w:type="spellEnd"/>
       <w:r>
-        <w:t xml:space="preserve"> EXACT DE DOUĂ </w:t>
-      </w:r>
-      <w:proofErr w:type="gramStart"/>
-      <w:r>
-        <w:t>ORI.*</w:t>
-      </w:r>
-      <w:proofErr w:type="gramEnd"/>
-      <w:r>
-        <w:t xml:space="preserve">* (Ex: </w:t>
+        <w:t xml:space="preserve"> EXACT DE DOUĂ ORI.** (Ex: </w:t>
       </w:r>
       <w:proofErr w:type="spellStart"/>
       <w:r>
@@ -20061,7 +19998,3462 @@
         <w:t>.</w:t>
       </w:r>
     </w:p>
+    <w:p>
+      <w:proofErr w:type="spellStart"/>
+      <w:r>
+        <w:t>Acum</w:t>
+      </w:r>
+      <w:proofErr w:type="spellEnd"/>
+      <w:r>
+        <w:t xml:space="preserve"> </w:t>
+      </w:r>
+      <w:proofErr w:type="spellStart"/>
+      <w:r>
+        <w:t>înțeleg</w:t>
+      </w:r>
+      <w:proofErr w:type="spellEnd"/>
+      <w:r>
+        <w:t xml:space="preserve">! Ai </w:t>
+      </w:r>
+      <w:proofErr w:type="spellStart"/>
+      <w:r>
+        <w:t>dreptate</w:t>
+      </w:r>
+      <w:proofErr w:type="spellEnd"/>
+      <w:r>
+        <w:t xml:space="preserve">, </w:t>
+      </w:r>
+      <w:proofErr w:type="spellStart"/>
+      <w:r>
+        <w:t>este</w:t>
+      </w:r>
+      <w:proofErr w:type="spellEnd"/>
+      <w:r>
+        <w:t xml:space="preserve"> </w:t>
+      </w:r>
+      <w:proofErr w:type="spellStart"/>
+      <w:r>
+        <w:t>foarte</w:t>
+      </w:r>
+      <w:proofErr w:type="spellEnd"/>
+      <w:r>
+        <w:t xml:space="preserve"> </w:t>
+      </w:r>
+      <w:proofErr w:type="spellStart"/>
+      <w:r>
+        <w:t>frustrant</w:t>
+      </w:r>
+      <w:proofErr w:type="spellEnd"/>
+      <w:r>
+        <w:t xml:space="preserve"> </w:t>
+      </w:r>
+      <w:proofErr w:type="spellStart"/>
+      <w:r>
+        <w:t>să</w:t>
+      </w:r>
+      <w:proofErr w:type="spellEnd"/>
+      <w:r>
+        <w:t xml:space="preserve"> </w:t>
+      </w:r>
+      <w:proofErr w:type="spellStart"/>
+      <w:r>
+        <w:t>lucrezi</w:t>
+      </w:r>
+      <w:proofErr w:type="spellEnd"/>
+      <w:r>
+        <w:t xml:space="preserve"> </w:t>
+      </w:r>
+      <w:proofErr w:type="spellStart"/>
+      <w:r>
+        <w:t>și</w:t>
+      </w:r>
+      <w:proofErr w:type="spellEnd"/>
+      <w:r>
+        <w:t xml:space="preserve"> </w:t>
+      </w:r>
+      <w:proofErr w:type="spellStart"/>
+      <w:r>
+        <w:t>să</w:t>
+      </w:r>
+      <w:proofErr w:type="spellEnd"/>
+      <w:r>
+        <w:t xml:space="preserve"> </w:t>
+      </w:r>
+      <w:proofErr w:type="spellStart"/>
+      <w:r>
+        <w:t>te</w:t>
+      </w:r>
+      <w:proofErr w:type="spellEnd"/>
+      <w:r>
+        <w:t xml:space="preserve"> </w:t>
+      </w:r>
+      <w:proofErr w:type="spellStart"/>
+      <w:r>
+        <w:t>blocheze</w:t>
+      </w:r>
+      <w:proofErr w:type="spellEnd"/>
+      <w:r>
+        <w:t xml:space="preserve"> </w:t>
+      </w:r>
+      <w:proofErr w:type="spellStart"/>
+      <w:r>
+        <w:t>propriile</w:t>
+      </w:r>
+      <w:proofErr w:type="spellEnd"/>
+      <w:r>
+        <w:t xml:space="preserve"> tale </w:t>
+      </w:r>
+      <w:proofErr w:type="spellStart"/>
+      <w:r>
+        <w:t>limite</w:t>
+      </w:r>
+      <w:proofErr w:type="spellEnd"/>
+      <w:r>
+        <w:t xml:space="preserve"> </w:t>
+      </w:r>
+      <w:proofErr w:type="spellStart"/>
+      <w:r>
+        <w:t>atunci</w:t>
+      </w:r>
+      <w:proofErr w:type="spellEnd"/>
+      <w:r>
+        <w:t xml:space="preserve"> </w:t>
+      </w:r>
+      <w:proofErr w:type="spellStart"/>
+      <w:r>
+        <w:t>când</w:t>
+      </w:r>
+      <w:proofErr w:type="spellEnd"/>
+      <w:r>
+        <w:t xml:space="preserve"> </w:t>
+      </w:r>
+      <w:proofErr w:type="spellStart"/>
+      <w:r>
+        <w:t>vrei</w:t>
+      </w:r>
+      <w:proofErr w:type="spellEnd"/>
+      <w:r>
+        <w:t xml:space="preserve"> </w:t>
+      </w:r>
+      <w:proofErr w:type="spellStart"/>
+      <w:r>
+        <w:t>să</w:t>
+      </w:r>
+      <w:proofErr w:type="spellEnd"/>
+      <w:r>
+        <w:t xml:space="preserve"> </w:t>
+      </w:r>
+      <w:proofErr w:type="spellStart"/>
+      <w:r>
+        <w:t>testezi</w:t>
+      </w:r>
+      <w:proofErr w:type="spellEnd"/>
+      <w:r>
+        <w:t xml:space="preserve"> ca administrator.</w:t>
+      </w:r>
+    </w:p>
+    <w:p>
+      <w:r>
+        <w:t xml:space="preserve">Am </w:t>
+      </w:r>
+      <w:proofErr w:type="spellStart"/>
+      <w:r>
+        <w:t>creat</w:t>
+      </w:r>
+      <w:proofErr w:type="spellEnd"/>
+      <w:r>
+        <w:t xml:space="preserve"> </w:t>
+      </w:r>
+      <w:proofErr w:type="spellStart"/>
+      <w:r>
+        <w:t>acum</w:t>
+      </w:r>
+      <w:proofErr w:type="spellEnd"/>
+      <w:r>
+        <w:t xml:space="preserve"> o "</w:t>
+      </w:r>
+      <w:proofErr w:type="spellStart"/>
+      <w:r>
+        <w:t>ușă</w:t>
+      </w:r>
+      <w:proofErr w:type="spellEnd"/>
+      <w:r>
+        <w:t xml:space="preserve"> din spate" (un link secret) pe care o </w:t>
+      </w:r>
+      <w:proofErr w:type="spellStart"/>
+      <w:r>
+        <w:t>poți</w:t>
+      </w:r>
+      <w:proofErr w:type="spellEnd"/>
+      <w:r>
+        <w:t xml:space="preserve"> </w:t>
+      </w:r>
+      <w:proofErr w:type="spellStart"/>
+      <w:r>
+        <w:t>folosi</w:t>
+      </w:r>
+      <w:proofErr w:type="spellEnd"/>
+      <w:r>
+        <w:t> </w:t>
+      </w:r>
+      <w:proofErr w:type="spellStart"/>
+      <w:r>
+        <w:rPr>
+          <w:b/>
+          <w:bCs/>
+        </w:rPr>
+        <w:t>doar</w:t>
+      </w:r>
+      <w:proofErr w:type="spellEnd"/>
+      <w:r>
+        <w:rPr>
+          <w:b/>
+          <w:bCs/>
+        </w:rPr>
+        <w:t xml:space="preserve"> </w:t>
+      </w:r>
+      <w:proofErr w:type="spellStart"/>
+      <w:r>
+        <w:rPr>
+          <w:b/>
+          <w:bCs/>
+        </w:rPr>
+        <w:t>tu</w:t>
+      </w:r>
+      <w:proofErr w:type="spellEnd"/>
+      <w:r>
+        <w:t xml:space="preserve">, ca </w:t>
+      </w:r>
+      <w:proofErr w:type="spellStart"/>
+      <w:r>
+        <w:t>să</w:t>
+      </w:r>
+      <w:proofErr w:type="spellEnd"/>
+      <w:r>
+        <w:t xml:space="preserve"> </w:t>
+      </w:r>
+      <w:proofErr w:type="spellStart"/>
+      <w:r>
+        <w:t>testezi</w:t>
+      </w:r>
+      <w:proofErr w:type="spellEnd"/>
+      <w:r>
+        <w:t xml:space="preserve"> </w:t>
+      </w:r>
+      <w:proofErr w:type="spellStart"/>
+      <w:r>
+        <w:t>complet</w:t>
+      </w:r>
+      <w:proofErr w:type="spellEnd"/>
+      <w:r>
+        <w:t xml:space="preserve"> </w:t>
+      </w:r>
+      <w:proofErr w:type="spellStart"/>
+      <w:r>
+        <w:t>nestingherită</w:t>
+      </w:r>
+      <w:proofErr w:type="spellEnd"/>
+      <w:r>
+        <w:t xml:space="preserve">, </w:t>
+      </w:r>
+      <w:proofErr w:type="spellStart"/>
+      <w:r>
+        <w:t>fără</w:t>
+      </w:r>
+      <w:proofErr w:type="spellEnd"/>
+      <w:r>
+        <w:t xml:space="preserve"> </w:t>
+      </w:r>
+      <w:proofErr w:type="spellStart"/>
+      <w:r>
+        <w:t>nicio</w:t>
+      </w:r>
+      <w:proofErr w:type="spellEnd"/>
+      <w:r>
+        <w:t xml:space="preserve"> </w:t>
+      </w:r>
+      <w:proofErr w:type="spellStart"/>
+      <w:r>
+        <w:t>limită</w:t>
+      </w:r>
+      <w:proofErr w:type="spellEnd"/>
+      <w:r>
+        <w:t xml:space="preserve"> de </w:t>
+      </w:r>
+      <w:proofErr w:type="spellStart"/>
+      <w:r>
+        <w:t>generare</w:t>
+      </w:r>
+      <w:proofErr w:type="spellEnd"/>
+      <w:r>
+        <w:t xml:space="preserve"> </w:t>
+      </w:r>
+      <w:proofErr w:type="spellStart"/>
+      <w:r>
+        <w:t>sau</w:t>
+      </w:r>
+      <w:proofErr w:type="spellEnd"/>
+      <w:r>
+        <w:t xml:space="preserve"> de </w:t>
+      </w:r>
+      <w:proofErr w:type="spellStart"/>
+      <w:r>
+        <w:t>editări</w:t>
+      </w:r>
+      <w:proofErr w:type="spellEnd"/>
+      <w:r>
+        <w:t>.</w:t>
+      </w:r>
+    </w:p>
+    <w:p>
+      <w:pPr>
+        <w:rPr>
+          <w:color w:val="47D459" w:themeColor="accent3" w:themeTint="99"/>
+        </w:rPr>
+      </w:pPr>
+      <w:proofErr w:type="spellStart"/>
+      <w:r>
+        <w:t>Pentru</w:t>
+      </w:r>
+      <w:proofErr w:type="spellEnd"/>
+      <w:r>
+        <w:t xml:space="preserve"> a </w:t>
+      </w:r>
+      <w:proofErr w:type="spellStart"/>
+      <w:r>
+        <w:t>ocoli</w:t>
+      </w:r>
+      <w:proofErr w:type="spellEnd"/>
+      <w:r>
+        <w:t xml:space="preserve"> </w:t>
+      </w:r>
+      <w:proofErr w:type="spellStart"/>
+      <w:r>
+        <w:t>toate</w:t>
+      </w:r>
+      <w:proofErr w:type="spellEnd"/>
+      <w:r>
+        <w:t xml:space="preserve"> </w:t>
+      </w:r>
+      <w:proofErr w:type="spellStart"/>
+      <w:r>
+        <w:t>blocajele</w:t>
+      </w:r>
+      <w:proofErr w:type="spellEnd"/>
+      <w:r>
+        <w:t xml:space="preserve">, de </w:t>
+      </w:r>
+      <w:proofErr w:type="spellStart"/>
+      <w:r>
+        <w:t>acum</w:t>
+      </w:r>
+      <w:proofErr w:type="spellEnd"/>
+      <w:r>
+        <w:t xml:space="preserve"> </w:t>
+      </w:r>
+      <w:proofErr w:type="spellStart"/>
+      <w:r>
+        <w:t>înainte</w:t>
+      </w:r>
+      <w:proofErr w:type="spellEnd"/>
+      <w:r>
+        <w:t xml:space="preserve"> </w:t>
+      </w:r>
+      <w:proofErr w:type="spellStart"/>
+      <w:r>
+        <w:t>intră</w:t>
+      </w:r>
+      <w:proofErr w:type="spellEnd"/>
+      <w:r>
+        <w:t xml:space="preserve"> pe Demo </w:t>
+      </w:r>
+      <w:proofErr w:type="spellStart"/>
+      <w:r>
+        <w:t>folosind</w:t>
+      </w:r>
+      <w:proofErr w:type="spellEnd"/>
+      <w:r>
+        <w:t xml:space="preserve"> </w:t>
+      </w:r>
+      <w:proofErr w:type="spellStart"/>
+      <w:r>
+        <w:t>acest</w:t>
+      </w:r>
+      <w:proofErr w:type="spellEnd"/>
+      <w:r>
+        <w:t xml:space="preserve"> link: </w:t>
+      </w:r>
+      <w:r>
+        <w:rPr>
+          <w:rFonts w:ascii="Segoe UI Emoji" w:hAnsi="Segoe UI Emoji" w:cs="Segoe UI Emoji"/>
+          <w:color w:val="47D459" w:themeColor="accent3" w:themeTint="99"/>
+        </w:rPr>
+        <w:t>👉</w:t>
+      </w:r>
+      <w:r>
+        <w:rPr>
+          <w:color w:val="47D459" w:themeColor="accent3" w:themeTint="99"/>
+        </w:rPr>
+        <w:t> </w:t>
+      </w:r>
+      <w:hyperlink r:id="rId9" w:history="1">
+        <w:r>
+          <w:rPr>
+            <w:rStyle w:val="Hyperlink"/>
+            <w:b/>
+            <w:bCs/>
+            <w:color w:val="47D459" w:themeColor="accent3" w:themeTint="99"/>
+          </w:rPr>
+          <w:t>https://ideea-ta-ai.vercel.app/start?dev=true</w:t>
+        </w:r>
+      </w:hyperlink>
+    </w:p>
+    <w:p>
+      <w:r>
+        <w:t xml:space="preserve">Acel </w:t>
+      </w:r>
+      <w:proofErr w:type="spellStart"/>
+      <w:r>
+        <w:t>cuvânt</w:t>
+      </w:r>
+      <w:proofErr w:type="spellEnd"/>
+      <w:r>
+        <w:t xml:space="preserve"> ?dev=true de la </w:t>
+      </w:r>
+      <w:proofErr w:type="spellStart"/>
+      <w:r>
+        <w:t>finalul</w:t>
+      </w:r>
+      <w:proofErr w:type="spellEnd"/>
+      <w:r>
+        <w:t xml:space="preserve"> link-</w:t>
+      </w:r>
+      <w:proofErr w:type="spellStart"/>
+      <w:r>
+        <w:t>ului</w:t>
+      </w:r>
+      <w:proofErr w:type="spellEnd"/>
+      <w:r>
+        <w:t xml:space="preserve"> </w:t>
+      </w:r>
+      <w:proofErr w:type="spellStart"/>
+      <w:r>
+        <w:t>îi</w:t>
+      </w:r>
+      <w:proofErr w:type="spellEnd"/>
+      <w:r>
+        <w:t xml:space="preserve"> </w:t>
+      </w:r>
+      <w:proofErr w:type="spellStart"/>
+      <w:r>
+        <w:t>spune</w:t>
+      </w:r>
+      <w:proofErr w:type="spellEnd"/>
+      <w:r>
+        <w:t xml:space="preserve"> </w:t>
+      </w:r>
+      <w:proofErr w:type="spellStart"/>
+      <w:r>
+        <w:t>codului</w:t>
+      </w:r>
+      <w:proofErr w:type="spellEnd"/>
+      <w:r>
+        <w:t xml:space="preserve"> meu: </w:t>
+      </w:r>
+      <w:r>
+        <w:rPr>
+          <w:i/>
+          <w:iCs/>
+        </w:rPr>
+        <w:t>"</w:t>
+      </w:r>
+      <w:proofErr w:type="spellStart"/>
+      <w:r>
+        <w:rPr>
+          <w:i/>
+          <w:iCs/>
+        </w:rPr>
+        <w:t>Ignoră</w:t>
+      </w:r>
+      <w:proofErr w:type="spellEnd"/>
+      <w:r>
+        <w:rPr>
+          <w:i/>
+          <w:iCs/>
+        </w:rPr>
+        <w:t xml:space="preserve"> </w:t>
+      </w:r>
+      <w:proofErr w:type="spellStart"/>
+      <w:r>
+        <w:rPr>
+          <w:i/>
+          <w:iCs/>
+        </w:rPr>
+        <w:t>regulile</w:t>
+      </w:r>
+      <w:proofErr w:type="spellEnd"/>
+      <w:r>
+        <w:rPr>
+          <w:i/>
+          <w:iCs/>
+        </w:rPr>
+        <w:t xml:space="preserve">, sunt </w:t>
+      </w:r>
+      <w:proofErr w:type="spellStart"/>
+      <w:r>
+        <w:rPr>
+          <w:i/>
+          <w:iCs/>
+        </w:rPr>
+        <w:t>eu</w:t>
+      </w:r>
+      <w:proofErr w:type="spellEnd"/>
+      <w:r>
+        <w:rPr>
+          <w:i/>
+          <w:iCs/>
+        </w:rPr>
+        <w:t xml:space="preserve">, </w:t>
+      </w:r>
+      <w:proofErr w:type="spellStart"/>
+      <w:r>
+        <w:rPr>
+          <w:i/>
+          <w:iCs/>
+        </w:rPr>
+        <w:t>lasă-mă</w:t>
+      </w:r>
+      <w:proofErr w:type="spellEnd"/>
+      <w:r>
+        <w:rPr>
+          <w:i/>
+          <w:iCs/>
+        </w:rPr>
+        <w:t xml:space="preserve"> </w:t>
+      </w:r>
+      <w:proofErr w:type="spellStart"/>
+      <w:r>
+        <w:rPr>
+          <w:i/>
+          <w:iCs/>
+        </w:rPr>
+        <w:t>să</w:t>
+      </w:r>
+      <w:proofErr w:type="spellEnd"/>
+      <w:r>
+        <w:rPr>
+          <w:i/>
+          <w:iCs/>
+        </w:rPr>
+        <w:t xml:space="preserve"> </w:t>
+      </w:r>
+      <w:proofErr w:type="spellStart"/>
+      <w:r>
+        <w:rPr>
+          <w:i/>
+          <w:iCs/>
+        </w:rPr>
+        <w:t>testez</w:t>
+      </w:r>
+      <w:proofErr w:type="spellEnd"/>
+      <w:r>
+        <w:rPr>
+          <w:i/>
+          <w:iCs/>
+        </w:rPr>
+        <w:t xml:space="preserve"> la </w:t>
+      </w:r>
+      <w:proofErr w:type="spellStart"/>
+      <w:r>
+        <w:rPr>
+          <w:i/>
+          <w:iCs/>
+        </w:rPr>
+        <w:t>infinit</w:t>
+      </w:r>
+      <w:proofErr w:type="spellEnd"/>
+      <w:r>
+        <w:rPr>
+          <w:i/>
+          <w:iCs/>
+        </w:rPr>
+        <w:t>"</w:t>
+      </w:r>
+      <w:r>
+        <w:t xml:space="preserve">. </w:t>
+      </w:r>
+      <w:proofErr w:type="spellStart"/>
+      <w:r>
+        <w:t>Vizitatorii</w:t>
+      </w:r>
+      <w:proofErr w:type="spellEnd"/>
+      <w:r>
+        <w:t xml:space="preserve"> de pe TikTok, evident, </w:t>
+      </w:r>
+      <w:proofErr w:type="spellStart"/>
+      <w:r>
+        <w:t>vor</w:t>
+      </w:r>
+      <w:proofErr w:type="spellEnd"/>
+      <w:r>
+        <w:t xml:space="preserve"> intra </w:t>
+      </w:r>
+      <w:proofErr w:type="spellStart"/>
+      <w:r>
+        <w:t>doar</w:t>
+      </w:r>
+      <w:proofErr w:type="spellEnd"/>
+      <w:r>
+        <w:t xml:space="preserve"> pe link-ul normal (</w:t>
+      </w:r>
+      <w:proofErr w:type="spellStart"/>
+      <w:r>
+        <w:t>fără</w:t>
+      </w:r>
+      <w:proofErr w:type="spellEnd"/>
+      <w:r>
+        <w:t xml:space="preserve"> </w:t>
+      </w:r>
+      <w:proofErr w:type="spellStart"/>
+      <w:r>
+        <w:t>partea</w:t>
+      </w:r>
+      <w:proofErr w:type="spellEnd"/>
+      <w:r>
+        <w:t xml:space="preserve"> cu dev=true) </w:t>
+      </w:r>
+      <w:proofErr w:type="spellStart"/>
+      <w:r>
+        <w:t>și</w:t>
+      </w:r>
+      <w:proofErr w:type="spellEnd"/>
+      <w:r>
+        <w:t xml:space="preserve"> </w:t>
+      </w:r>
+      <w:proofErr w:type="spellStart"/>
+      <w:r>
+        <w:t>ei</w:t>
+      </w:r>
+      <w:proofErr w:type="spellEnd"/>
+      <w:r>
+        <w:t xml:space="preserve"> </w:t>
+      </w:r>
+      <w:proofErr w:type="spellStart"/>
+      <w:r>
+        <w:t>vor</w:t>
+      </w:r>
+      <w:proofErr w:type="spellEnd"/>
+      <w:r>
+        <w:t xml:space="preserve"> fi </w:t>
+      </w:r>
+      <w:proofErr w:type="spellStart"/>
+      <w:r>
+        <w:t>blocați</w:t>
+      </w:r>
+      <w:proofErr w:type="spellEnd"/>
+      <w:r>
+        <w:t xml:space="preserve"> conform </w:t>
+      </w:r>
+      <w:proofErr w:type="spellStart"/>
+      <w:r>
+        <w:t>planului</w:t>
+      </w:r>
+      <w:proofErr w:type="spellEnd"/>
+      <w:r>
+        <w:t>!</w:t>
+      </w:r>
+    </w:p>
+    <w:p>
+      <w:r>
+        <w:rPr>
+          <w:i/>
+          <w:iCs/>
+        </w:rPr>
+        <w:t xml:space="preserve">P.S. </w:t>
+      </w:r>
+      <w:proofErr w:type="spellStart"/>
+      <w:r>
+        <w:rPr>
+          <w:i/>
+          <w:iCs/>
+        </w:rPr>
+        <w:t>Ține</w:t>
+      </w:r>
+      <w:proofErr w:type="spellEnd"/>
+      <w:r>
+        <w:rPr>
+          <w:i/>
+          <w:iCs/>
+        </w:rPr>
+        <w:t xml:space="preserve"> </w:t>
+      </w:r>
+      <w:proofErr w:type="spellStart"/>
+      <w:r>
+        <w:rPr>
+          <w:i/>
+          <w:iCs/>
+        </w:rPr>
+        <w:t>minte</w:t>
+      </w:r>
+      <w:proofErr w:type="spellEnd"/>
+      <w:r>
+        <w:rPr>
+          <w:i/>
+          <w:iCs/>
+        </w:rPr>
+        <w:t xml:space="preserve"> </w:t>
+      </w:r>
+      <w:proofErr w:type="spellStart"/>
+      <w:r>
+        <w:rPr>
+          <w:i/>
+          <w:iCs/>
+        </w:rPr>
+        <w:t>doar</w:t>
+      </w:r>
+      <w:proofErr w:type="spellEnd"/>
+      <w:r>
+        <w:rPr>
+          <w:i/>
+          <w:iCs/>
+        </w:rPr>
+        <w:t xml:space="preserve"> </w:t>
+      </w:r>
+      <w:proofErr w:type="spellStart"/>
+      <w:r>
+        <w:rPr>
+          <w:i/>
+          <w:iCs/>
+        </w:rPr>
+        <w:t>că</w:t>
+      </w:r>
+      <w:proofErr w:type="spellEnd"/>
+      <w:r>
+        <w:rPr>
+          <w:i/>
+          <w:iCs/>
+        </w:rPr>
+        <w:t xml:space="preserve">, </w:t>
+      </w:r>
+      <w:proofErr w:type="spellStart"/>
+      <w:r>
+        <w:rPr>
+          <w:i/>
+          <w:iCs/>
+        </w:rPr>
+        <w:t>deși</w:t>
+      </w:r>
+      <w:proofErr w:type="spellEnd"/>
+      <w:r>
+        <w:rPr>
+          <w:i/>
+          <w:iCs/>
+        </w:rPr>
+        <w:t xml:space="preserve"> pe Demo ai </w:t>
+      </w:r>
+      <w:proofErr w:type="spellStart"/>
+      <w:r>
+        <w:rPr>
+          <w:i/>
+          <w:iCs/>
+        </w:rPr>
+        <w:t>scăpat</w:t>
+      </w:r>
+      <w:proofErr w:type="spellEnd"/>
+      <w:r>
+        <w:rPr>
+          <w:i/>
+          <w:iCs/>
+        </w:rPr>
+        <w:t xml:space="preserve"> de </w:t>
+      </w:r>
+      <w:proofErr w:type="spellStart"/>
+      <w:r>
+        <w:rPr>
+          <w:i/>
+          <w:iCs/>
+        </w:rPr>
+        <w:t>limita</w:t>
+      </w:r>
+      <w:proofErr w:type="spellEnd"/>
+      <w:r>
+        <w:rPr>
+          <w:i/>
+          <w:iCs/>
+        </w:rPr>
+        <w:t xml:space="preserve"> </w:t>
+      </w:r>
+      <w:proofErr w:type="spellStart"/>
+      <w:r>
+        <w:rPr>
+          <w:i/>
+          <w:iCs/>
+        </w:rPr>
+        <w:t>pusă</w:t>
+      </w:r>
+      <w:proofErr w:type="spellEnd"/>
+      <w:r>
+        <w:rPr>
+          <w:i/>
+          <w:iCs/>
+        </w:rPr>
+        <w:t xml:space="preserve"> de mine </w:t>
+      </w:r>
+      <w:proofErr w:type="spellStart"/>
+      <w:r>
+        <w:rPr>
+          <w:i/>
+          <w:iCs/>
+        </w:rPr>
+        <w:t>în</w:t>
+      </w:r>
+      <w:proofErr w:type="spellEnd"/>
+      <w:r>
+        <w:rPr>
+          <w:i/>
+          <w:iCs/>
+        </w:rPr>
+        <w:t xml:space="preserve"> cod cu </w:t>
+      </w:r>
+      <w:proofErr w:type="spellStart"/>
+      <w:r>
+        <w:rPr>
+          <w:i/>
+          <w:iCs/>
+        </w:rPr>
+        <w:t>acest</w:t>
+      </w:r>
+      <w:proofErr w:type="spellEnd"/>
+      <w:r>
+        <w:rPr>
+          <w:i/>
+          <w:iCs/>
+        </w:rPr>
+        <w:t xml:space="preserve"> link, </w:t>
+      </w:r>
+      <w:proofErr w:type="spellStart"/>
+      <w:r>
+        <w:rPr>
+          <w:i/>
+          <w:iCs/>
+        </w:rPr>
+        <w:t>dacă</w:t>
+      </w:r>
+      <w:proofErr w:type="spellEnd"/>
+      <w:r>
+        <w:rPr>
+          <w:i/>
+          <w:iCs/>
+        </w:rPr>
+        <w:t xml:space="preserve"> </w:t>
+      </w:r>
+      <w:proofErr w:type="spellStart"/>
+      <w:r>
+        <w:rPr>
+          <w:i/>
+          <w:iCs/>
+        </w:rPr>
+        <w:t>apeși</w:t>
+      </w:r>
+      <w:proofErr w:type="spellEnd"/>
+      <w:r>
+        <w:rPr>
+          <w:i/>
+          <w:iCs/>
+        </w:rPr>
+        <w:t xml:space="preserve"> pe „</w:t>
+      </w:r>
+      <w:proofErr w:type="spellStart"/>
+      <w:r>
+        <w:rPr>
+          <w:i/>
+          <w:iCs/>
+        </w:rPr>
+        <w:t>Generează</w:t>
+      </w:r>
+      <w:proofErr w:type="spellEnd"/>
+      <w:r>
+        <w:rPr>
+          <w:i/>
+          <w:iCs/>
+        </w:rPr>
+        <w:t xml:space="preserve">” de </w:t>
+      </w:r>
+      <w:proofErr w:type="spellStart"/>
+      <w:r>
+        <w:rPr>
+          <w:i/>
+          <w:iCs/>
+        </w:rPr>
+        <w:t>peste</w:t>
+      </w:r>
+      <w:proofErr w:type="spellEnd"/>
+      <w:r>
+        <w:rPr>
+          <w:i/>
+          <w:iCs/>
+        </w:rPr>
+        <w:t xml:space="preserve"> 15 </w:t>
+      </w:r>
+      <w:proofErr w:type="spellStart"/>
+      <w:r>
+        <w:rPr>
+          <w:i/>
+          <w:iCs/>
+        </w:rPr>
+        <w:t>ori</w:t>
+      </w:r>
+      <w:proofErr w:type="spellEnd"/>
+      <w:r>
+        <w:rPr>
+          <w:i/>
+          <w:iCs/>
+        </w:rPr>
+        <w:t xml:space="preserve"> </w:t>
+      </w:r>
+      <w:proofErr w:type="spellStart"/>
+      <w:r>
+        <w:rPr>
+          <w:i/>
+          <w:iCs/>
+        </w:rPr>
+        <w:t>în</w:t>
+      </w:r>
+      <w:proofErr w:type="spellEnd"/>
+      <w:r>
+        <w:rPr>
+          <w:i/>
+          <w:iCs/>
+        </w:rPr>
+        <w:t xml:space="preserve"> </w:t>
+      </w:r>
+      <w:proofErr w:type="spellStart"/>
+      <w:r>
+        <w:rPr>
+          <w:i/>
+          <w:iCs/>
+        </w:rPr>
+        <w:t>același</w:t>
+      </w:r>
+      <w:proofErr w:type="spellEnd"/>
+      <w:r>
+        <w:rPr>
+          <w:i/>
+          <w:iCs/>
+        </w:rPr>
+        <w:t xml:space="preserve"> </w:t>
+      </w:r>
+      <w:proofErr w:type="spellStart"/>
+      <w:r>
+        <w:rPr>
+          <w:i/>
+          <w:iCs/>
+        </w:rPr>
+        <w:t>minut</w:t>
+      </w:r>
+      <w:proofErr w:type="spellEnd"/>
+      <w:r>
+        <w:rPr>
+          <w:i/>
+          <w:iCs/>
+        </w:rPr>
+        <w:t>, Google (</w:t>
+      </w:r>
+      <w:proofErr w:type="spellStart"/>
+      <w:r>
+        <w:rPr>
+          <w:i/>
+          <w:iCs/>
+        </w:rPr>
+        <w:t>fiind</w:t>
+      </w:r>
+      <w:proofErr w:type="spellEnd"/>
+      <w:r>
+        <w:rPr>
+          <w:i/>
+          <w:iCs/>
+        </w:rPr>
+        <w:t xml:space="preserve"> pe </w:t>
+      </w:r>
+      <w:proofErr w:type="spellStart"/>
+      <w:r>
+        <w:rPr>
+          <w:i/>
+          <w:iCs/>
+        </w:rPr>
+        <w:t>cont</w:t>
+      </w:r>
+      <w:proofErr w:type="spellEnd"/>
+      <w:r>
+        <w:rPr>
+          <w:i/>
+          <w:iCs/>
+        </w:rPr>
+        <w:t xml:space="preserve"> </w:t>
+      </w:r>
+      <w:proofErr w:type="spellStart"/>
+      <w:r>
+        <w:rPr>
+          <w:i/>
+          <w:iCs/>
+        </w:rPr>
+        <w:t>gratuit</w:t>
+      </w:r>
+      <w:proofErr w:type="spellEnd"/>
+      <w:r>
+        <w:rPr>
+          <w:i/>
+          <w:iCs/>
+        </w:rPr>
+        <w:t xml:space="preserve">) </w:t>
+      </w:r>
+      <w:proofErr w:type="spellStart"/>
+      <w:r>
+        <w:rPr>
+          <w:i/>
+          <w:iCs/>
+        </w:rPr>
+        <w:t>te</w:t>
+      </w:r>
+      <w:proofErr w:type="spellEnd"/>
+      <w:r>
+        <w:rPr>
+          <w:i/>
+          <w:iCs/>
+        </w:rPr>
+        <w:t xml:space="preserve"> </w:t>
+      </w:r>
+      <w:proofErr w:type="spellStart"/>
+      <w:r>
+        <w:rPr>
+          <w:i/>
+          <w:iCs/>
+        </w:rPr>
+        <w:t>va</w:t>
+      </w:r>
+      <w:proofErr w:type="spellEnd"/>
+      <w:r>
+        <w:rPr>
+          <w:i/>
+          <w:iCs/>
+        </w:rPr>
+        <w:t xml:space="preserve"> taxa cu o </w:t>
+      </w:r>
+      <w:proofErr w:type="spellStart"/>
+      <w:r>
+        <w:rPr>
+          <w:i/>
+          <w:iCs/>
+        </w:rPr>
+        <w:t>mică</w:t>
+      </w:r>
+      <w:proofErr w:type="spellEnd"/>
+      <w:r>
+        <w:rPr>
+          <w:i/>
+          <w:iCs/>
+        </w:rPr>
+        <w:t xml:space="preserve"> </w:t>
+      </w:r>
+      <w:proofErr w:type="spellStart"/>
+      <w:r>
+        <w:rPr>
+          <w:i/>
+          <w:iCs/>
+        </w:rPr>
+        <w:t>pauză</w:t>
+      </w:r>
+      <w:proofErr w:type="spellEnd"/>
+      <w:r>
+        <w:rPr>
+          <w:i/>
+          <w:iCs/>
+        </w:rPr>
+        <w:t xml:space="preserve"> de un </w:t>
+      </w:r>
+      <w:proofErr w:type="spellStart"/>
+      <w:r>
+        <w:rPr>
+          <w:i/>
+          <w:iCs/>
+        </w:rPr>
+        <w:t>minut</w:t>
+      </w:r>
+      <w:proofErr w:type="spellEnd"/>
+      <w:r>
+        <w:rPr>
+          <w:i/>
+          <w:iCs/>
+        </w:rPr>
+        <w:t xml:space="preserve"> (</w:t>
+      </w:r>
+      <w:proofErr w:type="spellStart"/>
+      <w:r>
+        <w:rPr>
+          <w:i/>
+          <w:iCs/>
+        </w:rPr>
+        <w:t>eroarea</w:t>
+      </w:r>
+      <w:proofErr w:type="spellEnd"/>
+      <w:r>
+        <w:rPr>
+          <w:i/>
+          <w:iCs/>
+        </w:rPr>
+        <w:t xml:space="preserve"> Quota Exceeded), </w:t>
+      </w:r>
+      <w:proofErr w:type="spellStart"/>
+      <w:r>
+        <w:rPr>
+          <w:i/>
+          <w:iCs/>
+        </w:rPr>
+        <w:t>ceea</w:t>
+      </w:r>
+      <w:proofErr w:type="spellEnd"/>
+      <w:r>
+        <w:rPr>
+          <w:i/>
+          <w:iCs/>
+        </w:rPr>
+        <w:t xml:space="preserve"> </w:t>
+      </w:r>
+      <w:proofErr w:type="spellStart"/>
+      <w:r>
+        <w:rPr>
+          <w:i/>
+          <w:iCs/>
+        </w:rPr>
+        <w:t>ce</w:t>
+      </w:r>
+      <w:proofErr w:type="spellEnd"/>
+      <w:r>
+        <w:rPr>
+          <w:i/>
+          <w:iCs/>
+        </w:rPr>
+        <w:t xml:space="preserve"> e </w:t>
+      </w:r>
+      <w:proofErr w:type="spellStart"/>
+      <w:r>
+        <w:rPr>
+          <w:i/>
+          <w:iCs/>
+        </w:rPr>
+        <w:t>absolut</w:t>
+      </w:r>
+      <w:proofErr w:type="spellEnd"/>
+      <w:r>
+        <w:rPr>
+          <w:i/>
+          <w:iCs/>
+        </w:rPr>
+        <w:t xml:space="preserve"> normal </w:t>
+      </w:r>
+      <w:proofErr w:type="spellStart"/>
+      <w:r>
+        <w:rPr>
+          <w:i/>
+          <w:iCs/>
+        </w:rPr>
+        <w:t>în</w:t>
+      </w:r>
+      <w:proofErr w:type="spellEnd"/>
+      <w:r>
+        <w:rPr>
+          <w:i/>
+          <w:iCs/>
+        </w:rPr>
+        <w:t xml:space="preserve"> </w:t>
+      </w:r>
+      <w:proofErr w:type="spellStart"/>
+      <w:r>
+        <w:rPr>
+          <w:i/>
+          <w:iCs/>
+        </w:rPr>
+        <w:t>faza</w:t>
+      </w:r>
+      <w:proofErr w:type="spellEnd"/>
+      <w:r>
+        <w:rPr>
+          <w:i/>
+          <w:iCs/>
+        </w:rPr>
+        <w:t xml:space="preserve"> de </w:t>
+      </w:r>
+      <w:proofErr w:type="spellStart"/>
+      <w:r>
+        <w:rPr>
+          <w:i/>
+          <w:iCs/>
+        </w:rPr>
+        <w:t>testare</w:t>
+      </w:r>
+      <w:proofErr w:type="spellEnd"/>
+      <w:r>
+        <w:rPr>
+          <w:i/>
+          <w:iCs/>
+        </w:rPr>
+        <w:t>.</w:t>
+      </w:r>
+    </w:p>
+    <w:p>
+      <w:r>
+        <w:t xml:space="preserve">Va dura ~1 </w:t>
+      </w:r>
+      <w:proofErr w:type="spellStart"/>
+      <w:r>
+        <w:t>minut</w:t>
+      </w:r>
+      <w:proofErr w:type="spellEnd"/>
+      <w:r>
+        <w:t xml:space="preserve"> </w:t>
+      </w:r>
+      <w:proofErr w:type="spellStart"/>
+      <w:r>
+        <w:t>să</w:t>
+      </w:r>
+      <w:proofErr w:type="spellEnd"/>
+      <w:r>
+        <w:t xml:space="preserve"> se </w:t>
+      </w:r>
+      <w:proofErr w:type="spellStart"/>
+      <w:r>
+        <w:t>actualizeze</w:t>
+      </w:r>
+      <w:proofErr w:type="spellEnd"/>
+      <w:r>
+        <w:t xml:space="preserve"> pe </w:t>
+      </w:r>
+      <w:proofErr w:type="spellStart"/>
+      <w:r>
+        <w:t>Vercel</w:t>
+      </w:r>
+      <w:proofErr w:type="spellEnd"/>
+      <w:r>
+        <w:t xml:space="preserve">, </w:t>
+      </w:r>
+      <w:proofErr w:type="spellStart"/>
+      <w:r>
+        <w:t>după</w:t>
+      </w:r>
+      <w:proofErr w:type="spellEnd"/>
+      <w:r>
+        <w:t xml:space="preserve"> care </w:t>
+      </w:r>
+      <w:proofErr w:type="spellStart"/>
+      <w:r>
+        <w:t>te</w:t>
+      </w:r>
+      <w:proofErr w:type="spellEnd"/>
+      <w:r>
+        <w:t xml:space="preserve"> </w:t>
+      </w:r>
+      <w:proofErr w:type="spellStart"/>
+      <w:r>
+        <w:t>poți</w:t>
+      </w:r>
+      <w:proofErr w:type="spellEnd"/>
+      <w:r>
+        <w:t xml:space="preserve"> </w:t>
+      </w:r>
+      <w:proofErr w:type="spellStart"/>
+      <w:r>
+        <w:t>juca</w:t>
+      </w:r>
+      <w:proofErr w:type="spellEnd"/>
+      <w:r>
+        <w:t xml:space="preserve"> </w:t>
+      </w:r>
+      <w:proofErr w:type="spellStart"/>
+      <w:r>
+        <w:t>prin</w:t>
+      </w:r>
+      <w:proofErr w:type="spellEnd"/>
+      <w:r>
+        <w:t xml:space="preserve"> </w:t>
+      </w:r>
+      <w:proofErr w:type="spellStart"/>
+      <w:r>
+        <w:t>acel</w:t>
+      </w:r>
+      <w:proofErr w:type="spellEnd"/>
+      <w:r>
+        <w:t xml:space="preserve"> link secret! </w:t>
+      </w:r>
+      <w:proofErr w:type="spellStart"/>
+      <w:r>
+        <w:t>Când</w:t>
+      </w:r>
+      <w:proofErr w:type="spellEnd"/>
+      <w:r>
+        <w:t xml:space="preserve"> </w:t>
+      </w:r>
+      <w:proofErr w:type="spellStart"/>
+      <w:r>
+        <w:t>ești</w:t>
+      </w:r>
+      <w:proofErr w:type="spellEnd"/>
+      <w:r>
+        <w:t xml:space="preserve"> gata, </w:t>
+      </w:r>
+      <w:proofErr w:type="spellStart"/>
+      <w:r>
+        <w:t>dăm</w:t>
+      </w:r>
+      <w:proofErr w:type="spellEnd"/>
+      <w:r>
+        <w:t xml:space="preserve"> </w:t>
+      </w:r>
+      <w:proofErr w:type="spellStart"/>
+      <w:r>
+        <w:t>drumul</w:t>
+      </w:r>
+      <w:proofErr w:type="spellEnd"/>
+      <w:r>
+        <w:t xml:space="preserve"> la zona de </w:t>
+      </w:r>
+      <w:proofErr w:type="spellStart"/>
+      <w:r>
+        <w:t>Reclame</w:t>
+      </w:r>
+      <w:proofErr w:type="spellEnd"/>
+      <w:r>
+        <w:t xml:space="preserve"> / Link-</w:t>
+      </w:r>
+      <w:proofErr w:type="spellStart"/>
+      <w:r>
+        <w:t>uri</w:t>
+      </w:r>
+      <w:proofErr w:type="spellEnd"/>
+      <w:r>
+        <w:t>?</w:t>
+      </w:r>
+    </w:p>
     <w:p/>
+    <w:p>
+      <w:r>
+        <w:t>Demo:</w:t>
+      </w:r>
+    </w:p>
+    <w:p>
+      <w:pPr>
+        <w:rPr>
+          <w:b/>
+          <w:bCs/>
+        </w:rPr>
+      </w:pPr>
+      <w:proofErr w:type="spellStart"/>
+      <w:r>
+        <w:rPr>
+          <w:b/>
+          <w:bCs/>
+        </w:rPr>
+        <w:lastRenderedPageBreak/>
+        <w:t>mplementare</w:t>
+      </w:r>
+      <w:proofErr w:type="spellEnd"/>
+      <w:r>
+        <w:rPr>
+          <w:b/>
+          <w:bCs/>
+        </w:rPr>
+        <w:t xml:space="preserve"> Link-</w:t>
+      </w:r>
+      <w:proofErr w:type="spellStart"/>
+      <w:r>
+        <w:rPr>
+          <w:b/>
+          <w:bCs/>
+        </w:rPr>
+        <w:t>uri</w:t>
+      </w:r>
+      <w:proofErr w:type="spellEnd"/>
+      <w:r>
+        <w:rPr>
+          <w:b/>
+          <w:bCs/>
+        </w:rPr>
+        <w:t xml:space="preserve"> </w:t>
+      </w:r>
+      <w:proofErr w:type="spellStart"/>
+      <w:r>
+        <w:rPr>
+          <w:b/>
+          <w:bCs/>
+        </w:rPr>
+        <w:t>Inteligente</w:t>
+      </w:r>
+      <w:proofErr w:type="spellEnd"/>
+      <w:r>
+        <w:rPr>
+          <w:b/>
+          <w:bCs/>
+        </w:rPr>
+        <w:t xml:space="preserve"> din PDF (</w:t>
+      </w:r>
+      <w:proofErr w:type="spellStart"/>
+      <w:r>
+        <w:rPr>
+          <w:b/>
+          <w:bCs/>
+        </w:rPr>
+        <w:t>Mecanism</w:t>
+      </w:r>
+      <w:proofErr w:type="spellEnd"/>
+      <w:r>
+        <w:rPr>
+          <w:b/>
+          <w:bCs/>
+        </w:rPr>
+        <w:t xml:space="preserve"> de </w:t>
+      </w:r>
+      <w:proofErr w:type="spellStart"/>
+      <w:r>
+        <w:rPr>
+          <w:b/>
+          <w:bCs/>
+        </w:rPr>
+        <w:t>Viralitate</w:t>
+      </w:r>
+      <w:proofErr w:type="spellEnd"/>
+      <w:r>
+        <w:rPr>
+          <w:b/>
+          <w:bCs/>
+        </w:rPr>
+        <w:t>)</w:t>
+      </w:r>
+    </w:p>
+    <w:p>
+      <w:r>
+        <w:t xml:space="preserve">Ai </w:t>
+      </w:r>
+      <w:proofErr w:type="spellStart"/>
+      <w:r>
+        <w:t>avut</w:t>
+      </w:r>
+      <w:proofErr w:type="spellEnd"/>
+      <w:r>
+        <w:t xml:space="preserve"> o idee </w:t>
+      </w:r>
+      <w:proofErr w:type="spellStart"/>
+      <w:r>
+        <w:t>excepțională</w:t>
+      </w:r>
+      <w:proofErr w:type="spellEnd"/>
+      <w:r>
+        <w:t xml:space="preserve">! </w:t>
+      </w:r>
+      <w:proofErr w:type="spellStart"/>
+      <w:r>
+        <w:t>Aceasta</w:t>
+      </w:r>
+      <w:proofErr w:type="spellEnd"/>
+      <w:r>
+        <w:t xml:space="preserve"> </w:t>
+      </w:r>
+      <w:proofErr w:type="spellStart"/>
+      <w:r>
+        <w:t>este</w:t>
+      </w:r>
+      <w:proofErr w:type="spellEnd"/>
+      <w:r>
+        <w:t xml:space="preserve"> </w:t>
+      </w:r>
+      <w:proofErr w:type="spellStart"/>
+      <w:r>
+        <w:t>una</w:t>
+      </w:r>
+      <w:proofErr w:type="spellEnd"/>
+      <w:r>
+        <w:t xml:space="preserve"> </w:t>
+      </w:r>
+      <w:proofErr w:type="spellStart"/>
+      <w:r>
+        <w:t>dintre</w:t>
+      </w:r>
+      <w:proofErr w:type="spellEnd"/>
+      <w:r>
+        <w:t xml:space="preserve"> </w:t>
+      </w:r>
+      <w:proofErr w:type="spellStart"/>
+      <w:r>
+        <w:t>cele</w:t>
+      </w:r>
+      <w:proofErr w:type="spellEnd"/>
+      <w:r>
+        <w:t xml:space="preserve"> </w:t>
+      </w:r>
+      <w:proofErr w:type="spellStart"/>
+      <w:r>
+        <w:t>mai</w:t>
+      </w:r>
+      <w:proofErr w:type="spellEnd"/>
+      <w:r>
+        <w:t xml:space="preserve"> </w:t>
+      </w:r>
+      <w:proofErr w:type="spellStart"/>
+      <w:r>
+        <w:t>bune</w:t>
+      </w:r>
+      <w:proofErr w:type="spellEnd"/>
+      <w:r>
+        <w:t xml:space="preserve"> </w:t>
+      </w:r>
+      <w:proofErr w:type="spellStart"/>
+      <w:r>
+        <w:t>strategii</w:t>
+      </w:r>
+      <w:proofErr w:type="spellEnd"/>
+      <w:r>
+        <w:t xml:space="preserve"> de a </w:t>
+      </w:r>
+      <w:proofErr w:type="spellStart"/>
+      <w:r>
+        <w:t>aduce</w:t>
+      </w:r>
+      <w:proofErr w:type="spellEnd"/>
+      <w:r>
+        <w:t xml:space="preserve"> </w:t>
+      </w:r>
+      <w:proofErr w:type="spellStart"/>
+      <w:r>
+        <w:t>utilizatori</w:t>
+      </w:r>
+      <w:proofErr w:type="spellEnd"/>
+      <w:r>
+        <w:t xml:space="preserve"> </w:t>
+      </w:r>
+      <w:proofErr w:type="spellStart"/>
+      <w:r>
+        <w:t>noi</w:t>
+      </w:r>
+      <w:proofErr w:type="spellEnd"/>
+      <w:r>
+        <w:t xml:space="preserve"> </w:t>
+      </w:r>
+      <w:proofErr w:type="spellStart"/>
+      <w:r>
+        <w:t>și</w:t>
+      </w:r>
+      <w:proofErr w:type="spellEnd"/>
+      <w:r>
+        <w:t xml:space="preserve"> de a-</w:t>
+      </w:r>
+      <w:proofErr w:type="spellStart"/>
+      <w:r>
+        <w:t>i</w:t>
+      </w:r>
+      <w:proofErr w:type="spellEnd"/>
+      <w:r>
+        <w:t xml:space="preserve"> </w:t>
+      </w:r>
+      <w:proofErr w:type="spellStart"/>
+      <w:r>
+        <w:t>forța</w:t>
+      </w:r>
+      <w:proofErr w:type="spellEnd"/>
+      <w:r>
+        <w:t xml:space="preserve"> </w:t>
+      </w:r>
+      <w:proofErr w:type="spellStart"/>
+      <w:r>
+        <w:t>să</w:t>
+      </w:r>
+      <w:proofErr w:type="spellEnd"/>
+      <w:r>
+        <w:t xml:space="preserve"> </w:t>
+      </w:r>
+      <w:proofErr w:type="spellStart"/>
+      <w:r>
+        <w:t>își</w:t>
+      </w:r>
+      <w:proofErr w:type="spellEnd"/>
+      <w:r>
+        <w:t xml:space="preserve"> </w:t>
+      </w:r>
+      <w:proofErr w:type="spellStart"/>
+      <w:r>
+        <w:t>facă</w:t>
+      </w:r>
+      <w:proofErr w:type="spellEnd"/>
+      <w:r>
+        <w:t xml:space="preserve"> cont.</w:t>
+      </w:r>
+    </w:p>
+    <w:p>
+      <w:pPr>
+        <w:rPr>
+          <w:b/>
+          <w:bCs/>
+        </w:rPr>
+      </w:pPr>
+      <w:proofErr w:type="spellStart"/>
+      <w:r>
+        <w:rPr>
+          <w:b/>
+          <w:bCs/>
+        </w:rPr>
+        <w:t>Propunerea</w:t>
+      </w:r>
+      <w:proofErr w:type="spellEnd"/>
+      <w:r>
+        <w:rPr>
+          <w:b/>
+          <w:bCs/>
+        </w:rPr>
+        <w:t xml:space="preserve"> de flux</w:t>
+      </w:r>
+    </w:p>
+    <w:p>
+      <w:pPr>
+        <w:numPr>
+          <w:ilvl w:val="0"/>
+          <w:numId w:val="15"/>
+        </w:numPr>
+      </w:pPr>
+      <w:proofErr w:type="spellStart"/>
+      <w:r>
+        <w:t>Când</w:t>
+      </w:r>
+      <w:proofErr w:type="spellEnd"/>
+      <w:r>
+        <w:t xml:space="preserve"> un </w:t>
+      </w:r>
+      <w:proofErr w:type="spellStart"/>
+      <w:r>
+        <w:t>utilizator</w:t>
+      </w:r>
+      <w:proofErr w:type="spellEnd"/>
+      <w:r>
+        <w:t xml:space="preserve"> </w:t>
+      </w:r>
+      <w:proofErr w:type="spellStart"/>
+      <w:r>
+        <w:t>apasă</w:t>
+      </w:r>
+      <w:proofErr w:type="spellEnd"/>
+      <w:r>
+        <w:t xml:space="preserve"> "</w:t>
+      </w:r>
+      <w:proofErr w:type="spellStart"/>
+      <w:r>
+        <w:t>Descarcă</w:t>
+      </w:r>
+      <w:proofErr w:type="spellEnd"/>
+      <w:r>
+        <w:t xml:space="preserve"> PDF", </w:t>
+      </w:r>
+      <w:proofErr w:type="spellStart"/>
+      <w:r>
+        <w:t>înainte</w:t>
+      </w:r>
+      <w:proofErr w:type="spellEnd"/>
+      <w:r>
+        <w:t xml:space="preserve"> </w:t>
+      </w:r>
+      <w:proofErr w:type="spellStart"/>
+      <w:r>
+        <w:t>să</w:t>
+      </w:r>
+      <w:proofErr w:type="spellEnd"/>
+      <w:r>
+        <w:t xml:space="preserve"> </w:t>
+      </w:r>
+      <w:proofErr w:type="spellStart"/>
+      <w:r>
+        <w:t>generăm</w:t>
+      </w:r>
+      <w:proofErr w:type="spellEnd"/>
+      <w:r>
+        <w:t xml:space="preserve"> </w:t>
+      </w:r>
+      <w:proofErr w:type="spellStart"/>
+      <w:r>
+        <w:t>fișierul</w:t>
+      </w:r>
+      <w:proofErr w:type="spellEnd"/>
+      <w:r>
+        <w:t xml:space="preserve">, </w:t>
+      </w:r>
+      <w:proofErr w:type="spellStart"/>
+      <w:r>
+        <w:t>salvăm</w:t>
+      </w:r>
+      <w:proofErr w:type="spellEnd"/>
+      <w:r>
+        <w:t xml:space="preserve"> </w:t>
+      </w:r>
+      <w:proofErr w:type="spellStart"/>
+      <w:r>
+        <w:t>în</w:t>
+      </w:r>
+      <w:proofErr w:type="spellEnd"/>
+      <w:r>
+        <w:t xml:space="preserve"> mod </w:t>
+      </w:r>
+      <w:proofErr w:type="spellStart"/>
+      <w:r>
+        <w:t>silențios</w:t>
+      </w:r>
+      <w:proofErr w:type="spellEnd"/>
+      <w:r>
+        <w:t xml:space="preserve"> </w:t>
+      </w:r>
+      <w:proofErr w:type="spellStart"/>
+      <w:r>
+        <w:t>planul</w:t>
+      </w:r>
+      <w:proofErr w:type="spellEnd"/>
+      <w:r>
+        <w:t xml:space="preserve"> </w:t>
+      </w:r>
+      <w:proofErr w:type="spellStart"/>
+      <w:r>
+        <w:t>lui</w:t>
+      </w:r>
+      <w:proofErr w:type="spellEnd"/>
+      <w:r>
+        <w:t xml:space="preserve"> </w:t>
+      </w:r>
+      <w:proofErr w:type="spellStart"/>
+      <w:r>
+        <w:t>curent</w:t>
+      </w:r>
+      <w:proofErr w:type="spellEnd"/>
+      <w:r>
+        <w:t xml:space="preserve"> </w:t>
+      </w:r>
+      <w:proofErr w:type="spellStart"/>
+      <w:r>
+        <w:t>într</w:t>
+      </w:r>
+      <w:proofErr w:type="spellEnd"/>
+      <w:r>
+        <w:t xml:space="preserve">-o </w:t>
+      </w:r>
+      <w:proofErr w:type="spellStart"/>
+      <w:r>
+        <w:t>bază</w:t>
+      </w:r>
+      <w:proofErr w:type="spellEnd"/>
+      <w:r>
+        <w:t xml:space="preserve"> de date </w:t>
+      </w:r>
+      <w:proofErr w:type="spellStart"/>
+      <w:r>
+        <w:t>temporară</w:t>
+      </w:r>
+      <w:proofErr w:type="spellEnd"/>
+      <w:r>
+        <w:t xml:space="preserve"> </w:t>
+      </w:r>
+      <w:proofErr w:type="spellStart"/>
+      <w:r>
+        <w:t>în</w:t>
+      </w:r>
+      <w:proofErr w:type="spellEnd"/>
+      <w:r>
+        <w:t xml:space="preserve"> Firebase (sub o </w:t>
+      </w:r>
+      <w:proofErr w:type="spellStart"/>
+      <w:r>
+        <w:t>colecție</w:t>
+      </w:r>
+      <w:proofErr w:type="spellEnd"/>
+      <w:r>
+        <w:t xml:space="preserve"> </w:t>
+      </w:r>
+      <w:proofErr w:type="spellStart"/>
+      <w:r>
+        <w:t>nouă</w:t>
+      </w:r>
+      <w:proofErr w:type="spellEnd"/>
+      <w:r>
+        <w:t xml:space="preserve"> </w:t>
+      </w:r>
+      <w:proofErr w:type="spellStart"/>
+      <w:r>
+        <w:t>numită</w:t>
+      </w:r>
+      <w:proofErr w:type="spellEnd"/>
+      <w:r>
+        <w:t> </w:t>
+      </w:r>
+      <w:proofErr w:type="spellStart"/>
+      <w:r>
+        <w:t>shared_plans</w:t>
+      </w:r>
+      <w:proofErr w:type="spellEnd"/>
+      <w:r>
+        <w:t>).</w:t>
+      </w:r>
+    </w:p>
+    <w:p>
+      <w:pPr>
+        <w:numPr>
+          <w:ilvl w:val="0"/>
+          <w:numId w:val="15"/>
+        </w:numPr>
+      </w:pPr>
+      <w:r>
+        <w:t xml:space="preserve">Firebase ne </w:t>
+      </w:r>
+      <w:proofErr w:type="spellStart"/>
+      <w:r>
+        <w:t>va</w:t>
+      </w:r>
+      <w:proofErr w:type="spellEnd"/>
+      <w:r>
+        <w:t xml:space="preserve"> </w:t>
+      </w:r>
+      <w:proofErr w:type="spellStart"/>
+      <w:r>
+        <w:t>returna</w:t>
+      </w:r>
+      <w:proofErr w:type="spellEnd"/>
+      <w:r>
+        <w:t xml:space="preserve"> un ID </w:t>
+      </w:r>
+      <w:proofErr w:type="spellStart"/>
+      <w:r>
+        <w:t>unic</w:t>
+      </w:r>
+      <w:proofErr w:type="spellEnd"/>
+      <w:r>
+        <w:t xml:space="preserve"> (ex: AbC123XyZ).</w:t>
+      </w:r>
+    </w:p>
+    <w:p>
+      <w:pPr>
+        <w:numPr>
+          <w:ilvl w:val="0"/>
+          <w:numId w:val="15"/>
+        </w:numPr>
+      </w:pPr>
+      <w:proofErr w:type="spellStart"/>
+      <w:r>
+        <w:t>Vom</w:t>
+      </w:r>
+      <w:proofErr w:type="spellEnd"/>
+      <w:r>
+        <w:t xml:space="preserve"> </w:t>
+      </w:r>
+      <w:proofErr w:type="spellStart"/>
+      <w:r>
+        <w:t>injecta</w:t>
+      </w:r>
+      <w:proofErr w:type="spellEnd"/>
+      <w:r>
+        <w:t xml:space="preserve"> </w:t>
+      </w:r>
+      <w:proofErr w:type="spellStart"/>
+      <w:r>
+        <w:t>în</w:t>
+      </w:r>
+      <w:proofErr w:type="spellEnd"/>
+      <w:r>
+        <w:t xml:space="preserve"> PDF un link </w:t>
+      </w:r>
+      <w:proofErr w:type="spellStart"/>
+      <w:r>
+        <w:t>personalizat</w:t>
+      </w:r>
+      <w:proofErr w:type="spellEnd"/>
+      <w:r>
+        <w:t xml:space="preserve"> de forma: https://ideea-ta-ai.vercel.app/shared/AbC123XyZ.</w:t>
+      </w:r>
+    </w:p>
+    <w:p>
+      <w:pPr>
+        <w:numPr>
+          <w:ilvl w:val="0"/>
+          <w:numId w:val="15"/>
+        </w:numPr>
+      </w:pPr>
+      <w:proofErr w:type="spellStart"/>
+      <w:r>
+        <w:t>Vom</w:t>
+      </w:r>
+      <w:proofErr w:type="spellEnd"/>
+      <w:r>
+        <w:t xml:space="preserve"> </w:t>
+      </w:r>
+      <w:proofErr w:type="spellStart"/>
+      <w:r>
+        <w:t>crea</w:t>
+      </w:r>
+      <w:proofErr w:type="spellEnd"/>
+      <w:r>
+        <w:t xml:space="preserve"> o </w:t>
+      </w:r>
+      <w:proofErr w:type="spellStart"/>
+      <w:r>
+        <w:t>pagină</w:t>
+      </w:r>
+      <w:proofErr w:type="spellEnd"/>
+      <w:r>
+        <w:t xml:space="preserve"> </w:t>
+      </w:r>
+      <w:proofErr w:type="spellStart"/>
+      <w:r>
+        <w:t>nouă</w:t>
+      </w:r>
+      <w:proofErr w:type="spellEnd"/>
+      <w:r>
+        <w:t xml:space="preserve"> </w:t>
+      </w:r>
+      <w:proofErr w:type="spellStart"/>
+      <w:r>
+        <w:t>în</w:t>
+      </w:r>
+      <w:proofErr w:type="spellEnd"/>
+      <w:r>
+        <w:t xml:space="preserve"> </w:t>
+      </w:r>
+      <w:proofErr w:type="spellStart"/>
+      <w:r>
+        <w:t>aplicație</w:t>
+      </w:r>
+      <w:proofErr w:type="spellEnd"/>
+      <w:r>
+        <w:t xml:space="preserve"> (/shared/[id]) </w:t>
+      </w:r>
+      <w:proofErr w:type="spellStart"/>
+      <w:r>
+        <w:t>unde</w:t>
+      </w:r>
+      <w:proofErr w:type="spellEnd"/>
+      <w:r>
+        <w:t xml:space="preserve">, </w:t>
+      </w:r>
+      <w:proofErr w:type="spellStart"/>
+      <w:r>
+        <w:t>dacă</w:t>
+      </w:r>
+      <w:proofErr w:type="spellEnd"/>
+      <w:r>
+        <w:t xml:space="preserve"> </w:t>
+      </w:r>
+      <w:proofErr w:type="spellStart"/>
+      <w:r>
+        <w:t>cineva</w:t>
+      </w:r>
+      <w:proofErr w:type="spellEnd"/>
+      <w:r>
+        <w:t xml:space="preserve"> </w:t>
+      </w:r>
+      <w:proofErr w:type="spellStart"/>
+      <w:r>
+        <w:t>intră</w:t>
+      </w:r>
+      <w:proofErr w:type="spellEnd"/>
+      <w:r>
+        <w:t xml:space="preserve"> de pe </w:t>
+      </w:r>
+      <w:proofErr w:type="spellStart"/>
+      <w:r>
+        <w:t>acel</w:t>
+      </w:r>
+      <w:proofErr w:type="spellEnd"/>
+      <w:r>
+        <w:t xml:space="preserve"> link:</w:t>
+      </w:r>
+    </w:p>
+    <w:p>
+      <w:pPr>
+        <w:numPr>
+          <w:ilvl w:val="1"/>
+          <w:numId w:val="15"/>
+        </w:numPr>
+      </w:pPr>
+      <w:proofErr w:type="spellStart"/>
+      <w:r>
+        <w:t>Pagina</w:t>
+      </w:r>
+      <w:proofErr w:type="spellEnd"/>
+      <w:r>
+        <w:t xml:space="preserve"> </w:t>
+      </w:r>
+      <w:proofErr w:type="spellStart"/>
+      <w:r>
+        <w:t>va</w:t>
+      </w:r>
+      <w:proofErr w:type="spellEnd"/>
+      <w:r>
+        <w:t xml:space="preserve"> </w:t>
+      </w:r>
+      <w:proofErr w:type="spellStart"/>
+      <w:r>
+        <w:t>încărca</w:t>
+      </w:r>
+      <w:proofErr w:type="spellEnd"/>
+      <w:r>
+        <w:t xml:space="preserve"> </w:t>
+      </w:r>
+      <w:proofErr w:type="spellStart"/>
+      <w:r>
+        <w:t>planul</w:t>
+      </w:r>
+      <w:proofErr w:type="spellEnd"/>
+      <w:r>
+        <w:t xml:space="preserve"> de </w:t>
+      </w:r>
+      <w:proofErr w:type="spellStart"/>
+      <w:r>
+        <w:t>afaceri</w:t>
+      </w:r>
+      <w:proofErr w:type="spellEnd"/>
+      <w:r>
+        <w:t xml:space="preserve"> </w:t>
+      </w:r>
+      <w:proofErr w:type="spellStart"/>
+      <w:r>
+        <w:t>frumos</w:t>
+      </w:r>
+      <w:proofErr w:type="spellEnd"/>
+      <w:r>
+        <w:t xml:space="preserve"> </w:t>
+      </w:r>
+      <w:proofErr w:type="spellStart"/>
+      <w:r>
+        <w:t>formatat</w:t>
+      </w:r>
+      <w:proofErr w:type="spellEnd"/>
+      <w:r>
+        <w:t xml:space="preserve">, exact cum </w:t>
+      </w:r>
+      <w:proofErr w:type="spellStart"/>
+      <w:r>
+        <w:t>arată</w:t>
+      </w:r>
+      <w:proofErr w:type="spellEnd"/>
+      <w:r>
+        <w:t xml:space="preserve"> </w:t>
+      </w:r>
+      <w:proofErr w:type="spellStart"/>
+      <w:r>
+        <w:t>în</w:t>
+      </w:r>
+      <w:proofErr w:type="spellEnd"/>
+      <w:r>
+        <w:t xml:space="preserve"> Demo.</w:t>
+      </w:r>
+    </w:p>
+    <w:p>
+      <w:pPr>
+        <w:numPr>
+          <w:ilvl w:val="1"/>
+          <w:numId w:val="15"/>
+        </w:numPr>
+      </w:pPr>
+      <w:proofErr w:type="spellStart"/>
+      <w:r>
+        <w:t>Peste</w:t>
+      </w:r>
+      <w:proofErr w:type="spellEnd"/>
+      <w:r>
+        <w:t xml:space="preserve"> plan </w:t>
+      </w:r>
+      <w:proofErr w:type="spellStart"/>
+      <w:r>
+        <w:t>va</w:t>
+      </w:r>
+      <w:proofErr w:type="spellEnd"/>
+      <w:r>
+        <w:t xml:space="preserve"> fi </w:t>
+      </w:r>
+      <w:proofErr w:type="spellStart"/>
+      <w:r>
+        <w:t>afișată</w:t>
+      </w:r>
+      <w:proofErr w:type="spellEnd"/>
+      <w:r>
+        <w:t xml:space="preserve"> o </w:t>
+      </w:r>
+      <w:proofErr w:type="spellStart"/>
+      <w:r>
+        <w:t>fereastră</w:t>
+      </w:r>
+      <w:proofErr w:type="spellEnd"/>
+      <w:r>
+        <w:t xml:space="preserve"> </w:t>
+      </w:r>
+      <w:proofErr w:type="spellStart"/>
+      <w:r>
+        <w:t>peste</w:t>
+      </w:r>
+      <w:proofErr w:type="spellEnd"/>
+      <w:r>
+        <w:t xml:space="preserve"> care </w:t>
+      </w:r>
+      <w:r>
+        <w:rPr>
+          <w:b/>
+          <w:bCs/>
+        </w:rPr>
+        <w:t>NU</w:t>
+      </w:r>
+      <w:r>
+        <w:t xml:space="preserve"> se </w:t>
+      </w:r>
+      <w:proofErr w:type="spellStart"/>
+      <w:r>
+        <w:t>poate</w:t>
+      </w:r>
+      <w:proofErr w:type="spellEnd"/>
+      <w:r>
+        <w:t xml:space="preserve"> </w:t>
+      </w:r>
+      <w:proofErr w:type="spellStart"/>
+      <w:r>
+        <w:t>trece</w:t>
+      </w:r>
+      <w:proofErr w:type="spellEnd"/>
+      <w:r>
+        <w:t xml:space="preserve"> (un Pop-up </w:t>
+      </w:r>
+      <w:proofErr w:type="spellStart"/>
+      <w:r>
+        <w:t>obligatoriu</w:t>
+      </w:r>
+      <w:proofErr w:type="spellEnd"/>
+      <w:r>
+        <w:t xml:space="preserve">) cu </w:t>
+      </w:r>
+      <w:proofErr w:type="spellStart"/>
+      <w:r>
+        <w:t>mesajul</w:t>
+      </w:r>
+      <w:proofErr w:type="spellEnd"/>
+      <w:r>
+        <w:t>: </w:t>
+      </w:r>
+      <w:r>
+        <w:rPr>
+          <w:i/>
+          <w:iCs/>
+        </w:rPr>
+        <w:t>"</w:t>
+      </w:r>
+      <w:proofErr w:type="spellStart"/>
+      <w:r>
+        <w:rPr>
+          <w:i/>
+          <w:iCs/>
+        </w:rPr>
+        <w:t>Continuă</w:t>
+      </w:r>
+      <w:proofErr w:type="spellEnd"/>
+      <w:r>
+        <w:rPr>
+          <w:i/>
+          <w:iCs/>
+        </w:rPr>
+        <w:t xml:space="preserve"> </w:t>
+      </w:r>
+      <w:proofErr w:type="spellStart"/>
+      <w:r>
+        <w:rPr>
+          <w:i/>
+          <w:iCs/>
+        </w:rPr>
+        <w:t>dezvoltarea</w:t>
+      </w:r>
+      <w:proofErr w:type="spellEnd"/>
+      <w:r>
+        <w:rPr>
+          <w:i/>
+          <w:iCs/>
+        </w:rPr>
+        <w:t xml:space="preserve"> </w:t>
+      </w:r>
+      <w:proofErr w:type="spellStart"/>
+      <w:r>
+        <w:rPr>
+          <w:i/>
+          <w:iCs/>
+        </w:rPr>
+        <w:t>planului</w:t>
+      </w:r>
+      <w:proofErr w:type="spellEnd"/>
+      <w:r>
+        <w:rPr>
+          <w:i/>
+          <w:iCs/>
+        </w:rPr>
+        <w:t xml:space="preserve"> </w:t>
+      </w:r>
+      <w:proofErr w:type="spellStart"/>
+      <w:r>
+        <w:rPr>
+          <w:i/>
+          <w:iCs/>
+        </w:rPr>
+        <w:t>pentru</w:t>
+      </w:r>
+      <w:proofErr w:type="spellEnd"/>
+      <w:r>
+        <w:rPr>
+          <w:i/>
+          <w:iCs/>
+        </w:rPr>
+        <w:t xml:space="preserve"> [</w:t>
+      </w:r>
+      <w:proofErr w:type="spellStart"/>
+      <w:r>
+        <w:rPr>
+          <w:i/>
+          <w:iCs/>
+        </w:rPr>
+        <w:t>Nume</w:t>
+      </w:r>
+      <w:proofErr w:type="spellEnd"/>
+      <w:r>
+        <w:rPr>
+          <w:i/>
+          <w:iCs/>
+        </w:rPr>
+        <w:t xml:space="preserve"> </w:t>
+      </w:r>
+      <w:proofErr w:type="spellStart"/>
+      <w:r>
+        <w:rPr>
+          <w:i/>
+          <w:iCs/>
+        </w:rPr>
+        <w:t>Afacere</w:t>
+      </w:r>
+      <w:proofErr w:type="spellEnd"/>
+      <w:r>
+        <w:rPr>
+          <w:i/>
+          <w:iCs/>
+        </w:rPr>
+        <w:t xml:space="preserve">]. </w:t>
+      </w:r>
+      <w:proofErr w:type="spellStart"/>
+      <w:r>
+        <w:rPr>
+          <w:i/>
+          <w:iCs/>
+        </w:rPr>
+        <w:t>Pentru</w:t>
+      </w:r>
+      <w:proofErr w:type="spellEnd"/>
+      <w:r>
+        <w:rPr>
+          <w:i/>
+          <w:iCs/>
+        </w:rPr>
+        <w:t xml:space="preserve"> a </w:t>
+      </w:r>
+      <w:proofErr w:type="spellStart"/>
+      <w:r>
+        <w:rPr>
+          <w:i/>
+          <w:iCs/>
+        </w:rPr>
+        <w:t>folosi</w:t>
+      </w:r>
+      <w:proofErr w:type="spellEnd"/>
+      <w:r>
+        <w:rPr>
+          <w:i/>
+          <w:iCs/>
+        </w:rPr>
+        <w:t xml:space="preserve"> </w:t>
+      </w:r>
+      <w:proofErr w:type="spellStart"/>
+      <w:r>
+        <w:rPr>
+          <w:i/>
+          <w:iCs/>
+        </w:rPr>
+        <w:t>asistentul</w:t>
+      </w:r>
+      <w:proofErr w:type="spellEnd"/>
+      <w:r>
+        <w:rPr>
+          <w:i/>
+          <w:iCs/>
+        </w:rPr>
+        <w:t xml:space="preserve"> </w:t>
+      </w:r>
+      <w:proofErr w:type="spellStart"/>
+      <w:r>
+        <w:rPr>
+          <w:i/>
+          <w:iCs/>
+        </w:rPr>
+        <w:t>inteligent</w:t>
+      </w:r>
+      <w:proofErr w:type="spellEnd"/>
+      <w:r>
+        <w:rPr>
+          <w:i/>
+          <w:iCs/>
+        </w:rPr>
+        <w:t xml:space="preserve"> </w:t>
+      </w:r>
+      <w:proofErr w:type="spellStart"/>
+      <w:r>
+        <w:rPr>
+          <w:i/>
+          <w:iCs/>
+        </w:rPr>
+        <w:t>și</w:t>
+      </w:r>
+      <w:proofErr w:type="spellEnd"/>
+      <w:r>
+        <w:rPr>
+          <w:i/>
+          <w:iCs/>
+        </w:rPr>
+        <w:t xml:space="preserve"> a </w:t>
+      </w:r>
+      <w:proofErr w:type="spellStart"/>
+      <w:r>
+        <w:rPr>
+          <w:i/>
+          <w:iCs/>
+        </w:rPr>
+        <w:t>finaliza</w:t>
+      </w:r>
+      <w:proofErr w:type="spellEnd"/>
+      <w:r>
+        <w:rPr>
+          <w:i/>
+          <w:iCs/>
+        </w:rPr>
+        <w:t xml:space="preserve"> </w:t>
+      </w:r>
+      <w:proofErr w:type="spellStart"/>
+      <w:r>
+        <w:rPr>
+          <w:i/>
+          <w:iCs/>
+        </w:rPr>
+        <w:t>editarea</w:t>
+      </w:r>
+      <w:proofErr w:type="spellEnd"/>
+      <w:r>
+        <w:rPr>
+          <w:i/>
+          <w:iCs/>
+        </w:rPr>
+        <w:t xml:space="preserve">, </w:t>
+      </w:r>
+      <w:proofErr w:type="spellStart"/>
+      <w:r>
+        <w:rPr>
+          <w:i/>
+          <w:iCs/>
+        </w:rPr>
+        <w:t>te</w:t>
+      </w:r>
+      <w:proofErr w:type="spellEnd"/>
+      <w:r>
+        <w:rPr>
+          <w:i/>
+          <w:iCs/>
+        </w:rPr>
+        <w:t xml:space="preserve"> </w:t>
+      </w:r>
+      <w:proofErr w:type="spellStart"/>
+      <w:r>
+        <w:rPr>
+          <w:i/>
+          <w:iCs/>
+        </w:rPr>
+        <w:t>rugăm</w:t>
+      </w:r>
+      <w:proofErr w:type="spellEnd"/>
+      <w:r>
+        <w:rPr>
+          <w:i/>
+          <w:iCs/>
+        </w:rPr>
+        <w:t xml:space="preserve"> </w:t>
+      </w:r>
+      <w:proofErr w:type="spellStart"/>
+      <w:r>
+        <w:rPr>
+          <w:i/>
+          <w:iCs/>
+        </w:rPr>
+        <w:t>să</w:t>
+      </w:r>
+      <w:proofErr w:type="spellEnd"/>
+      <w:r>
+        <w:rPr>
+          <w:i/>
+          <w:iCs/>
+        </w:rPr>
+        <w:t xml:space="preserve"> </w:t>
+      </w:r>
+      <w:proofErr w:type="spellStart"/>
+      <w:r>
+        <w:rPr>
+          <w:i/>
+          <w:iCs/>
+        </w:rPr>
+        <w:t>te</w:t>
+      </w:r>
+      <w:proofErr w:type="spellEnd"/>
+      <w:r>
+        <w:rPr>
+          <w:i/>
+          <w:iCs/>
+        </w:rPr>
+        <w:t xml:space="preserve"> </w:t>
+      </w:r>
+      <w:proofErr w:type="spellStart"/>
+      <w:r>
+        <w:rPr>
+          <w:i/>
+          <w:iCs/>
+        </w:rPr>
+        <w:t>autentifici</w:t>
+      </w:r>
+      <w:proofErr w:type="spellEnd"/>
+      <w:r>
+        <w:rPr>
+          <w:i/>
+          <w:iCs/>
+        </w:rPr>
+        <w:t>!"</w:t>
+      </w:r>
+    </w:p>
+    <w:p>
+      <w:pPr>
+        <w:numPr>
+          <w:ilvl w:val="1"/>
+          <w:numId w:val="15"/>
+        </w:numPr>
+      </w:pPr>
+      <w:r>
+        <w:t xml:space="preserve">Vor </w:t>
+      </w:r>
+      <w:proofErr w:type="spellStart"/>
+      <w:r>
+        <w:t>avea</w:t>
+      </w:r>
+      <w:proofErr w:type="spellEnd"/>
+      <w:r>
+        <w:t xml:space="preserve"> la </w:t>
+      </w:r>
+      <w:proofErr w:type="spellStart"/>
+      <w:r>
+        <w:t>dispoziție</w:t>
+      </w:r>
+      <w:proofErr w:type="spellEnd"/>
+      <w:r>
+        <w:t xml:space="preserve"> </w:t>
+      </w:r>
+      <w:proofErr w:type="spellStart"/>
+      <w:r>
+        <w:t>doar</w:t>
+      </w:r>
+      <w:proofErr w:type="spellEnd"/>
+      <w:r>
+        <w:t xml:space="preserve"> </w:t>
+      </w:r>
+      <w:proofErr w:type="spellStart"/>
+      <w:r>
+        <w:t>opțiunea</w:t>
+      </w:r>
+      <w:proofErr w:type="spellEnd"/>
+      <w:r>
+        <w:t xml:space="preserve"> de "</w:t>
+      </w:r>
+      <w:proofErr w:type="spellStart"/>
+      <w:r>
+        <w:t>Creare</w:t>
+      </w:r>
+      <w:proofErr w:type="spellEnd"/>
+      <w:r>
+        <w:t xml:space="preserve"> </w:t>
+      </w:r>
+      <w:proofErr w:type="spellStart"/>
+      <w:r>
+        <w:t>Cont</w:t>
+      </w:r>
+      <w:proofErr w:type="spellEnd"/>
+      <w:r>
+        <w:t xml:space="preserve"> / </w:t>
+      </w:r>
+      <w:proofErr w:type="spellStart"/>
+      <w:r>
+        <w:t>Logare</w:t>
+      </w:r>
+      <w:proofErr w:type="spellEnd"/>
+      <w:r>
+        <w:t>".</w:t>
+      </w:r>
+    </w:p>
+    <w:p>
+      <w:pPr>
+        <w:numPr>
+          <w:ilvl w:val="0"/>
+          <w:numId w:val="15"/>
+        </w:numPr>
+      </w:pPr>
+      <w:proofErr w:type="spellStart"/>
+      <w:r>
+        <w:t>După</w:t>
+      </w:r>
+      <w:proofErr w:type="spellEnd"/>
+      <w:r>
+        <w:t xml:space="preserve"> </w:t>
+      </w:r>
+      <w:proofErr w:type="spellStart"/>
+      <w:r>
+        <w:t>ce</w:t>
+      </w:r>
+      <w:proofErr w:type="spellEnd"/>
+      <w:r>
+        <w:t xml:space="preserve"> </w:t>
+      </w:r>
+      <w:proofErr w:type="spellStart"/>
+      <w:r>
+        <w:t>își</w:t>
+      </w:r>
+      <w:proofErr w:type="spellEnd"/>
+      <w:r>
+        <w:t xml:space="preserve"> fac </w:t>
+      </w:r>
+      <w:proofErr w:type="spellStart"/>
+      <w:r>
+        <w:t>contul</w:t>
+      </w:r>
+      <w:proofErr w:type="spellEnd"/>
+      <w:r>
+        <w:t xml:space="preserve">, </w:t>
+      </w:r>
+      <w:proofErr w:type="spellStart"/>
+      <w:r>
+        <w:t>planul</w:t>
+      </w:r>
+      <w:proofErr w:type="spellEnd"/>
+      <w:r>
+        <w:t xml:space="preserve"> </w:t>
+      </w:r>
+      <w:proofErr w:type="spellStart"/>
+      <w:r>
+        <w:t>este</w:t>
+      </w:r>
+      <w:proofErr w:type="spellEnd"/>
+      <w:r>
+        <w:t xml:space="preserve"> </w:t>
+      </w:r>
+      <w:proofErr w:type="spellStart"/>
+      <w:r>
+        <w:t>transferat</w:t>
+      </w:r>
+      <w:proofErr w:type="spellEnd"/>
+      <w:r>
+        <w:t xml:space="preserve"> </w:t>
+      </w:r>
+      <w:proofErr w:type="spellStart"/>
+      <w:r>
+        <w:t>oficial</w:t>
+      </w:r>
+      <w:proofErr w:type="spellEnd"/>
+      <w:r>
+        <w:t xml:space="preserve"> pe </w:t>
+      </w:r>
+      <w:proofErr w:type="spellStart"/>
+      <w:r>
+        <w:t>contul</w:t>
+      </w:r>
+      <w:proofErr w:type="spellEnd"/>
+      <w:r>
+        <w:t xml:space="preserve"> lor, </w:t>
+      </w:r>
+      <w:proofErr w:type="spellStart"/>
+      <w:r>
+        <w:t>intră</w:t>
+      </w:r>
+      <w:proofErr w:type="spellEnd"/>
+      <w:r>
+        <w:t xml:space="preserve"> </w:t>
+      </w:r>
+      <w:proofErr w:type="spellStart"/>
+      <w:r>
+        <w:t>în</w:t>
+      </w:r>
+      <w:proofErr w:type="spellEnd"/>
+      <w:r>
+        <w:t xml:space="preserve"> </w:t>
+      </w:r>
+      <w:proofErr w:type="spellStart"/>
+      <w:r>
+        <w:t>modul</w:t>
+      </w:r>
+      <w:proofErr w:type="spellEnd"/>
+      <w:r>
+        <w:t xml:space="preserve"> de </w:t>
+      </w:r>
+      <w:proofErr w:type="spellStart"/>
+      <w:r>
+        <w:t>editare</w:t>
+      </w:r>
+      <w:proofErr w:type="spellEnd"/>
+      <w:r>
+        <w:t xml:space="preserve"> </w:t>
+      </w:r>
+      <w:proofErr w:type="spellStart"/>
+      <w:r>
+        <w:t>complet</w:t>
+      </w:r>
+      <w:proofErr w:type="spellEnd"/>
+      <w:r>
+        <w:t xml:space="preserve"> </w:t>
+      </w:r>
+      <w:proofErr w:type="spellStart"/>
+      <w:r>
+        <w:t>și</w:t>
+      </w:r>
+      <w:proofErr w:type="spellEnd"/>
+      <w:r>
+        <w:t xml:space="preserve">, </w:t>
+      </w:r>
+      <w:proofErr w:type="spellStart"/>
+      <w:r>
+        <w:t>desigur</w:t>
+      </w:r>
+      <w:proofErr w:type="spellEnd"/>
+      <w:r>
+        <w:t xml:space="preserve">, le </w:t>
+      </w:r>
+      <w:proofErr w:type="spellStart"/>
+      <w:r>
+        <w:t>va</w:t>
+      </w:r>
+      <w:proofErr w:type="spellEnd"/>
+      <w:r>
+        <w:t xml:space="preserve"> </w:t>
+      </w:r>
+      <w:proofErr w:type="spellStart"/>
+      <w:r>
+        <w:t>apărea</w:t>
+      </w:r>
+      <w:proofErr w:type="spellEnd"/>
+      <w:r>
+        <w:t xml:space="preserve"> </w:t>
+      </w:r>
+      <w:proofErr w:type="spellStart"/>
+      <w:r>
+        <w:t>pachetul</w:t>
+      </w:r>
+      <w:proofErr w:type="spellEnd"/>
+      <w:r>
+        <w:t xml:space="preserve"> de </w:t>
+      </w:r>
+      <w:proofErr w:type="spellStart"/>
+      <w:r>
+        <w:t>prețuri</w:t>
+      </w:r>
+      <w:proofErr w:type="spellEnd"/>
+      <w:r>
+        <w:t xml:space="preserve"> </w:t>
+      </w:r>
+      <w:proofErr w:type="spellStart"/>
+      <w:r>
+        <w:t>pentru</w:t>
+      </w:r>
+      <w:proofErr w:type="spellEnd"/>
+      <w:r>
+        <w:t xml:space="preserve"> a </w:t>
+      </w:r>
+      <w:proofErr w:type="spellStart"/>
+      <w:r>
+        <w:t>debloca</w:t>
+      </w:r>
+      <w:proofErr w:type="spellEnd"/>
+      <w:r>
+        <w:t xml:space="preserve"> </w:t>
+      </w:r>
+      <w:proofErr w:type="spellStart"/>
+      <w:r>
+        <w:t>exporturile</w:t>
+      </w:r>
+      <w:proofErr w:type="spellEnd"/>
+      <w:r>
+        <w:t xml:space="preserve"> finale.</w:t>
+      </w:r>
+    </w:p>
+    <w:p>
+      <w:pPr>
+        <w:rPr>
+          <w:b/>
+          <w:bCs/>
+        </w:rPr>
+      </w:pPr>
+      <w:proofErr w:type="spellStart"/>
+      <w:r>
+        <w:rPr>
+          <w:b/>
+          <w:bCs/>
+        </w:rPr>
+        <w:t>Modificări</w:t>
+      </w:r>
+      <w:proofErr w:type="spellEnd"/>
+      <w:r>
+        <w:rPr>
+          <w:b/>
+          <w:bCs/>
+        </w:rPr>
+        <w:t xml:space="preserve"> </w:t>
+      </w:r>
+      <w:proofErr w:type="spellStart"/>
+      <w:r>
+        <w:rPr>
+          <w:b/>
+          <w:bCs/>
+        </w:rPr>
+        <w:t>tehnice</w:t>
+      </w:r>
+      <w:proofErr w:type="spellEnd"/>
+      <w:r>
+        <w:rPr>
+          <w:b/>
+          <w:bCs/>
+        </w:rPr>
+        <w:t xml:space="preserve"> </w:t>
+      </w:r>
+      <w:proofErr w:type="spellStart"/>
+      <w:r>
+        <w:rPr>
+          <w:b/>
+          <w:bCs/>
+        </w:rPr>
+        <w:t>necesare</w:t>
+      </w:r>
+      <w:proofErr w:type="spellEnd"/>
+    </w:p>
+    <w:p>
+      <w:r>
+        <w:t>app/start/</w:t>
+      </w:r>
+      <w:proofErr w:type="spellStart"/>
+      <w:r>
+        <w:t>page.tsx</w:t>
+      </w:r>
+      <w:proofErr w:type="spellEnd"/>
+    </w:p>
+    <w:p>
+      <w:pPr>
+        <w:numPr>
+          <w:ilvl w:val="0"/>
+          <w:numId w:val="16"/>
+        </w:numPr>
+      </w:pPr>
+      <w:proofErr w:type="spellStart"/>
+      <w:r>
+        <w:t>Adăugarea</w:t>
+      </w:r>
+      <w:proofErr w:type="spellEnd"/>
+      <w:r>
+        <w:t xml:space="preserve"> </w:t>
+      </w:r>
+      <w:proofErr w:type="spellStart"/>
+      <w:r>
+        <w:t>funcției</w:t>
+      </w:r>
+      <w:proofErr w:type="spellEnd"/>
+      <w:r>
+        <w:t xml:space="preserve"> de </w:t>
+      </w:r>
+      <w:proofErr w:type="spellStart"/>
+      <w:r>
+        <w:t>salvare</w:t>
+      </w:r>
+      <w:proofErr w:type="spellEnd"/>
+      <w:r>
+        <w:t xml:space="preserve"> </w:t>
+      </w:r>
+      <w:proofErr w:type="spellStart"/>
+      <w:r>
+        <w:t>în</w:t>
+      </w:r>
+      <w:proofErr w:type="spellEnd"/>
+      <w:r>
+        <w:t xml:space="preserve"> </w:t>
+      </w:r>
+      <w:proofErr w:type="spellStart"/>
+      <w:r>
+        <w:t>baza</w:t>
+      </w:r>
+      <w:proofErr w:type="spellEnd"/>
+      <w:r>
+        <w:t xml:space="preserve"> de date </w:t>
+      </w:r>
+      <w:proofErr w:type="spellStart"/>
+      <w:r>
+        <w:t>shared_plans</w:t>
+      </w:r>
+      <w:proofErr w:type="spellEnd"/>
+      <w:r>
+        <w:t> </w:t>
+      </w:r>
+      <w:proofErr w:type="spellStart"/>
+      <w:r>
+        <w:t>chiar</w:t>
+      </w:r>
+      <w:proofErr w:type="spellEnd"/>
+      <w:r>
+        <w:t xml:space="preserve"> </w:t>
+      </w:r>
+      <w:proofErr w:type="spellStart"/>
+      <w:r>
+        <w:t>înainte</w:t>
+      </w:r>
+      <w:proofErr w:type="spellEnd"/>
+      <w:r>
+        <w:t xml:space="preserve"> de a </w:t>
+      </w:r>
+      <w:proofErr w:type="spellStart"/>
+      <w:r>
+        <w:t>porni</w:t>
+      </w:r>
+      <w:proofErr w:type="spellEnd"/>
+      <w:r>
+        <w:t xml:space="preserve"> </w:t>
+      </w:r>
+      <w:proofErr w:type="spellStart"/>
+      <w:r>
+        <w:t>generarea</w:t>
+      </w:r>
+      <w:proofErr w:type="spellEnd"/>
+      <w:r>
+        <w:t> html2pdf.</w:t>
+      </w:r>
+    </w:p>
+    <w:p>
+      <w:pPr>
+        <w:numPr>
+          <w:ilvl w:val="0"/>
+          <w:numId w:val="16"/>
+        </w:numPr>
+      </w:pPr>
+      <w:proofErr w:type="spellStart"/>
+      <w:r>
+        <w:t>Obținerea</w:t>
+      </w:r>
+      <w:proofErr w:type="spellEnd"/>
+      <w:r>
+        <w:t xml:space="preserve"> ID-</w:t>
+      </w:r>
+      <w:proofErr w:type="spellStart"/>
+      <w:r>
+        <w:t>ului</w:t>
+      </w:r>
+      <w:proofErr w:type="spellEnd"/>
+      <w:r>
+        <w:t xml:space="preserve"> </w:t>
+      </w:r>
+      <w:proofErr w:type="spellStart"/>
+      <w:r>
+        <w:t>generat</w:t>
+      </w:r>
+      <w:proofErr w:type="spellEnd"/>
+      <w:r>
+        <w:t xml:space="preserve"> </w:t>
+      </w:r>
+      <w:proofErr w:type="spellStart"/>
+      <w:r>
+        <w:t>și</w:t>
+      </w:r>
+      <w:proofErr w:type="spellEnd"/>
+      <w:r>
+        <w:t xml:space="preserve"> </w:t>
+      </w:r>
+      <w:proofErr w:type="spellStart"/>
+      <w:r>
+        <w:t>adăugarea</w:t>
+      </w:r>
+      <w:proofErr w:type="spellEnd"/>
+      <w:r>
+        <w:t xml:space="preserve"> </w:t>
+      </w:r>
+      <w:proofErr w:type="spellStart"/>
+      <w:r>
+        <w:t>lui</w:t>
+      </w:r>
+      <w:proofErr w:type="spellEnd"/>
+      <w:r>
+        <w:t xml:space="preserve"> </w:t>
+      </w:r>
+      <w:proofErr w:type="spellStart"/>
+      <w:r>
+        <w:t>în</w:t>
+      </w:r>
+      <w:proofErr w:type="spellEnd"/>
+      <w:r>
+        <w:t> </w:t>
+      </w:r>
+      <w:proofErr w:type="spellStart"/>
+      <w:r>
+        <w:t>pdf.link</w:t>
+      </w:r>
+      <w:proofErr w:type="spellEnd"/>
+      <w:r>
+        <w:t>(...).</w:t>
+      </w:r>
+    </w:p>
+    <w:p>
+      <w:r>
+        <w:t>app/shared/[id]/</w:t>
+      </w:r>
+      <w:proofErr w:type="spellStart"/>
+      <w:r>
+        <w:t>page.tsx</w:t>
+      </w:r>
+      <w:proofErr w:type="spellEnd"/>
+      <w:r>
+        <w:t> [NEW]</w:t>
+      </w:r>
+    </w:p>
+    <w:p>
+      <w:pPr>
+        <w:numPr>
+          <w:ilvl w:val="0"/>
+          <w:numId w:val="17"/>
+        </w:numPr>
+      </w:pPr>
+      <w:proofErr w:type="spellStart"/>
+      <w:r>
+        <w:t>Crearea</w:t>
+      </w:r>
+      <w:proofErr w:type="spellEnd"/>
+      <w:r>
+        <w:t xml:space="preserve"> </w:t>
+      </w:r>
+      <w:proofErr w:type="spellStart"/>
+      <w:r>
+        <w:t>unei</w:t>
+      </w:r>
+      <w:proofErr w:type="spellEnd"/>
+      <w:r>
+        <w:t xml:space="preserve"> </w:t>
+      </w:r>
+      <w:proofErr w:type="spellStart"/>
+      <w:r>
+        <w:t>pagini</w:t>
+      </w:r>
+      <w:proofErr w:type="spellEnd"/>
+      <w:r>
+        <w:t xml:space="preserve"> </w:t>
+      </w:r>
+      <w:proofErr w:type="spellStart"/>
+      <w:r>
+        <w:t>noi</w:t>
+      </w:r>
+      <w:proofErr w:type="spellEnd"/>
+      <w:r>
+        <w:t xml:space="preserve">, curate, cu </w:t>
+      </w:r>
+      <w:proofErr w:type="spellStart"/>
+      <w:r>
+        <w:t>scopul</w:t>
+      </w:r>
+      <w:proofErr w:type="spellEnd"/>
+      <w:r>
+        <w:t xml:space="preserve"> </w:t>
+      </w:r>
+      <w:proofErr w:type="spellStart"/>
+      <w:r>
+        <w:t>clar</w:t>
+      </w:r>
+      <w:proofErr w:type="spellEnd"/>
+      <w:r>
+        <w:t xml:space="preserve"> de a </w:t>
+      </w:r>
+      <w:proofErr w:type="spellStart"/>
+      <w:r>
+        <w:t>prinde</w:t>
+      </w:r>
+      <w:proofErr w:type="spellEnd"/>
+      <w:r>
+        <w:t xml:space="preserve"> </w:t>
+      </w:r>
+      <w:proofErr w:type="spellStart"/>
+      <w:r>
+        <w:t>potențialii</w:t>
+      </w:r>
+      <w:proofErr w:type="spellEnd"/>
+      <w:r>
+        <w:t xml:space="preserve"> </w:t>
+      </w:r>
+      <w:proofErr w:type="spellStart"/>
+      <w:r>
+        <w:t>clienți</w:t>
+      </w:r>
+      <w:proofErr w:type="spellEnd"/>
+      <w:r>
+        <w:t xml:space="preserve"> (Lead Capture).</w:t>
+      </w:r>
+    </w:p>
+    <w:p>
+      <w:pPr>
+        <w:numPr>
+          <w:ilvl w:val="0"/>
+          <w:numId w:val="17"/>
+        </w:numPr>
+      </w:pPr>
+      <w:r>
+        <w:lastRenderedPageBreak/>
+        <w:t xml:space="preserve">Va </w:t>
+      </w:r>
+      <w:proofErr w:type="spellStart"/>
+      <w:r>
+        <w:t>avea</w:t>
+      </w:r>
+      <w:proofErr w:type="spellEnd"/>
+      <w:r>
+        <w:t xml:space="preserve"> </w:t>
+      </w:r>
+      <w:proofErr w:type="spellStart"/>
+      <w:r>
+        <w:t>același</w:t>
+      </w:r>
+      <w:proofErr w:type="spellEnd"/>
+      <w:r>
+        <w:t xml:space="preserve"> fundal </w:t>
+      </w:r>
+      <w:proofErr w:type="spellStart"/>
+      <w:r>
+        <w:t>și</w:t>
+      </w:r>
+      <w:proofErr w:type="spellEnd"/>
+      <w:r>
+        <w:t xml:space="preserve"> </w:t>
+      </w:r>
+      <w:proofErr w:type="spellStart"/>
+      <w:r>
+        <w:t>stil</w:t>
+      </w:r>
+      <w:proofErr w:type="spellEnd"/>
+      <w:r>
+        <w:t xml:space="preserve"> premium.</w:t>
+      </w:r>
+    </w:p>
+    <w:p>
+      <w:pPr>
+        <w:numPr>
+          <w:ilvl w:val="0"/>
+          <w:numId w:val="17"/>
+        </w:numPr>
+      </w:pPr>
+      <w:r>
+        <w:t xml:space="preserve">Va </w:t>
+      </w:r>
+      <w:proofErr w:type="spellStart"/>
+      <w:r>
+        <w:t>citi</w:t>
+      </w:r>
+      <w:proofErr w:type="spellEnd"/>
+      <w:r>
+        <w:t xml:space="preserve"> ID-ul din link, </w:t>
+      </w:r>
+      <w:proofErr w:type="spellStart"/>
+      <w:r>
+        <w:t>va</w:t>
+      </w:r>
+      <w:proofErr w:type="spellEnd"/>
+      <w:r>
+        <w:t xml:space="preserve"> </w:t>
+      </w:r>
+      <w:proofErr w:type="spellStart"/>
+      <w:r>
+        <w:t>trage</w:t>
+      </w:r>
+      <w:proofErr w:type="spellEnd"/>
+      <w:r>
+        <w:t xml:space="preserve"> </w:t>
+      </w:r>
+      <w:proofErr w:type="spellStart"/>
+      <w:r>
+        <w:t>planul</w:t>
+      </w:r>
+      <w:proofErr w:type="spellEnd"/>
+      <w:r>
+        <w:t xml:space="preserve"> din </w:t>
+      </w:r>
+      <w:proofErr w:type="spellStart"/>
+      <w:r>
+        <w:t>baza</w:t>
+      </w:r>
+      <w:proofErr w:type="spellEnd"/>
+      <w:r>
+        <w:t xml:space="preserve"> de date </w:t>
+      </w:r>
+      <w:proofErr w:type="spellStart"/>
+      <w:r>
+        <w:t>și</w:t>
+      </w:r>
+      <w:proofErr w:type="spellEnd"/>
+      <w:r>
+        <w:t xml:space="preserve"> </w:t>
+      </w:r>
+      <w:proofErr w:type="spellStart"/>
+      <w:r>
+        <w:t>va</w:t>
+      </w:r>
+      <w:proofErr w:type="spellEnd"/>
+      <w:r>
+        <w:t xml:space="preserve"> </w:t>
+      </w:r>
+      <w:proofErr w:type="spellStart"/>
+      <w:r>
+        <w:t>forța</w:t>
+      </w:r>
+      <w:proofErr w:type="spellEnd"/>
+      <w:r>
+        <w:t xml:space="preserve"> </w:t>
+      </w:r>
+      <w:proofErr w:type="spellStart"/>
+      <w:r>
+        <w:t>utilizatorul</w:t>
+      </w:r>
+      <w:proofErr w:type="spellEnd"/>
+      <w:r>
+        <w:t xml:space="preserve"> </w:t>
+      </w:r>
+      <w:proofErr w:type="spellStart"/>
+      <w:r>
+        <w:t>să</w:t>
+      </w:r>
+      <w:proofErr w:type="spellEnd"/>
+      <w:r>
+        <w:t xml:space="preserve"> </w:t>
+      </w:r>
+      <w:proofErr w:type="spellStart"/>
+      <w:r>
+        <w:t>treacă</w:t>
+      </w:r>
+      <w:proofErr w:type="spellEnd"/>
+      <w:r>
+        <w:t xml:space="preserve"> </w:t>
+      </w:r>
+      <w:proofErr w:type="spellStart"/>
+      <w:r>
+        <w:t>prin</w:t>
+      </w:r>
+      <w:proofErr w:type="spellEnd"/>
+      <w:r>
+        <w:t xml:space="preserve"> </w:t>
+      </w:r>
+      <w:proofErr w:type="spellStart"/>
+      <w:r>
+        <w:t>fluxul</w:t>
+      </w:r>
+      <w:proofErr w:type="spellEnd"/>
+      <w:r>
+        <w:t xml:space="preserve"> de Login de la Google/Email.</w:t>
+      </w:r>
+    </w:p>
+    <w:p>
+      <w:pPr>
+        <w:numPr>
+          <w:ilvl w:val="0"/>
+          <w:numId w:val="17"/>
+        </w:numPr>
+      </w:pPr>
+      <w:proofErr w:type="spellStart"/>
+      <w:r>
+        <w:t>După</w:t>
+      </w:r>
+      <w:proofErr w:type="spellEnd"/>
+      <w:r>
+        <w:t xml:space="preserve"> login, </w:t>
+      </w:r>
+      <w:proofErr w:type="spellStart"/>
+      <w:r>
+        <w:t>mută</w:t>
+      </w:r>
+      <w:proofErr w:type="spellEnd"/>
+      <w:r>
+        <w:t xml:space="preserve"> </w:t>
+      </w:r>
+      <w:proofErr w:type="spellStart"/>
+      <w:r>
+        <w:t>datele</w:t>
+      </w:r>
+      <w:proofErr w:type="spellEnd"/>
+      <w:r>
+        <w:t xml:space="preserve"> </w:t>
+      </w:r>
+      <w:proofErr w:type="spellStart"/>
+      <w:r>
+        <w:t>în</w:t>
+      </w:r>
+      <w:proofErr w:type="spellEnd"/>
+      <w:r>
+        <w:t xml:space="preserve"> Local Storage-ul </w:t>
+      </w:r>
+      <w:proofErr w:type="spellStart"/>
+      <w:r>
+        <w:t>vizitatorului</w:t>
+      </w:r>
+      <w:proofErr w:type="spellEnd"/>
+      <w:r>
+        <w:t xml:space="preserve"> </w:t>
+      </w:r>
+      <w:proofErr w:type="spellStart"/>
+      <w:r>
+        <w:t>și</w:t>
+      </w:r>
+      <w:proofErr w:type="spellEnd"/>
+      <w:r>
+        <w:t xml:space="preserve"> </w:t>
+      </w:r>
+      <w:proofErr w:type="spellStart"/>
+      <w:r>
+        <w:t>îl</w:t>
+      </w:r>
+      <w:proofErr w:type="spellEnd"/>
+      <w:r>
+        <w:t xml:space="preserve"> </w:t>
+      </w:r>
+      <w:proofErr w:type="spellStart"/>
+      <w:r>
+        <w:t>trimite</w:t>
+      </w:r>
+      <w:proofErr w:type="spellEnd"/>
+      <w:r>
+        <w:t xml:space="preserve"> pe </w:t>
+      </w:r>
+      <w:proofErr w:type="spellStart"/>
+      <w:r>
+        <w:t>pagina</w:t>
+      </w:r>
+      <w:proofErr w:type="spellEnd"/>
+      <w:r>
+        <w:t xml:space="preserve"> </w:t>
+      </w:r>
+      <w:proofErr w:type="spellStart"/>
+      <w:r>
+        <w:t>principală</w:t>
+      </w:r>
+      <w:proofErr w:type="spellEnd"/>
+      <w:r>
+        <w:t xml:space="preserve"> </w:t>
+      </w:r>
+      <w:proofErr w:type="spellStart"/>
+      <w:r>
+        <w:t>pentru</w:t>
+      </w:r>
+      <w:proofErr w:type="spellEnd"/>
+      <w:r>
+        <w:t xml:space="preserve"> a-l </w:t>
+      </w:r>
+      <w:proofErr w:type="spellStart"/>
+      <w:r>
+        <w:t>converti</w:t>
+      </w:r>
+      <w:proofErr w:type="spellEnd"/>
+      <w:r>
+        <w:t xml:space="preserve"> </w:t>
+      </w:r>
+      <w:proofErr w:type="spellStart"/>
+      <w:r>
+        <w:t>în</w:t>
+      </w:r>
+      <w:proofErr w:type="spellEnd"/>
+      <w:r>
+        <w:t xml:space="preserve"> client </w:t>
+      </w:r>
+      <w:proofErr w:type="spellStart"/>
+      <w:r>
+        <w:t>plătitor</w:t>
+      </w:r>
+      <w:proofErr w:type="spellEnd"/>
+      <w:r>
+        <w:t>.</w:t>
+      </w:r>
+    </w:p>
+    <w:p>
+      <w:pPr>
+        <w:rPr>
+          <w:b/>
+          <w:bCs/>
+        </w:rPr>
+      </w:pPr>
+      <w:proofErr w:type="spellStart"/>
+      <w:r>
+        <w:rPr>
+          <w:b/>
+          <w:bCs/>
+        </w:rPr>
+        <w:t>Aprobare</w:t>
+      </w:r>
+      <w:proofErr w:type="spellEnd"/>
+    </w:p>
+    <w:p>
+      <w:proofErr w:type="spellStart"/>
+      <w:r>
+        <w:t>Dacă</w:t>
+      </w:r>
+      <w:proofErr w:type="spellEnd"/>
+      <w:r>
+        <w:t xml:space="preserve"> </w:t>
+      </w:r>
+      <w:proofErr w:type="spellStart"/>
+      <w:r>
+        <w:t>ești</w:t>
+      </w:r>
+      <w:proofErr w:type="spellEnd"/>
+      <w:r>
+        <w:t xml:space="preserve"> de </w:t>
+      </w:r>
+      <w:proofErr w:type="spellStart"/>
+      <w:r>
+        <w:t>acord</w:t>
+      </w:r>
+      <w:proofErr w:type="spellEnd"/>
+      <w:r>
+        <w:t xml:space="preserve"> cu </w:t>
+      </w:r>
+      <w:proofErr w:type="spellStart"/>
+      <w:r>
+        <w:t>această</w:t>
+      </w:r>
+      <w:proofErr w:type="spellEnd"/>
+      <w:r>
+        <w:t xml:space="preserve"> </w:t>
+      </w:r>
+      <w:proofErr w:type="spellStart"/>
+      <w:r>
+        <w:t>metodă</w:t>
+      </w:r>
+      <w:proofErr w:type="spellEnd"/>
+      <w:r>
+        <w:t xml:space="preserve"> </w:t>
+      </w:r>
+      <w:proofErr w:type="spellStart"/>
+      <w:r>
+        <w:t>și</w:t>
+      </w:r>
+      <w:proofErr w:type="spellEnd"/>
+      <w:r>
+        <w:t xml:space="preserve"> cu </w:t>
+      </w:r>
+      <w:proofErr w:type="spellStart"/>
+      <w:r>
+        <w:t>logica</w:t>
+      </w:r>
+      <w:proofErr w:type="spellEnd"/>
+      <w:r>
+        <w:t xml:space="preserve"> </w:t>
+      </w:r>
+      <w:proofErr w:type="spellStart"/>
+      <w:r>
+        <w:t>descrisă</w:t>
+      </w:r>
+      <w:proofErr w:type="spellEnd"/>
+      <w:r>
+        <w:t xml:space="preserve">, </w:t>
+      </w:r>
+      <w:proofErr w:type="spellStart"/>
+      <w:r>
+        <w:t>apasă</w:t>
+      </w:r>
+      <w:proofErr w:type="spellEnd"/>
+      <w:r>
+        <w:t xml:space="preserve"> pe </w:t>
+      </w:r>
+      <w:r>
+        <w:rPr>
+          <w:b/>
+          <w:bCs/>
+        </w:rPr>
+        <w:t>Proceed</w:t>
+      </w:r>
+      <w:r>
+        <w:t> </w:t>
+      </w:r>
+      <w:proofErr w:type="spellStart"/>
+      <w:r>
+        <w:t>pentru</w:t>
+      </w:r>
+      <w:proofErr w:type="spellEnd"/>
+      <w:r>
+        <w:t xml:space="preserve"> a </w:t>
+      </w:r>
+      <w:proofErr w:type="spellStart"/>
+      <w:r>
+        <w:t>începe</w:t>
+      </w:r>
+      <w:proofErr w:type="spellEnd"/>
+      <w:r>
+        <w:t xml:space="preserve"> </w:t>
+      </w:r>
+      <w:proofErr w:type="spellStart"/>
+      <w:r>
+        <w:t>scrierea</w:t>
+      </w:r>
+      <w:proofErr w:type="spellEnd"/>
+      <w:r>
+        <w:t xml:space="preserve"> </w:t>
+      </w:r>
+      <w:proofErr w:type="spellStart"/>
+      <w:r>
+        <w:t>codului</w:t>
+      </w:r>
+      <w:proofErr w:type="spellEnd"/>
+      <w:r>
+        <w:t>!</w:t>
+      </w:r>
+    </w:p>
+    <w:p>
+      <w:proofErr w:type="spellStart"/>
+      <w:r>
+        <w:t>si</w:t>
+      </w:r>
+      <w:proofErr w:type="spellEnd"/>
+      <w:r>
+        <w:t xml:space="preserve"> ID-ul din link il </w:t>
+      </w:r>
+      <w:proofErr w:type="spellStart"/>
+      <w:r>
+        <w:t>putem</w:t>
+      </w:r>
+      <w:proofErr w:type="spellEnd"/>
+      <w:r>
+        <w:t xml:space="preserve"> </w:t>
+      </w:r>
+      <w:proofErr w:type="spellStart"/>
+      <w:r>
+        <w:t>folosi</w:t>
+      </w:r>
+      <w:proofErr w:type="spellEnd"/>
+      <w:r>
+        <w:t xml:space="preserve"> ulterior </w:t>
+      </w:r>
+      <w:proofErr w:type="spellStart"/>
+      <w:r>
+        <w:t>sa</w:t>
+      </w:r>
+      <w:proofErr w:type="spellEnd"/>
+      <w:r>
+        <w:t xml:space="preserve"> ii </w:t>
+      </w:r>
+      <w:proofErr w:type="spellStart"/>
+      <w:r>
+        <w:t>amintim</w:t>
+      </w:r>
+      <w:proofErr w:type="spellEnd"/>
+      <w:r>
+        <w:t xml:space="preserve"> de IdeeTa.ai</w:t>
+      </w:r>
+    </w:p>
     <w:sectPr>
       <w:pgSz w:w="12240" w:h="15840"/>
       <w:pgMar w:top="1440" w:right="1440" w:bottom="1440" w:left="1440" w:header="720" w:footer="720" w:gutter="0"/>
@@ -20075,6 +23467,155 @@
 <file path=word/numbering.xml><?xml version="1.0" encoding="utf-8"?>
 <w:numbering xmlns:wpc="http://schemas.microsoft.com/office/word/2010/wordprocessingCanvas" xmlns:cx="http://schemas.microsoft.com/office/drawing/2014/chartex" xmlns:cx1="http://schemas.microsoft.com/office/drawing/2015/9/8/chartex" xmlns:cx2="http://schemas.microsoft.com/office/drawing/2015/10/21/chartex" xmlns:cx3="http://schemas.microsoft.com/office/drawing/2016/5/9/chartex" xmlns:cx4="http://schemas.microsoft.com/office/drawing/2016/5/10/chartex" xmlns:cx5="http://schemas.microsoft.com/office/drawing/2016/5/11/chartex" xmlns:cx6="http://schemas.microsoft.com/office/drawing/2016/5/12/chartex" xmlns:cx7="http://schemas.microsoft.com/office/drawing/2016/5/13/chartex" xmlns:cx8="http://schemas.microsoft.com/office/drawing/2016/5/14/chartex" xmlns:mc="http://schemas.openxmlformats.org/markup-compatibility/2006" xmlns:aink="http://schemas.microsoft.com/office/drawing/2016/ink" xmlns:am3d="http://schemas.microsoft.com/office/drawing/2017/model3d" xmlns:o="urn:schemas-microsoft-com:office:office" xmlns:oel="http://schemas.microsoft.com/office/2019/extlst" xmlns:r="http://schemas.openxmlformats.org/officeDocument/2006/relationships" xmlns:m="http://schemas.openxmlformats.org/officeDocument/2006/math" xmlns:v="urn:schemas-microsoft-com:vml" xmlns:wp14="http://schemas.microsoft.com/office/word/2010/wordprocessingDrawing" xmlns:wp="http://schemas.openxmlformats.org/drawingml/2006/wordprocessingDrawing" xmlns:w10="urn:schemas-microsoft-com:office:word" xmlns:w="http://schemas.openxmlformats.org/wordprocessingml/2006/main" xmlns:w14="http://schemas.microsoft.com/office/word/2010/wordml" xmlns:w15="http://schemas.microsoft.com/office/word/2012/wordml" xmlns:w16cex="http://schemas.microsoft.com/office/word/2018/wordml/cex" xmlns:w16cid="http://schemas.microsoft.com/office/word/2016/wordml/cid" xmlns:w16="http://schemas.microsoft.com/office/word/2018/wordml" xmlns:w16du="http://schemas.microsoft.com/office/word/2023/wordml/word16du" xmlns:w16sdtdh="http://schemas.microsoft.com/office/word/2020/wordml/sdtdatahash" xmlns:w16sdtfl="http://schemas.microsoft.com/office/word/2024/wordml/sdtformatlock" xmlns:w16se="http://schemas.microsoft.com/office/word/2015/wordml/symex" xmlns:wpg="http://schemas.microsoft.com/office/word/2010/wordprocessingGroup" xmlns:wpi="http://schemas.microsoft.com/office/word/2010/wordprocessingInk" xmlns:wne="http://schemas.microsoft.com/office/word/2006/wordml" xmlns:wps="http://schemas.microsoft.com/office/word/2010/wordprocessingShape" mc:Ignorable="w14 w15 w16se w16cid w16 w16cex w16sdtdh w16sdtfl w16du wp14">
   <w:abstractNum w:abstractNumId="0" w15:restartNumberingAfterBreak="0">
+    <w:nsid w:val="01FE20EB"/>
+    <w:multiLevelType w:val="multilevel"/>
+    <w:tmpl w:val="3B407054"/>
+    <w:lvl w:ilvl="0">
+      <w:start w:val="1"/>
+      <w:numFmt w:val="bullet"/>
+      <w:lvlText w:val=""/>
+      <w:lvlJc w:val="left"/>
+      <w:pPr>
+        <w:tabs>
+          <w:tab w:val="num" w:pos="720"/>
+        </w:tabs>
+        <w:ind w:left="720" w:hanging="360"/>
+      </w:pPr>
+      <w:rPr>
+        <w:rFonts w:ascii="Symbol" w:hAnsi="Symbol" w:hint="default"/>
+        <w:sz w:val="20"/>
+      </w:rPr>
+    </w:lvl>
+    <w:lvl w:ilvl="1" w:tentative="1">
+      <w:start w:val="1"/>
+      <w:numFmt w:val="bullet"/>
+      <w:lvlText w:val=""/>
+      <w:lvlJc w:val="left"/>
+      <w:pPr>
+        <w:tabs>
+          <w:tab w:val="num" w:pos="1440"/>
+        </w:tabs>
+        <w:ind w:left="1440" w:hanging="360"/>
+      </w:pPr>
+      <w:rPr>
+        <w:rFonts w:ascii="Symbol" w:hAnsi="Symbol" w:hint="default"/>
+        <w:sz w:val="20"/>
+      </w:rPr>
+    </w:lvl>
+    <w:lvl w:ilvl="2" w:tentative="1">
+      <w:start w:val="1"/>
+      <w:numFmt w:val="bullet"/>
+      <w:lvlText w:val=""/>
+      <w:lvlJc w:val="left"/>
+      <w:pPr>
+        <w:tabs>
+          <w:tab w:val="num" w:pos="2160"/>
+        </w:tabs>
+        <w:ind w:left="2160" w:hanging="360"/>
+      </w:pPr>
+      <w:rPr>
+        <w:rFonts w:ascii="Symbol" w:hAnsi="Symbol" w:hint="default"/>
+        <w:sz w:val="20"/>
+      </w:rPr>
+    </w:lvl>
+    <w:lvl w:ilvl="3" w:tentative="1">
+      <w:start w:val="1"/>
+      <w:numFmt w:val="bullet"/>
+      <w:lvlText w:val=""/>
+      <w:lvlJc w:val="left"/>
+      <w:pPr>
+        <w:tabs>
+          <w:tab w:val="num" w:pos="2880"/>
+        </w:tabs>
+        <w:ind w:left="2880" w:hanging="360"/>
+      </w:pPr>
+      <w:rPr>
+        <w:rFonts w:ascii="Symbol" w:hAnsi="Symbol" w:hint="default"/>
+        <w:sz w:val="20"/>
+      </w:rPr>
+    </w:lvl>
+    <w:lvl w:ilvl="4" w:tentative="1">
+      <w:start w:val="1"/>
+      <w:numFmt w:val="bullet"/>
+      <w:lvlText w:val=""/>
+      <w:lvlJc w:val="left"/>
+      <w:pPr>
+        <w:tabs>
+          <w:tab w:val="num" w:pos="3600"/>
+        </w:tabs>
+        <w:ind w:left="3600" w:hanging="360"/>
+      </w:pPr>
+      <w:rPr>
+        <w:rFonts w:ascii="Symbol" w:hAnsi="Symbol" w:hint="default"/>
+        <w:sz w:val="20"/>
+      </w:rPr>
+    </w:lvl>
+    <w:lvl w:ilvl="5" w:tentative="1">
+      <w:start w:val="1"/>
+      <w:numFmt w:val="bullet"/>
+      <w:lvlText w:val=""/>
+      <w:lvlJc w:val="left"/>
+      <w:pPr>
+        <w:tabs>
+          <w:tab w:val="num" w:pos="4320"/>
+        </w:tabs>
+        <w:ind w:left="4320" w:hanging="360"/>
+      </w:pPr>
+      <w:rPr>
+        <w:rFonts w:ascii="Symbol" w:hAnsi="Symbol" w:hint="default"/>
+        <w:sz w:val="20"/>
+      </w:rPr>
+    </w:lvl>
+    <w:lvl w:ilvl="6" w:tentative="1">
+      <w:start w:val="1"/>
+      <w:numFmt w:val="bullet"/>
+      <w:lvlText w:val=""/>
+      <w:lvlJc w:val="left"/>
+      <w:pPr>
+        <w:tabs>
+          <w:tab w:val="num" w:pos="5040"/>
+        </w:tabs>
+        <w:ind w:left="5040" w:hanging="360"/>
+      </w:pPr>
+      <w:rPr>
+        <w:rFonts w:ascii="Symbol" w:hAnsi="Symbol" w:hint="default"/>
+        <w:sz w:val="20"/>
+      </w:rPr>
+    </w:lvl>
+    <w:lvl w:ilvl="7" w:tentative="1">
+      <w:start w:val="1"/>
+      <w:numFmt w:val="bullet"/>
+      <w:lvlText w:val=""/>
+      <w:lvlJc w:val="left"/>
+      <w:pPr>
+        <w:tabs>
+          <w:tab w:val="num" w:pos="5760"/>
+        </w:tabs>
+        <w:ind w:left="5760" w:hanging="360"/>
+      </w:pPr>
+      <w:rPr>
+        <w:rFonts w:ascii="Symbol" w:hAnsi="Symbol" w:hint="default"/>
+        <w:sz w:val="20"/>
+      </w:rPr>
+    </w:lvl>
+    <w:lvl w:ilvl="8" w:tentative="1">
+      <w:start w:val="1"/>
+      <w:numFmt w:val="bullet"/>
+      <w:lvlText w:val=""/>
+      <w:lvlJc w:val="left"/>
+      <w:pPr>
+        <w:tabs>
+          <w:tab w:val="num" w:pos="6480"/>
+        </w:tabs>
+        <w:ind w:left="6480" w:hanging="360"/>
+      </w:pPr>
+      <w:rPr>
+        <w:rFonts w:ascii="Symbol" w:hAnsi="Symbol" w:hint="default"/>
+        <w:sz w:val="20"/>
+      </w:rPr>
+    </w:lvl>
+  </w:abstractNum>
+  <w:abstractNum w:abstractNumId="1" w15:restartNumberingAfterBreak="0">
     <w:nsid w:val="02441651"/>
     <w:multiLevelType w:val="multilevel"/>
     <w:tmpl w:val="C2C45AA8"/>
@@ -20223,7 +23764,7 @@
       </w:rPr>
     </w:lvl>
   </w:abstractNum>
-  <w:abstractNum w:abstractNumId="1" w15:restartNumberingAfterBreak="0">
+  <w:abstractNum w:abstractNumId="2" w15:restartNumberingAfterBreak="0">
     <w:nsid w:val="081C59E3"/>
     <w:multiLevelType w:val="multilevel"/>
     <w:tmpl w:val="5998B342"/>
@@ -20372,7 +23913,7 @@
       </w:rPr>
     </w:lvl>
   </w:abstractNum>
-  <w:abstractNum w:abstractNumId="2" w15:restartNumberingAfterBreak="0">
+  <w:abstractNum w:abstractNumId="3" w15:restartNumberingAfterBreak="0">
     <w:nsid w:val="117155CA"/>
     <w:multiLevelType w:val="multilevel"/>
     <w:tmpl w:val="F86C10F2"/>
@@ -20485,7 +24026,7 @@
       </w:pPr>
     </w:lvl>
   </w:abstractNum>
-  <w:abstractNum w:abstractNumId="3" w15:restartNumberingAfterBreak="0">
+  <w:abstractNum w:abstractNumId="4" w15:restartNumberingAfterBreak="0">
     <w:nsid w:val="118606AF"/>
     <w:multiLevelType w:val="multilevel"/>
     <w:tmpl w:val="29783230"/>
@@ -20598,7 +24139,7 @@
       </w:pPr>
     </w:lvl>
   </w:abstractNum>
-  <w:abstractNum w:abstractNumId="4" w15:restartNumberingAfterBreak="0">
+  <w:abstractNum w:abstractNumId="5" w15:restartNumberingAfterBreak="0">
     <w:nsid w:val="13A969F1"/>
     <w:multiLevelType w:val="multilevel"/>
     <w:tmpl w:val="343082AE"/>
@@ -20747,7 +24288,7 @@
       </w:rPr>
     </w:lvl>
   </w:abstractNum>
-  <w:abstractNum w:abstractNumId="5" w15:restartNumberingAfterBreak="0">
+  <w:abstractNum w:abstractNumId="6" w15:restartNumberingAfterBreak="0">
     <w:nsid w:val="1831498A"/>
     <w:multiLevelType w:val="multilevel"/>
     <w:tmpl w:val="E35A8786"/>
@@ -20896,7 +24437,156 @@
       </w:rPr>
     </w:lvl>
   </w:abstractNum>
-  <w:abstractNum w:abstractNumId="6" w15:restartNumberingAfterBreak="0">
+  <w:abstractNum w:abstractNumId="7" w15:restartNumberingAfterBreak="0">
+    <w:nsid w:val="26746FED"/>
+    <w:multiLevelType w:val="multilevel"/>
+    <w:tmpl w:val="41829B80"/>
+    <w:lvl w:ilvl="0">
+      <w:start w:val="1"/>
+      <w:numFmt w:val="bullet"/>
+      <w:lvlText w:val=""/>
+      <w:lvlJc w:val="left"/>
+      <w:pPr>
+        <w:tabs>
+          <w:tab w:val="num" w:pos="720"/>
+        </w:tabs>
+        <w:ind w:left="720" w:hanging="360"/>
+      </w:pPr>
+      <w:rPr>
+        <w:rFonts w:ascii="Symbol" w:hAnsi="Symbol" w:hint="default"/>
+        <w:sz w:val="20"/>
+      </w:rPr>
+    </w:lvl>
+    <w:lvl w:ilvl="1" w:tentative="1">
+      <w:start w:val="1"/>
+      <w:numFmt w:val="bullet"/>
+      <w:lvlText w:val=""/>
+      <w:lvlJc w:val="left"/>
+      <w:pPr>
+        <w:tabs>
+          <w:tab w:val="num" w:pos="1440"/>
+        </w:tabs>
+        <w:ind w:left="1440" w:hanging="360"/>
+      </w:pPr>
+      <w:rPr>
+        <w:rFonts w:ascii="Symbol" w:hAnsi="Symbol" w:hint="default"/>
+        <w:sz w:val="20"/>
+      </w:rPr>
+    </w:lvl>
+    <w:lvl w:ilvl="2" w:tentative="1">
+      <w:start w:val="1"/>
+      <w:numFmt w:val="bullet"/>
+      <w:lvlText w:val=""/>
+      <w:lvlJc w:val="left"/>
+      <w:pPr>
+        <w:tabs>
+          <w:tab w:val="num" w:pos="2160"/>
+        </w:tabs>
+        <w:ind w:left="2160" w:hanging="360"/>
+      </w:pPr>
+      <w:rPr>
+        <w:rFonts w:ascii="Symbol" w:hAnsi="Symbol" w:hint="default"/>
+        <w:sz w:val="20"/>
+      </w:rPr>
+    </w:lvl>
+    <w:lvl w:ilvl="3" w:tentative="1">
+      <w:start w:val="1"/>
+      <w:numFmt w:val="bullet"/>
+      <w:lvlText w:val=""/>
+      <w:lvlJc w:val="left"/>
+      <w:pPr>
+        <w:tabs>
+          <w:tab w:val="num" w:pos="2880"/>
+        </w:tabs>
+        <w:ind w:left="2880" w:hanging="360"/>
+      </w:pPr>
+      <w:rPr>
+        <w:rFonts w:ascii="Symbol" w:hAnsi="Symbol" w:hint="default"/>
+        <w:sz w:val="20"/>
+      </w:rPr>
+    </w:lvl>
+    <w:lvl w:ilvl="4" w:tentative="1">
+      <w:start w:val="1"/>
+      <w:numFmt w:val="bullet"/>
+      <w:lvlText w:val=""/>
+      <w:lvlJc w:val="left"/>
+      <w:pPr>
+        <w:tabs>
+          <w:tab w:val="num" w:pos="3600"/>
+        </w:tabs>
+        <w:ind w:left="3600" w:hanging="360"/>
+      </w:pPr>
+      <w:rPr>
+        <w:rFonts w:ascii="Symbol" w:hAnsi="Symbol" w:hint="default"/>
+        <w:sz w:val="20"/>
+      </w:rPr>
+    </w:lvl>
+    <w:lvl w:ilvl="5" w:tentative="1">
+      <w:start w:val="1"/>
+      <w:numFmt w:val="bullet"/>
+      <w:lvlText w:val=""/>
+      <w:lvlJc w:val="left"/>
+      <w:pPr>
+        <w:tabs>
+          <w:tab w:val="num" w:pos="4320"/>
+        </w:tabs>
+        <w:ind w:left="4320" w:hanging="360"/>
+      </w:pPr>
+      <w:rPr>
+        <w:rFonts w:ascii="Symbol" w:hAnsi="Symbol" w:hint="default"/>
+        <w:sz w:val="20"/>
+      </w:rPr>
+    </w:lvl>
+    <w:lvl w:ilvl="6" w:tentative="1">
+      <w:start w:val="1"/>
+      <w:numFmt w:val="bullet"/>
+      <w:lvlText w:val=""/>
+      <w:lvlJc w:val="left"/>
+      <w:pPr>
+        <w:tabs>
+          <w:tab w:val="num" w:pos="5040"/>
+        </w:tabs>
+        <w:ind w:left="5040" w:hanging="360"/>
+      </w:pPr>
+      <w:rPr>
+        <w:rFonts w:ascii="Symbol" w:hAnsi="Symbol" w:hint="default"/>
+        <w:sz w:val="20"/>
+      </w:rPr>
+    </w:lvl>
+    <w:lvl w:ilvl="7" w:tentative="1">
+      <w:start w:val="1"/>
+      <w:numFmt w:val="bullet"/>
+      <w:lvlText w:val=""/>
+      <w:lvlJc w:val="left"/>
+      <w:pPr>
+        <w:tabs>
+          <w:tab w:val="num" w:pos="5760"/>
+        </w:tabs>
+        <w:ind w:left="5760" w:hanging="360"/>
+      </w:pPr>
+      <w:rPr>
+        <w:rFonts w:ascii="Symbol" w:hAnsi="Symbol" w:hint="default"/>
+        <w:sz w:val="20"/>
+      </w:rPr>
+    </w:lvl>
+    <w:lvl w:ilvl="8" w:tentative="1">
+      <w:start w:val="1"/>
+      <w:numFmt w:val="bullet"/>
+      <w:lvlText w:val=""/>
+      <w:lvlJc w:val="left"/>
+      <w:pPr>
+        <w:tabs>
+          <w:tab w:val="num" w:pos="6480"/>
+        </w:tabs>
+        <w:ind w:left="6480" w:hanging="360"/>
+      </w:pPr>
+      <w:rPr>
+        <w:rFonts w:ascii="Symbol" w:hAnsi="Symbol" w:hint="default"/>
+        <w:sz w:val="20"/>
+      </w:rPr>
+    </w:lvl>
+  </w:abstractNum>
+  <w:abstractNum w:abstractNumId="8" w15:restartNumberingAfterBreak="0">
     <w:nsid w:val="2F174067"/>
     <w:multiLevelType w:val="multilevel"/>
     <w:tmpl w:val="FCB43A24"/>
@@ -21045,7 +24735,7 @@
       </w:rPr>
     </w:lvl>
   </w:abstractNum>
-  <w:abstractNum w:abstractNumId="7" w15:restartNumberingAfterBreak="0">
+  <w:abstractNum w:abstractNumId="9" w15:restartNumberingAfterBreak="0">
     <w:nsid w:val="35924F00"/>
     <w:multiLevelType w:val="multilevel"/>
     <w:tmpl w:val="E5BAC4B6"/>
@@ -21158,7 +24848,7 @@
       </w:pPr>
     </w:lvl>
   </w:abstractNum>
-  <w:abstractNum w:abstractNumId="8" w15:restartNumberingAfterBreak="0">
+  <w:abstractNum w:abstractNumId="10" w15:restartNumberingAfterBreak="0">
     <w:nsid w:val="3AAD4C3D"/>
     <w:multiLevelType w:val="multilevel"/>
     <w:tmpl w:val="F476E44C"/>
@@ -21307,7 +24997,7 @@
       </w:rPr>
     </w:lvl>
   </w:abstractNum>
-  <w:abstractNum w:abstractNumId="9" w15:restartNumberingAfterBreak="0">
+  <w:abstractNum w:abstractNumId="11" w15:restartNumberingAfterBreak="0">
     <w:nsid w:val="3B5C786A"/>
     <w:multiLevelType w:val="multilevel"/>
     <w:tmpl w:val="75F6EFDE"/>
@@ -21420,7 +25110,7 @@
       </w:pPr>
     </w:lvl>
   </w:abstractNum>
-  <w:abstractNum w:abstractNumId="10" w15:restartNumberingAfterBreak="0">
+  <w:abstractNum w:abstractNumId="12" w15:restartNumberingAfterBreak="0">
     <w:nsid w:val="4E5D1923"/>
     <w:multiLevelType w:val="multilevel"/>
     <w:tmpl w:val="0B564374"/>
@@ -21533,7 +25223,7 @@
       </w:pPr>
     </w:lvl>
   </w:abstractNum>
-  <w:abstractNum w:abstractNumId="11" w15:restartNumberingAfterBreak="0">
+  <w:abstractNum w:abstractNumId="13" w15:restartNumberingAfterBreak="0">
     <w:nsid w:val="5103190A"/>
     <w:multiLevelType w:val="multilevel"/>
     <w:tmpl w:val="A8A09D9E"/>
@@ -21682,7 +25372,7 @@
       </w:rPr>
     </w:lvl>
   </w:abstractNum>
-  <w:abstractNum w:abstractNumId="12" w15:restartNumberingAfterBreak="0">
+  <w:abstractNum w:abstractNumId="14" w15:restartNumberingAfterBreak="0">
     <w:nsid w:val="5D99058F"/>
     <w:multiLevelType w:val="multilevel"/>
     <w:tmpl w:val="D1EE39A2"/>
@@ -21795,7 +25485,124 @@
       </w:pPr>
     </w:lvl>
   </w:abstractNum>
-  <w:abstractNum w:abstractNumId="13" w15:restartNumberingAfterBreak="0">
+  <w:abstractNum w:abstractNumId="15" w15:restartNumberingAfterBreak="0">
+    <w:nsid w:val="60612AEF"/>
+    <w:multiLevelType w:val="multilevel"/>
+    <w:tmpl w:val="86BC5D0C"/>
+    <w:lvl w:ilvl="0">
+      <w:start w:val="1"/>
+      <w:numFmt w:val="decimal"/>
+      <w:lvlText w:val="%1."/>
+      <w:lvlJc w:val="left"/>
+      <w:pPr>
+        <w:tabs>
+          <w:tab w:val="num" w:pos="720"/>
+        </w:tabs>
+        <w:ind w:left="720" w:hanging="360"/>
+      </w:pPr>
+    </w:lvl>
+    <w:lvl w:ilvl="1">
+      <w:start w:val="1"/>
+      <w:numFmt w:val="bullet"/>
+      <w:lvlText w:val=""/>
+      <w:lvlJc w:val="left"/>
+      <w:pPr>
+        <w:tabs>
+          <w:tab w:val="num" w:pos="1440"/>
+        </w:tabs>
+        <w:ind w:left="1440" w:hanging="360"/>
+      </w:pPr>
+      <w:rPr>
+        <w:rFonts w:ascii="Symbol" w:hAnsi="Symbol" w:hint="default"/>
+        <w:sz w:val="20"/>
+      </w:rPr>
+    </w:lvl>
+    <w:lvl w:ilvl="2" w:tentative="1">
+      <w:start w:val="1"/>
+      <w:numFmt w:val="decimal"/>
+      <w:lvlText w:val="%3."/>
+      <w:lvlJc w:val="left"/>
+      <w:pPr>
+        <w:tabs>
+          <w:tab w:val="num" w:pos="2160"/>
+        </w:tabs>
+        <w:ind w:left="2160" w:hanging="360"/>
+      </w:pPr>
+    </w:lvl>
+    <w:lvl w:ilvl="3" w:tentative="1">
+      <w:start w:val="1"/>
+      <w:numFmt w:val="decimal"/>
+      <w:lvlText w:val="%4."/>
+      <w:lvlJc w:val="left"/>
+      <w:pPr>
+        <w:tabs>
+          <w:tab w:val="num" w:pos="2880"/>
+        </w:tabs>
+        <w:ind w:left="2880" w:hanging="360"/>
+      </w:pPr>
+    </w:lvl>
+    <w:lvl w:ilvl="4" w:tentative="1">
+      <w:start w:val="1"/>
+      <w:numFmt w:val="decimal"/>
+      <w:lvlText w:val="%5."/>
+      <w:lvlJc w:val="left"/>
+      <w:pPr>
+        <w:tabs>
+          <w:tab w:val="num" w:pos="3600"/>
+        </w:tabs>
+        <w:ind w:left="3600" w:hanging="360"/>
+      </w:pPr>
+    </w:lvl>
+    <w:lvl w:ilvl="5" w:tentative="1">
+      <w:start w:val="1"/>
+      <w:numFmt w:val="decimal"/>
+      <w:lvlText w:val="%6."/>
+      <w:lvlJc w:val="left"/>
+      <w:pPr>
+        <w:tabs>
+          <w:tab w:val="num" w:pos="4320"/>
+        </w:tabs>
+        <w:ind w:left="4320" w:hanging="360"/>
+      </w:pPr>
+    </w:lvl>
+    <w:lvl w:ilvl="6" w:tentative="1">
+      <w:start w:val="1"/>
+      <w:numFmt w:val="decimal"/>
+      <w:lvlText w:val="%7."/>
+      <w:lvlJc w:val="left"/>
+      <w:pPr>
+        <w:tabs>
+          <w:tab w:val="num" w:pos="5040"/>
+        </w:tabs>
+        <w:ind w:left="5040" w:hanging="360"/>
+      </w:pPr>
+    </w:lvl>
+    <w:lvl w:ilvl="7" w:tentative="1">
+      <w:start w:val="1"/>
+      <w:numFmt w:val="decimal"/>
+      <w:lvlText w:val="%8."/>
+      <w:lvlJc w:val="left"/>
+      <w:pPr>
+        <w:tabs>
+          <w:tab w:val="num" w:pos="5760"/>
+        </w:tabs>
+        <w:ind w:left="5760" w:hanging="360"/>
+      </w:pPr>
+    </w:lvl>
+    <w:lvl w:ilvl="8" w:tentative="1">
+      <w:start w:val="1"/>
+      <w:numFmt w:val="decimal"/>
+      <w:lvlText w:val="%9."/>
+      <w:lvlJc w:val="left"/>
+      <w:pPr>
+        <w:tabs>
+          <w:tab w:val="num" w:pos="6480"/>
+        </w:tabs>
+        <w:ind w:left="6480" w:hanging="360"/>
+      </w:pPr>
+    </w:lvl>
+  </w:abstractNum>
+  <w:abstractNum w:abstractNumId="16" w15:restartNumberingAfterBreak="0">
     <w:nsid w:val="69244E7A"/>
     <w:multiLevelType w:val="multilevel"/>
     <w:tmpl w:val="D820DD34"/>
@@ -21945,45 +25752,54 @@
     </w:lvl>
   </w:abstractNum>
   <w:num w:numId="1" w16cid:durableId="430977924">
+    <w:abstractNumId w:val="13"/>
+  </w:num>
+  <w:num w:numId="2" w16cid:durableId="786898390">
+    <w:abstractNumId w:val="2"/>
+  </w:num>
+  <w:num w:numId="3" w16cid:durableId="1654287537">
+    <w:abstractNumId w:val="5"/>
+  </w:num>
+  <w:num w:numId="4" w16cid:durableId="614140323">
+    <w:abstractNumId w:val="1"/>
+  </w:num>
+  <w:num w:numId="5" w16cid:durableId="1155026178">
+    <w:abstractNumId w:val="14"/>
+  </w:num>
+  <w:num w:numId="6" w16cid:durableId="1097562786">
+    <w:abstractNumId w:val="3"/>
+  </w:num>
+  <w:num w:numId="7" w16cid:durableId="1915428224">
+    <w:abstractNumId w:val="8"/>
+  </w:num>
+  <w:num w:numId="8" w16cid:durableId="1189416595">
+    <w:abstractNumId w:val="16"/>
+  </w:num>
+  <w:num w:numId="9" w16cid:durableId="186061792">
+    <w:abstractNumId w:val="12"/>
+  </w:num>
+  <w:num w:numId="10" w16cid:durableId="1390491691">
     <w:abstractNumId w:val="11"/>
   </w:num>
-  <w:num w:numId="2" w16cid:durableId="786898390">
-    <w:abstractNumId w:val="1"/>
-  </w:num>
-  <w:num w:numId="3" w16cid:durableId="1654287537">
+  <w:num w:numId="11" w16cid:durableId="1642420085">
     <w:abstractNumId w:val="4"/>
   </w:num>
-  <w:num w:numId="4" w16cid:durableId="614140323">
+  <w:num w:numId="12" w16cid:durableId="1273628493">
+    <w:abstractNumId w:val="6"/>
+  </w:num>
+  <w:num w:numId="13" w16cid:durableId="1840264699">
+    <w:abstractNumId w:val="10"/>
+  </w:num>
+  <w:num w:numId="14" w16cid:durableId="294529380">
+    <w:abstractNumId w:val="9"/>
+  </w:num>
+  <w:num w:numId="15" w16cid:durableId="339436240">
+    <w:abstractNumId w:val="15"/>
+  </w:num>
+  <w:num w:numId="16" w16cid:durableId="1705130765">
     <w:abstractNumId w:val="0"/>
   </w:num>
-  <w:num w:numId="5" w16cid:durableId="1155026178">
-    <w:abstractNumId w:val="12"/>
-  </w:num>
-  <w:num w:numId="6" w16cid:durableId="1097562786">
-    <w:abstractNumId w:val="2"/>
-  </w:num>
-  <w:num w:numId="7" w16cid:durableId="1915428224">
-    <w:abstractNumId w:val="6"/>
-  </w:num>
-  <w:num w:numId="8" w16cid:durableId="1189416595">
-    <w:abstractNumId w:val="13"/>
-  </w:num>
-  <w:num w:numId="9" w16cid:durableId="186061792">
-    <w:abstractNumId w:val="10"/>
-  </w:num>
-  <w:num w:numId="10" w16cid:durableId="1390491691">
-    <w:abstractNumId w:val="9"/>
-  </w:num>
-  <w:num w:numId="11" w16cid:durableId="1642420085">
-    <w:abstractNumId w:val="3"/>
-  </w:num>
-  <w:num w:numId="12" w16cid:durableId="1273628493">
-    <w:abstractNumId w:val="5"/>
-  </w:num>
-  <w:num w:numId="13" w16cid:durableId="1840264699">
-    <w:abstractNumId w:val="8"/>
-  </w:num>
-  <w:num w:numId="14" w16cid:durableId="294529380">
+  <w:num w:numId="17" w16cid:durableId="261182642">
     <w:abstractNumId w:val="7"/>
   </w:num>
 </w:numbering>

--- a/google_adsens.docx
+++ b/google_adsens.docx
@@ -4117,7 +4117,15 @@
       </w:r>
       <w:proofErr w:type="spellEnd"/>
       <w:r>
-        <w:t xml:space="preserve"> le-a </w:t>
+        <w:t xml:space="preserve"> le-</w:t>
+      </w:r>
+      <w:proofErr w:type="gramStart"/>
+      <w:r>
+        <w:t>a</w:t>
+      </w:r>
+      <w:proofErr w:type="gramEnd"/>
+      <w:r>
+        <w:t xml:space="preserve"> </w:t>
       </w:r>
       <w:proofErr w:type="spellStart"/>
       <w:r>
@@ -7688,7 +7696,15 @@
       </w:r>
       <w:proofErr w:type="spellEnd"/>
       <w:r>
-        <w:t xml:space="preserve"> le-a </w:t>
+        <w:t xml:space="preserve"> le-</w:t>
+      </w:r>
+      <w:proofErr w:type="gramStart"/>
+      <w:r>
+        <w:t>a</w:t>
+      </w:r>
+      <w:proofErr w:type="gramEnd"/>
+      <w:r>
+        <w:t xml:space="preserve"> </w:t>
       </w:r>
       <w:proofErr w:type="spellStart"/>
       <w:r>
@@ -10977,7 +10993,15 @@
       </w:r>
       <w:proofErr w:type="spellEnd"/>
       <w:r>
-        <w:t xml:space="preserve"> un plan </w:t>
+        <w:t xml:space="preserve"> </w:t>
+      </w:r>
+      <w:proofErr w:type="gramStart"/>
+      <w:r>
+        <w:t>un plan</w:t>
+      </w:r>
+      <w:proofErr w:type="gramEnd"/>
+      <w:r>
+        <w:t xml:space="preserve"> </w:t>
       </w:r>
       <w:proofErr w:type="spellStart"/>
       <w:r>
@@ -15993,10 +16017,12 @@
         <w:t xml:space="preserve"> de pe TikTok, Facebook, Instagram, Telegram </w:t>
       </w:r>
       <w:proofErr w:type="spellStart"/>
+      <w:proofErr w:type="gramStart"/>
       <w:r>
         <w:t>etc.Cum</w:t>
       </w:r>
       <w:proofErr w:type="spellEnd"/>
+      <w:proofErr w:type="gramEnd"/>
       <w:r>
         <w:t xml:space="preserve"> </w:t>
       </w:r>
@@ -16067,7 +16093,15 @@
       </w:r>
       <w:proofErr w:type="spellEnd"/>
       <w:r>
-        <w:t xml:space="preserve"> un link special, de </w:t>
+        <w:t xml:space="preserve"> </w:t>
+      </w:r>
+      <w:proofErr w:type="gramStart"/>
+      <w:r>
+        <w:t>un link</w:t>
+      </w:r>
+      <w:proofErr w:type="gramEnd"/>
+      <w:r>
+        <w:t xml:space="preserve"> special, de </w:t>
       </w:r>
       <w:proofErr w:type="spellStart"/>
       <w:r>
@@ -16841,12 +16875,17 @@
         <w:t xml:space="preserve">cum pot </w:t>
       </w:r>
       <w:proofErr w:type="spellStart"/>
+      <w:proofErr w:type="gramStart"/>
       <w:r>
         <w:t>verifica</w:t>
       </w:r>
       <w:proofErr w:type="spellEnd"/>
       <w:r>
-        <w:t xml:space="preserve"> ? am telegram, </w:t>
+        <w:t xml:space="preserve"> ?</w:t>
+      </w:r>
+      <w:proofErr w:type="gramEnd"/>
+      <w:r>
+        <w:t xml:space="preserve"> am telegram, </w:t>
       </w:r>
       <w:proofErr w:type="spellStart"/>
       <w:r>
@@ -17634,7 +17673,15 @@
       </w:r>
       <w:proofErr w:type="spellEnd"/>
       <w:r>
-        <w:t xml:space="preserve">-un Story pe Instagram pe </w:t>
+        <w:t>-</w:t>
+      </w:r>
+      <w:proofErr w:type="gramStart"/>
+      <w:r>
+        <w:t>un Story</w:t>
+      </w:r>
+      <w:proofErr w:type="gramEnd"/>
+      <w:r>
+        <w:t xml:space="preserve"> pe Instagram pe </w:t>
       </w:r>
       <w:proofErr w:type="spellStart"/>
       <w:r>
@@ -19412,7 +19459,15 @@
       </w:r>
       <w:proofErr w:type="spellEnd"/>
       <w:r>
-        <w:t xml:space="preserve"> a continua."* 2. **Are </w:t>
+        <w:t xml:space="preserve"> a </w:t>
+      </w:r>
+      <w:proofErr w:type="gramStart"/>
+      <w:r>
+        <w:t>continua</w:t>
+      </w:r>
+      <w:proofErr w:type="gramEnd"/>
+      <w:r>
+        <w:t xml:space="preserve">."* 2. **Are </w:t>
       </w:r>
       <w:proofErr w:type="spellStart"/>
       <w:r>
@@ -19452,7 +19507,15 @@
       </w:r>
       <w:proofErr w:type="spellEnd"/>
       <w:r>
-        <w:t xml:space="preserve"> EXACT DE DOUĂ ORI.** (Ex: </w:t>
+        <w:t xml:space="preserve"> EXACT DE DOUĂ </w:t>
+      </w:r>
+      <w:proofErr w:type="gramStart"/>
+      <w:r>
+        <w:t>ORI.*</w:t>
+      </w:r>
+      <w:proofErr w:type="gramEnd"/>
+      <w:r>
+        <w:t xml:space="preserve">* (Ex: </w:t>
       </w:r>
       <w:proofErr w:type="spellStart"/>
       <w:r>
@@ -20178,7 +20241,15 @@
       </w:r>
       <w:proofErr w:type="spellEnd"/>
       <w:r>
-        <w:t xml:space="preserve"> din spate" (un link secret) pe care o </w:t>
+        <w:t xml:space="preserve"> din spate" (</w:t>
+      </w:r>
+      <w:proofErr w:type="gramStart"/>
+      <w:r>
+        <w:t>un link</w:t>
+      </w:r>
+      <w:proofErr w:type="gramEnd"/>
+      <w:r>
+        <w:t xml:space="preserve"> secret) pe care o </w:t>
       </w:r>
       <w:proofErr w:type="spellStart"/>
       <w:r>
@@ -20413,12 +20484,17 @@
         <w:t xml:space="preserve">Acel </w:t>
       </w:r>
       <w:proofErr w:type="spellStart"/>
+      <w:proofErr w:type="gramStart"/>
       <w:r>
         <w:t>cuvânt</w:t>
       </w:r>
       <w:proofErr w:type="spellEnd"/>
       <w:r>
-        <w:t xml:space="preserve"> ?dev=true de la </w:t>
+        <w:t> ?dev</w:t>
+      </w:r>
+      <w:proofErr w:type="gramEnd"/>
+      <w:r>
+        <w:t xml:space="preserve">=true de la </w:t>
       </w:r>
       <w:proofErr w:type="spellStart"/>
       <w:r>
@@ -21510,7 +21586,15 @@
       </w:r>
       <w:proofErr w:type="spellEnd"/>
       <w:r>
-        <w:t xml:space="preserve"> de a </w:t>
+        <w:t xml:space="preserve"> de </w:t>
+      </w:r>
+      <w:proofErr w:type="gramStart"/>
+      <w:r>
+        <w:t>a</w:t>
+      </w:r>
+      <w:proofErr w:type="gramEnd"/>
+      <w:r>
+        <w:t xml:space="preserve"> </w:t>
       </w:r>
       <w:proofErr w:type="spellStart"/>
       <w:r>
@@ -21817,7 +21901,15 @@
       </w:r>
       <w:proofErr w:type="spellEnd"/>
       <w:r>
-        <w:t xml:space="preserve"> un ID </w:t>
+        <w:t xml:space="preserve"> </w:t>
+      </w:r>
+      <w:proofErr w:type="gramStart"/>
+      <w:r>
+        <w:t>un ID</w:t>
+      </w:r>
+      <w:proofErr w:type="gramEnd"/>
+      <w:r>
+        <w:t xml:space="preserve"> </w:t>
       </w:r>
       <w:proofErr w:type="spellStart"/>
       <w:r>
@@ -21857,7 +21949,15 @@
       </w:r>
       <w:proofErr w:type="spellEnd"/>
       <w:r>
-        <w:t xml:space="preserve"> PDF un link </w:t>
+        <w:t xml:space="preserve"> PDF </w:t>
+      </w:r>
+      <w:proofErr w:type="gramStart"/>
+      <w:r>
+        <w:t>un link</w:t>
+      </w:r>
+      <w:proofErr w:type="gramEnd"/>
+      <w:r>
+        <w:t xml:space="preserve"> </w:t>
       </w:r>
       <w:proofErr w:type="spellStart"/>
       <w:r>
@@ -22115,7 +22215,15 @@
       </w:r>
       <w:proofErr w:type="spellEnd"/>
       <w:r>
-        <w:t xml:space="preserve"> (un Pop-up </w:t>
+        <w:t xml:space="preserve"> (</w:t>
+      </w:r>
+      <w:proofErr w:type="gramStart"/>
+      <w:r>
+        <w:t>un Pop-up</w:t>
+      </w:r>
+      <w:proofErr w:type="gramEnd"/>
+      <w:r>
+        <w:t xml:space="preserve"> </w:t>
       </w:r>
       <w:proofErr w:type="spellStart"/>
       <w:r>
@@ -22899,10 +23007,12 @@
         <w:t> </w:t>
       </w:r>
       <w:proofErr w:type="spellStart"/>
+      <w:proofErr w:type="gramStart"/>
       <w:r>
         <w:t>pdf.link</w:t>
       </w:r>
       <w:proofErr w:type="spellEnd"/>
+      <w:proofErr w:type="gramEnd"/>
       <w:r>
         <w:t>(...).</w:t>
       </w:r>
@@ -23454,6 +23564,4870 @@
         <w:t xml:space="preserve"> de IdeeTa.ai</w:t>
       </w:r>
     </w:p>
+    <w:p/>
+    <w:p>
+      <w:r>
+        <w:rPr>
+          <w:b/>
+          <w:bCs/>
+        </w:rPr>
+        <w:t xml:space="preserve">Gata! Am </w:t>
+      </w:r>
+      <w:proofErr w:type="spellStart"/>
+      <w:r>
+        <w:rPr>
+          <w:b/>
+          <w:bCs/>
+        </w:rPr>
+        <w:t>implementat</w:t>
+      </w:r>
+      <w:proofErr w:type="spellEnd"/>
+      <w:r>
+        <w:rPr>
+          <w:b/>
+          <w:bCs/>
+        </w:rPr>
+        <w:t xml:space="preserve"> exact </w:t>
+      </w:r>
+      <w:proofErr w:type="spellStart"/>
+      <w:r>
+        <w:rPr>
+          <w:b/>
+          <w:bCs/>
+        </w:rPr>
+        <w:t>această</w:t>
+      </w:r>
+      <w:proofErr w:type="spellEnd"/>
+      <w:r>
+        <w:rPr>
+          <w:b/>
+          <w:bCs/>
+        </w:rPr>
+        <w:t xml:space="preserve"> "</w:t>
+      </w:r>
+      <w:proofErr w:type="spellStart"/>
+      <w:r>
+        <w:rPr>
+          <w:b/>
+          <w:bCs/>
+        </w:rPr>
+        <w:t>capcană</w:t>
+      </w:r>
+      <w:proofErr w:type="spellEnd"/>
+      <w:r>
+        <w:rPr>
+          <w:b/>
+          <w:bCs/>
+        </w:rPr>
+        <w:t xml:space="preserve">" </w:t>
+      </w:r>
+      <w:proofErr w:type="spellStart"/>
+      <w:r>
+        <w:rPr>
+          <w:b/>
+          <w:bCs/>
+        </w:rPr>
+        <w:t>genială</w:t>
+      </w:r>
+      <w:proofErr w:type="spellEnd"/>
+      <w:r>
+        <w:rPr>
+          <w:b/>
+          <w:bCs/>
+        </w:rPr>
+        <w:t xml:space="preserve"> de marketing.</w:t>
+      </w:r>
+    </w:p>
+    <w:p>
+      <w:r>
+        <w:t xml:space="preserve">Ce am </w:t>
+      </w:r>
+      <w:proofErr w:type="spellStart"/>
+      <w:r>
+        <w:t>făcut</w:t>
+      </w:r>
+      <w:proofErr w:type="spellEnd"/>
+      <w:r>
+        <w:t xml:space="preserve"> pas cu pas:</w:t>
+      </w:r>
+    </w:p>
+    <w:p>
+      <w:pPr>
+        <w:numPr>
+          <w:ilvl w:val="0"/>
+          <w:numId w:val="18"/>
+        </w:numPr>
+      </w:pPr>
+      <w:proofErr w:type="spellStart"/>
+      <w:r>
+        <w:rPr>
+          <w:b/>
+          <w:bCs/>
+        </w:rPr>
+        <w:t>Bază</w:t>
+      </w:r>
+      <w:proofErr w:type="spellEnd"/>
+      <w:r>
+        <w:rPr>
+          <w:b/>
+          <w:bCs/>
+        </w:rPr>
+        <w:t xml:space="preserve"> de date </w:t>
+      </w:r>
+      <w:proofErr w:type="spellStart"/>
+      <w:r>
+        <w:rPr>
+          <w:b/>
+          <w:bCs/>
+        </w:rPr>
+        <w:t>temporară</w:t>
+      </w:r>
+      <w:proofErr w:type="spellEnd"/>
+      <w:r>
+        <w:t xml:space="preserve">: </w:t>
+      </w:r>
+      <w:proofErr w:type="spellStart"/>
+      <w:r>
+        <w:t>Acum</w:t>
+      </w:r>
+      <w:proofErr w:type="spellEnd"/>
+      <w:r>
+        <w:t xml:space="preserve">, </w:t>
+      </w:r>
+      <w:proofErr w:type="spellStart"/>
+      <w:r>
+        <w:t>când</w:t>
+      </w:r>
+      <w:proofErr w:type="spellEnd"/>
+      <w:r>
+        <w:t xml:space="preserve"> </w:t>
+      </w:r>
+      <w:proofErr w:type="spellStart"/>
+      <w:r>
+        <w:t>tu</w:t>
+      </w:r>
+      <w:proofErr w:type="spellEnd"/>
+      <w:r>
+        <w:t xml:space="preserve"> (</w:t>
+      </w:r>
+      <w:proofErr w:type="spellStart"/>
+      <w:r>
+        <w:t>sau</w:t>
+      </w:r>
+      <w:proofErr w:type="spellEnd"/>
+      <w:r>
+        <w:t xml:space="preserve"> </w:t>
+      </w:r>
+      <w:proofErr w:type="spellStart"/>
+      <w:r>
+        <w:t>oricine</w:t>
+      </w:r>
+      <w:proofErr w:type="spellEnd"/>
+      <w:r>
+        <w:t xml:space="preserve">) </w:t>
+      </w:r>
+      <w:proofErr w:type="spellStart"/>
+      <w:r>
+        <w:t>apeși</w:t>
+      </w:r>
+      <w:proofErr w:type="spellEnd"/>
+      <w:r>
+        <w:t xml:space="preserve"> "</w:t>
+      </w:r>
+      <w:proofErr w:type="spellStart"/>
+      <w:r>
+        <w:t>Descarcă</w:t>
+      </w:r>
+      <w:proofErr w:type="spellEnd"/>
+      <w:r>
+        <w:t xml:space="preserve"> PDF", </w:t>
+      </w:r>
+      <w:proofErr w:type="spellStart"/>
+      <w:r>
+        <w:t>aplicația</w:t>
+      </w:r>
+      <w:proofErr w:type="spellEnd"/>
+      <w:r>
+        <w:t xml:space="preserve"> </w:t>
+      </w:r>
+      <w:proofErr w:type="spellStart"/>
+      <w:r>
+        <w:t>salvează</w:t>
+      </w:r>
+      <w:proofErr w:type="spellEnd"/>
+      <w:r>
+        <w:t xml:space="preserve"> pe </w:t>
+      </w:r>
+      <w:proofErr w:type="spellStart"/>
+      <w:r>
+        <w:t>ascuns</w:t>
+      </w:r>
+      <w:proofErr w:type="spellEnd"/>
+      <w:r>
+        <w:t xml:space="preserve"> </w:t>
+      </w:r>
+      <w:proofErr w:type="spellStart"/>
+      <w:r>
+        <w:t>acel</w:t>
+      </w:r>
+      <w:proofErr w:type="spellEnd"/>
+      <w:r>
+        <w:t xml:space="preserve"> plan exact de </w:t>
+      </w:r>
+      <w:proofErr w:type="spellStart"/>
+      <w:r>
+        <w:t>afaceri</w:t>
+      </w:r>
+      <w:proofErr w:type="spellEnd"/>
+      <w:r>
+        <w:t xml:space="preserve"> </w:t>
+      </w:r>
+      <w:proofErr w:type="spellStart"/>
+      <w:r>
+        <w:t>într</w:t>
+      </w:r>
+      <w:proofErr w:type="spellEnd"/>
+      <w:r>
+        <w:t xml:space="preserve">-o </w:t>
+      </w:r>
+      <w:proofErr w:type="spellStart"/>
+      <w:r>
+        <w:t>bază</w:t>
+      </w:r>
+      <w:proofErr w:type="spellEnd"/>
+      <w:r>
+        <w:t xml:space="preserve"> de date </w:t>
+      </w:r>
+      <w:proofErr w:type="spellStart"/>
+      <w:r>
+        <w:t>securizată</w:t>
+      </w:r>
+      <w:proofErr w:type="spellEnd"/>
+      <w:r>
+        <w:t xml:space="preserve"> din Firebase </w:t>
+      </w:r>
+      <w:proofErr w:type="spellStart"/>
+      <w:r>
+        <w:t>și</w:t>
+      </w:r>
+      <w:proofErr w:type="spellEnd"/>
+      <w:r>
+        <w:t xml:space="preserve"> </w:t>
+      </w:r>
+      <w:proofErr w:type="spellStart"/>
+      <w:r>
+        <w:t>generează</w:t>
+      </w:r>
+      <w:proofErr w:type="spellEnd"/>
+      <w:r>
+        <w:t xml:space="preserve"> </w:t>
+      </w:r>
+      <w:proofErr w:type="gramStart"/>
+      <w:r>
+        <w:t>un ID</w:t>
+      </w:r>
+      <w:proofErr w:type="gramEnd"/>
+      <w:r>
+        <w:t xml:space="preserve"> </w:t>
+      </w:r>
+      <w:proofErr w:type="spellStart"/>
+      <w:r>
+        <w:t>unic</w:t>
+      </w:r>
+      <w:proofErr w:type="spellEnd"/>
+      <w:r>
+        <w:t>.</w:t>
+      </w:r>
+    </w:p>
+    <w:p>
+      <w:pPr>
+        <w:numPr>
+          <w:ilvl w:val="0"/>
+          <w:numId w:val="18"/>
+        </w:numPr>
+      </w:pPr>
+      <w:r>
+        <w:rPr>
+          <w:b/>
+          <w:bCs/>
+        </w:rPr>
+        <w:t xml:space="preserve">Link </w:t>
+      </w:r>
+      <w:proofErr w:type="spellStart"/>
+      <w:r>
+        <w:rPr>
+          <w:b/>
+          <w:bCs/>
+        </w:rPr>
+        <w:t>Inteligent</w:t>
+      </w:r>
+      <w:proofErr w:type="spellEnd"/>
+      <w:r>
+        <w:t xml:space="preserve">: </w:t>
+      </w:r>
+      <w:proofErr w:type="spellStart"/>
+      <w:r>
+        <w:t>Butonul</w:t>
+      </w:r>
+      <w:proofErr w:type="spellEnd"/>
+      <w:r>
+        <w:t xml:space="preserve"> </w:t>
+      </w:r>
+      <w:r>
+        <w:rPr>
+          <w:rFonts w:ascii="Segoe UI Emoji" w:hAnsi="Segoe UI Emoji" w:cs="Segoe UI Emoji"/>
+        </w:rPr>
+        <w:t>🚀</w:t>
+      </w:r>
+      <w:r>
+        <w:t xml:space="preserve"> din PDF nu </w:t>
+      </w:r>
+      <w:proofErr w:type="spellStart"/>
+      <w:r>
+        <w:t>mai</w:t>
+      </w:r>
+      <w:proofErr w:type="spellEnd"/>
+      <w:r>
+        <w:t xml:space="preserve"> duce </w:t>
+      </w:r>
+      <w:proofErr w:type="spellStart"/>
+      <w:r>
+        <w:t>pur</w:t>
+      </w:r>
+      <w:proofErr w:type="spellEnd"/>
+      <w:r>
+        <w:t xml:space="preserve"> </w:t>
+      </w:r>
+      <w:proofErr w:type="spellStart"/>
+      <w:r>
+        <w:t>și</w:t>
+      </w:r>
+      <w:proofErr w:type="spellEnd"/>
+      <w:r>
+        <w:t xml:space="preserve"> </w:t>
+      </w:r>
+      <w:proofErr w:type="spellStart"/>
+      <w:r>
+        <w:t>simplu</w:t>
+      </w:r>
+      <w:proofErr w:type="spellEnd"/>
+      <w:r>
+        <w:t xml:space="preserve"> pe prima </w:t>
+      </w:r>
+      <w:proofErr w:type="spellStart"/>
+      <w:r>
+        <w:t>pagină</w:t>
+      </w:r>
+      <w:proofErr w:type="spellEnd"/>
+      <w:r>
+        <w:t xml:space="preserve">, ci duce pe o </w:t>
+      </w:r>
+      <w:proofErr w:type="spellStart"/>
+      <w:r>
+        <w:t>pagină</w:t>
+      </w:r>
+      <w:proofErr w:type="spellEnd"/>
+      <w:r>
+        <w:t xml:space="preserve"> </w:t>
+      </w:r>
+      <w:proofErr w:type="spellStart"/>
+      <w:r>
+        <w:t>unică</w:t>
+      </w:r>
+      <w:proofErr w:type="spellEnd"/>
+      <w:r>
+        <w:t xml:space="preserve"> </w:t>
+      </w:r>
+      <w:proofErr w:type="gramStart"/>
+      <w:r>
+        <w:t>a</w:t>
+      </w:r>
+      <w:proofErr w:type="gramEnd"/>
+      <w:r>
+        <w:t xml:space="preserve"> </w:t>
+      </w:r>
+      <w:proofErr w:type="spellStart"/>
+      <w:r>
+        <w:t>acelui</w:t>
+      </w:r>
+      <w:proofErr w:type="spellEnd"/>
+      <w:r>
+        <w:t xml:space="preserve"> plan (ex: /shared/ID-ul-</w:t>
+      </w:r>
+      <w:proofErr w:type="spellStart"/>
+      <w:r>
+        <w:t>planului</w:t>
+      </w:r>
+      <w:proofErr w:type="spellEnd"/>
+      <w:r>
+        <w:t>).</w:t>
+      </w:r>
+    </w:p>
+    <w:p>
+      <w:pPr>
+        <w:numPr>
+          <w:ilvl w:val="0"/>
+          <w:numId w:val="18"/>
+        </w:numPr>
+      </w:pPr>
+      <w:proofErr w:type="spellStart"/>
+      <w:r>
+        <w:rPr>
+          <w:b/>
+          <w:bCs/>
+        </w:rPr>
+        <w:t>Experiența</w:t>
+      </w:r>
+      <w:proofErr w:type="spellEnd"/>
+      <w:r>
+        <w:rPr>
+          <w:b/>
+          <w:bCs/>
+        </w:rPr>
+        <w:t xml:space="preserve"> </w:t>
+      </w:r>
+      <w:proofErr w:type="spellStart"/>
+      <w:r>
+        <w:rPr>
+          <w:b/>
+          <w:bCs/>
+        </w:rPr>
+        <w:t>vizitatorului</w:t>
+      </w:r>
+      <w:proofErr w:type="spellEnd"/>
+      <w:r>
+        <w:rPr>
+          <w:b/>
+          <w:bCs/>
+        </w:rPr>
+        <w:t xml:space="preserve"> nou</w:t>
+      </w:r>
+      <w:r>
+        <w:t>:</w:t>
+      </w:r>
+    </w:p>
+    <w:p>
+      <w:pPr>
+        <w:numPr>
+          <w:ilvl w:val="1"/>
+          <w:numId w:val="18"/>
+        </w:numPr>
+      </w:pPr>
+      <w:proofErr w:type="spellStart"/>
+      <w:r>
+        <w:t>Când</w:t>
+      </w:r>
+      <w:proofErr w:type="spellEnd"/>
+      <w:r>
+        <w:t xml:space="preserve"> </w:t>
+      </w:r>
+      <w:proofErr w:type="spellStart"/>
+      <w:r>
+        <w:t>cineva</w:t>
+      </w:r>
+      <w:proofErr w:type="spellEnd"/>
+      <w:r>
+        <w:t xml:space="preserve"> </w:t>
+      </w:r>
+      <w:proofErr w:type="spellStart"/>
+      <w:r>
+        <w:t>dă</w:t>
+      </w:r>
+      <w:proofErr w:type="spellEnd"/>
+      <w:r>
+        <w:t xml:space="preserve"> click pe link (de </w:t>
+      </w:r>
+      <w:proofErr w:type="spellStart"/>
+      <w:r>
+        <w:t>exemplu</w:t>
+      </w:r>
+      <w:proofErr w:type="spellEnd"/>
+      <w:r>
+        <w:t xml:space="preserve"> un </w:t>
+      </w:r>
+      <w:proofErr w:type="spellStart"/>
+      <w:r>
+        <w:t>partener</w:t>
+      </w:r>
+      <w:proofErr w:type="spellEnd"/>
+      <w:r>
+        <w:t xml:space="preserve"> </w:t>
+      </w:r>
+      <w:proofErr w:type="spellStart"/>
+      <w:r>
+        <w:t>căruia</w:t>
+      </w:r>
+      <w:proofErr w:type="spellEnd"/>
+      <w:r>
+        <w:t xml:space="preserve"> </w:t>
+      </w:r>
+      <w:proofErr w:type="spellStart"/>
+      <w:r>
+        <w:t>i</w:t>
+      </w:r>
+      <w:proofErr w:type="spellEnd"/>
+      <w:r>
+        <w:t xml:space="preserve">-ai </w:t>
+      </w:r>
+      <w:proofErr w:type="spellStart"/>
+      <w:r>
+        <w:t>trimis</w:t>
+      </w:r>
+      <w:proofErr w:type="spellEnd"/>
+      <w:r>
+        <w:t xml:space="preserve"> PDF-ul pe WhatsApp), se </w:t>
+      </w:r>
+      <w:proofErr w:type="spellStart"/>
+      <w:r>
+        <w:t>va</w:t>
+      </w:r>
+      <w:proofErr w:type="spellEnd"/>
+      <w:r>
+        <w:t xml:space="preserve"> </w:t>
+      </w:r>
+      <w:proofErr w:type="spellStart"/>
+      <w:r>
+        <w:t>deschide</w:t>
+      </w:r>
+      <w:proofErr w:type="spellEnd"/>
+      <w:r>
+        <w:t xml:space="preserve"> </w:t>
+      </w:r>
+      <w:proofErr w:type="spellStart"/>
+      <w:r>
+        <w:t>platforma</w:t>
+      </w:r>
+      <w:proofErr w:type="spellEnd"/>
+      <w:r>
+        <w:t xml:space="preserve"> </w:t>
+      </w:r>
+      <w:proofErr w:type="spellStart"/>
+      <w:r>
+        <w:t>IdeeaTa</w:t>
+      </w:r>
+      <w:proofErr w:type="spellEnd"/>
+      <w:r>
+        <w:t xml:space="preserve"> </w:t>
+      </w:r>
+      <w:proofErr w:type="spellStart"/>
+      <w:r>
+        <w:t>și</w:t>
+      </w:r>
+      <w:proofErr w:type="spellEnd"/>
+      <w:r>
+        <w:t> </w:t>
+      </w:r>
+      <w:proofErr w:type="spellStart"/>
+      <w:r>
+        <w:rPr>
+          <w:b/>
+          <w:bCs/>
+        </w:rPr>
+        <w:t>îi</w:t>
+      </w:r>
+      <w:proofErr w:type="spellEnd"/>
+      <w:r>
+        <w:rPr>
+          <w:b/>
+          <w:bCs/>
+        </w:rPr>
+        <w:t xml:space="preserve"> </w:t>
+      </w:r>
+      <w:proofErr w:type="spellStart"/>
+      <w:r>
+        <w:rPr>
+          <w:b/>
+          <w:bCs/>
+        </w:rPr>
+        <w:t>va</w:t>
+      </w:r>
+      <w:proofErr w:type="spellEnd"/>
+      <w:r>
+        <w:rPr>
+          <w:b/>
+          <w:bCs/>
+        </w:rPr>
+        <w:t xml:space="preserve"> </w:t>
+      </w:r>
+      <w:proofErr w:type="spellStart"/>
+      <w:r>
+        <w:rPr>
+          <w:b/>
+          <w:bCs/>
+        </w:rPr>
+        <w:t>afișa</w:t>
+      </w:r>
+      <w:proofErr w:type="spellEnd"/>
+      <w:r>
+        <w:rPr>
+          <w:b/>
+          <w:bCs/>
+        </w:rPr>
+        <w:t xml:space="preserve"> </w:t>
+      </w:r>
+      <w:proofErr w:type="spellStart"/>
+      <w:r>
+        <w:rPr>
+          <w:b/>
+          <w:bCs/>
+        </w:rPr>
+        <w:t>în</w:t>
+      </w:r>
+      <w:proofErr w:type="spellEnd"/>
+      <w:r>
+        <w:rPr>
+          <w:b/>
+          <w:bCs/>
+        </w:rPr>
+        <w:t xml:space="preserve"> fundal exact </w:t>
+      </w:r>
+      <w:proofErr w:type="spellStart"/>
+      <w:r>
+        <w:rPr>
+          <w:b/>
+          <w:bCs/>
+        </w:rPr>
+        <w:t>planul</w:t>
+      </w:r>
+      <w:proofErr w:type="spellEnd"/>
+      <w:r>
+        <w:rPr>
+          <w:b/>
+          <w:bCs/>
+        </w:rPr>
+        <w:t xml:space="preserve"> </w:t>
+      </w:r>
+      <w:proofErr w:type="spellStart"/>
+      <w:r>
+        <w:rPr>
+          <w:b/>
+          <w:bCs/>
+        </w:rPr>
+        <w:t>tău</w:t>
+      </w:r>
+      <w:proofErr w:type="spellEnd"/>
+      <w:r>
+        <w:t>.</w:t>
+      </w:r>
+    </w:p>
+    <w:p>
+      <w:pPr>
+        <w:numPr>
+          <w:ilvl w:val="1"/>
+          <w:numId w:val="18"/>
+        </w:numPr>
+      </w:pPr>
+      <w:proofErr w:type="spellStart"/>
+      <w:r>
+        <w:t>Imediat</w:t>
+      </w:r>
+      <w:proofErr w:type="spellEnd"/>
+      <w:r>
+        <w:t xml:space="preserve">, </w:t>
+      </w:r>
+      <w:proofErr w:type="spellStart"/>
+      <w:r>
+        <w:t>peste</w:t>
+      </w:r>
+      <w:proofErr w:type="spellEnd"/>
+      <w:r>
+        <w:t xml:space="preserve"> plan, </w:t>
+      </w:r>
+      <w:proofErr w:type="spellStart"/>
+      <w:r>
+        <w:t>va</w:t>
+      </w:r>
+      <w:proofErr w:type="spellEnd"/>
+      <w:r>
+        <w:t xml:space="preserve"> </w:t>
+      </w:r>
+      <w:proofErr w:type="spellStart"/>
+      <w:r>
+        <w:t>apărea</w:t>
+      </w:r>
+      <w:proofErr w:type="spellEnd"/>
+      <w:r>
+        <w:t xml:space="preserve"> o </w:t>
+      </w:r>
+      <w:proofErr w:type="spellStart"/>
+      <w:r>
+        <w:rPr>
+          <w:b/>
+          <w:bCs/>
+        </w:rPr>
+        <w:t>fereastră</w:t>
+      </w:r>
+      <w:proofErr w:type="spellEnd"/>
+      <w:r>
+        <w:rPr>
+          <w:b/>
+          <w:bCs/>
+        </w:rPr>
+        <w:t xml:space="preserve"> </w:t>
+      </w:r>
+      <w:proofErr w:type="spellStart"/>
+      <w:r>
+        <w:rPr>
+          <w:b/>
+          <w:bCs/>
+        </w:rPr>
+        <w:t>neagră</w:t>
+      </w:r>
+      <w:proofErr w:type="spellEnd"/>
+      <w:r>
+        <w:rPr>
+          <w:b/>
+          <w:bCs/>
+        </w:rPr>
+        <w:t xml:space="preserve"> </w:t>
+      </w:r>
+      <w:proofErr w:type="spellStart"/>
+      <w:r>
+        <w:rPr>
+          <w:b/>
+          <w:bCs/>
+        </w:rPr>
+        <w:t>blocantă</w:t>
+      </w:r>
+      <w:proofErr w:type="spellEnd"/>
+      <w:r>
+        <w:t> (</w:t>
+      </w:r>
+      <w:proofErr w:type="spellStart"/>
+      <w:r>
+        <w:t>peste</w:t>
+      </w:r>
+      <w:proofErr w:type="spellEnd"/>
+      <w:r>
+        <w:t xml:space="preserve"> care nu se </w:t>
+      </w:r>
+      <w:proofErr w:type="spellStart"/>
+      <w:r>
+        <w:t>poate</w:t>
+      </w:r>
+      <w:proofErr w:type="spellEnd"/>
+      <w:r>
+        <w:t xml:space="preserve"> </w:t>
+      </w:r>
+      <w:proofErr w:type="spellStart"/>
+      <w:r>
+        <w:t>trece</w:t>
+      </w:r>
+      <w:proofErr w:type="spellEnd"/>
+      <w:r>
+        <w:t>).</w:t>
+      </w:r>
+    </w:p>
+    <w:p>
+      <w:pPr>
+        <w:numPr>
+          <w:ilvl w:val="1"/>
+          <w:numId w:val="18"/>
+        </w:numPr>
+      </w:pPr>
+      <w:proofErr w:type="spellStart"/>
+      <w:r>
+        <w:t>În</w:t>
+      </w:r>
+      <w:proofErr w:type="spellEnd"/>
+      <w:r>
+        <w:t xml:space="preserve"> </w:t>
+      </w:r>
+      <w:proofErr w:type="spellStart"/>
+      <w:r>
+        <w:t>fereastră</w:t>
+      </w:r>
+      <w:proofErr w:type="spellEnd"/>
+      <w:r>
+        <w:t xml:space="preserve"> </w:t>
+      </w:r>
+      <w:proofErr w:type="spellStart"/>
+      <w:r>
+        <w:t>va</w:t>
+      </w:r>
+      <w:proofErr w:type="spellEnd"/>
+      <w:r>
+        <w:t xml:space="preserve"> </w:t>
+      </w:r>
+      <w:proofErr w:type="spellStart"/>
+      <w:r>
+        <w:t>scrie</w:t>
+      </w:r>
+      <w:proofErr w:type="spellEnd"/>
+      <w:r>
+        <w:t xml:space="preserve"> mare: </w:t>
+      </w:r>
+      <w:r>
+        <w:rPr>
+          <w:i/>
+          <w:iCs/>
+        </w:rPr>
+        <w:t>"</w:t>
+      </w:r>
+      <w:proofErr w:type="spellStart"/>
+      <w:r>
+        <w:rPr>
+          <w:i/>
+          <w:iCs/>
+        </w:rPr>
+        <w:t>Continuă</w:t>
+      </w:r>
+      <w:proofErr w:type="spellEnd"/>
+      <w:r>
+        <w:rPr>
+          <w:i/>
+          <w:iCs/>
+        </w:rPr>
+        <w:t xml:space="preserve"> </w:t>
+      </w:r>
+      <w:proofErr w:type="spellStart"/>
+      <w:r>
+        <w:rPr>
+          <w:i/>
+          <w:iCs/>
+        </w:rPr>
+        <w:t>dezvoltarea</w:t>
+      </w:r>
+      <w:proofErr w:type="spellEnd"/>
+      <w:r>
+        <w:rPr>
+          <w:i/>
+          <w:iCs/>
+        </w:rPr>
+        <w:t xml:space="preserve"> </w:t>
+      </w:r>
+      <w:proofErr w:type="spellStart"/>
+      <w:r>
+        <w:rPr>
+          <w:i/>
+          <w:iCs/>
+        </w:rPr>
+        <w:t>planului</w:t>
+      </w:r>
+      <w:proofErr w:type="spellEnd"/>
+      <w:r>
+        <w:rPr>
+          <w:i/>
+          <w:iCs/>
+        </w:rPr>
+        <w:t xml:space="preserve"> </w:t>
+      </w:r>
+      <w:proofErr w:type="spellStart"/>
+      <w:r>
+        <w:rPr>
+          <w:i/>
+          <w:iCs/>
+        </w:rPr>
+        <w:t>pentru</w:t>
+      </w:r>
+      <w:proofErr w:type="spellEnd"/>
+      <w:r>
+        <w:rPr>
+          <w:i/>
+          <w:iCs/>
+        </w:rPr>
+        <w:t xml:space="preserve"> [</w:t>
+      </w:r>
+      <w:proofErr w:type="spellStart"/>
+      <w:r>
+        <w:rPr>
+          <w:i/>
+          <w:iCs/>
+        </w:rPr>
+        <w:t>Numele</w:t>
+      </w:r>
+      <w:proofErr w:type="spellEnd"/>
+      <w:r>
+        <w:rPr>
+          <w:i/>
+          <w:iCs/>
+        </w:rPr>
+        <w:t xml:space="preserve"> </w:t>
+      </w:r>
+      <w:proofErr w:type="spellStart"/>
+      <w:r>
+        <w:rPr>
+          <w:i/>
+          <w:iCs/>
+        </w:rPr>
+        <w:t>Afacerii</w:t>
+      </w:r>
+      <w:proofErr w:type="spellEnd"/>
+      <w:r>
+        <w:rPr>
+          <w:i/>
+          <w:iCs/>
+        </w:rPr>
+        <w:t>]"</w:t>
+      </w:r>
+      <w:r>
+        <w:t> </w:t>
+      </w:r>
+      <w:proofErr w:type="spellStart"/>
+      <w:r>
+        <w:t>și</w:t>
+      </w:r>
+      <w:proofErr w:type="spellEnd"/>
+      <w:r>
+        <w:t xml:space="preserve"> </w:t>
+      </w:r>
+      <w:proofErr w:type="spellStart"/>
+      <w:r>
+        <w:t>mesajul</w:t>
+      </w:r>
+      <w:proofErr w:type="spellEnd"/>
+      <w:r>
+        <w:t xml:space="preserve"> de </w:t>
+      </w:r>
+      <w:proofErr w:type="spellStart"/>
+      <w:r>
+        <w:t>îndemn</w:t>
+      </w:r>
+      <w:proofErr w:type="spellEnd"/>
+      <w:r>
+        <w:t xml:space="preserve"> la </w:t>
+      </w:r>
+      <w:proofErr w:type="spellStart"/>
+      <w:r>
+        <w:t>acțiune</w:t>
+      </w:r>
+      <w:proofErr w:type="spellEnd"/>
+      <w:r>
+        <w:t>.</w:t>
+      </w:r>
+    </w:p>
+    <w:p>
+      <w:pPr>
+        <w:numPr>
+          <w:ilvl w:val="1"/>
+          <w:numId w:val="18"/>
+        </w:numPr>
+      </w:pPr>
+      <w:r>
+        <w:t xml:space="preserve">Tot </w:t>
+      </w:r>
+      <w:proofErr w:type="spellStart"/>
+      <w:r>
+        <w:t>acolo</w:t>
+      </w:r>
+      <w:proofErr w:type="spellEnd"/>
+      <w:r>
+        <w:t> </w:t>
+      </w:r>
+      <w:r>
+        <w:rPr>
+          <w:b/>
+          <w:bCs/>
+        </w:rPr>
+        <w:t xml:space="preserve">am </w:t>
+      </w:r>
+      <w:proofErr w:type="spellStart"/>
+      <w:r>
+        <w:rPr>
+          <w:b/>
+          <w:bCs/>
+        </w:rPr>
+        <w:t>adăugat</w:t>
+      </w:r>
+      <w:proofErr w:type="spellEnd"/>
+      <w:r>
+        <w:rPr>
+          <w:b/>
+          <w:bCs/>
+        </w:rPr>
+        <w:t xml:space="preserve"> </w:t>
+      </w:r>
+      <w:proofErr w:type="spellStart"/>
+      <w:r>
+        <w:rPr>
+          <w:b/>
+          <w:bCs/>
+        </w:rPr>
+        <w:t>și</w:t>
+      </w:r>
+      <w:proofErr w:type="spellEnd"/>
+      <w:r>
+        <w:rPr>
+          <w:b/>
+          <w:bCs/>
+        </w:rPr>
+        <w:t xml:space="preserve"> </w:t>
+      </w:r>
+      <w:proofErr w:type="spellStart"/>
+      <w:r>
+        <w:rPr>
+          <w:b/>
+          <w:bCs/>
+        </w:rPr>
+        <w:t>acel</w:t>
+      </w:r>
+      <w:proofErr w:type="spellEnd"/>
+      <w:r>
+        <w:rPr>
+          <w:b/>
+          <w:bCs/>
+        </w:rPr>
+        <w:t xml:space="preserve"> </w:t>
+      </w:r>
+      <w:proofErr w:type="spellStart"/>
+      <w:r>
+        <w:rPr>
+          <w:b/>
+          <w:bCs/>
+        </w:rPr>
+        <w:t>spațiu</w:t>
+      </w:r>
+      <w:proofErr w:type="spellEnd"/>
+      <w:r>
+        <w:rPr>
+          <w:b/>
+          <w:bCs/>
+        </w:rPr>
+        <w:t xml:space="preserve"> </w:t>
+      </w:r>
+      <w:proofErr w:type="spellStart"/>
+      <w:r>
+        <w:rPr>
+          <w:b/>
+          <w:bCs/>
+        </w:rPr>
+        <w:t>punctat</w:t>
+      </w:r>
+      <w:proofErr w:type="spellEnd"/>
+      <w:r>
+        <w:rPr>
+          <w:b/>
+          <w:bCs/>
+        </w:rPr>
+        <w:t xml:space="preserve"> </w:t>
+      </w:r>
+      <w:proofErr w:type="spellStart"/>
+      <w:r>
+        <w:rPr>
+          <w:b/>
+          <w:bCs/>
+        </w:rPr>
+        <w:t>pentru</w:t>
+      </w:r>
+      <w:proofErr w:type="spellEnd"/>
+      <w:r>
+        <w:rPr>
+          <w:b/>
+          <w:bCs/>
+        </w:rPr>
+        <w:t xml:space="preserve"> </w:t>
+      </w:r>
+      <w:proofErr w:type="spellStart"/>
+      <w:r>
+        <w:rPr>
+          <w:b/>
+          <w:bCs/>
+        </w:rPr>
+        <w:t>reclamă</w:t>
+      </w:r>
+      <w:proofErr w:type="spellEnd"/>
+      <w:r>
+        <w:rPr>
+          <w:b/>
+          <w:bCs/>
+        </w:rPr>
+        <w:t xml:space="preserve"> (AdSense)</w:t>
+      </w:r>
+      <w:r>
+        <w:t xml:space="preserve"> pe care l-ai </w:t>
+      </w:r>
+      <w:proofErr w:type="spellStart"/>
+      <w:r>
+        <w:t>cerut</w:t>
+      </w:r>
+      <w:proofErr w:type="spellEnd"/>
+      <w:r>
+        <w:t xml:space="preserve">! Va fi un loc perfect ca </w:t>
+      </w:r>
+      <w:proofErr w:type="spellStart"/>
+      <w:r>
+        <w:t>să</w:t>
+      </w:r>
+      <w:proofErr w:type="spellEnd"/>
+      <w:r>
+        <w:t xml:space="preserve"> </w:t>
+      </w:r>
+      <w:proofErr w:type="spellStart"/>
+      <w:r>
+        <w:t>monetizezi</w:t>
+      </w:r>
+      <w:proofErr w:type="spellEnd"/>
+      <w:r>
+        <w:t xml:space="preserve"> </w:t>
+      </w:r>
+      <w:proofErr w:type="spellStart"/>
+      <w:r>
+        <w:t>chiar</w:t>
+      </w:r>
+      <w:proofErr w:type="spellEnd"/>
+      <w:r>
+        <w:t xml:space="preserve"> </w:t>
+      </w:r>
+      <w:proofErr w:type="spellStart"/>
+      <w:r>
+        <w:t>și</w:t>
+      </w:r>
+      <w:proofErr w:type="spellEnd"/>
+      <w:r>
+        <w:t xml:space="preserve"> </w:t>
+      </w:r>
+      <w:proofErr w:type="spellStart"/>
+      <w:r>
+        <w:t>vizitatorii</w:t>
+      </w:r>
+      <w:proofErr w:type="spellEnd"/>
+      <w:r>
+        <w:t xml:space="preserve"> care nu se </w:t>
+      </w:r>
+      <w:proofErr w:type="spellStart"/>
+      <w:r>
+        <w:t>loghează</w:t>
+      </w:r>
+      <w:proofErr w:type="spellEnd"/>
+      <w:r>
+        <w:t>.</w:t>
+      </w:r>
+    </w:p>
+    <w:p>
+      <w:pPr>
+        <w:numPr>
+          <w:ilvl w:val="1"/>
+          <w:numId w:val="18"/>
+        </w:numPr>
+      </w:pPr>
+      <w:proofErr w:type="spellStart"/>
+      <w:r>
+        <w:t>Singurul</w:t>
+      </w:r>
+      <w:proofErr w:type="spellEnd"/>
+      <w:r>
+        <w:t xml:space="preserve"> </w:t>
+      </w:r>
+      <w:proofErr w:type="spellStart"/>
+      <w:r>
+        <w:t>buton</w:t>
+      </w:r>
+      <w:proofErr w:type="spellEnd"/>
+      <w:r>
+        <w:t xml:space="preserve"> pe care </w:t>
+      </w:r>
+      <w:proofErr w:type="spellStart"/>
+      <w:r>
+        <w:t>poate</w:t>
+      </w:r>
+      <w:proofErr w:type="spellEnd"/>
+      <w:r>
+        <w:t xml:space="preserve"> </w:t>
+      </w:r>
+      <w:proofErr w:type="spellStart"/>
+      <w:r>
+        <w:t>apăsa</w:t>
+      </w:r>
+      <w:proofErr w:type="spellEnd"/>
+      <w:r>
+        <w:t xml:space="preserve"> </w:t>
+      </w:r>
+      <w:proofErr w:type="spellStart"/>
+      <w:r>
+        <w:t>este</w:t>
+      </w:r>
+      <w:proofErr w:type="spellEnd"/>
+      <w:r>
+        <w:t> </w:t>
+      </w:r>
+      <w:r>
+        <w:rPr>
+          <w:i/>
+          <w:iCs/>
+        </w:rPr>
+        <w:t>"</w:t>
+      </w:r>
+      <w:proofErr w:type="spellStart"/>
+      <w:r>
+        <w:rPr>
+          <w:i/>
+          <w:iCs/>
+        </w:rPr>
+        <w:t>Creează</w:t>
+      </w:r>
+      <w:proofErr w:type="spellEnd"/>
+      <w:r>
+        <w:rPr>
+          <w:i/>
+          <w:iCs/>
+        </w:rPr>
+        <w:t xml:space="preserve"> </w:t>
+      </w:r>
+      <w:proofErr w:type="spellStart"/>
+      <w:r>
+        <w:rPr>
+          <w:i/>
+          <w:iCs/>
+        </w:rPr>
+        <w:t>Cont</w:t>
+      </w:r>
+      <w:proofErr w:type="spellEnd"/>
+      <w:r>
+        <w:rPr>
+          <w:i/>
+          <w:iCs/>
+        </w:rPr>
+        <w:t xml:space="preserve"> / </w:t>
+      </w:r>
+      <w:proofErr w:type="spellStart"/>
+      <w:r>
+        <w:rPr>
+          <w:i/>
+          <w:iCs/>
+        </w:rPr>
+        <w:t>Logare</w:t>
+      </w:r>
+      <w:proofErr w:type="spellEnd"/>
+      <w:r>
+        <w:rPr>
+          <w:i/>
+          <w:iCs/>
+        </w:rPr>
+        <w:t>"</w:t>
+      </w:r>
+      <w:r>
+        <w:t>.</w:t>
+      </w:r>
+    </w:p>
+    <w:p>
+      <w:pPr>
+        <w:numPr>
+          <w:ilvl w:val="0"/>
+          <w:numId w:val="18"/>
+        </w:numPr>
+      </w:pPr>
+      <w:proofErr w:type="spellStart"/>
+      <w:r>
+        <w:rPr>
+          <w:b/>
+          <w:bCs/>
+        </w:rPr>
+        <w:lastRenderedPageBreak/>
+        <w:t>Tranziția</w:t>
+      </w:r>
+      <w:proofErr w:type="spellEnd"/>
+      <w:r>
+        <w:rPr>
+          <w:b/>
+          <w:bCs/>
+        </w:rPr>
+        <w:t xml:space="preserve"> </w:t>
+      </w:r>
+      <w:proofErr w:type="spellStart"/>
+      <w:r>
+        <w:rPr>
+          <w:b/>
+          <w:bCs/>
+        </w:rPr>
+        <w:t>perfectă</w:t>
+      </w:r>
+      <w:proofErr w:type="spellEnd"/>
+      <w:r>
+        <w:t xml:space="preserve">: </w:t>
+      </w:r>
+      <w:proofErr w:type="spellStart"/>
+      <w:r>
+        <w:t>Dacă</w:t>
+      </w:r>
+      <w:proofErr w:type="spellEnd"/>
+      <w:r>
+        <w:t xml:space="preserve"> </w:t>
+      </w:r>
+      <w:proofErr w:type="spellStart"/>
+      <w:r>
+        <w:t>apasă</w:t>
+      </w:r>
+      <w:proofErr w:type="spellEnd"/>
+      <w:r>
+        <w:t xml:space="preserve"> </w:t>
+      </w:r>
+      <w:proofErr w:type="spellStart"/>
+      <w:r>
+        <w:t>să-și</w:t>
+      </w:r>
+      <w:proofErr w:type="spellEnd"/>
+      <w:r>
+        <w:t xml:space="preserve"> </w:t>
+      </w:r>
+      <w:proofErr w:type="spellStart"/>
+      <w:r>
+        <w:t>facă</w:t>
+      </w:r>
+      <w:proofErr w:type="spellEnd"/>
+      <w:r>
+        <w:t xml:space="preserve"> </w:t>
+      </w:r>
+      <w:proofErr w:type="spellStart"/>
+      <w:r>
+        <w:t>cont</w:t>
+      </w:r>
+      <w:proofErr w:type="spellEnd"/>
+      <w:r>
+        <w:t xml:space="preserve">, </w:t>
+      </w:r>
+      <w:proofErr w:type="spellStart"/>
+      <w:r>
+        <w:t>aplicația</w:t>
+      </w:r>
+      <w:proofErr w:type="spellEnd"/>
+      <w:r>
+        <w:t xml:space="preserve"> </w:t>
+      </w:r>
+      <w:proofErr w:type="spellStart"/>
+      <w:r>
+        <w:t>îi</w:t>
+      </w:r>
+      <w:proofErr w:type="spellEnd"/>
+      <w:r>
+        <w:t xml:space="preserve"> </w:t>
+      </w:r>
+      <w:proofErr w:type="spellStart"/>
+      <w:r>
+        <w:t>mută</w:t>
+      </w:r>
+      <w:proofErr w:type="spellEnd"/>
+      <w:r>
+        <w:t xml:space="preserve"> </w:t>
+      </w:r>
+      <w:proofErr w:type="spellStart"/>
+      <w:r>
+        <w:t>instantaneu</w:t>
+      </w:r>
+      <w:proofErr w:type="spellEnd"/>
+      <w:r>
+        <w:t xml:space="preserve"> </w:t>
+      </w:r>
+      <w:proofErr w:type="spellStart"/>
+      <w:r>
+        <w:t>planul</w:t>
+      </w:r>
+      <w:proofErr w:type="spellEnd"/>
+      <w:r>
+        <w:t xml:space="preserve"> </w:t>
+      </w:r>
+      <w:proofErr w:type="spellStart"/>
+      <w:r>
+        <w:t>în</w:t>
+      </w:r>
+      <w:proofErr w:type="spellEnd"/>
+      <w:r>
+        <w:t xml:space="preserve"> memoria </w:t>
+      </w:r>
+      <w:proofErr w:type="spellStart"/>
+      <w:r>
+        <w:t>browserului</w:t>
+      </w:r>
+      <w:proofErr w:type="spellEnd"/>
+      <w:r>
+        <w:t xml:space="preserve"> </w:t>
+      </w:r>
+      <w:proofErr w:type="spellStart"/>
+      <w:r>
+        <w:t>lui</w:t>
+      </w:r>
+      <w:proofErr w:type="spellEnd"/>
+      <w:r>
+        <w:t xml:space="preserve"> </w:t>
+      </w:r>
+      <w:proofErr w:type="spellStart"/>
+      <w:r>
+        <w:t>și</w:t>
+      </w:r>
+      <w:proofErr w:type="spellEnd"/>
+      <w:r>
+        <w:t xml:space="preserve"> </w:t>
+      </w:r>
+      <w:proofErr w:type="spellStart"/>
+      <w:r>
+        <w:t>îl</w:t>
+      </w:r>
+      <w:proofErr w:type="spellEnd"/>
+      <w:r>
+        <w:t xml:space="preserve"> duce la </w:t>
+      </w:r>
+      <w:proofErr w:type="spellStart"/>
+      <w:r>
+        <w:t>pagina</w:t>
+      </w:r>
+      <w:proofErr w:type="spellEnd"/>
+      <w:r>
+        <w:t xml:space="preserve"> de Login. Cum se </w:t>
+      </w:r>
+      <w:proofErr w:type="spellStart"/>
+      <w:r>
+        <w:t>loghează</w:t>
+      </w:r>
+      <w:proofErr w:type="spellEnd"/>
+      <w:r>
+        <w:t xml:space="preserve">, </w:t>
+      </w:r>
+      <w:proofErr w:type="spellStart"/>
+      <w:r>
+        <w:t>planul</w:t>
+      </w:r>
+      <w:proofErr w:type="spellEnd"/>
+      <w:r>
+        <w:t xml:space="preserve"> </w:t>
+      </w:r>
+      <w:proofErr w:type="spellStart"/>
+      <w:r>
+        <w:t>îl</w:t>
+      </w:r>
+      <w:proofErr w:type="spellEnd"/>
+      <w:r>
+        <w:t xml:space="preserve"> </w:t>
+      </w:r>
+      <w:proofErr w:type="spellStart"/>
+      <w:r>
+        <w:t>așteaptă</w:t>
+      </w:r>
+      <w:proofErr w:type="spellEnd"/>
+      <w:r>
+        <w:t xml:space="preserve"> </w:t>
+      </w:r>
+      <w:proofErr w:type="spellStart"/>
+      <w:r>
+        <w:t>acolo</w:t>
+      </w:r>
+      <w:proofErr w:type="spellEnd"/>
+      <w:r>
+        <w:t xml:space="preserve"> gata de </w:t>
+      </w:r>
+      <w:proofErr w:type="spellStart"/>
+      <w:r>
+        <w:t>editare</w:t>
+      </w:r>
+      <w:proofErr w:type="spellEnd"/>
+      <w:r>
+        <w:t>!</w:t>
+      </w:r>
+    </w:p>
+    <w:p/>
+    <w:p>
+      <w:proofErr w:type="spellStart"/>
+      <w:r>
+        <w:t>si</w:t>
+      </w:r>
+      <w:proofErr w:type="spellEnd"/>
+      <w:r>
+        <w:t xml:space="preserve"> ID-ul ca link </w:t>
+      </w:r>
+      <w:proofErr w:type="spellStart"/>
+      <w:proofErr w:type="gramStart"/>
+      <w:r>
+        <w:t>unic</w:t>
+      </w:r>
+      <w:proofErr w:type="spellEnd"/>
+      <w:r>
+        <w:t xml:space="preserve">  il</w:t>
+      </w:r>
+      <w:proofErr w:type="gramEnd"/>
+      <w:r>
+        <w:t xml:space="preserve"> </w:t>
+      </w:r>
+      <w:proofErr w:type="spellStart"/>
+      <w:r>
+        <w:t>putem</w:t>
+      </w:r>
+      <w:proofErr w:type="spellEnd"/>
+      <w:r>
+        <w:t xml:space="preserve"> </w:t>
+      </w:r>
+      <w:proofErr w:type="spellStart"/>
+      <w:r>
+        <w:t>folosi</w:t>
+      </w:r>
+      <w:proofErr w:type="spellEnd"/>
+      <w:r>
+        <w:t xml:space="preserve"> ulterior </w:t>
+      </w:r>
+      <w:proofErr w:type="spellStart"/>
+      <w:r>
+        <w:t>sa</w:t>
+      </w:r>
+      <w:proofErr w:type="spellEnd"/>
+      <w:r>
+        <w:t xml:space="preserve"> ii </w:t>
+      </w:r>
+      <w:proofErr w:type="spellStart"/>
+      <w:r>
+        <w:t>amintim</w:t>
+      </w:r>
+      <w:proofErr w:type="spellEnd"/>
+      <w:r>
+        <w:t xml:space="preserve"> de IdeeTa.ai ca site </w:t>
+      </w:r>
+      <w:proofErr w:type="spellStart"/>
+      <w:r>
+        <w:t>sau</w:t>
+      </w:r>
+      <w:proofErr w:type="spellEnd"/>
+      <w:r>
+        <w:t xml:space="preserve"> </w:t>
+      </w:r>
+      <w:proofErr w:type="spellStart"/>
+      <w:r>
+        <w:t>platforma</w:t>
+      </w:r>
+      <w:proofErr w:type="spellEnd"/>
+      <w:r>
+        <w:t xml:space="preserve"> de </w:t>
+      </w:r>
+      <w:proofErr w:type="spellStart"/>
+      <w:proofErr w:type="gramStart"/>
+      <w:r>
+        <w:t>aplicatii</w:t>
+      </w:r>
+      <w:proofErr w:type="spellEnd"/>
+      <w:r>
+        <w:t>(</w:t>
+      </w:r>
+      <w:proofErr w:type="spellStart"/>
+      <w:proofErr w:type="gramEnd"/>
+      <w:r>
+        <w:t>ce</w:t>
+      </w:r>
+      <w:proofErr w:type="spellEnd"/>
+      <w:r>
+        <w:t xml:space="preserve"> le pot </w:t>
+      </w:r>
+      <w:proofErr w:type="spellStart"/>
+      <w:r>
+        <w:t>dezvolta</w:t>
+      </w:r>
+      <w:proofErr w:type="spellEnd"/>
+      <w:r>
+        <w:t xml:space="preserve"> ulterior). </w:t>
+      </w:r>
+      <w:proofErr w:type="spellStart"/>
+      <w:r>
+        <w:t>Când</w:t>
+      </w:r>
+      <w:proofErr w:type="spellEnd"/>
+      <w:r>
+        <w:t xml:space="preserve"> </w:t>
+      </w:r>
+      <w:proofErr w:type="spellStart"/>
+      <w:r>
+        <w:t>cineva</w:t>
+      </w:r>
+      <w:proofErr w:type="spellEnd"/>
+      <w:r>
+        <w:t xml:space="preserve"> </w:t>
+      </w:r>
+      <w:proofErr w:type="spellStart"/>
+      <w:r>
+        <w:t>dă</w:t>
+      </w:r>
+      <w:proofErr w:type="spellEnd"/>
+      <w:r>
+        <w:t xml:space="preserve"> click pe link de </w:t>
+      </w:r>
+      <w:proofErr w:type="spellStart"/>
+      <w:r>
+        <w:t>exemplu</w:t>
+      </w:r>
+      <w:proofErr w:type="spellEnd"/>
+      <w:r>
+        <w:t xml:space="preserve"> un </w:t>
+      </w:r>
+      <w:proofErr w:type="spellStart"/>
+      <w:r>
+        <w:t>partener</w:t>
+      </w:r>
+      <w:proofErr w:type="spellEnd"/>
+      <w:r>
+        <w:t xml:space="preserve"> </w:t>
+      </w:r>
+      <w:proofErr w:type="spellStart"/>
+      <w:r>
+        <w:t>căruia</w:t>
+      </w:r>
+      <w:proofErr w:type="spellEnd"/>
+      <w:r>
+        <w:t xml:space="preserve"> </w:t>
+      </w:r>
+      <w:proofErr w:type="spellStart"/>
+      <w:r>
+        <w:t>i</w:t>
+      </w:r>
+      <w:proofErr w:type="spellEnd"/>
+      <w:r>
+        <w:t xml:space="preserve">-ai </w:t>
+      </w:r>
+      <w:proofErr w:type="spellStart"/>
+      <w:r>
+        <w:t>trimis</w:t>
+      </w:r>
+      <w:proofErr w:type="spellEnd"/>
+      <w:r>
+        <w:t xml:space="preserve"> PDF-ul pe WhatsApp), se </w:t>
+      </w:r>
+      <w:proofErr w:type="spellStart"/>
+      <w:r>
+        <w:t>va</w:t>
+      </w:r>
+      <w:proofErr w:type="spellEnd"/>
+      <w:r>
+        <w:t xml:space="preserve"> </w:t>
+      </w:r>
+      <w:proofErr w:type="spellStart"/>
+      <w:r>
+        <w:t>deschide</w:t>
+      </w:r>
+      <w:proofErr w:type="spellEnd"/>
+      <w:r>
+        <w:t xml:space="preserve"> </w:t>
+      </w:r>
+      <w:proofErr w:type="spellStart"/>
+      <w:r>
+        <w:t>platforma</w:t>
+      </w:r>
+      <w:proofErr w:type="spellEnd"/>
+      <w:r>
+        <w:t xml:space="preserve"> </w:t>
+      </w:r>
+      <w:proofErr w:type="spellStart"/>
+      <w:r>
+        <w:t>IdeeaTa</w:t>
+      </w:r>
+      <w:proofErr w:type="spellEnd"/>
+      <w:r>
+        <w:t xml:space="preserve"> </w:t>
+      </w:r>
+      <w:proofErr w:type="spellStart"/>
+      <w:r>
+        <w:t>și</w:t>
+      </w:r>
+      <w:proofErr w:type="spellEnd"/>
+      <w:r>
+        <w:t xml:space="preserve"> </w:t>
+      </w:r>
+      <w:proofErr w:type="spellStart"/>
+      <w:r>
+        <w:t>îi</w:t>
+      </w:r>
+      <w:proofErr w:type="spellEnd"/>
+      <w:r>
+        <w:t xml:space="preserve"> </w:t>
+      </w:r>
+      <w:proofErr w:type="spellStart"/>
+      <w:r>
+        <w:t>va</w:t>
+      </w:r>
+      <w:proofErr w:type="spellEnd"/>
+      <w:r>
+        <w:t xml:space="preserve"> </w:t>
+      </w:r>
+      <w:proofErr w:type="spellStart"/>
+      <w:r>
+        <w:t>afișa</w:t>
+      </w:r>
+      <w:proofErr w:type="spellEnd"/>
+      <w:r>
+        <w:t xml:space="preserve"> </w:t>
+      </w:r>
+      <w:proofErr w:type="spellStart"/>
+      <w:r>
+        <w:t>în</w:t>
+      </w:r>
+      <w:proofErr w:type="spellEnd"/>
+      <w:r>
+        <w:t xml:space="preserve"> fundal exact </w:t>
+      </w:r>
+      <w:proofErr w:type="spellStart"/>
+      <w:r>
+        <w:t>planul</w:t>
+      </w:r>
+      <w:proofErr w:type="spellEnd"/>
+      <w:r>
+        <w:t xml:space="preserve"> </w:t>
+      </w:r>
+      <w:proofErr w:type="spellStart"/>
+      <w:r>
+        <w:t>tău</w:t>
+      </w:r>
+      <w:proofErr w:type="spellEnd"/>
+      <w:r>
+        <w:t xml:space="preserve">. </w:t>
+      </w:r>
+      <w:proofErr w:type="spellStart"/>
+      <w:r>
+        <w:t>dar</w:t>
+      </w:r>
+      <w:proofErr w:type="spellEnd"/>
+      <w:r>
+        <w:t xml:space="preserve"> </w:t>
+      </w:r>
+      <w:proofErr w:type="spellStart"/>
+      <w:r>
+        <w:t>va</w:t>
+      </w:r>
+      <w:proofErr w:type="spellEnd"/>
+      <w:r>
+        <w:t xml:space="preserve"> </w:t>
+      </w:r>
+      <w:proofErr w:type="spellStart"/>
+      <w:r>
+        <w:t>putea</w:t>
+      </w:r>
+      <w:proofErr w:type="spellEnd"/>
+      <w:r>
+        <w:t xml:space="preserve"> </w:t>
+      </w:r>
+      <w:proofErr w:type="spellStart"/>
+      <w:r>
+        <w:t>vedea</w:t>
+      </w:r>
+      <w:proofErr w:type="spellEnd"/>
+      <w:r>
+        <w:t xml:space="preserve"> </w:t>
+      </w:r>
+      <w:proofErr w:type="spellStart"/>
+      <w:r>
+        <w:t>planul</w:t>
+      </w:r>
+      <w:proofErr w:type="spellEnd"/>
+      <w:r>
+        <w:t xml:space="preserve"> </w:t>
+      </w:r>
+      <w:proofErr w:type="spellStart"/>
+      <w:r>
+        <w:t>si</w:t>
+      </w:r>
+      <w:proofErr w:type="spellEnd"/>
+      <w:r>
+        <w:t xml:space="preserve"> </w:t>
+      </w:r>
+      <w:proofErr w:type="spellStart"/>
+      <w:r>
+        <w:t>linkul</w:t>
+      </w:r>
+      <w:proofErr w:type="spellEnd"/>
+      <w:r>
+        <w:t xml:space="preserve"> </w:t>
+      </w:r>
+      <w:proofErr w:type="spellStart"/>
+      <w:r>
+        <w:t>si</w:t>
+      </w:r>
+      <w:proofErr w:type="spellEnd"/>
+      <w:r>
+        <w:t xml:space="preserve"> </w:t>
+      </w:r>
+      <w:proofErr w:type="spellStart"/>
+      <w:r>
+        <w:t>abia</w:t>
+      </w:r>
+      <w:proofErr w:type="spellEnd"/>
+      <w:r>
+        <w:t xml:space="preserve"> </w:t>
+      </w:r>
+      <w:proofErr w:type="spellStart"/>
+      <w:r>
+        <w:t>apoi</w:t>
+      </w:r>
+      <w:proofErr w:type="spellEnd"/>
+      <w:r>
+        <w:t xml:space="preserve"> </w:t>
+      </w:r>
+      <w:proofErr w:type="spellStart"/>
+      <w:r>
+        <w:t>peste</w:t>
+      </w:r>
+      <w:proofErr w:type="spellEnd"/>
+      <w:r>
+        <w:t xml:space="preserve"> plan, </w:t>
+      </w:r>
+      <w:proofErr w:type="spellStart"/>
+      <w:r>
+        <w:t>va</w:t>
+      </w:r>
+      <w:proofErr w:type="spellEnd"/>
+      <w:r>
+        <w:t xml:space="preserve"> </w:t>
+      </w:r>
+      <w:proofErr w:type="spellStart"/>
+      <w:r>
+        <w:t>apărea</w:t>
+      </w:r>
+      <w:proofErr w:type="spellEnd"/>
+      <w:r>
+        <w:t xml:space="preserve"> o </w:t>
+      </w:r>
+      <w:proofErr w:type="spellStart"/>
+      <w:r>
+        <w:t>fereastră</w:t>
+      </w:r>
+      <w:proofErr w:type="spellEnd"/>
+      <w:r>
+        <w:t xml:space="preserve"> </w:t>
+      </w:r>
+      <w:proofErr w:type="spellStart"/>
+      <w:r>
+        <w:t>neagră</w:t>
+      </w:r>
+      <w:proofErr w:type="spellEnd"/>
+      <w:r>
+        <w:t xml:space="preserve"> </w:t>
+      </w:r>
+      <w:proofErr w:type="spellStart"/>
+      <w:r>
+        <w:t>blocantă</w:t>
+      </w:r>
+      <w:proofErr w:type="spellEnd"/>
+      <w:r>
+        <w:t xml:space="preserve"> (</w:t>
+      </w:r>
+      <w:proofErr w:type="spellStart"/>
+      <w:r>
+        <w:t>peste</w:t>
+      </w:r>
+      <w:proofErr w:type="spellEnd"/>
+      <w:r>
+        <w:t xml:space="preserve"> care nu se </w:t>
+      </w:r>
+      <w:proofErr w:type="spellStart"/>
+      <w:r>
+        <w:t>poate</w:t>
+      </w:r>
+      <w:proofErr w:type="spellEnd"/>
+      <w:r>
+        <w:t xml:space="preserve"> </w:t>
+      </w:r>
+      <w:proofErr w:type="spellStart"/>
+      <w:r>
+        <w:t>trece</w:t>
+      </w:r>
+      <w:proofErr w:type="spellEnd"/>
+      <w:r>
+        <w:t xml:space="preserve">), </w:t>
+      </w:r>
+      <w:proofErr w:type="spellStart"/>
+      <w:r>
+        <w:t>adica</w:t>
+      </w:r>
+      <w:proofErr w:type="spellEnd"/>
+      <w:r>
+        <w:t xml:space="preserve"> </w:t>
+      </w:r>
+      <w:proofErr w:type="spellStart"/>
+      <w:r>
+        <w:t>sa</w:t>
+      </w:r>
+      <w:proofErr w:type="spellEnd"/>
+      <w:r>
+        <w:t xml:space="preserve"> vada </w:t>
+      </w:r>
+      <w:proofErr w:type="spellStart"/>
+      <w:r>
+        <w:t>documentul</w:t>
+      </w:r>
+      <w:proofErr w:type="spellEnd"/>
+      <w:r>
+        <w:t xml:space="preserve"> </w:t>
+      </w:r>
+      <w:proofErr w:type="spellStart"/>
+      <w:r>
+        <w:t>si</w:t>
+      </w:r>
+      <w:proofErr w:type="spellEnd"/>
+      <w:r>
+        <w:t xml:space="preserve"> </w:t>
+      </w:r>
+      <w:proofErr w:type="spellStart"/>
+      <w:r>
+        <w:t>linkul</w:t>
+      </w:r>
+      <w:proofErr w:type="spellEnd"/>
+    </w:p>
+    <w:p>
+      <w:r>
+        <w:t xml:space="preserve">Perfect! O </w:t>
+      </w:r>
+      <w:proofErr w:type="spellStart"/>
+      <w:r>
+        <w:t>modificare</w:t>
+      </w:r>
+      <w:proofErr w:type="spellEnd"/>
+      <w:r>
+        <w:t xml:space="preserve"> </w:t>
+      </w:r>
+      <w:proofErr w:type="spellStart"/>
+      <w:r>
+        <w:t>excepțională</w:t>
+      </w:r>
+      <w:proofErr w:type="spellEnd"/>
+      <w:r>
+        <w:t xml:space="preserve"> din </w:t>
+      </w:r>
+      <w:proofErr w:type="spellStart"/>
+      <w:r>
+        <w:t>punct</w:t>
+      </w:r>
+      <w:proofErr w:type="spellEnd"/>
+      <w:r>
+        <w:t xml:space="preserve"> de </w:t>
+      </w:r>
+      <w:proofErr w:type="spellStart"/>
+      <w:r>
+        <w:t>vedere</w:t>
+      </w:r>
+      <w:proofErr w:type="spellEnd"/>
+      <w:r>
+        <w:t xml:space="preserve"> </w:t>
+      </w:r>
+      <w:proofErr w:type="spellStart"/>
+      <w:r>
+        <w:t>psihologic</w:t>
+      </w:r>
+      <w:proofErr w:type="spellEnd"/>
+      <w:r>
+        <w:t>.</w:t>
+      </w:r>
+    </w:p>
+    <w:p>
+      <w:r>
+        <w:t xml:space="preserve">Am </w:t>
+      </w:r>
+      <w:proofErr w:type="spellStart"/>
+      <w:r>
+        <w:t>implementat</w:t>
+      </w:r>
+      <w:proofErr w:type="spellEnd"/>
+      <w:r>
+        <w:t xml:space="preserve"> fix </w:t>
+      </w:r>
+      <w:proofErr w:type="spellStart"/>
+      <w:r>
+        <w:t>ce</w:t>
+      </w:r>
+      <w:proofErr w:type="spellEnd"/>
+      <w:r>
+        <w:t xml:space="preserve"> ai </w:t>
+      </w:r>
+      <w:proofErr w:type="spellStart"/>
+      <w:r>
+        <w:t>cerut</w:t>
+      </w:r>
+      <w:proofErr w:type="spellEnd"/>
+      <w:r>
+        <w:t>:</w:t>
+      </w:r>
+    </w:p>
+    <w:p>
+      <w:pPr>
+        <w:numPr>
+          <w:ilvl w:val="0"/>
+          <w:numId w:val="19"/>
+        </w:numPr>
+      </w:pPr>
+      <w:proofErr w:type="spellStart"/>
+      <w:r>
+        <w:t>Când</w:t>
+      </w:r>
+      <w:proofErr w:type="spellEnd"/>
+      <w:r>
+        <w:t xml:space="preserve"> </w:t>
+      </w:r>
+      <w:proofErr w:type="spellStart"/>
+      <w:r>
+        <w:t>cineva</w:t>
+      </w:r>
+      <w:proofErr w:type="spellEnd"/>
+      <w:r>
+        <w:t xml:space="preserve"> </w:t>
+      </w:r>
+      <w:proofErr w:type="spellStart"/>
+      <w:r>
+        <w:t>accesează</w:t>
+      </w:r>
+      <w:proofErr w:type="spellEnd"/>
+      <w:r>
+        <w:t xml:space="preserve"> </w:t>
+      </w:r>
+      <w:proofErr w:type="spellStart"/>
+      <w:r>
+        <w:t>linkul</w:t>
+      </w:r>
+      <w:proofErr w:type="spellEnd"/>
+      <w:r>
+        <w:t xml:space="preserve"> (de ex. un </w:t>
+      </w:r>
+      <w:proofErr w:type="spellStart"/>
+      <w:r>
+        <w:t>prieten</w:t>
+      </w:r>
+      <w:proofErr w:type="spellEnd"/>
+      <w:r>
+        <w:t xml:space="preserve"> care a </w:t>
+      </w:r>
+      <w:proofErr w:type="spellStart"/>
+      <w:r>
+        <w:t>primit</w:t>
+      </w:r>
+      <w:proofErr w:type="spellEnd"/>
+      <w:r>
+        <w:t xml:space="preserve"> PDF-ul), </w:t>
+      </w:r>
+      <w:proofErr w:type="spellStart"/>
+      <w:r>
+        <w:t>va</w:t>
+      </w:r>
+      <w:proofErr w:type="spellEnd"/>
+      <w:r>
+        <w:t xml:space="preserve"> </w:t>
+      </w:r>
+      <w:proofErr w:type="spellStart"/>
+      <w:r>
+        <w:t>vedea</w:t>
+      </w:r>
+      <w:proofErr w:type="spellEnd"/>
+      <w:r>
+        <w:t> </w:t>
+      </w:r>
+      <w:proofErr w:type="spellStart"/>
+      <w:r>
+        <w:rPr>
+          <w:b/>
+          <w:bCs/>
+        </w:rPr>
+        <w:t>planul</w:t>
+      </w:r>
+      <w:proofErr w:type="spellEnd"/>
+      <w:r>
+        <w:rPr>
+          <w:b/>
+          <w:bCs/>
+        </w:rPr>
+        <w:t xml:space="preserve"> </w:t>
+      </w:r>
+      <w:proofErr w:type="spellStart"/>
+      <w:r>
+        <w:rPr>
+          <w:b/>
+          <w:bCs/>
+        </w:rPr>
+        <w:t>complet</w:t>
+      </w:r>
+      <w:proofErr w:type="spellEnd"/>
+      <w:r>
+        <w:rPr>
+          <w:b/>
+          <w:bCs/>
+        </w:rPr>
+        <w:t xml:space="preserve"> al </w:t>
+      </w:r>
+      <w:proofErr w:type="spellStart"/>
+      <w:r>
+        <w:rPr>
+          <w:b/>
+          <w:bCs/>
+        </w:rPr>
+        <w:t>afacerii</w:t>
+      </w:r>
+      <w:proofErr w:type="spellEnd"/>
+      <w:r>
+        <w:rPr>
+          <w:b/>
+          <w:bCs/>
+        </w:rPr>
+        <w:t xml:space="preserve"> direct pe </w:t>
+      </w:r>
+      <w:proofErr w:type="spellStart"/>
+      <w:r>
+        <w:rPr>
+          <w:b/>
+          <w:bCs/>
+        </w:rPr>
+        <w:t>ecran</w:t>
+      </w:r>
+      <w:proofErr w:type="spellEnd"/>
+      <w:r>
+        <w:t xml:space="preserve">. Se </w:t>
+      </w:r>
+      <w:proofErr w:type="spellStart"/>
+      <w:r>
+        <w:t>poate</w:t>
+      </w:r>
+      <w:proofErr w:type="spellEnd"/>
+      <w:r>
+        <w:t xml:space="preserve"> </w:t>
+      </w:r>
+      <w:proofErr w:type="spellStart"/>
+      <w:r>
+        <w:t>uita</w:t>
+      </w:r>
+      <w:proofErr w:type="spellEnd"/>
+      <w:r>
+        <w:t xml:space="preserve"> la </w:t>
+      </w:r>
+      <w:proofErr w:type="spellStart"/>
+      <w:r>
+        <w:t>el</w:t>
+      </w:r>
+      <w:proofErr w:type="spellEnd"/>
+      <w:r>
+        <w:t xml:space="preserve">, </w:t>
+      </w:r>
+      <w:proofErr w:type="spellStart"/>
+      <w:r>
+        <w:t>poate</w:t>
+      </w:r>
+      <w:proofErr w:type="spellEnd"/>
+      <w:r>
+        <w:t xml:space="preserve"> da </w:t>
+      </w:r>
+      <w:proofErr w:type="spellStart"/>
+      <w:r>
+        <w:t>puțin</w:t>
+      </w:r>
+      <w:proofErr w:type="spellEnd"/>
+      <w:r>
+        <w:t xml:space="preserve"> scroll, </w:t>
+      </w:r>
+      <w:proofErr w:type="spellStart"/>
+      <w:r>
+        <w:t>poate</w:t>
+      </w:r>
+      <w:proofErr w:type="spellEnd"/>
+      <w:r>
+        <w:t xml:space="preserve"> </w:t>
+      </w:r>
+      <w:proofErr w:type="spellStart"/>
+      <w:r>
+        <w:t>vedea</w:t>
+      </w:r>
+      <w:proofErr w:type="spellEnd"/>
+      <w:r>
+        <w:t xml:space="preserve"> link-ul IdeeaTa.ai sus </w:t>
+      </w:r>
+      <w:proofErr w:type="spellStart"/>
+      <w:r>
+        <w:t>în</w:t>
+      </w:r>
+      <w:proofErr w:type="spellEnd"/>
+      <w:r>
+        <w:t xml:space="preserve"> browser.</w:t>
+      </w:r>
+    </w:p>
+    <w:p>
+      <w:pPr>
+        <w:numPr>
+          <w:ilvl w:val="0"/>
+          <w:numId w:val="19"/>
+        </w:numPr>
+      </w:pPr>
+      <w:r>
+        <w:t xml:space="preserve">Am pus </w:t>
+      </w:r>
+      <w:proofErr w:type="gramStart"/>
+      <w:r>
+        <w:t>un </w:t>
+      </w:r>
+      <w:r>
+        <w:rPr>
+          <w:b/>
+          <w:bCs/>
+        </w:rPr>
+        <w:t>DELAY</w:t>
+      </w:r>
+      <w:proofErr w:type="gramEnd"/>
+      <w:r>
+        <w:rPr>
+          <w:b/>
+          <w:bCs/>
+        </w:rPr>
+        <w:t xml:space="preserve"> (</w:t>
+      </w:r>
+      <w:proofErr w:type="spellStart"/>
+      <w:r>
+        <w:rPr>
+          <w:b/>
+          <w:bCs/>
+        </w:rPr>
+        <w:t>întârziere</w:t>
+      </w:r>
+      <w:proofErr w:type="spellEnd"/>
+      <w:r>
+        <w:rPr>
+          <w:b/>
+          <w:bCs/>
+        </w:rPr>
+        <w:t xml:space="preserve">) de 3 </w:t>
+      </w:r>
+      <w:proofErr w:type="spellStart"/>
+      <w:r>
+        <w:rPr>
+          <w:b/>
+          <w:bCs/>
+        </w:rPr>
+        <w:t>secunde</w:t>
+      </w:r>
+      <w:proofErr w:type="spellEnd"/>
+      <w:r>
+        <w:t xml:space="preserve">. Timp de 3 </w:t>
+      </w:r>
+      <w:proofErr w:type="spellStart"/>
+      <w:r>
+        <w:t>secunde</w:t>
+      </w:r>
+      <w:proofErr w:type="spellEnd"/>
+      <w:r>
+        <w:t xml:space="preserve"> </w:t>
+      </w:r>
+      <w:proofErr w:type="spellStart"/>
+      <w:r>
+        <w:t>ei</w:t>
+      </w:r>
+      <w:proofErr w:type="spellEnd"/>
+      <w:r>
+        <w:t xml:space="preserve"> </w:t>
+      </w:r>
+      <w:proofErr w:type="spellStart"/>
+      <w:r>
+        <w:t>văd</w:t>
+      </w:r>
+      <w:proofErr w:type="spellEnd"/>
+      <w:r>
+        <w:t xml:space="preserve"> </w:t>
+      </w:r>
+      <w:proofErr w:type="spellStart"/>
+      <w:r>
+        <w:t>și</w:t>
+      </w:r>
+      <w:proofErr w:type="spellEnd"/>
+      <w:r>
+        <w:t xml:space="preserve"> </w:t>
+      </w:r>
+      <w:proofErr w:type="spellStart"/>
+      <w:r>
+        <w:t>citesc</w:t>
+      </w:r>
+      <w:proofErr w:type="spellEnd"/>
+      <w:r>
+        <w:t xml:space="preserve"> </w:t>
+      </w:r>
+      <w:proofErr w:type="spellStart"/>
+      <w:r>
+        <w:t>fascinați</w:t>
+      </w:r>
+      <w:proofErr w:type="spellEnd"/>
+      <w:r>
+        <w:t xml:space="preserve"> </w:t>
+      </w:r>
+      <w:proofErr w:type="spellStart"/>
+      <w:r>
+        <w:t>planul</w:t>
+      </w:r>
+      <w:proofErr w:type="spellEnd"/>
+      <w:r>
+        <w:t>.</w:t>
+      </w:r>
+    </w:p>
+    <w:p>
+      <w:pPr>
+        <w:numPr>
+          <w:ilvl w:val="0"/>
+          <w:numId w:val="19"/>
+        </w:numPr>
+      </w:pPr>
+      <w:proofErr w:type="spellStart"/>
+      <w:r>
+        <w:t>După</w:t>
+      </w:r>
+      <w:proofErr w:type="spellEnd"/>
+      <w:r>
+        <w:t xml:space="preserve"> </w:t>
+      </w:r>
+      <w:proofErr w:type="spellStart"/>
+      <w:r>
+        <w:t>cele</w:t>
+      </w:r>
+      <w:proofErr w:type="spellEnd"/>
+      <w:r>
+        <w:t xml:space="preserve"> 3 </w:t>
+      </w:r>
+      <w:proofErr w:type="spellStart"/>
+      <w:r>
+        <w:t>secunde</w:t>
+      </w:r>
+      <w:proofErr w:type="spellEnd"/>
+      <w:r>
+        <w:t xml:space="preserve">... BAM! </w:t>
+      </w:r>
+      <w:proofErr w:type="spellStart"/>
+      <w:r>
+        <w:t>Apare</w:t>
+      </w:r>
+      <w:proofErr w:type="spellEnd"/>
+      <w:r>
+        <w:t xml:space="preserve"> Pop-Up-ul.</w:t>
+      </w:r>
+    </w:p>
+    <w:p>
+      <w:pPr>
+        <w:numPr>
+          <w:ilvl w:val="0"/>
+          <w:numId w:val="19"/>
+        </w:numPr>
+      </w:pPr>
+      <w:proofErr w:type="spellStart"/>
+      <w:r>
+        <w:rPr>
+          <w:b/>
+          <w:bCs/>
+        </w:rPr>
+        <w:t>Transparența</w:t>
+      </w:r>
+      <w:proofErr w:type="spellEnd"/>
+      <w:r>
+        <w:t xml:space="preserve">: Am </w:t>
+      </w:r>
+      <w:proofErr w:type="spellStart"/>
+      <w:r>
+        <w:t>făcut</w:t>
+      </w:r>
+      <w:proofErr w:type="spellEnd"/>
+      <w:r>
+        <w:t xml:space="preserve"> ca </w:t>
+      </w:r>
+      <w:proofErr w:type="spellStart"/>
+      <w:r>
+        <w:t>fereastra</w:t>
+      </w:r>
+      <w:proofErr w:type="spellEnd"/>
+      <w:r>
+        <w:t xml:space="preserve"> </w:t>
+      </w:r>
+      <w:proofErr w:type="spellStart"/>
+      <w:r>
+        <w:t>neagră</w:t>
+      </w:r>
+      <w:proofErr w:type="spellEnd"/>
+      <w:r>
+        <w:t xml:space="preserve"> din spate </w:t>
+      </w:r>
+      <w:proofErr w:type="spellStart"/>
+      <w:r>
+        <w:t>să</w:t>
+      </w:r>
+      <w:proofErr w:type="spellEnd"/>
+      <w:r>
+        <w:t xml:space="preserve"> fie </w:t>
+      </w:r>
+      <w:r>
+        <w:rPr>
+          <w:b/>
+          <w:bCs/>
+        </w:rPr>
+        <w:t>semi-</w:t>
+      </w:r>
+      <w:proofErr w:type="spellStart"/>
+      <w:r>
+        <w:rPr>
+          <w:b/>
+          <w:bCs/>
+        </w:rPr>
+        <w:t>transparentă</w:t>
+      </w:r>
+      <w:proofErr w:type="spellEnd"/>
+      <w:r>
+        <w:t xml:space="preserve"> (are </w:t>
+      </w:r>
+      <w:proofErr w:type="spellStart"/>
+      <w:r>
+        <w:t>și</w:t>
+      </w:r>
+      <w:proofErr w:type="spellEnd"/>
+      <w:r>
+        <w:t xml:space="preserve"> </w:t>
+      </w:r>
+      <w:proofErr w:type="spellStart"/>
+      <w:r>
+        <w:t>acel</w:t>
+      </w:r>
+      <w:proofErr w:type="spellEnd"/>
+      <w:r>
+        <w:t xml:space="preserve"> </w:t>
+      </w:r>
+      <w:proofErr w:type="spellStart"/>
+      <w:r>
+        <w:t>efect</w:t>
+      </w:r>
+      <w:proofErr w:type="spellEnd"/>
+      <w:r>
+        <w:t xml:space="preserve"> de </w:t>
+      </w:r>
+      <w:proofErr w:type="spellStart"/>
+      <w:r>
+        <w:t>sticlă</w:t>
+      </w:r>
+      <w:proofErr w:type="spellEnd"/>
+      <w:r>
+        <w:t xml:space="preserve"> </w:t>
+      </w:r>
+      <w:proofErr w:type="spellStart"/>
+      <w:r>
+        <w:t>blurată</w:t>
+      </w:r>
+      <w:proofErr w:type="spellEnd"/>
+      <w:r>
+        <w:t>/</w:t>
+      </w:r>
+      <w:proofErr w:type="spellStart"/>
+      <w:r>
+        <w:t>opacă</w:t>
+      </w:r>
+      <w:proofErr w:type="spellEnd"/>
+      <w:r>
+        <w:t xml:space="preserve"> </w:t>
+      </w:r>
+      <w:proofErr w:type="spellStart"/>
+      <w:r>
+        <w:t>modernă</w:t>
+      </w:r>
+      <w:proofErr w:type="spellEnd"/>
+      <w:r>
+        <w:t xml:space="preserve">). </w:t>
+      </w:r>
+      <w:proofErr w:type="spellStart"/>
+      <w:r>
+        <w:t>Astfel</w:t>
+      </w:r>
+      <w:proofErr w:type="spellEnd"/>
+      <w:r>
+        <w:t xml:space="preserve">, </w:t>
+      </w:r>
+      <w:proofErr w:type="spellStart"/>
+      <w:r>
+        <w:t>ei</w:t>
+      </w:r>
+      <w:proofErr w:type="spellEnd"/>
+      <w:r>
+        <w:t xml:space="preserve"> </w:t>
+      </w:r>
+      <w:proofErr w:type="spellStart"/>
+      <w:r>
+        <w:t>văd</w:t>
+      </w:r>
+      <w:proofErr w:type="spellEnd"/>
+      <w:r>
+        <w:t xml:space="preserve"> </w:t>
+      </w:r>
+      <w:proofErr w:type="spellStart"/>
+      <w:r>
+        <w:t>în</w:t>
+      </w:r>
+      <w:proofErr w:type="spellEnd"/>
+      <w:r>
+        <w:t xml:space="preserve"> </w:t>
+      </w:r>
+      <w:proofErr w:type="spellStart"/>
+      <w:r>
+        <w:t>continuare</w:t>
+      </w:r>
+      <w:proofErr w:type="spellEnd"/>
+      <w:r>
+        <w:t xml:space="preserve"> </w:t>
+      </w:r>
+      <w:proofErr w:type="spellStart"/>
+      <w:r>
+        <w:t>foarte</w:t>
+      </w:r>
+      <w:proofErr w:type="spellEnd"/>
+      <w:r>
+        <w:t xml:space="preserve"> </w:t>
+      </w:r>
+      <w:proofErr w:type="spellStart"/>
+      <w:r>
+        <w:t>clar</w:t>
+      </w:r>
+      <w:proofErr w:type="spellEnd"/>
+      <w:r>
+        <w:t xml:space="preserve"> </w:t>
+      </w:r>
+      <w:proofErr w:type="spellStart"/>
+      <w:r>
+        <w:t>că</w:t>
+      </w:r>
+      <w:proofErr w:type="spellEnd"/>
+      <w:r>
+        <w:t xml:space="preserve"> </w:t>
+      </w:r>
+      <w:proofErr w:type="spellStart"/>
+      <w:r>
+        <w:t>documentul</w:t>
+      </w:r>
+      <w:proofErr w:type="spellEnd"/>
+      <w:r>
+        <w:t xml:space="preserve"> e </w:t>
+      </w:r>
+      <w:proofErr w:type="spellStart"/>
+      <w:r>
+        <w:t>acolo</w:t>
+      </w:r>
+      <w:proofErr w:type="spellEnd"/>
+      <w:r>
+        <w:t xml:space="preserve"> </w:t>
+      </w:r>
+      <w:proofErr w:type="spellStart"/>
+      <w:r>
+        <w:t>în</w:t>
+      </w:r>
+      <w:proofErr w:type="spellEnd"/>
+      <w:r>
+        <w:t xml:space="preserve"> spate, </w:t>
+      </w:r>
+      <w:proofErr w:type="spellStart"/>
+      <w:r>
+        <w:t>știu</w:t>
+      </w:r>
+      <w:proofErr w:type="spellEnd"/>
+      <w:r>
+        <w:t xml:space="preserve"> </w:t>
+      </w:r>
+      <w:proofErr w:type="spellStart"/>
+      <w:r>
+        <w:t>ce</w:t>
+      </w:r>
+      <w:proofErr w:type="spellEnd"/>
+      <w:r>
+        <w:t xml:space="preserve"> au de </w:t>
+      </w:r>
+      <w:proofErr w:type="spellStart"/>
+      <w:r>
+        <w:t>pierdut</w:t>
+      </w:r>
+      <w:proofErr w:type="spellEnd"/>
+      <w:r>
+        <w:t xml:space="preserve">, </w:t>
+      </w:r>
+      <w:proofErr w:type="spellStart"/>
+      <w:r>
+        <w:t>dar</w:t>
+      </w:r>
+      <w:proofErr w:type="spellEnd"/>
+      <w:r>
+        <w:t xml:space="preserve"> nu pot da click pe </w:t>
+      </w:r>
+      <w:proofErr w:type="spellStart"/>
+      <w:r>
+        <w:t>el</w:t>
+      </w:r>
+      <w:proofErr w:type="spellEnd"/>
+      <w:r>
+        <w:t xml:space="preserve"> </w:t>
+      </w:r>
+      <w:proofErr w:type="spellStart"/>
+      <w:r>
+        <w:t>și</w:t>
+      </w:r>
+      <w:proofErr w:type="spellEnd"/>
+      <w:r>
+        <w:t xml:space="preserve"> </w:t>
+      </w:r>
+      <w:proofErr w:type="spellStart"/>
+      <w:r>
+        <w:t>nici</w:t>
+      </w:r>
+      <w:proofErr w:type="spellEnd"/>
+      <w:r>
+        <w:t xml:space="preserve"> nu pot </w:t>
+      </w:r>
+      <w:proofErr w:type="spellStart"/>
+      <w:r>
+        <w:t>închide</w:t>
+      </w:r>
+      <w:proofErr w:type="spellEnd"/>
+      <w:r>
+        <w:t xml:space="preserve"> </w:t>
+      </w:r>
+      <w:proofErr w:type="spellStart"/>
+      <w:r>
+        <w:t>fereastra</w:t>
+      </w:r>
+      <w:proofErr w:type="spellEnd"/>
+      <w:r>
+        <w:t xml:space="preserve"> Pop-up!</w:t>
+      </w:r>
+    </w:p>
+    <w:p>
+      <w:proofErr w:type="spellStart"/>
+      <w:r>
+        <w:t>Trebuie</w:t>
+      </w:r>
+      <w:proofErr w:type="spellEnd"/>
+      <w:r>
+        <w:t xml:space="preserve"> </w:t>
+      </w:r>
+      <w:proofErr w:type="spellStart"/>
+      <w:r>
+        <w:t>să</w:t>
+      </w:r>
+      <w:proofErr w:type="spellEnd"/>
+      <w:r>
+        <w:t xml:space="preserve"> </w:t>
+      </w:r>
+      <w:proofErr w:type="spellStart"/>
+      <w:r>
+        <w:t>își</w:t>
+      </w:r>
+      <w:proofErr w:type="spellEnd"/>
+      <w:r>
+        <w:t xml:space="preserve"> </w:t>
+      </w:r>
+      <w:proofErr w:type="spellStart"/>
+      <w:r>
+        <w:t>facă</w:t>
+      </w:r>
+      <w:proofErr w:type="spellEnd"/>
+      <w:r>
+        <w:t xml:space="preserve"> </w:t>
+      </w:r>
+      <w:proofErr w:type="spellStart"/>
+      <w:r>
+        <w:t>cont</w:t>
+      </w:r>
+      <w:proofErr w:type="spellEnd"/>
+      <w:r>
+        <w:t xml:space="preserve"> ca </w:t>
+      </w:r>
+      <w:proofErr w:type="spellStart"/>
+      <w:r>
+        <w:t>să</w:t>
+      </w:r>
+      <w:proofErr w:type="spellEnd"/>
+      <w:r>
+        <w:t xml:space="preserve"> </w:t>
+      </w:r>
+      <w:proofErr w:type="spellStart"/>
+      <w:r>
+        <w:t>acceseze</w:t>
+      </w:r>
+      <w:proofErr w:type="spellEnd"/>
+      <w:r>
+        <w:t xml:space="preserve"> „</w:t>
+      </w:r>
+      <w:proofErr w:type="spellStart"/>
+      <w:r>
+        <w:t>comoara</w:t>
+      </w:r>
+      <w:proofErr w:type="spellEnd"/>
+      <w:r>
+        <w:t xml:space="preserve">” pe care o </w:t>
+      </w:r>
+      <w:proofErr w:type="spellStart"/>
+      <w:r>
+        <w:t>întrevăd</w:t>
+      </w:r>
+      <w:proofErr w:type="spellEnd"/>
+      <w:r>
+        <w:t xml:space="preserve"> </w:t>
+      </w:r>
+      <w:proofErr w:type="spellStart"/>
+      <w:r>
+        <w:t>în</w:t>
+      </w:r>
+      <w:proofErr w:type="spellEnd"/>
+      <w:r>
+        <w:t xml:space="preserve"> spate.</w:t>
+      </w:r>
+    </w:p>
+    <w:p>
+      <w:r>
+        <w:t xml:space="preserve">Am </w:t>
+      </w:r>
+      <w:proofErr w:type="spellStart"/>
+      <w:r>
+        <w:t>salvat</w:t>
+      </w:r>
+      <w:proofErr w:type="spellEnd"/>
+      <w:r>
+        <w:t xml:space="preserve"> </w:t>
+      </w:r>
+      <w:proofErr w:type="spellStart"/>
+      <w:r>
+        <w:t>și</w:t>
+      </w:r>
+      <w:proofErr w:type="spellEnd"/>
+      <w:r>
+        <w:t xml:space="preserve"> am </w:t>
+      </w:r>
+      <w:proofErr w:type="spellStart"/>
+      <w:r>
+        <w:t>urcat</w:t>
+      </w:r>
+      <w:proofErr w:type="spellEnd"/>
+      <w:r>
+        <w:t xml:space="preserve"> pe </w:t>
+      </w:r>
+      <w:proofErr w:type="spellStart"/>
+      <w:r>
+        <w:t>Vercel</w:t>
+      </w:r>
+      <w:proofErr w:type="spellEnd"/>
+      <w:r>
+        <w:t>. </w:t>
+      </w:r>
+      <w:proofErr w:type="spellStart"/>
+      <w:r>
+        <w:rPr>
+          <w:b/>
+          <w:bCs/>
+        </w:rPr>
+        <w:t>Lasă</w:t>
+      </w:r>
+      <w:proofErr w:type="spellEnd"/>
+      <w:r>
+        <w:rPr>
+          <w:b/>
+          <w:bCs/>
+        </w:rPr>
+        <w:t xml:space="preserve"> </w:t>
+      </w:r>
+      <w:proofErr w:type="spellStart"/>
+      <w:r>
+        <w:rPr>
+          <w:b/>
+          <w:bCs/>
+        </w:rPr>
+        <w:t>să</w:t>
+      </w:r>
+      <w:proofErr w:type="spellEnd"/>
+      <w:r>
+        <w:rPr>
+          <w:b/>
+          <w:bCs/>
+        </w:rPr>
+        <w:t xml:space="preserve"> </w:t>
+      </w:r>
+      <w:proofErr w:type="spellStart"/>
+      <w:r>
+        <w:rPr>
+          <w:b/>
+          <w:bCs/>
+        </w:rPr>
+        <w:t>treacă</w:t>
+      </w:r>
+      <w:proofErr w:type="spellEnd"/>
+      <w:r>
+        <w:rPr>
+          <w:b/>
+          <w:bCs/>
+        </w:rPr>
+        <w:t xml:space="preserve"> din nou </w:t>
+      </w:r>
+      <w:proofErr w:type="spellStart"/>
+      <w:r>
+        <w:rPr>
+          <w:b/>
+          <w:bCs/>
+        </w:rPr>
+        <w:t>acel</w:t>
+      </w:r>
+      <w:proofErr w:type="spellEnd"/>
+      <w:r>
+        <w:rPr>
+          <w:b/>
+          <w:bCs/>
+        </w:rPr>
+        <w:t xml:space="preserve"> </w:t>
+      </w:r>
+      <w:proofErr w:type="spellStart"/>
+      <w:r>
+        <w:rPr>
+          <w:b/>
+          <w:bCs/>
+        </w:rPr>
+        <w:t>minut</w:t>
+      </w:r>
+      <w:proofErr w:type="spellEnd"/>
+      <w:r>
+        <w:t xml:space="preserve">, </w:t>
+      </w:r>
+      <w:proofErr w:type="spellStart"/>
+      <w:r>
+        <w:t>apoi</w:t>
+      </w:r>
+      <w:proofErr w:type="spellEnd"/>
+      <w:r>
+        <w:t xml:space="preserve"> </w:t>
+      </w:r>
+      <w:proofErr w:type="spellStart"/>
+      <w:r>
+        <w:t>repetă</w:t>
+      </w:r>
+      <w:proofErr w:type="spellEnd"/>
+      <w:r>
+        <w:t xml:space="preserve"> </w:t>
+      </w:r>
+      <w:proofErr w:type="spellStart"/>
+      <w:r>
+        <w:t>procesul</w:t>
+      </w:r>
+      <w:proofErr w:type="spellEnd"/>
+      <w:r>
+        <w:t>:</w:t>
+      </w:r>
+    </w:p>
+    <w:p>
+      <w:pPr>
+        <w:numPr>
+          <w:ilvl w:val="0"/>
+          <w:numId w:val="20"/>
+        </w:numPr>
+      </w:pPr>
+      <w:proofErr w:type="spellStart"/>
+      <w:r>
+        <w:t>Generează</w:t>
+      </w:r>
+      <w:proofErr w:type="spellEnd"/>
+      <w:r>
+        <w:t xml:space="preserve"> pe Demo (</w:t>
+      </w:r>
+      <w:proofErr w:type="spellStart"/>
+      <w:r>
+        <w:t>sau</w:t>
+      </w:r>
+      <w:proofErr w:type="spellEnd"/>
+      <w:r>
+        <w:t xml:space="preserve"> </w:t>
+      </w:r>
+      <w:proofErr w:type="spellStart"/>
+      <w:r>
+        <w:t>dă</w:t>
+      </w:r>
+      <w:proofErr w:type="spellEnd"/>
+      <w:r>
+        <w:t xml:space="preserve"> direct click pe </w:t>
+      </w:r>
+      <w:proofErr w:type="gramStart"/>
+      <w:r>
+        <w:t>un PDF</w:t>
+      </w:r>
+      <w:proofErr w:type="gramEnd"/>
+      <w:r>
+        <w:t xml:space="preserve"> </w:t>
+      </w:r>
+      <w:proofErr w:type="spellStart"/>
+      <w:r>
+        <w:t>vechi</w:t>
+      </w:r>
+      <w:proofErr w:type="spellEnd"/>
+      <w:r>
+        <w:t xml:space="preserve"> din ultima </w:t>
+      </w:r>
+      <w:proofErr w:type="spellStart"/>
+      <w:r>
+        <w:t>oră</w:t>
+      </w:r>
+      <w:proofErr w:type="spellEnd"/>
+      <w:r>
+        <w:t xml:space="preserve"> </w:t>
+      </w:r>
+      <w:proofErr w:type="spellStart"/>
+      <w:r>
+        <w:t>dacă</w:t>
+      </w:r>
+      <w:proofErr w:type="spellEnd"/>
+      <w:r>
+        <w:t xml:space="preserve"> l-ai </w:t>
+      </w:r>
+      <w:proofErr w:type="spellStart"/>
+      <w:r>
+        <w:t>generat</w:t>
+      </w:r>
+      <w:proofErr w:type="spellEnd"/>
+      <w:r>
+        <w:t xml:space="preserve"> </w:t>
+      </w:r>
+      <w:proofErr w:type="spellStart"/>
+      <w:r>
+        <w:t>deja</w:t>
+      </w:r>
+      <w:proofErr w:type="spellEnd"/>
+      <w:r>
+        <w:t>).</w:t>
+      </w:r>
+    </w:p>
+    <w:p>
+      <w:pPr>
+        <w:numPr>
+          <w:ilvl w:val="0"/>
+          <w:numId w:val="20"/>
+        </w:numPr>
+      </w:pPr>
+      <w:proofErr w:type="spellStart"/>
+      <w:r>
+        <w:t>Dă</w:t>
+      </w:r>
+      <w:proofErr w:type="spellEnd"/>
+      <w:r>
+        <w:t xml:space="preserve"> click pe </w:t>
+      </w:r>
+      <w:proofErr w:type="spellStart"/>
+      <w:r>
+        <w:t>butonul</w:t>
+      </w:r>
+      <w:proofErr w:type="spellEnd"/>
+      <w:r>
+        <w:t xml:space="preserve"> </w:t>
+      </w:r>
+      <w:proofErr w:type="spellStart"/>
+      <w:r>
+        <w:t>verde</w:t>
+      </w:r>
+      <w:proofErr w:type="spellEnd"/>
+      <w:r>
+        <w:t xml:space="preserve"> (de </w:t>
+      </w:r>
+      <w:proofErr w:type="spellStart"/>
+      <w:r>
+        <w:t>preferat</w:t>
+      </w:r>
+      <w:proofErr w:type="spellEnd"/>
+      <w:r>
+        <w:t xml:space="preserve"> </w:t>
+      </w:r>
+      <w:proofErr w:type="spellStart"/>
+      <w:r>
+        <w:t>într</w:t>
+      </w:r>
+      <w:proofErr w:type="spellEnd"/>
+      <w:r>
+        <w:t xml:space="preserve">-o </w:t>
+      </w:r>
+      <w:proofErr w:type="spellStart"/>
+      <w:r>
+        <w:t>fereastră</w:t>
+      </w:r>
+      <w:proofErr w:type="spellEnd"/>
+      <w:r>
+        <w:t xml:space="preserve"> </w:t>
+      </w:r>
+      <w:proofErr w:type="spellStart"/>
+      <w:r>
+        <w:t>separată</w:t>
+      </w:r>
+      <w:proofErr w:type="spellEnd"/>
+      <w:r>
+        <w:t xml:space="preserve"> Incognito).</w:t>
+      </w:r>
+    </w:p>
+    <w:p>
+      <w:pPr>
+        <w:numPr>
+          <w:ilvl w:val="0"/>
+          <w:numId w:val="20"/>
+        </w:numPr>
+      </w:pPr>
+      <w:proofErr w:type="spellStart"/>
+      <w:r>
+        <w:t>Bucură-te</w:t>
+      </w:r>
+      <w:proofErr w:type="spellEnd"/>
+      <w:r>
+        <w:t xml:space="preserve"> de </w:t>
+      </w:r>
+      <w:proofErr w:type="spellStart"/>
+      <w:r>
+        <w:t>cele</w:t>
+      </w:r>
+      <w:proofErr w:type="spellEnd"/>
+      <w:r>
+        <w:t xml:space="preserve"> 3 </w:t>
+      </w:r>
+      <w:proofErr w:type="spellStart"/>
+      <w:r>
+        <w:t>secunde</w:t>
+      </w:r>
+      <w:proofErr w:type="spellEnd"/>
+      <w:r>
+        <w:t xml:space="preserve"> de </w:t>
+      </w:r>
+      <w:proofErr w:type="spellStart"/>
+      <w:r>
+        <w:t>afișare</w:t>
+      </w:r>
+      <w:proofErr w:type="spellEnd"/>
+      <w:r>
+        <w:t xml:space="preserve"> </w:t>
+      </w:r>
+      <w:proofErr w:type="spellStart"/>
+      <w:r>
+        <w:t>și</w:t>
+      </w:r>
+      <w:proofErr w:type="spellEnd"/>
+      <w:r>
+        <w:t xml:space="preserve"> de </w:t>
+      </w:r>
+      <w:proofErr w:type="spellStart"/>
+      <w:r>
+        <w:t>noul</w:t>
+      </w:r>
+      <w:proofErr w:type="spellEnd"/>
+      <w:r>
+        <w:t xml:space="preserve"> aspect al Pop-up-</w:t>
+      </w:r>
+      <w:proofErr w:type="spellStart"/>
+      <w:r>
+        <w:t>ului</w:t>
+      </w:r>
+      <w:proofErr w:type="spellEnd"/>
+      <w:r>
+        <w:t xml:space="preserve"> semi-transparent cu </w:t>
+      </w:r>
+      <w:proofErr w:type="spellStart"/>
+      <w:r>
+        <w:t>spațiul</w:t>
+      </w:r>
+      <w:proofErr w:type="spellEnd"/>
+      <w:r>
+        <w:t xml:space="preserve"> </w:t>
+      </w:r>
+      <w:proofErr w:type="spellStart"/>
+      <w:r>
+        <w:t>pentru</w:t>
+      </w:r>
+      <w:proofErr w:type="spellEnd"/>
+      <w:r>
+        <w:t xml:space="preserve"> AdSense!</w:t>
+      </w:r>
+    </w:p>
+    <w:p/>
+    <w:p>
+      <w:r>
+        <w:lastRenderedPageBreak/>
+        <w:t>ELAY (</w:t>
+      </w:r>
+      <w:proofErr w:type="spellStart"/>
+      <w:r>
+        <w:t>întârziere</w:t>
+      </w:r>
+      <w:proofErr w:type="spellEnd"/>
+      <w:r>
+        <w:t xml:space="preserve">) de 3 </w:t>
+      </w:r>
+      <w:proofErr w:type="spellStart"/>
+      <w:r>
+        <w:t>secunde</w:t>
+      </w:r>
+      <w:proofErr w:type="spellEnd"/>
+      <w:r>
+        <w:t xml:space="preserve">. cam care </w:t>
+      </w:r>
+      <w:proofErr w:type="spellStart"/>
+      <w:r>
+        <w:t>este</w:t>
+      </w:r>
+      <w:proofErr w:type="spellEnd"/>
+      <w:r>
+        <w:t xml:space="preserve"> practica la delay pe </w:t>
+      </w:r>
+      <w:proofErr w:type="spellStart"/>
+      <w:r>
+        <w:t>documente</w:t>
+      </w:r>
+      <w:proofErr w:type="spellEnd"/>
+      <w:r>
+        <w:t xml:space="preserve">, </w:t>
+      </w:r>
+      <w:proofErr w:type="spellStart"/>
+      <w:r>
+        <w:t>poate</w:t>
+      </w:r>
+      <w:proofErr w:type="spellEnd"/>
+      <w:r>
+        <w:t xml:space="preserve"> </w:t>
+      </w:r>
+      <w:proofErr w:type="spellStart"/>
+      <w:r>
+        <w:t>sa</w:t>
+      </w:r>
+      <w:proofErr w:type="spellEnd"/>
+      <w:r>
+        <w:t xml:space="preserve"> fie </w:t>
+      </w:r>
+      <w:proofErr w:type="spellStart"/>
+      <w:r>
+        <w:t>documentul</w:t>
+      </w:r>
+      <w:proofErr w:type="spellEnd"/>
+      <w:r>
+        <w:t xml:space="preserve"> de </w:t>
+      </w:r>
+      <w:proofErr w:type="spellStart"/>
+      <w:r>
+        <w:t>multe</w:t>
+      </w:r>
+      <w:proofErr w:type="spellEnd"/>
+      <w:r>
+        <w:t xml:space="preserve"> </w:t>
+      </w:r>
+      <w:proofErr w:type="spellStart"/>
+      <w:r>
+        <w:t>pagini</w:t>
+      </w:r>
+      <w:proofErr w:type="spellEnd"/>
+    </w:p>
+    <w:p>
+      <w:r>
+        <w:t>10:39 AM</w:t>
+      </w:r>
+    </w:p>
+    <w:p>
+      <w:proofErr w:type="spellStart"/>
+      <w:r>
+        <w:t>Excelentă</w:t>
+      </w:r>
+      <w:proofErr w:type="spellEnd"/>
+      <w:r>
+        <w:t xml:space="preserve"> </w:t>
+      </w:r>
+      <w:proofErr w:type="spellStart"/>
+      <w:r>
+        <w:t>întrebare</w:t>
+      </w:r>
+      <w:proofErr w:type="spellEnd"/>
+      <w:r>
+        <w:t xml:space="preserve">! </w:t>
+      </w:r>
+      <w:proofErr w:type="spellStart"/>
+      <w:r>
+        <w:t>Ești</w:t>
+      </w:r>
+      <w:proofErr w:type="spellEnd"/>
+      <w:r>
+        <w:t xml:space="preserve"> </w:t>
+      </w:r>
+      <w:proofErr w:type="spellStart"/>
+      <w:r>
+        <w:t>foarte</w:t>
+      </w:r>
+      <w:proofErr w:type="spellEnd"/>
+      <w:r>
+        <w:t xml:space="preserve"> </w:t>
+      </w:r>
+      <w:proofErr w:type="spellStart"/>
+      <w:r>
+        <w:t>atentă</w:t>
+      </w:r>
+      <w:proofErr w:type="spellEnd"/>
+      <w:r>
+        <w:t xml:space="preserve"> la </w:t>
+      </w:r>
+      <w:proofErr w:type="spellStart"/>
+      <w:r>
+        <w:t>detalii</w:t>
+      </w:r>
+      <w:proofErr w:type="spellEnd"/>
+      <w:r>
+        <w:t xml:space="preserve"> (User Experience).</w:t>
+      </w:r>
+    </w:p>
+    <w:p>
+      <w:r>
+        <w:t xml:space="preserve">Practica standard </w:t>
+      </w:r>
+      <w:proofErr w:type="spellStart"/>
+      <w:r>
+        <w:t>în</w:t>
+      </w:r>
+      <w:proofErr w:type="spellEnd"/>
+      <w:r>
+        <w:t xml:space="preserve"> </w:t>
+      </w:r>
+      <w:proofErr w:type="spellStart"/>
+      <w:r>
+        <w:t>industrie</w:t>
+      </w:r>
+      <w:proofErr w:type="spellEnd"/>
+      <w:r>
+        <w:t xml:space="preserve"> </w:t>
+      </w:r>
+      <w:proofErr w:type="spellStart"/>
+      <w:r>
+        <w:t>pentru</w:t>
+      </w:r>
+      <w:proofErr w:type="spellEnd"/>
+      <w:r>
+        <w:t xml:space="preserve"> </w:t>
+      </w:r>
+      <w:proofErr w:type="spellStart"/>
+      <w:r>
+        <w:t>platformele</w:t>
+      </w:r>
+      <w:proofErr w:type="spellEnd"/>
+      <w:r>
+        <w:t xml:space="preserve"> care </w:t>
+      </w:r>
+      <w:proofErr w:type="spellStart"/>
+      <w:r>
+        <w:t>folosesc</w:t>
+      </w:r>
+      <w:proofErr w:type="spellEnd"/>
+      <w:r>
+        <w:t xml:space="preserve"> „Paywalls” </w:t>
+      </w:r>
+      <w:proofErr w:type="spellStart"/>
+      <w:r>
+        <w:t>sau</w:t>
+      </w:r>
+      <w:proofErr w:type="spellEnd"/>
+      <w:r>
+        <w:t xml:space="preserve"> „Login Walls” (cum au </w:t>
+      </w:r>
+      <w:proofErr w:type="spellStart"/>
+      <w:r>
+        <w:t>ziarele</w:t>
+      </w:r>
+      <w:proofErr w:type="spellEnd"/>
+      <w:r>
+        <w:t xml:space="preserve"> </w:t>
+      </w:r>
+      <w:proofErr w:type="spellStart"/>
+      <w:r>
+        <w:t>mari</w:t>
+      </w:r>
+      <w:proofErr w:type="spellEnd"/>
+      <w:r>
+        <w:t xml:space="preserve"> gen </w:t>
+      </w:r>
+      <w:r>
+        <w:rPr>
+          <w:i/>
+          <w:iCs/>
+        </w:rPr>
+        <w:t>New York Times</w:t>
+      </w:r>
+      <w:r>
+        <w:t>, </w:t>
+      </w:r>
+      <w:r>
+        <w:rPr>
+          <w:i/>
+          <w:iCs/>
+        </w:rPr>
+        <w:t>Medium</w:t>
+      </w:r>
+      <w:r>
+        <w:t> </w:t>
+      </w:r>
+      <w:proofErr w:type="spellStart"/>
+      <w:r>
+        <w:t>sau</w:t>
+      </w:r>
+      <w:proofErr w:type="spellEnd"/>
+      <w:r>
+        <w:t xml:space="preserve"> </w:t>
+      </w:r>
+      <w:proofErr w:type="spellStart"/>
+      <w:r>
+        <w:t>platformele</w:t>
+      </w:r>
+      <w:proofErr w:type="spellEnd"/>
+      <w:r>
+        <w:t xml:space="preserve"> de </w:t>
+      </w:r>
+      <w:proofErr w:type="spellStart"/>
+      <w:r>
+        <w:t>documente</w:t>
+      </w:r>
+      <w:proofErr w:type="spellEnd"/>
+      <w:r>
+        <w:t xml:space="preserve"> precum </w:t>
+      </w:r>
+      <w:r>
+        <w:rPr>
+          <w:i/>
+          <w:iCs/>
+        </w:rPr>
+        <w:t>Scribd</w:t>
+      </w:r>
+      <w:r>
+        <w:t xml:space="preserve">) se </w:t>
+      </w:r>
+      <w:proofErr w:type="spellStart"/>
+      <w:r>
+        <w:t>bazează</w:t>
+      </w:r>
+      <w:proofErr w:type="spellEnd"/>
+      <w:r>
+        <w:t xml:space="preserve"> pe </w:t>
+      </w:r>
+      <w:proofErr w:type="spellStart"/>
+      <w:r>
+        <w:t>principiul</w:t>
+      </w:r>
+      <w:proofErr w:type="spellEnd"/>
+      <w:r>
+        <w:t>: </w:t>
+      </w:r>
+      <w:r>
+        <w:rPr>
+          <w:b/>
+          <w:bCs/>
+        </w:rPr>
+        <w:t>„</w:t>
+      </w:r>
+      <w:proofErr w:type="spellStart"/>
+      <w:r>
+        <w:rPr>
+          <w:b/>
+          <w:bCs/>
+        </w:rPr>
+        <w:t>Lasă</w:t>
+      </w:r>
+      <w:proofErr w:type="spellEnd"/>
+      <w:r>
+        <w:rPr>
+          <w:b/>
+          <w:bCs/>
+        </w:rPr>
+        <w:t xml:space="preserve">-l </w:t>
+      </w:r>
+      <w:proofErr w:type="spellStart"/>
+      <w:r>
+        <w:rPr>
+          <w:b/>
+          <w:bCs/>
+        </w:rPr>
+        <w:t>să</w:t>
+      </w:r>
+      <w:proofErr w:type="spellEnd"/>
+      <w:r>
+        <w:rPr>
+          <w:b/>
+          <w:bCs/>
+        </w:rPr>
+        <w:t xml:space="preserve"> </w:t>
+      </w:r>
+      <w:proofErr w:type="spellStart"/>
+      <w:r>
+        <w:rPr>
+          <w:b/>
+          <w:bCs/>
+        </w:rPr>
+        <w:t>guste</w:t>
+      </w:r>
+      <w:proofErr w:type="spellEnd"/>
+      <w:r>
+        <w:rPr>
+          <w:b/>
+          <w:bCs/>
+        </w:rPr>
+        <w:t xml:space="preserve"> </w:t>
+      </w:r>
+      <w:proofErr w:type="spellStart"/>
+      <w:r>
+        <w:rPr>
+          <w:b/>
+          <w:bCs/>
+        </w:rPr>
+        <w:t>destul</w:t>
+      </w:r>
+      <w:proofErr w:type="spellEnd"/>
+      <w:r>
+        <w:rPr>
+          <w:b/>
+          <w:bCs/>
+        </w:rPr>
+        <w:t xml:space="preserve"> </w:t>
+      </w:r>
+      <w:proofErr w:type="spellStart"/>
+      <w:r>
+        <w:rPr>
+          <w:b/>
+          <w:bCs/>
+        </w:rPr>
+        <w:t>încât</w:t>
+      </w:r>
+      <w:proofErr w:type="spellEnd"/>
+      <w:r>
+        <w:rPr>
+          <w:b/>
+          <w:bCs/>
+        </w:rPr>
+        <w:t xml:space="preserve"> </w:t>
+      </w:r>
+      <w:proofErr w:type="spellStart"/>
+      <w:r>
+        <w:rPr>
+          <w:b/>
+          <w:bCs/>
+        </w:rPr>
+        <w:t>să-i</w:t>
+      </w:r>
+      <w:proofErr w:type="spellEnd"/>
+      <w:r>
+        <w:rPr>
+          <w:b/>
+          <w:bCs/>
+        </w:rPr>
+        <w:t xml:space="preserve"> fie </w:t>
+      </w:r>
+      <w:proofErr w:type="spellStart"/>
+      <w:r>
+        <w:rPr>
+          <w:b/>
+          <w:bCs/>
+        </w:rPr>
+        <w:t>poftă</w:t>
+      </w:r>
+      <w:proofErr w:type="spellEnd"/>
+      <w:r>
+        <w:rPr>
+          <w:b/>
+          <w:bCs/>
+        </w:rPr>
+        <w:t xml:space="preserve">, </w:t>
+      </w:r>
+      <w:proofErr w:type="spellStart"/>
+      <w:r>
+        <w:rPr>
+          <w:b/>
+          <w:bCs/>
+        </w:rPr>
+        <w:t>apoi</w:t>
+      </w:r>
+      <w:proofErr w:type="spellEnd"/>
+      <w:r>
+        <w:rPr>
+          <w:b/>
+          <w:bCs/>
+        </w:rPr>
+        <w:t xml:space="preserve"> cere-</w:t>
+      </w:r>
+      <w:proofErr w:type="spellStart"/>
+      <w:r>
+        <w:rPr>
+          <w:b/>
+          <w:bCs/>
+        </w:rPr>
+        <w:t>i</w:t>
+      </w:r>
+      <w:proofErr w:type="spellEnd"/>
+      <w:r>
+        <w:rPr>
+          <w:b/>
+          <w:bCs/>
+        </w:rPr>
+        <w:t xml:space="preserve"> </w:t>
+      </w:r>
+      <w:proofErr w:type="spellStart"/>
+      <w:r>
+        <w:rPr>
+          <w:b/>
+          <w:bCs/>
+        </w:rPr>
+        <w:t>acțiunea</w:t>
+      </w:r>
+      <w:proofErr w:type="spellEnd"/>
+      <w:r>
+        <w:rPr>
+          <w:b/>
+          <w:bCs/>
+        </w:rPr>
+        <w:t>”</w:t>
+      </w:r>
+      <w:r>
+        <w:t>.</w:t>
+      </w:r>
+    </w:p>
+    <w:p>
+      <w:proofErr w:type="spellStart"/>
+      <w:r>
+        <w:t>Dacă</w:t>
+      </w:r>
+      <w:proofErr w:type="spellEnd"/>
+      <w:r>
+        <w:t xml:space="preserve"> </w:t>
+      </w:r>
+      <w:proofErr w:type="spellStart"/>
+      <w:r>
+        <w:t>documentul</w:t>
+      </w:r>
+      <w:proofErr w:type="spellEnd"/>
+      <w:r>
+        <w:t xml:space="preserve"> </w:t>
+      </w:r>
+      <w:proofErr w:type="spellStart"/>
+      <w:r>
+        <w:t>este</w:t>
+      </w:r>
+      <w:proofErr w:type="spellEnd"/>
+      <w:r>
+        <w:t xml:space="preserve"> lung, 3 </w:t>
+      </w:r>
+      <w:proofErr w:type="spellStart"/>
+      <w:r>
+        <w:t>secunde</w:t>
+      </w:r>
+      <w:proofErr w:type="spellEnd"/>
+      <w:r>
+        <w:t xml:space="preserve"> pot fi </w:t>
+      </w:r>
+      <w:proofErr w:type="spellStart"/>
+      <w:r>
+        <w:t>prea</w:t>
+      </w:r>
+      <w:proofErr w:type="spellEnd"/>
+      <w:r>
+        <w:t xml:space="preserve"> </w:t>
+      </w:r>
+      <w:proofErr w:type="spellStart"/>
+      <w:r>
+        <w:t>puține</w:t>
+      </w:r>
+      <w:proofErr w:type="spellEnd"/>
+      <w:r>
+        <w:t xml:space="preserve"> – </w:t>
+      </w:r>
+      <w:proofErr w:type="spellStart"/>
+      <w:r>
+        <w:t>vizitatorul</w:t>
+      </w:r>
+      <w:proofErr w:type="spellEnd"/>
+      <w:r>
+        <w:t xml:space="preserve"> </w:t>
+      </w:r>
+      <w:proofErr w:type="spellStart"/>
+      <w:r>
+        <w:t>abia</w:t>
+      </w:r>
+      <w:proofErr w:type="spellEnd"/>
+      <w:r>
+        <w:t xml:space="preserve"> </w:t>
+      </w:r>
+      <w:proofErr w:type="spellStart"/>
+      <w:r>
+        <w:t>apucă</w:t>
+      </w:r>
+      <w:proofErr w:type="spellEnd"/>
+      <w:r>
+        <w:t xml:space="preserve"> </w:t>
+      </w:r>
+      <w:proofErr w:type="spellStart"/>
+      <w:r>
+        <w:t>să</w:t>
+      </w:r>
+      <w:proofErr w:type="spellEnd"/>
+      <w:r>
+        <w:t xml:space="preserve"> </w:t>
+      </w:r>
+      <w:proofErr w:type="spellStart"/>
+      <w:r>
+        <w:t>citească</w:t>
+      </w:r>
+      <w:proofErr w:type="spellEnd"/>
+      <w:r>
+        <w:t xml:space="preserve"> </w:t>
+      </w:r>
+      <w:proofErr w:type="spellStart"/>
+      <w:r>
+        <w:t>titlul</w:t>
+      </w:r>
+      <w:proofErr w:type="spellEnd"/>
+      <w:r>
+        <w:t xml:space="preserve"> </w:t>
+      </w:r>
+      <w:proofErr w:type="spellStart"/>
+      <w:r>
+        <w:t>și</w:t>
+      </w:r>
+      <w:proofErr w:type="spellEnd"/>
+      <w:r>
+        <w:t xml:space="preserve"> </w:t>
+      </w:r>
+      <w:proofErr w:type="spellStart"/>
+      <w:r>
+        <w:t>să-și</w:t>
+      </w:r>
+      <w:proofErr w:type="spellEnd"/>
+      <w:r>
+        <w:t xml:space="preserve"> </w:t>
+      </w:r>
+      <w:proofErr w:type="spellStart"/>
+      <w:r>
+        <w:t>dea</w:t>
+      </w:r>
+      <w:proofErr w:type="spellEnd"/>
+      <w:r>
+        <w:t xml:space="preserve"> </w:t>
+      </w:r>
+      <w:proofErr w:type="spellStart"/>
+      <w:r>
+        <w:t>seama</w:t>
+      </w:r>
+      <w:proofErr w:type="spellEnd"/>
+      <w:r>
+        <w:t xml:space="preserve"> </w:t>
+      </w:r>
+      <w:proofErr w:type="spellStart"/>
+      <w:r>
+        <w:t>unde</w:t>
+      </w:r>
+      <w:proofErr w:type="spellEnd"/>
+      <w:r>
+        <w:t xml:space="preserve"> </w:t>
+      </w:r>
+      <w:proofErr w:type="gramStart"/>
+      <w:r>
+        <w:t>a</w:t>
+      </w:r>
+      <w:proofErr w:type="gramEnd"/>
+      <w:r>
+        <w:t xml:space="preserve"> </w:t>
+      </w:r>
+      <w:proofErr w:type="spellStart"/>
+      <w:r>
+        <w:t>aterizat</w:t>
+      </w:r>
+      <w:proofErr w:type="spellEnd"/>
+      <w:r>
+        <w:t xml:space="preserve">, </w:t>
+      </w:r>
+      <w:proofErr w:type="spellStart"/>
+      <w:r>
+        <w:t>iar</w:t>
+      </w:r>
+      <w:proofErr w:type="spellEnd"/>
+      <w:r>
+        <w:t xml:space="preserve"> pop-up-ul </w:t>
+      </w:r>
+      <w:proofErr w:type="spellStart"/>
+      <w:r>
+        <w:t>poate</w:t>
+      </w:r>
+      <w:proofErr w:type="spellEnd"/>
+      <w:r>
+        <w:t xml:space="preserve"> </w:t>
+      </w:r>
+      <w:proofErr w:type="spellStart"/>
+      <w:r>
+        <w:t>părea</w:t>
+      </w:r>
+      <w:proofErr w:type="spellEnd"/>
+      <w:r>
+        <w:t xml:space="preserve"> </w:t>
+      </w:r>
+      <w:proofErr w:type="spellStart"/>
+      <w:r>
+        <w:t>agresiv</w:t>
+      </w:r>
+      <w:proofErr w:type="spellEnd"/>
+      <w:r>
+        <w:t>.</w:t>
+      </w:r>
+    </w:p>
+    <w:p>
+      <w:proofErr w:type="spellStart"/>
+      <w:r>
+        <w:t>Iată</w:t>
+      </w:r>
+      <w:proofErr w:type="spellEnd"/>
+      <w:r>
+        <w:t xml:space="preserve"> care sunt </w:t>
+      </w:r>
+      <w:proofErr w:type="spellStart"/>
+      <w:r>
+        <w:t>cele</w:t>
+      </w:r>
+      <w:proofErr w:type="spellEnd"/>
+      <w:r>
+        <w:t xml:space="preserve"> </w:t>
+      </w:r>
+      <w:proofErr w:type="spellStart"/>
+      <w:r>
+        <w:t>mai</w:t>
+      </w:r>
+      <w:proofErr w:type="spellEnd"/>
+      <w:r>
+        <w:t xml:space="preserve"> de </w:t>
+      </w:r>
+      <w:proofErr w:type="spellStart"/>
+      <w:r>
+        <w:t>succes</w:t>
+      </w:r>
+      <w:proofErr w:type="spellEnd"/>
+      <w:r>
+        <w:t xml:space="preserve"> 3 </w:t>
+      </w:r>
+      <w:proofErr w:type="spellStart"/>
+      <w:r>
+        <w:t>abordări</w:t>
+      </w:r>
+      <w:proofErr w:type="spellEnd"/>
+      <w:r>
+        <w:t xml:space="preserve"> </w:t>
+      </w:r>
+      <w:proofErr w:type="spellStart"/>
+      <w:r>
+        <w:t>folosite</w:t>
+      </w:r>
+      <w:proofErr w:type="spellEnd"/>
+      <w:r>
+        <w:t xml:space="preserve"> </w:t>
+      </w:r>
+      <w:proofErr w:type="spellStart"/>
+      <w:r>
+        <w:t>în</w:t>
+      </w:r>
+      <w:proofErr w:type="spellEnd"/>
+      <w:r>
+        <w:t xml:space="preserve"> marketing:</w:t>
+      </w:r>
+    </w:p>
+    <w:p>
+      <w:pPr>
+        <w:numPr>
+          <w:ilvl w:val="0"/>
+          <w:numId w:val="21"/>
+        </w:numPr>
+      </w:pPr>
+      <w:r>
+        <w:rPr>
+          <w:b/>
+          <w:bCs/>
+        </w:rPr>
+        <w:t xml:space="preserve">Delay </w:t>
+      </w:r>
+      <w:proofErr w:type="spellStart"/>
+      <w:r>
+        <w:rPr>
+          <w:b/>
+          <w:bCs/>
+        </w:rPr>
+        <w:t>mai</w:t>
+      </w:r>
+      <w:proofErr w:type="spellEnd"/>
+      <w:r>
+        <w:rPr>
+          <w:b/>
+          <w:bCs/>
+        </w:rPr>
+        <w:t xml:space="preserve"> lung (Regula de 8-10 </w:t>
+      </w:r>
+      <w:proofErr w:type="spellStart"/>
+      <w:r>
+        <w:rPr>
+          <w:b/>
+          <w:bCs/>
+        </w:rPr>
+        <w:t>secunde</w:t>
+      </w:r>
+      <w:proofErr w:type="spellEnd"/>
+      <w:r>
+        <w:rPr>
+          <w:b/>
+          <w:bCs/>
+        </w:rPr>
+        <w:t>):</w:t>
+      </w:r>
+      <w:r>
+        <w:t> </w:t>
+      </w:r>
+      <w:proofErr w:type="spellStart"/>
+      <w:r>
+        <w:t>Îi</w:t>
+      </w:r>
+      <w:proofErr w:type="spellEnd"/>
+      <w:r>
+        <w:t xml:space="preserve"> </w:t>
+      </w:r>
+      <w:proofErr w:type="spellStart"/>
+      <w:r>
+        <w:t>dai</w:t>
+      </w:r>
+      <w:proofErr w:type="spellEnd"/>
+      <w:r>
+        <w:t xml:space="preserve"> </w:t>
+      </w:r>
+      <w:proofErr w:type="spellStart"/>
+      <w:r>
+        <w:t>utilizatorului</w:t>
+      </w:r>
+      <w:proofErr w:type="spellEnd"/>
+      <w:r>
+        <w:t xml:space="preserve"> </w:t>
+      </w:r>
+      <w:proofErr w:type="spellStart"/>
+      <w:r>
+        <w:t>suficient</w:t>
+      </w:r>
+      <w:proofErr w:type="spellEnd"/>
+      <w:r>
+        <w:t xml:space="preserve"> </w:t>
+      </w:r>
+      <w:proofErr w:type="spellStart"/>
+      <w:r>
+        <w:t>timp</w:t>
+      </w:r>
+      <w:proofErr w:type="spellEnd"/>
+      <w:r>
+        <w:t xml:space="preserve"> </w:t>
+      </w:r>
+      <w:proofErr w:type="spellStart"/>
+      <w:r>
+        <w:t>să</w:t>
+      </w:r>
+      <w:proofErr w:type="spellEnd"/>
+      <w:r>
+        <w:t xml:space="preserve"> </w:t>
+      </w:r>
+      <w:proofErr w:type="spellStart"/>
+      <w:r>
+        <w:t>citească</w:t>
+      </w:r>
+      <w:proofErr w:type="spellEnd"/>
+      <w:r>
+        <w:t xml:space="preserve"> prima </w:t>
+      </w:r>
+      <w:proofErr w:type="spellStart"/>
+      <w:r>
+        <w:t>jumătate</w:t>
+      </w:r>
+      <w:proofErr w:type="spellEnd"/>
+      <w:r>
+        <w:t xml:space="preserve"> de </w:t>
+      </w:r>
+      <w:proofErr w:type="spellStart"/>
+      <w:r>
+        <w:t>pagină</w:t>
+      </w:r>
+      <w:proofErr w:type="spellEnd"/>
+      <w:r>
+        <w:t xml:space="preserve"> (</w:t>
+      </w:r>
+      <w:proofErr w:type="spellStart"/>
+      <w:r>
+        <w:t>introducerea</w:t>
+      </w:r>
+      <w:proofErr w:type="spellEnd"/>
+      <w:r>
+        <w:t xml:space="preserve"> </w:t>
+      </w:r>
+      <w:proofErr w:type="spellStart"/>
+      <w:r>
+        <w:t>și</w:t>
+      </w:r>
+      <w:proofErr w:type="spellEnd"/>
+      <w:r>
+        <w:t xml:space="preserve"> </w:t>
+      </w:r>
+      <w:proofErr w:type="spellStart"/>
+      <w:r>
+        <w:t>viziunea</w:t>
+      </w:r>
+      <w:proofErr w:type="spellEnd"/>
+      <w:r>
+        <w:t xml:space="preserve"> </w:t>
+      </w:r>
+      <w:proofErr w:type="spellStart"/>
+      <w:r>
+        <w:t>afacerii</w:t>
+      </w:r>
+      <w:proofErr w:type="spellEnd"/>
+      <w:r>
+        <w:t xml:space="preserve">). Fix </w:t>
+      </w:r>
+      <w:proofErr w:type="spellStart"/>
+      <w:r>
+        <w:t>când</w:t>
+      </w:r>
+      <w:proofErr w:type="spellEnd"/>
+      <w:r>
+        <w:t xml:space="preserve"> </w:t>
+      </w:r>
+      <w:proofErr w:type="spellStart"/>
+      <w:r>
+        <w:t>ajunge</w:t>
+      </w:r>
+      <w:proofErr w:type="spellEnd"/>
+      <w:r>
+        <w:t xml:space="preserve"> la </w:t>
+      </w:r>
+      <w:proofErr w:type="spellStart"/>
+      <w:r>
+        <w:t>partea</w:t>
+      </w:r>
+      <w:proofErr w:type="spellEnd"/>
+      <w:r>
+        <w:t xml:space="preserve"> </w:t>
+      </w:r>
+      <w:proofErr w:type="spellStart"/>
+      <w:r>
+        <w:t>interesantă</w:t>
+      </w:r>
+      <w:proofErr w:type="spellEnd"/>
+      <w:r>
+        <w:t xml:space="preserve">, </w:t>
+      </w:r>
+      <w:proofErr w:type="spellStart"/>
+      <w:r>
+        <w:t>apare</w:t>
+      </w:r>
+      <w:proofErr w:type="spellEnd"/>
+      <w:r>
+        <w:t xml:space="preserve"> Pop-up-ul. Este </w:t>
+      </w:r>
+      <w:proofErr w:type="spellStart"/>
+      <w:r>
+        <w:t>metoda</w:t>
+      </w:r>
+      <w:proofErr w:type="spellEnd"/>
+      <w:r>
+        <w:t xml:space="preserve"> </w:t>
+      </w:r>
+      <w:proofErr w:type="spellStart"/>
+      <w:r>
+        <w:t>cea</w:t>
+      </w:r>
+      <w:proofErr w:type="spellEnd"/>
+      <w:r>
+        <w:t xml:space="preserve"> </w:t>
+      </w:r>
+      <w:proofErr w:type="spellStart"/>
+      <w:r>
+        <w:t>mai</w:t>
+      </w:r>
+      <w:proofErr w:type="spellEnd"/>
+      <w:r>
+        <w:t xml:space="preserve"> </w:t>
+      </w:r>
+      <w:proofErr w:type="spellStart"/>
+      <w:r>
+        <w:t>folosită</w:t>
+      </w:r>
+      <w:proofErr w:type="spellEnd"/>
+      <w:r>
+        <w:t>.</w:t>
+      </w:r>
+    </w:p>
+    <w:p>
+      <w:pPr>
+        <w:numPr>
+          <w:ilvl w:val="0"/>
+          <w:numId w:val="21"/>
+        </w:numPr>
+      </w:pPr>
+      <w:proofErr w:type="spellStart"/>
+      <w:r>
+        <w:rPr>
+          <w:b/>
+          <w:bCs/>
+        </w:rPr>
+        <w:t>Declanșare</w:t>
+      </w:r>
+      <w:proofErr w:type="spellEnd"/>
+      <w:r>
+        <w:rPr>
+          <w:b/>
+          <w:bCs/>
+        </w:rPr>
+        <w:t xml:space="preserve"> la Scroll (</w:t>
+      </w:r>
+      <w:proofErr w:type="spellStart"/>
+      <w:r>
+        <w:rPr>
+          <w:b/>
+          <w:bCs/>
+        </w:rPr>
+        <w:t>Procentual</w:t>
+      </w:r>
+      <w:proofErr w:type="spellEnd"/>
+      <w:r>
+        <w:rPr>
+          <w:b/>
+          <w:bCs/>
+        </w:rPr>
+        <w:t>):</w:t>
+      </w:r>
+      <w:r>
+        <w:t> </w:t>
+      </w:r>
+      <w:proofErr w:type="spellStart"/>
+      <w:r>
+        <w:t>Aplicația</w:t>
+      </w:r>
+      <w:proofErr w:type="spellEnd"/>
+      <w:r>
+        <w:t xml:space="preserve"> </w:t>
+      </w:r>
+      <w:proofErr w:type="spellStart"/>
+      <w:r>
+        <w:t>îl</w:t>
+      </w:r>
+      <w:proofErr w:type="spellEnd"/>
+      <w:r>
+        <w:t xml:space="preserve"> </w:t>
+      </w:r>
+      <w:proofErr w:type="spellStart"/>
+      <w:r>
+        <w:t>lasă</w:t>
+      </w:r>
+      <w:proofErr w:type="spellEnd"/>
+      <w:r>
+        <w:t xml:space="preserve"> </w:t>
+      </w:r>
+      <w:proofErr w:type="spellStart"/>
+      <w:r>
+        <w:t>să</w:t>
+      </w:r>
+      <w:proofErr w:type="spellEnd"/>
+      <w:r>
+        <w:t xml:space="preserve"> </w:t>
+      </w:r>
+      <w:proofErr w:type="spellStart"/>
+      <w:r>
+        <w:t>citească</w:t>
+      </w:r>
+      <w:proofErr w:type="spellEnd"/>
+      <w:r>
+        <w:t xml:space="preserve"> </w:t>
+      </w:r>
+      <w:proofErr w:type="spellStart"/>
+      <w:r>
+        <w:t>liniștit</w:t>
+      </w:r>
+      <w:proofErr w:type="spellEnd"/>
+      <w:r>
+        <w:t xml:space="preserve">, </w:t>
+      </w:r>
+      <w:proofErr w:type="spellStart"/>
+      <w:r>
+        <w:t>fără</w:t>
+      </w:r>
+      <w:proofErr w:type="spellEnd"/>
+      <w:r>
+        <w:t xml:space="preserve"> </w:t>
+      </w:r>
+      <w:proofErr w:type="spellStart"/>
+      <w:r>
+        <w:t>niciun</w:t>
+      </w:r>
+      <w:proofErr w:type="spellEnd"/>
+      <w:r>
+        <w:t xml:space="preserve"> </w:t>
+      </w:r>
+      <w:proofErr w:type="spellStart"/>
+      <w:r>
+        <w:t>cronometru</w:t>
+      </w:r>
+      <w:proofErr w:type="spellEnd"/>
+      <w:r>
+        <w:t xml:space="preserve">. Dar... </w:t>
+      </w:r>
+      <w:proofErr w:type="spellStart"/>
+      <w:r>
+        <w:t>în</w:t>
+      </w:r>
+      <w:proofErr w:type="spellEnd"/>
+      <w:r>
+        <w:t xml:space="preserve"> </w:t>
+      </w:r>
+      <w:proofErr w:type="spellStart"/>
+      <w:r>
+        <w:t>momentul</w:t>
+      </w:r>
+      <w:proofErr w:type="spellEnd"/>
+      <w:r>
+        <w:t xml:space="preserve"> </w:t>
+      </w:r>
+      <w:proofErr w:type="spellStart"/>
+      <w:r>
+        <w:t>în</w:t>
+      </w:r>
+      <w:proofErr w:type="spellEnd"/>
+      <w:r>
+        <w:t xml:space="preserve"> care a </w:t>
+      </w:r>
+      <w:proofErr w:type="spellStart"/>
+      <w:r>
+        <w:t>dat</w:t>
+      </w:r>
+      <w:proofErr w:type="spellEnd"/>
+      <w:r>
+        <w:t xml:space="preserve"> scroll </w:t>
+      </w:r>
+      <w:proofErr w:type="spellStart"/>
+      <w:r>
+        <w:t>în</w:t>
+      </w:r>
+      <w:proofErr w:type="spellEnd"/>
+      <w:r>
+        <w:t xml:space="preserve"> </w:t>
+      </w:r>
+      <w:proofErr w:type="spellStart"/>
+      <w:r>
+        <w:t>jos</w:t>
+      </w:r>
+      <w:proofErr w:type="spellEnd"/>
+      <w:r>
+        <w:t xml:space="preserve"> cam 20-30% din </w:t>
+      </w:r>
+      <w:proofErr w:type="spellStart"/>
+      <w:r>
+        <w:t>pagină</w:t>
+      </w:r>
+      <w:proofErr w:type="spellEnd"/>
+      <w:r>
+        <w:t xml:space="preserve"> (</w:t>
+      </w:r>
+      <w:proofErr w:type="spellStart"/>
+      <w:r>
+        <w:t>semn</w:t>
+      </w:r>
+      <w:proofErr w:type="spellEnd"/>
+      <w:r>
+        <w:t xml:space="preserve"> </w:t>
+      </w:r>
+      <w:proofErr w:type="spellStart"/>
+      <w:r>
+        <w:t>clar</w:t>
+      </w:r>
+      <w:proofErr w:type="spellEnd"/>
+      <w:r>
+        <w:t xml:space="preserve"> </w:t>
+      </w:r>
+      <w:proofErr w:type="spellStart"/>
+      <w:r>
+        <w:t>că</w:t>
+      </w:r>
+      <w:proofErr w:type="spellEnd"/>
+      <w:r>
+        <w:t xml:space="preserve"> </w:t>
+      </w:r>
+      <w:proofErr w:type="spellStart"/>
+      <w:r>
+        <w:t>este</w:t>
+      </w:r>
+      <w:proofErr w:type="spellEnd"/>
+      <w:r>
+        <w:t xml:space="preserve"> </w:t>
+      </w:r>
+      <w:proofErr w:type="spellStart"/>
+      <w:r>
+        <w:t>captivat</w:t>
+      </w:r>
+      <w:proofErr w:type="spellEnd"/>
+      <w:r>
+        <w:t xml:space="preserve"> </w:t>
+      </w:r>
+      <w:proofErr w:type="spellStart"/>
+      <w:r>
+        <w:t>și</w:t>
+      </w:r>
+      <w:proofErr w:type="spellEnd"/>
+      <w:r>
+        <w:t xml:space="preserve"> </w:t>
+      </w:r>
+      <w:proofErr w:type="spellStart"/>
+      <w:r>
+        <w:t>vrea</w:t>
+      </w:r>
+      <w:proofErr w:type="spellEnd"/>
+      <w:r>
+        <w:t xml:space="preserve"> </w:t>
+      </w:r>
+      <w:proofErr w:type="spellStart"/>
+      <w:r>
+        <w:t>să</w:t>
+      </w:r>
+      <w:proofErr w:type="spellEnd"/>
+      <w:r>
+        <w:t xml:space="preserve"> </w:t>
+      </w:r>
+      <w:proofErr w:type="spellStart"/>
+      <w:r>
+        <w:t>vadă</w:t>
+      </w:r>
+      <w:proofErr w:type="spellEnd"/>
+      <w:r>
+        <w:t xml:space="preserve"> </w:t>
+      </w:r>
+      <w:proofErr w:type="spellStart"/>
+      <w:r>
+        <w:t>mai</w:t>
+      </w:r>
+      <w:proofErr w:type="spellEnd"/>
+      <w:r>
+        <w:t xml:space="preserve"> </w:t>
+      </w:r>
+      <w:proofErr w:type="spellStart"/>
+      <w:r>
+        <w:t>mult</w:t>
+      </w:r>
+      <w:proofErr w:type="spellEnd"/>
+      <w:r>
+        <w:t xml:space="preserve">), Pop-up-ul se </w:t>
+      </w:r>
+      <w:proofErr w:type="spellStart"/>
+      <w:r>
+        <w:t>declanșează</w:t>
+      </w:r>
+      <w:proofErr w:type="spellEnd"/>
+      <w:r>
+        <w:t xml:space="preserve"> instant.</w:t>
+      </w:r>
+    </w:p>
+    <w:p>
+      <w:pPr>
+        <w:numPr>
+          <w:ilvl w:val="0"/>
+          <w:numId w:val="21"/>
+        </w:numPr>
+      </w:pPr>
+      <w:proofErr w:type="spellStart"/>
+      <w:r>
+        <w:rPr>
+          <w:b/>
+          <w:bCs/>
+        </w:rPr>
+        <w:t>Efectul</w:t>
+      </w:r>
+      <w:proofErr w:type="spellEnd"/>
+      <w:r>
+        <w:rPr>
+          <w:b/>
+          <w:bCs/>
+        </w:rPr>
+        <w:t xml:space="preserve"> de „Fade Out” (</w:t>
+      </w:r>
+      <w:proofErr w:type="spellStart"/>
+      <w:r>
+        <w:rPr>
+          <w:b/>
+          <w:bCs/>
+        </w:rPr>
+        <w:t>Încețoșarea</w:t>
+      </w:r>
+      <w:proofErr w:type="spellEnd"/>
+      <w:r>
+        <w:rPr>
+          <w:b/>
+          <w:bCs/>
+        </w:rPr>
+        <w:t xml:space="preserve"> </w:t>
+      </w:r>
+      <w:proofErr w:type="spellStart"/>
+      <w:r>
+        <w:rPr>
+          <w:b/>
+          <w:bCs/>
+        </w:rPr>
+        <w:t>conținutului</w:t>
+      </w:r>
+      <w:proofErr w:type="spellEnd"/>
+      <w:r>
+        <w:rPr>
+          <w:b/>
+          <w:bCs/>
+        </w:rPr>
+        <w:t>):</w:t>
+      </w:r>
+      <w:r>
+        <w:t xml:space="preserve"> Prima </w:t>
+      </w:r>
+      <w:proofErr w:type="spellStart"/>
+      <w:r>
+        <w:t>pagină</w:t>
+      </w:r>
+      <w:proofErr w:type="spellEnd"/>
+      <w:r>
+        <w:t>/</w:t>
+      </w:r>
+      <w:proofErr w:type="spellStart"/>
+      <w:r>
+        <w:t>secțiune</w:t>
+      </w:r>
+      <w:proofErr w:type="spellEnd"/>
+      <w:r>
+        <w:t xml:space="preserve"> </w:t>
+      </w:r>
+      <w:proofErr w:type="spellStart"/>
+      <w:r>
+        <w:t>este</w:t>
+      </w:r>
+      <w:proofErr w:type="spellEnd"/>
+      <w:r>
+        <w:t xml:space="preserve"> perfect </w:t>
+      </w:r>
+      <w:proofErr w:type="spellStart"/>
+      <w:r>
+        <w:t>vizibilă</w:t>
+      </w:r>
+      <w:proofErr w:type="spellEnd"/>
+      <w:r>
+        <w:t xml:space="preserve"> </w:t>
+      </w:r>
+      <w:proofErr w:type="spellStart"/>
+      <w:r>
+        <w:t>mereu</w:t>
+      </w:r>
+      <w:proofErr w:type="spellEnd"/>
+      <w:r>
+        <w:t xml:space="preserve">. </w:t>
+      </w:r>
+      <w:proofErr w:type="spellStart"/>
+      <w:r>
+        <w:t>Însă</w:t>
+      </w:r>
+      <w:proofErr w:type="spellEnd"/>
+      <w:r>
+        <w:t xml:space="preserve"> de la </w:t>
+      </w:r>
+      <w:proofErr w:type="spellStart"/>
+      <w:r>
+        <w:t>jumătate</w:t>
+      </w:r>
+      <w:proofErr w:type="spellEnd"/>
+      <w:r>
+        <w:t xml:space="preserve"> </w:t>
+      </w:r>
+      <w:proofErr w:type="spellStart"/>
+      <w:r>
+        <w:t>în</w:t>
+      </w:r>
+      <w:proofErr w:type="spellEnd"/>
+      <w:r>
+        <w:t xml:space="preserve"> </w:t>
+      </w:r>
+      <w:proofErr w:type="spellStart"/>
+      <w:r>
+        <w:t>jos</w:t>
+      </w:r>
+      <w:proofErr w:type="spellEnd"/>
+      <w:r>
+        <w:t xml:space="preserve">, </w:t>
+      </w:r>
+      <w:proofErr w:type="spellStart"/>
+      <w:r>
+        <w:t>textul</w:t>
+      </w:r>
+      <w:proofErr w:type="spellEnd"/>
+      <w:r>
+        <w:t xml:space="preserve"> </w:t>
+      </w:r>
+      <w:proofErr w:type="spellStart"/>
+      <w:r>
+        <w:t>devine</w:t>
+      </w:r>
+      <w:proofErr w:type="spellEnd"/>
+      <w:r>
+        <w:t xml:space="preserve"> </w:t>
+      </w:r>
+      <w:proofErr w:type="spellStart"/>
+      <w:r>
+        <w:t>treptat</w:t>
+      </w:r>
+      <w:proofErr w:type="spellEnd"/>
+      <w:r>
+        <w:t xml:space="preserve"> </w:t>
+      </w:r>
+      <w:proofErr w:type="spellStart"/>
+      <w:r>
+        <w:t>blurat</w:t>
+      </w:r>
+      <w:proofErr w:type="spellEnd"/>
+      <w:r>
+        <w:t xml:space="preserve"> </w:t>
+      </w:r>
+      <w:proofErr w:type="spellStart"/>
+      <w:r>
+        <w:t>sau</w:t>
+      </w:r>
+      <w:proofErr w:type="spellEnd"/>
+      <w:r>
+        <w:t xml:space="preserve"> </w:t>
+      </w:r>
+      <w:proofErr w:type="spellStart"/>
+      <w:r>
+        <w:t>acoperit</w:t>
+      </w:r>
+      <w:proofErr w:type="spellEnd"/>
+      <w:r>
+        <w:t xml:space="preserve"> de un gradient </w:t>
+      </w:r>
+      <w:proofErr w:type="spellStart"/>
+      <w:r>
+        <w:t>albastru</w:t>
+      </w:r>
+      <w:proofErr w:type="spellEnd"/>
+      <w:r>
+        <w:t>/</w:t>
+      </w:r>
+      <w:proofErr w:type="spellStart"/>
+      <w:r>
+        <w:t>negru</w:t>
+      </w:r>
+      <w:proofErr w:type="spellEnd"/>
+      <w:r>
+        <w:t xml:space="preserve">, </w:t>
+      </w:r>
+      <w:proofErr w:type="spellStart"/>
+      <w:r>
+        <w:t>iar</w:t>
+      </w:r>
+      <w:proofErr w:type="spellEnd"/>
+      <w:r>
+        <w:t xml:space="preserve"> Pop-up-ul </w:t>
+      </w:r>
+      <w:proofErr w:type="spellStart"/>
+      <w:r>
+        <w:t>stă</w:t>
+      </w:r>
+      <w:proofErr w:type="spellEnd"/>
+      <w:r>
+        <w:t xml:space="preserve"> </w:t>
+      </w:r>
+      <w:proofErr w:type="spellStart"/>
+      <w:r>
+        <w:t>fixat</w:t>
+      </w:r>
+      <w:proofErr w:type="spellEnd"/>
+      <w:r>
+        <w:t xml:space="preserve"> direct </w:t>
+      </w:r>
+      <w:proofErr w:type="spellStart"/>
+      <w:r>
+        <w:t>peste</w:t>
+      </w:r>
+      <w:proofErr w:type="spellEnd"/>
+      <w:r>
+        <w:t xml:space="preserve"> </w:t>
+      </w:r>
+      <w:proofErr w:type="spellStart"/>
+      <w:r>
+        <w:t>acea</w:t>
+      </w:r>
+      <w:proofErr w:type="spellEnd"/>
+      <w:r>
+        <w:t xml:space="preserve"> </w:t>
+      </w:r>
+      <w:proofErr w:type="spellStart"/>
+      <w:r>
+        <w:t>zonă</w:t>
+      </w:r>
+      <w:proofErr w:type="spellEnd"/>
+      <w:r>
+        <w:t xml:space="preserve"> </w:t>
+      </w:r>
+      <w:proofErr w:type="spellStart"/>
+      <w:r>
+        <w:t>blurată</w:t>
+      </w:r>
+      <w:proofErr w:type="spellEnd"/>
+      <w:r>
+        <w:t xml:space="preserve">, cu </w:t>
+      </w:r>
+      <w:proofErr w:type="spellStart"/>
+      <w:r>
+        <w:t>mesajul</w:t>
+      </w:r>
+      <w:proofErr w:type="spellEnd"/>
+      <w:r>
+        <w:t xml:space="preserve"> „</w:t>
+      </w:r>
+      <w:proofErr w:type="spellStart"/>
+      <w:r>
+        <w:t>Deblochează</w:t>
+      </w:r>
+      <w:proofErr w:type="spellEnd"/>
+      <w:r>
+        <w:t xml:space="preserve"> </w:t>
+      </w:r>
+      <w:proofErr w:type="spellStart"/>
+      <w:r>
+        <w:t>restul</w:t>
+      </w:r>
+      <w:proofErr w:type="spellEnd"/>
+      <w:r>
+        <w:t xml:space="preserve"> </w:t>
+      </w:r>
+      <w:proofErr w:type="spellStart"/>
+      <w:r>
+        <w:t>documentului</w:t>
+      </w:r>
+      <w:proofErr w:type="spellEnd"/>
+      <w:r>
+        <w:t xml:space="preserve"> </w:t>
+      </w:r>
+      <w:proofErr w:type="spellStart"/>
+      <w:r>
+        <w:t>gratuit</w:t>
+      </w:r>
+      <w:proofErr w:type="spellEnd"/>
+      <w:r>
+        <w:t>”.</w:t>
+      </w:r>
+    </w:p>
+    <w:p>
+      <w:proofErr w:type="spellStart"/>
+      <w:r>
+        <w:rPr>
+          <w:b/>
+          <w:bCs/>
+        </w:rPr>
+        <w:t>Recomandarea</w:t>
+      </w:r>
+      <w:proofErr w:type="spellEnd"/>
+      <w:r>
+        <w:rPr>
+          <w:b/>
+          <w:bCs/>
+        </w:rPr>
+        <w:t xml:space="preserve"> </w:t>
+      </w:r>
+      <w:proofErr w:type="spellStart"/>
+      <w:r>
+        <w:rPr>
+          <w:b/>
+          <w:bCs/>
+        </w:rPr>
+        <w:t>mea</w:t>
+      </w:r>
+      <w:proofErr w:type="spellEnd"/>
+      <w:r>
+        <w:rPr>
+          <w:b/>
+          <w:bCs/>
+        </w:rPr>
+        <w:t xml:space="preserve"> </w:t>
+      </w:r>
+      <w:proofErr w:type="spellStart"/>
+      <w:r>
+        <w:rPr>
+          <w:b/>
+          <w:bCs/>
+        </w:rPr>
+        <w:t>pentru</w:t>
+      </w:r>
+      <w:proofErr w:type="spellEnd"/>
+      <w:r>
+        <w:rPr>
+          <w:b/>
+          <w:bCs/>
+        </w:rPr>
+        <w:t xml:space="preserve"> </w:t>
+      </w:r>
+      <w:proofErr w:type="spellStart"/>
+      <w:r>
+        <w:rPr>
+          <w:b/>
+          <w:bCs/>
+        </w:rPr>
+        <w:t>IdeeaTa</w:t>
+      </w:r>
+      <w:proofErr w:type="spellEnd"/>
+      <w:r>
+        <w:rPr>
+          <w:b/>
+          <w:bCs/>
+        </w:rPr>
+        <w:t>:</w:t>
+      </w:r>
+      <w:r>
+        <w:t> </w:t>
+      </w:r>
+      <w:proofErr w:type="spellStart"/>
+      <w:r>
+        <w:t>Varianta</w:t>
+      </w:r>
+      <w:proofErr w:type="spellEnd"/>
+      <w:r>
+        <w:t xml:space="preserve"> 1 (o </w:t>
+      </w:r>
+      <w:proofErr w:type="spellStart"/>
+      <w:r>
+        <w:t>mărim</w:t>
+      </w:r>
+      <w:proofErr w:type="spellEnd"/>
+      <w:r>
+        <w:t xml:space="preserve"> la 8 </w:t>
+      </w:r>
+      <w:proofErr w:type="spellStart"/>
+      <w:r>
+        <w:t>secunde</w:t>
+      </w:r>
+      <w:proofErr w:type="spellEnd"/>
+      <w:r>
+        <w:t xml:space="preserve">) </w:t>
+      </w:r>
+      <w:proofErr w:type="spellStart"/>
+      <w:r>
+        <w:t>combinată</w:t>
+      </w:r>
+      <w:proofErr w:type="spellEnd"/>
+      <w:r>
+        <w:t xml:space="preserve"> cu </w:t>
+      </w:r>
+      <w:proofErr w:type="spellStart"/>
+      <w:r>
+        <w:t>Varianta</w:t>
+      </w:r>
+      <w:proofErr w:type="spellEnd"/>
+      <w:r>
+        <w:t xml:space="preserve"> 2 (</w:t>
+      </w:r>
+      <w:proofErr w:type="spellStart"/>
+      <w:r>
+        <w:t>dacă</w:t>
+      </w:r>
+      <w:proofErr w:type="spellEnd"/>
+      <w:r>
+        <w:t xml:space="preserve"> </w:t>
+      </w:r>
+      <w:proofErr w:type="spellStart"/>
+      <w:r>
+        <w:t>dă</w:t>
+      </w:r>
+      <w:proofErr w:type="spellEnd"/>
+      <w:r>
+        <w:t xml:space="preserve"> scroll </w:t>
+      </w:r>
+      <w:proofErr w:type="spellStart"/>
+      <w:r>
+        <w:t>mai</w:t>
+      </w:r>
+      <w:proofErr w:type="spellEnd"/>
+      <w:r>
+        <w:t xml:space="preserve"> </w:t>
+      </w:r>
+      <w:proofErr w:type="spellStart"/>
+      <w:r>
+        <w:t>repede</w:t>
+      </w:r>
+      <w:proofErr w:type="spellEnd"/>
+      <w:r>
+        <w:t xml:space="preserve"> de 8 </w:t>
+      </w:r>
+      <w:proofErr w:type="spellStart"/>
+      <w:r>
+        <w:t>secunde</w:t>
+      </w:r>
+      <w:proofErr w:type="spellEnd"/>
+      <w:r>
+        <w:t xml:space="preserve">, </w:t>
+      </w:r>
+      <w:proofErr w:type="spellStart"/>
+      <w:r>
+        <w:t>îi</w:t>
+      </w:r>
+      <w:proofErr w:type="spellEnd"/>
+      <w:r>
+        <w:t xml:space="preserve"> </w:t>
+      </w:r>
+      <w:proofErr w:type="spellStart"/>
+      <w:r>
+        <w:t>apare</w:t>
+      </w:r>
+      <w:proofErr w:type="spellEnd"/>
+      <w:r>
+        <w:t xml:space="preserve"> direct). </w:t>
+      </w:r>
+      <w:proofErr w:type="spellStart"/>
+      <w:r>
+        <w:t>Astfel</w:t>
+      </w:r>
+      <w:proofErr w:type="spellEnd"/>
+      <w:r>
+        <w:t xml:space="preserve">, </w:t>
+      </w:r>
+      <w:proofErr w:type="spellStart"/>
+      <w:r>
+        <w:t>prindem</w:t>
+      </w:r>
+      <w:proofErr w:type="spellEnd"/>
+      <w:r>
+        <w:t xml:space="preserve"> </w:t>
+      </w:r>
+      <w:proofErr w:type="spellStart"/>
+      <w:r>
+        <w:t>și</w:t>
+      </w:r>
+      <w:proofErr w:type="spellEnd"/>
+      <w:r>
+        <w:t xml:space="preserve"> pe cel care </w:t>
+      </w:r>
+      <w:proofErr w:type="spellStart"/>
+      <w:r>
+        <w:t>citește</w:t>
+      </w:r>
+      <w:proofErr w:type="spellEnd"/>
+      <w:r>
+        <w:t xml:space="preserve"> </w:t>
+      </w:r>
+      <w:proofErr w:type="spellStart"/>
+      <w:r>
+        <w:t>încet</w:t>
+      </w:r>
+      <w:proofErr w:type="spellEnd"/>
+      <w:r>
+        <w:t xml:space="preserve"> sus, </w:t>
+      </w:r>
+      <w:proofErr w:type="spellStart"/>
+      <w:r>
+        <w:t>și</w:t>
+      </w:r>
+      <w:proofErr w:type="spellEnd"/>
+      <w:r>
+        <w:t xml:space="preserve"> pe cel care </w:t>
+      </w:r>
+      <w:proofErr w:type="spellStart"/>
+      <w:r>
+        <w:t>dă</w:t>
+      </w:r>
+      <w:proofErr w:type="spellEnd"/>
+      <w:r>
+        <w:t xml:space="preserve"> scroll rapid </w:t>
+      </w:r>
+      <w:proofErr w:type="spellStart"/>
+      <w:r>
+        <w:t>să</w:t>
+      </w:r>
+      <w:proofErr w:type="spellEnd"/>
+      <w:r>
+        <w:t xml:space="preserve"> </w:t>
+      </w:r>
+      <w:proofErr w:type="spellStart"/>
+      <w:r>
+        <w:t>vadă</w:t>
+      </w:r>
+      <w:proofErr w:type="spellEnd"/>
+      <w:r>
+        <w:t xml:space="preserve"> </w:t>
+      </w:r>
+      <w:proofErr w:type="spellStart"/>
+      <w:r>
+        <w:t>tot</w:t>
+      </w:r>
+      <w:proofErr w:type="spellEnd"/>
+      <w:r>
+        <w:t xml:space="preserve"> </w:t>
+      </w:r>
+      <w:proofErr w:type="spellStart"/>
+      <w:r>
+        <w:t>planul</w:t>
+      </w:r>
+      <w:proofErr w:type="spellEnd"/>
+      <w:r>
+        <w:t>.</w:t>
+      </w:r>
+    </w:p>
+    <w:p>
+      <w:r>
+        <w:t xml:space="preserve">Cum </w:t>
+      </w:r>
+      <w:proofErr w:type="spellStart"/>
+      <w:r>
+        <w:t>ți-ar</w:t>
+      </w:r>
+      <w:proofErr w:type="spellEnd"/>
+      <w:r>
+        <w:t xml:space="preserve"> </w:t>
+      </w:r>
+      <w:proofErr w:type="spellStart"/>
+      <w:r>
+        <w:t>plăcea</w:t>
+      </w:r>
+      <w:proofErr w:type="spellEnd"/>
+      <w:r>
+        <w:t xml:space="preserve"> </w:t>
+      </w:r>
+      <w:proofErr w:type="spellStart"/>
+      <w:r>
+        <w:t>să</w:t>
+      </w:r>
+      <w:proofErr w:type="spellEnd"/>
+      <w:r>
+        <w:t xml:space="preserve"> </w:t>
+      </w:r>
+      <w:proofErr w:type="spellStart"/>
+      <w:r>
+        <w:t>setăm</w:t>
+      </w:r>
+      <w:proofErr w:type="spellEnd"/>
+      <w:r>
+        <w:t xml:space="preserve"> </w:t>
+      </w:r>
+      <w:proofErr w:type="spellStart"/>
+      <w:r>
+        <w:t>această</w:t>
+      </w:r>
+      <w:proofErr w:type="spellEnd"/>
+      <w:r>
+        <w:t xml:space="preserve"> </w:t>
+      </w:r>
+      <w:proofErr w:type="spellStart"/>
+      <w:r>
+        <w:t>capcană</w:t>
+      </w:r>
+      <w:proofErr w:type="spellEnd"/>
+      <w:r>
+        <w:t xml:space="preserve">? </w:t>
+      </w:r>
+      <w:proofErr w:type="spellStart"/>
+      <w:r>
+        <w:t>Vrei</w:t>
+      </w:r>
+      <w:proofErr w:type="spellEnd"/>
+      <w:r>
+        <w:t xml:space="preserve"> </w:t>
+      </w:r>
+      <w:proofErr w:type="spellStart"/>
+      <w:r>
+        <w:t>să</w:t>
+      </w:r>
+      <w:proofErr w:type="spellEnd"/>
+      <w:r>
+        <w:t xml:space="preserve"> </w:t>
+      </w:r>
+      <w:proofErr w:type="spellStart"/>
+      <w:r>
+        <w:t>mărim</w:t>
+      </w:r>
+      <w:proofErr w:type="spellEnd"/>
+      <w:r>
+        <w:t xml:space="preserve"> la 8 </w:t>
+      </w:r>
+      <w:proofErr w:type="spellStart"/>
+      <w:r>
+        <w:t>secunde</w:t>
+      </w:r>
+      <w:proofErr w:type="spellEnd"/>
+      <w:r>
+        <w:t xml:space="preserve"> </w:t>
+      </w:r>
+      <w:proofErr w:type="spellStart"/>
+      <w:r>
+        <w:t>sau</w:t>
+      </w:r>
+      <w:proofErr w:type="spellEnd"/>
+      <w:r>
+        <w:t xml:space="preserve"> </w:t>
+      </w:r>
+      <w:proofErr w:type="spellStart"/>
+      <w:r>
+        <w:t>preferi</w:t>
+      </w:r>
+      <w:proofErr w:type="spellEnd"/>
+      <w:r>
+        <w:t xml:space="preserve"> la scroll?</w:t>
+      </w:r>
+    </w:p>
+    <w:p/>
     <w:sectPr>
       <w:pgSz w:w="12240" w:h="15840"/>
       <w:pgMar w:top="1440" w:right="1440" w:bottom="1440" w:left="1440" w:header="720" w:footer="720" w:gutter="0"/>
@@ -24438,6 +29412,236 @@
     </w:lvl>
   </w:abstractNum>
   <w:abstractNum w:abstractNumId="7" w15:restartNumberingAfterBreak="0">
+    <w:nsid w:val="18676942"/>
+    <w:multiLevelType w:val="multilevel"/>
+    <w:tmpl w:val="D21E4B9A"/>
+    <w:lvl w:ilvl="0">
+      <w:start w:val="1"/>
+      <w:numFmt w:val="decimal"/>
+      <w:lvlText w:val="%1."/>
+      <w:lvlJc w:val="left"/>
+      <w:pPr>
+        <w:tabs>
+          <w:tab w:val="num" w:pos="720"/>
+        </w:tabs>
+        <w:ind w:left="720" w:hanging="360"/>
+      </w:pPr>
+    </w:lvl>
+    <w:lvl w:ilvl="1" w:tentative="1">
+      <w:start w:val="1"/>
+      <w:numFmt w:val="decimal"/>
+      <w:lvlText w:val="%2."/>
+      <w:lvlJc w:val="left"/>
+      <w:pPr>
+        <w:tabs>
+          <w:tab w:val="num" w:pos="1440"/>
+        </w:tabs>
+        <w:ind w:left="1440" w:hanging="360"/>
+      </w:pPr>
+    </w:lvl>
+    <w:lvl w:ilvl="2" w:tentative="1">
+      <w:start w:val="1"/>
+      <w:numFmt w:val="decimal"/>
+      <w:lvlText w:val="%3."/>
+      <w:lvlJc w:val="left"/>
+      <w:pPr>
+        <w:tabs>
+          <w:tab w:val="num" w:pos="2160"/>
+        </w:tabs>
+        <w:ind w:left="2160" w:hanging="360"/>
+      </w:pPr>
+    </w:lvl>
+    <w:lvl w:ilvl="3" w:tentative="1">
+      <w:start w:val="1"/>
+      <w:numFmt w:val="decimal"/>
+      <w:lvlText w:val="%4."/>
+      <w:lvlJc w:val="left"/>
+      <w:pPr>
+        <w:tabs>
+          <w:tab w:val="num" w:pos="2880"/>
+        </w:tabs>
+        <w:ind w:left="2880" w:hanging="360"/>
+      </w:pPr>
+    </w:lvl>
+    <w:lvl w:ilvl="4" w:tentative="1">
+      <w:start w:val="1"/>
+      <w:numFmt w:val="decimal"/>
+      <w:lvlText w:val="%5."/>
+      <w:lvlJc w:val="left"/>
+      <w:pPr>
+        <w:tabs>
+          <w:tab w:val="num" w:pos="3600"/>
+        </w:tabs>
+        <w:ind w:left="3600" w:hanging="360"/>
+      </w:pPr>
+    </w:lvl>
+    <w:lvl w:ilvl="5" w:tentative="1">
+      <w:start w:val="1"/>
+      <w:numFmt w:val="decimal"/>
+      <w:lvlText w:val="%6."/>
+      <w:lvlJc w:val="left"/>
+      <w:pPr>
+        <w:tabs>
+          <w:tab w:val="num" w:pos="4320"/>
+        </w:tabs>
+        <w:ind w:left="4320" w:hanging="360"/>
+      </w:pPr>
+    </w:lvl>
+    <w:lvl w:ilvl="6" w:tentative="1">
+      <w:start w:val="1"/>
+      <w:numFmt w:val="decimal"/>
+      <w:lvlText w:val="%7."/>
+      <w:lvlJc w:val="left"/>
+      <w:pPr>
+        <w:tabs>
+          <w:tab w:val="num" w:pos="5040"/>
+        </w:tabs>
+        <w:ind w:left="5040" w:hanging="360"/>
+      </w:pPr>
+    </w:lvl>
+    <w:lvl w:ilvl="7" w:tentative="1">
+      <w:start w:val="1"/>
+      <w:numFmt w:val="decimal"/>
+      <w:lvlText w:val="%8."/>
+      <w:lvlJc w:val="left"/>
+      <w:pPr>
+        <w:tabs>
+          <w:tab w:val="num" w:pos="5760"/>
+        </w:tabs>
+        <w:ind w:left="5760" w:hanging="360"/>
+      </w:pPr>
+    </w:lvl>
+    <w:lvl w:ilvl="8" w:tentative="1">
+      <w:start w:val="1"/>
+      <w:numFmt w:val="decimal"/>
+      <w:lvlText w:val="%9."/>
+      <w:lvlJc w:val="left"/>
+      <w:pPr>
+        <w:tabs>
+          <w:tab w:val="num" w:pos="6480"/>
+        </w:tabs>
+        <w:ind w:left="6480" w:hanging="360"/>
+      </w:pPr>
+    </w:lvl>
+  </w:abstractNum>
+  <w:abstractNum w:abstractNumId="8" w15:restartNumberingAfterBreak="0">
+    <w:nsid w:val="24F46657"/>
+    <w:multiLevelType w:val="multilevel"/>
+    <w:tmpl w:val="AF246DCE"/>
+    <w:lvl w:ilvl="0">
+      <w:start w:val="1"/>
+      <w:numFmt w:val="decimal"/>
+      <w:lvlText w:val="%1."/>
+      <w:lvlJc w:val="left"/>
+      <w:pPr>
+        <w:tabs>
+          <w:tab w:val="num" w:pos="720"/>
+        </w:tabs>
+        <w:ind w:left="720" w:hanging="360"/>
+      </w:pPr>
+    </w:lvl>
+    <w:lvl w:ilvl="1">
+      <w:start w:val="1"/>
+      <w:numFmt w:val="bullet"/>
+      <w:lvlText w:val=""/>
+      <w:lvlJc w:val="left"/>
+      <w:pPr>
+        <w:tabs>
+          <w:tab w:val="num" w:pos="1440"/>
+        </w:tabs>
+        <w:ind w:left="1440" w:hanging="360"/>
+      </w:pPr>
+      <w:rPr>
+        <w:rFonts w:ascii="Symbol" w:hAnsi="Symbol" w:hint="default"/>
+        <w:sz w:val="20"/>
+      </w:rPr>
+    </w:lvl>
+    <w:lvl w:ilvl="2" w:tentative="1">
+      <w:start w:val="1"/>
+      <w:numFmt w:val="decimal"/>
+      <w:lvlText w:val="%3."/>
+      <w:lvlJc w:val="left"/>
+      <w:pPr>
+        <w:tabs>
+          <w:tab w:val="num" w:pos="2160"/>
+        </w:tabs>
+        <w:ind w:left="2160" w:hanging="360"/>
+      </w:pPr>
+    </w:lvl>
+    <w:lvl w:ilvl="3" w:tentative="1">
+      <w:start w:val="1"/>
+      <w:numFmt w:val="decimal"/>
+      <w:lvlText w:val="%4."/>
+      <w:lvlJc w:val="left"/>
+      <w:pPr>
+        <w:tabs>
+          <w:tab w:val="num" w:pos="2880"/>
+        </w:tabs>
+        <w:ind w:left="2880" w:hanging="360"/>
+      </w:pPr>
+    </w:lvl>
+    <w:lvl w:ilvl="4" w:tentative="1">
+      <w:start w:val="1"/>
+      <w:numFmt w:val="decimal"/>
+      <w:lvlText w:val="%5."/>
+      <w:lvlJc w:val="left"/>
+      <w:pPr>
+        <w:tabs>
+          <w:tab w:val="num" w:pos="3600"/>
+        </w:tabs>
+        <w:ind w:left="3600" w:hanging="360"/>
+      </w:pPr>
+    </w:lvl>
+    <w:lvl w:ilvl="5" w:tentative="1">
+      <w:start w:val="1"/>
+      <w:numFmt w:val="decimal"/>
+      <w:lvlText w:val="%6."/>
+      <w:lvlJc w:val="left"/>
+      <w:pPr>
+        <w:tabs>
+          <w:tab w:val="num" w:pos="4320"/>
+        </w:tabs>
+        <w:ind w:left="4320" w:hanging="360"/>
+      </w:pPr>
+    </w:lvl>
+    <w:lvl w:ilvl="6" w:tentative="1">
+      <w:start w:val="1"/>
+      <w:numFmt w:val="decimal"/>
+      <w:lvlText w:val="%7."/>
+      <w:lvlJc w:val="left"/>
+      <w:pPr>
+        <w:tabs>
+          <w:tab w:val="num" w:pos="5040"/>
+        </w:tabs>
+        <w:ind w:left="5040" w:hanging="360"/>
+      </w:pPr>
+    </w:lvl>
+    <w:lvl w:ilvl="7" w:tentative="1">
+      <w:start w:val="1"/>
+      <w:numFmt w:val="decimal"/>
+      <w:lvlText w:val="%8."/>
+      <w:lvlJc w:val="left"/>
+      <w:pPr>
+        <w:tabs>
+          <w:tab w:val="num" w:pos="5760"/>
+        </w:tabs>
+        <w:ind w:left="5760" w:hanging="360"/>
+      </w:pPr>
+    </w:lvl>
+    <w:lvl w:ilvl="8" w:tentative="1">
+      <w:start w:val="1"/>
+      <w:numFmt w:val="decimal"/>
+      <w:lvlText w:val="%9."/>
+      <w:lvlJc w:val="left"/>
+      <w:pPr>
+        <w:tabs>
+          <w:tab w:val="num" w:pos="6480"/>
+        </w:tabs>
+        <w:ind w:left="6480" w:hanging="360"/>
+      </w:pPr>
+    </w:lvl>
+  </w:abstractNum>
+  <w:abstractNum w:abstractNumId="9" w15:restartNumberingAfterBreak="0">
     <w:nsid w:val="26746FED"/>
     <w:multiLevelType w:val="multilevel"/>
     <w:tmpl w:val="41829B80"/>
@@ -24586,7 +29790,7 @@
       </w:rPr>
     </w:lvl>
   </w:abstractNum>
-  <w:abstractNum w:abstractNumId="8" w15:restartNumberingAfterBreak="0">
+  <w:abstractNum w:abstractNumId="10" w15:restartNumberingAfterBreak="0">
     <w:nsid w:val="2F174067"/>
     <w:multiLevelType w:val="multilevel"/>
     <w:tmpl w:val="FCB43A24"/>
@@ -24735,7 +29939,7 @@
       </w:rPr>
     </w:lvl>
   </w:abstractNum>
-  <w:abstractNum w:abstractNumId="9" w15:restartNumberingAfterBreak="0">
+  <w:abstractNum w:abstractNumId="11" w15:restartNumberingAfterBreak="0">
     <w:nsid w:val="35924F00"/>
     <w:multiLevelType w:val="multilevel"/>
     <w:tmpl w:val="E5BAC4B6"/>
@@ -24848,7 +30052,7 @@
       </w:pPr>
     </w:lvl>
   </w:abstractNum>
-  <w:abstractNum w:abstractNumId="10" w15:restartNumberingAfterBreak="0">
+  <w:abstractNum w:abstractNumId="12" w15:restartNumberingAfterBreak="0">
     <w:nsid w:val="3AAD4C3D"/>
     <w:multiLevelType w:val="multilevel"/>
     <w:tmpl w:val="F476E44C"/>
@@ -24997,7 +30201,7 @@
       </w:rPr>
     </w:lvl>
   </w:abstractNum>
-  <w:abstractNum w:abstractNumId="11" w15:restartNumberingAfterBreak="0">
+  <w:abstractNum w:abstractNumId="13" w15:restartNumberingAfterBreak="0">
     <w:nsid w:val="3B5C786A"/>
     <w:multiLevelType w:val="multilevel"/>
     <w:tmpl w:val="75F6EFDE"/>
@@ -25110,7 +30314,7 @@
       </w:pPr>
     </w:lvl>
   </w:abstractNum>
-  <w:abstractNum w:abstractNumId="12" w15:restartNumberingAfterBreak="0">
+  <w:abstractNum w:abstractNumId="14" w15:restartNumberingAfterBreak="0">
     <w:nsid w:val="4E5D1923"/>
     <w:multiLevelType w:val="multilevel"/>
     <w:tmpl w:val="0B564374"/>
@@ -25223,7 +30427,7 @@
       </w:pPr>
     </w:lvl>
   </w:abstractNum>
-  <w:abstractNum w:abstractNumId="13" w15:restartNumberingAfterBreak="0">
+  <w:abstractNum w:abstractNumId="15" w15:restartNumberingAfterBreak="0">
     <w:nsid w:val="5103190A"/>
     <w:multiLevelType w:val="multilevel"/>
     <w:tmpl w:val="A8A09D9E"/>
@@ -25372,7 +30576,7 @@
       </w:rPr>
     </w:lvl>
   </w:abstractNum>
-  <w:abstractNum w:abstractNumId="14" w15:restartNumberingAfterBreak="0">
+  <w:abstractNum w:abstractNumId="16" w15:restartNumberingAfterBreak="0">
     <w:nsid w:val="5D99058F"/>
     <w:multiLevelType w:val="multilevel"/>
     <w:tmpl w:val="D1EE39A2"/>
@@ -25485,7 +30689,7 @@
       </w:pPr>
     </w:lvl>
   </w:abstractNum>
-  <w:abstractNum w:abstractNumId="15" w15:restartNumberingAfterBreak="0">
+  <w:abstractNum w:abstractNumId="17" w15:restartNumberingAfterBreak="0">
     <w:nsid w:val="60612AEF"/>
     <w:multiLevelType w:val="multilevel"/>
     <w:tmpl w:val="86BC5D0C"/>
@@ -25602,7 +30806,120 @@
       </w:pPr>
     </w:lvl>
   </w:abstractNum>
-  <w:abstractNum w:abstractNumId="16" w15:restartNumberingAfterBreak="0">
+  <w:abstractNum w:abstractNumId="18" w15:restartNumberingAfterBreak="0">
+    <w:nsid w:val="606134DD"/>
+    <w:multiLevelType w:val="multilevel"/>
+    <w:tmpl w:val="93AC924C"/>
+    <w:lvl w:ilvl="0">
+      <w:start w:val="1"/>
+      <w:numFmt w:val="decimal"/>
+      <w:lvlText w:val="%1."/>
+      <w:lvlJc w:val="left"/>
+      <w:pPr>
+        <w:tabs>
+          <w:tab w:val="num" w:pos="720"/>
+        </w:tabs>
+        <w:ind w:left="720" w:hanging="360"/>
+      </w:pPr>
+    </w:lvl>
+    <w:lvl w:ilvl="1" w:tentative="1">
+      <w:start w:val="1"/>
+      <w:numFmt w:val="decimal"/>
+      <w:lvlText w:val="%2."/>
+      <w:lvlJc w:val="left"/>
+      <w:pPr>
+        <w:tabs>
+          <w:tab w:val="num" w:pos="1440"/>
+        </w:tabs>
+        <w:ind w:left="1440" w:hanging="360"/>
+      </w:pPr>
+    </w:lvl>
+    <w:lvl w:ilvl="2" w:tentative="1">
+      <w:start w:val="1"/>
+      <w:numFmt w:val="decimal"/>
+      <w:lvlText w:val="%3."/>
+      <w:lvlJc w:val="left"/>
+      <w:pPr>
+        <w:tabs>
+          <w:tab w:val="num" w:pos="2160"/>
+        </w:tabs>
+        <w:ind w:left="2160" w:hanging="360"/>
+      </w:pPr>
+    </w:lvl>
+    <w:lvl w:ilvl="3" w:tentative="1">
+      <w:start w:val="1"/>
+      <w:numFmt w:val="decimal"/>
+      <w:lvlText w:val="%4."/>
+      <w:lvlJc w:val="left"/>
+      <w:pPr>
+        <w:tabs>
+          <w:tab w:val="num" w:pos="2880"/>
+        </w:tabs>
+        <w:ind w:left="2880" w:hanging="360"/>
+      </w:pPr>
+    </w:lvl>
+    <w:lvl w:ilvl="4" w:tentative="1">
+      <w:start w:val="1"/>
+      <w:numFmt w:val="decimal"/>
+      <w:lvlText w:val="%5."/>
+      <w:lvlJc w:val="left"/>
+      <w:pPr>
+        <w:tabs>
+          <w:tab w:val="num" w:pos="3600"/>
+        </w:tabs>
+        <w:ind w:left="3600" w:hanging="360"/>
+      </w:pPr>
+    </w:lvl>
+    <w:lvl w:ilvl="5" w:tentative="1">
+      <w:start w:val="1"/>
+      <w:numFmt w:val="decimal"/>
+      <w:lvlText w:val="%6."/>
+      <w:lvlJc w:val="left"/>
+      <w:pPr>
+        <w:tabs>
+          <w:tab w:val="num" w:pos="4320"/>
+        </w:tabs>
+        <w:ind w:left="4320" w:hanging="360"/>
+      </w:pPr>
+    </w:lvl>
+    <w:lvl w:ilvl="6" w:tentative="1">
+      <w:start w:val="1"/>
+      <w:numFmt w:val="decimal"/>
+      <w:lvlText w:val="%7."/>
+      <w:lvlJc w:val="left"/>
+      <w:pPr>
+        <w:tabs>
+          <w:tab w:val="num" w:pos="5040"/>
+        </w:tabs>
+        <w:ind w:left="5040" w:hanging="360"/>
+      </w:pPr>
+    </w:lvl>
+    <w:lvl w:ilvl="7" w:tentative="1">
+      <w:start w:val="1"/>
+      <w:numFmt w:val="decimal"/>
+      <w:lvlText w:val="%8."/>
+      <w:lvlJc w:val="left"/>
+      <w:pPr>
+        <w:tabs>
+          <w:tab w:val="num" w:pos="5760"/>
+        </w:tabs>
+        <w:ind w:left="5760" w:hanging="360"/>
+      </w:pPr>
+    </w:lvl>
+    <w:lvl w:ilvl="8" w:tentative="1">
+      <w:start w:val="1"/>
+      <w:numFmt w:val="decimal"/>
+      <w:lvlText w:val="%9."/>
+      <w:lvlJc w:val="left"/>
+      <w:pPr>
+        <w:tabs>
+          <w:tab w:val="num" w:pos="6480"/>
+        </w:tabs>
+        <w:ind w:left="6480" w:hanging="360"/>
+      </w:pPr>
+    </w:lvl>
+  </w:abstractNum>
+  <w:abstractNum w:abstractNumId="19" w15:restartNumberingAfterBreak="0">
     <w:nsid w:val="69244E7A"/>
     <w:multiLevelType w:val="multilevel"/>
     <w:tmpl w:val="D820DD34"/>
@@ -25751,8 +31068,121 @@
       </w:rPr>
     </w:lvl>
   </w:abstractNum>
+  <w:abstractNum w:abstractNumId="20" w15:restartNumberingAfterBreak="0">
+    <w:nsid w:val="78966E5B"/>
+    <w:multiLevelType w:val="multilevel"/>
+    <w:tmpl w:val="ED36EF66"/>
+    <w:lvl w:ilvl="0">
+      <w:start w:val="1"/>
+      <w:numFmt w:val="decimal"/>
+      <w:lvlText w:val="%1."/>
+      <w:lvlJc w:val="left"/>
+      <w:pPr>
+        <w:tabs>
+          <w:tab w:val="num" w:pos="720"/>
+        </w:tabs>
+        <w:ind w:left="720" w:hanging="360"/>
+      </w:pPr>
+    </w:lvl>
+    <w:lvl w:ilvl="1" w:tentative="1">
+      <w:start w:val="1"/>
+      <w:numFmt w:val="decimal"/>
+      <w:lvlText w:val="%2."/>
+      <w:lvlJc w:val="left"/>
+      <w:pPr>
+        <w:tabs>
+          <w:tab w:val="num" w:pos="1440"/>
+        </w:tabs>
+        <w:ind w:left="1440" w:hanging="360"/>
+      </w:pPr>
+    </w:lvl>
+    <w:lvl w:ilvl="2" w:tentative="1">
+      <w:start w:val="1"/>
+      <w:numFmt w:val="decimal"/>
+      <w:lvlText w:val="%3."/>
+      <w:lvlJc w:val="left"/>
+      <w:pPr>
+        <w:tabs>
+          <w:tab w:val="num" w:pos="2160"/>
+        </w:tabs>
+        <w:ind w:left="2160" w:hanging="360"/>
+      </w:pPr>
+    </w:lvl>
+    <w:lvl w:ilvl="3" w:tentative="1">
+      <w:start w:val="1"/>
+      <w:numFmt w:val="decimal"/>
+      <w:lvlText w:val="%4."/>
+      <w:lvlJc w:val="left"/>
+      <w:pPr>
+        <w:tabs>
+          <w:tab w:val="num" w:pos="2880"/>
+        </w:tabs>
+        <w:ind w:left="2880" w:hanging="360"/>
+      </w:pPr>
+    </w:lvl>
+    <w:lvl w:ilvl="4" w:tentative="1">
+      <w:start w:val="1"/>
+      <w:numFmt w:val="decimal"/>
+      <w:lvlText w:val="%5."/>
+      <w:lvlJc w:val="left"/>
+      <w:pPr>
+        <w:tabs>
+          <w:tab w:val="num" w:pos="3600"/>
+        </w:tabs>
+        <w:ind w:left="3600" w:hanging="360"/>
+      </w:pPr>
+    </w:lvl>
+    <w:lvl w:ilvl="5" w:tentative="1">
+      <w:start w:val="1"/>
+      <w:numFmt w:val="decimal"/>
+      <w:lvlText w:val="%6."/>
+      <w:lvlJc w:val="left"/>
+      <w:pPr>
+        <w:tabs>
+          <w:tab w:val="num" w:pos="4320"/>
+        </w:tabs>
+        <w:ind w:left="4320" w:hanging="360"/>
+      </w:pPr>
+    </w:lvl>
+    <w:lvl w:ilvl="6" w:tentative="1">
+      <w:start w:val="1"/>
+      <w:numFmt w:val="decimal"/>
+      <w:lvlText w:val="%7."/>
+      <w:lvlJc w:val="left"/>
+      <w:pPr>
+        <w:tabs>
+          <w:tab w:val="num" w:pos="5040"/>
+        </w:tabs>
+        <w:ind w:left="5040" w:hanging="360"/>
+      </w:pPr>
+    </w:lvl>
+    <w:lvl w:ilvl="7" w:tentative="1">
+      <w:start w:val="1"/>
+      <w:numFmt w:val="decimal"/>
+      <w:lvlText w:val="%8."/>
+      <w:lvlJc w:val="left"/>
+      <w:pPr>
+        <w:tabs>
+          <w:tab w:val="num" w:pos="5760"/>
+        </w:tabs>
+        <w:ind w:left="5760" w:hanging="360"/>
+      </w:pPr>
+    </w:lvl>
+    <w:lvl w:ilvl="8" w:tentative="1">
+      <w:start w:val="1"/>
+      <w:numFmt w:val="decimal"/>
+      <w:lvlText w:val="%9."/>
+      <w:lvlJc w:val="left"/>
+      <w:pPr>
+        <w:tabs>
+          <w:tab w:val="num" w:pos="6480"/>
+        </w:tabs>
+        <w:ind w:left="6480" w:hanging="360"/>
+      </w:pPr>
+    </w:lvl>
+  </w:abstractNum>
   <w:num w:numId="1" w16cid:durableId="430977924">
-    <w:abstractNumId w:val="13"/>
+    <w:abstractNumId w:val="15"/>
   </w:num>
   <w:num w:numId="2" w16cid:durableId="786898390">
     <w:abstractNumId w:val="2"/>
@@ -25764,22 +31194,22 @@
     <w:abstractNumId w:val="1"/>
   </w:num>
   <w:num w:numId="5" w16cid:durableId="1155026178">
-    <w:abstractNumId w:val="14"/>
+    <w:abstractNumId w:val="16"/>
   </w:num>
   <w:num w:numId="6" w16cid:durableId="1097562786">
     <w:abstractNumId w:val="3"/>
   </w:num>
   <w:num w:numId="7" w16cid:durableId="1915428224">
-    <w:abstractNumId w:val="8"/>
+    <w:abstractNumId w:val="10"/>
   </w:num>
   <w:num w:numId="8" w16cid:durableId="1189416595">
-    <w:abstractNumId w:val="16"/>
+    <w:abstractNumId w:val="19"/>
   </w:num>
   <w:num w:numId="9" w16cid:durableId="186061792">
-    <w:abstractNumId w:val="12"/>
+    <w:abstractNumId w:val="14"/>
   </w:num>
   <w:num w:numId="10" w16cid:durableId="1390491691">
-    <w:abstractNumId w:val="11"/>
+    <w:abstractNumId w:val="13"/>
   </w:num>
   <w:num w:numId="11" w16cid:durableId="1642420085">
     <w:abstractNumId w:val="4"/>
@@ -25788,19 +31218,31 @@
     <w:abstractNumId w:val="6"/>
   </w:num>
   <w:num w:numId="13" w16cid:durableId="1840264699">
-    <w:abstractNumId w:val="10"/>
+    <w:abstractNumId w:val="12"/>
   </w:num>
   <w:num w:numId="14" w16cid:durableId="294529380">
-    <w:abstractNumId w:val="9"/>
+    <w:abstractNumId w:val="11"/>
   </w:num>
   <w:num w:numId="15" w16cid:durableId="339436240">
-    <w:abstractNumId w:val="15"/>
+    <w:abstractNumId w:val="17"/>
   </w:num>
   <w:num w:numId="16" w16cid:durableId="1705130765">
     <w:abstractNumId w:val="0"/>
   </w:num>
   <w:num w:numId="17" w16cid:durableId="261182642">
+    <w:abstractNumId w:val="9"/>
+  </w:num>
+  <w:num w:numId="18" w16cid:durableId="1797412964">
+    <w:abstractNumId w:val="8"/>
+  </w:num>
+  <w:num w:numId="19" w16cid:durableId="1924800153">
+    <w:abstractNumId w:val="20"/>
+  </w:num>
+  <w:num w:numId="20" w16cid:durableId="1696881846">
     <w:abstractNumId w:val="7"/>
+  </w:num>
+  <w:num w:numId="21" w16cid:durableId="125709612">
+    <w:abstractNumId w:val="18"/>
   </w:num>
 </w:numbering>
 </file>

--- a/google_adsens.docx
+++ b/google_adsens.docx
@@ -28427,6 +28427,807 @@
         <w:t xml:space="preserve"> la scroll?</w:t>
       </w:r>
     </w:p>
+    <w:p>
+      <w:proofErr w:type="spellStart"/>
+      <w:r>
+        <w:t>Dacă</w:t>
+      </w:r>
+      <w:proofErr w:type="spellEnd"/>
+      <w:r>
+        <w:t xml:space="preserve"> </w:t>
+      </w:r>
+      <w:proofErr w:type="spellStart"/>
+      <w:r>
+        <w:t>vrem</w:t>
+      </w:r>
+      <w:proofErr w:type="spellEnd"/>
+      <w:r>
+        <w:t xml:space="preserve"> ca omul </w:t>
+      </w:r>
+      <w:proofErr w:type="spellStart"/>
+      <w:r>
+        <w:t>să</w:t>
+      </w:r>
+      <w:proofErr w:type="spellEnd"/>
+      <w:r>
+        <w:t xml:space="preserve"> fie </w:t>
+      </w:r>
+      <w:proofErr w:type="spellStart"/>
+      <w:r>
+        <w:t>sigur</w:t>
+      </w:r>
+      <w:proofErr w:type="spellEnd"/>
+      <w:r>
+        <w:t xml:space="preserve"> </w:t>
+      </w:r>
+      <w:proofErr w:type="spellStart"/>
+      <w:r>
+        <w:t>că</w:t>
+      </w:r>
+      <w:proofErr w:type="spellEnd"/>
+      <w:r>
+        <w:t xml:space="preserve"> </w:t>
+      </w:r>
+      <w:proofErr w:type="spellStart"/>
+      <w:r>
+        <w:t>vede</w:t>
+      </w:r>
+      <w:proofErr w:type="spellEnd"/>
+      <w:r>
+        <w:t xml:space="preserve"> </w:t>
+      </w:r>
+      <w:proofErr w:type="spellStart"/>
+      <w:r>
+        <w:t>linkul</w:t>
+      </w:r>
+      <w:proofErr w:type="spellEnd"/>
+      <w:r>
+        <w:t xml:space="preserve"> "Vino pe IdeeaTa.ai" de la </w:t>
+      </w:r>
+      <w:proofErr w:type="spellStart"/>
+      <w:r>
+        <w:t>sfârșitul</w:t>
+      </w:r>
+      <w:proofErr w:type="spellEnd"/>
+      <w:r>
+        <w:t xml:space="preserve"> </w:t>
+      </w:r>
+      <w:proofErr w:type="spellStart"/>
+      <w:r>
+        <w:t>documentului</w:t>
+      </w:r>
+      <w:proofErr w:type="spellEnd"/>
+      <w:r>
+        <w:t xml:space="preserve">, </w:t>
+      </w:r>
+      <w:proofErr w:type="spellStart"/>
+      <w:r>
+        <w:t>atunci</w:t>
+      </w:r>
+      <w:proofErr w:type="spellEnd"/>
+      <w:r>
+        <w:t xml:space="preserve"> </w:t>
+      </w:r>
+      <w:proofErr w:type="spellStart"/>
+      <w:r>
+        <w:t>cronometrul</w:t>
+      </w:r>
+      <w:proofErr w:type="spellEnd"/>
+      <w:r>
+        <w:t xml:space="preserve"> nu e bun (</w:t>
+      </w:r>
+      <w:proofErr w:type="spellStart"/>
+      <w:r>
+        <w:t>că</w:t>
+      </w:r>
+      <w:proofErr w:type="spellEnd"/>
+      <w:r>
+        <w:t xml:space="preserve"> </w:t>
+      </w:r>
+      <w:proofErr w:type="spellStart"/>
+      <w:r>
+        <w:t>poate</w:t>
+      </w:r>
+      <w:proofErr w:type="spellEnd"/>
+      <w:r>
+        <w:t xml:space="preserve"> </w:t>
+      </w:r>
+      <w:proofErr w:type="spellStart"/>
+      <w:r>
+        <w:t>citește</w:t>
+      </w:r>
+      <w:proofErr w:type="spellEnd"/>
+      <w:r>
+        <w:t xml:space="preserve"> </w:t>
+      </w:r>
+      <w:proofErr w:type="spellStart"/>
+      <w:r>
+        <w:t>prea</w:t>
+      </w:r>
+      <w:proofErr w:type="spellEnd"/>
+      <w:r>
+        <w:t xml:space="preserve"> </w:t>
+      </w:r>
+      <w:proofErr w:type="spellStart"/>
+      <w:r>
+        <w:t>încet</w:t>
+      </w:r>
+      <w:proofErr w:type="spellEnd"/>
+      <w:r>
+        <w:t xml:space="preserve"> </w:t>
+      </w:r>
+      <w:proofErr w:type="spellStart"/>
+      <w:r>
+        <w:t>și</w:t>
+      </w:r>
+      <w:proofErr w:type="spellEnd"/>
+      <w:r>
+        <w:t xml:space="preserve"> </w:t>
+      </w:r>
+      <w:proofErr w:type="spellStart"/>
+      <w:r>
+        <w:t>îi</w:t>
+      </w:r>
+      <w:proofErr w:type="spellEnd"/>
+      <w:r>
+        <w:t xml:space="preserve"> </w:t>
+      </w:r>
+      <w:proofErr w:type="spellStart"/>
+      <w:r>
+        <w:t>taie</w:t>
+      </w:r>
+      <w:proofErr w:type="spellEnd"/>
+      <w:r>
+        <w:t xml:space="preserve"> </w:t>
+      </w:r>
+      <w:proofErr w:type="spellStart"/>
+      <w:r>
+        <w:t>accesul</w:t>
+      </w:r>
+      <w:proofErr w:type="spellEnd"/>
+      <w:r>
+        <w:t xml:space="preserve"> </w:t>
+      </w:r>
+      <w:proofErr w:type="spellStart"/>
+      <w:r>
+        <w:t>prea</w:t>
+      </w:r>
+      <w:proofErr w:type="spellEnd"/>
+      <w:r>
+        <w:t xml:space="preserve"> </w:t>
+      </w:r>
+      <w:proofErr w:type="spellStart"/>
+      <w:r>
+        <w:t>devreme</w:t>
+      </w:r>
+      <w:proofErr w:type="spellEnd"/>
+      <w:r>
+        <w:t>).</w:t>
+      </w:r>
+    </w:p>
+    <w:p>
+      <w:r>
+        <w:lastRenderedPageBreak/>
+        <w:t xml:space="preserve">Cea </w:t>
+      </w:r>
+      <w:proofErr w:type="spellStart"/>
+      <w:r>
+        <w:t>mai</w:t>
+      </w:r>
+      <w:proofErr w:type="spellEnd"/>
+      <w:r>
+        <w:t xml:space="preserve"> </w:t>
+      </w:r>
+      <w:proofErr w:type="spellStart"/>
+      <w:r>
+        <w:t>elegantă</w:t>
+      </w:r>
+      <w:proofErr w:type="spellEnd"/>
+      <w:r>
+        <w:t xml:space="preserve"> </w:t>
+      </w:r>
+      <w:proofErr w:type="spellStart"/>
+      <w:r>
+        <w:t>soluție</w:t>
+      </w:r>
+      <w:proofErr w:type="spellEnd"/>
+      <w:r>
+        <w:t xml:space="preserve"> </w:t>
+      </w:r>
+      <w:proofErr w:type="spellStart"/>
+      <w:r>
+        <w:t>este</w:t>
+      </w:r>
+      <w:proofErr w:type="spellEnd"/>
+      <w:r>
+        <w:t>: </w:t>
+      </w:r>
+      <w:r>
+        <w:rPr>
+          <w:b/>
+          <w:bCs/>
+        </w:rPr>
+        <w:t xml:space="preserve">Pop-up-ul </w:t>
+      </w:r>
+      <w:proofErr w:type="spellStart"/>
+      <w:r>
+        <w:rPr>
+          <w:b/>
+          <w:bCs/>
+        </w:rPr>
+        <w:t>apare</w:t>
+      </w:r>
+      <w:proofErr w:type="spellEnd"/>
+      <w:r>
+        <w:rPr>
+          <w:b/>
+          <w:bCs/>
+        </w:rPr>
+        <w:t xml:space="preserve"> </w:t>
+      </w:r>
+      <w:proofErr w:type="spellStart"/>
+      <w:r>
+        <w:rPr>
+          <w:b/>
+          <w:bCs/>
+        </w:rPr>
+        <w:t>doar</w:t>
+      </w:r>
+      <w:proofErr w:type="spellEnd"/>
+      <w:r>
+        <w:rPr>
+          <w:b/>
+          <w:bCs/>
+        </w:rPr>
+        <w:t xml:space="preserve"> </w:t>
+      </w:r>
+      <w:proofErr w:type="spellStart"/>
+      <w:r>
+        <w:rPr>
+          <w:b/>
+          <w:bCs/>
+        </w:rPr>
+        <w:t>atunci</w:t>
+      </w:r>
+      <w:proofErr w:type="spellEnd"/>
+      <w:r>
+        <w:rPr>
+          <w:b/>
+          <w:bCs/>
+        </w:rPr>
+        <w:t xml:space="preserve"> </w:t>
+      </w:r>
+      <w:proofErr w:type="spellStart"/>
+      <w:r>
+        <w:rPr>
+          <w:b/>
+          <w:bCs/>
+        </w:rPr>
+        <w:t>când</w:t>
+      </w:r>
+      <w:proofErr w:type="spellEnd"/>
+      <w:r>
+        <w:rPr>
+          <w:b/>
+          <w:bCs/>
+        </w:rPr>
+        <w:t xml:space="preserve"> </w:t>
+      </w:r>
+      <w:proofErr w:type="spellStart"/>
+      <w:r>
+        <w:rPr>
+          <w:b/>
+          <w:bCs/>
+        </w:rPr>
+        <w:t>vizitatorul</w:t>
+      </w:r>
+      <w:proofErr w:type="spellEnd"/>
+      <w:r>
+        <w:rPr>
+          <w:b/>
+          <w:bCs/>
+        </w:rPr>
+        <w:t xml:space="preserve"> a </w:t>
+      </w:r>
+      <w:proofErr w:type="spellStart"/>
+      <w:r>
+        <w:rPr>
+          <w:b/>
+          <w:bCs/>
+        </w:rPr>
+        <w:t>dat</w:t>
+      </w:r>
+      <w:proofErr w:type="spellEnd"/>
+      <w:r>
+        <w:rPr>
+          <w:b/>
+          <w:bCs/>
+        </w:rPr>
+        <w:t xml:space="preserve"> scroll </w:t>
+      </w:r>
+      <w:proofErr w:type="spellStart"/>
+      <w:r>
+        <w:rPr>
+          <w:b/>
+          <w:bCs/>
+        </w:rPr>
+        <w:t>până</w:t>
+      </w:r>
+      <w:proofErr w:type="spellEnd"/>
+      <w:r>
+        <w:rPr>
+          <w:b/>
+          <w:bCs/>
+        </w:rPr>
+        <w:t xml:space="preserve"> </w:t>
+      </w:r>
+      <w:proofErr w:type="spellStart"/>
+      <w:r>
+        <w:rPr>
+          <w:b/>
+          <w:bCs/>
+        </w:rPr>
+        <w:t>aproape</w:t>
+      </w:r>
+      <w:proofErr w:type="spellEnd"/>
+      <w:r>
+        <w:rPr>
+          <w:b/>
+          <w:bCs/>
+        </w:rPr>
+        <w:t xml:space="preserve"> de </w:t>
+      </w:r>
+      <w:proofErr w:type="spellStart"/>
+      <w:r>
+        <w:rPr>
+          <w:b/>
+          <w:bCs/>
+        </w:rPr>
+        <w:t>finalul</w:t>
+      </w:r>
+      <w:proofErr w:type="spellEnd"/>
+      <w:r>
+        <w:rPr>
+          <w:b/>
+          <w:bCs/>
+        </w:rPr>
+        <w:t xml:space="preserve"> </w:t>
+      </w:r>
+      <w:proofErr w:type="spellStart"/>
+      <w:r>
+        <w:rPr>
+          <w:b/>
+          <w:bCs/>
+        </w:rPr>
+        <w:t>paginii</w:t>
+      </w:r>
+      <w:proofErr w:type="spellEnd"/>
+      <w:r>
+        <w:t xml:space="preserve">. </w:t>
+      </w:r>
+      <w:proofErr w:type="spellStart"/>
+      <w:r>
+        <w:t>În</w:t>
+      </w:r>
+      <w:proofErr w:type="spellEnd"/>
+      <w:r>
+        <w:t xml:space="preserve"> secunda </w:t>
+      </w:r>
+      <w:proofErr w:type="spellStart"/>
+      <w:r>
+        <w:t>în</w:t>
+      </w:r>
+      <w:proofErr w:type="spellEnd"/>
+      <w:r>
+        <w:t xml:space="preserve"> care </w:t>
+      </w:r>
+      <w:proofErr w:type="spellStart"/>
+      <w:r>
+        <w:t>vede</w:t>
+      </w:r>
+      <w:proofErr w:type="spellEnd"/>
+      <w:r>
+        <w:t xml:space="preserve"> </w:t>
+      </w:r>
+      <w:proofErr w:type="spellStart"/>
+      <w:r>
+        <w:t>linkul</w:t>
+      </w:r>
+      <w:proofErr w:type="spellEnd"/>
+      <w:r>
+        <w:t xml:space="preserve"> de la final cu IdeeaTa.ai, BAM, </w:t>
+      </w:r>
+      <w:proofErr w:type="spellStart"/>
+      <w:r>
+        <w:t>îi</w:t>
+      </w:r>
+      <w:proofErr w:type="spellEnd"/>
+      <w:r>
+        <w:t xml:space="preserve"> </w:t>
+      </w:r>
+      <w:proofErr w:type="spellStart"/>
+      <w:r>
+        <w:t>sare</w:t>
+      </w:r>
+      <w:proofErr w:type="spellEnd"/>
+      <w:r>
+        <w:t xml:space="preserve"> pop-up-ul cu „</w:t>
+      </w:r>
+      <w:proofErr w:type="spellStart"/>
+      <w:r>
+        <w:t>Creează</w:t>
+      </w:r>
+      <w:proofErr w:type="spellEnd"/>
+      <w:r>
+        <w:t xml:space="preserve"> </w:t>
+      </w:r>
+      <w:proofErr w:type="spellStart"/>
+      <w:r>
+        <w:t>Cont</w:t>
+      </w:r>
+      <w:proofErr w:type="spellEnd"/>
+      <w:r>
+        <w:t>”.</w:t>
+      </w:r>
+    </w:p>
+    <w:p>
+      <w:r>
+        <w:t xml:space="preserve">Ce </w:t>
+      </w:r>
+      <w:proofErr w:type="spellStart"/>
+      <w:r>
+        <w:t>zici</w:t>
+      </w:r>
+      <w:proofErr w:type="spellEnd"/>
+      <w:r>
+        <w:t xml:space="preserve">, </w:t>
+      </w:r>
+      <w:proofErr w:type="spellStart"/>
+      <w:r>
+        <w:t>mergem</w:t>
+      </w:r>
+      <w:proofErr w:type="spellEnd"/>
+      <w:r>
+        <w:t xml:space="preserve"> pe </w:t>
+      </w:r>
+      <w:proofErr w:type="spellStart"/>
+      <w:r>
+        <w:t>soluția</w:t>
+      </w:r>
+      <w:proofErr w:type="spellEnd"/>
+      <w:r>
+        <w:t xml:space="preserve"> cu </w:t>
+      </w:r>
+      <w:proofErr w:type="spellStart"/>
+      <w:r>
+        <w:rPr>
+          <w:b/>
+          <w:bCs/>
+        </w:rPr>
+        <w:t>declanșarea</w:t>
+      </w:r>
+      <w:proofErr w:type="spellEnd"/>
+      <w:r>
+        <w:rPr>
+          <w:b/>
+          <w:bCs/>
+        </w:rPr>
+        <w:t xml:space="preserve"> la Scroll </w:t>
+      </w:r>
+      <w:proofErr w:type="spellStart"/>
+      <w:r>
+        <w:rPr>
+          <w:b/>
+          <w:bCs/>
+        </w:rPr>
+        <w:t>spre</w:t>
+      </w:r>
+      <w:proofErr w:type="spellEnd"/>
+      <w:r>
+        <w:rPr>
+          <w:b/>
+          <w:bCs/>
+        </w:rPr>
+        <w:t xml:space="preserve"> </w:t>
+      </w:r>
+      <w:proofErr w:type="spellStart"/>
+      <w:r>
+        <w:rPr>
+          <w:b/>
+          <w:bCs/>
+        </w:rPr>
+        <w:t>finalul</w:t>
+      </w:r>
+      <w:proofErr w:type="spellEnd"/>
+      <w:r>
+        <w:rPr>
+          <w:b/>
+          <w:bCs/>
+        </w:rPr>
+        <w:t xml:space="preserve"> </w:t>
+      </w:r>
+      <w:proofErr w:type="spellStart"/>
+      <w:r>
+        <w:rPr>
+          <w:b/>
+          <w:bCs/>
+        </w:rPr>
+        <w:t>paginii</w:t>
+      </w:r>
+      <w:proofErr w:type="spellEnd"/>
+      <w:r>
+        <w:t xml:space="preserve">? </w:t>
+      </w:r>
+      <w:proofErr w:type="spellStart"/>
+      <w:r>
+        <w:t>Dacă</w:t>
+      </w:r>
+      <w:proofErr w:type="spellEnd"/>
+      <w:r>
+        <w:t xml:space="preserve"> </w:t>
+      </w:r>
+      <w:proofErr w:type="spellStart"/>
+      <w:r>
+        <w:t>ești</w:t>
+      </w:r>
+      <w:proofErr w:type="spellEnd"/>
+      <w:r>
+        <w:t xml:space="preserve"> de </w:t>
+      </w:r>
+      <w:proofErr w:type="spellStart"/>
+      <w:r>
+        <w:t>acord</w:t>
+      </w:r>
+      <w:proofErr w:type="spellEnd"/>
+      <w:r>
+        <w:t xml:space="preserve">, </w:t>
+      </w:r>
+      <w:proofErr w:type="spellStart"/>
+      <w:r>
+        <w:t>apăs</w:t>
+      </w:r>
+      <w:proofErr w:type="spellEnd"/>
+      <w:r>
+        <w:t xml:space="preserve"> un </w:t>
+      </w:r>
+      <w:proofErr w:type="spellStart"/>
+      <w:r>
+        <w:t>buton</w:t>
+      </w:r>
+      <w:proofErr w:type="spellEnd"/>
+      <w:r>
+        <w:t xml:space="preserve"> </w:t>
+      </w:r>
+      <w:proofErr w:type="spellStart"/>
+      <w:r>
+        <w:t>și</w:t>
+      </w:r>
+      <w:proofErr w:type="spellEnd"/>
+      <w:r>
+        <w:t xml:space="preserve"> </w:t>
+      </w:r>
+      <w:proofErr w:type="spellStart"/>
+      <w:r>
+        <w:t>urc</w:t>
+      </w:r>
+      <w:proofErr w:type="spellEnd"/>
+      <w:r>
+        <w:t xml:space="preserve"> </w:t>
+      </w:r>
+      <w:proofErr w:type="spellStart"/>
+      <w:r>
+        <w:t>modificarea</w:t>
+      </w:r>
+      <w:proofErr w:type="spellEnd"/>
+      <w:r>
+        <w:t xml:space="preserve"> pe server!</w:t>
+      </w:r>
+    </w:p>
+    <w:p>
+      <w:r>
+        <w:t>10:42 AM</w:t>
+      </w:r>
+    </w:p>
+    <w:p>
+      <w:proofErr w:type="spellStart"/>
+      <w:r>
+        <w:t>asta</w:t>
+      </w:r>
+      <w:proofErr w:type="spellEnd"/>
+      <w:r>
+        <w:t xml:space="preserve"> e </w:t>
+      </w:r>
+      <w:proofErr w:type="spellStart"/>
+      <w:proofErr w:type="gramStart"/>
+      <w:r>
+        <w:t>varianta</w:t>
+      </w:r>
+      <w:proofErr w:type="spellEnd"/>
+      <w:r>
+        <w:t xml:space="preserve"> :Cea</w:t>
+      </w:r>
+      <w:proofErr w:type="gramEnd"/>
+      <w:r>
+        <w:t xml:space="preserve"> </w:t>
+      </w:r>
+      <w:proofErr w:type="spellStart"/>
+      <w:r>
+        <w:t>mai</w:t>
+      </w:r>
+      <w:proofErr w:type="spellEnd"/>
+      <w:r>
+        <w:t xml:space="preserve"> </w:t>
+      </w:r>
+      <w:proofErr w:type="spellStart"/>
+      <w:r>
+        <w:t>elegantă</w:t>
+      </w:r>
+      <w:proofErr w:type="spellEnd"/>
+      <w:r>
+        <w:t xml:space="preserve"> </w:t>
+      </w:r>
+      <w:proofErr w:type="spellStart"/>
+      <w:r>
+        <w:t>soluție</w:t>
+      </w:r>
+      <w:proofErr w:type="spellEnd"/>
+      <w:r>
+        <w:t xml:space="preserve"> </w:t>
+      </w:r>
+      <w:proofErr w:type="spellStart"/>
+      <w:r>
+        <w:t>este</w:t>
+      </w:r>
+      <w:proofErr w:type="spellEnd"/>
+      <w:r>
+        <w:t xml:space="preserve">: Pop-up-ul </w:t>
+      </w:r>
+      <w:proofErr w:type="spellStart"/>
+      <w:r>
+        <w:t>apare</w:t>
+      </w:r>
+      <w:proofErr w:type="spellEnd"/>
+      <w:r>
+        <w:t xml:space="preserve"> </w:t>
+      </w:r>
+      <w:proofErr w:type="spellStart"/>
+      <w:r>
+        <w:t>doar</w:t>
+      </w:r>
+      <w:proofErr w:type="spellEnd"/>
+      <w:r>
+        <w:t xml:space="preserve"> </w:t>
+      </w:r>
+      <w:proofErr w:type="spellStart"/>
+      <w:r>
+        <w:t>atunci</w:t>
+      </w:r>
+      <w:proofErr w:type="spellEnd"/>
+      <w:r>
+        <w:t xml:space="preserve"> </w:t>
+      </w:r>
+      <w:proofErr w:type="spellStart"/>
+      <w:r>
+        <w:t>când</w:t>
+      </w:r>
+      <w:proofErr w:type="spellEnd"/>
+      <w:r>
+        <w:t xml:space="preserve"> </w:t>
+      </w:r>
+      <w:proofErr w:type="spellStart"/>
+      <w:r>
+        <w:t>vizitatorul</w:t>
+      </w:r>
+      <w:proofErr w:type="spellEnd"/>
+      <w:r>
+        <w:t xml:space="preserve"> a </w:t>
+      </w:r>
+      <w:proofErr w:type="spellStart"/>
+      <w:r>
+        <w:t>dat</w:t>
+      </w:r>
+      <w:proofErr w:type="spellEnd"/>
+      <w:r>
+        <w:t xml:space="preserve"> scroll </w:t>
+      </w:r>
+      <w:proofErr w:type="spellStart"/>
+      <w:r>
+        <w:t>până</w:t>
+      </w:r>
+      <w:proofErr w:type="spellEnd"/>
+      <w:r>
+        <w:t xml:space="preserve"> </w:t>
+      </w:r>
+      <w:proofErr w:type="spellStart"/>
+      <w:r>
+        <w:t>aproape</w:t>
+      </w:r>
+      <w:proofErr w:type="spellEnd"/>
+      <w:r>
+        <w:t xml:space="preserve"> de </w:t>
+      </w:r>
+      <w:proofErr w:type="spellStart"/>
+      <w:r>
+        <w:t>finalul</w:t>
+      </w:r>
+      <w:proofErr w:type="spellEnd"/>
+      <w:r>
+        <w:t xml:space="preserve"> </w:t>
+      </w:r>
+      <w:proofErr w:type="spellStart"/>
+      <w:r>
+        <w:t>paginii</w:t>
+      </w:r>
+      <w:proofErr w:type="spellEnd"/>
+      <w:r>
+        <w:t xml:space="preserve">. </w:t>
+      </w:r>
+      <w:proofErr w:type="spellStart"/>
+      <w:r>
+        <w:t>În</w:t>
+      </w:r>
+      <w:proofErr w:type="spellEnd"/>
+      <w:r>
+        <w:t xml:space="preserve"> secunda </w:t>
+      </w:r>
+      <w:proofErr w:type="spellStart"/>
+      <w:r>
+        <w:t>în</w:t>
+      </w:r>
+      <w:proofErr w:type="spellEnd"/>
+      <w:r>
+        <w:t xml:space="preserve"> care </w:t>
+      </w:r>
+      <w:proofErr w:type="spellStart"/>
+      <w:r>
+        <w:t>vede</w:t>
+      </w:r>
+      <w:proofErr w:type="spellEnd"/>
+      <w:r>
+        <w:t xml:space="preserve"> </w:t>
+      </w:r>
+      <w:proofErr w:type="spellStart"/>
+      <w:r>
+        <w:t>linkul</w:t>
+      </w:r>
+      <w:proofErr w:type="spellEnd"/>
+      <w:r>
+        <w:t xml:space="preserve"> de la final cu IdeeaTa.ai, BAM, </w:t>
+      </w:r>
+      <w:proofErr w:type="spellStart"/>
+      <w:r>
+        <w:t>îi</w:t>
+      </w:r>
+      <w:proofErr w:type="spellEnd"/>
+      <w:r>
+        <w:t xml:space="preserve"> </w:t>
+      </w:r>
+      <w:proofErr w:type="spellStart"/>
+      <w:r>
+        <w:t>sare</w:t>
+      </w:r>
+      <w:proofErr w:type="spellEnd"/>
+      <w:r>
+        <w:t xml:space="preserve"> pop-up-ul cu „</w:t>
+      </w:r>
+      <w:proofErr w:type="spellStart"/>
+      <w:r>
+        <w:t>Creează</w:t>
+      </w:r>
+      <w:proofErr w:type="spellEnd"/>
+      <w:r>
+        <w:t xml:space="preserve"> </w:t>
+      </w:r>
+      <w:proofErr w:type="spellStart"/>
+      <w:r>
+        <w:t>Cont</w:t>
+      </w:r>
+      <w:proofErr w:type="spellEnd"/>
+      <w:r>
+        <w:t>”.</w:t>
+      </w:r>
+    </w:p>
+    <w:p/>
     <w:p/>
     <w:sectPr>
       <w:pgSz w:w="12240" w:h="15840"/>

--- a/google_adsens.docx
+++ b/google_adsens.docx
@@ -331,6 +331,9 @@
     <w:p/>
     <w:p>
       <w:r>
+        <w:rPr>
+          <w:noProof/>
+        </w:rPr>
         <w:lastRenderedPageBreak/>
         <w:drawing>
           <wp:inline distT="0" distB="0" distL="0" distR="0" wp14:anchorId="5834C939" wp14:editId="1466D2CD">
@@ -1083,7 +1086,7 @@
     <w:p>
       <w:r>
         <w:pict w14:anchorId="760B0CB2">
-          <v:rect id="_x0000_i1038" style="width:360.85pt;height:.75pt" o:hrpct="0" o:hralign="center" o:hrstd="t" o:hr="t" fillcolor="#a0a0a0" stroked="f"/>
+          <v:rect id="_x0000_i1025" style="width:360.85pt;height:.75pt" o:hrpct="0" o:hralign="center" o:hrstd="t" o:hr="t" fillcolor="#a0a0a0" stroked="f"/>
         </w:pict>
       </w:r>
     </w:p>
@@ -14264,15 +14267,7 @@
       </w:r>
       <w:proofErr w:type="spellEnd"/>
       <w:r>
-        <w:t xml:space="preserve"> </w:t>
-      </w:r>
-      <w:proofErr w:type="spellStart"/>
-      <w:r>
-        <w:t>va</w:t>
-      </w:r>
-      <w:proofErr w:type="spellEnd"/>
-      <w:r>
-        <w:t xml:space="preserve"> </w:t>
+        <w:t xml:space="preserve"> va </w:t>
       </w:r>
       <w:proofErr w:type="spellStart"/>
       <w:r>
@@ -29228,6 +29223,2198 @@
       </w:r>
     </w:p>
     <w:p/>
+    <w:p>
+      <w:proofErr w:type="spellStart"/>
+      <w:r>
+        <w:t>Cât</w:t>
+      </w:r>
+      <w:proofErr w:type="spellEnd"/>
+      <w:r>
+        <w:t xml:space="preserve"> </w:t>
+      </w:r>
+      <w:proofErr w:type="spellStart"/>
+      <w:r>
+        <w:t>timp</w:t>
+      </w:r>
+      <w:proofErr w:type="spellEnd"/>
+      <w:r>
+        <w:t xml:space="preserve"> </w:t>
+      </w:r>
+      <w:proofErr w:type="spellStart"/>
+      <w:r>
+        <w:t>contul</w:t>
+      </w:r>
+      <w:proofErr w:type="spellEnd"/>
+      <w:r>
+        <w:t xml:space="preserve"> </w:t>
+      </w:r>
+      <w:proofErr w:type="spellStart"/>
+      <w:r>
+        <w:t>tău</w:t>
+      </w:r>
+      <w:proofErr w:type="spellEnd"/>
+      <w:r>
+        <w:t xml:space="preserve"> </w:t>
+      </w:r>
+      <w:proofErr w:type="spellStart"/>
+      <w:r>
+        <w:t>este</w:t>
+      </w:r>
+      <w:proofErr w:type="spellEnd"/>
+      <w:r>
+        <w:t xml:space="preserve"> pe </w:t>
+      </w:r>
+      <w:r>
+        <w:rPr>
+          <w:b/>
+          <w:bCs/>
+        </w:rPr>
+        <w:t>Free Tier</w:t>
+      </w:r>
+      <w:r>
+        <w:t> (</w:t>
+      </w:r>
+      <w:proofErr w:type="spellStart"/>
+      <w:r>
+        <w:t>fără</w:t>
+      </w:r>
+      <w:proofErr w:type="spellEnd"/>
+      <w:r>
+        <w:t xml:space="preserve"> card </w:t>
+      </w:r>
+      <w:proofErr w:type="spellStart"/>
+      <w:r>
+        <w:t>introdus</w:t>
+      </w:r>
+      <w:proofErr w:type="spellEnd"/>
+      <w:r>
+        <w:t>), </w:t>
+      </w:r>
+      <w:proofErr w:type="spellStart"/>
+      <w:r>
+        <w:rPr>
+          <w:b/>
+          <w:bCs/>
+        </w:rPr>
+        <w:t>costurile</w:t>
+      </w:r>
+      <w:proofErr w:type="spellEnd"/>
+      <w:r>
+        <w:rPr>
+          <w:b/>
+          <w:bCs/>
+        </w:rPr>
+        <w:t xml:space="preserve"> tale </w:t>
+      </w:r>
+      <w:proofErr w:type="spellStart"/>
+      <w:r>
+        <w:rPr>
+          <w:b/>
+          <w:bCs/>
+        </w:rPr>
+        <w:t>vor</w:t>
+      </w:r>
+      <w:proofErr w:type="spellEnd"/>
+      <w:r>
+        <w:rPr>
+          <w:b/>
+          <w:bCs/>
+        </w:rPr>
+        <w:t xml:space="preserve"> fi </w:t>
+      </w:r>
+      <w:proofErr w:type="spellStart"/>
+      <w:r>
+        <w:rPr>
+          <w:b/>
+          <w:bCs/>
+        </w:rPr>
+        <w:t>mereu</w:t>
+      </w:r>
+      <w:proofErr w:type="spellEnd"/>
+      <w:r>
+        <w:rPr>
+          <w:b/>
+          <w:bCs/>
+        </w:rPr>
+        <w:t xml:space="preserve"> ZERO ABSOLUT</w:t>
+      </w:r>
+      <w:r>
+        <w:t xml:space="preserve">, </w:t>
+      </w:r>
+      <w:proofErr w:type="spellStart"/>
+      <w:r>
+        <w:t>indiferent</w:t>
+      </w:r>
+      <w:proofErr w:type="spellEnd"/>
+      <w:r>
+        <w:t xml:space="preserve"> </w:t>
+      </w:r>
+      <w:proofErr w:type="spellStart"/>
+      <w:r>
+        <w:t>câte</w:t>
+      </w:r>
+      <w:proofErr w:type="spellEnd"/>
+      <w:r>
+        <w:t xml:space="preserve"> </w:t>
+      </w:r>
+      <w:proofErr w:type="spellStart"/>
+      <w:r>
+        <w:t>aplicații</w:t>
+      </w:r>
+      <w:proofErr w:type="spellEnd"/>
+      <w:r>
+        <w:t xml:space="preserve"> </w:t>
+      </w:r>
+      <w:proofErr w:type="spellStart"/>
+      <w:r>
+        <w:t>faci</w:t>
+      </w:r>
+      <w:proofErr w:type="spellEnd"/>
+      <w:r>
+        <w:t xml:space="preserve">, </w:t>
+      </w:r>
+      <w:proofErr w:type="spellStart"/>
+      <w:r>
+        <w:t>câte</w:t>
+      </w:r>
+      <w:proofErr w:type="spellEnd"/>
+      <w:r>
+        <w:t xml:space="preserve"> demo-</w:t>
+      </w:r>
+      <w:proofErr w:type="spellStart"/>
+      <w:r>
+        <w:t>uri</w:t>
+      </w:r>
+      <w:proofErr w:type="spellEnd"/>
+      <w:r>
+        <w:t xml:space="preserve"> </w:t>
+      </w:r>
+      <w:proofErr w:type="spellStart"/>
+      <w:r>
+        <w:t>testezi</w:t>
+      </w:r>
+      <w:proofErr w:type="spellEnd"/>
+      <w:r>
+        <w:t xml:space="preserve"> </w:t>
+      </w:r>
+      <w:proofErr w:type="spellStart"/>
+      <w:r>
+        <w:t>tu</w:t>
+      </w:r>
+      <w:proofErr w:type="spellEnd"/>
+      <w:r>
+        <w:t xml:space="preserve"> </w:t>
+      </w:r>
+      <w:proofErr w:type="spellStart"/>
+      <w:r>
+        <w:t>sau</w:t>
+      </w:r>
+      <w:proofErr w:type="spellEnd"/>
+      <w:r>
+        <w:t xml:space="preserve"> </w:t>
+      </w:r>
+      <w:proofErr w:type="spellStart"/>
+      <w:r>
+        <w:t>câți</w:t>
+      </w:r>
+      <w:proofErr w:type="spellEnd"/>
+      <w:r>
+        <w:t xml:space="preserve"> </w:t>
+      </w:r>
+      <w:proofErr w:type="spellStart"/>
+      <w:r>
+        <w:t>utilizatori</w:t>
+      </w:r>
+      <w:proofErr w:type="spellEnd"/>
+      <w:r>
+        <w:t xml:space="preserve"> </w:t>
+      </w:r>
+      <w:proofErr w:type="spellStart"/>
+      <w:r>
+        <w:t>intră</w:t>
+      </w:r>
+      <w:proofErr w:type="spellEnd"/>
+      <w:r>
+        <w:t xml:space="preserve">. Google nu </w:t>
+      </w:r>
+      <w:proofErr w:type="spellStart"/>
+      <w:r>
+        <w:t>îți</w:t>
+      </w:r>
+      <w:proofErr w:type="spellEnd"/>
+      <w:r>
+        <w:t xml:space="preserve"> </w:t>
+      </w:r>
+      <w:proofErr w:type="spellStart"/>
+      <w:r>
+        <w:t>va</w:t>
+      </w:r>
+      <w:proofErr w:type="spellEnd"/>
+      <w:r>
+        <w:t xml:space="preserve"> cere </w:t>
+      </w:r>
+      <w:proofErr w:type="spellStart"/>
+      <w:r>
+        <w:t>niciun</w:t>
+      </w:r>
+      <w:proofErr w:type="spellEnd"/>
+      <w:r>
+        <w:t xml:space="preserve"> ban. </w:t>
+      </w:r>
+      <w:proofErr w:type="spellStart"/>
+      <w:r>
+        <w:t>Singurul</w:t>
+      </w:r>
+      <w:proofErr w:type="spellEnd"/>
+      <w:r>
+        <w:t xml:space="preserve"> </w:t>
+      </w:r>
+      <w:proofErr w:type="spellStart"/>
+      <w:r>
+        <w:t>dezavantaj</w:t>
+      </w:r>
+      <w:proofErr w:type="spellEnd"/>
+      <w:r>
+        <w:t xml:space="preserve"> pe Free Tier </w:t>
+      </w:r>
+      <w:proofErr w:type="spellStart"/>
+      <w:r>
+        <w:t>este</w:t>
+      </w:r>
+      <w:proofErr w:type="spellEnd"/>
+      <w:r>
+        <w:t xml:space="preserve"> </w:t>
+      </w:r>
+      <w:proofErr w:type="spellStart"/>
+      <w:r>
+        <w:t>că</w:t>
+      </w:r>
+      <w:proofErr w:type="spellEnd"/>
+      <w:r>
+        <w:t xml:space="preserve">, </w:t>
+      </w:r>
+      <w:proofErr w:type="spellStart"/>
+      <w:r>
+        <w:t>dacă</w:t>
+      </w:r>
+      <w:proofErr w:type="spellEnd"/>
+      <w:r>
+        <w:t xml:space="preserve"> 16 </w:t>
+      </w:r>
+      <w:proofErr w:type="spellStart"/>
+      <w:r>
+        <w:t>oameni</w:t>
+      </w:r>
+      <w:proofErr w:type="spellEnd"/>
+      <w:r>
+        <w:t xml:space="preserve"> </w:t>
+      </w:r>
+      <w:proofErr w:type="spellStart"/>
+      <w:r>
+        <w:t>dau</w:t>
+      </w:r>
+      <w:proofErr w:type="spellEnd"/>
+      <w:r>
+        <w:t xml:space="preserve"> click pe </w:t>
+      </w:r>
+      <w:proofErr w:type="spellStart"/>
+      <w:r>
+        <w:t>butonul</w:t>
+      </w:r>
+      <w:proofErr w:type="spellEnd"/>
+      <w:r>
+        <w:t xml:space="preserve"> "</w:t>
+      </w:r>
+      <w:proofErr w:type="spellStart"/>
+      <w:r>
+        <w:t>Generează</w:t>
+      </w:r>
+      <w:proofErr w:type="spellEnd"/>
+      <w:r>
+        <w:t>" </w:t>
+      </w:r>
+      <w:proofErr w:type="spellStart"/>
+      <w:r>
+        <w:rPr>
+          <w:i/>
+          <w:iCs/>
+        </w:rPr>
+        <w:t>în</w:t>
+      </w:r>
+      <w:proofErr w:type="spellEnd"/>
+      <w:r>
+        <w:rPr>
+          <w:i/>
+          <w:iCs/>
+        </w:rPr>
+        <w:t xml:space="preserve"> exact </w:t>
+      </w:r>
+      <w:proofErr w:type="spellStart"/>
+      <w:r>
+        <w:rPr>
+          <w:i/>
+          <w:iCs/>
+        </w:rPr>
+        <w:t>același</w:t>
+      </w:r>
+      <w:proofErr w:type="spellEnd"/>
+      <w:r>
+        <w:rPr>
+          <w:i/>
+          <w:iCs/>
+        </w:rPr>
+        <w:t xml:space="preserve"> </w:t>
+      </w:r>
+      <w:proofErr w:type="spellStart"/>
+      <w:r>
+        <w:rPr>
+          <w:i/>
+          <w:iCs/>
+        </w:rPr>
+        <w:t>minut</w:t>
+      </w:r>
+      <w:proofErr w:type="spellEnd"/>
+      <w:r>
+        <w:t xml:space="preserve">, al 16-lea </w:t>
+      </w:r>
+      <w:proofErr w:type="spellStart"/>
+      <w:r>
+        <w:t>va</w:t>
+      </w:r>
+      <w:proofErr w:type="spellEnd"/>
+      <w:r>
+        <w:t xml:space="preserve"> </w:t>
+      </w:r>
+      <w:proofErr w:type="spellStart"/>
+      <w:r>
+        <w:t>primi</w:t>
+      </w:r>
+      <w:proofErr w:type="spellEnd"/>
+      <w:r>
+        <w:t xml:space="preserve"> </w:t>
+      </w:r>
+      <w:proofErr w:type="spellStart"/>
+      <w:r>
+        <w:t>acea</w:t>
+      </w:r>
+      <w:proofErr w:type="spellEnd"/>
+      <w:r>
+        <w:t xml:space="preserve"> </w:t>
+      </w:r>
+      <w:proofErr w:type="spellStart"/>
+      <w:r>
+        <w:t>eroare</w:t>
+      </w:r>
+      <w:proofErr w:type="spellEnd"/>
+      <w:r>
+        <w:t xml:space="preserve"> cu "</w:t>
+      </w:r>
+      <w:proofErr w:type="spellStart"/>
+      <w:r>
+        <w:t>Așteaptă</w:t>
+      </w:r>
+      <w:proofErr w:type="spellEnd"/>
+      <w:r>
+        <w:t xml:space="preserve"> un </w:t>
+      </w:r>
+      <w:proofErr w:type="spellStart"/>
+      <w:r>
+        <w:t>minut</w:t>
+      </w:r>
+      <w:proofErr w:type="spellEnd"/>
+      <w:r>
+        <w:t xml:space="preserve">". </w:t>
+      </w:r>
+      <w:proofErr w:type="spellStart"/>
+      <w:r>
+        <w:t>Cheia</w:t>
+      </w:r>
+      <w:proofErr w:type="spellEnd"/>
+      <w:r>
+        <w:t xml:space="preserve"> API </w:t>
+      </w:r>
+      <w:proofErr w:type="spellStart"/>
+      <w:r>
+        <w:t>suportă</w:t>
+      </w:r>
+      <w:proofErr w:type="spellEnd"/>
+      <w:r>
+        <w:t xml:space="preserve"> maxim 15 </w:t>
+      </w:r>
+      <w:proofErr w:type="spellStart"/>
+      <w:r>
+        <w:t>apelări</w:t>
+      </w:r>
+      <w:proofErr w:type="spellEnd"/>
+      <w:r>
+        <w:t xml:space="preserve"> pe </w:t>
+      </w:r>
+      <w:proofErr w:type="spellStart"/>
+      <w:r>
+        <w:t>minut</w:t>
+      </w:r>
+      <w:proofErr w:type="spellEnd"/>
+      <w:r>
+        <w:t xml:space="preserve"> (cumulate de pe </w:t>
+      </w:r>
+      <w:proofErr w:type="spellStart"/>
+      <w:r>
+        <w:t>toate</w:t>
+      </w:r>
+      <w:proofErr w:type="spellEnd"/>
+      <w:r>
+        <w:t xml:space="preserve"> </w:t>
+      </w:r>
+      <w:proofErr w:type="spellStart"/>
+      <w:r>
+        <w:t>aplicațiile</w:t>
+      </w:r>
+      <w:proofErr w:type="spellEnd"/>
+      <w:r>
+        <w:t xml:space="preserve"> care </w:t>
+      </w:r>
+      <w:proofErr w:type="spellStart"/>
+      <w:r>
+        <w:t>folosesc</w:t>
+      </w:r>
+      <w:proofErr w:type="spellEnd"/>
+      <w:r>
+        <w:t xml:space="preserve"> </w:t>
+      </w:r>
+      <w:proofErr w:type="spellStart"/>
+      <w:r>
+        <w:t>aceeași</w:t>
+      </w:r>
+      <w:proofErr w:type="spellEnd"/>
+      <w:r>
+        <w:t xml:space="preserve"> </w:t>
+      </w:r>
+      <w:proofErr w:type="spellStart"/>
+      <w:r>
+        <w:t>cheie</w:t>
+      </w:r>
+      <w:proofErr w:type="spellEnd"/>
+      <w:r>
+        <w:t>).</w:t>
+      </w:r>
+    </w:p>
+    <w:p>
+      <w:proofErr w:type="spellStart"/>
+      <w:r>
+        <w:t>Dacă</w:t>
+      </w:r>
+      <w:proofErr w:type="spellEnd"/>
+      <w:r>
+        <w:t xml:space="preserve"> </w:t>
+      </w:r>
+      <w:proofErr w:type="spellStart"/>
+      <w:r>
+        <w:t>decizi</w:t>
+      </w:r>
+      <w:proofErr w:type="spellEnd"/>
+      <w:r>
+        <w:t xml:space="preserve"> </w:t>
+      </w:r>
+      <w:proofErr w:type="spellStart"/>
+      <w:r>
+        <w:t>să</w:t>
+      </w:r>
+      <w:proofErr w:type="spellEnd"/>
+      <w:r>
+        <w:t> </w:t>
+      </w:r>
+      <w:proofErr w:type="spellStart"/>
+      <w:r>
+        <w:rPr>
+          <w:b/>
+          <w:bCs/>
+        </w:rPr>
+        <w:t>introduci</w:t>
+      </w:r>
+      <w:proofErr w:type="spellEnd"/>
+      <w:r>
+        <w:rPr>
+          <w:b/>
+          <w:bCs/>
+        </w:rPr>
+        <w:t xml:space="preserve"> </w:t>
+      </w:r>
+      <w:proofErr w:type="spellStart"/>
+      <w:r>
+        <w:rPr>
+          <w:b/>
+          <w:bCs/>
+        </w:rPr>
+        <w:t>cardul</w:t>
+      </w:r>
+      <w:proofErr w:type="spellEnd"/>
+      <w:r>
+        <w:rPr>
+          <w:b/>
+          <w:bCs/>
+        </w:rPr>
+        <w:t xml:space="preserve"> (Pay-as-you-go)</w:t>
+      </w:r>
+      <w:r>
+        <w:t xml:space="preserve"> ca </w:t>
+      </w:r>
+      <w:proofErr w:type="spellStart"/>
+      <w:r>
+        <w:t>să</w:t>
+      </w:r>
+      <w:proofErr w:type="spellEnd"/>
+      <w:r>
+        <w:t xml:space="preserve"> nu </w:t>
+      </w:r>
+      <w:proofErr w:type="spellStart"/>
+      <w:r>
+        <w:t>mai</w:t>
+      </w:r>
+      <w:proofErr w:type="spellEnd"/>
+      <w:r>
+        <w:t xml:space="preserve"> </w:t>
+      </w:r>
+      <w:proofErr w:type="spellStart"/>
+      <w:r>
+        <w:t>existe</w:t>
+      </w:r>
+      <w:proofErr w:type="spellEnd"/>
+      <w:r>
+        <w:t xml:space="preserve"> </w:t>
+      </w:r>
+      <w:proofErr w:type="spellStart"/>
+      <w:r>
+        <w:t>acea</w:t>
+      </w:r>
+      <w:proofErr w:type="spellEnd"/>
+      <w:r>
+        <w:t xml:space="preserve"> </w:t>
+      </w:r>
+      <w:proofErr w:type="spellStart"/>
+      <w:r>
+        <w:t>limită</w:t>
+      </w:r>
+      <w:proofErr w:type="spellEnd"/>
+      <w:r>
+        <w:t xml:space="preserve"> de 15 pe </w:t>
+      </w:r>
+      <w:proofErr w:type="spellStart"/>
+      <w:r>
+        <w:t>minut</w:t>
+      </w:r>
+      <w:proofErr w:type="spellEnd"/>
+      <w:r>
+        <w:t xml:space="preserve"> </w:t>
+      </w:r>
+      <w:proofErr w:type="spellStart"/>
+      <w:r>
+        <w:t>pentru</w:t>
+      </w:r>
+      <w:proofErr w:type="spellEnd"/>
+      <w:r>
+        <w:t xml:space="preserve"> </w:t>
+      </w:r>
+      <w:proofErr w:type="spellStart"/>
+      <w:r>
+        <w:t>utilizatori</w:t>
+      </w:r>
+      <w:proofErr w:type="spellEnd"/>
+      <w:r>
+        <w:t xml:space="preserve">, </w:t>
+      </w:r>
+      <w:proofErr w:type="spellStart"/>
+      <w:r>
+        <w:t>iată</w:t>
+      </w:r>
+      <w:proofErr w:type="spellEnd"/>
+      <w:r>
+        <w:t xml:space="preserve"> cum </w:t>
+      </w:r>
+      <w:proofErr w:type="spellStart"/>
+      <w:r>
+        <w:t>arată</w:t>
+      </w:r>
+      <w:proofErr w:type="spellEnd"/>
+      <w:r>
+        <w:t xml:space="preserve"> </w:t>
+      </w:r>
+      <w:proofErr w:type="spellStart"/>
+      <w:r>
+        <w:t>costurile</w:t>
+      </w:r>
+      <w:proofErr w:type="spellEnd"/>
+      <w:r>
+        <w:t xml:space="preserve"> </w:t>
+      </w:r>
+      <w:proofErr w:type="spellStart"/>
+      <w:r>
+        <w:t>reale</w:t>
+      </w:r>
+      <w:proofErr w:type="spellEnd"/>
+      <w:r>
+        <w:t xml:space="preserve"> (cu </w:t>
+      </w:r>
+      <w:proofErr w:type="spellStart"/>
+      <w:r>
+        <w:t>aproximări</w:t>
+      </w:r>
+      <w:proofErr w:type="spellEnd"/>
+      <w:r>
+        <w:t xml:space="preserve"> </w:t>
+      </w:r>
+      <w:proofErr w:type="spellStart"/>
+      <w:r>
+        <w:t>foarte</w:t>
+      </w:r>
+      <w:proofErr w:type="spellEnd"/>
+      <w:r>
+        <w:t xml:space="preserve"> </w:t>
+      </w:r>
+      <w:proofErr w:type="spellStart"/>
+      <w:r>
+        <w:t>exacte</w:t>
+      </w:r>
+      <w:proofErr w:type="spellEnd"/>
+      <w:r>
+        <w:t xml:space="preserve"> </w:t>
+      </w:r>
+      <w:proofErr w:type="spellStart"/>
+      <w:r>
+        <w:t>pentru</w:t>
+      </w:r>
+      <w:proofErr w:type="spellEnd"/>
+      <w:r>
+        <w:t xml:space="preserve"> </w:t>
+      </w:r>
+      <w:proofErr w:type="spellStart"/>
+      <w:r>
+        <w:t>aplicația</w:t>
+      </w:r>
+      <w:proofErr w:type="spellEnd"/>
+      <w:r>
+        <w:t> IdeeaTa.ai):</w:t>
+      </w:r>
+    </w:p>
+    <w:p>
+      <w:r>
+        <w:t xml:space="preserve">1. </w:t>
+      </w:r>
+      <w:proofErr w:type="spellStart"/>
+      <w:r>
+        <w:t>Costul</w:t>
+      </w:r>
+      <w:proofErr w:type="spellEnd"/>
+      <w:r>
+        <w:t xml:space="preserve"> pe un </w:t>
+      </w:r>
+      <w:proofErr w:type="spellStart"/>
+      <w:r>
+        <w:t>singur</w:t>
+      </w:r>
+      <w:proofErr w:type="spellEnd"/>
+      <w:r>
+        <w:t xml:space="preserve"> </w:t>
+      </w:r>
+      <w:proofErr w:type="spellStart"/>
+      <w:r>
+        <w:t>vizitator</w:t>
+      </w:r>
+      <w:proofErr w:type="spellEnd"/>
+      <w:r>
+        <w:t xml:space="preserve"> (Demo / </w:t>
+      </w:r>
+      <w:proofErr w:type="spellStart"/>
+      <w:r>
+        <w:t>Generare</w:t>
+      </w:r>
+      <w:proofErr w:type="spellEnd"/>
+      <w:r>
+        <w:t xml:space="preserve"> Plan)</w:t>
+      </w:r>
+    </w:p>
+    <w:p>
+      <w:proofErr w:type="spellStart"/>
+      <w:r>
+        <w:t>Când</w:t>
+      </w:r>
+      <w:proofErr w:type="spellEnd"/>
+      <w:r>
+        <w:t xml:space="preserve"> un </w:t>
+      </w:r>
+      <w:proofErr w:type="spellStart"/>
+      <w:r>
+        <w:t>vizitator</w:t>
+      </w:r>
+      <w:proofErr w:type="spellEnd"/>
+      <w:r>
+        <w:t xml:space="preserve"> (</w:t>
+      </w:r>
+      <w:proofErr w:type="spellStart"/>
+      <w:r>
+        <w:t>sau</w:t>
+      </w:r>
+      <w:proofErr w:type="spellEnd"/>
+      <w:r>
+        <w:t xml:space="preserve"> </w:t>
+      </w:r>
+      <w:proofErr w:type="spellStart"/>
+      <w:r>
+        <w:t>tu</w:t>
+      </w:r>
+      <w:proofErr w:type="spellEnd"/>
+      <w:r>
+        <w:t xml:space="preserve">, </w:t>
+      </w:r>
+      <w:proofErr w:type="spellStart"/>
+      <w:r>
+        <w:t>când</w:t>
+      </w:r>
+      <w:proofErr w:type="spellEnd"/>
+      <w:r>
+        <w:t xml:space="preserve"> </w:t>
+      </w:r>
+      <w:proofErr w:type="spellStart"/>
+      <w:r>
+        <w:t>testezi</w:t>
+      </w:r>
+      <w:proofErr w:type="spellEnd"/>
+      <w:r>
+        <w:t xml:space="preserve">) </w:t>
+      </w:r>
+      <w:proofErr w:type="spellStart"/>
+      <w:r>
+        <w:t>dă</w:t>
+      </w:r>
+      <w:proofErr w:type="spellEnd"/>
+      <w:r>
+        <w:t xml:space="preserve"> click pe "</w:t>
+      </w:r>
+      <w:proofErr w:type="spellStart"/>
+      <w:r>
+        <w:t>Generează</w:t>
+      </w:r>
+      <w:proofErr w:type="spellEnd"/>
+      <w:r>
+        <w:t xml:space="preserve"> Plan":</w:t>
+      </w:r>
+    </w:p>
+    <w:p>
+      <w:pPr>
+        <w:numPr>
+          <w:ilvl w:val="0"/>
+          <w:numId w:val="22"/>
+        </w:numPr>
+      </w:pPr>
+      <w:proofErr w:type="spellStart"/>
+      <w:r>
+        <w:t>Trimitem</w:t>
+      </w:r>
+      <w:proofErr w:type="spellEnd"/>
+      <w:r>
+        <w:t xml:space="preserve"> un input mic </w:t>
+      </w:r>
+      <w:proofErr w:type="spellStart"/>
+      <w:r>
+        <w:t>către</w:t>
+      </w:r>
+      <w:proofErr w:type="spellEnd"/>
+      <w:r>
+        <w:t xml:space="preserve"> AI (</w:t>
+      </w:r>
+      <w:proofErr w:type="spellStart"/>
+      <w:r>
+        <w:t>promptul</w:t>
+      </w:r>
+      <w:proofErr w:type="spellEnd"/>
+      <w:r>
+        <w:t xml:space="preserve"> meu).</w:t>
+      </w:r>
+    </w:p>
+    <w:p>
+      <w:pPr>
+        <w:numPr>
+          <w:ilvl w:val="0"/>
+          <w:numId w:val="22"/>
+        </w:numPr>
+      </w:pPr>
+      <w:r>
+        <w:t xml:space="preserve">AI-ul </w:t>
+      </w:r>
+      <w:proofErr w:type="spellStart"/>
+      <w:r>
+        <w:t>generează</w:t>
+      </w:r>
+      <w:proofErr w:type="spellEnd"/>
+      <w:r>
+        <w:t xml:space="preserve"> </w:t>
+      </w:r>
+      <w:proofErr w:type="spellStart"/>
+      <w:r>
+        <w:t>în</w:t>
+      </w:r>
+      <w:proofErr w:type="spellEnd"/>
+      <w:r>
+        <w:t xml:space="preserve"> </w:t>
+      </w:r>
+      <w:proofErr w:type="spellStart"/>
+      <w:r>
+        <w:t>jur</w:t>
+      </w:r>
+      <w:proofErr w:type="spellEnd"/>
+      <w:r>
+        <w:t xml:space="preserve"> de 1.500 - 2.000 de </w:t>
+      </w:r>
+      <w:proofErr w:type="spellStart"/>
+      <w:r>
+        <w:t>cuvinte</w:t>
+      </w:r>
+      <w:proofErr w:type="spellEnd"/>
+      <w:r>
+        <w:t xml:space="preserve"> (</w:t>
+      </w:r>
+      <w:proofErr w:type="spellStart"/>
+      <w:r>
+        <w:t>planul</w:t>
+      </w:r>
+      <w:proofErr w:type="spellEnd"/>
+      <w:r>
+        <w:t xml:space="preserve"> de </w:t>
+      </w:r>
+      <w:proofErr w:type="spellStart"/>
+      <w:r>
+        <w:t>afaceri</w:t>
+      </w:r>
+      <w:proofErr w:type="spellEnd"/>
+      <w:r>
+        <w:t>). </w:t>
+      </w:r>
+      <w:r>
+        <w:rPr>
+          <w:b/>
+          <w:bCs/>
+        </w:rPr>
+        <w:t xml:space="preserve">Cost total per plan </w:t>
+      </w:r>
+      <w:proofErr w:type="spellStart"/>
+      <w:r>
+        <w:rPr>
+          <w:b/>
+          <w:bCs/>
+        </w:rPr>
+        <w:t>generat</w:t>
+      </w:r>
+      <w:proofErr w:type="spellEnd"/>
+      <w:r>
+        <w:rPr>
+          <w:b/>
+          <w:bCs/>
+        </w:rPr>
+        <w:t>: ~0.0005$</w:t>
+      </w:r>
+      <w:r>
+        <w:t> (</w:t>
+      </w:r>
+      <w:proofErr w:type="spellStart"/>
+      <w:r>
+        <w:t>adică</w:t>
+      </w:r>
+      <w:proofErr w:type="spellEnd"/>
+      <w:r>
+        <w:t xml:space="preserve"> </w:t>
+      </w:r>
+      <w:proofErr w:type="spellStart"/>
+      <w:r>
+        <w:t>jumătate</w:t>
+      </w:r>
+      <w:proofErr w:type="spellEnd"/>
+      <w:r>
+        <w:t xml:space="preserve"> de </w:t>
+      </w:r>
+      <w:r>
+        <w:rPr>
+          <w:b/>
+          <w:bCs/>
+        </w:rPr>
+        <w:t>cent</w:t>
+      </w:r>
+      <w:r>
+        <w:t xml:space="preserve"> la </w:t>
+      </w:r>
+      <w:proofErr w:type="spellStart"/>
+      <w:r>
+        <w:t>suta</w:t>
+      </w:r>
+      <w:proofErr w:type="spellEnd"/>
+      <w:r>
+        <w:t xml:space="preserve"> de </w:t>
+      </w:r>
+      <w:proofErr w:type="spellStart"/>
+      <w:r>
+        <w:t>generări</w:t>
+      </w:r>
+      <w:proofErr w:type="spellEnd"/>
+      <w:r>
+        <w:t>).</w:t>
+      </w:r>
+    </w:p>
+    <w:p>
+      <w:r>
+        <w:t xml:space="preserve">2. </w:t>
+      </w:r>
+      <w:proofErr w:type="spellStart"/>
+      <w:r>
+        <w:t>Costul</w:t>
+      </w:r>
+      <w:proofErr w:type="spellEnd"/>
+      <w:r>
+        <w:t xml:space="preserve"> pe un </w:t>
+      </w:r>
+      <w:proofErr w:type="spellStart"/>
+      <w:r>
+        <w:t>utilizator</w:t>
+      </w:r>
+      <w:proofErr w:type="spellEnd"/>
+      <w:r>
+        <w:t xml:space="preserve"> </w:t>
+      </w:r>
+      <w:proofErr w:type="spellStart"/>
+      <w:r>
+        <w:t>în</w:t>
+      </w:r>
+      <w:proofErr w:type="spellEnd"/>
+      <w:r>
+        <w:t xml:space="preserve"> "Studio </w:t>
+      </w:r>
+      <w:proofErr w:type="spellStart"/>
+      <w:r>
+        <w:t>Editare</w:t>
+      </w:r>
+      <w:proofErr w:type="spellEnd"/>
+      <w:r>
+        <w:t>"</w:t>
+      </w:r>
+    </w:p>
+    <w:p>
+      <w:proofErr w:type="spellStart"/>
+      <w:r>
+        <w:t>Dacă</w:t>
+      </w:r>
+      <w:proofErr w:type="spellEnd"/>
+      <w:r>
+        <w:t xml:space="preserve"> </w:t>
+      </w:r>
+      <w:proofErr w:type="spellStart"/>
+      <w:r>
+        <w:t>utilizatorul</w:t>
+      </w:r>
+      <w:proofErr w:type="spellEnd"/>
+      <w:r>
+        <w:t xml:space="preserve"> </w:t>
+      </w:r>
+      <w:proofErr w:type="spellStart"/>
+      <w:r>
+        <w:t>folosește</w:t>
+      </w:r>
+      <w:proofErr w:type="spellEnd"/>
+      <w:r>
+        <w:t xml:space="preserve"> </w:t>
+      </w:r>
+      <w:proofErr w:type="spellStart"/>
+      <w:r>
+        <w:t>instrumentele</w:t>
+      </w:r>
+      <w:proofErr w:type="spellEnd"/>
+      <w:r>
+        <w:t xml:space="preserve"> (</w:t>
+      </w:r>
+      <w:proofErr w:type="spellStart"/>
+      <w:r>
+        <w:t>Schimbă</w:t>
+      </w:r>
+      <w:proofErr w:type="spellEnd"/>
+      <w:r>
+        <w:t xml:space="preserve"> </w:t>
+      </w:r>
+      <w:proofErr w:type="spellStart"/>
+      <w:r>
+        <w:t>tonul</w:t>
+      </w:r>
+      <w:proofErr w:type="spellEnd"/>
+      <w:r>
+        <w:t xml:space="preserve">, </w:t>
+      </w:r>
+      <w:proofErr w:type="spellStart"/>
+      <w:r>
+        <w:t>Optimizează</w:t>
+      </w:r>
+      <w:proofErr w:type="spellEnd"/>
+      <w:r>
+        <w:t xml:space="preserve"> </w:t>
+      </w:r>
+      <w:proofErr w:type="spellStart"/>
+      <w:r>
+        <w:t>bugetul</w:t>
+      </w:r>
+      <w:proofErr w:type="spellEnd"/>
+      <w:r>
+        <w:t>, etc.):</w:t>
+      </w:r>
+    </w:p>
+    <w:p>
+      <w:pPr>
+        <w:numPr>
+          <w:ilvl w:val="0"/>
+          <w:numId w:val="23"/>
+        </w:numPr>
+      </w:pPr>
+      <w:proofErr w:type="spellStart"/>
+      <w:r>
+        <w:t>Fiecare</w:t>
+      </w:r>
+      <w:proofErr w:type="spellEnd"/>
+      <w:r>
+        <w:t xml:space="preserve"> </w:t>
+      </w:r>
+      <w:proofErr w:type="spellStart"/>
+      <w:r>
+        <w:t>modificare</w:t>
+      </w:r>
+      <w:proofErr w:type="spellEnd"/>
+      <w:r>
+        <w:t xml:space="preserve"> cu AI </w:t>
+      </w:r>
+      <w:proofErr w:type="spellStart"/>
+      <w:r>
+        <w:t>mai</w:t>
+      </w:r>
+      <w:proofErr w:type="spellEnd"/>
+      <w:r>
+        <w:t xml:space="preserve"> </w:t>
+      </w:r>
+      <w:proofErr w:type="spellStart"/>
+      <w:r>
+        <w:t>consumă</w:t>
+      </w:r>
+      <w:proofErr w:type="spellEnd"/>
+      <w:r>
+        <w:t xml:space="preserve"> </w:t>
+      </w:r>
+      <w:proofErr w:type="spellStart"/>
+      <w:r>
+        <w:t>extrem</w:t>
+      </w:r>
+      <w:proofErr w:type="spellEnd"/>
+      <w:r>
+        <w:t xml:space="preserve"> de </w:t>
+      </w:r>
+      <w:proofErr w:type="spellStart"/>
+      <w:r>
+        <w:t>puțin</w:t>
+      </w:r>
+      <w:proofErr w:type="spellEnd"/>
+      <w:r>
+        <w:t xml:space="preserve"> (</w:t>
+      </w:r>
+      <w:proofErr w:type="spellStart"/>
+      <w:r>
+        <w:t>fiindcă</w:t>
+      </w:r>
+      <w:proofErr w:type="spellEnd"/>
+      <w:r>
+        <w:t xml:space="preserve"> am </w:t>
+      </w:r>
+      <w:proofErr w:type="spellStart"/>
+      <w:r>
+        <w:t>optimizat</w:t>
+      </w:r>
+      <w:proofErr w:type="spellEnd"/>
+      <w:r>
+        <w:t xml:space="preserve"> </w:t>
+      </w:r>
+      <w:proofErr w:type="spellStart"/>
+      <w:r>
+        <w:t>să</w:t>
+      </w:r>
+      <w:proofErr w:type="spellEnd"/>
+      <w:r>
+        <w:t xml:space="preserve"> </w:t>
+      </w:r>
+      <w:proofErr w:type="spellStart"/>
+      <w:r>
+        <w:t>trimită</w:t>
+      </w:r>
+      <w:proofErr w:type="spellEnd"/>
+      <w:r>
+        <w:t xml:space="preserve"> </w:t>
+      </w:r>
+      <w:proofErr w:type="spellStart"/>
+      <w:r>
+        <w:t>doar</w:t>
+      </w:r>
+      <w:proofErr w:type="spellEnd"/>
+      <w:r>
+        <w:t xml:space="preserve"> </w:t>
+      </w:r>
+      <w:proofErr w:type="spellStart"/>
+      <w:r>
+        <w:t>paragraful</w:t>
+      </w:r>
+      <w:proofErr w:type="spellEnd"/>
+      <w:r>
+        <w:t xml:space="preserve"> </w:t>
+      </w:r>
+      <w:proofErr w:type="spellStart"/>
+      <w:r>
+        <w:t>necesar</w:t>
+      </w:r>
+      <w:proofErr w:type="spellEnd"/>
+      <w:r>
+        <w:t>). </w:t>
+      </w:r>
+      <w:r>
+        <w:rPr>
+          <w:b/>
+          <w:bCs/>
+        </w:rPr>
+        <w:t xml:space="preserve">Cost total per 10 </w:t>
+      </w:r>
+      <w:proofErr w:type="spellStart"/>
+      <w:r>
+        <w:rPr>
+          <w:b/>
+          <w:bCs/>
+        </w:rPr>
+        <w:t>editări</w:t>
+      </w:r>
+      <w:proofErr w:type="spellEnd"/>
+      <w:r>
+        <w:rPr>
+          <w:b/>
+          <w:bCs/>
+        </w:rPr>
+        <w:t>: ~0.002$</w:t>
+      </w:r>
+    </w:p>
+    <w:p>
+      <w:r>
+        <w:pict w14:anchorId="6FE59F93">
+          <v:rect id="_x0000_i1032" style="width:444pt;height:.75pt" o:hrpct="0" o:hralign="center" o:hrstd="t" o:hr="t" fillcolor="#a0a0a0" stroked="f"/>
+        </w:pict>
+      </w:r>
+    </w:p>
+    <w:p>
+      <w:r>
+        <w:t xml:space="preserve">Un </w:t>
+      </w:r>
+      <w:proofErr w:type="spellStart"/>
+      <w:r>
+        <w:t>scenariu</w:t>
+      </w:r>
+      <w:proofErr w:type="spellEnd"/>
+      <w:r>
+        <w:t xml:space="preserve"> realist pe o </w:t>
+      </w:r>
+      <w:proofErr w:type="spellStart"/>
+      <w:r>
+        <w:t>lună</w:t>
+      </w:r>
+      <w:proofErr w:type="spellEnd"/>
+      <w:r>
+        <w:t>:</w:t>
+      </w:r>
+    </w:p>
+    <w:p>
+      <w:proofErr w:type="spellStart"/>
+      <w:r>
+        <w:lastRenderedPageBreak/>
+        <w:t>Să</w:t>
+      </w:r>
+      <w:proofErr w:type="spellEnd"/>
+      <w:r>
+        <w:t xml:space="preserve"> </w:t>
+      </w:r>
+      <w:proofErr w:type="spellStart"/>
+      <w:r>
+        <w:t>spunem</w:t>
+      </w:r>
+      <w:proofErr w:type="spellEnd"/>
+      <w:r>
+        <w:t xml:space="preserve"> </w:t>
+      </w:r>
+      <w:proofErr w:type="spellStart"/>
+      <w:r>
+        <w:t>că</w:t>
+      </w:r>
+      <w:proofErr w:type="spellEnd"/>
+      <w:r>
+        <w:t xml:space="preserve"> </w:t>
+      </w:r>
+      <w:proofErr w:type="spellStart"/>
+      <w:r>
+        <w:t>aplicația</w:t>
+      </w:r>
+      <w:proofErr w:type="spellEnd"/>
+      <w:r>
+        <w:t xml:space="preserve"> ta are </w:t>
+      </w:r>
+      <w:proofErr w:type="spellStart"/>
+      <w:r>
+        <w:t>succes</w:t>
+      </w:r>
+      <w:proofErr w:type="spellEnd"/>
+      <w:r>
+        <w:t xml:space="preserve"> </w:t>
+      </w:r>
+      <w:proofErr w:type="spellStart"/>
+      <w:r>
+        <w:t>și</w:t>
+      </w:r>
+      <w:proofErr w:type="spellEnd"/>
+      <w:r>
+        <w:t xml:space="preserve"> luna </w:t>
+      </w:r>
+      <w:proofErr w:type="spellStart"/>
+      <w:r>
+        <w:t>aceasta</w:t>
+      </w:r>
+      <w:proofErr w:type="spellEnd"/>
+      <w:r>
+        <w:t xml:space="preserve"> </w:t>
+      </w:r>
+      <w:proofErr w:type="spellStart"/>
+      <w:r>
+        <w:t>atrage</w:t>
+      </w:r>
+      <w:proofErr w:type="spellEnd"/>
+      <w:r>
+        <w:t> </w:t>
+      </w:r>
+      <w:r>
+        <w:rPr>
+          <w:b/>
+          <w:bCs/>
+        </w:rPr>
+        <w:t xml:space="preserve">5.000 de </w:t>
+      </w:r>
+      <w:proofErr w:type="spellStart"/>
+      <w:r>
+        <w:rPr>
+          <w:b/>
+          <w:bCs/>
+        </w:rPr>
+        <w:t>vizitatori</w:t>
+      </w:r>
+      <w:proofErr w:type="spellEnd"/>
+      <w:r>
+        <w:t> (</w:t>
+      </w:r>
+      <w:proofErr w:type="spellStart"/>
+      <w:r>
+        <w:t>utilizatori</w:t>
+      </w:r>
+      <w:proofErr w:type="spellEnd"/>
+      <w:r>
+        <w:t xml:space="preserve"> din </w:t>
+      </w:r>
+      <w:proofErr w:type="spellStart"/>
+      <w:r>
+        <w:t>reclame</w:t>
+      </w:r>
+      <w:proofErr w:type="spellEnd"/>
+      <w:r>
+        <w:t xml:space="preserve"> </w:t>
+      </w:r>
+      <w:proofErr w:type="spellStart"/>
+      <w:r>
+        <w:t>sau</w:t>
+      </w:r>
+      <w:proofErr w:type="spellEnd"/>
+      <w:r>
+        <w:t xml:space="preserve"> </w:t>
+      </w:r>
+      <w:proofErr w:type="spellStart"/>
+      <w:r>
+        <w:t>trafic</w:t>
+      </w:r>
+      <w:proofErr w:type="spellEnd"/>
+      <w:r>
+        <w:t xml:space="preserve"> organic). </w:t>
+      </w:r>
+      <w:proofErr w:type="spellStart"/>
+      <w:r>
+        <w:t>Dintre</w:t>
+      </w:r>
+      <w:proofErr w:type="spellEnd"/>
+      <w:r>
+        <w:t xml:space="preserve"> </w:t>
+      </w:r>
+      <w:proofErr w:type="spellStart"/>
+      <w:r>
+        <w:t>aceștia</w:t>
+      </w:r>
+      <w:proofErr w:type="spellEnd"/>
+      <w:r>
+        <w:t>:</w:t>
+      </w:r>
+    </w:p>
+    <w:p>
+      <w:pPr>
+        <w:numPr>
+          <w:ilvl w:val="0"/>
+          <w:numId w:val="24"/>
+        </w:numPr>
+      </w:pPr>
+      <w:proofErr w:type="spellStart"/>
+      <w:r>
+        <w:t>Toți</w:t>
+      </w:r>
+      <w:proofErr w:type="spellEnd"/>
+      <w:r>
+        <w:t xml:space="preserve"> 5.000 </w:t>
+      </w:r>
+      <w:proofErr w:type="spellStart"/>
+      <w:r>
+        <w:t>apasă</w:t>
+      </w:r>
+      <w:proofErr w:type="spellEnd"/>
+      <w:r>
+        <w:t xml:space="preserve"> „</w:t>
+      </w:r>
+      <w:proofErr w:type="spellStart"/>
+      <w:r>
+        <w:t>Generează</w:t>
+      </w:r>
+      <w:proofErr w:type="spellEnd"/>
+      <w:r>
+        <w:t xml:space="preserve">” (1 plan </w:t>
+      </w:r>
+      <w:proofErr w:type="spellStart"/>
+      <w:r>
+        <w:t>fiecare</w:t>
+      </w:r>
+      <w:proofErr w:type="spellEnd"/>
+      <w:r>
+        <w:t>) = </w:t>
+      </w:r>
+      <w:r>
+        <w:rPr>
+          <w:b/>
+          <w:bCs/>
+        </w:rPr>
+        <w:t>2.50$</w:t>
+      </w:r>
+      <w:r>
+        <w:t> cost la Google.</w:t>
+      </w:r>
+    </w:p>
+    <w:p>
+      <w:pPr>
+        <w:numPr>
+          <w:ilvl w:val="0"/>
+          <w:numId w:val="24"/>
+        </w:numPr>
+      </w:pPr>
+      <w:r>
+        <w:t xml:space="preserve">1.000 </w:t>
+      </w:r>
+      <w:proofErr w:type="spellStart"/>
+      <w:r>
+        <w:t>dintre</w:t>
+      </w:r>
+      <w:proofErr w:type="spellEnd"/>
+      <w:r>
+        <w:t xml:space="preserve"> </w:t>
+      </w:r>
+      <w:proofErr w:type="spellStart"/>
+      <w:r>
+        <w:t>ei</w:t>
+      </w:r>
+      <w:proofErr w:type="spellEnd"/>
+      <w:r>
+        <w:t xml:space="preserve"> se </w:t>
+      </w:r>
+      <w:proofErr w:type="spellStart"/>
+      <w:r>
+        <w:t>și</w:t>
+      </w:r>
+      <w:proofErr w:type="spellEnd"/>
+      <w:r>
+        <w:t xml:space="preserve"> </w:t>
+      </w:r>
+      <w:proofErr w:type="spellStart"/>
+      <w:r>
+        <w:t>joacă</w:t>
+      </w:r>
+      <w:proofErr w:type="spellEnd"/>
+      <w:r>
+        <w:t xml:space="preserve"> </w:t>
+      </w:r>
+      <w:proofErr w:type="spellStart"/>
+      <w:r>
+        <w:t>în</w:t>
+      </w:r>
+      <w:proofErr w:type="spellEnd"/>
+      <w:r>
+        <w:t xml:space="preserve"> Studio </w:t>
+      </w:r>
+      <w:proofErr w:type="spellStart"/>
+      <w:r>
+        <w:t>Editare</w:t>
+      </w:r>
+      <w:proofErr w:type="spellEnd"/>
+      <w:r>
+        <w:t xml:space="preserve">, </w:t>
+      </w:r>
+      <w:proofErr w:type="spellStart"/>
+      <w:r>
+        <w:t>dând</w:t>
+      </w:r>
+      <w:proofErr w:type="spellEnd"/>
+      <w:r>
+        <w:t xml:space="preserve"> </w:t>
+      </w:r>
+      <w:proofErr w:type="spellStart"/>
+      <w:r>
+        <w:t>fiecare</w:t>
+      </w:r>
+      <w:proofErr w:type="spellEnd"/>
+      <w:r>
+        <w:t xml:space="preserve"> </w:t>
+      </w:r>
+      <w:proofErr w:type="spellStart"/>
+      <w:r>
+        <w:t>câte</w:t>
+      </w:r>
+      <w:proofErr w:type="spellEnd"/>
+      <w:r>
+        <w:t xml:space="preserve"> 10 click-</w:t>
+      </w:r>
+      <w:proofErr w:type="spellStart"/>
+      <w:r>
+        <w:t>uri</w:t>
+      </w:r>
+      <w:proofErr w:type="spellEnd"/>
+      <w:r>
+        <w:t xml:space="preserve"> pe AI = </w:t>
+      </w:r>
+      <w:r>
+        <w:rPr>
+          <w:b/>
+          <w:bCs/>
+        </w:rPr>
+        <w:t>2.00$</w:t>
+      </w:r>
+      <w:r>
+        <w:t> cost la Google.</w:t>
+      </w:r>
+    </w:p>
+    <w:p>
+      <w:r>
+        <w:rPr>
+          <w:b/>
+          <w:bCs/>
+        </w:rPr>
+        <w:t xml:space="preserve">Factura ta </w:t>
+      </w:r>
+      <w:proofErr w:type="spellStart"/>
+      <w:r>
+        <w:rPr>
+          <w:b/>
+          <w:bCs/>
+        </w:rPr>
+        <w:t>totală</w:t>
+      </w:r>
+      <w:proofErr w:type="spellEnd"/>
+      <w:r>
+        <w:rPr>
+          <w:b/>
+          <w:bCs/>
+        </w:rPr>
+        <w:t xml:space="preserve"> de la Google la </w:t>
+      </w:r>
+      <w:proofErr w:type="spellStart"/>
+      <w:r>
+        <w:rPr>
+          <w:b/>
+          <w:bCs/>
+        </w:rPr>
+        <w:t>finalul</w:t>
+      </w:r>
+      <w:proofErr w:type="spellEnd"/>
+      <w:r>
+        <w:rPr>
+          <w:b/>
+          <w:bCs/>
+        </w:rPr>
+        <w:t xml:space="preserve"> </w:t>
+      </w:r>
+      <w:proofErr w:type="spellStart"/>
+      <w:r>
+        <w:rPr>
+          <w:b/>
+          <w:bCs/>
+        </w:rPr>
+        <w:t>lunii</w:t>
+      </w:r>
+      <w:proofErr w:type="spellEnd"/>
+      <w:r>
+        <w:rPr>
+          <w:b/>
+          <w:bCs/>
+        </w:rPr>
+        <w:t xml:space="preserve"> </w:t>
+      </w:r>
+      <w:proofErr w:type="spellStart"/>
+      <w:r>
+        <w:rPr>
+          <w:b/>
+          <w:bCs/>
+        </w:rPr>
+        <w:t>va</w:t>
+      </w:r>
+      <w:proofErr w:type="spellEnd"/>
+      <w:r>
+        <w:rPr>
+          <w:b/>
+          <w:bCs/>
+        </w:rPr>
+        <w:t xml:space="preserve"> </w:t>
+      </w:r>
+      <w:proofErr w:type="spellStart"/>
+      <w:r>
+        <w:rPr>
+          <w:b/>
+          <w:bCs/>
+        </w:rPr>
+        <w:t>fi</w:t>
+      </w:r>
+      <w:proofErr w:type="spellEnd"/>
+      <w:r>
+        <w:rPr>
+          <w:b/>
+          <w:bCs/>
+        </w:rPr>
+        <w:t xml:space="preserve"> de </w:t>
+      </w:r>
+      <w:proofErr w:type="spellStart"/>
+      <w:r>
+        <w:rPr>
+          <w:b/>
+          <w:bCs/>
+        </w:rPr>
+        <w:t>aproximativ</w:t>
+      </w:r>
+      <w:proofErr w:type="spellEnd"/>
+      <w:r>
+        <w:rPr>
+          <w:b/>
+          <w:bCs/>
+        </w:rPr>
+        <w:t xml:space="preserve"> 4.50$ (23 Lei) </w:t>
+      </w:r>
+      <w:proofErr w:type="spellStart"/>
+      <w:r>
+        <w:rPr>
+          <w:b/>
+          <w:bCs/>
+        </w:rPr>
+        <w:t>pentru</w:t>
+      </w:r>
+      <w:proofErr w:type="spellEnd"/>
+      <w:r>
+        <w:rPr>
+          <w:b/>
+          <w:bCs/>
+        </w:rPr>
+        <w:t xml:space="preserve"> 5.000 de </w:t>
+      </w:r>
+      <w:proofErr w:type="spellStart"/>
+      <w:r>
+        <w:rPr>
+          <w:b/>
+          <w:bCs/>
+        </w:rPr>
+        <w:t>oameni</w:t>
+      </w:r>
+      <w:proofErr w:type="spellEnd"/>
+      <w:r>
+        <w:rPr>
+          <w:b/>
+          <w:bCs/>
+        </w:rPr>
+        <w:t xml:space="preserve"> </w:t>
+      </w:r>
+      <w:proofErr w:type="spellStart"/>
+      <w:r>
+        <w:rPr>
+          <w:b/>
+          <w:bCs/>
+        </w:rPr>
+        <w:t>deserviți</w:t>
+      </w:r>
+      <w:proofErr w:type="spellEnd"/>
+      <w:r>
+        <w:rPr>
+          <w:b/>
+          <w:bCs/>
+        </w:rPr>
+        <w:t>.</w:t>
+      </w:r>
+    </w:p>
+    <w:p>
+      <w:proofErr w:type="spellStart"/>
+      <w:r>
+        <w:t>În</w:t>
+      </w:r>
+      <w:proofErr w:type="spellEnd"/>
+      <w:r>
+        <w:t xml:space="preserve"> </w:t>
+      </w:r>
+      <w:proofErr w:type="spellStart"/>
+      <w:r>
+        <w:t>același</w:t>
+      </w:r>
+      <w:proofErr w:type="spellEnd"/>
+      <w:r>
+        <w:t xml:space="preserve"> </w:t>
+      </w:r>
+      <w:proofErr w:type="spellStart"/>
+      <w:r>
+        <w:t>scenariu</w:t>
+      </w:r>
+      <w:proofErr w:type="spellEnd"/>
+      <w:r>
+        <w:t>:</w:t>
+      </w:r>
+    </w:p>
+    <w:p>
+      <w:pPr>
+        <w:numPr>
+          <w:ilvl w:val="0"/>
+          <w:numId w:val="25"/>
+        </w:numPr>
+      </w:pPr>
+      <w:proofErr w:type="spellStart"/>
+      <w:r>
+        <w:t>Acei</w:t>
+      </w:r>
+      <w:proofErr w:type="spellEnd"/>
+      <w:r>
+        <w:t xml:space="preserve"> 5.000 de </w:t>
+      </w:r>
+      <w:proofErr w:type="spellStart"/>
+      <w:r>
+        <w:t>vizitatori</w:t>
+      </w:r>
+      <w:proofErr w:type="spellEnd"/>
+      <w:r>
+        <w:t xml:space="preserve"> </w:t>
+      </w:r>
+      <w:proofErr w:type="spellStart"/>
+      <w:r>
+        <w:t>îți</w:t>
+      </w:r>
+      <w:proofErr w:type="spellEnd"/>
+      <w:r>
+        <w:t xml:space="preserve"> pot </w:t>
+      </w:r>
+      <w:proofErr w:type="spellStart"/>
+      <w:r>
+        <w:t>aduce</w:t>
+      </w:r>
+      <w:proofErr w:type="spellEnd"/>
+      <w:r>
+        <w:t xml:space="preserve"> </w:t>
+      </w:r>
+      <w:proofErr w:type="spellStart"/>
+      <w:r>
+        <w:t>lejer</w:t>
+      </w:r>
+      <w:proofErr w:type="spellEnd"/>
+      <w:r>
+        <w:t> </w:t>
+      </w:r>
+      <w:r>
+        <w:rPr>
+          <w:b/>
+          <w:bCs/>
+        </w:rPr>
+        <w:t>20</w:t>
+      </w:r>
+      <m:oMath>
+        <m:r>
+          <w:rPr>
+            <w:rFonts w:ascii="Cambria Math" w:hAnsi="Cambria Math"/>
+          </w:rPr>
+          <m:t>-30</m:t>
+        </m:r>
+      </m:oMath>
+      <w:r>
+        <w:t> doar din reclamele AdSense de pe pagină și din AdModal-ul de la descărcare.</w:t>
+      </w:r>
+    </w:p>
+    <w:p>
+      <w:pPr>
+        <w:numPr>
+          <w:ilvl w:val="0"/>
+          <w:numId w:val="25"/>
+        </w:numPr>
+      </w:pPr>
+      <w:r>
+        <w:t xml:space="preserve">Din </w:t>
+      </w:r>
+      <w:proofErr w:type="spellStart"/>
+      <w:r>
+        <w:t>cei</w:t>
+      </w:r>
+      <w:proofErr w:type="spellEnd"/>
+      <w:r>
+        <w:t xml:space="preserve"> 5.000, </w:t>
+      </w:r>
+      <w:proofErr w:type="spellStart"/>
+      <w:r>
+        <w:t>dacă</w:t>
+      </w:r>
+      <w:proofErr w:type="spellEnd"/>
+      <w:r>
+        <w:t xml:space="preserve"> </w:t>
+      </w:r>
+      <w:proofErr w:type="spellStart"/>
+      <w:r>
+        <w:t>doar</w:t>
+      </w:r>
+      <w:proofErr w:type="spellEnd"/>
+      <w:r>
+        <w:t> </w:t>
+      </w:r>
+      <w:r>
+        <w:rPr>
+          <w:b/>
+          <w:bCs/>
+        </w:rPr>
+        <w:t>1%</w:t>
+      </w:r>
+      <w:r>
+        <w:t> </w:t>
+      </w:r>
+      <w:proofErr w:type="spellStart"/>
+      <w:r>
+        <w:t>decid</w:t>
+      </w:r>
+      <w:proofErr w:type="spellEnd"/>
+      <w:r>
+        <w:t xml:space="preserve"> </w:t>
+      </w:r>
+      <w:proofErr w:type="spellStart"/>
+      <w:r>
+        <w:t>să</w:t>
+      </w:r>
+      <w:proofErr w:type="spellEnd"/>
+      <w:r>
+        <w:t xml:space="preserve"> </w:t>
+      </w:r>
+      <w:proofErr w:type="spellStart"/>
+      <w:r>
+        <w:t>își</w:t>
+      </w:r>
+      <w:proofErr w:type="spellEnd"/>
+      <w:r>
+        <w:t xml:space="preserve"> </w:t>
+      </w:r>
+      <w:proofErr w:type="spellStart"/>
+      <w:r>
+        <w:t>cumpere</w:t>
+      </w:r>
+      <w:proofErr w:type="spellEnd"/>
+      <w:r>
+        <w:t xml:space="preserve"> </w:t>
+      </w:r>
+      <w:proofErr w:type="spellStart"/>
+      <w:r>
+        <w:t>accesul</w:t>
+      </w:r>
+      <w:proofErr w:type="spellEnd"/>
+      <w:r>
+        <w:t xml:space="preserve"> "Premium" ca </w:t>
+      </w:r>
+      <w:proofErr w:type="spellStart"/>
+      <w:r>
+        <w:t>să</w:t>
+      </w:r>
+      <w:proofErr w:type="spellEnd"/>
+      <w:r>
+        <w:t xml:space="preserve"> </w:t>
+      </w:r>
+      <w:proofErr w:type="spellStart"/>
+      <w:r>
+        <w:t>deblocheze</w:t>
+      </w:r>
+      <w:proofErr w:type="spellEnd"/>
+      <w:r>
+        <w:t xml:space="preserve"> Studio </w:t>
+      </w:r>
+      <w:proofErr w:type="spellStart"/>
+      <w:r>
+        <w:t>Editare</w:t>
+      </w:r>
+      <w:proofErr w:type="spellEnd"/>
+      <w:r>
+        <w:t xml:space="preserve"> (50 de </w:t>
+      </w:r>
+      <w:proofErr w:type="spellStart"/>
+      <w:r>
+        <w:t>oameni</w:t>
+      </w:r>
+      <w:proofErr w:type="spellEnd"/>
+      <w:r>
+        <w:t xml:space="preserve"> x </w:t>
+      </w:r>
+      <w:proofErr w:type="spellStart"/>
+      <w:r>
+        <w:t>abonamentul</w:t>
+      </w:r>
+      <w:proofErr w:type="spellEnd"/>
+      <w:r>
+        <w:t xml:space="preserve"> </w:t>
+      </w:r>
+      <w:proofErr w:type="spellStart"/>
+      <w:r>
+        <w:t>tău</w:t>
+      </w:r>
+      <w:proofErr w:type="spellEnd"/>
+      <w:r>
+        <w:t xml:space="preserve">), </w:t>
+      </w:r>
+      <w:proofErr w:type="spellStart"/>
+      <w:r>
+        <w:t>asta</w:t>
+      </w:r>
+      <w:proofErr w:type="spellEnd"/>
+      <w:r>
+        <w:t xml:space="preserve"> </w:t>
+      </w:r>
+      <w:proofErr w:type="spellStart"/>
+      <w:r>
+        <w:t>înseamnă</w:t>
+      </w:r>
+      <w:proofErr w:type="spellEnd"/>
+      <w:r>
+        <w:t xml:space="preserve"> </w:t>
+      </w:r>
+      <w:proofErr w:type="spellStart"/>
+      <w:r>
+        <w:t>venituri</w:t>
+      </w:r>
+      <w:proofErr w:type="spellEnd"/>
+      <w:r>
+        <w:t xml:space="preserve"> </w:t>
+      </w:r>
+      <w:proofErr w:type="spellStart"/>
+      <w:r>
+        <w:t>substanțiale</w:t>
+      </w:r>
+      <w:proofErr w:type="spellEnd"/>
+      <w:r>
+        <w:t>.</w:t>
+      </w:r>
+    </w:p>
+    <w:p>
+      <w:proofErr w:type="spellStart"/>
+      <w:r>
+        <w:rPr>
+          <w:b/>
+          <w:bCs/>
+        </w:rPr>
+        <w:t>Concluzie</w:t>
+      </w:r>
+      <w:proofErr w:type="spellEnd"/>
+      <w:r>
+        <w:rPr>
+          <w:b/>
+          <w:bCs/>
+        </w:rPr>
+        <w:t>:</w:t>
+      </w:r>
+      <w:r>
+        <w:t> AI-ul de tip </w:t>
+      </w:r>
+      <w:r>
+        <w:rPr>
+          <w:i/>
+          <w:iCs/>
+        </w:rPr>
+        <w:t>Gemini Flash</w:t>
+      </w:r>
+      <w:r>
+        <w:t xml:space="preserve"> a spart </w:t>
+      </w:r>
+      <w:proofErr w:type="spellStart"/>
+      <w:r>
+        <w:t>piața</w:t>
+      </w:r>
+      <w:proofErr w:type="spellEnd"/>
+      <w:r>
+        <w:t xml:space="preserve"> </w:t>
+      </w:r>
+      <w:proofErr w:type="spellStart"/>
+      <w:r>
+        <w:t>prețurilor</w:t>
+      </w:r>
+      <w:proofErr w:type="spellEnd"/>
+      <w:r>
+        <w:t xml:space="preserve"> </w:t>
+      </w:r>
+      <w:proofErr w:type="spellStart"/>
+      <w:r>
+        <w:t>și</w:t>
+      </w:r>
+      <w:proofErr w:type="spellEnd"/>
+      <w:r>
+        <w:t xml:space="preserve"> </w:t>
+      </w:r>
+      <w:proofErr w:type="spellStart"/>
+      <w:r>
+        <w:t>este</w:t>
+      </w:r>
+      <w:proofErr w:type="spellEnd"/>
+      <w:r>
+        <w:t xml:space="preserve"> </w:t>
+      </w:r>
+      <w:proofErr w:type="spellStart"/>
+      <w:r>
+        <w:t>incredibil</w:t>
+      </w:r>
+      <w:proofErr w:type="spellEnd"/>
+      <w:r>
+        <w:t xml:space="preserve"> de </w:t>
+      </w:r>
+      <w:proofErr w:type="spellStart"/>
+      <w:r>
+        <w:t>ieftin</w:t>
+      </w:r>
+      <w:proofErr w:type="spellEnd"/>
+      <w:r>
+        <w:t xml:space="preserve">. </w:t>
+      </w:r>
+      <w:proofErr w:type="spellStart"/>
+      <w:r>
+        <w:t>Practic</w:t>
+      </w:r>
+      <w:proofErr w:type="spellEnd"/>
+      <w:r>
+        <w:t xml:space="preserve">, la </w:t>
+      </w:r>
+      <w:proofErr w:type="spellStart"/>
+      <w:r>
+        <w:t>orice</w:t>
+      </w:r>
+      <w:proofErr w:type="spellEnd"/>
+      <w:r>
+        <w:t xml:space="preserve"> </w:t>
+      </w:r>
+      <w:proofErr w:type="spellStart"/>
+      <w:r>
+        <w:t>scală</w:t>
+      </w:r>
+      <w:proofErr w:type="spellEnd"/>
+      <w:r>
+        <w:t xml:space="preserve"> ai </w:t>
+      </w:r>
+      <w:proofErr w:type="spellStart"/>
+      <w:r>
+        <w:t>ajunge</w:t>
+      </w:r>
+      <w:proofErr w:type="spellEnd"/>
+      <w:r>
+        <w:t xml:space="preserve">, </w:t>
+      </w:r>
+      <w:proofErr w:type="spellStart"/>
+      <w:r>
+        <w:t>reclamele</w:t>
+      </w:r>
+      <w:proofErr w:type="spellEnd"/>
+      <w:r>
+        <w:t xml:space="preserve"> </w:t>
+      </w:r>
+      <w:proofErr w:type="spellStart"/>
+      <w:r>
+        <w:t>și</w:t>
+      </w:r>
+      <w:proofErr w:type="spellEnd"/>
+      <w:r>
+        <w:t xml:space="preserve"> </w:t>
+      </w:r>
+      <w:proofErr w:type="spellStart"/>
+      <w:r>
+        <w:t>abonamentele</w:t>
+      </w:r>
+      <w:proofErr w:type="spellEnd"/>
+      <w:r>
+        <w:t xml:space="preserve"> </w:t>
+      </w:r>
+      <w:proofErr w:type="spellStart"/>
+      <w:r>
+        <w:t>îți</w:t>
+      </w:r>
+      <w:proofErr w:type="spellEnd"/>
+      <w:r>
+        <w:t xml:space="preserve"> </w:t>
+      </w:r>
+      <w:proofErr w:type="spellStart"/>
+      <w:r>
+        <w:t>vor</w:t>
+      </w:r>
+      <w:proofErr w:type="spellEnd"/>
+      <w:r>
+        <w:t xml:space="preserve"> </w:t>
+      </w:r>
+      <w:proofErr w:type="spellStart"/>
+      <w:r>
+        <w:t>acoperi</w:t>
+      </w:r>
+      <w:proofErr w:type="spellEnd"/>
+      <w:r>
+        <w:t xml:space="preserve"> </w:t>
+      </w:r>
+      <w:proofErr w:type="spellStart"/>
+      <w:r>
+        <w:t>cheltuielile</w:t>
+      </w:r>
+      <w:proofErr w:type="spellEnd"/>
+      <w:r>
+        <w:t xml:space="preserve"> cu </w:t>
+      </w:r>
+      <w:proofErr w:type="spellStart"/>
+      <w:r>
+        <w:t>serverul</w:t>
+      </w:r>
+      <w:proofErr w:type="spellEnd"/>
+      <w:r>
+        <w:t xml:space="preserve">/AI-ul de </w:t>
+      </w:r>
+      <w:proofErr w:type="spellStart"/>
+      <w:r>
+        <w:t>zeci</w:t>
+      </w:r>
+      <w:proofErr w:type="spellEnd"/>
+      <w:r>
+        <w:t xml:space="preserve"> </w:t>
+      </w:r>
+      <w:proofErr w:type="spellStart"/>
+      <w:r>
+        <w:t>sau</w:t>
+      </w:r>
+      <w:proofErr w:type="spellEnd"/>
+      <w:r>
+        <w:t xml:space="preserve"> </w:t>
+      </w:r>
+      <w:proofErr w:type="spellStart"/>
+      <w:r>
+        <w:t>sute</w:t>
+      </w:r>
+      <w:proofErr w:type="spellEnd"/>
+      <w:r>
+        <w:t xml:space="preserve"> de </w:t>
+      </w:r>
+      <w:proofErr w:type="spellStart"/>
+      <w:r>
+        <w:t>ori</w:t>
+      </w:r>
+      <w:proofErr w:type="spellEnd"/>
+      <w:r>
+        <w:t xml:space="preserve"> </w:t>
+      </w:r>
+      <w:proofErr w:type="spellStart"/>
+      <w:r>
+        <w:t>peste</w:t>
+      </w:r>
+      <w:proofErr w:type="spellEnd"/>
+      <w:r>
+        <w:t>.</w:t>
+      </w:r>
+    </w:p>
+    <w:p>
+      <w:proofErr w:type="spellStart"/>
+      <w:r>
+        <w:t>Poți</w:t>
+      </w:r>
+      <w:proofErr w:type="spellEnd"/>
+      <w:r>
+        <w:t xml:space="preserve"> </w:t>
+      </w:r>
+      <w:proofErr w:type="spellStart"/>
+      <w:r>
+        <w:t>testa</w:t>
+      </w:r>
+      <w:proofErr w:type="spellEnd"/>
+      <w:r>
+        <w:t xml:space="preserve"> </w:t>
+      </w:r>
+      <w:proofErr w:type="spellStart"/>
+      <w:r>
+        <w:t>liniștit</w:t>
+      </w:r>
+      <w:proofErr w:type="spellEnd"/>
+      <w:r>
+        <w:t xml:space="preserve"> </w:t>
+      </w:r>
+      <w:proofErr w:type="spellStart"/>
+      <w:r>
+        <w:t>aplicația</w:t>
+      </w:r>
+      <w:proofErr w:type="spellEnd"/>
+      <w:r>
+        <w:t xml:space="preserve"> </w:t>
+      </w:r>
+      <w:proofErr w:type="spellStart"/>
+      <w:r>
+        <w:t>acum</w:t>
+      </w:r>
+      <w:proofErr w:type="spellEnd"/>
+      <w:r>
+        <w:t xml:space="preserve"> </w:t>
+      </w:r>
+      <w:proofErr w:type="spellStart"/>
+      <w:r>
+        <w:t>în</w:t>
+      </w:r>
+      <w:proofErr w:type="spellEnd"/>
+      <w:r>
+        <w:t xml:space="preserve"> </w:t>
+      </w:r>
+      <w:proofErr w:type="spellStart"/>
+      <w:r>
+        <w:t>varianta</w:t>
+      </w:r>
+      <w:proofErr w:type="spellEnd"/>
+      <w:r>
+        <w:t xml:space="preserve"> Free Tier (am </w:t>
+      </w:r>
+      <w:proofErr w:type="spellStart"/>
+      <w:r>
+        <w:t>făcut</w:t>
+      </w:r>
+      <w:proofErr w:type="spellEnd"/>
+      <w:r>
+        <w:t xml:space="preserve"> downgrade-ul la loc </w:t>
+      </w:r>
+      <w:proofErr w:type="spellStart"/>
+      <w:r>
+        <w:t>și</w:t>
+      </w:r>
+      <w:proofErr w:type="spellEnd"/>
+      <w:r>
+        <w:t xml:space="preserve"> merge </w:t>
+      </w:r>
+      <w:proofErr w:type="spellStart"/>
+      <w:r>
+        <w:t>strună</w:t>
+      </w:r>
+      <w:proofErr w:type="spellEnd"/>
+      <w:r>
+        <w:t>)!</w:t>
+      </w:r>
+    </w:p>
     <w:p/>
     <w:sectPr>
       <w:pgSz w:w="12240" w:h="15840"/>
@@ -30592,6 +32779,453 @@
     </w:lvl>
   </w:abstractNum>
   <w:abstractNum w:abstractNumId="10" w15:restartNumberingAfterBreak="0">
+    <w:nsid w:val="291A0651"/>
+    <w:multiLevelType w:val="multilevel"/>
+    <w:tmpl w:val="25963AA0"/>
+    <w:lvl w:ilvl="0">
+      <w:start w:val="1"/>
+      <w:numFmt w:val="bullet"/>
+      <w:lvlText w:val=""/>
+      <w:lvlJc w:val="left"/>
+      <w:pPr>
+        <w:tabs>
+          <w:tab w:val="num" w:pos="720"/>
+        </w:tabs>
+        <w:ind w:left="720" w:hanging="360"/>
+      </w:pPr>
+      <w:rPr>
+        <w:rFonts w:ascii="Symbol" w:hAnsi="Symbol" w:hint="default"/>
+        <w:sz w:val="20"/>
+      </w:rPr>
+    </w:lvl>
+    <w:lvl w:ilvl="1" w:tentative="1">
+      <w:start w:val="1"/>
+      <w:numFmt w:val="bullet"/>
+      <w:lvlText w:val=""/>
+      <w:lvlJc w:val="left"/>
+      <w:pPr>
+        <w:tabs>
+          <w:tab w:val="num" w:pos="1440"/>
+        </w:tabs>
+        <w:ind w:left="1440" w:hanging="360"/>
+      </w:pPr>
+      <w:rPr>
+        <w:rFonts w:ascii="Symbol" w:hAnsi="Symbol" w:hint="default"/>
+        <w:sz w:val="20"/>
+      </w:rPr>
+    </w:lvl>
+    <w:lvl w:ilvl="2" w:tentative="1">
+      <w:start w:val="1"/>
+      <w:numFmt w:val="bullet"/>
+      <w:lvlText w:val=""/>
+      <w:lvlJc w:val="left"/>
+      <w:pPr>
+        <w:tabs>
+          <w:tab w:val="num" w:pos="2160"/>
+        </w:tabs>
+        <w:ind w:left="2160" w:hanging="360"/>
+      </w:pPr>
+      <w:rPr>
+        <w:rFonts w:ascii="Symbol" w:hAnsi="Symbol" w:hint="default"/>
+        <w:sz w:val="20"/>
+      </w:rPr>
+    </w:lvl>
+    <w:lvl w:ilvl="3" w:tentative="1">
+      <w:start w:val="1"/>
+      <w:numFmt w:val="bullet"/>
+      <w:lvlText w:val=""/>
+      <w:lvlJc w:val="left"/>
+      <w:pPr>
+        <w:tabs>
+          <w:tab w:val="num" w:pos="2880"/>
+        </w:tabs>
+        <w:ind w:left="2880" w:hanging="360"/>
+      </w:pPr>
+      <w:rPr>
+        <w:rFonts w:ascii="Symbol" w:hAnsi="Symbol" w:hint="default"/>
+        <w:sz w:val="20"/>
+      </w:rPr>
+    </w:lvl>
+    <w:lvl w:ilvl="4" w:tentative="1">
+      <w:start w:val="1"/>
+      <w:numFmt w:val="bullet"/>
+      <w:lvlText w:val=""/>
+      <w:lvlJc w:val="left"/>
+      <w:pPr>
+        <w:tabs>
+          <w:tab w:val="num" w:pos="3600"/>
+        </w:tabs>
+        <w:ind w:left="3600" w:hanging="360"/>
+      </w:pPr>
+      <w:rPr>
+        <w:rFonts w:ascii="Symbol" w:hAnsi="Symbol" w:hint="default"/>
+        <w:sz w:val="20"/>
+      </w:rPr>
+    </w:lvl>
+    <w:lvl w:ilvl="5" w:tentative="1">
+      <w:start w:val="1"/>
+      <w:numFmt w:val="bullet"/>
+      <w:lvlText w:val=""/>
+      <w:lvlJc w:val="left"/>
+      <w:pPr>
+        <w:tabs>
+          <w:tab w:val="num" w:pos="4320"/>
+        </w:tabs>
+        <w:ind w:left="4320" w:hanging="360"/>
+      </w:pPr>
+      <w:rPr>
+        <w:rFonts w:ascii="Symbol" w:hAnsi="Symbol" w:hint="default"/>
+        <w:sz w:val="20"/>
+      </w:rPr>
+    </w:lvl>
+    <w:lvl w:ilvl="6" w:tentative="1">
+      <w:start w:val="1"/>
+      <w:numFmt w:val="bullet"/>
+      <w:lvlText w:val=""/>
+      <w:lvlJc w:val="left"/>
+      <w:pPr>
+        <w:tabs>
+          <w:tab w:val="num" w:pos="5040"/>
+        </w:tabs>
+        <w:ind w:left="5040" w:hanging="360"/>
+      </w:pPr>
+      <w:rPr>
+        <w:rFonts w:ascii="Symbol" w:hAnsi="Symbol" w:hint="default"/>
+        <w:sz w:val="20"/>
+      </w:rPr>
+    </w:lvl>
+    <w:lvl w:ilvl="7" w:tentative="1">
+      <w:start w:val="1"/>
+      <w:numFmt w:val="bullet"/>
+      <w:lvlText w:val=""/>
+      <w:lvlJc w:val="left"/>
+      <w:pPr>
+        <w:tabs>
+          <w:tab w:val="num" w:pos="5760"/>
+        </w:tabs>
+        <w:ind w:left="5760" w:hanging="360"/>
+      </w:pPr>
+      <w:rPr>
+        <w:rFonts w:ascii="Symbol" w:hAnsi="Symbol" w:hint="default"/>
+        <w:sz w:val="20"/>
+      </w:rPr>
+    </w:lvl>
+    <w:lvl w:ilvl="8" w:tentative="1">
+      <w:start w:val="1"/>
+      <w:numFmt w:val="bullet"/>
+      <w:lvlText w:val=""/>
+      <w:lvlJc w:val="left"/>
+      <w:pPr>
+        <w:tabs>
+          <w:tab w:val="num" w:pos="6480"/>
+        </w:tabs>
+        <w:ind w:left="6480" w:hanging="360"/>
+      </w:pPr>
+      <w:rPr>
+        <w:rFonts w:ascii="Symbol" w:hAnsi="Symbol" w:hint="default"/>
+        <w:sz w:val="20"/>
+      </w:rPr>
+    </w:lvl>
+  </w:abstractNum>
+  <w:abstractNum w:abstractNumId="11" w15:restartNumberingAfterBreak="0">
+    <w:nsid w:val="299030FA"/>
+    <w:multiLevelType w:val="multilevel"/>
+    <w:tmpl w:val="3C5AC5A6"/>
+    <w:lvl w:ilvl="0">
+      <w:start w:val="1"/>
+      <w:numFmt w:val="bullet"/>
+      <w:lvlText w:val=""/>
+      <w:lvlJc w:val="left"/>
+      <w:pPr>
+        <w:tabs>
+          <w:tab w:val="num" w:pos="720"/>
+        </w:tabs>
+        <w:ind w:left="720" w:hanging="360"/>
+      </w:pPr>
+      <w:rPr>
+        <w:rFonts w:ascii="Symbol" w:hAnsi="Symbol" w:hint="default"/>
+        <w:sz w:val="20"/>
+      </w:rPr>
+    </w:lvl>
+    <w:lvl w:ilvl="1" w:tentative="1">
+      <w:start w:val="1"/>
+      <w:numFmt w:val="bullet"/>
+      <w:lvlText w:val=""/>
+      <w:lvlJc w:val="left"/>
+      <w:pPr>
+        <w:tabs>
+          <w:tab w:val="num" w:pos="1440"/>
+        </w:tabs>
+        <w:ind w:left="1440" w:hanging="360"/>
+      </w:pPr>
+      <w:rPr>
+        <w:rFonts w:ascii="Symbol" w:hAnsi="Symbol" w:hint="default"/>
+        <w:sz w:val="20"/>
+      </w:rPr>
+    </w:lvl>
+    <w:lvl w:ilvl="2" w:tentative="1">
+      <w:start w:val="1"/>
+      <w:numFmt w:val="bullet"/>
+      <w:lvlText w:val=""/>
+      <w:lvlJc w:val="left"/>
+      <w:pPr>
+        <w:tabs>
+          <w:tab w:val="num" w:pos="2160"/>
+        </w:tabs>
+        <w:ind w:left="2160" w:hanging="360"/>
+      </w:pPr>
+      <w:rPr>
+        <w:rFonts w:ascii="Symbol" w:hAnsi="Symbol" w:hint="default"/>
+        <w:sz w:val="20"/>
+      </w:rPr>
+    </w:lvl>
+    <w:lvl w:ilvl="3" w:tentative="1">
+      <w:start w:val="1"/>
+      <w:numFmt w:val="bullet"/>
+      <w:lvlText w:val=""/>
+      <w:lvlJc w:val="left"/>
+      <w:pPr>
+        <w:tabs>
+          <w:tab w:val="num" w:pos="2880"/>
+        </w:tabs>
+        <w:ind w:left="2880" w:hanging="360"/>
+      </w:pPr>
+      <w:rPr>
+        <w:rFonts w:ascii="Symbol" w:hAnsi="Symbol" w:hint="default"/>
+        <w:sz w:val="20"/>
+      </w:rPr>
+    </w:lvl>
+    <w:lvl w:ilvl="4" w:tentative="1">
+      <w:start w:val="1"/>
+      <w:numFmt w:val="bullet"/>
+      <w:lvlText w:val=""/>
+      <w:lvlJc w:val="left"/>
+      <w:pPr>
+        <w:tabs>
+          <w:tab w:val="num" w:pos="3600"/>
+        </w:tabs>
+        <w:ind w:left="3600" w:hanging="360"/>
+      </w:pPr>
+      <w:rPr>
+        <w:rFonts w:ascii="Symbol" w:hAnsi="Symbol" w:hint="default"/>
+        <w:sz w:val="20"/>
+      </w:rPr>
+    </w:lvl>
+    <w:lvl w:ilvl="5" w:tentative="1">
+      <w:start w:val="1"/>
+      <w:numFmt w:val="bullet"/>
+      <w:lvlText w:val=""/>
+      <w:lvlJc w:val="left"/>
+      <w:pPr>
+        <w:tabs>
+          <w:tab w:val="num" w:pos="4320"/>
+        </w:tabs>
+        <w:ind w:left="4320" w:hanging="360"/>
+      </w:pPr>
+      <w:rPr>
+        <w:rFonts w:ascii="Symbol" w:hAnsi="Symbol" w:hint="default"/>
+        <w:sz w:val="20"/>
+      </w:rPr>
+    </w:lvl>
+    <w:lvl w:ilvl="6" w:tentative="1">
+      <w:start w:val="1"/>
+      <w:numFmt w:val="bullet"/>
+      <w:lvlText w:val=""/>
+      <w:lvlJc w:val="left"/>
+      <w:pPr>
+        <w:tabs>
+          <w:tab w:val="num" w:pos="5040"/>
+        </w:tabs>
+        <w:ind w:left="5040" w:hanging="360"/>
+      </w:pPr>
+      <w:rPr>
+        <w:rFonts w:ascii="Symbol" w:hAnsi="Symbol" w:hint="default"/>
+        <w:sz w:val="20"/>
+      </w:rPr>
+    </w:lvl>
+    <w:lvl w:ilvl="7" w:tentative="1">
+      <w:start w:val="1"/>
+      <w:numFmt w:val="bullet"/>
+      <w:lvlText w:val=""/>
+      <w:lvlJc w:val="left"/>
+      <w:pPr>
+        <w:tabs>
+          <w:tab w:val="num" w:pos="5760"/>
+        </w:tabs>
+        <w:ind w:left="5760" w:hanging="360"/>
+      </w:pPr>
+      <w:rPr>
+        <w:rFonts w:ascii="Symbol" w:hAnsi="Symbol" w:hint="default"/>
+        <w:sz w:val="20"/>
+      </w:rPr>
+    </w:lvl>
+    <w:lvl w:ilvl="8" w:tentative="1">
+      <w:start w:val="1"/>
+      <w:numFmt w:val="bullet"/>
+      <w:lvlText w:val=""/>
+      <w:lvlJc w:val="left"/>
+      <w:pPr>
+        <w:tabs>
+          <w:tab w:val="num" w:pos="6480"/>
+        </w:tabs>
+        <w:ind w:left="6480" w:hanging="360"/>
+      </w:pPr>
+      <w:rPr>
+        <w:rFonts w:ascii="Symbol" w:hAnsi="Symbol" w:hint="default"/>
+        <w:sz w:val="20"/>
+      </w:rPr>
+    </w:lvl>
+  </w:abstractNum>
+  <w:abstractNum w:abstractNumId="12" w15:restartNumberingAfterBreak="0">
+    <w:nsid w:val="2D7A5B91"/>
+    <w:multiLevelType w:val="multilevel"/>
+    <w:tmpl w:val="05B07716"/>
+    <w:lvl w:ilvl="0">
+      <w:start w:val="1"/>
+      <w:numFmt w:val="bullet"/>
+      <w:lvlText w:val=""/>
+      <w:lvlJc w:val="left"/>
+      <w:pPr>
+        <w:tabs>
+          <w:tab w:val="num" w:pos="720"/>
+        </w:tabs>
+        <w:ind w:left="720" w:hanging="360"/>
+      </w:pPr>
+      <w:rPr>
+        <w:rFonts w:ascii="Symbol" w:hAnsi="Symbol" w:hint="default"/>
+        <w:sz w:val="20"/>
+      </w:rPr>
+    </w:lvl>
+    <w:lvl w:ilvl="1" w:tentative="1">
+      <w:start w:val="1"/>
+      <w:numFmt w:val="bullet"/>
+      <w:lvlText w:val=""/>
+      <w:lvlJc w:val="left"/>
+      <w:pPr>
+        <w:tabs>
+          <w:tab w:val="num" w:pos="1440"/>
+        </w:tabs>
+        <w:ind w:left="1440" w:hanging="360"/>
+      </w:pPr>
+      <w:rPr>
+        <w:rFonts w:ascii="Symbol" w:hAnsi="Symbol" w:hint="default"/>
+        <w:sz w:val="20"/>
+      </w:rPr>
+    </w:lvl>
+    <w:lvl w:ilvl="2" w:tentative="1">
+      <w:start w:val="1"/>
+      <w:numFmt w:val="bullet"/>
+      <w:lvlText w:val=""/>
+      <w:lvlJc w:val="left"/>
+      <w:pPr>
+        <w:tabs>
+          <w:tab w:val="num" w:pos="2160"/>
+        </w:tabs>
+        <w:ind w:left="2160" w:hanging="360"/>
+      </w:pPr>
+      <w:rPr>
+        <w:rFonts w:ascii="Symbol" w:hAnsi="Symbol" w:hint="default"/>
+        <w:sz w:val="20"/>
+      </w:rPr>
+    </w:lvl>
+    <w:lvl w:ilvl="3" w:tentative="1">
+      <w:start w:val="1"/>
+      <w:numFmt w:val="bullet"/>
+      <w:lvlText w:val=""/>
+      <w:lvlJc w:val="left"/>
+      <w:pPr>
+        <w:tabs>
+          <w:tab w:val="num" w:pos="2880"/>
+        </w:tabs>
+        <w:ind w:left="2880" w:hanging="360"/>
+      </w:pPr>
+      <w:rPr>
+        <w:rFonts w:ascii="Symbol" w:hAnsi="Symbol" w:hint="default"/>
+        <w:sz w:val="20"/>
+      </w:rPr>
+    </w:lvl>
+    <w:lvl w:ilvl="4" w:tentative="1">
+      <w:start w:val="1"/>
+      <w:numFmt w:val="bullet"/>
+      <w:lvlText w:val=""/>
+      <w:lvlJc w:val="left"/>
+      <w:pPr>
+        <w:tabs>
+          <w:tab w:val="num" w:pos="3600"/>
+        </w:tabs>
+        <w:ind w:left="3600" w:hanging="360"/>
+      </w:pPr>
+      <w:rPr>
+        <w:rFonts w:ascii="Symbol" w:hAnsi="Symbol" w:hint="default"/>
+        <w:sz w:val="20"/>
+      </w:rPr>
+    </w:lvl>
+    <w:lvl w:ilvl="5" w:tentative="1">
+      <w:start w:val="1"/>
+      <w:numFmt w:val="bullet"/>
+      <w:lvlText w:val=""/>
+      <w:lvlJc w:val="left"/>
+      <w:pPr>
+        <w:tabs>
+          <w:tab w:val="num" w:pos="4320"/>
+        </w:tabs>
+        <w:ind w:left="4320" w:hanging="360"/>
+      </w:pPr>
+      <w:rPr>
+        <w:rFonts w:ascii="Symbol" w:hAnsi="Symbol" w:hint="default"/>
+        <w:sz w:val="20"/>
+      </w:rPr>
+    </w:lvl>
+    <w:lvl w:ilvl="6" w:tentative="1">
+      <w:start w:val="1"/>
+      <w:numFmt w:val="bullet"/>
+      <w:lvlText w:val=""/>
+      <w:lvlJc w:val="left"/>
+      <w:pPr>
+        <w:tabs>
+          <w:tab w:val="num" w:pos="5040"/>
+        </w:tabs>
+        <w:ind w:left="5040" w:hanging="360"/>
+      </w:pPr>
+      <w:rPr>
+        <w:rFonts w:ascii="Symbol" w:hAnsi="Symbol" w:hint="default"/>
+        <w:sz w:val="20"/>
+      </w:rPr>
+    </w:lvl>
+    <w:lvl w:ilvl="7" w:tentative="1">
+      <w:start w:val="1"/>
+      <w:numFmt w:val="bullet"/>
+      <w:lvlText w:val=""/>
+      <w:lvlJc w:val="left"/>
+      <w:pPr>
+        <w:tabs>
+          <w:tab w:val="num" w:pos="5760"/>
+        </w:tabs>
+        <w:ind w:left="5760" w:hanging="360"/>
+      </w:pPr>
+      <w:rPr>
+        <w:rFonts w:ascii="Symbol" w:hAnsi="Symbol" w:hint="default"/>
+        <w:sz w:val="20"/>
+      </w:rPr>
+    </w:lvl>
+    <w:lvl w:ilvl="8" w:tentative="1">
+      <w:start w:val="1"/>
+      <w:numFmt w:val="bullet"/>
+      <w:lvlText w:val=""/>
+      <w:lvlJc w:val="left"/>
+      <w:pPr>
+        <w:tabs>
+          <w:tab w:val="num" w:pos="6480"/>
+        </w:tabs>
+        <w:ind w:left="6480" w:hanging="360"/>
+      </w:pPr>
+      <w:rPr>
+        <w:rFonts w:ascii="Symbol" w:hAnsi="Symbol" w:hint="default"/>
+        <w:sz w:val="20"/>
+      </w:rPr>
+    </w:lvl>
+  </w:abstractNum>
+  <w:abstractNum w:abstractNumId="13" w15:restartNumberingAfterBreak="0">
     <w:nsid w:val="2F174067"/>
     <w:multiLevelType w:val="multilevel"/>
     <w:tmpl w:val="FCB43A24"/>
@@ -30740,7 +33374,7 @@
       </w:rPr>
     </w:lvl>
   </w:abstractNum>
-  <w:abstractNum w:abstractNumId="11" w15:restartNumberingAfterBreak="0">
+  <w:abstractNum w:abstractNumId="14" w15:restartNumberingAfterBreak="0">
     <w:nsid w:val="35924F00"/>
     <w:multiLevelType w:val="multilevel"/>
     <w:tmpl w:val="E5BAC4B6"/>
@@ -30853,7 +33487,7 @@
       </w:pPr>
     </w:lvl>
   </w:abstractNum>
-  <w:abstractNum w:abstractNumId="12" w15:restartNumberingAfterBreak="0">
+  <w:abstractNum w:abstractNumId="15" w15:restartNumberingAfterBreak="0">
     <w:nsid w:val="3AAD4C3D"/>
     <w:multiLevelType w:val="multilevel"/>
     <w:tmpl w:val="F476E44C"/>
@@ -31002,7 +33636,7 @@
       </w:rPr>
     </w:lvl>
   </w:abstractNum>
-  <w:abstractNum w:abstractNumId="13" w15:restartNumberingAfterBreak="0">
+  <w:abstractNum w:abstractNumId="16" w15:restartNumberingAfterBreak="0">
     <w:nsid w:val="3B5C786A"/>
     <w:multiLevelType w:val="multilevel"/>
     <w:tmpl w:val="75F6EFDE"/>
@@ -31115,7 +33749,156 @@
       </w:pPr>
     </w:lvl>
   </w:abstractNum>
-  <w:abstractNum w:abstractNumId="14" w15:restartNumberingAfterBreak="0">
+  <w:abstractNum w:abstractNumId="17" w15:restartNumberingAfterBreak="0">
+    <w:nsid w:val="44FB14B2"/>
+    <w:multiLevelType w:val="multilevel"/>
+    <w:tmpl w:val="4FC0FA84"/>
+    <w:lvl w:ilvl="0">
+      <w:start w:val="1"/>
+      <w:numFmt w:val="bullet"/>
+      <w:lvlText w:val=""/>
+      <w:lvlJc w:val="left"/>
+      <w:pPr>
+        <w:tabs>
+          <w:tab w:val="num" w:pos="720"/>
+        </w:tabs>
+        <w:ind w:left="720" w:hanging="360"/>
+      </w:pPr>
+      <w:rPr>
+        <w:rFonts w:ascii="Symbol" w:hAnsi="Symbol" w:hint="default"/>
+        <w:sz w:val="20"/>
+      </w:rPr>
+    </w:lvl>
+    <w:lvl w:ilvl="1" w:tentative="1">
+      <w:start w:val="1"/>
+      <w:numFmt w:val="bullet"/>
+      <w:lvlText w:val=""/>
+      <w:lvlJc w:val="left"/>
+      <w:pPr>
+        <w:tabs>
+          <w:tab w:val="num" w:pos="1440"/>
+        </w:tabs>
+        <w:ind w:left="1440" w:hanging="360"/>
+      </w:pPr>
+      <w:rPr>
+        <w:rFonts w:ascii="Symbol" w:hAnsi="Symbol" w:hint="default"/>
+        <w:sz w:val="20"/>
+      </w:rPr>
+    </w:lvl>
+    <w:lvl w:ilvl="2" w:tentative="1">
+      <w:start w:val="1"/>
+      <w:numFmt w:val="bullet"/>
+      <w:lvlText w:val=""/>
+      <w:lvlJc w:val="left"/>
+      <w:pPr>
+        <w:tabs>
+          <w:tab w:val="num" w:pos="2160"/>
+        </w:tabs>
+        <w:ind w:left="2160" w:hanging="360"/>
+      </w:pPr>
+      <w:rPr>
+        <w:rFonts w:ascii="Symbol" w:hAnsi="Symbol" w:hint="default"/>
+        <w:sz w:val="20"/>
+      </w:rPr>
+    </w:lvl>
+    <w:lvl w:ilvl="3" w:tentative="1">
+      <w:start w:val="1"/>
+      <w:numFmt w:val="bullet"/>
+      <w:lvlText w:val=""/>
+      <w:lvlJc w:val="left"/>
+      <w:pPr>
+        <w:tabs>
+          <w:tab w:val="num" w:pos="2880"/>
+        </w:tabs>
+        <w:ind w:left="2880" w:hanging="360"/>
+      </w:pPr>
+      <w:rPr>
+        <w:rFonts w:ascii="Symbol" w:hAnsi="Symbol" w:hint="default"/>
+        <w:sz w:val="20"/>
+      </w:rPr>
+    </w:lvl>
+    <w:lvl w:ilvl="4" w:tentative="1">
+      <w:start w:val="1"/>
+      <w:numFmt w:val="bullet"/>
+      <w:lvlText w:val=""/>
+      <w:lvlJc w:val="left"/>
+      <w:pPr>
+        <w:tabs>
+          <w:tab w:val="num" w:pos="3600"/>
+        </w:tabs>
+        <w:ind w:left="3600" w:hanging="360"/>
+      </w:pPr>
+      <w:rPr>
+        <w:rFonts w:ascii="Symbol" w:hAnsi="Symbol" w:hint="default"/>
+        <w:sz w:val="20"/>
+      </w:rPr>
+    </w:lvl>
+    <w:lvl w:ilvl="5" w:tentative="1">
+      <w:start w:val="1"/>
+      <w:numFmt w:val="bullet"/>
+      <w:lvlText w:val=""/>
+      <w:lvlJc w:val="left"/>
+      <w:pPr>
+        <w:tabs>
+          <w:tab w:val="num" w:pos="4320"/>
+        </w:tabs>
+        <w:ind w:left="4320" w:hanging="360"/>
+      </w:pPr>
+      <w:rPr>
+        <w:rFonts w:ascii="Symbol" w:hAnsi="Symbol" w:hint="default"/>
+        <w:sz w:val="20"/>
+      </w:rPr>
+    </w:lvl>
+    <w:lvl w:ilvl="6" w:tentative="1">
+      <w:start w:val="1"/>
+      <w:numFmt w:val="bullet"/>
+      <w:lvlText w:val=""/>
+      <w:lvlJc w:val="left"/>
+      <w:pPr>
+        <w:tabs>
+          <w:tab w:val="num" w:pos="5040"/>
+        </w:tabs>
+        <w:ind w:left="5040" w:hanging="360"/>
+      </w:pPr>
+      <w:rPr>
+        <w:rFonts w:ascii="Symbol" w:hAnsi="Symbol" w:hint="default"/>
+        <w:sz w:val="20"/>
+      </w:rPr>
+    </w:lvl>
+    <w:lvl w:ilvl="7" w:tentative="1">
+      <w:start w:val="1"/>
+      <w:numFmt w:val="bullet"/>
+      <w:lvlText w:val=""/>
+      <w:lvlJc w:val="left"/>
+      <w:pPr>
+        <w:tabs>
+          <w:tab w:val="num" w:pos="5760"/>
+        </w:tabs>
+        <w:ind w:left="5760" w:hanging="360"/>
+      </w:pPr>
+      <w:rPr>
+        <w:rFonts w:ascii="Symbol" w:hAnsi="Symbol" w:hint="default"/>
+        <w:sz w:val="20"/>
+      </w:rPr>
+    </w:lvl>
+    <w:lvl w:ilvl="8" w:tentative="1">
+      <w:start w:val="1"/>
+      <w:numFmt w:val="bullet"/>
+      <w:lvlText w:val=""/>
+      <w:lvlJc w:val="left"/>
+      <w:pPr>
+        <w:tabs>
+          <w:tab w:val="num" w:pos="6480"/>
+        </w:tabs>
+        <w:ind w:left="6480" w:hanging="360"/>
+      </w:pPr>
+      <w:rPr>
+        <w:rFonts w:ascii="Symbol" w:hAnsi="Symbol" w:hint="default"/>
+        <w:sz w:val="20"/>
+      </w:rPr>
+    </w:lvl>
+  </w:abstractNum>
+  <w:abstractNum w:abstractNumId="18" w15:restartNumberingAfterBreak="0">
     <w:nsid w:val="4E5D1923"/>
     <w:multiLevelType w:val="multilevel"/>
     <w:tmpl w:val="0B564374"/>
@@ -31228,7 +34011,7 @@
       </w:pPr>
     </w:lvl>
   </w:abstractNum>
-  <w:abstractNum w:abstractNumId="15" w15:restartNumberingAfterBreak="0">
+  <w:abstractNum w:abstractNumId="19" w15:restartNumberingAfterBreak="0">
     <w:nsid w:val="5103190A"/>
     <w:multiLevelType w:val="multilevel"/>
     <w:tmpl w:val="A8A09D9E"/>
@@ -31377,7 +34160,7 @@
       </w:rPr>
     </w:lvl>
   </w:abstractNum>
-  <w:abstractNum w:abstractNumId="16" w15:restartNumberingAfterBreak="0">
+  <w:abstractNum w:abstractNumId="20" w15:restartNumberingAfterBreak="0">
     <w:nsid w:val="5D99058F"/>
     <w:multiLevelType w:val="multilevel"/>
     <w:tmpl w:val="D1EE39A2"/>
@@ -31490,7 +34273,7 @@
       </w:pPr>
     </w:lvl>
   </w:abstractNum>
-  <w:abstractNum w:abstractNumId="17" w15:restartNumberingAfterBreak="0">
+  <w:abstractNum w:abstractNumId="21" w15:restartNumberingAfterBreak="0">
     <w:nsid w:val="60612AEF"/>
     <w:multiLevelType w:val="multilevel"/>
     <w:tmpl w:val="86BC5D0C"/>
@@ -31607,7 +34390,7 @@
       </w:pPr>
     </w:lvl>
   </w:abstractNum>
-  <w:abstractNum w:abstractNumId="18" w15:restartNumberingAfterBreak="0">
+  <w:abstractNum w:abstractNumId="22" w15:restartNumberingAfterBreak="0">
     <w:nsid w:val="606134DD"/>
     <w:multiLevelType w:val="multilevel"/>
     <w:tmpl w:val="93AC924C"/>
@@ -31720,7 +34503,7 @@
       </w:pPr>
     </w:lvl>
   </w:abstractNum>
-  <w:abstractNum w:abstractNumId="19" w15:restartNumberingAfterBreak="0">
+  <w:abstractNum w:abstractNumId="23" w15:restartNumberingAfterBreak="0">
     <w:nsid w:val="69244E7A"/>
     <w:multiLevelType w:val="multilevel"/>
     <w:tmpl w:val="D820DD34"/>
@@ -31869,7 +34652,7 @@
       </w:rPr>
     </w:lvl>
   </w:abstractNum>
-  <w:abstractNum w:abstractNumId="20" w15:restartNumberingAfterBreak="0">
+  <w:abstractNum w:abstractNumId="24" w15:restartNumberingAfterBreak="0">
     <w:nsid w:val="78966E5B"/>
     <w:multiLevelType w:val="multilevel"/>
     <w:tmpl w:val="ED36EF66"/>
@@ -31983,7 +34766,7 @@
     </w:lvl>
   </w:abstractNum>
   <w:num w:numId="1" w16cid:durableId="430977924">
-    <w:abstractNumId w:val="15"/>
+    <w:abstractNumId w:val="19"/>
   </w:num>
   <w:num w:numId="2" w16cid:durableId="786898390">
     <w:abstractNumId w:val="2"/>
@@ -31995,22 +34778,22 @@
     <w:abstractNumId w:val="1"/>
   </w:num>
   <w:num w:numId="5" w16cid:durableId="1155026178">
-    <w:abstractNumId w:val="16"/>
+    <w:abstractNumId w:val="20"/>
   </w:num>
   <w:num w:numId="6" w16cid:durableId="1097562786">
     <w:abstractNumId w:val="3"/>
   </w:num>
   <w:num w:numId="7" w16cid:durableId="1915428224">
-    <w:abstractNumId w:val="10"/>
+    <w:abstractNumId w:val="13"/>
   </w:num>
   <w:num w:numId="8" w16cid:durableId="1189416595">
-    <w:abstractNumId w:val="19"/>
+    <w:abstractNumId w:val="23"/>
   </w:num>
   <w:num w:numId="9" w16cid:durableId="186061792">
-    <w:abstractNumId w:val="14"/>
+    <w:abstractNumId w:val="18"/>
   </w:num>
   <w:num w:numId="10" w16cid:durableId="1390491691">
-    <w:abstractNumId w:val="13"/>
+    <w:abstractNumId w:val="16"/>
   </w:num>
   <w:num w:numId="11" w16cid:durableId="1642420085">
     <w:abstractNumId w:val="4"/>
@@ -32019,13 +34802,13 @@
     <w:abstractNumId w:val="6"/>
   </w:num>
   <w:num w:numId="13" w16cid:durableId="1840264699">
-    <w:abstractNumId w:val="12"/>
+    <w:abstractNumId w:val="15"/>
   </w:num>
   <w:num w:numId="14" w16cid:durableId="294529380">
-    <w:abstractNumId w:val="11"/>
+    <w:abstractNumId w:val="14"/>
   </w:num>
   <w:num w:numId="15" w16cid:durableId="339436240">
-    <w:abstractNumId w:val="17"/>
+    <w:abstractNumId w:val="21"/>
   </w:num>
   <w:num w:numId="16" w16cid:durableId="1705130765">
     <w:abstractNumId w:val="0"/>
@@ -32037,13 +34820,25 @@
     <w:abstractNumId w:val="8"/>
   </w:num>
   <w:num w:numId="19" w16cid:durableId="1924800153">
-    <w:abstractNumId w:val="20"/>
+    <w:abstractNumId w:val="24"/>
   </w:num>
   <w:num w:numId="20" w16cid:durableId="1696881846">
     <w:abstractNumId w:val="7"/>
   </w:num>
   <w:num w:numId="21" w16cid:durableId="125709612">
-    <w:abstractNumId w:val="18"/>
+    <w:abstractNumId w:val="22"/>
+  </w:num>
+  <w:num w:numId="22" w16cid:durableId="965240863">
+    <w:abstractNumId w:val="10"/>
+  </w:num>
+  <w:num w:numId="23" w16cid:durableId="457257707">
+    <w:abstractNumId w:val="17"/>
+  </w:num>
+  <w:num w:numId="24" w16cid:durableId="212891469">
+    <w:abstractNumId w:val="12"/>
+  </w:num>
+  <w:num w:numId="25" w16cid:durableId="274800069">
+    <w:abstractNumId w:val="11"/>
   </w:num>
 </w:numbering>
 </file>

--- a/google_adsens.docx
+++ b/google_adsens.docx
@@ -30398,7 +30398,7 @@
     <w:p>
       <w:r>
         <w:pict w14:anchorId="6FE59F93">
-          <v:rect id="_x0000_i1032" style="width:444pt;height:.75pt" o:hrpct="0" o:hralign="center" o:hrstd="t" o:hr="t" fillcolor="#a0a0a0" stroked="f"/>
+          <v:rect id="_x0000_i1026" style="width:444pt;height:.75pt" o:hrpct="0" o:hralign="center" o:hrstd="t" o:hr="t" fillcolor="#a0a0a0" stroked="f"/>
         </w:pict>
       </w:r>
     </w:p>
@@ -31415,6 +31415,46 @@
         <w:t>)!</w:t>
       </w:r>
     </w:p>
+    <w:p>
+      <w:r>
+        <w:drawing>
+          <wp:inline distT="0" distB="0" distL="0" distR="0" wp14:anchorId="6681DED3" wp14:editId="2875C54F">
+            <wp:extent cx="5943600" cy="2669540"/>
+            <wp:effectExtent l="0" t="0" r="0" b="0"/>
+            <wp:docPr id="199562245" name="Picture 1"/>
+            <wp:cNvGraphicFramePr>
+              <a:graphicFrameLocks xmlns:a="http://schemas.openxmlformats.org/drawingml/2006/main" noChangeAspect="1"/>
+            </wp:cNvGraphicFramePr>
+            <a:graphic xmlns:a="http://schemas.openxmlformats.org/drawingml/2006/main">
+              <a:graphicData uri="http://schemas.openxmlformats.org/drawingml/2006/picture">
+                <pic:pic xmlns:pic="http://schemas.openxmlformats.org/drawingml/2006/picture">
+                  <pic:nvPicPr>
+                    <pic:cNvPr id="199562245" name=""/>
+                    <pic:cNvPicPr/>
+                  </pic:nvPicPr>
+                  <pic:blipFill>
+                    <a:blip r:embed="rId10"/>
+                    <a:stretch>
+                      <a:fillRect/>
+                    </a:stretch>
+                  </pic:blipFill>
+                  <pic:spPr>
+                    <a:xfrm>
+                      <a:off x="0" y="0"/>
+                      <a:ext cx="5943600" cy="2669540"/>
+                    </a:xfrm>
+                    <a:prstGeom prst="rect">
+                      <a:avLst/>
+                    </a:prstGeom>
+                  </pic:spPr>
+                </pic:pic>
+              </a:graphicData>
+            </a:graphic>
+          </wp:inline>
+        </w:drawing>
+      </w:r>
+    </w:p>
+    <w:p/>
     <w:p/>
     <w:sectPr>
       <w:pgSz w:w="12240" w:h="15840"/>
@@ -35446,6 +35486,7 @@
   <w:style w:type="character" w:default="1" w:styleId="DefaultParagraphFont">
     <w:name w:val="Default Paragraph Font"/>
     <w:uiPriority w:val="1"/>
+    <w:semiHidden/>
     <w:unhideWhenUsed/>
   </w:style>
   <w:style w:type="table" w:default="1" w:styleId="TableNormal">

--- a/google_adsens.docx
+++ b/google_adsens.docx
@@ -31452,6 +31452,8555 @@
             </a:graphic>
           </wp:inline>
         </w:drawing>
+      </w:r>
+    </w:p>
+    <w:p/>
+    <w:p>
+      <w:proofErr w:type="spellStart"/>
+      <w:r>
+        <w:t>imi</w:t>
+      </w:r>
+      <w:proofErr w:type="spellEnd"/>
+      <w:r>
+        <w:t xml:space="preserve"> </w:t>
+      </w:r>
+      <w:proofErr w:type="spellStart"/>
+      <w:r>
+        <w:t>apare</w:t>
+      </w:r>
+      <w:proofErr w:type="spellEnd"/>
+      <w:r>
+        <w:t xml:space="preserve"> cand ma </w:t>
+      </w:r>
+      <w:proofErr w:type="spellStart"/>
+      <w:r>
+        <w:t>duc</w:t>
+      </w:r>
+      <w:proofErr w:type="spellEnd"/>
+      <w:r>
+        <w:t xml:space="preserve"> </w:t>
+      </w:r>
+      <w:proofErr w:type="spellStart"/>
+      <w:r>
+        <w:t>jos</w:t>
+      </w:r>
+      <w:proofErr w:type="spellEnd"/>
+      <w:r>
+        <w:t xml:space="preserve"> in </w:t>
+      </w:r>
+      <w:proofErr w:type="spellStart"/>
+      <w:r>
+        <w:t>pagina</w:t>
+      </w:r>
+      <w:proofErr w:type="spellEnd"/>
+      <w:r>
+        <w:t xml:space="preserve"> pop-up </w:t>
+      </w:r>
+      <w:proofErr w:type="spellStart"/>
+      <w:r>
+        <w:t>inainte</w:t>
+      </w:r>
+      <w:proofErr w:type="spellEnd"/>
+      <w:r>
+        <w:t xml:space="preserve"> </w:t>
+      </w:r>
+      <w:proofErr w:type="spellStart"/>
+      <w:r>
+        <w:t>sa</w:t>
+      </w:r>
+      <w:proofErr w:type="spellEnd"/>
+      <w:r>
+        <w:t xml:space="preserve"> </w:t>
+      </w:r>
+      <w:proofErr w:type="spellStart"/>
+      <w:r>
+        <w:t>descarc</w:t>
+      </w:r>
+      <w:proofErr w:type="spellEnd"/>
+      <w:r>
+        <w:t xml:space="preserve"> pdf direct in browser</w:t>
+      </w:r>
+    </w:p>
+    <w:p>
+      <w:r>
+        <w:lastRenderedPageBreak/>
+        <w:t>5:36 PM</w:t>
+      </w:r>
+    </w:p>
+    <w:p>
+      <w:r>
+        <w:t xml:space="preserve">Haha, exact! </w:t>
+      </w:r>
+      <w:proofErr w:type="spellStart"/>
+      <w:r>
+        <w:t>Și</w:t>
+      </w:r>
+      <w:proofErr w:type="spellEnd"/>
+      <w:r>
+        <w:t xml:space="preserve"> </w:t>
+      </w:r>
+      <w:proofErr w:type="spellStart"/>
+      <w:r>
+        <w:t>acela</w:t>
+      </w:r>
+      <w:proofErr w:type="spellEnd"/>
+      <w:r>
+        <w:t xml:space="preserve"> </w:t>
+      </w:r>
+      <w:proofErr w:type="spellStart"/>
+      <w:r>
+        <w:t>este</w:t>
+      </w:r>
+      <w:proofErr w:type="spellEnd"/>
+      <w:r>
+        <w:t xml:space="preserve"> tot "</w:t>
+      </w:r>
+      <w:proofErr w:type="spellStart"/>
+      <w:r>
+        <w:t>capcana</w:t>
+      </w:r>
+      <w:proofErr w:type="spellEnd"/>
+      <w:r>
+        <w:t xml:space="preserve">" </w:t>
+      </w:r>
+      <w:proofErr w:type="spellStart"/>
+      <w:r>
+        <w:t>noastră</w:t>
+      </w:r>
+      <w:proofErr w:type="spellEnd"/>
+      <w:r>
+        <w:t xml:space="preserve"> de marketing! </w:t>
+      </w:r>
+      <w:r>
+        <w:rPr>
+          <w:rFonts w:ascii="Segoe UI Emoji" w:hAnsi="Segoe UI Emoji" w:cs="Segoe UI Emoji"/>
+        </w:rPr>
+        <w:t>😂</w:t>
+      </w:r>
+    </w:p>
+    <w:p>
+      <w:r>
+        <w:t xml:space="preserve">Am </w:t>
+      </w:r>
+      <w:proofErr w:type="spellStart"/>
+      <w:r>
+        <w:t>programat</w:t>
+      </w:r>
+      <w:proofErr w:type="spellEnd"/>
+      <w:r>
+        <w:t xml:space="preserve"> </w:t>
+      </w:r>
+      <w:proofErr w:type="spellStart"/>
+      <w:r>
+        <w:t>intenționat</w:t>
+      </w:r>
+      <w:proofErr w:type="spellEnd"/>
+      <w:r>
+        <w:t xml:space="preserve"> </w:t>
+      </w:r>
+      <w:proofErr w:type="spellStart"/>
+      <w:r>
+        <w:t>platforma</w:t>
+      </w:r>
+      <w:proofErr w:type="spellEnd"/>
+      <w:r>
+        <w:t xml:space="preserve"> </w:t>
+      </w:r>
+      <w:proofErr w:type="spellStart"/>
+      <w:r>
+        <w:t>în</w:t>
+      </w:r>
+      <w:proofErr w:type="spellEnd"/>
+      <w:r>
+        <w:t xml:space="preserve"> </w:t>
+      </w:r>
+      <w:proofErr w:type="spellStart"/>
+      <w:r>
+        <w:t>felul</w:t>
+      </w:r>
+      <w:proofErr w:type="spellEnd"/>
+      <w:r>
+        <w:t xml:space="preserve"> </w:t>
+      </w:r>
+      <w:proofErr w:type="spellStart"/>
+      <w:r>
+        <w:t>următor</w:t>
+      </w:r>
+      <w:proofErr w:type="spellEnd"/>
+      <w:r>
+        <w:t xml:space="preserve">: </w:t>
+      </w:r>
+      <w:proofErr w:type="spellStart"/>
+      <w:r>
+        <w:t>când</w:t>
+      </w:r>
+      <w:proofErr w:type="spellEnd"/>
+      <w:r>
+        <w:t xml:space="preserve"> un </w:t>
+      </w:r>
+      <w:proofErr w:type="spellStart"/>
+      <w:r>
+        <w:t>utilizator</w:t>
+      </w:r>
+      <w:proofErr w:type="spellEnd"/>
+      <w:r>
+        <w:t xml:space="preserve"> </w:t>
+      </w:r>
+      <w:proofErr w:type="spellStart"/>
+      <w:r>
+        <w:t>neplătitor</w:t>
+      </w:r>
+      <w:proofErr w:type="spellEnd"/>
+      <w:r>
+        <w:t xml:space="preserve"> </w:t>
+      </w:r>
+      <w:proofErr w:type="spellStart"/>
+      <w:r>
+        <w:t>dă</w:t>
+      </w:r>
+      <w:proofErr w:type="spellEnd"/>
+      <w:r>
+        <w:t xml:space="preserve"> scroll </w:t>
+      </w:r>
+      <w:proofErr w:type="spellStart"/>
+      <w:r>
+        <w:t>și</w:t>
+      </w:r>
+      <w:proofErr w:type="spellEnd"/>
+      <w:r>
+        <w:t xml:space="preserve"> </w:t>
+      </w:r>
+      <w:proofErr w:type="spellStart"/>
+      <w:r>
+        <w:t>ajunge</w:t>
+      </w:r>
+      <w:proofErr w:type="spellEnd"/>
+      <w:r>
+        <w:t xml:space="preserve"> la 85% din </w:t>
+      </w:r>
+      <w:proofErr w:type="spellStart"/>
+      <w:r>
+        <w:t>citirea</w:t>
+      </w:r>
+      <w:proofErr w:type="spellEnd"/>
+      <w:r>
+        <w:t xml:space="preserve"> </w:t>
+      </w:r>
+      <w:proofErr w:type="spellStart"/>
+      <w:r>
+        <w:t>planului</w:t>
+      </w:r>
+      <w:proofErr w:type="spellEnd"/>
+      <w:r>
+        <w:t xml:space="preserve"> (fix </w:t>
+      </w:r>
+      <w:proofErr w:type="spellStart"/>
+      <w:r>
+        <w:t>când</w:t>
+      </w:r>
+      <w:proofErr w:type="spellEnd"/>
+      <w:r>
+        <w:t xml:space="preserve"> a </w:t>
+      </w:r>
+      <w:proofErr w:type="spellStart"/>
+      <w:r>
+        <w:t>devenit</w:t>
+      </w:r>
+      <w:proofErr w:type="spellEnd"/>
+      <w:r>
+        <w:t xml:space="preserve"> </w:t>
+      </w:r>
+      <w:proofErr w:type="spellStart"/>
+      <w:r>
+        <w:t>foarte</w:t>
+      </w:r>
+      <w:proofErr w:type="spellEnd"/>
+      <w:r>
+        <w:t xml:space="preserve"> </w:t>
+      </w:r>
+      <w:proofErr w:type="spellStart"/>
+      <w:r>
+        <w:t>interesat</w:t>
+      </w:r>
+      <w:proofErr w:type="spellEnd"/>
+      <w:r>
+        <w:t xml:space="preserve"> </w:t>
+      </w:r>
+      <w:proofErr w:type="spellStart"/>
+      <w:r>
+        <w:t>și</w:t>
+      </w:r>
+      <w:proofErr w:type="spellEnd"/>
+      <w:r>
+        <w:t xml:space="preserve"> </w:t>
+      </w:r>
+      <w:proofErr w:type="spellStart"/>
+      <w:r>
+        <w:t>vrea</w:t>
+      </w:r>
+      <w:proofErr w:type="spellEnd"/>
+      <w:r>
+        <w:t xml:space="preserve"> </w:t>
+      </w:r>
+      <w:proofErr w:type="spellStart"/>
+      <w:r>
+        <w:t>să</w:t>
+      </w:r>
+      <w:proofErr w:type="spellEnd"/>
+      <w:r>
+        <w:t xml:space="preserve"> </w:t>
+      </w:r>
+      <w:proofErr w:type="spellStart"/>
+      <w:r>
+        <w:t>vadă</w:t>
+      </w:r>
+      <w:proofErr w:type="spellEnd"/>
+      <w:r>
+        <w:t xml:space="preserve"> </w:t>
+      </w:r>
+      <w:proofErr w:type="spellStart"/>
+      <w:r>
+        <w:t>finalul</w:t>
+      </w:r>
+      <w:proofErr w:type="spellEnd"/>
+      <w:r>
+        <w:t xml:space="preserve"> </w:t>
+      </w:r>
+      <w:proofErr w:type="spellStart"/>
+      <w:r>
+        <w:t>sau</w:t>
+      </w:r>
+      <w:proofErr w:type="spellEnd"/>
+      <w:r>
+        <w:t xml:space="preserve"> </w:t>
+      </w:r>
+      <w:proofErr w:type="spellStart"/>
+      <w:r>
+        <w:t>să</w:t>
+      </w:r>
+      <w:proofErr w:type="spellEnd"/>
+      <w:r>
+        <w:t xml:space="preserve">-l </w:t>
+      </w:r>
+      <w:proofErr w:type="spellStart"/>
+      <w:r>
+        <w:t>descarce</w:t>
+      </w:r>
+      <w:proofErr w:type="spellEnd"/>
+      <w:r>
+        <w:t xml:space="preserve">), </w:t>
+      </w:r>
+      <w:proofErr w:type="spellStart"/>
+      <w:r>
+        <w:t>îi</w:t>
+      </w:r>
+      <w:proofErr w:type="spellEnd"/>
+      <w:r>
+        <w:t xml:space="preserve"> </w:t>
+      </w:r>
+      <w:proofErr w:type="spellStart"/>
+      <w:r>
+        <w:t>afișăm</w:t>
+      </w:r>
+      <w:proofErr w:type="spellEnd"/>
+      <w:r>
+        <w:t xml:space="preserve"> direct Paywall-ul </w:t>
+      </w:r>
+      <w:proofErr w:type="spellStart"/>
+      <w:r>
+        <w:t>prin</w:t>
+      </w:r>
+      <w:proofErr w:type="spellEnd"/>
+      <w:r>
+        <w:t xml:space="preserve"> care </w:t>
+      </w:r>
+      <w:proofErr w:type="spellStart"/>
+      <w:r>
+        <w:t>îi</w:t>
+      </w:r>
+      <w:proofErr w:type="spellEnd"/>
+      <w:r>
+        <w:t xml:space="preserve"> </w:t>
+      </w:r>
+      <w:proofErr w:type="spellStart"/>
+      <w:r>
+        <w:t>cerem</w:t>
+      </w:r>
+      <w:proofErr w:type="spellEnd"/>
+      <w:r>
+        <w:t xml:space="preserve"> </w:t>
+      </w:r>
+      <w:proofErr w:type="spellStart"/>
+      <w:r>
+        <w:t>banii</w:t>
+      </w:r>
+      <w:proofErr w:type="spellEnd"/>
+      <w:r>
+        <w:t xml:space="preserve"> ca </w:t>
+      </w:r>
+      <w:proofErr w:type="spellStart"/>
+      <w:r>
+        <w:t>să</w:t>
+      </w:r>
+      <w:proofErr w:type="spellEnd"/>
+      <w:r>
+        <w:t xml:space="preserve"> </w:t>
+      </w:r>
+      <w:proofErr w:type="spellStart"/>
+      <w:r>
+        <w:t>poată</w:t>
+      </w:r>
+      <w:proofErr w:type="spellEnd"/>
+      <w:r>
+        <w:t xml:space="preserve"> </w:t>
+      </w:r>
+      <w:proofErr w:type="spellStart"/>
+      <w:r>
+        <w:t>vedea</w:t>
+      </w:r>
+      <w:proofErr w:type="spellEnd"/>
+      <w:r>
+        <w:t>/</w:t>
+      </w:r>
+      <w:proofErr w:type="spellStart"/>
+      <w:r>
+        <w:t>descărca</w:t>
+      </w:r>
+      <w:proofErr w:type="spellEnd"/>
+      <w:r>
+        <w:t xml:space="preserve"> tot. E o </w:t>
+      </w:r>
+      <w:proofErr w:type="spellStart"/>
+      <w:r>
+        <w:t>tactică</w:t>
+      </w:r>
+      <w:proofErr w:type="spellEnd"/>
+      <w:r>
+        <w:t xml:space="preserve"> de </w:t>
+      </w:r>
+      <w:proofErr w:type="spellStart"/>
+      <w:r>
+        <w:t>conversie</w:t>
+      </w:r>
+      <w:proofErr w:type="spellEnd"/>
+      <w:r>
+        <w:t xml:space="preserve"> </w:t>
+      </w:r>
+      <w:proofErr w:type="spellStart"/>
+      <w:r>
+        <w:t>extrem</w:t>
+      </w:r>
+      <w:proofErr w:type="spellEnd"/>
+      <w:r>
+        <w:t xml:space="preserve"> de </w:t>
+      </w:r>
+      <w:proofErr w:type="spellStart"/>
+      <w:r>
+        <w:t>folosită</w:t>
+      </w:r>
+      <w:proofErr w:type="spellEnd"/>
+      <w:r>
+        <w:t xml:space="preserve"> pe site-urile de </w:t>
+      </w:r>
+      <w:proofErr w:type="spellStart"/>
+      <w:r>
+        <w:t>specialitate</w:t>
+      </w:r>
+      <w:proofErr w:type="spellEnd"/>
+      <w:r>
+        <w:t>!</w:t>
+      </w:r>
+    </w:p>
+    <w:p>
+      <w:proofErr w:type="spellStart"/>
+      <w:r>
+        <w:t>Însă</w:t>
+      </w:r>
+      <w:proofErr w:type="spellEnd"/>
+      <w:r>
+        <w:t>, </w:t>
+      </w:r>
+      <w:proofErr w:type="spellStart"/>
+      <w:r>
+        <w:rPr>
+          <w:b/>
+          <w:bCs/>
+        </w:rPr>
+        <w:t>deoarece</w:t>
+      </w:r>
+      <w:proofErr w:type="spellEnd"/>
+      <w:r>
+        <w:rPr>
+          <w:b/>
+          <w:bCs/>
+        </w:rPr>
+        <w:t xml:space="preserve"> </w:t>
+      </w:r>
+      <w:proofErr w:type="spellStart"/>
+      <w:r>
+        <w:rPr>
+          <w:b/>
+          <w:bCs/>
+        </w:rPr>
+        <w:t>tocmai</w:t>
+      </w:r>
+      <w:proofErr w:type="spellEnd"/>
+      <w:r>
+        <w:rPr>
+          <w:b/>
+          <w:bCs/>
+        </w:rPr>
+        <w:t xml:space="preserve"> </w:t>
+      </w:r>
+      <w:proofErr w:type="spellStart"/>
+      <w:r>
+        <w:rPr>
+          <w:b/>
+          <w:bCs/>
+        </w:rPr>
+        <w:t>ți</w:t>
+      </w:r>
+      <w:proofErr w:type="spellEnd"/>
+      <w:r>
+        <w:rPr>
+          <w:b/>
+          <w:bCs/>
+        </w:rPr>
+        <w:t xml:space="preserve">-am </w:t>
+      </w:r>
+      <w:proofErr w:type="spellStart"/>
+      <w:r>
+        <w:rPr>
+          <w:b/>
+          <w:bCs/>
+        </w:rPr>
+        <w:t>transformat</w:t>
+      </w:r>
+      <w:proofErr w:type="spellEnd"/>
+      <w:r>
+        <w:rPr>
+          <w:b/>
+          <w:bCs/>
+        </w:rPr>
+        <w:t xml:space="preserve"> </w:t>
+      </w:r>
+      <w:proofErr w:type="spellStart"/>
+      <w:r>
+        <w:rPr>
+          <w:b/>
+          <w:bCs/>
+        </w:rPr>
+        <w:t>contul</w:t>
+      </w:r>
+      <w:proofErr w:type="spellEnd"/>
+      <w:r>
+        <w:rPr>
+          <w:b/>
+          <w:bCs/>
+        </w:rPr>
+        <w:t xml:space="preserve"> </w:t>
+      </w:r>
+      <w:proofErr w:type="spellStart"/>
+      <w:r>
+        <w:rPr>
+          <w:b/>
+          <w:bCs/>
+        </w:rPr>
+        <w:t>tău</w:t>
+      </w:r>
+      <w:proofErr w:type="spellEnd"/>
+      <w:r>
+        <w:rPr>
+          <w:b/>
+          <w:bCs/>
+        </w:rPr>
+        <w:t xml:space="preserve"> </w:t>
+      </w:r>
+      <w:proofErr w:type="spellStart"/>
+      <w:r>
+        <w:rPr>
+          <w:b/>
+          <w:bCs/>
+        </w:rPr>
+        <w:t>în</w:t>
+      </w:r>
+      <w:proofErr w:type="spellEnd"/>
+      <w:r>
+        <w:rPr>
+          <w:b/>
+          <w:bCs/>
+        </w:rPr>
+        <w:t xml:space="preserve"> Premium din cod</w:t>
+      </w:r>
+      <w:r>
+        <w:t xml:space="preserve">, </w:t>
+      </w:r>
+      <w:proofErr w:type="spellStart"/>
+      <w:r>
+        <w:t>nici</w:t>
+      </w:r>
+      <w:proofErr w:type="spellEnd"/>
+      <w:r>
+        <w:t xml:space="preserve"> </w:t>
+      </w:r>
+      <w:proofErr w:type="spellStart"/>
+      <w:r>
+        <w:t>acest</w:t>
+      </w:r>
+      <w:proofErr w:type="spellEnd"/>
+      <w:r>
+        <w:t xml:space="preserve"> pop-up la scroll nu </w:t>
+      </w:r>
+      <w:proofErr w:type="spellStart"/>
+      <w:r>
+        <w:t>îți</w:t>
+      </w:r>
+      <w:proofErr w:type="spellEnd"/>
+      <w:r>
+        <w:t xml:space="preserve"> </w:t>
+      </w:r>
+      <w:proofErr w:type="spellStart"/>
+      <w:r>
+        <w:t>va</w:t>
+      </w:r>
+      <w:proofErr w:type="spellEnd"/>
+      <w:r>
+        <w:t xml:space="preserve"> </w:t>
+      </w:r>
+      <w:proofErr w:type="spellStart"/>
+      <w:r>
+        <w:t>mai</w:t>
+      </w:r>
+      <w:proofErr w:type="spellEnd"/>
+      <w:r>
+        <w:t xml:space="preserve"> </w:t>
+      </w:r>
+      <w:proofErr w:type="spellStart"/>
+      <w:r>
+        <w:t>apărea</w:t>
+      </w:r>
+      <w:proofErr w:type="spellEnd"/>
+      <w:r>
+        <w:t xml:space="preserve"> </w:t>
+      </w:r>
+      <w:proofErr w:type="spellStart"/>
+      <w:r>
+        <w:t>ție</w:t>
+      </w:r>
+      <w:proofErr w:type="spellEnd"/>
+      <w:r>
+        <w:t>.</w:t>
+      </w:r>
+    </w:p>
+    <w:p>
+      <w:r>
+        <w:t xml:space="preserve">Ai </w:t>
+      </w:r>
+      <w:proofErr w:type="spellStart"/>
+      <w:r>
+        <w:t>nevoie</w:t>
+      </w:r>
+      <w:proofErr w:type="spellEnd"/>
+      <w:r>
+        <w:t xml:space="preserve"> </w:t>
+      </w:r>
+      <w:proofErr w:type="spellStart"/>
+      <w:r>
+        <w:t>doar</w:t>
+      </w:r>
+      <w:proofErr w:type="spellEnd"/>
+      <w:r>
+        <w:t> </w:t>
+      </w:r>
+      <w:proofErr w:type="spellStart"/>
+      <w:r>
+        <w:rPr>
+          <w:b/>
+          <w:bCs/>
+        </w:rPr>
+        <w:t>să</w:t>
+      </w:r>
+      <w:proofErr w:type="spellEnd"/>
+      <w:r>
+        <w:rPr>
+          <w:b/>
+          <w:bCs/>
+        </w:rPr>
+        <w:t xml:space="preserve"> </w:t>
+      </w:r>
+      <w:proofErr w:type="spellStart"/>
+      <w:r>
+        <w:rPr>
+          <w:b/>
+          <w:bCs/>
+        </w:rPr>
+        <w:t>dai</w:t>
+      </w:r>
+      <w:proofErr w:type="spellEnd"/>
+      <w:r>
+        <w:rPr>
+          <w:b/>
+          <w:bCs/>
+        </w:rPr>
+        <w:t xml:space="preserve"> un </w:t>
+      </w:r>
+      <w:proofErr w:type="spellStart"/>
+      <w:r>
+        <w:rPr>
+          <w:b/>
+          <w:bCs/>
+        </w:rPr>
+        <w:t>simplu</w:t>
+      </w:r>
+      <w:proofErr w:type="spellEnd"/>
+      <w:r>
+        <w:rPr>
+          <w:b/>
+          <w:bCs/>
+        </w:rPr>
+        <w:t xml:space="preserve"> Refresh (F5) la </w:t>
+      </w:r>
+      <w:proofErr w:type="spellStart"/>
+      <w:r>
+        <w:rPr>
+          <w:b/>
+          <w:bCs/>
+        </w:rPr>
+        <w:t>pagină</w:t>
+      </w:r>
+      <w:proofErr w:type="spellEnd"/>
+      <w:r>
+        <w:rPr>
+          <w:b/>
+          <w:bCs/>
+        </w:rPr>
+        <w:t xml:space="preserve"> </w:t>
+      </w:r>
+      <w:proofErr w:type="spellStart"/>
+      <w:r>
+        <w:rPr>
+          <w:b/>
+          <w:bCs/>
+        </w:rPr>
+        <w:t>în</w:t>
+      </w:r>
+      <w:proofErr w:type="spellEnd"/>
+      <w:r>
+        <w:rPr>
+          <w:b/>
+          <w:bCs/>
+        </w:rPr>
+        <w:t xml:space="preserve"> browser</w:t>
+      </w:r>
+      <w:r>
+        <w:t xml:space="preserve">. Din </w:t>
+      </w:r>
+      <w:proofErr w:type="spellStart"/>
+      <w:r>
+        <w:t>momentul</w:t>
+      </w:r>
+      <w:proofErr w:type="spellEnd"/>
+      <w:r>
+        <w:t xml:space="preserve"> </w:t>
+      </w:r>
+      <w:proofErr w:type="spellStart"/>
+      <w:r>
+        <w:t>în</w:t>
+      </w:r>
+      <w:proofErr w:type="spellEnd"/>
+      <w:r>
+        <w:t xml:space="preserve"> care ai </w:t>
+      </w:r>
+      <w:proofErr w:type="spellStart"/>
+      <w:r>
+        <w:t>dat</w:t>
+      </w:r>
+      <w:proofErr w:type="spellEnd"/>
+      <w:r>
+        <w:t xml:space="preserve"> refresh ca </w:t>
+      </w:r>
+      <w:proofErr w:type="spellStart"/>
+      <w:r>
+        <w:t>să</w:t>
+      </w:r>
+      <w:proofErr w:type="spellEnd"/>
+      <w:r>
+        <w:t xml:space="preserve"> se </w:t>
+      </w:r>
+      <w:proofErr w:type="spellStart"/>
+      <w:r>
+        <w:t>aplice</w:t>
+      </w:r>
+      <w:proofErr w:type="spellEnd"/>
+      <w:r>
+        <w:t xml:space="preserve"> </w:t>
+      </w:r>
+      <w:proofErr w:type="spellStart"/>
+      <w:r>
+        <w:t>noul</w:t>
+      </w:r>
+      <w:proofErr w:type="spellEnd"/>
+      <w:r>
+        <w:t xml:space="preserve"> cod:</w:t>
+      </w:r>
+    </w:p>
+    <w:p>
+      <w:pPr>
+        <w:numPr>
+          <w:ilvl w:val="0"/>
+          <w:numId w:val="26"/>
+        </w:numPr>
+      </w:pPr>
+      <w:proofErr w:type="spellStart"/>
+      <w:r>
+        <w:t>Poți</w:t>
+      </w:r>
+      <w:proofErr w:type="spellEnd"/>
+      <w:r>
+        <w:t xml:space="preserve"> da scroll </w:t>
+      </w:r>
+      <w:proofErr w:type="spellStart"/>
+      <w:r>
+        <w:t>până</w:t>
+      </w:r>
+      <w:proofErr w:type="spellEnd"/>
+      <w:r>
+        <w:t xml:space="preserve"> </w:t>
+      </w:r>
+      <w:proofErr w:type="spellStart"/>
+      <w:r>
+        <w:t>jos</w:t>
+      </w:r>
+      <w:proofErr w:type="spellEnd"/>
+      <w:r>
+        <w:t xml:space="preserve"> de tot </w:t>
+      </w:r>
+      <w:proofErr w:type="spellStart"/>
+      <w:r>
+        <w:t>fără</w:t>
+      </w:r>
+      <w:proofErr w:type="spellEnd"/>
+      <w:r>
+        <w:t xml:space="preserve"> </w:t>
+      </w:r>
+      <w:proofErr w:type="spellStart"/>
+      <w:r>
+        <w:t>să</w:t>
+      </w:r>
+      <w:proofErr w:type="spellEnd"/>
+      <w:r>
+        <w:t xml:space="preserve"> </w:t>
+      </w:r>
+      <w:proofErr w:type="spellStart"/>
+      <w:r>
+        <w:t>mai</w:t>
+      </w:r>
+      <w:proofErr w:type="spellEnd"/>
+      <w:r>
+        <w:t xml:space="preserve"> </w:t>
+      </w:r>
+      <w:proofErr w:type="spellStart"/>
+      <w:r>
+        <w:t>sară</w:t>
+      </w:r>
+      <w:proofErr w:type="spellEnd"/>
+      <w:r>
+        <w:t xml:space="preserve"> </w:t>
+      </w:r>
+      <w:proofErr w:type="spellStart"/>
+      <w:r>
+        <w:t>vreo</w:t>
+      </w:r>
+      <w:proofErr w:type="spellEnd"/>
+      <w:r>
+        <w:t xml:space="preserve"> </w:t>
+      </w:r>
+      <w:proofErr w:type="spellStart"/>
+      <w:r>
+        <w:t>fereastră</w:t>
+      </w:r>
+      <w:proofErr w:type="spellEnd"/>
+      <w:r>
+        <w:t>.</w:t>
+      </w:r>
+    </w:p>
+    <w:p>
+      <w:pPr>
+        <w:numPr>
+          <w:ilvl w:val="0"/>
+          <w:numId w:val="26"/>
+        </w:numPr>
+      </w:pPr>
+      <w:proofErr w:type="spellStart"/>
+      <w:r>
+        <w:t>Poți</w:t>
+      </w:r>
+      <w:proofErr w:type="spellEnd"/>
+      <w:r>
+        <w:t xml:space="preserve"> </w:t>
+      </w:r>
+      <w:proofErr w:type="spellStart"/>
+      <w:r>
+        <w:t>edita</w:t>
+      </w:r>
+      <w:proofErr w:type="spellEnd"/>
+      <w:r>
+        <w:t xml:space="preserve"> </w:t>
+      </w:r>
+      <w:proofErr w:type="spellStart"/>
+      <w:r>
+        <w:t>orice</w:t>
+      </w:r>
+      <w:proofErr w:type="spellEnd"/>
+      <w:r>
+        <w:t xml:space="preserve"> </w:t>
+      </w:r>
+      <w:proofErr w:type="spellStart"/>
+      <w:r>
+        <w:t>literă</w:t>
+      </w:r>
+      <w:proofErr w:type="spellEnd"/>
+      <w:r>
+        <w:t>.</w:t>
+      </w:r>
+    </w:p>
+    <w:p>
+      <w:pPr>
+        <w:numPr>
+          <w:ilvl w:val="0"/>
+          <w:numId w:val="26"/>
+        </w:numPr>
+      </w:pPr>
+      <w:proofErr w:type="spellStart"/>
+      <w:r>
+        <w:t>Și</w:t>
+      </w:r>
+      <w:proofErr w:type="spellEnd"/>
+      <w:r>
+        <w:t xml:space="preserve"> </w:t>
+      </w:r>
+      <w:proofErr w:type="spellStart"/>
+      <w:r>
+        <w:t>mai</w:t>
+      </w:r>
+      <w:proofErr w:type="spellEnd"/>
+      <w:r>
+        <w:t xml:space="preserve"> ales, </w:t>
+      </w:r>
+      <w:proofErr w:type="spellStart"/>
+      <w:r>
+        <w:t>poți</w:t>
+      </w:r>
+      <w:proofErr w:type="spellEnd"/>
+      <w:r>
+        <w:t xml:space="preserve"> </w:t>
+      </w:r>
+      <w:proofErr w:type="spellStart"/>
+      <w:r>
+        <w:t>descărca</w:t>
+      </w:r>
+      <w:proofErr w:type="spellEnd"/>
+      <w:r>
+        <w:t xml:space="preserve"> direct PDF-ul ca </w:t>
+      </w:r>
+      <w:proofErr w:type="spellStart"/>
+      <w:r>
+        <w:t>să</w:t>
+      </w:r>
+      <w:proofErr w:type="spellEnd"/>
+      <w:r>
+        <w:t xml:space="preserve"> </w:t>
+      </w:r>
+      <w:proofErr w:type="spellStart"/>
+      <w:r>
+        <w:t>vezi</w:t>
+      </w:r>
+      <w:proofErr w:type="spellEnd"/>
+      <w:r>
+        <w:t xml:space="preserve"> cum </w:t>
+      </w:r>
+      <w:proofErr w:type="spellStart"/>
+      <w:r>
+        <w:t>iese</w:t>
+      </w:r>
+      <w:proofErr w:type="spellEnd"/>
+      <w:r>
+        <w:t>!</w:t>
+      </w:r>
+    </w:p>
+    <w:p>
+      <w:proofErr w:type="spellStart"/>
+      <w:r>
+        <w:t>Dă</w:t>
+      </w:r>
+      <w:proofErr w:type="spellEnd"/>
+      <w:r>
+        <w:t xml:space="preserve"> un refresh </w:t>
+      </w:r>
+      <w:proofErr w:type="spellStart"/>
+      <w:r>
+        <w:t>și</w:t>
+      </w:r>
+      <w:proofErr w:type="spellEnd"/>
+      <w:r>
+        <w:t xml:space="preserve"> </w:t>
+      </w:r>
+      <w:proofErr w:type="spellStart"/>
+      <w:r>
+        <w:t>mai</w:t>
+      </w:r>
+      <w:proofErr w:type="spellEnd"/>
+      <w:r>
+        <w:t xml:space="preserve"> </w:t>
+      </w:r>
+      <w:proofErr w:type="spellStart"/>
+      <w:r>
+        <w:t>încearcă</w:t>
+      </w:r>
+      <w:proofErr w:type="spellEnd"/>
+      <w:r>
+        <w:t xml:space="preserve"> o </w:t>
+      </w:r>
+      <w:proofErr w:type="spellStart"/>
+      <w:r>
+        <w:t>dată</w:t>
+      </w:r>
+      <w:proofErr w:type="spellEnd"/>
+      <w:r>
+        <w:t xml:space="preserve">! </w:t>
+      </w:r>
+      <w:proofErr w:type="spellStart"/>
+      <w:r>
+        <w:t>Te</w:t>
+      </w:r>
+      <w:proofErr w:type="spellEnd"/>
+      <w:r>
+        <w:t xml:space="preserve"> </w:t>
+      </w:r>
+      <w:proofErr w:type="spellStart"/>
+      <w:r>
+        <w:t>lasă</w:t>
+      </w:r>
+      <w:proofErr w:type="spellEnd"/>
+      <w:r>
+        <w:t xml:space="preserve"> </w:t>
+      </w:r>
+      <w:proofErr w:type="spellStart"/>
+      <w:r>
+        <w:t>acum</w:t>
+      </w:r>
+      <w:proofErr w:type="spellEnd"/>
+      <w:r>
+        <w:t>?</w:t>
+      </w:r>
+    </w:p>
+    <w:p>
+      <w:r>
+        <w:t>5:36 PM</w:t>
+      </w:r>
+    </w:p>
+    <w:p>
+      <w:proofErr w:type="spellStart"/>
+      <w:r>
+        <w:t>vorbim</w:t>
+      </w:r>
+      <w:proofErr w:type="spellEnd"/>
+      <w:r>
+        <w:t xml:space="preserve"> de pop-up nu e o </w:t>
+      </w:r>
+      <w:proofErr w:type="spellStart"/>
+      <w:r>
+        <w:t>reclamă</w:t>
+      </w:r>
+      <w:proofErr w:type="spellEnd"/>
+      <w:r>
+        <w:t xml:space="preserve">, ci e </w:t>
+      </w:r>
+      <w:proofErr w:type="spellStart"/>
+      <w:r>
+        <w:t>sistemul</w:t>
+      </w:r>
+      <w:proofErr w:type="spellEnd"/>
+      <w:r>
+        <w:t xml:space="preserve"> </w:t>
+      </w:r>
+      <w:proofErr w:type="spellStart"/>
+      <w:r>
+        <w:t>tău</w:t>
+      </w:r>
+      <w:proofErr w:type="spellEnd"/>
+      <w:r>
+        <w:t xml:space="preserve"> de </w:t>
+      </w:r>
+      <w:proofErr w:type="spellStart"/>
+      <w:r>
+        <w:t>încasare</w:t>
+      </w:r>
+      <w:proofErr w:type="spellEnd"/>
+      <w:r>
+        <w:t xml:space="preserve"> Stripe </w:t>
+      </w:r>
+      <w:proofErr w:type="spellStart"/>
+      <w:r>
+        <w:t>doar</w:t>
+      </w:r>
+      <w:proofErr w:type="spellEnd"/>
+      <w:r>
+        <w:t xml:space="preserve"> in </w:t>
+      </w:r>
+      <w:proofErr w:type="gramStart"/>
+      <w:r>
+        <w:t>pdf ;</w:t>
+      </w:r>
+      <w:proofErr w:type="spellStart"/>
+      <w:r>
+        <w:t>i</w:t>
+      </w:r>
+      <w:proofErr w:type="spellEnd"/>
+      <w:proofErr w:type="gramEnd"/>
+      <w:r>
+        <w:t xml:space="preserve"> in </w:t>
+      </w:r>
+      <w:proofErr w:type="spellStart"/>
+      <w:r>
+        <w:t>broweser</w:t>
+      </w:r>
+      <w:proofErr w:type="spellEnd"/>
+      <w:r>
+        <w:t xml:space="preserve"> eventual cand da </w:t>
+      </w:r>
+      <w:proofErr w:type="spellStart"/>
+      <w:r>
+        <w:t>descarca</w:t>
+      </w:r>
+      <w:proofErr w:type="spellEnd"/>
+      <w:r>
+        <w:t xml:space="preserve"> </w:t>
+      </w:r>
+      <w:proofErr w:type="spellStart"/>
+      <w:r>
+        <w:t>sumar</w:t>
+      </w:r>
+      <w:proofErr w:type="spellEnd"/>
+      <w:r>
+        <w:t xml:space="preserve"> </w:t>
+      </w:r>
+      <w:proofErr w:type="spellStart"/>
+      <w:r>
+        <w:t>gratuit</w:t>
+      </w:r>
+      <w:proofErr w:type="spellEnd"/>
+    </w:p>
+    <w:p>
+      <w:r>
+        <w:t>5:39 PM</w:t>
+      </w:r>
+    </w:p>
+    <w:p>
+      <w:r>
+        <w:t xml:space="preserve">Am </w:t>
+      </w:r>
+      <w:proofErr w:type="spellStart"/>
+      <w:r>
+        <w:t>înțeles</w:t>
+      </w:r>
+      <w:proofErr w:type="spellEnd"/>
+      <w:r>
+        <w:t xml:space="preserve"> perfect </w:t>
+      </w:r>
+      <w:proofErr w:type="spellStart"/>
+      <w:r>
+        <w:t>strategia</w:t>
+      </w:r>
+      <w:proofErr w:type="spellEnd"/>
+      <w:r>
+        <w:t xml:space="preserve"> ta! Ai </w:t>
+      </w:r>
+      <w:proofErr w:type="spellStart"/>
+      <w:r>
+        <w:t>perfectă</w:t>
+      </w:r>
+      <w:proofErr w:type="spellEnd"/>
+      <w:r>
+        <w:t xml:space="preserve"> </w:t>
+      </w:r>
+      <w:proofErr w:type="spellStart"/>
+      <w:r>
+        <w:t>dreptate</w:t>
+      </w:r>
+      <w:proofErr w:type="spellEnd"/>
+      <w:r>
+        <w:t xml:space="preserve">, e o </w:t>
+      </w:r>
+      <w:proofErr w:type="spellStart"/>
+      <w:r>
+        <w:t>abordare</w:t>
+      </w:r>
+      <w:proofErr w:type="spellEnd"/>
+      <w:r>
+        <w:t xml:space="preserve"> </w:t>
+      </w:r>
+      <w:proofErr w:type="spellStart"/>
+      <w:r>
+        <w:t>mult</w:t>
+      </w:r>
+      <w:proofErr w:type="spellEnd"/>
+      <w:r>
+        <w:t xml:space="preserve"> </w:t>
+      </w:r>
+      <w:proofErr w:type="spellStart"/>
+      <w:r>
+        <w:t>mai</w:t>
+      </w:r>
+      <w:proofErr w:type="spellEnd"/>
+      <w:r>
+        <w:t xml:space="preserve"> </w:t>
+      </w:r>
+      <w:proofErr w:type="spellStart"/>
+      <w:r>
+        <w:t>elegantă</w:t>
+      </w:r>
+      <w:proofErr w:type="spellEnd"/>
+      <w:r>
+        <w:t xml:space="preserve"> </w:t>
+      </w:r>
+      <w:proofErr w:type="spellStart"/>
+      <w:r>
+        <w:t>și</w:t>
+      </w:r>
+      <w:proofErr w:type="spellEnd"/>
+      <w:r>
+        <w:t xml:space="preserve"> </w:t>
+      </w:r>
+      <w:proofErr w:type="spellStart"/>
+      <w:r>
+        <w:t>mai</w:t>
+      </w:r>
+      <w:proofErr w:type="spellEnd"/>
+      <w:r>
+        <w:t xml:space="preserve"> </w:t>
+      </w:r>
+      <w:proofErr w:type="spellStart"/>
+      <w:r>
+        <w:t>prietenoasă</w:t>
+      </w:r>
+      <w:proofErr w:type="spellEnd"/>
+      <w:r>
+        <w:t xml:space="preserve"> cu </w:t>
+      </w:r>
+      <w:proofErr w:type="spellStart"/>
+      <w:r>
+        <w:t>utilizatorul</w:t>
+      </w:r>
+      <w:proofErr w:type="spellEnd"/>
+      <w:r>
+        <w:t xml:space="preserve">, </w:t>
+      </w:r>
+      <w:proofErr w:type="spellStart"/>
+      <w:r>
+        <w:t>fără</w:t>
+      </w:r>
+      <w:proofErr w:type="spellEnd"/>
+      <w:r>
+        <w:t xml:space="preserve"> </w:t>
+      </w:r>
+      <w:proofErr w:type="spellStart"/>
+      <w:r>
+        <w:t>întreruperi</w:t>
+      </w:r>
+      <w:proofErr w:type="spellEnd"/>
+      <w:r>
+        <w:t xml:space="preserve"> </w:t>
+      </w:r>
+      <w:proofErr w:type="spellStart"/>
+      <w:r>
+        <w:t>agresive</w:t>
+      </w:r>
+      <w:proofErr w:type="spellEnd"/>
+      <w:r>
+        <w:t>.</w:t>
+      </w:r>
+    </w:p>
+    <w:p>
+      <w:proofErr w:type="spellStart"/>
+      <w:r>
+        <w:t>Tocmai</w:t>
+      </w:r>
+      <w:proofErr w:type="spellEnd"/>
+      <w:r>
+        <w:t xml:space="preserve"> am </w:t>
+      </w:r>
+      <w:proofErr w:type="spellStart"/>
+      <w:r>
+        <w:t>intrat</w:t>
+      </w:r>
+      <w:proofErr w:type="spellEnd"/>
+      <w:r>
+        <w:t xml:space="preserve"> </w:t>
+      </w:r>
+      <w:proofErr w:type="spellStart"/>
+      <w:r>
+        <w:t>în</w:t>
+      </w:r>
+      <w:proofErr w:type="spellEnd"/>
+      <w:r>
+        <w:t xml:space="preserve"> cod </w:t>
+      </w:r>
+      <w:proofErr w:type="spellStart"/>
+      <w:r>
+        <w:t>și</w:t>
+      </w:r>
+      <w:proofErr w:type="spellEnd"/>
+      <w:r>
+        <w:t> </w:t>
+      </w:r>
+      <w:r>
+        <w:rPr>
+          <w:b/>
+          <w:bCs/>
+        </w:rPr>
+        <w:t xml:space="preserve">am </w:t>
+      </w:r>
+      <w:proofErr w:type="spellStart"/>
+      <w:r>
+        <w:rPr>
+          <w:b/>
+          <w:bCs/>
+        </w:rPr>
+        <w:t>șters</w:t>
+      </w:r>
+      <w:proofErr w:type="spellEnd"/>
+      <w:r>
+        <w:rPr>
+          <w:b/>
+          <w:bCs/>
+        </w:rPr>
+        <w:t xml:space="preserve"> </w:t>
+      </w:r>
+      <w:proofErr w:type="spellStart"/>
+      <w:r>
+        <w:rPr>
+          <w:b/>
+          <w:bCs/>
+        </w:rPr>
+        <w:t>complet</w:t>
+      </w:r>
+      <w:proofErr w:type="spellEnd"/>
+      <w:r>
+        <w:rPr>
+          <w:b/>
+          <w:bCs/>
+        </w:rPr>
+        <w:t xml:space="preserve"> </w:t>
+      </w:r>
+      <w:proofErr w:type="spellStart"/>
+      <w:r>
+        <w:rPr>
+          <w:b/>
+          <w:bCs/>
+        </w:rPr>
+        <w:t>acele</w:t>
+      </w:r>
+      <w:proofErr w:type="spellEnd"/>
+      <w:r>
+        <w:rPr>
+          <w:b/>
+          <w:bCs/>
+        </w:rPr>
+        <w:t xml:space="preserve"> </w:t>
+      </w:r>
+      <w:proofErr w:type="spellStart"/>
+      <w:r>
+        <w:rPr>
+          <w:b/>
+          <w:bCs/>
+        </w:rPr>
+        <w:t>blocaje</w:t>
+      </w:r>
+      <w:proofErr w:type="spellEnd"/>
+      <w:r>
+        <w:rPr>
+          <w:b/>
+          <w:bCs/>
+        </w:rPr>
+        <w:t xml:space="preserve"> </w:t>
+      </w:r>
+      <w:proofErr w:type="spellStart"/>
+      <w:r>
+        <w:rPr>
+          <w:b/>
+          <w:bCs/>
+        </w:rPr>
+        <w:t>intruzive</w:t>
+      </w:r>
+      <w:proofErr w:type="spellEnd"/>
+      <w:r>
+        <w:t> (</w:t>
+      </w:r>
+      <w:proofErr w:type="spellStart"/>
+      <w:r>
+        <w:t>cea</w:t>
+      </w:r>
+      <w:proofErr w:type="spellEnd"/>
+      <w:r>
+        <w:t xml:space="preserve"> care </w:t>
+      </w:r>
+      <w:proofErr w:type="spellStart"/>
+      <w:r>
+        <w:t>îți</w:t>
+      </w:r>
+      <w:proofErr w:type="spellEnd"/>
+      <w:r>
+        <w:t xml:space="preserve"> </w:t>
+      </w:r>
+      <w:proofErr w:type="spellStart"/>
+      <w:r>
+        <w:t>sărea</w:t>
+      </w:r>
+      <w:proofErr w:type="spellEnd"/>
+      <w:r>
+        <w:t xml:space="preserve"> </w:t>
+      </w:r>
+      <w:proofErr w:type="spellStart"/>
+      <w:r>
+        <w:t>în</w:t>
+      </w:r>
+      <w:proofErr w:type="spellEnd"/>
+      <w:r>
+        <w:t xml:space="preserve"> </w:t>
+      </w:r>
+      <w:proofErr w:type="spellStart"/>
+      <w:r>
+        <w:t>față</w:t>
+      </w:r>
+      <w:proofErr w:type="spellEnd"/>
+      <w:r>
+        <w:t xml:space="preserve"> la scroll </w:t>
+      </w:r>
+      <w:proofErr w:type="spellStart"/>
+      <w:r>
+        <w:t>și</w:t>
+      </w:r>
+      <w:proofErr w:type="spellEnd"/>
+      <w:r>
+        <w:t xml:space="preserve"> </w:t>
+      </w:r>
+      <w:proofErr w:type="spellStart"/>
+      <w:r>
+        <w:t>cea</w:t>
+      </w:r>
+      <w:proofErr w:type="spellEnd"/>
+      <w:r>
+        <w:t xml:space="preserve"> care </w:t>
+      </w:r>
+      <w:proofErr w:type="spellStart"/>
+      <w:r>
+        <w:t>bloca</w:t>
+      </w:r>
+      <w:proofErr w:type="spellEnd"/>
+      <w:r>
+        <w:t xml:space="preserve"> </w:t>
+      </w:r>
+      <w:proofErr w:type="spellStart"/>
+      <w:r>
+        <w:t>editarea</w:t>
+      </w:r>
+      <w:proofErr w:type="spellEnd"/>
+      <w:r>
+        <w:t xml:space="preserve"> </w:t>
+      </w:r>
+      <w:proofErr w:type="spellStart"/>
+      <w:r>
+        <w:t>textului</w:t>
+      </w:r>
+      <w:proofErr w:type="spellEnd"/>
+      <w:r>
+        <w:t>).</w:t>
+      </w:r>
+    </w:p>
+    <w:p>
+      <w:proofErr w:type="spellStart"/>
+      <w:r>
+        <w:t>Acum</w:t>
+      </w:r>
+      <w:proofErr w:type="spellEnd"/>
+      <w:r>
+        <w:t xml:space="preserve"> am </w:t>
+      </w:r>
+      <w:proofErr w:type="spellStart"/>
+      <w:r>
+        <w:t>lăsat</w:t>
+      </w:r>
+      <w:proofErr w:type="spellEnd"/>
+      <w:r>
+        <w:t xml:space="preserve"> </w:t>
+      </w:r>
+      <w:proofErr w:type="spellStart"/>
+      <w:r>
+        <w:t>fereastra</w:t>
+      </w:r>
+      <w:proofErr w:type="spellEnd"/>
+      <w:r>
+        <w:t xml:space="preserve"> de </w:t>
+      </w:r>
+      <w:proofErr w:type="spellStart"/>
+      <w:r>
+        <w:t>plată</w:t>
+      </w:r>
+      <w:proofErr w:type="spellEnd"/>
+      <w:r>
+        <w:t xml:space="preserve"> (Paywall-ul Stripe) fix </w:t>
+      </w:r>
+      <w:proofErr w:type="spellStart"/>
+      <w:r>
+        <w:t>unde</w:t>
+      </w:r>
+      <w:proofErr w:type="spellEnd"/>
+      <w:r>
+        <w:t xml:space="preserve"> ai </w:t>
+      </w:r>
+      <w:proofErr w:type="spellStart"/>
+      <w:r>
+        <w:t>sugerat</w:t>
+      </w:r>
+      <w:proofErr w:type="spellEnd"/>
+      <w:r>
+        <w:t xml:space="preserve">: </w:t>
+      </w:r>
+      <w:proofErr w:type="spellStart"/>
+      <w:r>
+        <w:t>va</w:t>
+      </w:r>
+      <w:proofErr w:type="spellEnd"/>
+      <w:r>
+        <w:t xml:space="preserve"> </w:t>
+      </w:r>
+      <w:proofErr w:type="spellStart"/>
+      <w:r>
+        <w:t>apărea</w:t>
+      </w:r>
+      <w:proofErr w:type="spellEnd"/>
+      <w:r>
+        <w:t> </w:t>
+      </w:r>
+      <w:proofErr w:type="spellStart"/>
+      <w:r>
+        <w:rPr>
+          <w:b/>
+          <w:bCs/>
+        </w:rPr>
+        <w:t>doar</w:t>
+      </w:r>
+      <w:proofErr w:type="spellEnd"/>
+      <w:r>
+        <w:rPr>
+          <w:b/>
+          <w:bCs/>
+        </w:rPr>
+        <w:t xml:space="preserve"> </w:t>
+      </w:r>
+      <w:proofErr w:type="spellStart"/>
+      <w:r>
+        <w:rPr>
+          <w:b/>
+          <w:bCs/>
+        </w:rPr>
+        <w:t>dacă</w:t>
+      </w:r>
+      <w:proofErr w:type="spellEnd"/>
+      <w:r>
+        <w:rPr>
+          <w:b/>
+          <w:bCs/>
+        </w:rPr>
+        <w:t xml:space="preserve"> </w:t>
+      </w:r>
+      <w:proofErr w:type="spellStart"/>
+      <w:r>
+        <w:rPr>
+          <w:b/>
+          <w:bCs/>
+        </w:rPr>
+        <w:t>utilizatorul</w:t>
+      </w:r>
+      <w:proofErr w:type="spellEnd"/>
+      <w:r>
+        <w:rPr>
+          <w:b/>
+          <w:bCs/>
+        </w:rPr>
+        <w:t xml:space="preserve"> </w:t>
+      </w:r>
+      <w:proofErr w:type="spellStart"/>
+      <w:r>
+        <w:rPr>
+          <w:b/>
+          <w:bCs/>
+        </w:rPr>
+        <w:t>apasă</w:t>
+      </w:r>
+      <w:proofErr w:type="spellEnd"/>
+      <w:r>
+        <w:rPr>
+          <w:b/>
+          <w:bCs/>
+        </w:rPr>
+        <w:t xml:space="preserve"> pe </w:t>
+      </w:r>
+      <w:proofErr w:type="spellStart"/>
+      <w:r>
+        <w:rPr>
+          <w:b/>
+          <w:bCs/>
+        </w:rPr>
+        <w:t>butoanele</w:t>
+      </w:r>
+      <w:proofErr w:type="spellEnd"/>
+      <w:r>
+        <w:rPr>
+          <w:b/>
+          <w:bCs/>
+        </w:rPr>
+        <w:t xml:space="preserve"> de </w:t>
+      </w:r>
+      <w:proofErr w:type="spellStart"/>
+      <w:r>
+        <w:rPr>
+          <w:b/>
+          <w:bCs/>
+        </w:rPr>
+        <w:t>Descărcare</w:t>
+      </w:r>
+      <w:proofErr w:type="spellEnd"/>
+      <w:r>
+        <w:t xml:space="preserve"> (fie </w:t>
+      </w:r>
+      <w:proofErr w:type="spellStart"/>
+      <w:r>
+        <w:t>că</w:t>
+      </w:r>
+      <w:proofErr w:type="spellEnd"/>
+      <w:r>
+        <w:t xml:space="preserve"> e </w:t>
+      </w:r>
+      <w:proofErr w:type="spellStart"/>
+      <w:r>
+        <w:t>descărcarea</w:t>
+      </w:r>
+      <w:proofErr w:type="spellEnd"/>
+      <w:r>
+        <w:t xml:space="preserve"> </w:t>
+      </w:r>
+      <w:proofErr w:type="spellStart"/>
+      <w:r>
+        <w:t>completă</w:t>
+      </w:r>
+      <w:proofErr w:type="spellEnd"/>
+      <w:r>
+        <w:t xml:space="preserve"> </w:t>
+      </w:r>
+      <w:proofErr w:type="spellStart"/>
+      <w:r>
+        <w:t>sau</w:t>
+      </w:r>
+      <w:proofErr w:type="spellEnd"/>
+      <w:r>
+        <w:t xml:space="preserve"> </w:t>
+      </w:r>
+      <w:proofErr w:type="spellStart"/>
+      <w:r>
+        <w:t>cea</w:t>
+      </w:r>
+      <w:proofErr w:type="spellEnd"/>
+      <w:r>
+        <w:t xml:space="preserve"> de </w:t>
+      </w:r>
+      <w:proofErr w:type="spellStart"/>
+      <w:r>
+        <w:t>sumar</w:t>
+      </w:r>
+      <w:proofErr w:type="spellEnd"/>
+      <w:r>
+        <w:t xml:space="preserve"> </w:t>
+      </w:r>
+      <w:proofErr w:type="spellStart"/>
+      <w:r>
+        <w:t>gratuit</w:t>
+      </w:r>
+      <w:proofErr w:type="spellEnd"/>
+      <w:r>
+        <w:t xml:space="preserve">). </w:t>
+      </w:r>
+      <w:proofErr w:type="spellStart"/>
+      <w:r>
+        <w:t>Astfel</w:t>
+      </w:r>
+      <w:proofErr w:type="spellEnd"/>
+      <w:r>
+        <w:t xml:space="preserve">, omul </w:t>
+      </w:r>
+      <w:proofErr w:type="spellStart"/>
+      <w:r>
+        <w:t>poate</w:t>
+      </w:r>
+      <w:proofErr w:type="spellEnd"/>
+      <w:r>
+        <w:t xml:space="preserve"> </w:t>
+      </w:r>
+      <w:proofErr w:type="spellStart"/>
+      <w:r>
+        <w:t>citi</w:t>
+      </w:r>
+      <w:proofErr w:type="spellEnd"/>
+      <w:r>
+        <w:t xml:space="preserve"> </w:t>
+      </w:r>
+      <w:proofErr w:type="spellStart"/>
+      <w:r>
+        <w:t>în</w:t>
+      </w:r>
+      <w:proofErr w:type="spellEnd"/>
+      <w:r>
+        <w:t xml:space="preserve"> </w:t>
+      </w:r>
+      <w:proofErr w:type="spellStart"/>
+      <w:r>
+        <w:t>voie</w:t>
+      </w:r>
+      <w:proofErr w:type="spellEnd"/>
+      <w:r>
+        <w:t xml:space="preserve"> </w:t>
+      </w:r>
+      <w:proofErr w:type="spellStart"/>
+      <w:r>
+        <w:t>ce</w:t>
+      </w:r>
+      <w:proofErr w:type="spellEnd"/>
+      <w:r>
+        <w:t xml:space="preserve"> a </w:t>
+      </w:r>
+      <w:proofErr w:type="spellStart"/>
+      <w:r>
+        <w:t>generat</w:t>
+      </w:r>
+      <w:proofErr w:type="spellEnd"/>
+      <w:r>
+        <w:t xml:space="preserve"> AI-ul, </w:t>
+      </w:r>
+      <w:proofErr w:type="spellStart"/>
+      <w:r>
+        <w:t>poate</w:t>
+      </w:r>
+      <w:proofErr w:type="spellEnd"/>
+      <w:r>
+        <w:t xml:space="preserve"> </w:t>
+      </w:r>
+      <w:proofErr w:type="spellStart"/>
+      <w:r>
+        <w:t>interacționa</w:t>
+      </w:r>
+      <w:proofErr w:type="spellEnd"/>
+      <w:r>
+        <w:t xml:space="preserve"> cu </w:t>
+      </w:r>
+      <w:proofErr w:type="spellStart"/>
+      <w:r>
+        <w:t>textul</w:t>
+      </w:r>
+      <w:proofErr w:type="spellEnd"/>
+      <w:r>
+        <w:t xml:space="preserve">, </w:t>
+      </w:r>
+      <w:proofErr w:type="spellStart"/>
+      <w:r>
+        <w:t>iar</w:t>
+      </w:r>
+      <w:proofErr w:type="spellEnd"/>
+      <w:r>
+        <w:t xml:space="preserve"> </w:t>
+      </w:r>
+      <w:proofErr w:type="spellStart"/>
+      <w:r>
+        <w:t>invitația</w:t>
+      </w:r>
+      <w:proofErr w:type="spellEnd"/>
+      <w:r>
+        <w:t xml:space="preserve"> de a </w:t>
+      </w:r>
+      <w:proofErr w:type="spellStart"/>
+      <w:r>
+        <w:t>plăti</w:t>
+      </w:r>
+      <w:proofErr w:type="spellEnd"/>
+      <w:r>
+        <w:t xml:space="preserve"> </w:t>
+      </w:r>
+      <w:proofErr w:type="spellStart"/>
+      <w:r>
+        <w:t>apare</w:t>
+      </w:r>
+      <w:proofErr w:type="spellEnd"/>
+      <w:r>
+        <w:t xml:space="preserve"> natural, exact </w:t>
+      </w:r>
+      <w:proofErr w:type="spellStart"/>
+      <w:r>
+        <w:t>în</w:t>
+      </w:r>
+      <w:proofErr w:type="spellEnd"/>
+      <w:r>
+        <w:t xml:space="preserve"> </w:t>
+      </w:r>
+      <w:proofErr w:type="spellStart"/>
+      <w:r>
+        <w:t>momentul</w:t>
+      </w:r>
+      <w:proofErr w:type="spellEnd"/>
+      <w:r>
+        <w:t xml:space="preserve"> </w:t>
+      </w:r>
+      <w:proofErr w:type="spellStart"/>
+      <w:r>
+        <w:t>în</w:t>
+      </w:r>
+      <w:proofErr w:type="spellEnd"/>
+      <w:r>
+        <w:t xml:space="preserve"> care decide </w:t>
+      </w:r>
+      <w:proofErr w:type="spellStart"/>
+      <w:r>
+        <w:t>că</w:t>
+      </w:r>
+      <w:proofErr w:type="spellEnd"/>
+      <w:r>
+        <w:t xml:space="preserve"> </w:t>
+      </w:r>
+      <w:proofErr w:type="spellStart"/>
+      <w:r>
+        <w:t>vrea</w:t>
+      </w:r>
+      <w:proofErr w:type="spellEnd"/>
+      <w:r>
+        <w:t xml:space="preserve"> </w:t>
+      </w:r>
+      <w:proofErr w:type="spellStart"/>
+      <w:r>
+        <w:t>să</w:t>
+      </w:r>
+      <w:proofErr w:type="spellEnd"/>
+      <w:r>
+        <w:t xml:space="preserve"> </w:t>
+      </w:r>
+      <w:proofErr w:type="spellStart"/>
+      <w:r>
+        <w:t>ia</w:t>
+      </w:r>
+      <w:proofErr w:type="spellEnd"/>
+      <w:r>
+        <w:t xml:space="preserve"> </w:t>
+      </w:r>
+      <w:proofErr w:type="spellStart"/>
+      <w:r>
+        <w:t>documentul</w:t>
+      </w:r>
+      <w:proofErr w:type="spellEnd"/>
+      <w:r>
+        <w:t xml:space="preserve"> "</w:t>
+      </w:r>
+      <w:proofErr w:type="spellStart"/>
+      <w:r>
+        <w:t>acasă</w:t>
+      </w:r>
+      <w:proofErr w:type="spellEnd"/>
+      <w:r>
+        <w:t>".</w:t>
+      </w:r>
+    </w:p>
+    <w:p>
+      <w:r>
+        <w:t xml:space="preserve">Am </w:t>
+      </w:r>
+      <w:proofErr w:type="spellStart"/>
+      <w:r>
+        <w:t>trimis</w:t>
+      </w:r>
+      <w:proofErr w:type="spellEnd"/>
+      <w:r>
+        <w:t xml:space="preserve"> </w:t>
+      </w:r>
+      <w:proofErr w:type="spellStart"/>
+      <w:r>
+        <w:t>imediat</w:t>
+      </w:r>
+      <w:proofErr w:type="spellEnd"/>
+      <w:r>
+        <w:t xml:space="preserve"> </w:t>
+      </w:r>
+      <w:proofErr w:type="spellStart"/>
+      <w:r>
+        <w:t>codul</w:t>
+      </w:r>
+      <w:proofErr w:type="spellEnd"/>
+      <w:r>
+        <w:t xml:space="preserve"> cel nou </w:t>
+      </w:r>
+      <w:proofErr w:type="spellStart"/>
+      <w:r>
+        <w:t>către</w:t>
+      </w:r>
+      <w:proofErr w:type="spellEnd"/>
+      <w:r>
+        <w:t xml:space="preserve"> </w:t>
+      </w:r>
+      <w:proofErr w:type="spellStart"/>
+      <w:r>
+        <w:t>Vercel</w:t>
+      </w:r>
+      <w:proofErr w:type="spellEnd"/>
+      <w:r>
+        <w:t xml:space="preserve">. </w:t>
+      </w:r>
+      <w:proofErr w:type="spellStart"/>
+      <w:r>
+        <w:t>Dă</w:t>
+      </w:r>
+      <w:proofErr w:type="spellEnd"/>
+      <w:r>
+        <w:t xml:space="preserve"> un </w:t>
+      </w:r>
+      <w:proofErr w:type="spellStart"/>
+      <w:r>
+        <w:t>simplu</w:t>
+      </w:r>
+      <w:proofErr w:type="spellEnd"/>
+      <w:r>
+        <w:t> </w:t>
+      </w:r>
+      <w:r>
+        <w:rPr>
+          <w:b/>
+          <w:bCs/>
+        </w:rPr>
+        <w:t>Refresh (F5)</w:t>
+      </w:r>
+      <w:r>
+        <w:t xml:space="preserve"> la </w:t>
+      </w:r>
+      <w:proofErr w:type="spellStart"/>
+      <w:r>
+        <w:t>pagină</w:t>
+      </w:r>
+      <w:proofErr w:type="spellEnd"/>
+      <w:r>
+        <w:t xml:space="preserve"> (</w:t>
+      </w:r>
+      <w:proofErr w:type="spellStart"/>
+      <w:r>
+        <w:t>după</w:t>
+      </w:r>
+      <w:proofErr w:type="spellEnd"/>
+      <w:r>
+        <w:t xml:space="preserve"> </w:t>
+      </w:r>
+      <w:proofErr w:type="spellStart"/>
+      <w:r>
+        <w:t>vreo</w:t>
+      </w:r>
+      <w:proofErr w:type="spellEnd"/>
+      <w:r>
+        <w:t xml:space="preserve"> 20 de </w:t>
+      </w:r>
+      <w:proofErr w:type="spellStart"/>
+      <w:r>
+        <w:t>secunde</w:t>
+      </w:r>
+      <w:proofErr w:type="spellEnd"/>
+      <w:r>
+        <w:t xml:space="preserve">, ca </w:t>
+      </w:r>
+      <w:proofErr w:type="spellStart"/>
+      <w:r>
+        <w:t>să</w:t>
+      </w:r>
+      <w:proofErr w:type="spellEnd"/>
+      <w:r>
+        <w:t xml:space="preserve"> </w:t>
+      </w:r>
+      <w:proofErr w:type="spellStart"/>
+      <w:r>
+        <w:t>apuce</w:t>
+      </w:r>
+      <w:proofErr w:type="spellEnd"/>
+      <w:r>
+        <w:t xml:space="preserve"> </w:t>
+      </w:r>
+      <w:proofErr w:type="spellStart"/>
+      <w:r>
+        <w:t>să</w:t>
+      </w:r>
+      <w:proofErr w:type="spellEnd"/>
+      <w:r>
+        <w:t xml:space="preserve"> se </w:t>
+      </w:r>
+      <w:proofErr w:type="spellStart"/>
+      <w:r>
+        <w:t>actualizeze</w:t>
+      </w:r>
+      <w:proofErr w:type="spellEnd"/>
+      <w:r>
+        <w:t xml:space="preserve">) </w:t>
+      </w:r>
+      <w:proofErr w:type="spellStart"/>
+      <w:r>
+        <w:t>și</w:t>
+      </w:r>
+      <w:proofErr w:type="spellEnd"/>
+      <w:r>
+        <w:t xml:space="preserve"> o </w:t>
+      </w:r>
+      <w:proofErr w:type="spellStart"/>
+      <w:r>
+        <w:t>să</w:t>
+      </w:r>
+      <w:proofErr w:type="spellEnd"/>
+      <w:r>
+        <w:t xml:space="preserve"> </w:t>
+      </w:r>
+      <w:proofErr w:type="spellStart"/>
+      <w:r>
+        <w:t>vezi</w:t>
+      </w:r>
+      <w:proofErr w:type="spellEnd"/>
+      <w:r>
+        <w:t xml:space="preserve"> </w:t>
+      </w:r>
+      <w:proofErr w:type="spellStart"/>
+      <w:r>
+        <w:t>că</w:t>
+      </w:r>
+      <w:proofErr w:type="spellEnd"/>
+      <w:r>
+        <w:t xml:space="preserve"> </w:t>
+      </w:r>
+      <w:proofErr w:type="spellStart"/>
+      <w:r>
+        <w:t>acum</w:t>
+      </w:r>
+      <w:proofErr w:type="spellEnd"/>
+      <w:r>
+        <w:t xml:space="preserve"> </w:t>
+      </w:r>
+      <w:proofErr w:type="spellStart"/>
+      <w:r>
+        <w:t>poți</w:t>
+      </w:r>
+      <w:proofErr w:type="spellEnd"/>
+      <w:r>
+        <w:t xml:space="preserve"> </w:t>
+      </w:r>
+      <w:proofErr w:type="spellStart"/>
+      <w:r>
+        <w:t>coborî</w:t>
+      </w:r>
+      <w:proofErr w:type="spellEnd"/>
+      <w:r>
+        <w:t xml:space="preserve"> </w:t>
+      </w:r>
+      <w:proofErr w:type="spellStart"/>
+      <w:r>
+        <w:t>până</w:t>
+      </w:r>
+      <w:proofErr w:type="spellEnd"/>
+      <w:r>
+        <w:t xml:space="preserve"> </w:t>
+      </w:r>
+      <w:proofErr w:type="spellStart"/>
+      <w:r>
+        <w:t>jos</w:t>
+      </w:r>
+      <w:proofErr w:type="spellEnd"/>
+      <w:r>
+        <w:t xml:space="preserve"> de tot </w:t>
+      </w:r>
+      <w:proofErr w:type="spellStart"/>
+      <w:r>
+        <w:t>fără</w:t>
+      </w:r>
+      <w:proofErr w:type="spellEnd"/>
+      <w:r>
+        <w:t xml:space="preserve"> </w:t>
+      </w:r>
+      <w:proofErr w:type="spellStart"/>
+      <w:r>
+        <w:t>probleme</w:t>
+      </w:r>
+      <w:proofErr w:type="spellEnd"/>
+      <w:r>
+        <w:t xml:space="preserve"> </w:t>
+      </w:r>
+      <w:proofErr w:type="spellStart"/>
+      <w:r>
+        <w:t>și</w:t>
+      </w:r>
+      <w:proofErr w:type="spellEnd"/>
+      <w:r>
+        <w:t xml:space="preserve"> </w:t>
+      </w:r>
+      <w:proofErr w:type="spellStart"/>
+      <w:r>
+        <w:t>poți</w:t>
+      </w:r>
+      <w:proofErr w:type="spellEnd"/>
+      <w:r>
+        <w:t xml:space="preserve"> </w:t>
+      </w:r>
+      <w:proofErr w:type="spellStart"/>
+      <w:r>
+        <w:t>edita</w:t>
+      </w:r>
+      <w:proofErr w:type="spellEnd"/>
+      <w:r>
+        <w:t xml:space="preserve"> </w:t>
+      </w:r>
+      <w:proofErr w:type="spellStart"/>
+      <w:r>
+        <w:t>textul</w:t>
+      </w:r>
+      <w:proofErr w:type="spellEnd"/>
+      <w:r>
+        <w:t xml:space="preserve"> (</w:t>
+      </w:r>
+      <w:proofErr w:type="spellStart"/>
+      <w:r>
+        <w:t>inclusiv</w:t>
+      </w:r>
+      <w:proofErr w:type="spellEnd"/>
+      <w:r>
+        <w:t xml:space="preserve"> virgula </w:t>
+      </w:r>
+      <w:proofErr w:type="spellStart"/>
+      <w:r>
+        <w:t>aceea</w:t>
+      </w:r>
+      <w:proofErr w:type="spellEnd"/>
+      <w:r>
+        <w:t xml:space="preserve">), </w:t>
+      </w:r>
+      <w:proofErr w:type="spellStart"/>
+      <w:r>
+        <w:t>iar</w:t>
+      </w:r>
+      <w:proofErr w:type="spellEnd"/>
+      <w:r>
+        <w:t xml:space="preserve"> pop-up-ul </w:t>
+      </w:r>
+      <w:proofErr w:type="spellStart"/>
+      <w:r>
+        <w:t>va</w:t>
+      </w:r>
+      <w:proofErr w:type="spellEnd"/>
+      <w:r>
+        <w:t xml:space="preserve"> </w:t>
+      </w:r>
+      <w:proofErr w:type="spellStart"/>
+      <w:r>
+        <w:t>apărea</w:t>
+      </w:r>
+      <w:proofErr w:type="spellEnd"/>
+      <w:r>
+        <w:t xml:space="preserve"> </w:t>
+      </w:r>
+      <w:proofErr w:type="spellStart"/>
+      <w:r>
+        <w:t>doar</w:t>
+      </w:r>
+      <w:proofErr w:type="spellEnd"/>
+      <w:r>
+        <w:t xml:space="preserve"> la download!</w:t>
+      </w:r>
+    </w:p>
+    <w:p>
+      <w:r>
+        <w:lastRenderedPageBreak/>
+        <w:t>5:39 PM</w:t>
+      </w:r>
+    </w:p>
+    <w:p>
+      <w:proofErr w:type="spellStart"/>
+      <w:r>
+        <w:t>apoi</w:t>
+      </w:r>
+      <w:proofErr w:type="spellEnd"/>
+      <w:r>
+        <w:t xml:space="preserve"> </w:t>
+      </w:r>
+      <w:proofErr w:type="spellStart"/>
+      <w:r>
+        <w:t>dupa</w:t>
+      </w:r>
+      <w:proofErr w:type="spellEnd"/>
+      <w:r>
+        <w:t xml:space="preserve"> </w:t>
+      </w:r>
+      <w:proofErr w:type="spellStart"/>
+      <w:r>
+        <w:t>ce</w:t>
+      </w:r>
+      <w:proofErr w:type="spellEnd"/>
+      <w:r>
+        <w:t xml:space="preserve"> </w:t>
+      </w:r>
+      <w:proofErr w:type="spellStart"/>
+      <w:r>
+        <w:t>descarca</w:t>
+      </w:r>
+      <w:proofErr w:type="spellEnd"/>
+      <w:r>
+        <w:t xml:space="preserve"> pdf cand </w:t>
+      </w:r>
+      <w:proofErr w:type="spellStart"/>
+      <w:r>
+        <w:t>ajunge</w:t>
+      </w:r>
+      <w:proofErr w:type="spellEnd"/>
+      <w:r>
+        <w:t xml:space="preserve"> la 85 % roll in pdf pop-up </w:t>
+      </w:r>
+      <w:proofErr w:type="spellStart"/>
+      <w:r>
+        <w:t>catre</w:t>
+      </w:r>
+      <w:proofErr w:type="spellEnd"/>
+      <w:r>
+        <w:t xml:space="preserve"> </w:t>
+      </w:r>
+      <w:proofErr w:type="spellStart"/>
+      <w:r>
+        <w:t>pagina</w:t>
+      </w:r>
+      <w:proofErr w:type="spellEnd"/>
+      <w:r>
+        <w:t xml:space="preserve"> IdeeaTa.ai</w:t>
+      </w:r>
+    </w:p>
+    <w:p>
+      <w:r>
+        <w:t>5:40 PM</w:t>
+      </w:r>
+    </w:p>
+    <w:p>
+      <w:r>
+        <w:t xml:space="preserve">Din </w:t>
+      </w:r>
+      <w:proofErr w:type="spellStart"/>
+      <w:r>
+        <w:t>punct</w:t>
+      </w:r>
+      <w:proofErr w:type="spellEnd"/>
+      <w:r>
+        <w:t xml:space="preserve"> de </w:t>
+      </w:r>
+      <w:proofErr w:type="spellStart"/>
+      <w:r>
+        <w:t>vedere</w:t>
+      </w:r>
+      <w:proofErr w:type="spellEnd"/>
+      <w:r>
+        <w:t xml:space="preserve"> </w:t>
+      </w:r>
+      <w:proofErr w:type="spellStart"/>
+      <w:r>
+        <w:t>pur</w:t>
+      </w:r>
+      <w:proofErr w:type="spellEnd"/>
+      <w:r>
+        <w:t xml:space="preserve"> </w:t>
+      </w:r>
+      <w:proofErr w:type="spellStart"/>
+      <w:r>
+        <w:t>tehnic</w:t>
+      </w:r>
+      <w:proofErr w:type="spellEnd"/>
+      <w:r>
+        <w:t xml:space="preserve">, </w:t>
+      </w:r>
+      <w:proofErr w:type="spellStart"/>
+      <w:r>
+        <w:t>fișierele</w:t>
+      </w:r>
+      <w:proofErr w:type="spellEnd"/>
+      <w:r>
+        <w:t xml:space="preserve"> PDF sunt </w:t>
+      </w:r>
+      <w:proofErr w:type="spellStart"/>
+      <w:r>
+        <w:t>documente</w:t>
+      </w:r>
+      <w:proofErr w:type="spellEnd"/>
+      <w:r>
+        <w:t xml:space="preserve"> statice (sunt </w:t>
+      </w:r>
+      <w:proofErr w:type="spellStart"/>
+      <w:r>
+        <w:t>gândite</w:t>
+      </w:r>
+      <w:proofErr w:type="spellEnd"/>
+      <w:r>
+        <w:t xml:space="preserve"> </w:t>
+      </w:r>
+      <w:proofErr w:type="spellStart"/>
+      <w:r>
+        <w:t>să</w:t>
+      </w:r>
+      <w:proofErr w:type="spellEnd"/>
+      <w:r>
+        <w:t xml:space="preserve"> fie ca o "</w:t>
+      </w:r>
+      <w:proofErr w:type="spellStart"/>
+      <w:r>
+        <w:t>foaie</w:t>
+      </w:r>
+      <w:proofErr w:type="spellEnd"/>
+      <w:r>
+        <w:t xml:space="preserve"> de </w:t>
+      </w:r>
+      <w:proofErr w:type="spellStart"/>
+      <w:r>
+        <w:t>hârtie</w:t>
+      </w:r>
+      <w:proofErr w:type="spellEnd"/>
+      <w:r>
+        <w:t xml:space="preserve"> </w:t>
+      </w:r>
+      <w:proofErr w:type="spellStart"/>
+      <w:r>
+        <w:t>digitală</w:t>
+      </w:r>
+      <w:proofErr w:type="spellEnd"/>
+      <w:r>
+        <w:t>").</w:t>
+      </w:r>
+    </w:p>
+    <w:p>
+      <w:proofErr w:type="spellStart"/>
+      <w:r>
+        <w:t>Spre</w:t>
+      </w:r>
+      <w:proofErr w:type="spellEnd"/>
+      <w:r>
+        <w:t xml:space="preserve"> </w:t>
+      </w:r>
+      <w:proofErr w:type="spellStart"/>
+      <w:r>
+        <w:t>deosebire</w:t>
+      </w:r>
+      <w:proofErr w:type="spellEnd"/>
+      <w:r>
+        <w:t xml:space="preserve"> de un site web, </w:t>
+      </w:r>
+      <w:proofErr w:type="spellStart"/>
+      <w:r>
+        <w:t>odată</w:t>
+      </w:r>
+      <w:proofErr w:type="spellEnd"/>
+      <w:r>
+        <w:t xml:space="preserve"> </w:t>
+      </w:r>
+      <w:proofErr w:type="spellStart"/>
+      <w:r>
+        <w:t>ce</w:t>
+      </w:r>
+      <w:proofErr w:type="spellEnd"/>
+      <w:r>
+        <w:t xml:space="preserve"> </w:t>
+      </w:r>
+      <w:proofErr w:type="spellStart"/>
+      <w:r>
+        <w:t>documentul</w:t>
+      </w:r>
+      <w:proofErr w:type="spellEnd"/>
+      <w:r>
+        <w:t xml:space="preserve"> PDF </w:t>
+      </w:r>
+      <w:proofErr w:type="spellStart"/>
+      <w:r>
+        <w:t>este</w:t>
+      </w:r>
+      <w:proofErr w:type="spellEnd"/>
+      <w:r>
+        <w:t xml:space="preserve"> </w:t>
+      </w:r>
+      <w:proofErr w:type="spellStart"/>
+      <w:r>
+        <w:t>descărcat</w:t>
+      </w:r>
+      <w:proofErr w:type="spellEnd"/>
+      <w:r>
+        <w:t xml:space="preserve"> </w:t>
+      </w:r>
+      <w:proofErr w:type="spellStart"/>
+      <w:r>
+        <w:t>în</w:t>
+      </w:r>
+      <w:proofErr w:type="spellEnd"/>
+      <w:r>
+        <w:t xml:space="preserve"> </w:t>
+      </w:r>
+      <w:proofErr w:type="spellStart"/>
+      <w:r>
+        <w:t>telefonul</w:t>
+      </w:r>
+      <w:proofErr w:type="spellEnd"/>
+      <w:r>
+        <w:t xml:space="preserve"> </w:t>
+      </w:r>
+      <w:proofErr w:type="spellStart"/>
+      <w:r>
+        <w:t>sau</w:t>
+      </w:r>
+      <w:proofErr w:type="spellEnd"/>
+      <w:r>
+        <w:t xml:space="preserve"> </w:t>
+      </w:r>
+      <w:proofErr w:type="spellStart"/>
+      <w:r>
+        <w:t>calculatorul</w:t>
+      </w:r>
+      <w:proofErr w:type="spellEnd"/>
+      <w:r>
+        <w:t xml:space="preserve"> </w:t>
+      </w:r>
+      <w:proofErr w:type="spellStart"/>
+      <w:r>
+        <w:t>clientului</w:t>
+      </w:r>
+      <w:proofErr w:type="spellEnd"/>
+      <w:r>
+        <w:t xml:space="preserve">, nu </w:t>
+      </w:r>
+      <w:proofErr w:type="spellStart"/>
+      <w:r>
+        <w:t>mai</w:t>
+      </w:r>
+      <w:proofErr w:type="spellEnd"/>
+      <w:r>
+        <w:t xml:space="preserve"> </w:t>
+      </w:r>
+      <w:proofErr w:type="spellStart"/>
+      <w:r>
+        <w:t>putem</w:t>
+      </w:r>
+      <w:proofErr w:type="spellEnd"/>
+      <w:r>
+        <w:t xml:space="preserve"> </w:t>
+      </w:r>
+      <w:proofErr w:type="spellStart"/>
+      <w:r>
+        <w:t>rula</w:t>
+      </w:r>
+      <w:proofErr w:type="spellEnd"/>
+      <w:r>
+        <w:t xml:space="preserve"> cod "</w:t>
+      </w:r>
+      <w:proofErr w:type="spellStart"/>
+      <w:r>
+        <w:t>în</w:t>
+      </w:r>
+      <w:proofErr w:type="spellEnd"/>
+      <w:r>
+        <w:t xml:space="preserve"> spate" care </w:t>
+      </w:r>
+      <w:proofErr w:type="spellStart"/>
+      <w:r>
+        <w:t>să</w:t>
+      </w:r>
+      <w:proofErr w:type="spellEnd"/>
+      <w:r>
+        <w:t xml:space="preserve"> </w:t>
+      </w:r>
+      <w:proofErr w:type="spellStart"/>
+      <w:r>
+        <w:t>măsoare</w:t>
+      </w:r>
+      <w:proofErr w:type="spellEnd"/>
+      <w:r>
+        <w:t xml:space="preserve"> </w:t>
+      </w:r>
+      <w:proofErr w:type="spellStart"/>
+      <w:r>
+        <w:t>că</w:t>
+      </w:r>
+      <w:proofErr w:type="spellEnd"/>
+      <w:r>
+        <w:t xml:space="preserve"> omul a </w:t>
+      </w:r>
+      <w:proofErr w:type="spellStart"/>
+      <w:r>
+        <w:t>dat</w:t>
+      </w:r>
+      <w:proofErr w:type="spellEnd"/>
+      <w:r>
+        <w:t xml:space="preserve"> scroll la 85% ca </w:t>
+      </w:r>
+      <w:proofErr w:type="spellStart"/>
+      <w:r>
+        <w:t>să-i</w:t>
+      </w:r>
+      <w:proofErr w:type="spellEnd"/>
+      <w:r>
+        <w:t xml:space="preserve"> </w:t>
+      </w:r>
+      <w:proofErr w:type="spellStart"/>
+      <w:r>
+        <w:t>trântim</w:t>
+      </w:r>
+      <w:proofErr w:type="spellEnd"/>
+      <w:r>
+        <w:t xml:space="preserve"> un pop-up pe </w:t>
+      </w:r>
+      <w:proofErr w:type="spellStart"/>
+      <w:r>
+        <w:t>ecran</w:t>
+      </w:r>
+      <w:proofErr w:type="spellEnd"/>
+      <w:r>
+        <w:t xml:space="preserve">. </w:t>
+      </w:r>
+      <w:proofErr w:type="spellStart"/>
+      <w:r>
+        <w:t>Programele</w:t>
+      </w:r>
+      <w:proofErr w:type="spellEnd"/>
+      <w:r>
+        <w:t xml:space="preserve"> care </w:t>
+      </w:r>
+      <w:proofErr w:type="spellStart"/>
+      <w:r>
+        <w:t>citesc</w:t>
+      </w:r>
+      <w:proofErr w:type="spellEnd"/>
+      <w:r>
+        <w:t xml:space="preserve"> PDF-</w:t>
+      </w:r>
+      <w:proofErr w:type="spellStart"/>
+      <w:r>
+        <w:t>uri</w:t>
+      </w:r>
+      <w:proofErr w:type="spellEnd"/>
+      <w:r>
+        <w:t xml:space="preserve"> (precum Adobe Reader </w:t>
+      </w:r>
+      <w:proofErr w:type="spellStart"/>
+      <w:r>
+        <w:t>sau</w:t>
+      </w:r>
+      <w:proofErr w:type="spellEnd"/>
+      <w:r>
+        <w:t xml:space="preserve"> Apple Preview) </w:t>
+      </w:r>
+      <w:proofErr w:type="spellStart"/>
+      <w:r>
+        <w:t>pur</w:t>
+      </w:r>
+      <w:proofErr w:type="spellEnd"/>
+      <w:r>
+        <w:t xml:space="preserve"> </w:t>
+      </w:r>
+      <w:proofErr w:type="spellStart"/>
+      <w:r>
+        <w:t>și</w:t>
+      </w:r>
+      <w:proofErr w:type="spellEnd"/>
+      <w:r>
+        <w:t xml:space="preserve"> </w:t>
+      </w:r>
+      <w:proofErr w:type="spellStart"/>
+      <w:r>
+        <w:t>simplu</w:t>
+      </w:r>
+      <w:proofErr w:type="spellEnd"/>
+      <w:r>
+        <w:t xml:space="preserve"> nu permit </w:t>
+      </w:r>
+      <w:proofErr w:type="spellStart"/>
+      <w:r>
+        <w:t>acest</w:t>
+      </w:r>
+      <w:proofErr w:type="spellEnd"/>
+      <w:r>
+        <w:t xml:space="preserve"> </w:t>
+      </w:r>
+      <w:proofErr w:type="spellStart"/>
+      <w:r>
+        <w:t>lucru</w:t>
+      </w:r>
+      <w:proofErr w:type="spellEnd"/>
+      <w:r>
+        <w:t xml:space="preserve"> din motive de </w:t>
+      </w:r>
+      <w:proofErr w:type="spellStart"/>
+      <w:r>
+        <w:t>securitate</w:t>
+      </w:r>
+      <w:proofErr w:type="spellEnd"/>
+      <w:r>
+        <w:t>.</w:t>
+      </w:r>
+    </w:p>
+    <w:p>
+      <w:r>
+        <w:rPr>
+          <w:b/>
+          <w:bCs/>
+        </w:rPr>
+        <w:t xml:space="preserve">Dar </w:t>
+      </w:r>
+      <w:proofErr w:type="spellStart"/>
+      <w:r>
+        <w:rPr>
+          <w:b/>
+          <w:bCs/>
+        </w:rPr>
+        <w:t>putem</w:t>
+      </w:r>
+      <w:proofErr w:type="spellEnd"/>
+      <w:r>
+        <w:rPr>
+          <w:b/>
+          <w:bCs/>
+        </w:rPr>
+        <w:t xml:space="preserve"> face </w:t>
+      </w:r>
+      <w:proofErr w:type="spellStart"/>
+      <w:r>
+        <w:rPr>
+          <w:b/>
+          <w:bCs/>
+        </w:rPr>
+        <w:t>ceva</w:t>
+      </w:r>
+      <w:proofErr w:type="spellEnd"/>
+      <w:r>
+        <w:rPr>
+          <w:b/>
+          <w:bCs/>
+        </w:rPr>
+        <w:t xml:space="preserve"> </w:t>
+      </w:r>
+      <w:proofErr w:type="spellStart"/>
+      <w:r>
+        <w:rPr>
+          <w:b/>
+          <w:bCs/>
+        </w:rPr>
+        <w:t>mult</w:t>
+      </w:r>
+      <w:proofErr w:type="spellEnd"/>
+      <w:r>
+        <w:rPr>
+          <w:b/>
+          <w:bCs/>
+        </w:rPr>
+        <w:t xml:space="preserve"> </w:t>
+      </w:r>
+      <w:proofErr w:type="spellStart"/>
+      <w:r>
+        <w:rPr>
+          <w:b/>
+          <w:bCs/>
+        </w:rPr>
+        <w:t>mai</w:t>
+      </w:r>
+      <w:proofErr w:type="spellEnd"/>
+      <w:r>
+        <w:rPr>
+          <w:b/>
+          <w:bCs/>
+        </w:rPr>
+        <w:t xml:space="preserve"> elegant, care </w:t>
+      </w:r>
+      <w:proofErr w:type="spellStart"/>
+      <w:r>
+        <w:rPr>
+          <w:b/>
+          <w:bCs/>
+        </w:rPr>
+        <w:t>funcționează</w:t>
+      </w:r>
+      <w:proofErr w:type="spellEnd"/>
+      <w:r>
+        <w:rPr>
+          <w:b/>
+          <w:bCs/>
+        </w:rPr>
+        <w:t xml:space="preserve"> </w:t>
+      </w:r>
+      <w:proofErr w:type="spellStart"/>
+      <w:r>
+        <w:rPr>
+          <w:b/>
+          <w:bCs/>
+        </w:rPr>
+        <w:t>impecabil</w:t>
+      </w:r>
+      <w:proofErr w:type="spellEnd"/>
+      <w:r>
+        <w:rPr>
+          <w:b/>
+          <w:bCs/>
+        </w:rPr>
+        <w:t xml:space="preserve"> </w:t>
+      </w:r>
+      <w:proofErr w:type="spellStart"/>
+      <w:r>
+        <w:rPr>
+          <w:b/>
+          <w:bCs/>
+        </w:rPr>
+        <w:t>în</w:t>
+      </w:r>
+      <w:proofErr w:type="spellEnd"/>
+      <w:r>
+        <w:rPr>
+          <w:b/>
+          <w:bCs/>
+        </w:rPr>
+        <w:t xml:space="preserve"> PDF-</w:t>
+      </w:r>
+      <w:proofErr w:type="spellStart"/>
+      <w:r>
+        <w:rPr>
+          <w:b/>
+          <w:bCs/>
+        </w:rPr>
+        <w:t>uri</w:t>
+      </w:r>
+      <w:proofErr w:type="spellEnd"/>
+      <w:r>
+        <w:rPr>
+          <w:b/>
+          <w:bCs/>
+        </w:rPr>
+        <w:t>!</w:t>
+      </w:r>
+    </w:p>
+    <w:p>
+      <w:proofErr w:type="spellStart"/>
+      <w:r>
+        <w:t>Iată</w:t>
+      </w:r>
+      <w:proofErr w:type="spellEnd"/>
+      <w:r>
+        <w:t xml:space="preserve"> cum fac </w:t>
+      </w:r>
+      <w:proofErr w:type="spellStart"/>
+      <w:r>
+        <w:t>marile</w:t>
+      </w:r>
+      <w:proofErr w:type="spellEnd"/>
+      <w:r>
+        <w:t xml:space="preserve"> </w:t>
+      </w:r>
+      <w:proofErr w:type="spellStart"/>
+      <w:r>
+        <w:t>companii</w:t>
+      </w:r>
+      <w:proofErr w:type="spellEnd"/>
+      <w:r>
+        <w:t xml:space="preserve"> </w:t>
+      </w:r>
+      <w:proofErr w:type="spellStart"/>
+      <w:r>
+        <w:t>pentru</w:t>
+      </w:r>
+      <w:proofErr w:type="spellEnd"/>
+      <w:r>
+        <w:t xml:space="preserve"> </w:t>
+      </w:r>
+      <w:proofErr w:type="gramStart"/>
+      <w:r>
+        <w:t>a</w:t>
+      </w:r>
+      <w:proofErr w:type="gramEnd"/>
+      <w:r>
+        <w:t xml:space="preserve"> </w:t>
+      </w:r>
+      <w:proofErr w:type="spellStart"/>
+      <w:r>
+        <w:t>atrage</w:t>
+      </w:r>
+      <w:proofErr w:type="spellEnd"/>
+      <w:r>
+        <w:t xml:space="preserve"> </w:t>
+      </w:r>
+      <w:proofErr w:type="spellStart"/>
+      <w:r>
+        <w:t>clienții</w:t>
+      </w:r>
+      <w:proofErr w:type="spellEnd"/>
+      <w:r>
+        <w:t xml:space="preserve"> </w:t>
+      </w:r>
+      <w:proofErr w:type="spellStart"/>
+      <w:r>
+        <w:t>înapoi</w:t>
+      </w:r>
+      <w:proofErr w:type="spellEnd"/>
+      <w:r>
+        <w:t xml:space="preserve"> pe site din PDF-</w:t>
+      </w:r>
+      <w:proofErr w:type="spellStart"/>
+      <w:r>
+        <w:t>uri</w:t>
+      </w:r>
+      <w:proofErr w:type="spellEnd"/>
+      <w:r>
+        <w:t>:</w:t>
+      </w:r>
+    </w:p>
+    <w:p>
+      <w:pPr>
+        <w:numPr>
+          <w:ilvl w:val="0"/>
+          <w:numId w:val="27"/>
+        </w:numPr>
+      </w:pPr>
+      <w:proofErr w:type="spellStart"/>
+      <w:r>
+        <w:rPr>
+          <w:b/>
+          <w:bCs/>
+        </w:rPr>
+        <w:t>Pagină</w:t>
+      </w:r>
+      <w:proofErr w:type="spellEnd"/>
+      <w:r>
+        <w:rPr>
+          <w:b/>
+          <w:bCs/>
+        </w:rPr>
+        <w:t xml:space="preserve"> </w:t>
+      </w:r>
+      <w:proofErr w:type="spellStart"/>
+      <w:r>
+        <w:rPr>
+          <w:b/>
+          <w:bCs/>
+        </w:rPr>
+        <w:t>Dedicată</w:t>
+      </w:r>
+      <w:proofErr w:type="spellEnd"/>
+      <w:r>
+        <w:rPr>
+          <w:b/>
+          <w:bCs/>
+        </w:rPr>
+        <w:t xml:space="preserve"> (Call-to-Action) la final:</w:t>
+      </w:r>
+      <w:r>
+        <w:t> </w:t>
+      </w:r>
+      <w:proofErr w:type="spellStart"/>
+      <w:r>
+        <w:t>Putem</w:t>
+      </w:r>
+      <w:proofErr w:type="spellEnd"/>
+      <w:r>
+        <w:t xml:space="preserve"> </w:t>
+      </w:r>
+      <w:proofErr w:type="spellStart"/>
+      <w:r>
+        <w:t>adăuga</w:t>
+      </w:r>
+      <w:proofErr w:type="spellEnd"/>
+      <w:r>
+        <w:t xml:space="preserve"> automat ca ultima </w:t>
+      </w:r>
+      <w:proofErr w:type="spellStart"/>
+      <w:r>
+        <w:t>pagină</w:t>
+      </w:r>
+      <w:proofErr w:type="spellEnd"/>
+      <w:r>
+        <w:t xml:space="preserve"> din PDF </w:t>
+      </w:r>
+      <w:proofErr w:type="spellStart"/>
+      <w:r>
+        <w:t>să</w:t>
+      </w:r>
+      <w:proofErr w:type="spellEnd"/>
+      <w:r>
+        <w:t xml:space="preserve"> fie </w:t>
+      </w:r>
+      <w:proofErr w:type="spellStart"/>
+      <w:r>
+        <w:t>una</w:t>
+      </w:r>
+      <w:proofErr w:type="spellEnd"/>
+      <w:r>
+        <w:t xml:space="preserve"> </w:t>
+      </w:r>
+      <w:proofErr w:type="spellStart"/>
+      <w:r>
+        <w:t>foarte</w:t>
+      </w:r>
+      <w:proofErr w:type="spellEnd"/>
+      <w:r>
+        <w:t xml:space="preserve"> </w:t>
+      </w:r>
+      <w:proofErr w:type="spellStart"/>
+      <w:r>
+        <w:t>grafică</w:t>
+      </w:r>
+      <w:proofErr w:type="spellEnd"/>
+      <w:r>
+        <w:t xml:space="preserve"> </w:t>
+      </w:r>
+      <w:proofErr w:type="spellStart"/>
+      <w:r>
+        <w:t>și</w:t>
+      </w:r>
+      <w:proofErr w:type="spellEnd"/>
+      <w:r>
+        <w:t xml:space="preserve"> </w:t>
+      </w:r>
+      <w:proofErr w:type="spellStart"/>
+      <w:r>
+        <w:t>colorată</w:t>
+      </w:r>
+      <w:proofErr w:type="spellEnd"/>
+      <w:r>
+        <w:t xml:space="preserve"> (ca o </w:t>
+      </w:r>
+      <w:proofErr w:type="spellStart"/>
+      <w:r>
+        <w:t>reclamă</w:t>
+      </w:r>
+      <w:proofErr w:type="spellEnd"/>
+      <w:r>
+        <w:t xml:space="preserve"> </w:t>
+      </w:r>
+      <w:proofErr w:type="spellStart"/>
+      <w:r>
+        <w:t>internă</w:t>
+      </w:r>
+      <w:proofErr w:type="spellEnd"/>
+      <w:r>
+        <w:t xml:space="preserve">), cu un </w:t>
+      </w:r>
+      <w:proofErr w:type="spellStart"/>
+      <w:r>
+        <w:t>mesaj</w:t>
+      </w:r>
+      <w:proofErr w:type="spellEnd"/>
+      <w:r>
+        <w:t xml:space="preserve"> mare: </w:t>
+      </w:r>
+      <w:r>
+        <w:rPr>
+          <w:i/>
+          <w:iCs/>
+        </w:rPr>
+        <w:t>"</w:t>
+      </w:r>
+      <w:proofErr w:type="spellStart"/>
+      <w:r>
+        <w:rPr>
+          <w:i/>
+          <w:iCs/>
+        </w:rPr>
+        <w:t>Vrei</w:t>
+      </w:r>
+      <w:proofErr w:type="spellEnd"/>
+      <w:r>
+        <w:rPr>
+          <w:i/>
+          <w:iCs/>
+        </w:rPr>
+        <w:t xml:space="preserve"> </w:t>
+      </w:r>
+      <w:proofErr w:type="spellStart"/>
+      <w:r>
+        <w:rPr>
+          <w:i/>
+          <w:iCs/>
+        </w:rPr>
+        <w:t>să</w:t>
+      </w:r>
+      <w:proofErr w:type="spellEnd"/>
+      <w:r>
+        <w:rPr>
+          <w:i/>
+          <w:iCs/>
+        </w:rPr>
+        <w:t xml:space="preserve"> </w:t>
+      </w:r>
+      <w:proofErr w:type="spellStart"/>
+      <w:r>
+        <w:rPr>
+          <w:i/>
+          <w:iCs/>
+        </w:rPr>
+        <w:t>generezi</w:t>
+      </w:r>
+      <w:proofErr w:type="spellEnd"/>
+      <w:r>
+        <w:rPr>
+          <w:i/>
+          <w:iCs/>
+        </w:rPr>
+        <w:t xml:space="preserve"> </w:t>
+      </w:r>
+      <w:proofErr w:type="spellStart"/>
+      <w:r>
+        <w:rPr>
+          <w:i/>
+          <w:iCs/>
+        </w:rPr>
+        <w:t>și</w:t>
+      </w:r>
+      <w:proofErr w:type="spellEnd"/>
+      <w:r>
+        <w:rPr>
+          <w:i/>
+          <w:iCs/>
+        </w:rPr>
+        <w:t xml:space="preserve"> </w:t>
+      </w:r>
+      <w:proofErr w:type="spellStart"/>
+      <w:r>
+        <w:rPr>
+          <w:i/>
+          <w:iCs/>
+        </w:rPr>
+        <w:t>alte</w:t>
+      </w:r>
+      <w:proofErr w:type="spellEnd"/>
+      <w:r>
+        <w:rPr>
+          <w:i/>
+          <w:iCs/>
+        </w:rPr>
+        <w:t xml:space="preserve"> </w:t>
+      </w:r>
+      <w:proofErr w:type="spellStart"/>
+      <w:r>
+        <w:rPr>
+          <w:i/>
+          <w:iCs/>
+        </w:rPr>
+        <w:t>idei</w:t>
+      </w:r>
+      <w:proofErr w:type="spellEnd"/>
+      <w:r>
+        <w:rPr>
+          <w:i/>
+          <w:iCs/>
+        </w:rPr>
+        <w:t xml:space="preserve"> de </w:t>
+      </w:r>
+      <w:proofErr w:type="spellStart"/>
+      <w:r>
+        <w:rPr>
+          <w:i/>
+          <w:iCs/>
+        </w:rPr>
+        <w:t>afaceri</w:t>
+      </w:r>
+      <w:proofErr w:type="spellEnd"/>
+      <w:r>
+        <w:rPr>
+          <w:i/>
+          <w:iCs/>
+        </w:rPr>
+        <w:t xml:space="preserve">? </w:t>
+      </w:r>
+      <w:proofErr w:type="spellStart"/>
+      <w:r>
+        <w:rPr>
+          <w:i/>
+          <w:iCs/>
+        </w:rPr>
+        <w:t>Întoarce-te</w:t>
+      </w:r>
+      <w:proofErr w:type="spellEnd"/>
+      <w:r>
+        <w:rPr>
+          <w:i/>
+          <w:iCs/>
+        </w:rPr>
+        <w:t xml:space="preserve"> pe IdeeaTa.ai!"</w:t>
+      </w:r>
+      <w:r>
+        <w:t xml:space="preserve">, care </w:t>
+      </w:r>
+      <w:proofErr w:type="spellStart"/>
+      <w:r>
+        <w:t>să</w:t>
+      </w:r>
+      <w:proofErr w:type="spellEnd"/>
+      <w:r>
+        <w:t xml:space="preserve"> fie </w:t>
+      </w:r>
+      <w:proofErr w:type="gramStart"/>
+      <w:r>
+        <w:t>un link</w:t>
+      </w:r>
+      <w:proofErr w:type="gramEnd"/>
+      <w:r>
+        <w:t xml:space="preserve"> pe care </w:t>
+      </w:r>
+      <w:proofErr w:type="spellStart"/>
+      <w:r>
+        <w:t>poate</w:t>
+      </w:r>
+      <w:proofErr w:type="spellEnd"/>
+      <w:r>
+        <w:t xml:space="preserve"> da click.</w:t>
+      </w:r>
+    </w:p>
+    <w:p>
+      <w:pPr>
+        <w:numPr>
+          <w:ilvl w:val="0"/>
+          <w:numId w:val="27"/>
+        </w:numPr>
+      </w:pPr>
+      <w:proofErr w:type="spellStart"/>
+      <w:r>
+        <w:rPr>
+          <w:b/>
+          <w:bCs/>
+        </w:rPr>
+        <w:t>Subsol</w:t>
+      </w:r>
+      <w:proofErr w:type="spellEnd"/>
+      <w:r>
+        <w:rPr>
+          <w:b/>
+          <w:bCs/>
+        </w:rPr>
+        <w:t xml:space="preserve"> (Footer/Watermark) pe </w:t>
+      </w:r>
+      <w:proofErr w:type="spellStart"/>
+      <w:r>
+        <w:rPr>
+          <w:b/>
+          <w:bCs/>
+        </w:rPr>
+        <w:t>fiecare</w:t>
+      </w:r>
+      <w:proofErr w:type="spellEnd"/>
+      <w:r>
+        <w:rPr>
+          <w:b/>
+          <w:bCs/>
+        </w:rPr>
+        <w:t xml:space="preserve"> </w:t>
+      </w:r>
+      <w:proofErr w:type="spellStart"/>
+      <w:r>
+        <w:rPr>
+          <w:b/>
+          <w:bCs/>
+        </w:rPr>
+        <w:t>pagină</w:t>
+      </w:r>
+      <w:proofErr w:type="spellEnd"/>
+      <w:r>
+        <w:rPr>
+          <w:b/>
+          <w:bCs/>
+        </w:rPr>
+        <w:t>:</w:t>
+      </w:r>
+      <w:r>
+        <w:t xml:space="preserve"> Pe </w:t>
+      </w:r>
+      <w:proofErr w:type="spellStart"/>
+      <w:r>
+        <w:t>absolut</w:t>
+      </w:r>
+      <w:proofErr w:type="spellEnd"/>
+      <w:r>
+        <w:t xml:space="preserve"> </w:t>
+      </w:r>
+      <w:proofErr w:type="spellStart"/>
+      <w:r>
+        <w:t>fiecare</w:t>
+      </w:r>
+      <w:proofErr w:type="spellEnd"/>
+      <w:r>
+        <w:t xml:space="preserve"> </w:t>
+      </w:r>
+      <w:proofErr w:type="spellStart"/>
+      <w:r>
+        <w:t>pagină</w:t>
+      </w:r>
+      <w:proofErr w:type="spellEnd"/>
+      <w:r>
+        <w:t xml:space="preserve"> din PDF, </w:t>
+      </w:r>
+      <w:proofErr w:type="spellStart"/>
+      <w:r>
+        <w:t>jos</w:t>
+      </w:r>
+      <w:proofErr w:type="spellEnd"/>
+      <w:r>
+        <w:t xml:space="preserve"> de tot, </w:t>
+      </w:r>
+      <w:proofErr w:type="spellStart"/>
+      <w:r>
+        <w:t>putem</w:t>
+      </w:r>
+      <w:proofErr w:type="spellEnd"/>
+      <w:r>
+        <w:t xml:space="preserve"> </w:t>
+      </w:r>
+      <w:proofErr w:type="spellStart"/>
+      <w:r>
+        <w:t>insera</w:t>
+      </w:r>
+      <w:proofErr w:type="spellEnd"/>
+      <w:r>
+        <w:t xml:space="preserve"> </w:t>
+      </w:r>
+      <w:proofErr w:type="gramStart"/>
+      <w:r>
+        <w:t>un link</w:t>
+      </w:r>
+      <w:proofErr w:type="gramEnd"/>
+      <w:r>
+        <w:t xml:space="preserve"> </w:t>
+      </w:r>
+      <w:proofErr w:type="spellStart"/>
+      <w:r>
+        <w:t>subtil</w:t>
+      </w:r>
+      <w:proofErr w:type="spellEnd"/>
+      <w:r>
+        <w:t xml:space="preserve"> </w:t>
+      </w:r>
+      <w:proofErr w:type="spellStart"/>
+      <w:r>
+        <w:t>dar</w:t>
+      </w:r>
+      <w:proofErr w:type="spellEnd"/>
+      <w:r>
+        <w:t xml:space="preserve"> </w:t>
+      </w:r>
+      <w:proofErr w:type="spellStart"/>
+      <w:r>
+        <w:t>vizibil</w:t>
+      </w:r>
+      <w:proofErr w:type="spellEnd"/>
+      <w:r>
+        <w:t>: </w:t>
+      </w:r>
+      <w:r>
+        <w:rPr>
+          <w:i/>
+          <w:iCs/>
+        </w:rPr>
+        <w:t xml:space="preserve">"Plan </w:t>
+      </w:r>
+      <w:proofErr w:type="spellStart"/>
+      <w:r>
+        <w:rPr>
+          <w:i/>
+          <w:iCs/>
+        </w:rPr>
+        <w:t>generat</w:t>
+      </w:r>
+      <w:proofErr w:type="spellEnd"/>
+      <w:r>
+        <w:rPr>
+          <w:i/>
+          <w:iCs/>
+        </w:rPr>
+        <w:t xml:space="preserve"> </w:t>
+      </w:r>
+      <w:proofErr w:type="spellStart"/>
+      <w:r>
+        <w:rPr>
+          <w:i/>
+          <w:iCs/>
+        </w:rPr>
+        <w:t>inteligent</w:t>
+      </w:r>
+      <w:proofErr w:type="spellEnd"/>
+      <w:r>
+        <w:rPr>
+          <w:i/>
+          <w:iCs/>
+        </w:rPr>
+        <w:t xml:space="preserve"> de IdeeaTa.ai"</w:t>
+      </w:r>
+      <w:r>
+        <w:t xml:space="preserve"> (care </w:t>
+      </w:r>
+      <w:proofErr w:type="spellStart"/>
+      <w:r>
+        <w:t>îl</w:t>
+      </w:r>
+      <w:proofErr w:type="spellEnd"/>
+      <w:r>
+        <w:t xml:space="preserve"> duce direct la tine pe site </w:t>
+      </w:r>
+      <w:proofErr w:type="spellStart"/>
+      <w:r>
+        <w:t>dacă</w:t>
+      </w:r>
+      <w:proofErr w:type="spellEnd"/>
+      <w:r>
+        <w:t xml:space="preserve"> </w:t>
+      </w:r>
+      <w:proofErr w:type="spellStart"/>
+      <w:r>
+        <w:t>apasă</w:t>
+      </w:r>
+      <w:proofErr w:type="spellEnd"/>
+      <w:r>
+        <w:t xml:space="preserve"> pe </w:t>
+      </w:r>
+      <w:proofErr w:type="spellStart"/>
+      <w:r>
+        <w:t>el</w:t>
+      </w:r>
+      <w:proofErr w:type="spellEnd"/>
+      <w:r>
+        <w:t>).</w:t>
+      </w:r>
+    </w:p>
+    <w:p>
+      <w:proofErr w:type="spellStart"/>
+      <w:r>
+        <w:t>Aceste</w:t>
+      </w:r>
+      <w:proofErr w:type="spellEnd"/>
+      <w:r>
+        <w:t xml:space="preserve"> </w:t>
+      </w:r>
+      <w:proofErr w:type="spellStart"/>
+      <w:r>
+        <w:t>metode</w:t>
+      </w:r>
+      <w:proofErr w:type="spellEnd"/>
+      <w:r>
+        <w:t xml:space="preserve"> </w:t>
+      </w:r>
+      <w:proofErr w:type="spellStart"/>
+      <w:r>
+        <w:t>atrag</w:t>
+      </w:r>
+      <w:proofErr w:type="spellEnd"/>
+      <w:r>
+        <w:t xml:space="preserve"> </w:t>
+      </w:r>
+      <w:proofErr w:type="spellStart"/>
+      <w:r>
+        <w:t>extrem</w:t>
+      </w:r>
+      <w:proofErr w:type="spellEnd"/>
+      <w:r>
+        <w:t xml:space="preserve"> de </w:t>
+      </w:r>
+      <w:proofErr w:type="spellStart"/>
+      <w:r>
+        <w:t>mult</w:t>
+      </w:r>
+      <w:proofErr w:type="spellEnd"/>
+      <w:r>
+        <w:t xml:space="preserve"> </w:t>
+      </w:r>
+      <w:proofErr w:type="spellStart"/>
+      <w:r>
+        <w:t>trafic</w:t>
+      </w:r>
+      <w:proofErr w:type="spellEnd"/>
+      <w:r>
+        <w:t xml:space="preserve"> </w:t>
+      </w:r>
+      <w:proofErr w:type="spellStart"/>
+      <w:r>
+        <w:t>recurent</w:t>
+      </w:r>
+      <w:proofErr w:type="spellEnd"/>
+      <w:r>
+        <w:t xml:space="preserve"> </w:t>
+      </w:r>
+      <w:proofErr w:type="spellStart"/>
+      <w:r>
+        <w:t>și</w:t>
+      </w:r>
+      <w:proofErr w:type="spellEnd"/>
+      <w:r>
+        <w:t xml:space="preserve"> fac </w:t>
+      </w:r>
+      <w:proofErr w:type="spellStart"/>
+      <w:r>
+        <w:t>aplicația</w:t>
+      </w:r>
+      <w:proofErr w:type="spellEnd"/>
+      <w:r>
+        <w:t xml:space="preserve"> </w:t>
+      </w:r>
+      <w:proofErr w:type="spellStart"/>
+      <w:r>
+        <w:t>să</w:t>
+      </w:r>
+      <w:proofErr w:type="spellEnd"/>
+      <w:r>
+        <w:t xml:space="preserve"> </w:t>
+      </w:r>
+      <w:proofErr w:type="spellStart"/>
+      <w:r>
+        <w:t>pară</w:t>
+      </w:r>
+      <w:proofErr w:type="spellEnd"/>
+      <w:r>
+        <w:t xml:space="preserve"> </w:t>
+      </w:r>
+      <w:proofErr w:type="spellStart"/>
+      <w:r>
+        <w:t>foarte</w:t>
+      </w:r>
+      <w:proofErr w:type="spellEnd"/>
+      <w:r>
+        <w:t xml:space="preserve"> "Premium". Care </w:t>
+      </w:r>
+      <w:proofErr w:type="spellStart"/>
+      <w:r>
+        <w:t>dintre</w:t>
+      </w:r>
+      <w:proofErr w:type="spellEnd"/>
+      <w:r>
+        <w:t xml:space="preserve"> </w:t>
+      </w:r>
+      <w:proofErr w:type="spellStart"/>
+      <w:r>
+        <w:t>variante</w:t>
+      </w:r>
+      <w:proofErr w:type="spellEnd"/>
+      <w:r>
+        <w:t xml:space="preserve"> </w:t>
+      </w:r>
+      <w:proofErr w:type="spellStart"/>
+      <w:r>
+        <w:t>îți</w:t>
+      </w:r>
+      <w:proofErr w:type="spellEnd"/>
+      <w:r>
+        <w:t xml:space="preserve"> face </w:t>
+      </w:r>
+      <w:proofErr w:type="spellStart"/>
+      <w:r>
+        <w:t>mai</w:t>
+      </w:r>
+      <w:proofErr w:type="spellEnd"/>
+      <w:r>
+        <w:t xml:space="preserve"> </w:t>
+      </w:r>
+      <w:proofErr w:type="spellStart"/>
+      <w:r>
+        <w:t>mult</w:t>
+      </w:r>
+      <w:proofErr w:type="spellEnd"/>
+      <w:r>
+        <w:t xml:space="preserve"> cu </w:t>
+      </w:r>
+      <w:proofErr w:type="spellStart"/>
+      <w:r>
+        <w:t>ochiul</w:t>
+      </w:r>
+      <w:proofErr w:type="spellEnd"/>
+      <w:r>
+        <w:t>?</w:t>
+      </w:r>
+    </w:p>
+    <w:p>
+      <w:r>
+        <w:t>5:40 PM</w:t>
+      </w:r>
+    </w:p>
+    <w:p>
+      <w:proofErr w:type="spellStart"/>
+      <w:r>
+        <w:t>atunci</w:t>
+      </w:r>
+      <w:proofErr w:type="spellEnd"/>
+      <w:r>
+        <w:t xml:space="preserve"> pe </w:t>
+      </w:r>
+      <w:proofErr w:type="spellStart"/>
+      <w:r>
+        <w:t>butonul</w:t>
+      </w:r>
+      <w:proofErr w:type="spellEnd"/>
+      <w:r>
+        <w:t xml:space="preserve"> </w:t>
+      </w:r>
+      <w:proofErr w:type="spellStart"/>
+      <w:r>
+        <w:t>mergi</w:t>
+      </w:r>
+      <w:proofErr w:type="spellEnd"/>
+      <w:r>
+        <w:t xml:space="preserve"> </w:t>
+      </w:r>
+      <w:proofErr w:type="spellStart"/>
+      <w:r>
+        <w:t>catre</w:t>
+      </w:r>
+      <w:proofErr w:type="spellEnd"/>
+      <w:r>
+        <w:t xml:space="preserve"> IdeeatTa.ai</w:t>
+      </w:r>
+    </w:p>
+    <w:p>
+      <w:r>
+        <w:t>5:41 PM</w:t>
+      </w:r>
+    </w:p>
+    <w:p>
+      <w:r>
+        <w:t>5:41 PM</w:t>
+      </w:r>
+    </w:p>
+    <w:p>
+      <w:proofErr w:type="spellStart"/>
+      <w:r>
+        <w:t>pune</w:t>
+      </w:r>
+      <w:proofErr w:type="spellEnd"/>
+      <w:r>
+        <w:t xml:space="preserve"> </w:t>
+      </w:r>
+      <w:proofErr w:type="spellStart"/>
+      <w:r>
+        <w:t>si</w:t>
+      </w:r>
+      <w:proofErr w:type="spellEnd"/>
+      <w:r>
+        <w:t xml:space="preserve"> </w:t>
+      </w:r>
+      <w:proofErr w:type="spellStart"/>
+      <w:r>
+        <w:t>asta</w:t>
+      </w:r>
+      <w:proofErr w:type="spellEnd"/>
+      <w:r>
+        <w:t xml:space="preserve"> </w:t>
+      </w:r>
+      <w:proofErr w:type="spellStart"/>
+      <w:r>
+        <w:t>Pagină</w:t>
+      </w:r>
+      <w:proofErr w:type="spellEnd"/>
+      <w:r>
+        <w:t xml:space="preserve"> </w:t>
+      </w:r>
+      <w:proofErr w:type="spellStart"/>
+      <w:r>
+        <w:t>Dedicată</w:t>
+      </w:r>
+      <w:proofErr w:type="spellEnd"/>
+      <w:r>
+        <w:t xml:space="preserve"> (Call-to-Action) la final: </w:t>
+      </w:r>
+      <w:proofErr w:type="spellStart"/>
+      <w:r>
+        <w:t>Putem</w:t>
+      </w:r>
+      <w:proofErr w:type="spellEnd"/>
+      <w:r>
+        <w:t xml:space="preserve"> </w:t>
+      </w:r>
+      <w:proofErr w:type="spellStart"/>
+      <w:r>
+        <w:t>adăuga</w:t>
+      </w:r>
+      <w:proofErr w:type="spellEnd"/>
+      <w:r>
+        <w:t xml:space="preserve"> automat ca ultima </w:t>
+      </w:r>
+      <w:proofErr w:type="spellStart"/>
+      <w:r>
+        <w:t>pagină</w:t>
+      </w:r>
+      <w:proofErr w:type="spellEnd"/>
+      <w:r>
+        <w:t xml:space="preserve"> din PDF </w:t>
+      </w:r>
+      <w:proofErr w:type="spellStart"/>
+      <w:r>
+        <w:t>să</w:t>
+      </w:r>
+      <w:proofErr w:type="spellEnd"/>
+      <w:r>
+        <w:t xml:space="preserve"> fie </w:t>
+      </w:r>
+      <w:proofErr w:type="spellStart"/>
+      <w:r>
+        <w:t>una</w:t>
+      </w:r>
+      <w:proofErr w:type="spellEnd"/>
+      <w:r>
+        <w:t xml:space="preserve"> </w:t>
+      </w:r>
+      <w:proofErr w:type="spellStart"/>
+      <w:r>
+        <w:t>foarte</w:t>
+      </w:r>
+      <w:proofErr w:type="spellEnd"/>
+      <w:r>
+        <w:t xml:space="preserve"> </w:t>
+      </w:r>
+      <w:proofErr w:type="spellStart"/>
+      <w:r>
+        <w:t>grafică</w:t>
+      </w:r>
+      <w:proofErr w:type="spellEnd"/>
+      <w:r>
+        <w:t xml:space="preserve"> </w:t>
+      </w:r>
+      <w:proofErr w:type="spellStart"/>
+      <w:r>
+        <w:t>și</w:t>
+      </w:r>
+      <w:proofErr w:type="spellEnd"/>
+      <w:r>
+        <w:t xml:space="preserve"> </w:t>
+      </w:r>
+      <w:proofErr w:type="spellStart"/>
+      <w:r>
+        <w:t>colorată</w:t>
+      </w:r>
+      <w:proofErr w:type="spellEnd"/>
+      <w:r>
+        <w:t xml:space="preserve"> (ca o </w:t>
+      </w:r>
+      <w:proofErr w:type="spellStart"/>
+      <w:r>
+        <w:t>reclamă</w:t>
+      </w:r>
+      <w:proofErr w:type="spellEnd"/>
+      <w:r>
+        <w:t xml:space="preserve"> </w:t>
+      </w:r>
+      <w:proofErr w:type="spellStart"/>
+      <w:r>
+        <w:t>internă</w:t>
+      </w:r>
+      <w:proofErr w:type="spellEnd"/>
+      <w:r>
+        <w:t xml:space="preserve">), cu un </w:t>
+      </w:r>
+      <w:proofErr w:type="spellStart"/>
+      <w:r>
+        <w:t>mesaj</w:t>
+      </w:r>
+      <w:proofErr w:type="spellEnd"/>
+      <w:r>
+        <w:t xml:space="preserve"> mare: "</w:t>
+      </w:r>
+      <w:proofErr w:type="spellStart"/>
+      <w:r>
+        <w:t>Vrei</w:t>
+      </w:r>
+      <w:proofErr w:type="spellEnd"/>
+      <w:r>
+        <w:t xml:space="preserve"> </w:t>
+      </w:r>
+      <w:proofErr w:type="spellStart"/>
+      <w:r>
+        <w:t>să</w:t>
+      </w:r>
+      <w:proofErr w:type="spellEnd"/>
+      <w:r>
+        <w:t xml:space="preserve"> </w:t>
+      </w:r>
+      <w:proofErr w:type="spellStart"/>
+      <w:r>
+        <w:t>generezi</w:t>
+      </w:r>
+      <w:proofErr w:type="spellEnd"/>
+      <w:r>
+        <w:t xml:space="preserve"> </w:t>
+      </w:r>
+      <w:proofErr w:type="spellStart"/>
+      <w:r>
+        <w:t>și</w:t>
+      </w:r>
+      <w:proofErr w:type="spellEnd"/>
+      <w:r>
+        <w:t xml:space="preserve"> </w:t>
+      </w:r>
+      <w:proofErr w:type="spellStart"/>
+      <w:r>
+        <w:t>alte</w:t>
+      </w:r>
+      <w:proofErr w:type="spellEnd"/>
+      <w:r>
+        <w:t xml:space="preserve"> </w:t>
+      </w:r>
+      <w:proofErr w:type="spellStart"/>
+      <w:r>
+        <w:t>idei</w:t>
+      </w:r>
+      <w:proofErr w:type="spellEnd"/>
+      <w:r>
+        <w:t xml:space="preserve"> de </w:t>
+      </w:r>
+      <w:proofErr w:type="spellStart"/>
+      <w:r>
+        <w:t>afaceri</w:t>
+      </w:r>
+      <w:proofErr w:type="spellEnd"/>
+      <w:r>
+        <w:t xml:space="preserve">? </w:t>
+      </w:r>
+      <w:proofErr w:type="spellStart"/>
+      <w:r>
+        <w:t>Întoarce-te</w:t>
+      </w:r>
+      <w:proofErr w:type="spellEnd"/>
+      <w:r>
+        <w:t xml:space="preserve"> pe IdeeaTa.ai!", care </w:t>
+      </w:r>
+      <w:proofErr w:type="spellStart"/>
+      <w:r>
+        <w:t>să</w:t>
+      </w:r>
+      <w:proofErr w:type="spellEnd"/>
+      <w:r>
+        <w:t xml:space="preserve"> fie </w:t>
+      </w:r>
+      <w:proofErr w:type="gramStart"/>
+      <w:r>
+        <w:t>un link</w:t>
+      </w:r>
+      <w:proofErr w:type="gramEnd"/>
+      <w:r>
+        <w:t xml:space="preserve"> pe care </w:t>
+      </w:r>
+      <w:proofErr w:type="spellStart"/>
+      <w:r>
+        <w:t>poate</w:t>
+      </w:r>
+      <w:proofErr w:type="spellEnd"/>
+      <w:r>
+        <w:t xml:space="preserve"> da click. </w:t>
+      </w:r>
+      <w:proofErr w:type="spellStart"/>
+      <w:r>
+        <w:t>Subsol</w:t>
+      </w:r>
+      <w:proofErr w:type="spellEnd"/>
+      <w:r>
+        <w:t xml:space="preserve"> (Footer/Watermark) pe </w:t>
+      </w:r>
+      <w:proofErr w:type="spellStart"/>
+      <w:r>
+        <w:t>fiecare</w:t>
+      </w:r>
+      <w:proofErr w:type="spellEnd"/>
+      <w:r>
+        <w:t xml:space="preserve"> </w:t>
+      </w:r>
+      <w:proofErr w:type="spellStart"/>
+      <w:r>
+        <w:t>pagină</w:t>
+      </w:r>
+      <w:proofErr w:type="spellEnd"/>
+      <w:r>
+        <w:t xml:space="preserve">: Pe </w:t>
+      </w:r>
+      <w:proofErr w:type="spellStart"/>
+      <w:r>
+        <w:t>absolut</w:t>
+      </w:r>
+      <w:proofErr w:type="spellEnd"/>
+      <w:r>
+        <w:t xml:space="preserve"> </w:t>
+      </w:r>
+      <w:proofErr w:type="spellStart"/>
+      <w:r>
+        <w:t>fiecare</w:t>
+      </w:r>
+      <w:proofErr w:type="spellEnd"/>
+      <w:r>
+        <w:t xml:space="preserve"> </w:t>
+      </w:r>
+      <w:proofErr w:type="spellStart"/>
+      <w:r>
+        <w:t>pagină</w:t>
+      </w:r>
+      <w:proofErr w:type="spellEnd"/>
+      <w:r>
+        <w:t xml:space="preserve"> din PDF, </w:t>
+      </w:r>
+      <w:proofErr w:type="spellStart"/>
+      <w:r>
+        <w:t>jos</w:t>
+      </w:r>
+      <w:proofErr w:type="spellEnd"/>
+      <w:r>
+        <w:t xml:space="preserve"> de tot, </w:t>
+      </w:r>
+      <w:proofErr w:type="spellStart"/>
+      <w:r>
+        <w:t>putem</w:t>
+      </w:r>
+      <w:proofErr w:type="spellEnd"/>
+      <w:r>
+        <w:t xml:space="preserve"> </w:t>
+      </w:r>
+      <w:proofErr w:type="spellStart"/>
+      <w:r>
+        <w:t>insera</w:t>
+      </w:r>
+      <w:proofErr w:type="spellEnd"/>
+      <w:r>
+        <w:t xml:space="preserve"> </w:t>
+      </w:r>
+      <w:proofErr w:type="gramStart"/>
+      <w:r>
+        <w:t>un link</w:t>
+      </w:r>
+      <w:proofErr w:type="gramEnd"/>
+      <w:r>
+        <w:t xml:space="preserve"> </w:t>
+      </w:r>
+      <w:proofErr w:type="spellStart"/>
+      <w:r>
+        <w:t>subtil</w:t>
+      </w:r>
+      <w:proofErr w:type="spellEnd"/>
+      <w:r>
+        <w:t xml:space="preserve"> </w:t>
+      </w:r>
+      <w:proofErr w:type="spellStart"/>
+      <w:r>
+        <w:t>dar</w:t>
+      </w:r>
+      <w:proofErr w:type="spellEnd"/>
+      <w:r>
+        <w:t xml:space="preserve"> </w:t>
+      </w:r>
+      <w:proofErr w:type="spellStart"/>
+      <w:r>
+        <w:t>vizibil</w:t>
+      </w:r>
+      <w:proofErr w:type="spellEnd"/>
+      <w:r>
+        <w:t xml:space="preserve">: "Plan </w:t>
+      </w:r>
+      <w:proofErr w:type="spellStart"/>
+      <w:r>
+        <w:t>generat</w:t>
+      </w:r>
+      <w:proofErr w:type="spellEnd"/>
+      <w:r>
+        <w:t xml:space="preserve"> </w:t>
+      </w:r>
+      <w:proofErr w:type="spellStart"/>
+      <w:r>
+        <w:t>inteligent</w:t>
+      </w:r>
+      <w:proofErr w:type="spellEnd"/>
+      <w:r>
+        <w:t xml:space="preserve"> de IdeeaTa.ai" (care </w:t>
+      </w:r>
+      <w:proofErr w:type="spellStart"/>
+      <w:r>
+        <w:t>îl</w:t>
+      </w:r>
+      <w:proofErr w:type="spellEnd"/>
+      <w:r>
+        <w:t xml:space="preserve"> duce direct la tine pe site </w:t>
+      </w:r>
+      <w:proofErr w:type="spellStart"/>
+      <w:r>
+        <w:t>dacă</w:t>
+      </w:r>
+      <w:proofErr w:type="spellEnd"/>
+      <w:r>
+        <w:t xml:space="preserve"> </w:t>
+      </w:r>
+      <w:proofErr w:type="spellStart"/>
+      <w:r>
+        <w:t>apasă</w:t>
+      </w:r>
+      <w:proofErr w:type="spellEnd"/>
+      <w:r>
+        <w:t xml:space="preserve"> pe </w:t>
+      </w:r>
+      <w:proofErr w:type="spellStart"/>
+      <w:r>
+        <w:t>el</w:t>
+      </w:r>
+      <w:proofErr w:type="spellEnd"/>
+      <w:r>
+        <w:t>).</w:t>
+      </w:r>
+    </w:p>
+    <w:p>
+      <w:r>
+        <w:lastRenderedPageBreak/>
+        <w:t>5:41 PM</w:t>
+      </w:r>
+    </w:p>
+    <w:p>
+      <w:r>
+        <w:t xml:space="preserve">Zis </w:t>
+      </w:r>
+      <w:proofErr w:type="spellStart"/>
+      <w:r>
+        <w:t>și</w:t>
+      </w:r>
+      <w:proofErr w:type="spellEnd"/>
+      <w:r>
+        <w:t xml:space="preserve"> </w:t>
+      </w:r>
+      <w:proofErr w:type="spellStart"/>
+      <w:r>
+        <w:t>făcut</w:t>
+      </w:r>
+      <w:proofErr w:type="spellEnd"/>
+      <w:r>
+        <w:t xml:space="preserve">! </w:t>
+      </w:r>
+      <w:proofErr w:type="spellStart"/>
+      <w:r>
+        <w:t>Ambele</w:t>
+      </w:r>
+      <w:proofErr w:type="spellEnd"/>
+      <w:r>
+        <w:t xml:space="preserve"> tale </w:t>
+      </w:r>
+      <w:proofErr w:type="spellStart"/>
+      <w:r>
+        <w:t>strategii</w:t>
+      </w:r>
+      <w:proofErr w:type="spellEnd"/>
+      <w:r>
+        <w:t xml:space="preserve"> de </w:t>
+      </w:r>
+      <w:proofErr w:type="spellStart"/>
+      <w:r>
+        <w:t>conversie</w:t>
+      </w:r>
+      <w:proofErr w:type="spellEnd"/>
+      <w:r>
+        <w:t xml:space="preserve"> au </w:t>
+      </w:r>
+      <w:proofErr w:type="spellStart"/>
+      <w:r>
+        <w:t>fost</w:t>
+      </w:r>
+      <w:proofErr w:type="spellEnd"/>
+      <w:r>
+        <w:t xml:space="preserve"> integrate cu </w:t>
+      </w:r>
+      <w:proofErr w:type="spellStart"/>
+      <w:r>
+        <w:t>succes</w:t>
+      </w:r>
+      <w:proofErr w:type="spellEnd"/>
+      <w:r>
+        <w:t xml:space="preserve"> direct </w:t>
+      </w:r>
+      <w:proofErr w:type="spellStart"/>
+      <w:r>
+        <w:t>în</w:t>
+      </w:r>
+      <w:proofErr w:type="spellEnd"/>
+      <w:r>
+        <w:t xml:space="preserve"> </w:t>
+      </w:r>
+      <w:proofErr w:type="spellStart"/>
+      <w:r>
+        <w:t>codul</w:t>
+      </w:r>
+      <w:proofErr w:type="spellEnd"/>
+      <w:r>
+        <w:t xml:space="preserve"> PDF-</w:t>
+      </w:r>
+      <w:proofErr w:type="spellStart"/>
+      <w:r>
+        <w:t>ului</w:t>
+      </w:r>
+      <w:proofErr w:type="spellEnd"/>
+      <w:r>
+        <w:t xml:space="preserve">! </w:t>
+      </w:r>
+      <w:r>
+        <w:rPr>
+          <w:rFonts w:ascii="Segoe UI Emoji" w:hAnsi="Segoe UI Emoji" w:cs="Segoe UI Emoji"/>
+        </w:rPr>
+        <w:t>🪄</w:t>
+      </w:r>
+    </w:p>
+    <w:p>
+      <w:proofErr w:type="spellStart"/>
+      <w:r>
+        <w:rPr>
+          <w:b/>
+          <w:bCs/>
+        </w:rPr>
+        <w:t>Iată</w:t>
+      </w:r>
+      <w:proofErr w:type="spellEnd"/>
+      <w:r>
+        <w:rPr>
+          <w:b/>
+          <w:bCs/>
+        </w:rPr>
+        <w:t xml:space="preserve"> exact </w:t>
+      </w:r>
+      <w:proofErr w:type="spellStart"/>
+      <w:r>
+        <w:rPr>
+          <w:b/>
+          <w:bCs/>
+        </w:rPr>
+        <w:t>ce</w:t>
+      </w:r>
+      <w:proofErr w:type="spellEnd"/>
+      <w:r>
+        <w:rPr>
+          <w:b/>
+          <w:bCs/>
+        </w:rPr>
+        <w:t xml:space="preserve"> face </w:t>
+      </w:r>
+      <w:proofErr w:type="spellStart"/>
+      <w:r>
+        <w:rPr>
+          <w:b/>
+          <w:bCs/>
+        </w:rPr>
+        <w:t>aplicația</w:t>
+      </w:r>
+      <w:proofErr w:type="spellEnd"/>
+      <w:r>
+        <w:rPr>
+          <w:b/>
+          <w:bCs/>
+        </w:rPr>
+        <w:t xml:space="preserve"> </w:t>
+      </w:r>
+      <w:proofErr w:type="spellStart"/>
+      <w:r>
+        <w:rPr>
+          <w:b/>
+          <w:bCs/>
+        </w:rPr>
+        <w:t>acum</w:t>
+      </w:r>
+      <w:proofErr w:type="spellEnd"/>
+      <w:r>
+        <w:rPr>
+          <w:b/>
+          <w:bCs/>
+        </w:rPr>
+        <w:t>:</w:t>
+      </w:r>
+    </w:p>
+    <w:p>
+      <w:pPr>
+        <w:numPr>
+          <w:ilvl w:val="0"/>
+          <w:numId w:val="28"/>
+        </w:numPr>
+      </w:pPr>
+      <w:proofErr w:type="spellStart"/>
+      <w:r>
+        <w:rPr>
+          <w:b/>
+          <w:bCs/>
+        </w:rPr>
+        <w:t>Subsol</w:t>
+      </w:r>
+      <w:proofErr w:type="spellEnd"/>
+      <w:r>
+        <w:rPr>
+          <w:b/>
+          <w:bCs/>
+        </w:rPr>
+        <w:t xml:space="preserve"> (Watermark) pe FIECARE </w:t>
+      </w:r>
+      <w:proofErr w:type="spellStart"/>
+      <w:r>
+        <w:rPr>
+          <w:b/>
+          <w:bCs/>
+        </w:rPr>
+        <w:t>pagină</w:t>
+      </w:r>
+      <w:proofErr w:type="spellEnd"/>
+      <w:r>
+        <w:rPr>
+          <w:b/>
+          <w:bCs/>
+        </w:rPr>
+        <w:t>:</w:t>
+      </w:r>
+      <w:r>
+        <w:t xml:space="preserve"> Pe </w:t>
+      </w:r>
+      <w:proofErr w:type="spellStart"/>
+      <w:r>
+        <w:t>fiecare</w:t>
+      </w:r>
+      <w:proofErr w:type="spellEnd"/>
+      <w:r>
+        <w:t xml:space="preserve"> slide, </w:t>
+      </w:r>
+      <w:proofErr w:type="spellStart"/>
+      <w:r>
+        <w:t>jos</w:t>
+      </w:r>
+      <w:proofErr w:type="spellEnd"/>
+      <w:r>
+        <w:t xml:space="preserve"> la </w:t>
+      </w:r>
+      <w:proofErr w:type="spellStart"/>
+      <w:r>
+        <w:t>centru</w:t>
+      </w:r>
+      <w:proofErr w:type="spellEnd"/>
+      <w:r>
+        <w:t xml:space="preserve">, </w:t>
+      </w:r>
+      <w:proofErr w:type="spellStart"/>
+      <w:r>
+        <w:t>este</w:t>
+      </w:r>
+      <w:proofErr w:type="spellEnd"/>
+      <w:r>
+        <w:t xml:space="preserve"> </w:t>
+      </w:r>
+      <w:proofErr w:type="spellStart"/>
+      <w:r>
+        <w:t>imprimat</w:t>
+      </w:r>
+      <w:proofErr w:type="spellEnd"/>
+      <w:r>
+        <w:t xml:space="preserve"> </w:t>
+      </w:r>
+      <w:proofErr w:type="spellStart"/>
+      <w:r>
+        <w:t>subtil</w:t>
+      </w:r>
+      <w:proofErr w:type="spellEnd"/>
+      <w:r>
+        <w:t xml:space="preserve"> </w:t>
+      </w:r>
+      <w:proofErr w:type="spellStart"/>
+      <w:r>
+        <w:t>textul</w:t>
+      </w:r>
+      <w:proofErr w:type="spellEnd"/>
+      <w:r>
+        <w:t> </w:t>
+      </w:r>
+      <w:r>
+        <w:rPr>
+          <w:i/>
+          <w:iCs/>
+        </w:rPr>
+        <w:t xml:space="preserve">"Plan </w:t>
+      </w:r>
+      <w:proofErr w:type="spellStart"/>
+      <w:r>
+        <w:rPr>
+          <w:i/>
+          <w:iCs/>
+        </w:rPr>
+        <w:t>generat</w:t>
+      </w:r>
+      <w:proofErr w:type="spellEnd"/>
+      <w:r>
+        <w:rPr>
+          <w:i/>
+          <w:iCs/>
+        </w:rPr>
+        <w:t xml:space="preserve"> </w:t>
+      </w:r>
+      <w:proofErr w:type="spellStart"/>
+      <w:r>
+        <w:rPr>
+          <w:i/>
+          <w:iCs/>
+        </w:rPr>
+        <w:t>inteligent</w:t>
+      </w:r>
+      <w:proofErr w:type="spellEnd"/>
+      <w:r>
+        <w:rPr>
+          <w:i/>
+          <w:iCs/>
+        </w:rPr>
+        <w:t xml:space="preserve"> de IdeeaTa.ai"</w:t>
+      </w:r>
+      <w:r>
+        <w:t xml:space="preserve">. Am </w:t>
+      </w:r>
+      <w:proofErr w:type="spellStart"/>
+      <w:r>
+        <w:t>programat</w:t>
+      </w:r>
+      <w:proofErr w:type="spellEnd"/>
+      <w:r>
+        <w:t xml:space="preserve"> </w:t>
+      </w:r>
+      <w:proofErr w:type="spellStart"/>
+      <w:r>
+        <w:t>documentul</w:t>
+      </w:r>
+      <w:proofErr w:type="spellEnd"/>
+      <w:r>
+        <w:t xml:space="preserve"> PDF ca </w:t>
+      </w:r>
+      <w:proofErr w:type="spellStart"/>
+      <w:r>
+        <w:rPr>
+          <w:b/>
+          <w:bCs/>
+        </w:rPr>
+        <w:t>acel</w:t>
+      </w:r>
+      <w:proofErr w:type="spellEnd"/>
+      <w:r>
+        <w:rPr>
+          <w:b/>
+          <w:bCs/>
+        </w:rPr>
+        <w:t xml:space="preserve"> text </w:t>
+      </w:r>
+      <w:proofErr w:type="spellStart"/>
+      <w:r>
+        <w:rPr>
+          <w:b/>
+          <w:bCs/>
+        </w:rPr>
+        <w:t>să</w:t>
+      </w:r>
+      <w:proofErr w:type="spellEnd"/>
+      <w:r>
+        <w:rPr>
+          <w:b/>
+          <w:bCs/>
+        </w:rPr>
+        <w:t xml:space="preserve"> fie </w:t>
+      </w:r>
+      <w:proofErr w:type="gramStart"/>
+      <w:r>
+        <w:rPr>
+          <w:b/>
+          <w:bCs/>
+        </w:rPr>
+        <w:t>un link</w:t>
+      </w:r>
+      <w:proofErr w:type="gramEnd"/>
+      <w:r>
+        <w:rPr>
+          <w:b/>
+          <w:bCs/>
+        </w:rPr>
+        <w:t xml:space="preserve"> </w:t>
+      </w:r>
+      <w:proofErr w:type="spellStart"/>
+      <w:r>
+        <w:rPr>
+          <w:b/>
+          <w:bCs/>
+        </w:rPr>
+        <w:t>ascuns</w:t>
+      </w:r>
+      <w:proofErr w:type="spellEnd"/>
+      <w:r>
+        <w:t xml:space="preserve">. </w:t>
+      </w:r>
+      <w:proofErr w:type="spellStart"/>
+      <w:r>
+        <w:t>Când</w:t>
+      </w:r>
+      <w:proofErr w:type="spellEnd"/>
+      <w:r>
+        <w:t xml:space="preserve"> </w:t>
+      </w:r>
+      <w:proofErr w:type="spellStart"/>
+      <w:r>
+        <w:t>cineva</w:t>
+      </w:r>
+      <w:proofErr w:type="spellEnd"/>
+      <w:r>
+        <w:t xml:space="preserve"> </w:t>
+      </w:r>
+      <w:proofErr w:type="spellStart"/>
+      <w:r>
+        <w:t>citește</w:t>
+      </w:r>
+      <w:proofErr w:type="spellEnd"/>
+      <w:r>
+        <w:t xml:space="preserve"> pe </w:t>
+      </w:r>
+      <w:proofErr w:type="spellStart"/>
+      <w:r>
+        <w:t>telefon</w:t>
+      </w:r>
+      <w:proofErr w:type="spellEnd"/>
+      <w:r>
+        <w:t xml:space="preserve"> </w:t>
+      </w:r>
+      <w:proofErr w:type="spellStart"/>
+      <w:r>
+        <w:t>sau</w:t>
+      </w:r>
+      <w:proofErr w:type="spellEnd"/>
+      <w:r>
+        <w:t xml:space="preserve"> pe laptop </w:t>
+      </w:r>
+      <w:proofErr w:type="spellStart"/>
+      <w:r>
+        <w:t>și</w:t>
+      </w:r>
+      <w:proofErr w:type="spellEnd"/>
+      <w:r>
+        <w:t xml:space="preserve"> </w:t>
+      </w:r>
+      <w:proofErr w:type="spellStart"/>
+      <w:r>
+        <w:t>apasă</w:t>
+      </w:r>
+      <w:proofErr w:type="spellEnd"/>
+      <w:r>
+        <w:t xml:space="preserve"> pe text, </w:t>
+      </w:r>
+      <w:proofErr w:type="spellStart"/>
+      <w:r>
+        <w:t>se</w:t>
+      </w:r>
+      <w:proofErr w:type="spellEnd"/>
+      <w:r>
+        <w:t xml:space="preserve"> </w:t>
+      </w:r>
+      <w:proofErr w:type="spellStart"/>
+      <w:r>
+        <w:t>va</w:t>
+      </w:r>
+      <w:proofErr w:type="spellEnd"/>
+      <w:r>
+        <w:t xml:space="preserve"> </w:t>
+      </w:r>
+      <w:proofErr w:type="spellStart"/>
+      <w:r>
+        <w:t>deschide</w:t>
+      </w:r>
+      <w:proofErr w:type="spellEnd"/>
+      <w:r>
+        <w:t xml:space="preserve"> automat site-ul </w:t>
+      </w:r>
+      <w:proofErr w:type="spellStart"/>
+      <w:r>
+        <w:t>tău</w:t>
+      </w:r>
+      <w:proofErr w:type="spellEnd"/>
+      <w:r>
+        <w:t>.</w:t>
+      </w:r>
+    </w:p>
+    <w:p>
+      <w:pPr>
+        <w:numPr>
+          <w:ilvl w:val="0"/>
+          <w:numId w:val="28"/>
+        </w:numPr>
+      </w:pPr>
+      <w:proofErr w:type="spellStart"/>
+      <w:r>
+        <w:rPr>
+          <w:b/>
+          <w:bCs/>
+        </w:rPr>
+        <w:t>Pagină</w:t>
+      </w:r>
+      <w:proofErr w:type="spellEnd"/>
+      <w:r>
+        <w:rPr>
+          <w:b/>
+          <w:bCs/>
+        </w:rPr>
+        <w:t xml:space="preserve"> </w:t>
+      </w:r>
+      <w:proofErr w:type="spellStart"/>
+      <w:r>
+        <w:rPr>
+          <w:b/>
+          <w:bCs/>
+        </w:rPr>
+        <w:t>Dedicată</w:t>
+      </w:r>
+      <w:proofErr w:type="spellEnd"/>
+      <w:r>
+        <w:rPr>
+          <w:b/>
+          <w:bCs/>
+        </w:rPr>
+        <w:t xml:space="preserve"> (Call to Action) la final:</w:t>
+      </w:r>
+      <w:r>
+        <w:t> La "</w:t>
+      </w:r>
+      <w:proofErr w:type="spellStart"/>
+      <w:r>
+        <w:t>Sumarul</w:t>
+      </w:r>
+      <w:proofErr w:type="spellEnd"/>
+      <w:r>
+        <w:t xml:space="preserve"> </w:t>
+      </w:r>
+      <w:proofErr w:type="spellStart"/>
+      <w:r>
+        <w:t>Gratuit</w:t>
+      </w:r>
+      <w:proofErr w:type="spellEnd"/>
+      <w:r>
+        <w:t xml:space="preserve">", ultima </w:t>
+      </w:r>
+      <w:proofErr w:type="spellStart"/>
+      <w:r>
+        <w:t>pagină</w:t>
+      </w:r>
+      <w:proofErr w:type="spellEnd"/>
+      <w:r>
+        <w:t xml:space="preserve"> a PDF-</w:t>
+      </w:r>
+      <w:proofErr w:type="spellStart"/>
+      <w:r>
+        <w:t>ului</w:t>
+      </w:r>
+      <w:proofErr w:type="spellEnd"/>
+      <w:r>
+        <w:t xml:space="preserve"> </w:t>
+      </w:r>
+      <w:proofErr w:type="spellStart"/>
+      <w:r>
+        <w:t>este</w:t>
+      </w:r>
+      <w:proofErr w:type="spellEnd"/>
+      <w:r>
+        <w:t xml:space="preserve"> </w:t>
+      </w:r>
+      <w:proofErr w:type="spellStart"/>
+      <w:r>
+        <w:t>acum</w:t>
+      </w:r>
+      <w:proofErr w:type="spellEnd"/>
+      <w:r>
+        <w:t xml:space="preserve"> o </w:t>
+      </w:r>
+      <w:proofErr w:type="spellStart"/>
+      <w:r>
+        <w:t>reclamă</w:t>
+      </w:r>
+      <w:proofErr w:type="spellEnd"/>
+      <w:r>
+        <w:t xml:space="preserve"> </w:t>
+      </w:r>
+      <w:proofErr w:type="spellStart"/>
+      <w:r>
+        <w:t>uriașă</w:t>
+      </w:r>
+      <w:proofErr w:type="spellEnd"/>
+      <w:r>
+        <w:t xml:space="preserve"> </w:t>
+      </w:r>
+      <w:proofErr w:type="spellStart"/>
+      <w:r>
+        <w:t>și</w:t>
+      </w:r>
+      <w:proofErr w:type="spellEnd"/>
+      <w:r>
+        <w:t xml:space="preserve"> </w:t>
+      </w:r>
+      <w:proofErr w:type="spellStart"/>
+      <w:r>
+        <w:t>colorată</w:t>
+      </w:r>
+      <w:proofErr w:type="spellEnd"/>
+      <w:r>
+        <w:t xml:space="preserve"> cu </w:t>
+      </w:r>
+      <w:proofErr w:type="spellStart"/>
+      <w:r>
+        <w:t>mesajul</w:t>
+      </w:r>
+      <w:proofErr w:type="spellEnd"/>
+      <w:r>
+        <w:t xml:space="preserve"> </w:t>
+      </w:r>
+      <w:proofErr w:type="spellStart"/>
+      <w:r>
+        <w:t>tău</w:t>
+      </w:r>
+      <w:proofErr w:type="spellEnd"/>
+      <w:r>
+        <w:t>: </w:t>
+      </w:r>
+      <w:r>
+        <w:rPr>
+          <w:i/>
+          <w:iCs/>
+        </w:rPr>
+        <w:t>"</w:t>
+      </w:r>
+      <w:proofErr w:type="spellStart"/>
+      <w:r>
+        <w:rPr>
+          <w:i/>
+          <w:iCs/>
+        </w:rPr>
+        <w:t>Vrei</w:t>
+      </w:r>
+      <w:proofErr w:type="spellEnd"/>
+      <w:r>
+        <w:rPr>
+          <w:i/>
+          <w:iCs/>
+        </w:rPr>
+        <w:t xml:space="preserve"> </w:t>
+      </w:r>
+      <w:proofErr w:type="spellStart"/>
+      <w:r>
+        <w:rPr>
+          <w:i/>
+          <w:iCs/>
+        </w:rPr>
+        <w:t>să</w:t>
+      </w:r>
+      <w:proofErr w:type="spellEnd"/>
+      <w:r>
+        <w:rPr>
+          <w:i/>
+          <w:iCs/>
+        </w:rPr>
+        <w:t xml:space="preserve"> </w:t>
+      </w:r>
+      <w:proofErr w:type="spellStart"/>
+      <w:r>
+        <w:rPr>
+          <w:i/>
+          <w:iCs/>
+        </w:rPr>
+        <w:t>generezi</w:t>
+      </w:r>
+      <w:proofErr w:type="spellEnd"/>
+      <w:r>
+        <w:rPr>
+          <w:i/>
+          <w:iCs/>
+        </w:rPr>
+        <w:t xml:space="preserve"> </w:t>
+      </w:r>
+      <w:proofErr w:type="spellStart"/>
+      <w:r>
+        <w:rPr>
+          <w:i/>
+          <w:iCs/>
+        </w:rPr>
+        <w:t>și</w:t>
+      </w:r>
+      <w:proofErr w:type="spellEnd"/>
+      <w:r>
+        <w:rPr>
+          <w:i/>
+          <w:iCs/>
+        </w:rPr>
+        <w:t xml:space="preserve"> </w:t>
+      </w:r>
+      <w:proofErr w:type="spellStart"/>
+      <w:r>
+        <w:rPr>
+          <w:i/>
+          <w:iCs/>
+        </w:rPr>
+        <w:t>alte</w:t>
+      </w:r>
+      <w:proofErr w:type="spellEnd"/>
+      <w:r>
+        <w:rPr>
+          <w:i/>
+          <w:iCs/>
+        </w:rPr>
+        <w:t xml:space="preserve"> </w:t>
+      </w:r>
+      <w:proofErr w:type="spellStart"/>
+      <w:r>
+        <w:rPr>
+          <w:i/>
+          <w:iCs/>
+        </w:rPr>
+        <w:t>idei</w:t>
+      </w:r>
+      <w:proofErr w:type="spellEnd"/>
+      <w:r>
+        <w:rPr>
+          <w:i/>
+          <w:iCs/>
+        </w:rPr>
+        <w:t xml:space="preserve"> de </w:t>
+      </w:r>
+      <w:proofErr w:type="spellStart"/>
+      <w:r>
+        <w:rPr>
+          <w:i/>
+          <w:iCs/>
+        </w:rPr>
+        <w:t>afaceri</w:t>
+      </w:r>
+      <w:proofErr w:type="spellEnd"/>
+      <w:r>
+        <w:rPr>
+          <w:i/>
+          <w:iCs/>
+        </w:rPr>
+        <w:t xml:space="preserve">? </w:t>
+      </w:r>
+      <w:proofErr w:type="spellStart"/>
+      <w:r>
+        <w:rPr>
+          <w:i/>
+          <w:iCs/>
+        </w:rPr>
+        <w:t>Întoarce-te</w:t>
+      </w:r>
+      <w:proofErr w:type="spellEnd"/>
+      <w:r>
+        <w:rPr>
+          <w:i/>
+          <w:iCs/>
+        </w:rPr>
+        <w:t xml:space="preserve"> pe IdeeaTa.ai! </w:t>
+      </w:r>
+      <w:r>
+        <w:rPr>
+          <w:rFonts w:ascii="Segoe UI Emoji" w:hAnsi="Segoe UI Emoji" w:cs="Segoe UI Emoji"/>
+          <w:i/>
+          <w:iCs/>
+        </w:rPr>
+        <w:t>🚀</w:t>
+      </w:r>
+      <w:proofErr w:type="gramStart"/>
+      <w:r>
+        <w:rPr>
+          <w:i/>
+          <w:iCs/>
+        </w:rPr>
+        <w:t>"</w:t>
+      </w:r>
+      <w:r>
+        <w:t>.</w:t>
+      </w:r>
+      <w:proofErr w:type="gramEnd"/>
+      <w:r>
+        <w:t xml:space="preserve"> </w:t>
+      </w:r>
+      <w:proofErr w:type="spellStart"/>
+      <w:r>
+        <w:t>Pentru</w:t>
+      </w:r>
+      <w:proofErr w:type="spellEnd"/>
+      <w:r>
+        <w:t xml:space="preserve"> a fi 100% </w:t>
+      </w:r>
+      <w:proofErr w:type="spellStart"/>
+      <w:r>
+        <w:t>siguri</w:t>
+      </w:r>
+      <w:proofErr w:type="spellEnd"/>
+      <w:r>
+        <w:t xml:space="preserve"> </w:t>
+      </w:r>
+      <w:proofErr w:type="spellStart"/>
+      <w:r>
+        <w:t>că</w:t>
+      </w:r>
+      <w:proofErr w:type="spellEnd"/>
+      <w:r>
+        <w:t xml:space="preserve"> omul </w:t>
+      </w:r>
+      <w:proofErr w:type="spellStart"/>
+      <w:r>
+        <w:t>nimerește</w:t>
+      </w:r>
+      <w:proofErr w:type="spellEnd"/>
+      <w:r>
+        <w:t xml:space="preserve"> link-ul, am </w:t>
+      </w:r>
+      <w:proofErr w:type="spellStart"/>
+      <w:r>
+        <w:t>transformat</w:t>
+      </w:r>
+      <w:proofErr w:type="spellEnd"/>
+      <w:r>
+        <w:t xml:space="preserve"> </w:t>
+      </w:r>
+      <w:proofErr w:type="spellStart"/>
+      <w:r>
+        <w:t>absolut</w:t>
+      </w:r>
+      <w:proofErr w:type="spellEnd"/>
+      <w:r>
+        <w:t xml:space="preserve"> TOATĂ ultima </w:t>
+      </w:r>
+      <w:proofErr w:type="spellStart"/>
+      <w:r>
+        <w:t>pagină</w:t>
+      </w:r>
+      <w:proofErr w:type="spellEnd"/>
+      <w:r>
+        <w:t xml:space="preserve"> </w:t>
+      </w:r>
+      <w:proofErr w:type="spellStart"/>
+      <w:r>
+        <w:t>într</w:t>
+      </w:r>
+      <w:proofErr w:type="spellEnd"/>
+      <w:r>
+        <w:t xml:space="preserve">-un link! </w:t>
+      </w:r>
+      <w:proofErr w:type="spellStart"/>
+      <w:r>
+        <w:t>Indiferent</w:t>
+      </w:r>
+      <w:proofErr w:type="spellEnd"/>
+      <w:r>
+        <w:t xml:space="preserve"> </w:t>
+      </w:r>
+      <w:proofErr w:type="spellStart"/>
+      <w:r>
+        <w:t>unde</w:t>
+      </w:r>
+      <w:proofErr w:type="spellEnd"/>
+      <w:r>
+        <w:t xml:space="preserve"> </w:t>
+      </w:r>
+      <w:proofErr w:type="spellStart"/>
+      <w:r>
+        <w:t>dă</w:t>
+      </w:r>
+      <w:proofErr w:type="spellEnd"/>
+      <w:r>
+        <w:t xml:space="preserve"> click, </w:t>
+      </w:r>
+      <w:proofErr w:type="spellStart"/>
+      <w:r>
+        <w:t>îl</w:t>
+      </w:r>
+      <w:proofErr w:type="spellEnd"/>
+      <w:r>
+        <w:t xml:space="preserve"> </w:t>
+      </w:r>
+      <w:proofErr w:type="spellStart"/>
+      <w:r>
+        <w:t>aduce</w:t>
+      </w:r>
+      <w:proofErr w:type="spellEnd"/>
+      <w:r>
+        <w:t xml:space="preserve"> </w:t>
+      </w:r>
+      <w:proofErr w:type="spellStart"/>
+      <w:r>
+        <w:t>înapoi</w:t>
+      </w:r>
+      <w:proofErr w:type="spellEnd"/>
+      <w:r>
+        <w:t xml:space="preserve"> pe site-ul </w:t>
+      </w:r>
+      <w:proofErr w:type="spellStart"/>
+      <w:r>
+        <w:t>tău</w:t>
+      </w:r>
+      <w:proofErr w:type="spellEnd"/>
+      <w:r>
+        <w:t>.</w:t>
+      </w:r>
+    </w:p>
+    <w:p>
+      <w:r>
+        <w:t xml:space="preserve">Am </w:t>
+      </w:r>
+      <w:proofErr w:type="spellStart"/>
+      <w:r>
+        <w:t>urcat</w:t>
+      </w:r>
+      <w:proofErr w:type="spellEnd"/>
+      <w:r>
+        <w:t xml:space="preserve"> </w:t>
+      </w:r>
+      <w:proofErr w:type="spellStart"/>
+      <w:r>
+        <w:t>codul</w:t>
+      </w:r>
+      <w:proofErr w:type="spellEnd"/>
+      <w:r>
+        <w:t xml:space="preserve"> nou pe server (</w:t>
+      </w:r>
+      <w:proofErr w:type="spellStart"/>
+      <w:r>
+        <w:t>Vercel</w:t>
+      </w:r>
+      <w:proofErr w:type="spellEnd"/>
+      <w:r>
+        <w:t xml:space="preserve">). </w:t>
+      </w:r>
+      <w:proofErr w:type="spellStart"/>
+      <w:r>
+        <w:t>Așteaptă</w:t>
+      </w:r>
+      <w:proofErr w:type="spellEnd"/>
+      <w:r>
+        <w:t xml:space="preserve"> ~20 de </w:t>
+      </w:r>
+      <w:proofErr w:type="spellStart"/>
+      <w:r>
+        <w:t>secunde</w:t>
+      </w:r>
+      <w:proofErr w:type="spellEnd"/>
+      <w:r>
+        <w:t xml:space="preserve">, </w:t>
+      </w:r>
+      <w:proofErr w:type="spellStart"/>
+      <w:r>
+        <w:t>dă</w:t>
+      </w:r>
+      <w:proofErr w:type="spellEnd"/>
+      <w:r>
+        <w:t xml:space="preserve"> </w:t>
+      </w:r>
+      <w:proofErr w:type="gramStart"/>
+      <w:r>
+        <w:t>un </w:t>
+      </w:r>
+      <w:r>
+        <w:rPr>
+          <w:b/>
+          <w:bCs/>
+        </w:rPr>
+        <w:t>Refresh</w:t>
+      </w:r>
+      <w:proofErr w:type="gramEnd"/>
+      <w:r>
+        <w:rPr>
+          <w:b/>
+          <w:bCs/>
+        </w:rPr>
+        <w:t xml:space="preserve"> (F5)</w:t>
+      </w:r>
+      <w:r>
+        <w:t xml:space="preserve"> la site, </w:t>
+      </w:r>
+      <w:proofErr w:type="spellStart"/>
+      <w:r>
+        <w:t>și</w:t>
+      </w:r>
+      <w:proofErr w:type="spellEnd"/>
+      <w:r>
+        <w:t xml:space="preserve"> </w:t>
+      </w:r>
+      <w:proofErr w:type="spellStart"/>
+      <w:r>
+        <w:t>apasă</w:t>
+      </w:r>
+      <w:proofErr w:type="spellEnd"/>
+      <w:r>
+        <w:t xml:space="preserve"> pe "</w:t>
+      </w:r>
+      <w:r>
+        <w:rPr>
+          <w:rFonts w:ascii="Segoe UI Emoji" w:hAnsi="Segoe UI Emoji" w:cs="Segoe UI Emoji"/>
+          <w:b/>
+          <w:bCs/>
+        </w:rPr>
+        <w:t>🎁</w:t>
+      </w:r>
+      <w:r>
+        <w:rPr>
+          <w:b/>
+          <w:bCs/>
+        </w:rPr>
+        <w:t xml:space="preserve"> </w:t>
+      </w:r>
+      <w:proofErr w:type="spellStart"/>
+      <w:r>
+        <w:rPr>
+          <w:b/>
+          <w:bCs/>
+        </w:rPr>
+        <w:t>Descărcare</w:t>
+      </w:r>
+      <w:proofErr w:type="spellEnd"/>
+      <w:r>
+        <w:rPr>
+          <w:b/>
+          <w:bCs/>
+        </w:rPr>
+        <w:t xml:space="preserve"> Sumar </w:t>
+      </w:r>
+      <w:proofErr w:type="spellStart"/>
+      <w:r>
+        <w:rPr>
+          <w:b/>
+          <w:bCs/>
+        </w:rPr>
+        <w:t>Gratuit</w:t>
+      </w:r>
+      <w:proofErr w:type="spellEnd"/>
+      <w:r>
+        <w:t>".</w:t>
+      </w:r>
+    </w:p>
+    <w:p>
+      <w:proofErr w:type="spellStart"/>
+      <w:r>
+        <w:t>Deschide</w:t>
+      </w:r>
+      <w:proofErr w:type="spellEnd"/>
+      <w:r>
+        <w:t xml:space="preserve"> PDF-ul </w:t>
+      </w:r>
+      <w:proofErr w:type="spellStart"/>
+      <w:r>
+        <w:t>proaspăt</w:t>
+      </w:r>
+      <w:proofErr w:type="spellEnd"/>
+      <w:r>
+        <w:t xml:space="preserve"> </w:t>
+      </w:r>
+      <w:proofErr w:type="spellStart"/>
+      <w:r>
+        <w:t>descărcat</w:t>
+      </w:r>
+      <w:proofErr w:type="spellEnd"/>
+      <w:r>
+        <w:t xml:space="preserve"> </w:t>
+      </w:r>
+      <w:proofErr w:type="spellStart"/>
+      <w:r>
+        <w:t>și</w:t>
+      </w:r>
+      <w:proofErr w:type="spellEnd"/>
+      <w:r>
+        <w:t xml:space="preserve"> </w:t>
+      </w:r>
+      <w:proofErr w:type="spellStart"/>
+      <w:r>
+        <w:t>plimbă</w:t>
+      </w:r>
+      <w:proofErr w:type="spellEnd"/>
+      <w:r>
+        <w:t xml:space="preserve"> mouse-ul pe ultima </w:t>
+      </w:r>
+      <w:proofErr w:type="spellStart"/>
+      <w:r>
+        <w:t>pagină</w:t>
+      </w:r>
+      <w:proofErr w:type="spellEnd"/>
+      <w:r>
+        <w:t xml:space="preserve"> </w:t>
+      </w:r>
+      <w:proofErr w:type="spellStart"/>
+      <w:r>
+        <w:t>sau</w:t>
+      </w:r>
+      <w:proofErr w:type="spellEnd"/>
+      <w:r>
+        <w:t xml:space="preserve"> pe </w:t>
+      </w:r>
+      <w:proofErr w:type="spellStart"/>
+      <w:r>
+        <w:t>textele</w:t>
+      </w:r>
+      <w:proofErr w:type="spellEnd"/>
+      <w:r>
+        <w:t xml:space="preserve"> de </w:t>
+      </w:r>
+      <w:proofErr w:type="spellStart"/>
+      <w:r>
+        <w:t>jos</w:t>
+      </w:r>
+      <w:proofErr w:type="spellEnd"/>
+      <w:r>
+        <w:t xml:space="preserve"> – </w:t>
+      </w:r>
+      <w:proofErr w:type="spellStart"/>
+      <w:r>
+        <w:t>vei</w:t>
+      </w:r>
+      <w:proofErr w:type="spellEnd"/>
+      <w:r>
+        <w:t xml:space="preserve"> </w:t>
+      </w:r>
+      <w:proofErr w:type="spellStart"/>
+      <w:r>
+        <w:t>vedea</w:t>
+      </w:r>
+      <w:proofErr w:type="spellEnd"/>
+      <w:r>
+        <w:t xml:space="preserve"> </w:t>
+      </w:r>
+      <w:proofErr w:type="spellStart"/>
+      <w:r>
+        <w:t>că</w:t>
+      </w:r>
+      <w:proofErr w:type="spellEnd"/>
+      <w:r>
+        <w:t xml:space="preserve"> se </w:t>
+      </w:r>
+      <w:proofErr w:type="spellStart"/>
+      <w:r>
+        <w:t>transformă</w:t>
+      </w:r>
+      <w:proofErr w:type="spellEnd"/>
+      <w:r>
+        <w:t xml:space="preserve"> </w:t>
+      </w:r>
+      <w:proofErr w:type="spellStart"/>
+      <w:r>
+        <w:t>într</w:t>
+      </w:r>
+      <w:proofErr w:type="spellEnd"/>
+      <w:r>
+        <w:t xml:space="preserve">-o </w:t>
+      </w:r>
+      <w:proofErr w:type="spellStart"/>
+      <w:r>
+        <w:t>mânuță</w:t>
+      </w:r>
+      <w:proofErr w:type="spellEnd"/>
+      <w:r>
+        <w:t xml:space="preserve"> </w:t>
+      </w:r>
+      <w:r>
+        <w:rPr>
+          <w:rFonts w:ascii="Segoe UI Emoji" w:hAnsi="Segoe UI Emoji" w:cs="Segoe UI Emoji"/>
+        </w:rPr>
+        <w:t>👆</w:t>
+      </w:r>
+      <w:r>
+        <w:t xml:space="preserve"> care </w:t>
+      </w:r>
+      <w:proofErr w:type="spellStart"/>
+      <w:r>
+        <w:t>abia</w:t>
+      </w:r>
+      <w:proofErr w:type="spellEnd"/>
+      <w:r>
+        <w:t xml:space="preserve"> </w:t>
+      </w:r>
+      <w:proofErr w:type="spellStart"/>
+      <w:r>
+        <w:t>așteaptă</w:t>
+      </w:r>
+      <w:proofErr w:type="spellEnd"/>
+      <w:r>
+        <w:t xml:space="preserve"> </w:t>
+      </w:r>
+      <w:proofErr w:type="spellStart"/>
+      <w:r>
+        <w:t>să</w:t>
+      </w:r>
+      <w:proofErr w:type="spellEnd"/>
+      <w:r>
+        <w:t xml:space="preserve"> fie </w:t>
+      </w:r>
+      <w:proofErr w:type="spellStart"/>
+      <w:r>
+        <w:t>apăsată</w:t>
+      </w:r>
+      <w:proofErr w:type="spellEnd"/>
+      <w:r>
+        <w:t>!</w:t>
+      </w:r>
+    </w:p>
+    <w:p>
+      <w:r>
+        <w:t xml:space="preserve">Cum </w:t>
+      </w:r>
+      <w:proofErr w:type="spellStart"/>
+      <w:r>
+        <w:t>ți</w:t>
+      </w:r>
+      <w:proofErr w:type="spellEnd"/>
+      <w:r>
+        <w:t xml:space="preserve"> se pare </w:t>
+      </w:r>
+      <w:proofErr w:type="spellStart"/>
+      <w:r>
+        <w:t>implementarea</w:t>
+      </w:r>
+      <w:proofErr w:type="spellEnd"/>
+      <w:r>
+        <w:t>?</w:t>
+      </w:r>
+    </w:p>
+    <w:p>
+      <w:r>
+        <w:t>5:41 PM</w:t>
+      </w:r>
+    </w:p>
+    <w:p>
+      <w:r>
+        <w:drawing>
+          <wp:inline distT="0" distB="0" distL="0" distR="0" wp14:anchorId="5F110D42" wp14:editId="65EFF354">
+            <wp:extent cx="3048000" cy="1714500"/>
+            <wp:effectExtent l="0" t="0" r="0" b="0"/>
+            <wp:docPr id="2086857893" name="Picture 6" descr="User uploaded media 1"/>
+            <wp:cNvGraphicFramePr>
+              <a:graphicFrameLocks xmlns:a="http://schemas.openxmlformats.org/drawingml/2006/main" noChangeAspect="1"/>
+            </wp:cNvGraphicFramePr>
+            <a:graphic xmlns:a="http://schemas.openxmlformats.org/drawingml/2006/main">
+              <a:graphicData uri="http://schemas.openxmlformats.org/drawingml/2006/picture">
+                <pic:pic xmlns:pic="http://schemas.openxmlformats.org/drawingml/2006/picture">
+                  <pic:nvPicPr>
+                    <pic:cNvPr id="0" name="Picture 18" descr="User uploaded media 1"/>
+                    <pic:cNvPicPr>
+                      <a:picLocks noChangeAspect="1" noChangeArrowheads="1"/>
+                    </pic:cNvPicPr>
+                  </pic:nvPicPr>
+                  <pic:blipFill>
+                    <a:blip r:embed="rId11">
+                      <a:extLst>
+                        <a:ext uri="{28A0092B-C50C-407E-A947-70E740481C1C}">
+                          <a14:useLocalDpi xmlns:a14="http://schemas.microsoft.com/office/drawing/2010/main" val="0"/>
+                        </a:ext>
+                      </a:extLst>
+                    </a:blip>
+                    <a:srcRect/>
+                    <a:stretch>
+                      <a:fillRect/>
+                    </a:stretch>
+                  </pic:blipFill>
+                  <pic:spPr bwMode="auto">
+                    <a:xfrm>
+                      <a:off x="0" y="0"/>
+                      <a:ext cx="3048000" cy="1714500"/>
+                    </a:xfrm>
+                    <a:prstGeom prst="rect">
+                      <a:avLst/>
+                    </a:prstGeom>
+                    <a:noFill/>
+                    <a:ln>
+                      <a:noFill/>
+                    </a:ln>
+                  </pic:spPr>
+                </pic:pic>
+              </a:graphicData>
+            </a:graphic>
+          </wp:inline>
+        </w:drawing>
+      </w:r>
+    </w:p>
+    <w:p>
+      <w:r>
+        <w:lastRenderedPageBreak/>
+        <w:drawing>
+          <wp:inline distT="0" distB="0" distL="0" distR="0" wp14:anchorId="2C367578" wp14:editId="42B742E5">
+            <wp:extent cx="3048000" cy="1714500"/>
+            <wp:effectExtent l="0" t="0" r="0" b="0"/>
+            <wp:docPr id="1305483680" name="Picture 5" descr="User uploaded media 2"/>
+            <wp:cNvGraphicFramePr>
+              <a:graphicFrameLocks xmlns:a="http://schemas.openxmlformats.org/drawingml/2006/main" noChangeAspect="1"/>
+            </wp:cNvGraphicFramePr>
+            <a:graphic xmlns:a="http://schemas.openxmlformats.org/drawingml/2006/main">
+              <a:graphicData uri="http://schemas.openxmlformats.org/drawingml/2006/picture">
+                <pic:pic xmlns:pic="http://schemas.openxmlformats.org/drawingml/2006/picture">
+                  <pic:nvPicPr>
+                    <pic:cNvPr id="0" name="Picture 19" descr="User uploaded media 2"/>
+                    <pic:cNvPicPr>
+                      <a:picLocks noChangeAspect="1" noChangeArrowheads="1"/>
+                    </pic:cNvPicPr>
+                  </pic:nvPicPr>
+                  <pic:blipFill>
+                    <a:blip r:embed="rId12">
+                      <a:extLst>
+                        <a:ext uri="{28A0092B-C50C-407E-A947-70E740481C1C}">
+                          <a14:useLocalDpi xmlns:a14="http://schemas.microsoft.com/office/drawing/2010/main" val="0"/>
+                        </a:ext>
+                      </a:extLst>
+                    </a:blip>
+                    <a:srcRect/>
+                    <a:stretch>
+                      <a:fillRect/>
+                    </a:stretch>
+                  </pic:blipFill>
+                  <pic:spPr bwMode="auto">
+                    <a:xfrm>
+                      <a:off x="0" y="0"/>
+                      <a:ext cx="3048000" cy="1714500"/>
+                    </a:xfrm>
+                    <a:prstGeom prst="rect">
+                      <a:avLst/>
+                    </a:prstGeom>
+                    <a:noFill/>
+                    <a:ln>
+                      <a:noFill/>
+                    </a:ln>
+                  </pic:spPr>
+                </pic:pic>
+              </a:graphicData>
+            </a:graphic>
+          </wp:inline>
+        </w:drawing>
+      </w:r>
+    </w:p>
+    <w:p>
+      <w:r>
+        <w:drawing>
+          <wp:inline distT="0" distB="0" distL="0" distR="0" wp14:anchorId="404543ED" wp14:editId="2B998371">
+            <wp:extent cx="3048000" cy="1714500"/>
+            <wp:effectExtent l="0" t="0" r="0" b="0"/>
+            <wp:docPr id="132365242" name="Picture 4" descr="User uploaded media 3"/>
+            <wp:cNvGraphicFramePr>
+              <a:graphicFrameLocks xmlns:a="http://schemas.openxmlformats.org/drawingml/2006/main" noChangeAspect="1"/>
+            </wp:cNvGraphicFramePr>
+            <a:graphic xmlns:a="http://schemas.openxmlformats.org/drawingml/2006/main">
+              <a:graphicData uri="http://schemas.openxmlformats.org/drawingml/2006/picture">
+                <pic:pic xmlns:pic="http://schemas.openxmlformats.org/drawingml/2006/picture">
+                  <pic:nvPicPr>
+                    <pic:cNvPr id="0" name="Picture 20" descr="User uploaded media 3"/>
+                    <pic:cNvPicPr>
+                      <a:picLocks noChangeAspect="1" noChangeArrowheads="1"/>
+                    </pic:cNvPicPr>
+                  </pic:nvPicPr>
+                  <pic:blipFill>
+                    <a:blip r:embed="rId13">
+                      <a:extLst>
+                        <a:ext uri="{28A0092B-C50C-407E-A947-70E740481C1C}">
+                          <a14:useLocalDpi xmlns:a14="http://schemas.microsoft.com/office/drawing/2010/main" val="0"/>
+                        </a:ext>
+                      </a:extLst>
+                    </a:blip>
+                    <a:srcRect/>
+                    <a:stretch>
+                      <a:fillRect/>
+                    </a:stretch>
+                  </pic:blipFill>
+                  <pic:spPr bwMode="auto">
+                    <a:xfrm>
+                      <a:off x="0" y="0"/>
+                      <a:ext cx="3048000" cy="1714500"/>
+                    </a:xfrm>
+                    <a:prstGeom prst="rect">
+                      <a:avLst/>
+                    </a:prstGeom>
+                    <a:noFill/>
+                    <a:ln>
+                      <a:noFill/>
+                    </a:ln>
+                  </pic:spPr>
+                </pic:pic>
+              </a:graphicData>
+            </a:graphic>
+          </wp:inline>
+        </w:drawing>
+      </w:r>
+    </w:p>
+    <w:p>
+      <w:r>
+        <w:t xml:space="preserve">inca o data </w:t>
+      </w:r>
+      <w:proofErr w:type="spellStart"/>
+      <w:r>
+        <w:t>neprofesional</w:t>
+      </w:r>
+      <w:proofErr w:type="spellEnd"/>
+      <w:r>
+        <w:t xml:space="preserve"> cu text </w:t>
+      </w:r>
+      <w:proofErr w:type="spellStart"/>
+      <w:r>
+        <w:t>trunchiat</w:t>
+      </w:r>
+      <w:proofErr w:type="spellEnd"/>
+      <w:r>
+        <w:t xml:space="preserve"> </w:t>
+      </w:r>
+      <w:proofErr w:type="spellStart"/>
+      <w:r>
+        <w:t>arata</w:t>
+      </w:r>
+      <w:proofErr w:type="spellEnd"/>
+      <w:r>
+        <w:t xml:space="preserve"> </w:t>
+      </w:r>
+      <w:proofErr w:type="spellStart"/>
+      <w:r>
+        <w:t>oribil</w:t>
+      </w:r>
+      <w:proofErr w:type="spellEnd"/>
+      <w:r>
+        <w:t>. m-</w:t>
+      </w:r>
+      <w:proofErr w:type="gramStart"/>
+      <w:r>
+        <w:t>a</w:t>
+      </w:r>
+      <w:proofErr w:type="gramEnd"/>
+      <w:r>
+        <w:t xml:space="preserve"> </w:t>
+      </w:r>
+      <w:proofErr w:type="spellStart"/>
+      <w:r>
+        <w:t>adus</w:t>
+      </w:r>
+      <w:proofErr w:type="spellEnd"/>
+      <w:r>
+        <w:t xml:space="preserve"> direct in </w:t>
+      </w:r>
+      <w:proofErr w:type="spellStart"/>
+      <w:r>
+        <w:t>proiectul</w:t>
+      </w:r>
+      <w:proofErr w:type="spellEnd"/>
+      <w:r>
+        <w:t xml:space="preserve"> din pdf</w:t>
+      </w:r>
+      <w:proofErr w:type="gramStart"/>
+      <w:r>
+        <w:t>....super</w:t>
+      </w:r>
+      <w:proofErr w:type="gramEnd"/>
+    </w:p>
+    <w:p>
+      <w:r>
+        <w:t>5:44 PM</w:t>
+      </w:r>
+    </w:p>
+    <w:p>
+      <w:r>
+        <w:t xml:space="preserve">Ai </w:t>
+      </w:r>
+      <w:proofErr w:type="spellStart"/>
+      <w:r>
+        <w:t>perfectă</w:t>
+      </w:r>
+      <w:proofErr w:type="spellEnd"/>
+      <w:r>
+        <w:t xml:space="preserve"> </w:t>
+      </w:r>
+      <w:proofErr w:type="spellStart"/>
+      <w:r>
+        <w:t>dreptate</w:t>
+      </w:r>
+      <w:proofErr w:type="spellEnd"/>
+      <w:r>
+        <w:t xml:space="preserve">, am </w:t>
+      </w:r>
+      <w:proofErr w:type="spellStart"/>
+      <w:r>
+        <w:t>fost</w:t>
+      </w:r>
+      <w:proofErr w:type="spellEnd"/>
+      <w:r>
+        <w:t xml:space="preserve"> </w:t>
+      </w:r>
+      <w:proofErr w:type="spellStart"/>
+      <w:r>
+        <w:t>prea</w:t>
+      </w:r>
+      <w:proofErr w:type="spellEnd"/>
+      <w:r>
+        <w:t xml:space="preserve"> "</w:t>
+      </w:r>
+      <w:proofErr w:type="spellStart"/>
+      <w:r>
+        <w:t>zbir</w:t>
+      </w:r>
+      <w:proofErr w:type="spellEnd"/>
+      <w:r>
+        <w:t xml:space="preserve">" cu </w:t>
+      </w:r>
+      <w:proofErr w:type="spellStart"/>
+      <w:r>
+        <w:t>limitările</w:t>
+      </w:r>
+      <w:proofErr w:type="spellEnd"/>
+      <w:r>
+        <w:t xml:space="preserve"> de design </w:t>
+      </w:r>
+      <w:proofErr w:type="spellStart"/>
+      <w:r>
+        <w:t>și</w:t>
+      </w:r>
+      <w:proofErr w:type="spellEnd"/>
+      <w:r>
+        <w:t xml:space="preserve"> </w:t>
+      </w:r>
+      <w:proofErr w:type="spellStart"/>
+      <w:r>
+        <w:t>îmi</w:t>
+      </w:r>
+      <w:proofErr w:type="spellEnd"/>
+      <w:r>
+        <w:t xml:space="preserve"> </w:t>
+      </w:r>
+      <w:proofErr w:type="spellStart"/>
+      <w:r>
+        <w:t>cer</w:t>
+      </w:r>
+      <w:proofErr w:type="spellEnd"/>
+      <w:r>
+        <w:t xml:space="preserve"> </w:t>
+      </w:r>
+      <w:proofErr w:type="spellStart"/>
+      <w:r>
+        <w:t>scuze</w:t>
+      </w:r>
+      <w:proofErr w:type="spellEnd"/>
+      <w:r>
+        <w:t xml:space="preserve">! </w:t>
+      </w:r>
+      <w:r>
+        <w:rPr>
+          <w:rFonts w:ascii="Segoe UI Emoji" w:hAnsi="Segoe UI Emoji" w:cs="Segoe UI Emoji"/>
+        </w:rPr>
+        <w:t>😅</w:t>
+      </w:r>
+    </w:p>
+    <w:p>
+      <w:r>
+        <w:rPr>
+          <w:b/>
+          <w:bCs/>
+        </w:rPr>
+        <w:t xml:space="preserve">Ce se </w:t>
+      </w:r>
+      <w:proofErr w:type="spellStart"/>
+      <w:r>
+        <w:rPr>
+          <w:b/>
+          <w:bCs/>
+        </w:rPr>
+        <w:t>întâmplase</w:t>
+      </w:r>
+      <w:proofErr w:type="spellEnd"/>
+      <w:r>
+        <w:rPr>
+          <w:b/>
+          <w:bCs/>
+        </w:rPr>
+        <w:t xml:space="preserve"> cu </w:t>
+      </w:r>
+      <w:proofErr w:type="spellStart"/>
+      <w:r>
+        <w:rPr>
+          <w:b/>
+          <w:bCs/>
+        </w:rPr>
+        <w:t>textul</w:t>
+      </w:r>
+      <w:proofErr w:type="spellEnd"/>
+      <w:r>
+        <w:rPr>
+          <w:b/>
+          <w:bCs/>
+        </w:rPr>
+        <w:t xml:space="preserve"> </w:t>
+      </w:r>
+      <w:proofErr w:type="spellStart"/>
+      <w:r>
+        <w:rPr>
+          <w:b/>
+          <w:bCs/>
+        </w:rPr>
+        <w:t>trunchiat</w:t>
+      </w:r>
+      <w:proofErr w:type="spellEnd"/>
+      <w:r>
+        <w:rPr>
+          <w:b/>
+          <w:bCs/>
+        </w:rPr>
+        <w:t>:</w:t>
+      </w:r>
+      <w:r>
+        <w:t> </w:t>
+      </w:r>
+      <w:proofErr w:type="spellStart"/>
+      <w:r>
+        <w:t>Setasem</w:t>
+      </w:r>
+      <w:proofErr w:type="spellEnd"/>
+      <w:r>
+        <w:t xml:space="preserve"> </w:t>
+      </w:r>
+      <w:proofErr w:type="spellStart"/>
+      <w:r>
+        <w:t>în</w:t>
+      </w:r>
+      <w:proofErr w:type="spellEnd"/>
+      <w:r>
+        <w:t xml:space="preserve"> cod ca </w:t>
+      </w:r>
+      <w:proofErr w:type="spellStart"/>
+      <w:r>
+        <w:t>toate</w:t>
+      </w:r>
+      <w:proofErr w:type="spellEnd"/>
+      <w:r>
+        <w:t xml:space="preserve"> </w:t>
+      </w:r>
+      <w:proofErr w:type="spellStart"/>
+      <w:r>
+        <w:t>căsuțele</w:t>
+      </w:r>
+      <w:proofErr w:type="spellEnd"/>
+      <w:r>
+        <w:t xml:space="preserve"> de text din PDF </w:t>
+      </w:r>
+      <w:proofErr w:type="spellStart"/>
+      <w:r>
+        <w:t>să</w:t>
+      </w:r>
+      <w:proofErr w:type="spellEnd"/>
+      <w:r>
+        <w:t xml:space="preserve"> </w:t>
+      </w:r>
+      <w:proofErr w:type="spellStart"/>
+      <w:r>
+        <w:t>aibă</w:t>
+      </w:r>
+      <w:proofErr w:type="spellEnd"/>
+      <w:r>
+        <w:t xml:space="preserve"> o </w:t>
+      </w:r>
+      <w:proofErr w:type="spellStart"/>
+      <w:r>
+        <w:t>înălțime</w:t>
+      </w:r>
+      <w:proofErr w:type="spellEnd"/>
+      <w:r>
+        <w:t xml:space="preserve"> </w:t>
+      </w:r>
+      <w:proofErr w:type="spellStart"/>
+      <w:r>
+        <w:t>maximă</w:t>
+      </w:r>
+      <w:proofErr w:type="spellEnd"/>
+      <w:r>
+        <w:t xml:space="preserve"> </w:t>
+      </w:r>
+      <w:proofErr w:type="spellStart"/>
+      <w:r>
+        <w:t>foarte</w:t>
+      </w:r>
+      <w:proofErr w:type="spellEnd"/>
+      <w:r>
+        <w:t xml:space="preserve"> </w:t>
+      </w:r>
+      <w:proofErr w:type="spellStart"/>
+      <w:r>
+        <w:t>mică</w:t>
+      </w:r>
+      <w:proofErr w:type="spellEnd"/>
+      <w:r>
+        <w:t xml:space="preserve">, </w:t>
+      </w:r>
+      <w:proofErr w:type="spellStart"/>
+      <w:r>
+        <w:t>iar</w:t>
+      </w:r>
+      <w:proofErr w:type="spellEnd"/>
+      <w:r>
+        <w:t xml:space="preserve"> </w:t>
+      </w:r>
+      <w:proofErr w:type="spellStart"/>
+      <w:r>
+        <w:t>orice</w:t>
+      </w:r>
+      <w:proofErr w:type="spellEnd"/>
+      <w:r>
+        <w:t xml:space="preserve"> </w:t>
+      </w:r>
+      <w:proofErr w:type="spellStart"/>
+      <w:r>
+        <w:t>depășea</w:t>
+      </w:r>
+      <w:proofErr w:type="spellEnd"/>
+      <w:r>
+        <w:t xml:space="preserve"> </w:t>
+      </w:r>
+      <w:proofErr w:type="spellStart"/>
+      <w:r>
+        <w:t>acea</w:t>
+      </w:r>
+      <w:proofErr w:type="spellEnd"/>
+      <w:r>
+        <w:t xml:space="preserve"> </w:t>
+      </w:r>
+      <w:proofErr w:type="spellStart"/>
+      <w:r>
+        <w:t>limită</w:t>
+      </w:r>
+      <w:proofErr w:type="spellEnd"/>
+      <w:r>
+        <w:t xml:space="preserve"> </w:t>
+      </w:r>
+      <w:proofErr w:type="spellStart"/>
+      <w:r>
+        <w:t>să</w:t>
+      </w:r>
+      <w:proofErr w:type="spellEnd"/>
+      <w:r>
+        <w:t xml:space="preserve"> fie "</w:t>
+      </w:r>
+      <w:proofErr w:type="spellStart"/>
+      <w:r>
+        <w:t>tăiat</w:t>
+      </w:r>
+      <w:proofErr w:type="spellEnd"/>
+      <w:r>
+        <w:t xml:space="preserve">" </w:t>
+      </w:r>
+      <w:proofErr w:type="spellStart"/>
+      <w:r>
+        <w:t>invizibil</w:t>
+      </w:r>
+      <w:proofErr w:type="spellEnd"/>
+      <w:r>
+        <w:t xml:space="preserve"> (ca </w:t>
+      </w:r>
+      <w:proofErr w:type="spellStart"/>
+      <w:r>
+        <w:t>să</w:t>
+      </w:r>
+      <w:proofErr w:type="spellEnd"/>
+      <w:r>
+        <w:t xml:space="preserve"> nu </w:t>
+      </w:r>
+      <w:proofErr w:type="spellStart"/>
+      <w:r>
+        <w:t>iasă</w:t>
+      </w:r>
+      <w:proofErr w:type="spellEnd"/>
+      <w:r>
+        <w:t xml:space="preserve"> din </w:t>
+      </w:r>
+      <w:proofErr w:type="spellStart"/>
+      <w:r>
+        <w:t>chenar</w:t>
+      </w:r>
+      <w:proofErr w:type="spellEnd"/>
+      <w:r>
+        <w:t xml:space="preserve">). </w:t>
+      </w:r>
+      <w:proofErr w:type="spellStart"/>
+      <w:r>
+        <w:t>Voiam</w:t>
+      </w:r>
+      <w:proofErr w:type="spellEnd"/>
+      <w:r>
+        <w:t xml:space="preserve"> </w:t>
+      </w:r>
+      <w:proofErr w:type="spellStart"/>
+      <w:r>
+        <w:t>să</w:t>
+      </w:r>
+      <w:proofErr w:type="spellEnd"/>
+      <w:r>
+        <w:t xml:space="preserve"> </w:t>
+      </w:r>
+      <w:proofErr w:type="spellStart"/>
+      <w:r>
+        <w:t>previn</w:t>
+      </w:r>
+      <w:proofErr w:type="spellEnd"/>
+      <w:r>
+        <w:t xml:space="preserve"> </w:t>
+      </w:r>
+      <w:proofErr w:type="spellStart"/>
+      <w:r>
+        <w:t>stricarea</w:t>
+      </w:r>
+      <w:proofErr w:type="spellEnd"/>
+      <w:r>
+        <w:t xml:space="preserve"> </w:t>
+      </w:r>
+      <w:proofErr w:type="spellStart"/>
+      <w:r>
+        <w:t>alinierilor</w:t>
+      </w:r>
+      <w:proofErr w:type="spellEnd"/>
+      <w:r>
+        <w:t xml:space="preserve">. Doar </w:t>
+      </w:r>
+      <w:proofErr w:type="spellStart"/>
+      <w:r>
+        <w:t>că</w:t>
+      </w:r>
+      <w:proofErr w:type="spellEnd"/>
+      <w:r>
+        <w:t xml:space="preserve">, Gemini a </w:t>
+      </w:r>
+      <w:proofErr w:type="spellStart"/>
+      <w:r>
+        <w:t>generat</w:t>
+      </w:r>
+      <w:proofErr w:type="spellEnd"/>
+      <w:r>
+        <w:t xml:space="preserve"> </w:t>
+      </w:r>
+      <w:proofErr w:type="gramStart"/>
+      <w:r>
+        <w:t>un plan</w:t>
+      </w:r>
+      <w:proofErr w:type="gramEnd"/>
+      <w:r>
+        <w:t xml:space="preserve"> </w:t>
+      </w:r>
+      <w:proofErr w:type="spellStart"/>
+      <w:r>
+        <w:t>extraordinar</w:t>
+      </w:r>
+      <w:proofErr w:type="spellEnd"/>
+      <w:r>
+        <w:t xml:space="preserve"> de </w:t>
+      </w:r>
+      <w:proofErr w:type="spellStart"/>
+      <w:r>
+        <w:t>detaliat</w:t>
+      </w:r>
+      <w:proofErr w:type="spellEnd"/>
+      <w:r>
+        <w:t xml:space="preserve"> </w:t>
+      </w:r>
+      <w:proofErr w:type="spellStart"/>
+      <w:r>
+        <w:t>pentru</w:t>
+      </w:r>
+      <w:proofErr w:type="spellEnd"/>
+      <w:r>
+        <w:t xml:space="preserve"> tine, care </w:t>
+      </w:r>
+      <w:proofErr w:type="spellStart"/>
+      <w:r>
+        <w:t>pur</w:t>
+      </w:r>
+      <w:proofErr w:type="spellEnd"/>
+      <w:r>
+        <w:t xml:space="preserve"> </w:t>
+      </w:r>
+      <w:proofErr w:type="spellStart"/>
+      <w:r>
+        <w:t>și</w:t>
+      </w:r>
+      <w:proofErr w:type="spellEnd"/>
+      <w:r>
+        <w:t xml:space="preserve"> </w:t>
+      </w:r>
+      <w:proofErr w:type="spellStart"/>
+      <w:r>
+        <w:t>simplu</w:t>
+      </w:r>
+      <w:proofErr w:type="spellEnd"/>
+      <w:r>
+        <w:t xml:space="preserve"> nu </w:t>
+      </w:r>
+      <w:proofErr w:type="spellStart"/>
+      <w:r>
+        <w:t>mai</w:t>
+      </w:r>
+      <w:proofErr w:type="spellEnd"/>
+      <w:r>
+        <w:t xml:space="preserve"> </w:t>
+      </w:r>
+      <w:proofErr w:type="spellStart"/>
+      <w:r>
+        <w:t>încăpea</w:t>
+      </w:r>
+      <w:proofErr w:type="spellEnd"/>
+      <w:r>
+        <w:t xml:space="preserve"> </w:t>
+      </w:r>
+      <w:proofErr w:type="spellStart"/>
+      <w:r>
+        <w:t>în</w:t>
+      </w:r>
+      <w:proofErr w:type="spellEnd"/>
+      <w:r>
+        <w:t xml:space="preserve"> </w:t>
+      </w:r>
+      <w:proofErr w:type="spellStart"/>
+      <w:r>
+        <w:t>căsuțele</w:t>
+      </w:r>
+      <w:proofErr w:type="spellEnd"/>
+      <w:r>
+        <w:t xml:space="preserve"> mele </w:t>
+      </w:r>
+      <w:proofErr w:type="spellStart"/>
+      <w:r>
+        <w:t>mici</w:t>
+      </w:r>
+      <w:proofErr w:type="spellEnd"/>
+      <w:r>
+        <w:t>. </w:t>
+      </w:r>
+      <w:r>
+        <w:rPr>
+          <w:b/>
+          <w:bCs/>
+        </w:rPr>
+        <w:t xml:space="preserve">Am </w:t>
+      </w:r>
+      <w:proofErr w:type="spellStart"/>
+      <w:r>
+        <w:rPr>
+          <w:b/>
+          <w:bCs/>
+        </w:rPr>
+        <w:t>scos</w:t>
+      </w:r>
+      <w:proofErr w:type="spellEnd"/>
+      <w:r>
+        <w:rPr>
+          <w:b/>
+          <w:bCs/>
+        </w:rPr>
+        <w:t xml:space="preserve"> </w:t>
+      </w:r>
+      <w:proofErr w:type="spellStart"/>
+      <w:r>
+        <w:rPr>
+          <w:b/>
+          <w:bCs/>
+        </w:rPr>
+        <w:t>definitiv</w:t>
+      </w:r>
+      <w:proofErr w:type="spellEnd"/>
+      <w:r>
+        <w:rPr>
+          <w:b/>
+          <w:bCs/>
+        </w:rPr>
+        <w:t xml:space="preserve"> </w:t>
+      </w:r>
+      <w:proofErr w:type="spellStart"/>
+      <w:r>
+        <w:rPr>
+          <w:b/>
+          <w:bCs/>
+        </w:rPr>
+        <w:t>acea</w:t>
+      </w:r>
+      <w:proofErr w:type="spellEnd"/>
+      <w:r>
+        <w:rPr>
+          <w:b/>
+          <w:bCs/>
+        </w:rPr>
+        <w:t xml:space="preserve"> </w:t>
+      </w:r>
+      <w:proofErr w:type="spellStart"/>
+      <w:r>
+        <w:rPr>
+          <w:b/>
+          <w:bCs/>
+        </w:rPr>
+        <w:t>restricție</w:t>
+      </w:r>
+      <w:proofErr w:type="spellEnd"/>
+      <w:r>
+        <w:rPr>
+          <w:b/>
+          <w:bCs/>
+        </w:rPr>
+        <w:t xml:space="preserve"> din cod.</w:t>
+      </w:r>
+      <w:r>
+        <w:t> </w:t>
+      </w:r>
+      <w:proofErr w:type="spellStart"/>
+      <w:r>
+        <w:t>Acum</w:t>
+      </w:r>
+      <w:proofErr w:type="spellEnd"/>
+      <w:r>
+        <w:t xml:space="preserve"> </w:t>
+      </w:r>
+      <w:proofErr w:type="spellStart"/>
+      <w:r>
+        <w:t>textul</w:t>
+      </w:r>
+      <w:proofErr w:type="spellEnd"/>
+      <w:r>
+        <w:t xml:space="preserve"> are loc </w:t>
+      </w:r>
+      <w:proofErr w:type="spellStart"/>
+      <w:r>
+        <w:t>să</w:t>
+      </w:r>
+      <w:proofErr w:type="spellEnd"/>
+      <w:r>
+        <w:t xml:space="preserve"> "respire" </w:t>
+      </w:r>
+      <w:proofErr w:type="spellStart"/>
+      <w:r>
+        <w:t>și</w:t>
+      </w:r>
+      <w:proofErr w:type="spellEnd"/>
+      <w:r>
+        <w:t xml:space="preserve"> se </w:t>
+      </w:r>
+      <w:proofErr w:type="spellStart"/>
+      <w:r>
+        <w:t>va</w:t>
+      </w:r>
+      <w:proofErr w:type="spellEnd"/>
+      <w:r>
+        <w:t xml:space="preserve"> </w:t>
+      </w:r>
+      <w:proofErr w:type="spellStart"/>
+      <w:r>
+        <w:t>afișa</w:t>
+      </w:r>
+      <w:proofErr w:type="spellEnd"/>
+      <w:r>
+        <w:t xml:space="preserve"> perfect </w:t>
+      </w:r>
+      <w:proofErr w:type="spellStart"/>
+      <w:r>
+        <w:t>și</w:t>
+      </w:r>
+      <w:proofErr w:type="spellEnd"/>
+      <w:r>
+        <w:t xml:space="preserve"> </w:t>
+      </w:r>
+      <w:proofErr w:type="spellStart"/>
+      <w:r>
+        <w:t>complet</w:t>
+      </w:r>
+      <w:proofErr w:type="spellEnd"/>
+      <w:r>
+        <w:t xml:space="preserve"> pe </w:t>
+      </w:r>
+      <w:proofErr w:type="spellStart"/>
+      <w:r>
+        <w:t>pagină</w:t>
+      </w:r>
+      <w:proofErr w:type="spellEnd"/>
+      <w:r>
+        <w:t xml:space="preserve">, </w:t>
+      </w:r>
+      <w:proofErr w:type="spellStart"/>
+      <w:r>
+        <w:t>indiferent</w:t>
+      </w:r>
+      <w:proofErr w:type="spellEnd"/>
+      <w:r>
+        <w:t xml:space="preserve"> </w:t>
+      </w:r>
+      <w:proofErr w:type="spellStart"/>
+      <w:r>
+        <w:t>cât</w:t>
+      </w:r>
+      <w:proofErr w:type="spellEnd"/>
+      <w:r>
+        <w:t xml:space="preserve"> </w:t>
+      </w:r>
+      <w:proofErr w:type="spellStart"/>
+      <w:r>
+        <w:t>scrie</w:t>
+      </w:r>
+      <w:proofErr w:type="spellEnd"/>
+      <w:r>
+        <w:t xml:space="preserve"> </w:t>
+      </w:r>
+      <w:proofErr w:type="spellStart"/>
+      <w:r>
+        <w:t>inteligența</w:t>
+      </w:r>
+      <w:proofErr w:type="spellEnd"/>
+      <w:r>
+        <w:t xml:space="preserve"> </w:t>
+      </w:r>
+      <w:proofErr w:type="spellStart"/>
+      <w:r>
+        <w:t>artificială</w:t>
+      </w:r>
+      <w:proofErr w:type="spellEnd"/>
+      <w:r>
+        <w:t>!</w:t>
+      </w:r>
+    </w:p>
+    <w:p>
+      <w:r>
+        <w:rPr>
+          <w:b/>
+          <w:bCs/>
+        </w:rPr>
+        <w:t xml:space="preserve">Legat de </w:t>
+      </w:r>
+      <w:proofErr w:type="spellStart"/>
+      <w:r>
+        <w:rPr>
+          <w:b/>
+          <w:bCs/>
+        </w:rPr>
+        <w:t>linkul</w:t>
+      </w:r>
+      <w:proofErr w:type="spellEnd"/>
+      <w:r>
+        <w:rPr>
+          <w:b/>
+          <w:bCs/>
+        </w:rPr>
+        <w:t xml:space="preserve"> pe care ai </w:t>
+      </w:r>
+      <w:proofErr w:type="spellStart"/>
+      <w:r>
+        <w:rPr>
+          <w:b/>
+          <w:bCs/>
+        </w:rPr>
+        <w:t>dat</w:t>
+      </w:r>
+      <w:proofErr w:type="spellEnd"/>
+      <w:r>
+        <w:rPr>
+          <w:b/>
+          <w:bCs/>
+        </w:rPr>
+        <w:t xml:space="preserve"> click:</w:t>
+      </w:r>
+      <w:r>
+        <w:t> </w:t>
+      </w:r>
+      <w:proofErr w:type="spellStart"/>
+      <w:r>
+        <w:t>Te</w:t>
+      </w:r>
+      <w:proofErr w:type="spellEnd"/>
+      <w:r>
+        <w:t xml:space="preserve">-a </w:t>
+      </w:r>
+      <w:proofErr w:type="spellStart"/>
+      <w:r>
+        <w:t>dus</w:t>
+      </w:r>
+      <w:proofErr w:type="spellEnd"/>
+      <w:r>
+        <w:t xml:space="preserve"> </w:t>
+      </w:r>
+      <w:proofErr w:type="spellStart"/>
+      <w:r>
+        <w:t>în</w:t>
+      </w:r>
+      <w:proofErr w:type="spellEnd"/>
+      <w:r>
+        <w:t xml:space="preserve"> </w:t>
+      </w:r>
+      <w:proofErr w:type="spellStart"/>
+      <w:r>
+        <w:t>pagina</w:t>
+      </w:r>
+      <w:proofErr w:type="spellEnd"/>
+      <w:r>
+        <w:t xml:space="preserve"> de Home </w:t>
+      </w:r>
+      <w:proofErr w:type="spellStart"/>
+      <w:r>
+        <w:t>deoarece</w:t>
+      </w:r>
+      <w:proofErr w:type="spellEnd"/>
+      <w:r>
+        <w:t xml:space="preserve"> </w:t>
+      </w:r>
+      <w:proofErr w:type="spellStart"/>
+      <w:r>
+        <w:t>inițial</w:t>
+      </w:r>
+      <w:proofErr w:type="spellEnd"/>
+      <w:r>
+        <w:t xml:space="preserve"> </w:t>
+      </w:r>
+      <w:proofErr w:type="spellStart"/>
+      <w:r>
+        <w:t>îi</w:t>
+      </w:r>
+      <w:proofErr w:type="spellEnd"/>
+      <w:r>
+        <w:t xml:space="preserve"> </w:t>
+      </w:r>
+      <w:proofErr w:type="spellStart"/>
+      <w:r>
+        <w:t>pusesem</w:t>
+      </w:r>
+      <w:proofErr w:type="spellEnd"/>
+      <w:r>
+        <w:t xml:space="preserve"> ca </w:t>
+      </w:r>
+      <w:proofErr w:type="spellStart"/>
+      <w:r>
+        <w:t>destinație</w:t>
+      </w:r>
+      <w:proofErr w:type="spellEnd"/>
+      <w:r>
+        <w:t xml:space="preserve"> </w:t>
+      </w:r>
+      <w:proofErr w:type="spellStart"/>
+      <w:r>
+        <w:t>doar</w:t>
+      </w:r>
+      <w:proofErr w:type="spellEnd"/>
+      <w:r>
+        <w:t xml:space="preserve"> link-ul </w:t>
+      </w:r>
+      <w:proofErr w:type="spellStart"/>
+      <w:r>
+        <w:t>gol</w:t>
+      </w:r>
+      <w:proofErr w:type="spellEnd"/>
+      <w:r>
+        <w:t xml:space="preserve"> al site-</w:t>
+      </w:r>
+      <w:proofErr w:type="spellStart"/>
+      <w:r>
+        <w:t>ului</w:t>
+      </w:r>
+      <w:proofErr w:type="spellEnd"/>
+      <w:r>
+        <w:t xml:space="preserve">. Dar mi-ai </w:t>
+      </w:r>
+      <w:proofErr w:type="spellStart"/>
+      <w:r>
+        <w:t>dat</w:t>
+      </w:r>
+      <w:proofErr w:type="spellEnd"/>
+      <w:r>
+        <w:t xml:space="preserve"> o idee </w:t>
+      </w:r>
+      <w:proofErr w:type="spellStart"/>
+      <w:r>
+        <w:t>fantastică</w:t>
+      </w:r>
+      <w:proofErr w:type="spellEnd"/>
+      <w:r>
+        <w:t xml:space="preserve">! </w:t>
+      </w:r>
+      <w:proofErr w:type="spellStart"/>
+      <w:r>
+        <w:t>Acum</w:t>
+      </w:r>
+      <w:proofErr w:type="spellEnd"/>
+      <w:r>
+        <w:t> </w:t>
+      </w:r>
+      <w:r>
+        <w:rPr>
+          <w:b/>
+          <w:bCs/>
+        </w:rPr>
+        <w:t xml:space="preserve">am </w:t>
+      </w:r>
+      <w:proofErr w:type="spellStart"/>
+      <w:r>
+        <w:rPr>
+          <w:b/>
+          <w:bCs/>
+        </w:rPr>
+        <w:t>făcut</w:t>
+      </w:r>
+      <w:proofErr w:type="spellEnd"/>
+      <w:r>
+        <w:rPr>
+          <w:b/>
+          <w:bCs/>
+        </w:rPr>
+        <w:t xml:space="preserve"> </w:t>
+      </w:r>
+      <w:proofErr w:type="spellStart"/>
+      <w:r>
+        <w:rPr>
+          <w:b/>
+          <w:bCs/>
+        </w:rPr>
+        <w:t>codul</w:t>
+      </w:r>
+      <w:proofErr w:type="spellEnd"/>
+      <w:r>
+        <w:rPr>
+          <w:b/>
+          <w:bCs/>
+        </w:rPr>
+        <w:t xml:space="preserve"> </w:t>
+      </w:r>
+      <w:proofErr w:type="spellStart"/>
+      <w:r>
+        <w:rPr>
+          <w:b/>
+          <w:bCs/>
+        </w:rPr>
+        <w:t>mult</w:t>
+      </w:r>
+      <w:proofErr w:type="spellEnd"/>
+      <w:r>
+        <w:rPr>
+          <w:b/>
+          <w:bCs/>
+        </w:rPr>
+        <w:t xml:space="preserve"> </w:t>
+      </w:r>
+      <w:proofErr w:type="spellStart"/>
+      <w:r>
+        <w:rPr>
+          <w:b/>
+          <w:bCs/>
+        </w:rPr>
+        <w:t>mai</w:t>
+      </w:r>
+      <w:proofErr w:type="spellEnd"/>
+      <w:r>
+        <w:rPr>
+          <w:b/>
+          <w:bCs/>
+        </w:rPr>
+        <w:t xml:space="preserve"> </w:t>
+      </w:r>
+      <w:proofErr w:type="spellStart"/>
+      <w:r>
+        <w:rPr>
+          <w:b/>
+          <w:bCs/>
+        </w:rPr>
+        <w:t>inteligent</w:t>
+      </w:r>
+      <w:proofErr w:type="spellEnd"/>
+      <w:r>
+        <w:rPr>
+          <w:b/>
+          <w:bCs/>
+        </w:rPr>
+        <w:t>:</w:t>
+      </w:r>
+      <w:r>
+        <w:t> </w:t>
+      </w:r>
+      <w:proofErr w:type="spellStart"/>
+      <w:r>
+        <w:t>când</w:t>
+      </w:r>
+      <w:proofErr w:type="spellEnd"/>
+      <w:r>
+        <w:t xml:space="preserve"> </w:t>
+      </w:r>
+      <w:proofErr w:type="spellStart"/>
+      <w:r>
+        <w:t>generează</w:t>
+      </w:r>
+      <w:proofErr w:type="spellEnd"/>
+      <w:r>
+        <w:t xml:space="preserve"> PDF-ul, </w:t>
+      </w:r>
+      <w:proofErr w:type="spellStart"/>
+      <w:r>
+        <w:t>prinde</w:t>
+      </w:r>
+      <w:proofErr w:type="spellEnd"/>
+      <w:r>
+        <w:t xml:space="preserve"> "din </w:t>
+      </w:r>
+      <w:proofErr w:type="spellStart"/>
+      <w:r>
+        <w:t>zbor</w:t>
+      </w:r>
+      <w:proofErr w:type="spellEnd"/>
+      <w:r>
+        <w:t xml:space="preserve">" link-ul specific (URL-ul cu ID-ul) </w:t>
+      </w:r>
+      <w:proofErr w:type="spellStart"/>
+      <w:r>
+        <w:t>proiectului</w:t>
+      </w:r>
+      <w:proofErr w:type="spellEnd"/>
+      <w:r>
+        <w:t xml:space="preserve"> la care </w:t>
+      </w:r>
+      <w:proofErr w:type="spellStart"/>
+      <w:r>
+        <w:t>te</w:t>
+      </w:r>
+      <w:proofErr w:type="spellEnd"/>
+      <w:r>
+        <w:t xml:space="preserve"> </w:t>
+      </w:r>
+      <w:proofErr w:type="spellStart"/>
+      <w:r>
+        <w:t>uiți</w:t>
+      </w:r>
+      <w:proofErr w:type="spellEnd"/>
+      <w:r>
+        <w:t xml:space="preserve">. </w:t>
+      </w:r>
+      <w:proofErr w:type="spellStart"/>
+      <w:r>
+        <w:t>Când</w:t>
+      </w:r>
+      <w:proofErr w:type="spellEnd"/>
+      <w:r>
+        <w:t xml:space="preserve"> </w:t>
+      </w:r>
+      <w:proofErr w:type="spellStart"/>
+      <w:r>
+        <w:t>clientul</w:t>
+      </w:r>
+      <w:proofErr w:type="spellEnd"/>
+      <w:r>
+        <w:t xml:space="preserve"> </w:t>
+      </w:r>
+      <w:proofErr w:type="spellStart"/>
+      <w:r>
+        <w:t>dă</w:t>
+      </w:r>
+      <w:proofErr w:type="spellEnd"/>
+      <w:r>
+        <w:t xml:space="preserve"> click din PDF pe </w:t>
+      </w:r>
+      <w:proofErr w:type="spellStart"/>
+      <w:r>
+        <w:t>butonul</w:t>
+      </w:r>
+      <w:proofErr w:type="spellEnd"/>
+      <w:r>
+        <w:t xml:space="preserve"> de </w:t>
+      </w:r>
+      <w:r>
+        <w:rPr>
+          <w:i/>
+          <w:iCs/>
+        </w:rPr>
+        <w:t>"</w:t>
+      </w:r>
+      <w:proofErr w:type="spellStart"/>
+      <w:r>
+        <w:rPr>
+          <w:i/>
+          <w:iCs/>
+        </w:rPr>
+        <w:t>Întoarce-te</w:t>
+      </w:r>
+      <w:proofErr w:type="spellEnd"/>
+      <w:r>
+        <w:rPr>
+          <w:i/>
+          <w:iCs/>
+        </w:rPr>
+        <w:t xml:space="preserve"> la IdeeaTa.ai"</w:t>
+      </w:r>
+      <w:r>
+        <w:t> </w:t>
+      </w:r>
+      <w:proofErr w:type="spellStart"/>
+      <w:r>
+        <w:t>sau</w:t>
+      </w:r>
+      <w:proofErr w:type="spellEnd"/>
+      <w:r>
+        <w:t xml:space="preserve"> pe watermark, </w:t>
+      </w:r>
+      <w:proofErr w:type="spellStart"/>
+      <w:r>
+        <w:t>el</w:t>
+      </w:r>
+      <w:proofErr w:type="spellEnd"/>
+      <w:r>
+        <w:t xml:space="preserve"> nu </w:t>
+      </w:r>
+      <w:proofErr w:type="spellStart"/>
+      <w:r>
+        <w:t>mai</w:t>
+      </w:r>
+      <w:proofErr w:type="spellEnd"/>
+      <w:r>
+        <w:t xml:space="preserve"> e </w:t>
+      </w:r>
+      <w:proofErr w:type="spellStart"/>
+      <w:r>
+        <w:t>aruncat</w:t>
+      </w:r>
+      <w:proofErr w:type="spellEnd"/>
+      <w:r>
+        <w:t xml:space="preserve"> </w:t>
+      </w:r>
+      <w:proofErr w:type="spellStart"/>
+      <w:r>
+        <w:t>doar</w:t>
+      </w:r>
+      <w:proofErr w:type="spellEnd"/>
+      <w:r>
+        <w:t xml:space="preserve"> pe homepage, ci </w:t>
+      </w:r>
+      <w:proofErr w:type="spellStart"/>
+      <w:r>
+        <w:t>este</w:t>
+      </w:r>
+      <w:proofErr w:type="spellEnd"/>
+      <w:r>
+        <w:t xml:space="preserve"> </w:t>
+      </w:r>
+      <w:proofErr w:type="spellStart"/>
+      <w:r>
+        <w:t>adus</w:t>
+      </w:r>
+      <w:proofErr w:type="spellEnd"/>
+      <w:r>
+        <w:t> </w:t>
+      </w:r>
+      <w:r>
+        <w:rPr>
+          <w:b/>
+          <w:bCs/>
+        </w:rPr>
+        <w:t>EXACT</w:t>
+      </w:r>
+      <w:r>
+        <w:t> </w:t>
+      </w:r>
+      <w:proofErr w:type="spellStart"/>
+      <w:r>
+        <w:t>înapoi</w:t>
+      </w:r>
+      <w:proofErr w:type="spellEnd"/>
+      <w:r>
+        <w:t xml:space="preserve"> </w:t>
+      </w:r>
+      <w:proofErr w:type="spellStart"/>
+      <w:r>
+        <w:t>în</w:t>
+      </w:r>
+      <w:proofErr w:type="spellEnd"/>
+      <w:r>
+        <w:t xml:space="preserve"> </w:t>
+      </w:r>
+      <w:proofErr w:type="spellStart"/>
+      <w:r>
+        <w:t>planul</w:t>
+      </w:r>
+      <w:proofErr w:type="spellEnd"/>
+      <w:r>
+        <w:t xml:space="preserve"> </w:t>
+      </w:r>
+      <w:proofErr w:type="spellStart"/>
+      <w:r>
+        <w:t>lui</w:t>
+      </w:r>
+      <w:proofErr w:type="spellEnd"/>
+      <w:r>
+        <w:t xml:space="preserve"> (</w:t>
+      </w:r>
+      <w:proofErr w:type="spellStart"/>
+      <w:r>
+        <w:t>pentru</w:t>
+      </w:r>
+      <w:proofErr w:type="spellEnd"/>
+      <w:r>
+        <w:t xml:space="preserve"> a-l </w:t>
+      </w:r>
+      <w:proofErr w:type="spellStart"/>
+      <w:r>
+        <w:t>edita</w:t>
+      </w:r>
+      <w:proofErr w:type="spellEnd"/>
+      <w:r>
+        <w:t xml:space="preserve"> </w:t>
+      </w:r>
+      <w:proofErr w:type="spellStart"/>
+      <w:r>
+        <w:t>sau</w:t>
+      </w:r>
+      <w:proofErr w:type="spellEnd"/>
+      <w:r>
+        <w:t xml:space="preserve"> a-l </w:t>
+      </w:r>
+      <w:proofErr w:type="spellStart"/>
+      <w:r>
+        <w:t>descărca</w:t>
+      </w:r>
+      <w:proofErr w:type="spellEnd"/>
+      <w:r>
+        <w:t xml:space="preserve"> premium)!</w:t>
+      </w:r>
+    </w:p>
+    <w:p>
+      <w:r>
+        <w:lastRenderedPageBreak/>
+        <w:t xml:space="preserve">Am </w:t>
+      </w:r>
+      <w:proofErr w:type="spellStart"/>
+      <w:r>
+        <w:t>urcat</w:t>
+      </w:r>
+      <w:proofErr w:type="spellEnd"/>
+      <w:r>
+        <w:t xml:space="preserve"> </w:t>
+      </w:r>
+      <w:proofErr w:type="spellStart"/>
+      <w:r>
+        <w:t>codul</w:t>
+      </w:r>
+      <w:proofErr w:type="spellEnd"/>
+      <w:r>
+        <w:t xml:space="preserve"> pe </w:t>
+      </w:r>
+      <w:proofErr w:type="spellStart"/>
+      <w:r>
+        <w:t>Vercel</w:t>
+      </w:r>
+      <w:proofErr w:type="spellEnd"/>
+      <w:r>
+        <w:t xml:space="preserve"> </w:t>
+      </w:r>
+      <w:proofErr w:type="spellStart"/>
+      <w:r>
+        <w:t>chiar</w:t>
+      </w:r>
+      <w:proofErr w:type="spellEnd"/>
+      <w:r>
+        <w:t xml:space="preserve"> </w:t>
+      </w:r>
+      <w:proofErr w:type="spellStart"/>
+      <w:r>
+        <w:t>acum</w:t>
+      </w:r>
+      <w:proofErr w:type="spellEnd"/>
+      <w:r>
+        <w:t xml:space="preserve">. Mai </w:t>
+      </w:r>
+      <w:proofErr w:type="spellStart"/>
+      <w:r>
+        <w:t>dă-i</w:t>
+      </w:r>
+      <w:proofErr w:type="spellEnd"/>
+      <w:r>
+        <w:t xml:space="preserve"> un </w:t>
+      </w:r>
+      <w:r>
+        <w:rPr>
+          <w:b/>
+          <w:bCs/>
+        </w:rPr>
+        <w:t>Refresh la site</w:t>
+      </w:r>
+      <w:r>
+        <w:t> (</w:t>
+      </w:r>
+      <w:proofErr w:type="spellStart"/>
+      <w:r>
+        <w:t>în</w:t>
+      </w:r>
+      <w:proofErr w:type="spellEnd"/>
+      <w:r>
+        <w:t xml:space="preserve"> </w:t>
+      </w:r>
+      <w:proofErr w:type="spellStart"/>
+      <w:r>
+        <w:t>vreo</w:t>
+      </w:r>
+      <w:proofErr w:type="spellEnd"/>
+      <w:r>
+        <w:t xml:space="preserve"> 15 </w:t>
+      </w:r>
+      <w:proofErr w:type="spellStart"/>
+      <w:r>
+        <w:t>secunde</w:t>
+      </w:r>
+      <w:proofErr w:type="spellEnd"/>
+      <w:r>
+        <w:t xml:space="preserve">), </w:t>
+      </w:r>
+      <w:proofErr w:type="spellStart"/>
+      <w:r>
+        <w:t>și</w:t>
+      </w:r>
+      <w:proofErr w:type="spellEnd"/>
+      <w:r>
+        <w:t xml:space="preserve"> </w:t>
+      </w:r>
+      <w:proofErr w:type="spellStart"/>
+      <w:r>
+        <w:t>dă</w:t>
+      </w:r>
+      <w:proofErr w:type="spellEnd"/>
+      <w:r>
+        <w:t xml:space="preserve"> o </w:t>
+      </w:r>
+      <w:proofErr w:type="spellStart"/>
+      <w:r>
+        <w:t>nouă</w:t>
+      </w:r>
+      <w:proofErr w:type="spellEnd"/>
+      <w:r>
+        <w:t xml:space="preserve"> </w:t>
+      </w:r>
+      <w:proofErr w:type="spellStart"/>
+      <w:r>
+        <w:t>descărcare</w:t>
+      </w:r>
+      <w:proofErr w:type="spellEnd"/>
+      <w:r>
+        <w:t xml:space="preserve"> la PDF ca </w:t>
+      </w:r>
+      <w:proofErr w:type="spellStart"/>
+      <w:r>
+        <w:t>să</w:t>
+      </w:r>
+      <w:proofErr w:type="spellEnd"/>
+      <w:r>
+        <w:t xml:space="preserve"> </w:t>
+      </w:r>
+      <w:proofErr w:type="spellStart"/>
+      <w:r>
+        <w:t>te</w:t>
+      </w:r>
+      <w:proofErr w:type="spellEnd"/>
+      <w:r>
+        <w:t xml:space="preserve"> </w:t>
+      </w:r>
+      <w:proofErr w:type="spellStart"/>
+      <w:r>
+        <w:t>convingi</w:t>
+      </w:r>
+      <w:proofErr w:type="spellEnd"/>
+      <w:r>
+        <w:t xml:space="preserve">. </w:t>
+      </w:r>
+      <w:proofErr w:type="spellStart"/>
+      <w:r>
+        <w:t>Acum</w:t>
+      </w:r>
+      <w:proofErr w:type="spellEnd"/>
+      <w:r>
+        <w:t xml:space="preserve"> PDF-ul </w:t>
+      </w:r>
+      <w:proofErr w:type="spellStart"/>
+      <w:r>
+        <w:t>este</w:t>
+      </w:r>
+      <w:proofErr w:type="spellEnd"/>
+      <w:r>
+        <w:t xml:space="preserve"> o "</w:t>
+      </w:r>
+      <w:proofErr w:type="spellStart"/>
+      <w:r>
+        <w:t>unealtă</w:t>
+      </w:r>
+      <w:proofErr w:type="spellEnd"/>
+      <w:r>
+        <w:t xml:space="preserve"> de </w:t>
+      </w:r>
+      <w:proofErr w:type="spellStart"/>
+      <w:r>
+        <w:t>agățat</w:t>
+      </w:r>
+      <w:proofErr w:type="spellEnd"/>
+      <w:r>
+        <w:t xml:space="preserve">" </w:t>
+      </w:r>
+      <w:proofErr w:type="spellStart"/>
+      <w:r>
+        <w:t>perfectă</w:t>
+      </w:r>
+      <w:proofErr w:type="spellEnd"/>
+      <w:r>
+        <w:t xml:space="preserve"> </w:t>
+      </w:r>
+      <w:proofErr w:type="spellStart"/>
+      <w:r>
+        <w:t>și</w:t>
+      </w:r>
+      <w:proofErr w:type="spellEnd"/>
+      <w:r>
+        <w:t xml:space="preserve"> </w:t>
+      </w:r>
+      <w:proofErr w:type="spellStart"/>
+      <w:r>
+        <w:t>citeață</w:t>
+      </w:r>
+      <w:proofErr w:type="spellEnd"/>
+      <w:r>
+        <w:t>!</w:t>
+      </w:r>
+    </w:p>
+    <w:p>
+      <w:r>
+        <w:t>5:44 PM</w:t>
+      </w:r>
+    </w:p>
+    <w:p>
+      <w:r>
+        <w:t xml:space="preserve">cand ma </w:t>
+      </w:r>
+      <w:proofErr w:type="spellStart"/>
+      <w:r>
+        <w:t>aduce</w:t>
+      </w:r>
+      <w:proofErr w:type="spellEnd"/>
+      <w:r>
+        <w:t xml:space="preserve"> pe </w:t>
+      </w:r>
+      <w:proofErr w:type="spellStart"/>
+      <w:r>
+        <w:t>aplicatie</w:t>
+      </w:r>
+      <w:proofErr w:type="spellEnd"/>
+      <w:r>
+        <w:t xml:space="preserve"> din pdf </w:t>
+      </w:r>
+      <w:proofErr w:type="spellStart"/>
+      <w:r>
+        <w:t>dupa</w:t>
+      </w:r>
+      <w:proofErr w:type="spellEnd"/>
+      <w:r>
+        <w:t xml:space="preserve"> </w:t>
+      </w:r>
+      <w:proofErr w:type="spellStart"/>
+      <w:r>
+        <w:t>ce</w:t>
+      </w:r>
+      <w:proofErr w:type="spellEnd"/>
+      <w:r>
+        <w:t xml:space="preserve"> </w:t>
+      </w:r>
+      <w:proofErr w:type="spellStart"/>
+      <w:r>
+        <w:t>apas</w:t>
+      </w:r>
+      <w:proofErr w:type="spellEnd"/>
+      <w:r>
+        <w:t xml:space="preserve"> </w:t>
+      </w:r>
+      <w:proofErr w:type="spellStart"/>
+      <w:r>
+        <w:t>bitonul</w:t>
+      </w:r>
+      <w:proofErr w:type="spellEnd"/>
+      <w:r>
+        <w:t xml:space="preserve"> IdeeaTa.ai </w:t>
+      </w:r>
+      <w:proofErr w:type="spellStart"/>
+      <w:r>
+        <w:t>si</w:t>
+      </w:r>
+      <w:proofErr w:type="spellEnd"/>
+      <w:r>
+        <w:t xml:space="preserve"> </w:t>
+      </w:r>
+      <w:proofErr w:type="spellStart"/>
+      <w:r>
+        <w:t>vede</w:t>
+      </w:r>
+      <w:proofErr w:type="spellEnd"/>
+      <w:r>
+        <w:t xml:space="preserve"> </w:t>
+      </w:r>
+      <w:proofErr w:type="spellStart"/>
+      <w:r>
+        <w:t>utilizatorul</w:t>
+      </w:r>
+      <w:proofErr w:type="spellEnd"/>
+      <w:r>
+        <w:t xml:space="preserve"> ca </w:t>
+      </w:r>
+      <w:proofErr w:type="spellStart"/>
+      <w:r>
+        <w:t>este</w:t>
+      </w:r>
+      <w:proofErr w:type="spellEnd"/>
+      <w:r>
+        <w:t xml:space="preserve"> </w:t>
+      </w:r>
+      <w:proofErr w:type="spellStart"/>
+      <w:r>
+        <w:t>proiectul</w:t>
+      </w:r>
+      <w:proofErr w:type="spellEnd"/>
+      <w:r>
+        <w:t xml:space="preserve"> </w:t>
+      </w:r>
+      <w:proofErr w:type="spellStart"/>
+      <w:r>
+        <w:t>lui</w:t>
+      </w:r>
+      <w:proofErr w:type="spellEnd"/>
+      <w:r>
+        <w:t xml:space="preserve"> direct in </w:t>
+      </w:r>
+      <w:proofErr w:type="spellStart"/>
+      <w:r>
+        <w:t>aplicatie</w:t>
+      </w:r>
+      <w:proofErr w:type="spellEnd"/>
+      <w:r>
+        <w:t xml:space="preserve"> </w:t>
+      </w:r>
+      <w:proofErr w:type="spellStart"/>
+      <w:r>
+        <w:t>trebuie</w:t>
+      </w:r>
+      <w:proofErr w:type="spellEnd"/>
+      <w:r>
+        <w:t xml:space="preserve"> </w:t>
+      </w:r>
+      <w:proofErr w:type="spellStart"/>
+      <w:r>
+        <w:t>sa</w:t>
+      </w:r>
+      <w:proofErr w:type="spellEnd"/>
+      <w:r>
+        <w:t xml:space="preserve"> ii </w:t>
+      </w:r>
+      <w:proofErr w:type="spellStart"/>
+      <w:r>
+        <w:t>sugeram</w:t>
+      </w:r>
+      <w:proofErr w:type="spellEnd"/>
+      <w:r>
+        <w:t xml:space="preserve"> </w:t>
+      </w:r>
+      <w:proofErr w:type="spellStart"/>
+      <w:r>
+        <w:t>ce</w:t>
+      </w:r>
+      <w:proofErr w:type="spellEnd"/>
+      <w:r>
+        <w:t xml:space="preserve"> </w:t>
+      </w:r>
+      <w:proofErr w:type="spellStart"/>
+      <w:r>
+        <w:t>sa</w:t>
+      </w:r>
+      <w:proofErr w:type="spellEnd"/>
+      <w:r>
+        <w:t xml:space="preserve"> </w:t>
+      </w:r>
+      <w:proofErr w:type="spellStart"/>
+      <w:r>
+        <w:t>faca</w:t>
+      </w:r>
+      <w:proofErr w:type="spellEnd"/>
+      <w:r>
+        <w:t xml:space="preserve"> </w:t>
+      </w:r>
+      <w:proofErr w:type="spellStart"/>
+      <w:r>
+        <w:t>mai</w:t>
+      </w:r>
+      <w:proofErr w:type="spellEnd"/>
+      <w:r>
+        <w:t xml:space="preserve"> </w:t>
+      </w:r>
+      <w:proofErr w:type="spellStart"/>
+      <w:r>
+        <w:t>departe</w:t>
+      </w:r>
+      <w:proofErr w:type="spellEnd"/>
+      <w:r>
+        <w:t xml:space="preserve"> </w:t>
+      </w:r>
+      <w:proofErr w:type="spellStart"/>
+      <w:r>
+        <w:t>legat</w:t>
+      </w:r>
+      <w:proofErr w:type="spellEnd"/>
+      <w:r>
+        <w:t xml:space="preserve"> de </w:t>
+      </w:r>
+      <w:proofErr w:type="spellStart"/>
+      <w:r>
+        <w:t>editare</w:t>
+      </w:r>
+      <w:proofErr w:type="spellEnd"/>
+      <w:r>
+        <w:t xml:space="preserve">, </w:t>
+      </w:r>
+      <w:proofErr w:type="spellStart"/>
+      <w:r>
+        <w:t>folosirea</w:t>
+      </w:r>
+      <w:proofErr w:type="spellEnd"/>
+      <w:r>
+        <w:t xml:space="preserve"> </w:t>
+      </w:r>
+      <w:proofErr w:type="spellStart"/>
+      <w:r>
+        <w:t>instrumentelor</w:t>
+      </w:r>
+      <w:proofErr w:type="spellEnd"/>
+      <w:r>
+        <w:t xml:space="preserve"> </w:t>
+      </w:r>
+      <w:proofErr w:type="spellStart"/>
+      <w:r>
+        <w:t>prin</w:t>
+      </w:r>
+      <w:proofErr w:type="spellEnd"/>
+      <w:r>
+        <w:t xml:space="preserve"> </w:t>
+      </w:r>
+      <w:proofErr w:type="spellStart"/>
+      <w:r>
+        <w:t>forme</w:t>
+      </w:r>
+      <w:proofErr w:type="spellEnd"/>
+      <w:r>
+        <w:t xml:space="preserve"> de </w:t>
+      </w:r>
+      <w:proofErr w:type="spellStart"/>
+      <w:r>
+        <w:t>logare</w:t>
+      </w:r>
+      <w:proofErr w:type="spellEnd"/>
+      <w:r>
+        <w:t xml:space="preserve"> </w:t>
+      </w:r>
+      <w:proofErr w:type="spellStart"/>
+      <w:r>
+        <w:t>si</w:t>
+      </w:r>
+      <w:proofErr w:type="spellEnd"/>
+      <w:r>
+        <w:t xml:space="preserve"> </w:t>
+      </w:r>
+      <w:proofErr w:type="spellStart"/>
+      <w:r>
+        <w:t>planuri</w:t>
+      </w:r>
+      <w:proofErr w:type="spellEnd"/>
+      <w:r>
+        <w:t xml:space="preserve"> de </w:t>
+      </w:r>
+      <w:proofErr w:type="spellStart"/>
+      <w:r>
+        <w:t>plata</w:t>
+      </w:r>
+      <w:proofErr w:type="spellEnd"/>
+    </w:p>
+    <w:p>
+      <w:r>
+        <w:t xml:space="preserve">Super idee! </w:t>
+      </w:r>
+      <w:proofErr w:type="spellStart"/>
+      <w:r>
+        <w:t>Practic</w:t>
+      </w:r>
+      <w:proofErr w:type="spellEnd"/>
+      <w:r>
+        <w:t xml:space="preserve"> ai </w:t>
+      </w:r>
+      <w:proofErr w:type="spellStart"/>
+      <w:r>
+        <w:t>creat</w:t>
+      </w:r>
+      <w:proofErr w:type="spellEnd"/>
+      <w:r>
+        <w:t xml:space="preserve"> un "Funnel" (</w:t>
+      </w:r>
+      <w:proofErr w:type="spellStart"/>
+      <w:r>
+        <w:t>Pâlnie</w:t>
+      </w:r>
+      <w:proofErr w:type="spellEnd"/>
+      <w:r>
+        <w:t xml:space="preserve"> de </w:t>
+      </w:r>
+      <w:proofErr w:type="spellStart"/>
+      <w:r>
+        <w:t>Vânzări</w:t>
+      </w:r>
+      <w:proofErr w:type="spellEnd"/>
+      <w:r>
+        <w:t xml:space="preserve">) </w:t>
+      </w:r>
+      <w:proofErr w:type="spellStart"/>
+      <w:r>
+        <w:t>complet</w:t>
+      </w:r>
+      <w:proofErr w:type="spellEnd"/>
+      <w:r>
+        <w:t xml:space="preserve"> </w:t>
+      </w:r>
+      <w:proofErr w:type="spellStart"/>
+      <w:r>
+        <w:t>și</w:t>
+      </w:r>
+      <w:proofErr w:type="spellEnd"/>
+      <w:r>
+        <w:t xml:space="preserve"> </w:t>
+      </w:r>
+      <w:proofErr w:type="spellStart"/>
+      <w:r>
+        <w:t>extrem</w:t>
+      </w:r>
+      <w:proofErr w:type="spellEnd"/>
+      <w:r>
+        <w:t xml:space="preserve"> de </w:t>
+      </w:r>
+      <w:proofErr w:type="spellStart"/>
+      <w:r>
+        <w:t>eficient</w:t>
+      </w:r>
+      <w:proofErr w:type="spellEnd"/>
+      <w:r>
+        <w:t>.</w:t>
+      </w:r>
+    </w:p>
+    <w:p>
+      <w:proofErr w:type="spellStart"/>
+      <w:r>
+        <w:t>Iată</w:t>
+      </w:r>
+      <w:proofErr w:type="spellEnd"/>
+      <w:r>
+        <w:t xml:space="preserve"> cum </w:t>
+      </w:r>
+      <w:proofErr w:type="spellStart"/>
+      <w:r>
+        <w:t>funcționează</w:t>
+      </w:r>
+      <w:proofErr w:type="spellEnd"/>
+      <w:r>
+        <w:t xml:space="preserve"> </w:t>
+      </w:r>
+      <w:proofErr w:type="spellStart"/>
+      <w:r>
+        <w:t>acum</w:t>
+      </w:r>
+      <w:proofErr w:type="spellEnd"/>
+      <w:r>
+        <w:t xml:space="preserve"> </w:t>
+      </w:r>
+      <w:proofErr w:type="spellStart"/>
+      <w:r>
+        <w:t>fluxul</w:t>
+      </w:r>
+      <w:proofErr w:type="spellEnd"/>
+      <w:r>
+        <w:t xml:space="preserve"> magic pe care </w:t>
+      </w:r>
+      <w:proofErr w:type="spellStart"/>
+      <w:r>
+        <w:t>tocmai</w:t>
+      </w:r>
+      <w:proofErr w:type="spellEnd"/>
+      <w:r>
+        <w:t xml:space="preserve"> l-am </w:t>
+      </w:r>
+      <w:proofErr w:type="spellStart"/>
+      <w:r>
+        <w:t>construit</w:t>
+      </w:r>
+      <w:proofErr w:type="spellEnd"/>
+      <w:r>
+        <w:t xml:space="preserve"> </w:t>
+      </w:r>
+      <w:proofErr w:type="spellStart"/>
+      <w:r>
+        <w:t>și</w:t>
+      </w:r>
+      <w:proofErr w:type="spellEnd"/>
+      <w:r>
+        <w:t xml:space="preserve"> </w:t>
+      </w:r>
+      <w:proofErr w:type="spellStart"/>
+      <w:r>
+        <w:t>urcat</w:t>
+      </w:r>
+      <w:proofErr w:type="spellEnd"/>
+      <w:r>
+        <w:t xml:space="preserve"> pe </w:t>
+      </w:r>
+      <w:proofErr w:type="spellStart"/>
+      <w:r>
+        <w:t>Vercel</w:t>
+      </w:r>
+      <w:proofErr w:type="spellEnd"/>
+      <w:r>
+        <w:t>:</w:t>
+      </w:r>
+    </w:p>
+    <w:p>
+      <w:pPr>
+        <w:numPr>
+          <w:ilvl w:val="0"/>
+          <w:numId w:val="29"/>
+        </w:numPr>
+      </w:pPr>
+      <w:proofErr w:type="spellStart"/>
+      <w:r>
+        <w:rPr>
+          <w:b/>
+          <w:bCs/>
+        </w:rPr>
+        <w:t>Marcajul</w:t>
+      </w:r>
+      <w:proofErr w:type="spellEnd"/>
+      <w:r>
+        <w:rPr>
+          <w:b/>
+          <w:bCs/>
+        </w:rPr>
+        <w:t xml:space="preserve"> Secret:</w:t>
+      </w:r>
+      <w:r>
+        <w:t> </w:t>
+      </w:r>
+      <w:proofErr w:type="spellStart"/>
+      <w:r>
+        <w:t>În</w:t>
+      </w:r>
+      <w:proofErr w:type="spellEnd"/>
+      <w:r>
+        <w:t xml:space="preserve"> </w:t>
+      </w:r>
+      <w:proofErr w:type="spellStart"/>
+      <w:r>
+        <w:t>noul</w:t>
+      </w:r>
+      <w:proofErr w:type="spellEnd"/>
+      <w:r>
+        <w:t xml:space="preserve"> PDF, am </w:t>
+      </w:r>
+      <w:proofErr w:type="spellStart"/>
+      <w:r>
+        <w:t>adăugat</w:t>
+      </w:r>
+      <w:proofErr w:type="spellEnd"/>
+      <w:r>
+        <w:t xml:space="preserve"> un </w:t>
+      </w:r>
+      <w:proofErr w:type="spellStart"/>
+      <w:r>
+        <w:t>marcaj</w:t>
+      </w:r>
+      <w:proofErr w:type="spellEnd"/>
+      <w:r>
+        <w:t xml:space="preserve"> "secret" </w:t>
+      </w:r>
+      <w:proofErr w:type="spellStart"/>
+      <w:r>
+        <w:t>în</w:t>
+      </w:r>
+      <w:proofErr w:type="spellEnd"/>
+      <w:r>
+        <w:t xml:space="preserve"> </w:t>
+      </w:r>
+      <w:proofErr w:type="spellStart"/>
+      <w:r>
+        <w:t>linkurile</w:t>
+      </w:r>
+      <w:proofErr w:type="spellEnd"/>
+      <w:r>
+        <w:t xml:space="preserve"> </w:t>
+      </w:r>
+      <w:proofErr w:type="spellStart"/>
+      <w:r>
+        <w:t>către</w:t>
+      </w:r>
+      <w:proofErr w:type="spellEnd"/>
+      <w:r>
+        <w:t xml:space="preserve"> IdeeaTa.ai (</w:t>
+      </w:r>
+      <w:proofErr w:type="spellStart"/>
+      <w:r>
+        <w:t>from_pdf</w:t>
+      </w:r>
+      <w:proofErr w:type="spellEnd"/>
+      <w:r>
+        <w:t xml:space="preserve">=true pe </w:t>
+      </w:r>
+      <w:proofErr w:type="spellStart"/>
+      <w:r>
+        <w:t>lângă</w:t>
+      </w:r>
+      <w:proofErr w:type="spellEnd"/>
+      <w:r>
+        <w:t xml:space="preserve"> ID-ul </w:t>
+      </w:r>
+      <w:proofErr w:type="spellStart"/>
+      <w:r>
+        <w:t>planului</w:t>
+      </w:r>
+      <w:proofErr w:type="spellEnd"/>
+      <w:r>
+        <w:t>).</w:t>
+      </w:r>
+    </w:p>
+    <w:p>
+      <w:pPr>
+        <w:numPr>
+          <w:ilvl w:val="0"/>
+          <w:numId w:val="29"/>
+        </w:numPr>
+      </w:pPr>
+      <w:proofErr w:type="spellStart"/>
+      <w:r>
+        <w:rPr>
+          <w:b/>
+          <w:bCs/>
+        </w:rPr>
+        <w:t>Detectarea</w:t>
+      </w:r>
+      <w:proofErr w:type="spellEnd"/>
+      <w:r>
+        <w:rPr>
+          <w:b/>
+          <w:bCs/>
+        </w:rPr>
+        <w:t>:</w:t>
+      </w:r>
+      <w:r>
+        <w:t> </w:t>
+      </w:r>
+      <w:proofErr w:type="spellStart"/>
+      <w:r>
+        <w:t>Când</w:t>
+      </w:r>
+      <w:proofErr w:type="spellEnd"/>
+      <w:r>
+        <w:t xml:space="preserve"> </w:t>
+      </w:r>
+      <w:proofErr w:type="spellStart"/>
+      <w:r>
+        <w:t>clientul</w:t>
+      </w:r>
+      <w:proofErr w:type="spellEnd"/>
+      <w:r>
+        <w:t xml:space="preserve"> </w:t>
+      </w:r>
+      <w:proofErr w:type="spellStart"/>
+      <w:r>
+        <w:t>dă</w:t>
+      </w:r>
+      <w:proofErr w:type="spellEnd"/>
+      <w:r>
+        <w:t xml:space="preserve"> click din PDF pe </w:t>
+      </w:r>
+      <w:proofErr w:type="spellStart"/>
+      <w:r>
+        <w:t>butonul</w:t>
+      </w:r>
+      <w:proofErr w:type="spellEnd"/>
+      <w:r>
+        <w:t xml:space="preserve"> </w:t>
+      </w:r>
+      <w:proofErr w:type="spellStart"/>
+      <w:r>
+        <w:t>tău</w:t>
+      </w:r>
+      <w:proofErr w:type="spellEnd"/>
+      <w:r>
+        <w:t xml:space="preserve"> mare </w:t>
+      </w:r>
+      <w:proofErr w:type="spellStart"/>
+      <w:r>
+        <w:t>sau</w:t>
+      </w:r>
+      <w:proofErr w:type="spellEnd"/>
+      <w:r>
+        <w:t xml:space="preserve"> pe watermark-ul de </w:t>
+      </w:r>
+      <w:proofErr w:type="spellStart"/>
+      <w:r>
+        <w:t>jos</w:t>
+      </w:r>
+      <w:proofErr w:type="spellEnd"/>
+      <w:r>
+        <w:t xml:space="preserve">, site-ul se </w:t>
+      </w:r>
+      <w:proofErr w:type="spellStart"/>
+      <w:r>
+        <w:t>deschide</w:t>
+      </w:r>
+      <w:proofErr w:type="spellEnd"/>
+      <w:r>
+        <w:t xml:space="preserve"> direct pe </w:t>
+      </w:r>
+      <w:proofErr w:type="spellStart"/>
+      <w:r>
+        <w:t>proiectul</w:t>
+      </w:r>
+      <w:proofErr w:type="spellEnd"/>
+      <w:r>
+        <w:t xml:space="preserve"> </w:t>
+      </w:r>
+      <w:proofErr w:type="spellStart"/>
+      <w:r>
+        <w:t>său</w:t>
+      </w:r>
+      <w:proofErr w:type="spellEnd"/>
+      <w:r>
+        <w:t xml:space="preserve"> (</w:t>
+      </w:r>
+      <w:proofErr w:type="spellStart"/>
+      <w:r>
+        <w:t>îi</w:t>
+      </w:r>
+      <w:proofErr w:type="spellEnd"/>
+      <w:r>
+        <w:t xml:space="preserve"> </w:t>
+      </w:r>
+      <w:proofErr w:type="spellStart"/>
+      <w:r>
+        <w:t>reîncarcă</w:t>
+      </w:r>
+      <w:proofErr w:type="spellEnd"/>
+      <w:r>
+        <w:t xml:space="preserve"> </w:t>
+      </w:r>
+      <w:proofErr w:type="spellStart"/>
+      <w:r>
+        <w:t>planul</w:t>
+      </w:r>
+      <w:proofErr w:type="spellEnd"/>
+      <w:r>
+        <w:t xml:space="preserve">), </w:t>
+      </w:r>
+      <w:proofErr w:type="spellStart"/>
+      <w:r>
+        <w:t>dar</w:t>
+      </w:r>
+      <w:proofErr w:type="spellEnd"/>
+      <w:r>
+        <w:t xml:space="preserve"> </w:t>
+      </w:r>
+      <w:proofErr w:type="spellStart"/>
+      <w:r>
+        <w:t>sistemul</w:t>
+      </w:r>
+      <w:proofErr w:type="spellEnd"/>
+      <w:r>
+        <w:t xml:space="preserve"> </w:t>
+      </w:r>
+      <w:proofErr w:type="spellStart"/>
+      <w:r>
+        <w:t>detectează</w:t>
+      </w:r>
+      <w:proofErr w:type="spellEnd"/>
+      <w:r>
+        <w:t xml:space="preserve"> </w:t>
+      </w:r>
+      <w:proofErr w:type="spellStart"/>
+      <w:r>
+        <w:t>instantaneu</w:t>
+      </w:r>
+      <w:proofErr w:type="spellEnd"/>
+      <w:r>
+        <w:t xml:space="preserve"> </w:t>
+      </w:r>
+      <w:proofErr w:type="spellStart"/>
+      <w:r>
+        <w:t>că</w:t>
+      </w:r>
+      <w:proofErr w:type="spellEnd"/>
+      <w:r>
+        <w:t xml:space="preserve"> </w:t>
+      </w:r>
+      <w:proofErr w:type="spellStart"/>
+      <w:r>
+        <w:t>acel</w:t>
+      </w:r>
+      <w:proofErr w:type="spellEnd"/>
+      <w:r>
+        <w:t xml:space="preserve"> </w:t>
+      </w:r>
+      <w:proofErr w:type="spellStart"/>
+      <w:r>
+        <w:t>utilizator</w:t>
+      </w:r>
+      <w:proofErr w:type="spellEnd"/>
+      <w:r>
+        <w:t xml:space="preserve"> vine "</w:t>
+      </w:r>
+      <w:proofErr w:type="spellStart"/>
+      <w:r>
+        <w:t>proaspăt</w:t>
+      </w:r>
+      <w:proofErr w:type="spellEnd"/>
+      <w:r>
+        <w:t xml:space="preserve">" din PDF-ul </w:t>
+      </w:r>
+      <w:proofErr w:type="spellStart"/>
+      <w:r>
+        <w:t>descărcat</w:t>
+      </w:r>
+      <w:proofErr w:type="spellEnd"/>
+      <w:r>
+        <w:t>.</w:t>
+      </w:r>
+    </w:p>
+    <w:p>
+      <w:pPr>
+        <w:numPr>
+          <w:ilvl w:val="0"/>
+          <w:numId w:val="29"/>
+        </w:numPr>
+      </w:pPr>
+      <w:proofErr w:type="spellStart"/>
+      <w:r>
+        <w:rPr>
+          <w:b/>
+          <w:bCs/>
+        </w:rPr>
+        <w:t>Conversia</w:t>
+      </w:r>
+      <w:proofErr w:type="spellEnd"/>
+      <w:r>
+        <w:rPr>
+          <w:b/>
+          <w:bCs/>
+        </w:rPr>
+        <w:t xml:space="preserve"> (Call-to-Action):</w:t>
+      </w:r>
+      <w:r>
+        <w:t> </w:t>
+      </w:r>
+      <w:proofErr w:type="spellStart"/>
+      <w:r>
+        <w:t>În</w:t>
+      </w:r>
+      <w:proofErr w:type="spellEnd"/>
+      <w:r>
+        <w:t xml:space="preserve"> secunda </w:t>
+      </w:r>
+      <w:proofErr w:type="spellStart"/>
+      <w:r>
+        <w:t>doi</w:t>
+      </w:r>
+      <w:proofErr w:type="spellEnd"/>
+      <w:r>
+        <w:t xml:space="preserve">, </w:t>
+      </w:r>
+      <w:proofErr w:type="spellStart"/>
+      <w:r>
+        <w:t>îi</w:t>
+      </w:r>
+      <w:proofErr w:type="spellEnd"/>
+      <w:r>
+        <w:t xml:space="preserve"> </w:t>
+      </w:r>
+      <w:proofErr w:type="spellStart"/>
+      <w:r>
+        <w:t>va</w:t>
+      </w:r>
+      <w:proofErr w:type="spellEnd"/>
+      <w:r>
+        <w:t xml:space="preserve"> </w:t>
+      </w:r>
+      <w:proofErr w:type="spellStart"/>
+      <w:r>
+        <w:t>sări</w:t>
+      </w:r>
+      <w:proofErr w:type="spellEnd"/>
+      <w:r>
+        <w:t xml:space="preserve"> pe </w:t>
+      </w:r>
+      <w:proofErr w:type="spellStart"/>
+      <w:r>
+        <w:t>ecran</w:t>
+      </w:r>
+      <w:proofErr w:type="spellEnd"/>
+      <w:r>
+        <w:t xml:space="preserve"> </w:t>
+      </w:r>
+      <w:proofErr w:type="gramStart"/>
+      <w:r>
+        <w:t>un Pop-Up</w:t>
+      </w:r>
+      <w:proofErr w:type="gramEnd"/>
+      <w:r>
+        <w:t xml:space="preserve"> elegant </w:t>
+      </w:r>
+      <w:proofErr w:type="spellStart"/>
+      <w:r>
+        <w:t>și</w:t>
+      </w:r>
+      <w:proofErr w:type="spellEnd"/>
+      <w:r>
+        <w:t xml:space="preserve"> cu un </w:t>
+      </w:r>
+      <w:proofErr w:type="spellStart"/>
+      <w:r>
+        <w:t>aer</w:t>
+      </w:r>
+      <w:proofErr w:type="spellEnd"/>
+      <w:r>
+        <w:t xml:space="preserve"> premium, </w:t>
+      </w:r>
+      <w:proofErr w:type="spellStart"/>
+      <w:r>
+        <w:t>având</w:t>
+      </w:r>
+      <w:proofErr w:type="spellEnd"/>
+      <w:r>
+        <w:t xml:space="preserve"> </w:t>
+      </w:r>
+      <w:proofErr w:type="spellStart"/>
+      <w:r>
+        <w:t>mesajul</w:t>
+      </w:r>
+      <w:proofErr w:type="spellEnd"/>
+      <w:r>
+        <w:t>: </w:t>
+      </w:r>
+      <w:r>
+        <w:rPr>
+          <w:b/>
+          <w:bCs/>
+        </w:rPr>
+        <w:t>"</w:t>
+      </w:r>
+      <w:r>
+        <w:rPr>
+          <w:rFonts w:ascii="Segoe UI Emoji" w:hAnsi="Segoe UI Emoji" w:cs="Segoe UI Emoji"/>
+          <w:b/>
+          <w:bCs/>
+        </w:rPr>
+        <w:t>👋</w:t>
+      </w:r>
+      <w:r>
+        <w:rPr>
+          <w:b/>
+          <w:bCs/>
+        </w:rPr>
+        <w:t xml:space="preserve"> Bine ai </w:t>
+      </w:r>
+      <w:proofErr w:type="spellStart"/>
+      <w:r>
+        <w:rPr>
+          <w:b/>
+          <w:bCs/>
+        </w:rPr>
+        <w:t>revenit</w:t>
+      </w:r>
+      <w:proofErr w:type="spellEnd"/>
+      <w:r>
+        <w:rPr>
+          <w:b/>
+          <w:bCs/>
+        </w:rPr>
+        <w:t xml:space="preserve">! Ai </w:t>
+      </w:r>
+      <w:proofErr w:type="spellStart"/>
+      <w:r>
+        <w:rPr>
+          <w:b/>
+          <w:bCs/>
+        </w:rPr>
+        <w:t>descărcat</w:t>
+      </w:r>
+      <w:proofErr w:type="spellEnd"/>
+      <w:r>
+        <w:rPr>
+          <w:b/>
+          <w:bCs/>
+        </w:rPr>
+        <w:t xml:space="preserve"> cu </w:t>
+      </w:r>
+      <w:proofErr w:type="spellStart"/>
+      <w:r>
+        <w:rPr>
+          <w:b/>
+          <w:bCs/>
+        </w:rPr>
+        <w:t>succes</w:t>
+      </w:r>
+      <w:proofErr w:type="spellEnd"/>
+      <w:r>
+        <w:rPr>
+          <w:b/>
+          <w:bCs/>
+        </w:rPr>
+        <w:t xml:space="preserve"> </w:t>
+      </w:r>
+      <w:proofErr w:type="spellStart"/>
+      <w:r>
+        <w:rPr>
+          <w:b/>
+          <w:bCs/>
+        </w:rPr>
+        <w:t>sumarul</w:t>
+      </w:r>
+      <w:proofErr w:type="spellEnd"/>
+      <w:r>
+        <w:rPr>
+          <w:b/>
+          <w:bCs/>
+        </w:rPr>
+        <w:t xml:space="preserve"> </w:t>
+      </w:r>
+      <w:proofErr w:type="spellStart"/>
+      <w:r>
+        <w:rPr>
+          <w:b/>
+          <w:bCs/>
+        </w:rPr>
+        <w:t>planului</w:t>
+      </w:r>
+      <w:proofErr w:type="spellEnd"/>
+      <w:r>
+        <w:rPr>
+          <w:b/>
+          <w:bCs/>
+        </w:rPr>
+        <w:t xml:space="preserve"> </w:t>
+      </w:r>
+      <w:proofErr w:type="spellStart"/>
+      <w:r>
+        <w:rPr>
+          <w:b/>
+          <w:bCs/>
+        </w:rPr>
+        <w:t>tău</w:t>
+      </w:r>
+      <w:proofErr w:type="spellEnd"/>
+      <w:r>
+        <w:rPr>
+          <w:b/>
+          <w:bCs/>
+        </w:rPr>
+        <w:t xml:space="preserve">. </w:t>
+      </w:r>
+      <w:proofErr w:type="spellStart"/>
+      <w:r>
+        <w:rPr>
+          <w:b/>
+          <w:bCs/>
+        </w:rPr>
+        <w:t>Acesta</w:t>
+      </w:r>
+      <w:proofErr w:type="spellEnd"/>
+      <w:r>
+        <w:rPr>
+          <w:b/>
+          <w:bCs/>
+        </w:rPr>
+        <w:t xml:space="preserve"> </w:t>
+      </w:r>
+      <w:proofErr w:type="spellStart"/>
+      <w:r>
+        <w:rPr>
+          <w:b/>
+          <w:bCs/>
+        </w:rPr>
+        <w:t>este</w:t>
+      </w:r>
+      <w:proofErr w:type="spellEnd"/>
+      <w:r>
+        <w:rPr>
+          <w:b/>
+          <w:bCs/>
+        </w:rPr>
+        <w:t xml:space="preserve"> </w:t>
+      </w:r>
+      <w:proofErr w:type="spellStart"/>
+      <w:r>
+        <w:rPr>
+          <w:b/>
+          <w:bCs/>
+        </w:rPr>
+        <w:t>momentul</w:t>
+      </w:r>
+      <w:proofErr w:type="spellEnd"/>
+      <w:r>
+        <w:rPr>
+          <w:b/>
+          <w:bCs/>
+        </w:rPr>
+        <w:t xml:space="preserve"> </w:t>
+      </w:r>
+      <w:proofErr w:type="spellStart"/>
+      <w:r>
+        <w:rPr>
+          <w:b/>
+          <w:bCs/>
+        </w:rPr>
+        <w:t>în</w:t>
+      </w:r>
+      <w:proofErr w:type="spellEnd"/>
+      <w:r>
+        <w:rPr>
+          <w:b/>
+          <w:bCs/>
+        </w:rPr>
+        <w:t xml:space="preserve"> care </w:t>
+      </w:r>
+      <w:proofErr w:type="spellStart"/>
+      <w:r>
+        <w:rPr>
+          <w:b/>
+          <w:bCs/>
+        </w:rPr>
+        <w:t>magia</w:t>
+      </w:r>
+      <w:proofErr w:type="spellEnd"/>
+      <w:r>
+        <w:rPr>
+          <w:b/>
+          <w:bCs/>
+        </w:rPr>
+        <w:t xml:space="preserve"> </w:t>
+      </w:r>
+      <w:proofErr w:type="spellStart"/>
+      <w:r>
+        <w:rPr>
+          <w:b/>
+          <w:bCs/>
+        </w:rPr>
+        <w:t>prinde</w:t>
+      </w:r>
+      <w:proofErr w:type="spellEnd"/>
+      <w:r>
+        <w:rPr>
+          <w:b/>
+          <w:bCs/>
+        </w:rPr>
+        <w:t xml:space="preserve"> </w:t>
+      </w:r>
+      <w:proofErr w:type="spellStart"/>
+      <w:r>
+        <w:rPr>
+          <w:b/>
+          <w:bCs/>
+        </w:rPr>
+        <w:t>contur</w:t>
+      </w:r>
+      <w:proofErr w:type="spellEnd"/>
+      <w:r>
+        <w:rPr>
+          <w:b/>
+          <w:bCs/>
+        </w:rPr>
+        <w:t xml:space="preserve">, </w:t>
+      </w:r>
+      <w:proofErr w:type="spellStart"/>
+      <w:r>
+        <w:rPr>
+          <w:b/>
+          <w:bCs/>
+        </w:rPr>
+        <w:t>iar</w:t>
+      </w:r>
+      <w:proofErr w:type="spellEnd"/>
+      <w:r>
+        <w:rPr>
+          <w:b/>
+          <w:bCs/>
+        </w:rPr>
+        <w:t xml:space="preserve"> </w:t>
+      </w:r>
+      <w:proofErr w:type="spellStart"/>
+      <w:r>
+        <w:rPr>
+          <w:b/>
+          <w:bCs/>
+        </w:rPr>
+        <w:t>planul</w:t>
+      </w:r>
+      <w:proofErr w:type="spellEnd"/>
+      <w:r>
+        <w:rPr>
+          <w:b/>
+          <w:bCs/>
+        </w:rPr>
+        <w:t xml:space="preserve"> </w:t>
+      </w:r>
+      <w:proofErr w:type="spellStart"/>
+      <w:r>
+        <w:rPr>
+          <w:b/>
+          <w:bCs/>
+        </w:rPr>
+        <w:t>tău</w:t>
+      </w:r>
+      <w:proofErr w:type="spellEnd"/>
+      <w:r>
+        <w:rPr>
+          <w:b/>
+          <w:bCs/>
+        </w:rPr>
+        <w:t xml:space="preserve"> </w:t>
+      </w:r>
+      <w:proofErr w:type="spellStart"/>
+      <w:r>
+        <w:rPr>
+          <w:b/>
+          <w:bCs/>
+        </w:rPr>
+        <w:t>devine</w:t>
+      </w:r>
+      <w:proofErr w:type="spellEnd"/>
+      <w:r>
+        <w:rPr>
+          <w:b/>
+          <w:bCs/>
+        </w:rPr>
+        <w:t xml:space="preserve"> o </w:t>
+      </w:r>
+      <w:proofErr w:type="spellStart"/>
+      <w:r>
+        <w:rPr>
+          <w:b/>
+          <w:bCs/>
+        </w:rPr>
+        <w:t>afacere</w:t>
+      </w:r>
+      <w:proofErr w:type="spellEnd"/>
+      <w:r>
+        <w:rPr>
+          <w:b/>
+          <w:bCs/>
+        </w:rPr>
+        <w:t xml:space="preserve"> </w:t>
+      </w:r>
+      <w:proofErr w:type="spellStart"/>
+      <w:r>
+        <w:rPr>
+          <w:b/>
+          <w:bCs/>
+        </w:rPr>
+        <w:t>reală</w:t>
+      </w:r>
+      <w:proofErr w:type="spellEnd"/>
+      <w:r>
+        <w:rPr>
+          <w:b/>
+          <w:bCs/>
+        </w:rPr>
+        <w:t>."</w:t>
+      </w:r>
+    </w:p>
+    <w:p>
+      <w:pPr>
+        <w:numPr>
+          <w:ilvl w:val="0"/>
+          <w:numId w:val="29"/>
+        </w:numPr>
+      </w:pPr>
+      <w:proofErr w:type="spellStart"/>
+      <w:r>
+        <w:rPr>
+          <w:b/>
+          <w:bCs/>
+        </w:rPr>
+        <w:t>Opțiunile</w:t>
+      </w:r>
+      <w:proofErr w:type="spellEnd"/>
+      <w:r>
+        <w:rPr>
+          <w:b/>
+          <w:bCs/>
+        </w:rPr>
+        <w:t xml:space="preserve"> de </w:t>
+      </w:r>
+      <w:proofErr w:type="spellStart"/>
+      <w:r>
+        <w:rPr>
+          <w:b/>
+          <w:bCs/>
+        </w:rPr>
+        <w:t>Acțiune</w:t>
+      </w:r>
+      <w:proofErr w:type="spellEnd"/>
+      <w:r>
+        <w:rPr>
+          <w:b/>
+          <w:bCs/>
+        </w:rPr>
+        <w:t>:</w:t>
+      </w:r>
+      <w:r>
+        <w:t> </w:t>
+      </w:r>
+      <w:proofErr w:type="spellStart"/>
+      <w:r>
+        <w:t>În</w:t>
+      </w:r>
+      <w:proofErr w:type="spellEnd"/>
+      <w:r>
+        <w:t xml:space="preserve"> </w:t>
+      </w:r>
+      <w:proofErr w:type="spellStart"/>
+      <w:r>
+        <w:t>acest</w:t>
+      </w:r>
+      <w:proofErr w:type="spellEnd"/>
+      <w:r>
+        <w:t xml:space="preserve"> </w:t>
+      </w:r>
+      <w:proofErr w:type="spellStart"/>
+      <w:r>
+        <w:t>ecran</w:t>
+      </w:r>
+      <w:proofErr w:type="spellEnd"/>
+      <w:r>
+        <w:t xml:space="preserve"> </w:t>
+      </w:r>
+      <w:proofErr w:type="spellStart"/>
+      <w:r>
+        <w:t>îi</w:t>
+      </w:r>
+      <w:proofErr w:type="spellEnd"/>
+      <w:r>
+        <w:t xml:space="preserve"> </w:t>
+      </w:r>
+      <w:proofErr w:type="spellStart"/>
+      <w:r>
+        <w:t>listăm</w:t>
+      </w:r>
+      <w:proofErr w:type="spellEnd"/>
+      <w:r>
+        <w:t xml:space="preserve"> exact </w:t>
+      </w:r>
+      <w:proofErr w:type="spellStart"/>
+      <w:r>
+        <w:t>variantele</w:t>
+      </w:r>
+      <w:proofErr w:type="spellEnd"/>
+      <w:r>
+        <w:t xml:space="preserve"> pe care le-ai </w:t>
+      </w:r>
+      <w:proofErr w:type="spellStart"/>
+      <w:r>
+        <w:t>cerut</w:t>
+      </w:r>
+      <w:proofErr w:type="spellEnd"/>
+      <w:r>
+        <w:t xml:space="preserve"> </w:t>
+      </w:r>
+      <w:proofErr w:type="spellStart"/>
+      <w:r>
+        <w:t>pentru</w:t>
+      </w:r>
+      <w:proofErr w:type="spellEnd"/>
+      <w:r>
+        <w:t xml:space="preserve"> </w:t>
+      </w:r>
+      <w:proofErr w:type="spellStart"/>
+      <w:r>
+        <w:t>monetizare</w:t>
+      </w:r>
+      <w:proofErr w:type="spellEnd"/>
+      <w:r>
+        <w:t>:</w:t>
+      </w:r>
+    </w:p>
+    <w:p>
+      <w:pPr>
+        <w:numPr>
+          <w:ilvl w:val="1"/>
+          <w:numId w:val="29"/>
+        </w:numPr>
+      </w:pPr>
+      <w:r>
+        <w:rPr>
+          <w:rFonts w:ascii="Segoe UI Emoji" w:hAnsi="Segoe UI Emoji" w:cs="Segoe UI Emoji"/>
+        </w:rPr>
+        <w:t>✏️</w:t>
+      </w:r>
+      <w:r>
+        <w:t> </w:t>
+      </w:r>
+      <w:proofErr w:type="spellStart"/>
+      <w:r>
+        <w:rPr>
+          <w:b/>
+          <w:bCs/>
+        </w:rPr>
+        <w:t>Editează</w:t>
+      </w:r>
+      <w:proofErr w:type="spellEnd"/>
+      <w:r>
+        <w:rPr>
+          <w:b/>
+          <w:bCs/>
+        </w:rPr>
+        <w:t xml:space="preserve"> </w:t>
+      </w:r>
+      <w:proofErr w:type="spellStart"/>
+      <w:r>
+        <w:rPr>
+          <w:b/>
+          <w:bCs/>
+        </w:rPr>
+        <w:t>Planul</w:t>
+      </w:r>
+      <w:proofErr w:type="spellEnd"/>
+      <w:r>
+        <w:rPr>
+          <w:b/>
+          <w:bCs/>
+        </w:rPr>
+        <w:t xml:space="preserve"> </w:t>
+      </w:r>
+      <w:proofErr w:type="spellStart"/>
+      <w:r>
+        <w:rPr>
+          <w:b/>
+          <w:bCs/>
+        </w:rPr>
+        <w:t>Acum</w:t>
+      </w:r>
+      <w:proofErr w:type="spellEnd"/>
+      <w:r>
+        <w:t xml:space="preserve"> (un </w:t>
+      </w:r>
+      <w:proofErr w:type="spellStart"/>
+      <w:r>
+        <w:t>buton</w:t>
+      </w:r>
+      <w:proofErr w:type="spellEnd"/>
+      <w:r>
+        <w:t xml:space="preserve"> </w:t>
+      </w:r>
+      <w:proofErr w:type="spellStart"/>
+      <w:r>
+        <w:t>verde</w:t>
+      </w:r>
+      <w:proofErr w:type="spellEnd"/>
+      <w:r>
+        <w:t xml:space="preserve"> </w:t>
+      </w:r>
+      <w:proofErr w:type="spellStart"/>
+      <w:r>
+        <w:t>atractiv</w:t>
+      </w:r>
+      <w:proofErr w:type="spellEnd"/>
+      <w:r>
+        <w:t xml:space="preserve"> care </w:t>
+      </w:r>
+      <w:proofErr w:type="spellStart"/>
+      <w:r>
+        <w:t>îl</w:t>
+      </w:r>
+      <w:proofErr w:type="spellEnd"/>
+      <w:r>
+        <w:t xml:space="preserve"> duce </w:t>
+      </w:r>
+      <w:proofErr w:type="spellStart"/>
+      <w:r>
+        <w:t>în</w:t>
+      </w:r>
+      <w:proofErr w:type="spellEnd"/>
+      <w:r>
+        <w:t xml:space="preserve"> Studio-ul de </w:t>
+      </w:r>
+      <w:proofErr w:type="spellStart"/>
+      <w:r>
+        <w:t>editare</w:t>
+      </w:r>
+      <w:proofErr w:type="spellEnd"/>
+      <w:r>
+        <w:t>).</w:t>
+      </w:r>
+    </w:p>
+    <w:p>
+      <w:pPr>
+        <w:numPr>
+          <w:ilvl w:val="1"/>
+          <w:numId w:val="29"/>
+        </w:numPr>
+      </w:pPr>
+      <w:r>
+        <w:rPr>
+          <w:rFonts w:ascii="Segoe UI Emoji" w:hAnsi="Segoe UI Emoji" w:cs="Segoe UI Emoji"/>
+        </w:rPr>
+        <w:t>📄</w:t>
+      </w:r>
+      <w:r>
+        <w:t> </w:t>
+      </w:r>
+      <w:proofErr w:type="spellStart"/>
+      <w:r>
+        <w:rPr>
+          <w:b/>
+          <w:bCs/>
+        </w:rPr>
+        <w:t>Descărcări</w:t>
+      </w:r>
+      <w:proofErr w:type="spellEnd"/>
+      <w:r>
+        <w:rPr>
+          <w:b/>
+          <w:bCs/>
+        </w:rPr>
+        <w:t xml:space="preserve"> Premium </w:t>
+      </w:r>
+      <w:proofErr w:type="spellStart"/>
+      <w:r>
+        <w:rPr>
+          <w:b/>
+          <w:bCs/>
+        </w:rPr>
+        <w:t>și</w:t>
+      </w:r>
+      <w:proofErr w:type="spellEnd"/>
+      <w:r>
+        <w:rPr>
+          <w:b/>
+          <w:bCs/>
+        </w:rPr>
+        <w:t xml:space="preserve"> </w:t>
+      </w:r>
+      <w:proofErr w:type="spellStart"/>
+      <w:r>
+        <w:rPr>
+          <w:b/>
+          <w:bCs/>
+        </w:rPr>
+        <w:t>Conturi</w:t>
+      </w:r>
+      <w:proofErr w:type="spellEnd"/>
+      <w:r>
+        <w:t xml:space="preserve"> (un </w:t>
+      </w:r>
+      <w:proofErr w:type="spellStart"/>
+      <w:r>
+        <w:t>buton</w:t>
+      </w:r>
+      <w:proofErr w:type="spellEnd"/>
+      <w:r>
+        <w:t xml:space="preserve"> care </w:t>
+      </w:r>
+      <w:proofErr w:type="spellStart"/>
+      <w:r>
+        <w:t>îl</w:t>
+      </w:r>
+      <w:proofErr w:type="spellEnd"/>
+      <w:r>
+        <w:t xml:space="preserve"> duce direct </w:t>
+      </w:r>
+      <w:proofErr w:type="spellStart"/>
+      <w:r>
+        <w:t>să</w:t>
+      </w:r>
+      <w:proofErr w:type="spellEnd"/>
+      <w:r>
+        <w:t xml:space="preserve"> </w:t>
+      </w:r>
+      <w:proofErr w:type="spellStart"/>
+      <w:r>
+        <w:t>vadă</w:t>
+      </w:r>
+      <w:proofErr w:type="spellEnd"/>
+      <w:r>
+        <w:t xml:space="preserve"> </w:t>
+      </w:r>
+      <w:proofErr w:type="spellStart"/>
+      <w:r>
+        <w:t>planurile</w:t>
+      </w:r>
+      <w:proofErr w:type="spellEnd"/>
+      <w:r>
+        <w:t xml:space="preserve"> de </w:t>
+      </w:r>
+      <w:proofErr w:type="spellStart"/>
+      <w:r>
+        <w:t>plată</w:t>
+      </w:r>
+      <w:proofErr w:type="spellEnd"/>
+      <w:r>
+        <w:t xml:space="preserve"> </w:t>
+      </w:r>
+      <w:proofErr w:type="spellStart"/>
+      <w:r>
+        <w:t>și</w:t>
+      </w:r>
+      <w:proofErr w:type="spellEnd"/>
+      <w:r>
+        <w:t xml:space="preserve"> </w:t>
+      </w:r>
+      <w:proofErr w:type="spellStart"/>
+      <w:r>
+        <w:t>formele</w:t>
+      </w:r>
+      <w:proofErr w:type="spellEnd"/>
+      <w:r>
+        <w:t xml:space="preserve"> de </w:t>
+      </w:r>
+      <w:proofErr w:type="spellStart"/>
+      <w:r>
+        <w:t>logare</w:t>
+      </w:r>
+      <w:proofErr w:type="spellEnd"/>
+      <w:r>
+        <w:t>).</w:t>
+      </w:r>
+    </w:p>
+    <w:p>
+      <w:r>
+        <w:t xml:space="preserve">Ca </w:t>
+      </w:r>
+      <w:proofErr w:type="spellStart"/>
+      <w:r>
+        <w:t>să</w:t>
+      </w:r>
+      <w:proofErr w:type="spellEnd"/>
+      <w:r>
+        <w:t xml:space="preserve"> </w:t>
+      </w:r>
+      <w:proofErr w:type="spellStart"/>
+      <w:r>
+        <w:t>testezi</w:t>
+      </w:r>
+      <w:proofErr w:type="spellEnd"/>
+      <w:r>
+        <w:t xml:space="preserve"> cap-</w:t>
+      </w:r>
+      <w:proofErr w:type="spellStart"/>
+      <w:r>
+        <w:t>coadă</w:t>
+      </w:r>
+      <w:proofErr w:type="spellEnd"/>
+      <w:r>
+        <w:t xml:space="preserve"> </w:t>
+      </w:r>
+      <w:proofErr w:type="spellStart"/>
+      <w:r>
+        <w:t>această</w:t>
+      </w:r>
+      <w:proofErr w:type="spellEnd"/>
+      <w:r>
+        <w:t xml:space="preserve"> </w:t>
+      </w:r>
+      <w:proofErr w:type="spellStart"/>
+      <w:r>
+        <w:t>experiență</w:t>
+      </w:r>
+      <w:proofErr w:type="spellEnd"/>
+      <w:r>
+        <w:t xml:space="preserve"> </w:t>
+      </w:r>
+      <w:proofErr w:type="spellStart"/>
+      <w:r>
+        <w:t>nouă</w:t>
+      </w:r>
+      <w:proofErr w:type="spellEnd"/>
+      <w:r>
+        <w:t xml:space="preserve"> (</w:t>
+      </w:r>
+      <w:proofErr w:type="spellStart"/>
+      <w:r>
+        <w:t>așteaptă</w:t>
+      </w:r>
+      <w:proofErr w:type="spellEnd"/>
+      <w:r>
+        <w:t xml:space="preserve"> ~20 de </w:t>
+      </w:r>
+      <w:proofErr w:type="spellStart"/>
+      <w:r>
+        <w:t>secunde</w:t>
+      </w:r>
+      <w:proofErr w:type="spellEnd"/>
+      <w:r>
+        <w:t xml:space="preserve"> </w:t>
+      </w:r>
+      <w:proofErr w:type="spellStart"/>
+      <w:r>
+        <w:t>să</w:t>
+      </w:r>
+      <w:proofErr w:type="spellEnd"/>
+      <w:r>
+        <w:t xml:space="preserve"> se </w:t>
+      </w:r>
+      <w:proofErr w:type="spellStart"/>
+      <w:r>
+        <w:t>propage</w:t>
+      </w:r>
+      <w:proofErr w:type="spellEnd"/>
+      <w:r>
+        <w:t xml:space="preserve"> update-ul pe </w:t>
+      </w:r>
+      <w:proofErr w:type="spellStart"/>
+      <w:r>
+        <w:t>Vercel</w:t>
+      </w:r>
+      <w:proofErr w:type="spellEnd"/>
+      <w:r>
+        <w:t>):</w:t>
+      </w:r>
+    </w:p>
+    <w:p>
+      <w:pPr>
+        <w:numPr>
+          <w:ilvl w:val="0"/>
+          <w:numId w:val="30"/>
+        </w:numPr>
+      </w:pPr>
+      <w:proofErr w:type="spellStart"/>
+      <w:r>
+        <w:t>Dă</w:t>
+      </w:r>
+      <w:proofErr w:type="spellEnd"/>
+      <w:r>
+        <w:t xml:space="preserve"> un F5 la site.</w:t>
+      </w:r>
+    </w:p>
+    <w:p>
+      <w:pPr>
+        <w:numPr>
+          <w:ilvl w:val="0"/>
+          <w:numId w:val="30"/>
+        </w:numPr>
+      </w:pPr>
+      <w:proofErr w:type="spellStart"/>
+      <w:r>
+        <w:t>Generează</w:t>
+      </w:r>
+      <w:proofErr w:type="spellEnd"/>
+      <w:r>
+        <w:t>/</w:t>
+      </w:r>
+      <w:proofErr w:type="spellStart"/>
+      <w:r>
+        <w:t>Încarcă</w:t>
+      </w:r>
+      <w:proofErr w:type="spellEnd"/>
+      <w:r>
+        <w:t xml:space="preserve"> </w:t>
+      </w:r>
+      <w:proofErr w:type="gramStart"/>
+      <w:r>
+        <w:t>un plan</w:t>
+      </w:r>
+      <w:proofErr w:type="gramEnd"/>
+      <w:r>
+        <w:t xml:space="preserve"> </w:t>
+      </w:r>
+      <w:proofErr w:type="spellStart"/>
+      <w:r>
+        <w:t>și</w:t>
+      </w:r>
+      <w:proofErr w:type="spellEnd"/>
+      <w:r>
+        <w:t xml:space="preserve"> </w:t>
+      </w:r>
+      <w:proofErr w:type="spellStart"/>
+      <w:r>
+        <w:t>descarcă-i</w:t>
+      </w:r>
+      <w:proofErr w:type="spellEnd"/>
+      <w:r>
+        <w:t xml:space="preserve"> PDF-ul (</w:t>
+      </w:r>
+      <w:proofErr w:type="spellStart"/>
+      <w:r>
+        <w:t>Acum</w:t>
+      </w:r>
+      <w:proofErr w:type="spellEnd"/>
+      <w:r>
+        <w:t xml:space="preserve"> are </w:t>
+      </w:r>
+      <w:proofErr w:type="spellStart"/>
+      <w:r>
+        <w:t>și</w:t>
+      </w:r>
+      <w:proofErr w:type="spellEnd"/>
+      <w:r>
+        <w:t xml:space="preserve"> </w:t>
+      </w:r>
+      <w:proofErr w:type="spellStart"/>
+      <w:r>
+        <w:t>textul</w:t>
+      </w:r>
+      <w:proofErr w:type="spellEnd"/>
+      <w:r>
+        <w:t xml:space="preserve"> </w:t>
+      </w:r>
+      <w:proofErr w:type="spellStart"/>
+      <w:r>
+        <w:t>complet</w:t>
+      </w:r>
+      <w:proofErr w:type="spellEnd"/>
+      <w:r>
+        <w:t xml:space="preserve">, </w:t>
+      </w:r>
+      <w:proofErr w:type="spellStart"/>
+      <w:r>
+        <w:t>netrunchiat</w:t>
+      </w:r>
+      <w:proofErr w:type="spellEnd"/>
+      <w:r>
+        <w:t>).</w:t>
+      </w:r>
+    </w:p>
+    <w:p>
+      <w:pPr>
+        <w:numPr>
+          <w:ilvl w:val="0"/>
+          <w:numId w:val="30"/>
+        </w:numPr>
+      </w:pPr>
+      <w:proofErr w:type="spellStart"/>
+      <w:r>
+        <w:t>Deschide</w:t>
+      </w:r>
+      <w:proofErr w:type="spellEnd"/>
+      <w:r>
+        <w:t xml:space="preserve"> PDF-ul </w:t>
+      </w:r>
+      <w:proofErr w:type="spellStart"/>
+      <w:r>
+        <w:t>și</w:t>
+      </w:r>
+      <w:proofErr w:type="spellEnd"/>
+      <w:r>
+        <w:t xml:space="preserve"> </w:t>
+      </w:r>
+      <w:proofErr w:type="spellStart"/>
+      <w:r>
+        <w:t>dă</w:t>
+      </w:r>
+      <w:proofErr w:type="spellEnd"/>
+      <w:r>
+        <w:t xml:space="preserve"> click pe link-ul din el.</w:t>
+      </w:r>
+    </w:p>
+    <w:p>
+      <w:pPr>
+        <w:numPr>
+          <w:ilvl w:val="0"/>
+          <w:numId w:val="30"/>
+        </w:numPr>
+      </w:pPr>
+      <w:proofErr w:type="spellStart"/>
+      <w:r>
+        <w:lastRenderedPageBreak/>
+        <w:t>Lasă-te</w:t>
+      </w:r>
+      <w:proofErr w:type="spellEnd"/>
+      <w:r>
+        <w:t xml:space="preserve"> </w:t>
+      </w:r>
+      <w:proofErr w:type="spellStart"/>
+      <w:r>
+        <w:t>surprins</w:t>
+      </w:r>
+      <w:proofErr w:type="spellEnd"/>
+      <w:r>
+        <w:t xml:space="preserve"> de </w:t>
+      </w:r>
+      <w:proofErr w:type="spellStart"/>
+      <w:r>
+        <w:t>ecranul</w:t>
+      </w:r>
+      <w:proofErr w:type="spellEnd"/>
+      <w:r>
+        <w:t xml:space="preserve"> de "Bun Venit Înapoi" care </w:t>
+      </w:r>
+      <w:proofErr w:type="spellStart"/>
+      <w:r>
+        <w:t>te</w:t>
+      </w:r>
+      <w:proofErr w:type="spellEnd"/>
+      <w:r>
+        <w:t xml:space="preserve"> </w:t>
+      </w:r>
+      <w:proofErr w:type="spellStart"/>
+      <w:r>
+        <w:t>ghidează</w:t>
+      </w:r>
+      <w:proofErr w:type="spellEnd"/>
+      <w:r>
+        <w:t xml:space="preserve"> exact </w:t>
+      </w:r>
+      <w:proofErr w:type="spellStart"/>
+      <w:r>
+        <w:t>spre</w:t>
+      </w:r>
+      <w:proofErr w:type="spellEnd"/>
+      <w:r>
+        <w:t xml:space="preserve"> </w:t>
+      </w:r>
+      <w:proofErr w:type="spellStart"/>
+      <w:r>
+        <w:t>monetizare</w:t>
+      </w:r>
+      <w:proofErr w:type="spellEnd"/>
+      <w:r>
+        <w:t>!</w:t>
+      </w:r>
+    </w:p>
+    <w:p>
+      <w:r>
+        <w:t xml:space="preserve">Cum </w:t>
+      </w:r>
+      <w:proofErr w:type="spellStart"/>
+      <w:r>
+        <w:t>ți</w:t>
+      </w:r>
+      <w:proofErr w:type="spellEnd"/>
+      <w:r>
+        <w:t xml:space="preserve"> se pare </w:t>
+      </w:r>
+      <w:proofErr w:type="spellStart"/>
+      <w:r>
+        <w:t>această</w:t>
+      </w:r>
+      <w:proofErr w:type="spellEnd"/>
+      <w:r>
+        <w:t xml:space="preserve"> </w:t>
+      </w:r>
+      <w:proofErr w:type="spellStart"/>
+      <w:r>
+        <w:t>strategie</w:t>
+      </w:r>
+      <w:proofErr w:type="spellEnd"/>
+      <w:r>
+        <w:t xml:space="preserve"> de </w:t>
+      </w:r>
+      <w:proofErr w:type="gramStart"/>
+      <w:r>
+        <w:t>a</w:t>
+      </w:r>
+      <w:proofErr w:type="gramEnd"/>
+      <w:r>
+        <w:t xml:space="preserve"> "</w:t>
+      </w:r>
+      <w:proofErr w:type="spellStart"/>
+      <w:r>
+        <w:t>agăța</w:t>
+      </w:r>
+      <w:proofErr w:type="spellEnd"/>
+      <w:r>
+        <w:t xml:space="preserve">" </w:t>
+      </w:r>
+      <w:proofErr w:type="spellStart"/>
+      <w:r>
+        <w:t>clienții</w:t>
+      </w:r>
+      <w:proofErr w:type="spellEnd"/>
+      <w:r>
+        <w:t xml:space="preserve"> la </w:t>
+      </w:r>
+      <w:proofErr w:type="spellStart"/>
+      <w:r>
+        <w:t>întoarcere</w:t>
+      </w:r>
+      <w:proofErr w:type="spellEnd"/>
+      <w:r>
+        <w:t xml:space="preserve">? </w:t>
+      </w:r>
+      <w:r>
+        <w:rPr>
+          <w:rFonts w:ascii="Segoe UI Emoji" w:hAnsi="Segoe UI Emoji" w:cs="Segoe UI Emoji"/>
+        </w:rPr>
+        <w:t>😊</w:t>
       </w:r>
     </w:p>
     <w:p/>
@@ -31916,6 +40465,119 @@
     </w:lvl>
   </w:abstractNum>
   <w:abstractNum w:abstractNumId="3" w15:restartNumberingAfterBreak="0">
+    <w:nsid w:val="0E6D15D8"/>
+    <w:multiLevelType w:val="multilevel"/>
+    <w:tmpl w:val="4D3A15A4"/>
+    <w:lvl w:ilvl="0">
+      <w:start w:val="1"/>
+      <w:numFmt w:val="decimal"/>
+      <w:lvlText w:val="%1."/>
+      <w:lvlJc w:val="left"/>
+      <w:pPr>
+        <w:tabs>
+          <w:tab w:val="num" w:pos="720"/>
+        </w:tabs>
+        <w:ind w:left="720" w:hanging="360"/>
+      </w:pPr>
+    </w:lvl>
+    <w:lvl w:ilvl="1" w:tentative="1">
+      <w:start w:val="1"/>
+      <w:numFmt w:val="decimal"/>
+      <w:lvlText w:val="%2."/>
+      <w:lvlJc w:val="left"/>
+      <w:pPr>
+        <w:tabs>
+          <w:tab w:val="num" w:pos="1440"/>
+        </w:tabs>
+        <w:ind w:left="1440" w:hanging="360"/>
+      </w:pPr>
+    </w:lvl>
+    <w:lvl w:ilvl="2" w:tentative="1">
+      <w:start w:val="1"/>
+      <w:numFmt w:val="decimal"/>
+      <w:lvlText w:val="%3."/>
+      <w:lvlJc w:val="left"/>
+      <w:pPr>
+        <w:tabs>
+          <w:tab w:val="num" w:pos="2160"/>
+        </w:tabs>
+        <w:ind w:left="2160" w:hanging="360"/>
+      </w:pPr>
+    </w:lvl>
+    <w:lvl w:ilvl="3" w:tentative="1">
+      <w:start w:val="1"/>
+      <w:numFmt w:val="decimal"/>
+      <w:lvlText w:val="%4."/>
+      <w:lvlJc w:val="left"/>
+      <w:pPr>
+        <w:tabs>
+          <w:tab w:val="num" w:pos="2880"/>
+        </w:tabs>
+        <w:ind w:left="2880" w:hanging="360"/>
+      </w:pPr>
+    </w:lvl>
+    <w:lvl w:ilvl="4" w:tentative="1">
+      <w:start w:val="1"/>
+      <w:numFmt w:val="decimal"/>
+      <w:lvlText w:val="%5."/>
+      <w:lvlJc w:val="left"/>
+      <w:pPr>
+        <w:tabs>
+          <w:tab w:val="num" w:pos="3600"/>
+        </w:tabs>
+        <w:ind w:left="3600" w:hanging="360"/>
+      </w:pPr>
+    </w:lvl>
+    <w:lvl w:ilvl="5" w:tentative="1">
+      <w:start w:val="1"/>
+      <w:numFmt w:val="decimal"/>
+      <w:lvlText w:val="%6."/>
+      <w:lvlJc w:val="left"/>
+      <w:pPr>
+        <w:tabs>
+          <w:tab w:val="num" w:pos="4320"/>
+        </w:tabs>
+        <w:ind w:left="4320" w:hanging="360"/>
+      </w:pPr>
+    </w:lvl>
+    <w:lvl w:ilvl="6" w:tentative="1">
+      <w:start w:val="1"/>
+      <w:numFmt w:val="decimal"/>
+      <w:lvlText w:val="%7."/>
+      <w:lvlJc w:val="left"/>
+      <w:pPr>
+        <w:tabs>
+          <w:tab w:val="num" w:pos="5040"/>
+        </w:tabs>
+        <w:ind w:left="5040" w:hanging="360"/>
+      </w:pPr>
+    </w:lvl>
+    <w:lvl w:ilvl="7" w:tentative="1">
+      <w:start w:val="1"/>
+      <w:numFmt w:val="decimal"/>
+      <w:lvlText w:val="%8."/>
+      <w:lvlJc w:val="left"/>
+      <w:pPr>
+        <w:tabs>
+          <w:tab w:val="num" w:pos="5760"/>
+        </w:tabs>
+        <w:ind w:left="5760" w:hanging="360"/>
+      </w:pPr>
+    </w:lvl>
+    <w:lvl w:ilvl="8" w:tentative="1">
+      <w:start w:val="1"/>
+      <w:numFmt w:val="decimal"/>
+      <w:lvlText w:val="%9."/>
+      <w:lvlJc w:val="left"/>
+      <w:pPr>
+        <w:tabs>
+          <w:tab w:val="num" w:pos="6480"/>
+        </w:tabs>
+        <w:ind w:left="6480" w:hanging="360"/>
+      </w:pPr>
+    </w:lvl>
+  </w:abstractNum>
+  <w:abstractNum w:abstractNumId="4" w15:restartNumberingAfterBreak="0">
     <w:nsid w:val="117155CA"/>
     <w:multiLevelType w:val="multilevel"/>
     <w:tmpl w:val="F86C10F2"/>
@@ -32028,7 +40690,7 @@
       </w:pPr>
     </w:lvl>
   </w:abstractNum>
-  <w:abstractNum w:abstractNumId="4" w15:restartNumberingAfterBreak="0">
+  <w:abstractNum w:abstractNumId="5" w15:restartNumberingAfterBreak="0">
     <w:nsid w:val="118606AF"/>
     <w:multiLevelType w:val="multilevel"/>
     <w:tmpl w:val="29783230"/>
@@ -32141,7 +40803,7 @@
       </w:pPr>
     </w:lvl>
   </w:abstractNum>
-  <w:abstractNum w:abstractNumId="5" w15:restartNumberingAfterBreak="0">
+  <w:abstractNum w:abstractNumId="6" w15:restartNumberingAfterBreak="0">
     <w:nsid w:val="13A969F1"/>
     <w:multiLevelType w:val="multilevel"/>
     <w:tmpl w:val="343082AE"/>
@@ -32290,7 +40952,7 @@
       </w:rPr>
     </w:lvl>
   </w:abstractNum>
-  <w:abstractNum w:abstractNumId="6" w15:restartNumberingAfterBreak="0">
+  <w:abstractNum w:abstractNumId="7" w15:restartNumberingAfterBreak="0">
     <w:nsid w:val="1831498A"/>
     <w:multiLevelType w:val="multilevel"/>
     <w:tmpl w:val="E35A8786"/>
@@ -32439,7 +41101,7 @@
       </w:rPr>
     </w:lvl>
   </w:abstractNum>
-  <w:abstractNum w:abstractNumId="7" w15:restartNumberingAfterBreak="0">
+  <w:abstractNum w:abstractNumId="8" w15:restartNumberingAfterBreak="0">
     <w:nsid w:val="18676942"/>
     <w:multiLevelType w:val="multilevel"/>
     <w:tmpl w:val="D21E4B9A"/>
@@ -32552,7 +41214,7 @@
       </w:pPr>
     </w:lvl>
   </w:abstractNum>
-  <w:abstractNum w:abstractNumId="8" w15:restartNumberingAfterBreak="0">
+  <w:abstractNum w:abstractNumId="9" w15:restartNumberingAfterBreak="0">
     <w:nsid w:val="24F46657"/>
     <w:multiLevelType w:val="multilevel"/>
     <w:tmpl w:val="AF246DCE"/>
@@ -32669,7 +41331,7 @@
       </w:pPr>
     </w:lvl>
   </w:abstractNum>
-  <w:abstractNum w:abstractNumId="9" w15:restartNumberingAfterBreak="0">
+  <w:abstractNum w:abstractNumId="10" w15:restartNumberingAfterBreak="0">
     <w:nsid w:val="26746FED"/>
     <w:multiLevelType w:val="multilevel"/>
     <w:tmpl w:val="41829B80"/>
@@ -32818,7 +41480,7 @@
       </w:rPr>
     </w:lvl>
   </w:abstractNum>
-  <w:abstractNum w:abstractNumId="10" w15:restartNumberingAfterBreak="0">
+  <w:abstractNum w:abstractNumId="11" w15:restartNumberingAfterBreak="0">
     <w:nsid w:val="291A0651"/>
     <w:multiLevelType w:val="multilevel"/>
     <w:tmpl w:val="25963AA0"/>
@@ -32967,7 +41629,7 @@
       </w:rPr>
     </w:lvl>
   </w:abstractNum>
-  <w:abstractNum w:abstractNumId="11" w15:restartNumberingAfterBreak="0">
+  <w:abstractNum w:abstractNumId="12" w15:restartNumberingAfterBreak="0">
     <w:nsid w:val="299030FA"/>
     <w:multiLevelType w:val="multilevel"/>
     <w:tmpl w:val="3C5AC5A6"/>
@@ -33116,7 +41778,7 @@
       </w:rPr>
     </w:lvl>
   </w:abstractNum>
-  <w:abstractNum w:abstractNumId="12" w15:restartNumberingAfterBreak="0">
+  <w:abstractNum w:abstractNumId="13" w15:restartNumberingAfterBreak="0">
     <w:nsid w:val="2D7A5B91"/>
     <w:multiLevelType w:val="multilevel"/>
     <w:tmpl w:val="05B07716"/>
@@ -33265,7 +41927,7 @@
       </w:rPr>
     </w:lvl>
   </w:abstractNum>
-  <w:abstractNum w:abstractNumId="13" w15:restartNumberingAfterBreak="0">
+  <w:abstractNum w:abstractNumId="14" w15:restartNumberingAfterBreak="0">
     <w:nsid w:val="2F174067"/>
     <w:multiLevelType w:val="multilevel"/>
     <w:tmpl w:val="FCB43A24"/>
@@ -33414,7 +42076,7 @@
       </w:rPr>
     </w:lvl>
   </w:abstractNum>
-  <w:abstractNum w:abstractNumId="14" w15:restartNumberingAfterBreak="0">
+  <w:abstractNum w:abstractNumId="15" w15:restartNumberingAfterBreak="0">
     <w:nsid w:val="35924F00"/>
     <w:multiLevelType w:val="multilevel"/>
     <w:tmpl w:val="E5BAC4B6"/>
@@ -33527,7 +42189,7 @@
       </w:pPr>
     </w:lvl>
   </w:abstractNum>
-  <w:abstractNum w:abstractNumId="15" w15:restartNumberingAfterBreak="0">
+  <w:abstractNum w:abstractNumId="16" w15:restartNumberingAfterBreak="0">
     <w:nsid w:val="3AAD4C3D"/>
     <w:multiLevelType w:val="multilevel"/>
     <w:tmpl w:val="F476E44C"/>
@@ -33676,7 +42338,7 @@
       </w:rPr>
     </w:lvl>
   </w:abstractNum>
-  <w:abstractNum w:abstractNumId="16" w15:restartNumberingAfterBreak="0">
+  <w:abstractNum w:abstractNumId="17" w15:restartNumberingAfterBreak="0">
     <w:nsid w:val="3B5C786A"/>
     <w:multiLevelType w:val="multilevel"/>
     <w:tmpl w:val="75F6EFDE"/>
@@ -33789,7 +42451,7 @@
       </w:pPr>
     </w:lvl>
   </w:abstractNum>
-  <w:abstractNum w:abstractNumId="17" w15:restartNumberingAfterBreak="0">
+  <w:abstractNum w:abstractNumId="18" w15:restartNumberingAfterBreak="0">
     <w:nsid w:val="44FB14B2"/>
     <w:multiLevelType w:val="multilevel"/>
     <w:tmpl w:val="4FC0FA84"/>
@@ -33938,7 +42600,7 @@
       </w:rPr>
     </w:lvl>
   </w:abstractNum>
-  <w:abstractNum w:abstractNumId="18" w15:restartNumberingAfterBreak="0">
+  <w:abstractNum w:abstractNumId="19" w15:restartNumberingAfterBreak="0">
     <w:nsid w:val="4E5D1923"/>
     <w:multiLevelType w:val="multilevel"/>
     <w:tmpl w:val="0B564374"/>
@@ -34051,7 +42713,7 @@
       </w:pPr>
     </w:lvl>
   </w:abstractNum>
-  <w:abstractNum w:abstractNumId="19" w15:restartNumberingAfterBreak="0">
+  <w:abstractNum w:abstractNumId="20" w15:restartNumberingAfterBreak="0">
     <w:nsid w:val="5103190A"/>
     <w:multiLevelType w:val="multilevel"/>
     <w:tmpl w:val="A8A09D9E"/>
@@ -34200,7 +42862,7 @@
       </w:rPr>
     </w:lvl>
   </w:abstractNum>
-  <w:abstractNum w:abstractNumId="20" w15:restartNumberingAfterBreak="0">
+  <w:abstractNum w:abstractNumId="21" w15:restartNumberingAfterBreak="0">
     <w:nsid w:val="5D99058F"/>
     <w:multiLevelType w:val="multilevel"/>
     <w:tmpl w:val="D1EE39A2"/>
@@ -34313,7 +42975,7 @@
       </w:pPr>
     </w:lvl>
   </w:abstractNum>
-  <w:abstractNum w:abstractNumId="21" w15:restartNumberingAfterBreak="0">
+  <w:abstractNum w:abstractNumId="22" w15:restartNumberingAfterBreak="0">
     <w:nsid w:val="60612AEF"/>
     <w:multiLevelType w:val="multilevel"/>
     <w:tmpl w:val="86BC5D0C"/>
@@ -34430,7 +43092,7 @@
       </w:pPr>
     </w:lvl>
   </w:abstractNum>
-  <w:abstractNum w:abstractNumId="22" w15:restartNumberingAfterBreak="0">
+  <w:abstractNum w:abstractNumId="23" w15:restartNumberingAfterBreak="0">
     <w:nsid w:val="606134DD"/>
     <w:multiLevelType w:val="multilevel"/>
     <w:tmpl w:val="93AC924C"/>
@@ -34543,7 +43205,7 @@
       </w:pPr>
     </w:lvl>
   </w:abstractNum>
-  <w:abstractNum w:abstractNumId="23" w15:restartNumberingAfterBreak="0">
+  <w:abstractNum w:abstractNumId="24" w15:restartNumberingAfterBreak="0">
     <w:nsid w:val="69244E7A"/>
     <w:multiLevelType w:val="multilevel"/>
     <w:tmpl w:val="D820DD34"/>
@@ -34692,7 +43354,120 @@
       </w:rPr>
     </w:lvl>
   </w:abstractNum>
-  <w:abstractNum w:abstractNumId="24" w15:restartNumberingAfterBreak="0">
+  <w:abstractNum w:abstractNumId="25" w15:restartNumberingAfterBreak="0">
+    <w:nsid w:val="704D15E2"/>
+    <w:multiLevelType w:val="multilevel"/>
+    <w:tmpl w:val="7F4AD972"/>
+    <w:lvl w:ilvl="0">
+      <w:start w:val="1"/>
+      <w:numFmt w:val="decimal"/>
+      <w:lvlText w:val="%1."/>
+      <w:lvlJc w:val="left"/>
+      <w:pPr>
+        <w:tabs>
+          <w:tab w:val="num" w:pos="720"/>
+        </w:tabs>
+        <w:ind w:left="720" w:hanging="360"/>
+      </w:pPr>
+    </w:lvl>
+    <w:lvl w:ilvl="1" w:tentative="1">
+      <w:start w:val="1"/>
+      <w:numFmt w:val="decimal"/>
+      <w:lvlText w:val="%2."/>
+      <w:lvlJc w:val="left"/>
+      <w:pPr>
+        <w:tabs>
+          <w:tab w:val="num" w:pos="1440"/>
+        </w:tabs>
+        <w:ind w:left="1440" w:hanging="360"/>
+      </w:pPr>
+    </w:lvl>
+    <w:lvl w:ilvl="2" w:tentative="1">
+      <w:start w:val="1"/>
+      <w:numFmt w:val="decimal"/>
+      <w:lvlText w:val="%3."/>
+      <w:lvlJc w:val="left"/>
+      <w:pPr>
+        <w:tabs>
+          <w:tab w:val="num" w:pos="2160"/>
+        </w:tabs>
+        <w:ind w:left="2160" w:hanging="360"/>
+      </w:pPr>
+    </w:lvl>
+    <w:lvl w:ilvl="3" w:tentative="1">
+      <w:start w:val="1"/>
+      <w:numFmt w:val="decimal"/>
+      <w:lvlText w:val="%4."/>
+      <w:lvlJc w:val="left"/>
+      <w:pPr>
+        <w:tabs>
+          <w:tab w:val="num" w:pos="2880"/>
+        </w:tabs>
+        <w:ind w:left="2880" w:hanging="360"/>
+      </w:pPr>
+    </w:lvl>
+    <w:lvl w:ilvl="4" w:tentative="1">
+      <w:start w:val="1"/>
+      <w:numFmt w:val="decimal"/>
+      <w:lvlText w:val="%5."/>
+      <w:lvlJc w:val="left"/>
+      <w:pPr>
+        <w:tabs>
+          <w:tab w:val="num" w:pos="3600"/>
+        </w:tabs>
+        <w:ind w:left="3600" w:hanging="360"/>
+      </w:pPr>
+    </w:lvl>
+    <w:lvl w:ilvl="5" w:tentative="1">
+      <w:start w:val="1"/>
+      <w:numFmt w:val="decimal"/>
+      <w:lvlText w:val="%6."/>
+      <w:lvlJc w:val="left"/>
+      <w:pPr>
+        <w:tabs>
+          <w:tab w:val="num" w:pos="4320"/>
+        </w:tabs>
+        <w:ind w:left="4320" w:hanging="360"/>
+      </w:pPr>
+    </w:lvl>
+    <w:lvl w:ilvl="6" w:tentative="1">
+      <w:start w:val="1"/>
+      <w:numFmt w:val="decimal"/>
+      <w:lvlText w:val="%7."/>
+      <w:lvlJc w:val="left"/>
+      <w:pPr>
+        <w:tabs>
+          <w:tab w:val="num" w:pos="5040"/>
+        </w:tabs>
+        <w:ind w:left="5040" w:hanging="360"/>
+      </w:pPr>
+    </w:lvl>
+    <w:lvl w:ilvl="7" w:tentative="1">
+      <w:start w:val="1"/>
+      <w:numFmt w:val="decimal"/>
+      <w:lvlText w:val="%8."/>
+      <w:lvlJc w:val="left"/>
+      <w:pPr>
+        <w:tabs>
+          <w:tab w:val="num" w:pos="5760"/>
+        </w:tabs>
+        <w:ind w:left="5760" w:hanging="360"/>
+      </w:pPr>
+    </w:lvl>
+    <w:lvl w:ilvl="8" w:tentative="1">
+      <w:start w:val="1"/>
+      <w:numFmt w:val="decimal"/>
+      <w:lvlText w:val="%9."/>
+      <w:lvlJc w:val="left"/>
+      <w:pPr>
+        <w:tabs>
+          <w:tab w:val="num" w:pos="6480"/>
+        </w:tabs>
+        <w:ind w:left="6480" w:hanging="360"/>
+      </w:pPr>
+    </w:lvl>
+  </w:abstractNum>
+  <w:abstractNum w:abstractNumId="26" w15:restartNumberingAfterBreak="0">
     <w:nsid w:val="78966E5B"/>
     <w:multiLevelType w:val="multilevel"/>
     <w:tmpl w:val="ED36EF66"/>
@@ -34805,80 +43580,438 @@
       </w:pPr>
     </w:lvl>
   </w:abstractNum>
+  <w:abstractNum w:abstractNumId="27" w15:restartNumberingAfterBreak="0">
+    <w:nsid w:val="794B0439"/>
+    <w:multiLevelType w:val="multilevel"/>
+    <w:tmpl w:val="7C4CDFAE"/>
+    <w:lvl w:ilvl="0">
+      <w:start w:val="1"/>
+      <w:numFmt w:val="decimal"/>
+      <w:lvlText w:val="%1."/>
+      <w:lvlJc w:val="left"/>
+      <w:pPr>
+        <w:tabs>
+          <w:tab w:val="num" w:pos="720"/>
+        </w:tabs>
+        <w:ind w:left="720" w:hanging="360"/>
+      </w:pPr>
+    </w:lvl>
+    <w:lvl w:ilvl="1" w:tentative="1">
+      <w:start w:val="1"/>
+      <w:numFmt w:val="decimal"/>
+      <w:lvlText w:val="%2."/>
+      <w:lvlJc w:val="left"/>
+      <w:pPr>
+        <w:tabs>
+          <w:tab w:val="num" w:pos="1440"/>
+        </w:tabs>
+        <w:ind w:left="1440" w:hanging="360"/>
+      </w:pPr>
+    </w:lvl>
+    <w:lvl w:ilvl="2" w:tentative="1">
+      <w:start w:val="1"/>
+      <w:numFmt w:val="decimal"/>
+      <w:lvlText w:val="%3."/>
+      <w:lvlJc w:val="left"/>
+      <w:pPr>
+        <w:tabs>
+          <w:tab w:val="num" w:pos="2160"/>
+        </w:tabs>
+        <w:ind w:left="2160" w:hanging="360"/>
+      </w:pPr>
+    </w:lvl>
+    <w:lvl w:ilvl="3" w:tentative="1">
+      <w:start w:val="1"/>
+      <w:numFmt w:val="decimal"/>
+      <w:lvlText w:val="%4."/>
+      <w:lvlJc w:val="left"/>
+      <w:pPr>
+        <w:tabs>
+          <w:tab w:val="num" w:pos="2880"/>
+        </w:tabs>
+        <w:ind w:left="2880" w:hanging="360"/>
+      </w:pPr>
+    </w:lvl>
+    <w:lvl w:ilvl="4" w:tentative="1">
+      <w:start w:val="1"/>
+      <w:numFmt w:val="decimal"/>
+      <w:lvlText w:val="%5."/>
+      <w:lvlJc w:val="left"/>
+      <w:pPr>
+        <w:tabs>
+          <w:tab w:val="num" w:pos="3600"/>
+        </w:tabs>
+        <w:ind w:left="3600" w:hanging="360"/>
+      </w:pPr>
+    </w:lvl>
+    <w:lvl w:ilvl="5" w:tentative="1">
+      <w:start w:val="1"/>
+      <w:numFmt w:val="decimal"/>
+      <w:lvlText w:val="%6."/>
+      <w:lvlJc w:val="left"/>
+      <w:pPr>
+        <w:tabs>
+          <w:tab w:val="num" w:pos="4320"/>
+        </w:tabs>
+        <w:ind w:left="4320" w:hanging="360"/>
+      </w:pPr>
+    </w:lvl>
+    <w:lvl w:ilvl="6" w:tentative="1">
+      <w:start w:val="1"/>
+      <w:numFmt w:val="decimal"/>
+      <w:lvlText w:val="%7."/>
+      <w:lvlJc w:val="left"/>
+      <w:pPr>
+        <w:tabs>
+          <w:tab w:val="num" w:pos="5040"/>
+        </w:tabs>
+        <w:ind w:left="5040" w:hanging="360"/>
+      </w:pPr>
+    </w:lvl>
+    <w:lvl w:ilvl="7" w:tentative="1">
+      <w:start w:val="1"/>
+      <w:numFmt w:val="decimal"/>
+      <w:lvlText w:val="%8."/>
+      <w:lvlJc w:val="left"/>
+      <w:pPr>
+        <w:tabs>
+          <w:tab w:val="num" w:pos="5760"/>
+        </w:tabs>
+        <w:ind w:left="5760" w:hanging="360"/>
+      </w:pPr>
+    </w:lvl>
+    <w:lvl w:ilvl="8" w:tentative="1">
+      <w:start w:val="1"/>
+      <w:numFmt w:val="decimal"/>
+      <w:lvlText w:val="%9."/>
+      <w:lvlJc w:val="left"/>
+      <w:pPr>
+        <w:tabs>
+          <w:tab w:val="num" w:pos="6480"/>
+        </w:tabs>
+        <w:ind w:left="6480" w:hanging="360"/>
+      </w:pPr>
+    </w:lvl>
+  </w:abstractNum>
+  <w:abstractNum w:abstractNumId="28" w15:restartNumberingAfterBreak="0">
+    <w:nsid w:val="79DA7676"/>
+    <w:multiLevelType w:val="multilevel"/>
+    <w:tmpl w:val="DF2639A2"/>
+    <w:lvl w:ilvl="0">
+      <w:start w:val="1"/>
+      <w:numFmt w:val="decimal"/>
+      <w:lvlText w:val="%1."/>
+      <w:lvlJc w:val="left"/>
+      <w:pPr>
+        <w:tabs>
+          <w:tab w:val="num" w:pos="720"/>
+        </w:tabs>
+        <w:ind w:left="720" w:hanging="360"/>
+      </w:pPr>
+    </w:lvl>
+    <w:lvl w:ilvl="1">
+      <w:start w:val="1"/>
+      <w:numFmt w:val="bullet"/>
+      <w:lvlText w:val=""/>
+      <w:lvlJc w:val="left"/>
+      <w:pPr>
+        <w:tabs>
+          <w:tab w:val="num" w:pos="1440"/>
+        </w:tabs>
+        <w:ind w:left="1440" w:hanging="360"/>
+      </w:pPr>
+      <w:rPr>
+        <w:rFonts w:ascii="Symbol" w:hAnsi="Symbol" w:hint="default"/>
+        <w:sz w:val="20"/>
+      </w:rPr>
+    </w:lvl>
+    <w:lvl w:ilvl="2" w:tentative="1">
+      <w:start w:val="1"/>
+      <w:numFmt w:val="decimal"/>
+      <w:lvlText w:val="%3."/>
+      <w:lvlJc w:val="left"/>
+      <w:pPr>
+        <w:tabs>
+          <w:tab w:val="num" w:pos="2160"/>
+        </w:tabs>
+        <w:ind w:left="2160" w:hanging="360"/>
+      </w:pPr>
+    </w:lvl>
+    <w:lvl w:ilvl="3" w:tentative="1">
+      <w:start w:val="1"/>
+      <w:numFmt w:val="decimal"/>
+      <w:lvlText w:val="%4."/>
+      <w:lvlJc w:val="left"/>
+      <w:pPr>
+        <w:tabs>
+          <w:tab w:val="num" w:pos="2880"/>
+        </w:tabs>
+        <w:ind w:left="2880" w:hanging="360"/>
+      </w:pPr>
+    </w:lvl>
+    <w:lvl w:ilvl="4" w:tentative="1">
+      <w:start w:val="1"/>
+      <w:numFmt w:val="decimal"/>
+      <w:lvlText w:val="%5."/>
+      <w:lvlJc w:val="left"/>
+      <w:pPr>
+        <w:tabs>
+          <w:tab w:val="num" w:pos="3600"/>
+        </w:tabs>
+        <w:ind w:left="3600" w:hanging="360"/>
+      </w:pPr>
+    </w:lvl>
+    <w:lvl w:ilvl="5" w:tentative="1">
+      <w:start w:val="1"/>
+      <w:numFmt w:val="decimal"/>
+      <w:lvlText w:val="%6."/>
+      <w:lvlJc w:val="left"/>
+      <w:pPr>
+        <w:tabs>
+          <w:tab w:val="num" w:pos="4320"/>
+        </w:tabs>
+        <w:ind w:left="4320" w:hanging="360"/>
+      </w:pPr>
+    </w:lvl>
+    <w:lvl w:ilvl="6" w:tentative="1">
+      <w:start w:val="1"/>
+      <w:numFmt w:val="decimal"/>
+      <w:lvlText w:val="%7."/>
+      <w:lvlJc w:val="left"/>
+      <w:pPr>
+        <w:tabs>
+          <w:tab w:val="num" w:pos="5040"/>
+        </w:tabs>
+        <w:ind w:left="5040" w:hanging="360"/>
+      </w:pPr>
+    </w:lvl>
+    <w:lvl w:ilvl="7" w:tentative="1">
+      <w:start w:val="1"/>
+      <w:numFmt w:val="decimal"/>
+      <w:lvlText w:val="%8."/>
+      <w:lvlJc w:val="left"/>
+      <w:pPr>
+        <w:tabs>
+          <w:tab w:val="num" w:pos="5760"/>
+        </w:tabs>
+        <w:ind w:left="5760" w:hanging="360"/>
+      </w:pPr>
+    </w:lvl>
+    <w:lvl w:ilvl="8" w:tentative="1">
+      <w:start w:val="1"/>
+      <w:numFmt w:val="decimal"/>
+      <w:lvlText w:val="%9."/>
+      <w:lvlJc w:val="left"/>
+      <w:pPr>
+        <w:tabs>
+          <w:tab w:val="num" w:pos="6480"/>
+        </w:tabs>
+        <w:ind w:left="6480" w:hanging="360"/>
+      </w:pPr>
+    </w:lvl>
+  </w:abstractNum>
+  <w:abstractNum w:abstractNumId="29" w15:restartNumberingAfterBreak="0">
+    <w:nsid w:val="7A3F26DD"/>
+    <w:multiLevelType w:val="multilevel"/>
+    <w:tmpl w:val="271E1636"/>
+    <w:lvl w:ilvl="0">
+      <w:start w:val="1"/>
+      <w:numFmt w:val="decimal"/>
+      <w:lvlText w:val="%1."/>
+      <w:lvlJc w:val="left"/>
+      <w:pPr>
+        <w:tabs>
+          <w:tab w:val="num" w:pos="720"/>
+        </w:tabs>
+        <w:ind w:left="720" w:hanging="360"/>
+      </w:pPr>
+    </w:lvl>
+    <w:lvl w:ilvl="1" w:tentative="1">
+      <w:start w:val="1"/>
+      <w:numFmt w:val="decimal"/>
+      <w:lvlText w:val="%2."/>
+      <w:lvlJc w:val="left"/>
+      <w:pPr>
+        <w:tabs>
+          <w:tab w:val="num" w:pos="1440"/>
+        </w:tabs>
+        <w:ind w:left="1440" w:hanging="360"/>
+      </w:pPr>
+    </w:lvl>
+    <w:lvl w:ilvl="2" w:tentative="1">
+      <w:start w:val="1"/>
+      <w:numFmt w:val="decimal"/>
+      <w:lvlText w:val="%3."/>
+      <w:lvlJc w:val="left"/>
+      <w:pPr>
+        <w:tabs>
+          <w:tab w:val="num" w:pos="2160"/>
+        </w:tabs>
+        <w:ind w:left="2160" w:hanging="360"/>
+      </w:pPr>
+    </w:lvl>
+    <w:lvl w:ilvl="3" w:tentative="1">
+      <w:start w:val="1"/>
+      <w:numFmt w:val="decimal"/>
+      <w:lvlText w:val="%4."/>
+      <w:lvlJc w:val="left"/>
+      <w:pPr>
+        <w:tabs>
+          <w:tab w:val="num" w:pos="2880"/>
+        </w:tabs>
+        <w:ind w:left="2880" w:hanging="360"/>
+      </w:pPr>
+    </w:lvl>
+    <w:lvl w:ilvl="4" w:tentative="1">
+      <w:start w:val="1"/>
+      <w:numFmt w:val="decimal"/>
+      <w:lvlText w:val="%5."/>
+      <w:lvlJc w:val="left"/>
+      <w:pPr>
+        <w:tabs>
+          <w:tab w:val="num" w:pos="3600"/>
+        </w:tabs>
+        <w:ind w:left="3600" w:hanging="360"/>
+      </w:pPr>
+    </w:lvl>
+    <w:lvl w:ilvl="5" w:tentative="1">
+      <w:start w:val="1"/>
+      <w:numFmt w:val="decimal"/>
+      <w:lvlText w:val="%6."/>
+      <w:lvlJc w:val="left"/>
+      <w:pPr>
+        <w:tabs>
+          <w:tab w:val="num" w:pos="4320"/>
+        </w:tabs>
+        <w:ind w:left="4320" w:hanging="360"/>
+      </w:pPr>
+    </w:lvl>
+    <w:lvl w:ilvl="6" w:tentative="1">
+      <w:start w:val="1"/>
+      <w:numFmt w:val="decimal"/>
+      <w:lvlText w:val="%7."/>
+      <w:lvlJc w:val="left"/>
+      <w:pPr>
+        <w:tabs>
+          <w:tab w:val="num" w:pos="5040"/>
+        </w:tabs>
+        <w:ind w:left="5040" w:hanging="360"/>
+      </w:pPr>
+    </w:lvl>
+    <w:lvl w:ilvl="7" w:tentative="1">
+      <w:start w:val="1"/>
+      <w:numFmt w:val="decimal"/>
+      <w:lvlText w:val="%8."/>
+      <w:lvlJc w:val="left"/>
+      <w:pPr>
+        <w:tabs>
+          <w:tab w:val="num" w:pos="5760"/>
+        </w:tabs>
+        <w:ind w:left="5760" w:hanging="360"/>
+      </w:pPr>
+    </w:lvl>
+    <w:lvl w:ilvl="8" w:tentative="1">
+      <w:start w:val="1"/>
+      <w:numFmt w:val="decimal"/>
+      <w:lvlText w:val="%9."/>
+      <w:lvlJc w:val="left"/>
+      <w:pPr>
+        <w:tabs>
+          <w:tab w:val="num" w:pos="6480"/>
+        </w:tabs>
+        <w:ind w:left="6480" w:hanging="360"/>
+      </w:pPr>
+    </w:lvl>
+  </w:abstractNum>
   <w:num w:numId="1" w16cid:durableId="430977924">
-    <w:abstractNumId w:val="19"/>
+    <w:abstractNumId w:val="20"/>
   </w:num>
   <w:num w:numId="2" w16cid:durableId="786898390">
     <w:abstractNumId w:val="2"/>
   </w:num>
   <w:num w:numId="3" w16cid:durableId="1654287537">
-    <w:abstractNumId w:val="5"/>
+    <w:abstractNumId w:val="6"/>
   </w:num>
   <w:num w:numId="4" w16cid:durableId="614140323">
     <w:abstractNumId w:val="1"/>
   </w:num>
   <w:num w:numId="5" w16cid:durableId="1155026178">
-    <w:abstractNumId w:val="20"/>
+    <w:abstractNumId w:val="21"/>
   </w:num>
   <w:num w:numId="6" w16cid:durableId="1097562786">
-    <w:abstractNumId w:val="3"/>
+    <w:abstractNumId w:val="4"/>
   </w:num>
   <w:num w:numId="7" w16cid:durableId="1915428224">
-    <w:abstractNumId w:val="13"/>
+    <w:abstractNumId w:val="14"/>
   </w:num>
   <w:num w:numId="8" w16cid:durableId="1189416595">
-    <w:abstractNumId w:val="23"/>
+    <w:abstractNumId w:val="24"/>
   </w:num>
   <w:num w:numId="9" w16cid:durableId="186061792">
-    <w:abstractNumId w:val="18"/>
+    <w:abstractNumId w:val="19"/>
   </w:num>
   <w:num w:numId="10" w16cid:durableId="1390491691">
+    <w:abstractNumId w:val="17"/>
+  </w:num>
+  <w:num w:numId="11" w16cid:durableId="1642420085">
+    <w:abstractNumId w:val="5"/>
+  </w:num>
+  <w:num w:numId="12" w16cid:durableId="1273628493">
+    <w:abstractNumId w:val="7"/>
+  </w:num>
+  <w:num w:numId="13" w16cid:durableId="1840264699">
     <w:abstractNumId w:val="16"/>
   </w:num>
-  <w:num w:numId="11" w16cid:durableId="1642420085">
-    <w:abstractNumId w:val="4"/>
-  </w:num>
-  <w:num w:numId="12" w16cid:durableId="1273628493">
-    <w:abstractNumId w:val="6"/>
-  </w:num>
-  <w:num w:numId="13" w16cid:durableId="1840264699">
+  <w:num w:numId="14" w16cid:durableId="294529380">
     <w:abstractNumId w:val="15"/>
   </w:num>
-  <w:num w:numId="14" w16cid:durableId="294529380">
-    <w:abstractNumId w:val="14"/>
-  </w:num>
   <w:num w:numId="15" w16cid:durableId="339436240">
-    <w:abstractNumId w:val="21"/>
+    <w:abstractNumId w:val="22"/>
   </w:num>
   <w:num w:numId="16" w16cid:durableId="1705130765">
     <w:abstractNumId w:val="0"/>
   </w:num>
   <w:num w:numId="17" w16cid:durableId="261182642">
+    <w:abstractNumId w:val="10"/>
+  </w:num>
+  <w:num w:numId="18" w16cid:durableId="1797412964">
     <w:abstractNumId w:val="9"/>
   </w:num>
-  <w:num w:numId="18" w16cid:durableId="1797412964">
+  <w:num w:numId="19" w16cid:durableId="1924800153">
+    <w:abstractNumId w:val="26"/>
+  </w:num>
+  <w:num w:numId="20" w16cid:durableId="1696881846">
     <w:abstractNumId w:val="8"/>
   </w:num>
-  <w:num w:numId="19" w16cid:durableId="1924800153">
-    <w:abstractNumId w:val="24"/>
-  </w:num>
-  <w:num w:numId="20" w16cid:durableId="1696881846">
-    <w:abstractNumId w:val="7"/>
-  </w:num>
   <w:num w:numId="21" w16cid:durableId="125709612">
-    <w:abstractNumId w:val="22"/>
+    <w:abstractNumId w:val="23"/>
   </w:num>
   <w:num w:numId="22" w16cid:durableId="965240863">
-    <w:abstractNumId w:val="10"/>
+    <w:abstractNumId w:val="11"/>
   </w:num>
   <w:num w:numId="23" w16cid:durableId="457257707">
-    <w:abstractNumId w:val="17"/>
+    <w:abstractNumId w:val="18"/>
   </w:num>
   <w:num w:numId="24" w16cid:durableId="212891469">
+    <w:abstractNumId w:val="13"/>
+  </w:num>
+  <w:num w:numId="25" w16cid:durableId="274800069">
     <w:abstractNumId w:val="12"/>
   </w:num>
-  <w:num w:numId="25" w16cid:durableId="274800069">
-    <w:abstractNumId w:val="11"/>
+  <w:num w:numId="26" w16cid:durableId="959461528">
+    <w:abstractNumId w:val="29"/>
+  </w:num>
+  <w:num w:numId="27" w16cid:durableId="1004671226">
+    <w:abstractNumId w:val="25"/>
+  </w:num>
+  <w:num w:numId="28" w16cid:durableId="1564487679">
+    <w:abstractNumId w:val="27"/>
+  </w:num>
+  <w:num w:numId="29" w16cid:durableId="859272753">
+    <w:abstractNumId w:val="28"/>
+  </w:num>
+  <w:num w:numId="30" w16cid:durableId="961500578">
+    <w:abstractNumId w:val="3"/>
   </w:num>
 </w:numbering>
 </file>
@@ -35486,7 +44619,6 @@
   <w:style w:type="character" w:default="1" w:styleId="DefaultParagraphFont">
     <w:name w:val="Default Paragraph Font"/>
     <w:uiPriority w:val="1"/>
-    <w:semiHidden/>
     <w:unhideWhenUsed/>
   </w:style>
   <w:style w:type="table" w:default="1" w:styleId="TableNormal">

--- a/google_adsens.docx
+++ b/google_adsens.docx
@@ -40001,6 +40001,2193 @@
           <w:rFonts w:ascii="Segoe UI Emoji" w:hAnsi="Segoe UI Emoji" w:cs="Segoe UI Emoji"/>
         </w:rPr>
         <w:t>😊</w:t>
+      </w:r>
+    </w:p>
+    <w:p/>
+    <w:p>
+      <w:r>
+        <w:rPr>
+          <w:b/>
+          <w:bCs/>
+        </w:rPr>
+        <w:t xml:space="preserve">Hai </w:t>
+      </w:r>
+      <w:proofErr w:type="spellStart"/>
+      <w:r>
+        <w:rPr>
+          <w:b/>
+          <w:bCs/>
+        </w:rPr>
+        <w:t>să</w:t>
+      </w:r>
+      <w:proofErr w:type="spellEnd"/>
+      <w:r>
+        <w:rPr>
+          <w:b/>
+          <w:bCs/>
+        </w:rPr>
+        <w:t xml:space="preserve"> </w:t>
+      </w:r>
+      <w:proofErr w:type="spellStart"/>
+      <w:r>
+        <w:rPr>
+          <w:b/>
+          <w:bCs/>
+        </w:rPr>
+        <w:t>facem</w:t>
+      </w:r>
+      <w:proofErr w:type="spellEnd"/>
+      <w:r>
+        <w:rPr>
+          <w:b/>
+          <w:bCs/>
+        </w:rPr>
+        <w:t xml:space="preserve"> o </w:t>
+      </w:r>
+      <w:proofErr w:type="spellStart"/>
+      <w:r>
+        <w:rPr>
+          <w:b/>
+          <w:bCs/>
+        </w:rPr>
+        <w:t>recapitulare</w:t>
+      </w:r>
+      <w:proofErr w:type="spellEnd"/>
+      <w:r>
+        <w:rPr>
+          <w:b/>
+          <w:bCs/>
+        </w:rPr>
+        <w:t xml:space="preserve"> a </w:t>
+      </w:r>
+      <w:proofErr w:type="spellStart"/>
+      <w:r>
+        <w:rPr>
+          <w:b/>
+          <w:bCs/>
+        </w:rPr>
+        <w:t>întregului</w:t>
+      </w:r>
+      <w:proofErr w:type="spellEnd"/>
+      <w:r>
+        <w:rPr>
+          <w:b/>
+          <w:bCs/>
+        </w:rPr>
+        <w:t xml:space="preserve"> </w:t>
+      </w:r>
+      <w:proofErr w:type="spellStart"/>
+      <w:r>
+        <w:rPr>
+          <w:b/>
+          <w:bCs/>
+        </w:rPr>
+        <w:t>traseu</w:t>
+      </w:r>
+      <w:proofErr w:type="spellEnd"/>
+      <w:r>
+        <w:rPr>
+          <w:b/>
+          <w:bCs/>
+        </w:rPr>
+        <w:t xml:space="preserve"> (</w:t>
+      </w:r>
+      <w:proofErr w:type="spellStart"/>
+      <w:r>
+        <w:rPr>
+          <w:b/>
+          <w:bCs/>
+        </w:rPr>
+        <w:t>Pâlnia</w:t>
+      </w:r>
+      <w:proofErr w:type="spellEnd"/>
+      <w:r>
+        <w:rPr>
+          <w:b/>
+          <w:bCs/>
+        </w:rPr>
+        <w:t xml:space="preserve"> de </w:t>
+      </w:r>
+      <w:proofErr w:type="spellStart"/>
+      <w:r>
+        <w:rPr>
+          <w:b/>
+          <w:bCs/>
+        </w:rPr>
+        <w:t>Vânzare</w:t>
+      </w:r>
+      <w:proofErr w:type="spellEnd"/>
+      <w:r>
+        <w:rPr>
+          <w:b/>
+          <w:bCs/>
+        </w:rPr>
+        <w:t xml:space="preserve">) pe care l-am </w:t>
+      </w:r>
+      <w:proofErr w:type="spellStart"/>
+      <w:r>
+        <w:rPr>
+          <w:b/>
+          <w:bCs/>
+        </w:rPr>
+        <w:t>construit</w:t>
+      </w:r>
+      <w:proofErr w:type="spellEnd"/>
+      <w:r>
+        <w:rPr>
+          <w:b/>
+          <w:bCs/>
+        </w:rPr>
+        <w:t xml:space="preserve"> </w:t>
+      </w:r>
+      <w:proofErr w:type="spellStart"/>
+      <w:r>
+        <w:rPr>
+          <w:b/>
+          <w:bCs/>
+        </w:rPr>
+        <w:t>pentru</w:t>
+      </w:r>
+      <w:proofErr w:type="spellEnd"/>
+      <w:r>
+        <w:rPr>
+          <w:b/>
+          <w:bCs/>
+        </w:rPr>
+        <w:t xml:space="preserve"> </w:t>
+      </w:r>
+      <w:proofErr w:type="gramStart"/>
+      <w:r>
+        <w:rPr>
+          <w:b/>
+          <w:bCs/>
+        </w:rPr>
+        <w:t>un Client</w:t>
+      </w:r>
+      <w:proofErr w:type="gramEnd"/>
+      <w:r>
+        <w:rPr>
+          <w:b/>
+          <w:bCs/>
+        </w:rPr>
+        <w:t xml:space="preserve"> nou (Demo):</w:t>
+      </w:r>
+    </w:p>
+    <w:p>
+      <w:r>
+        <w:rPr>
+          <w:b/>
+          <w:bCs/>
+        </w:rPr>
+        <w:t xml:space="preserve">Pasul 1: </w:t>
+      </w:r>
+      <w:proofErr w:type="spellStart"/>
+      <w:r>
+        <w:rPr>
+          <w:b/>
+          <w:bCs/>
+        </w:rPr>
+        <w:t>Atracția</w:t>
+      </w:r>
+      <w:proofErr w:type="spellEnd"/>
+      <w:r>
+        <w:rPr>
+          <w:b/>
+          <w:bCs/>
+        </w:rPr>
+        <w:t xml:space="preserve"> (Hook-ul)</w:t>
+      </w:r>
+    </w:p>
+    <w:p>
+      <w:pPr>
+        <w:numPr>
+          <w:ilvl w:val="0"/>
+          <w:numId w:val="31"/>
+        </w:numPr>
+      </w:pPr>
+      <w:proofErr w:type="spellStart"/>
+      <w:r>
+        <w:t>Intră</w:t>
+      </w:r>
+      <w:proofErr w:type="spellEnd"/>
+      <w:r>
+        <w:t xml:space="preserve"> pe site </w:t>
+      </w:r>
+      <w:proofErr w:type="spellStart"/>
+      <w:r>
+        <w:t>și</w:t>
+      </w:r>
+      <w:proofErr w:type="spellEnd"/>
+      <w:r>
+        <w:t xml:space="preserve"> </w:t>
+      </w:r>
+      <w:proofErr w:type="spellStart"/>
+      <w:r>
+        <w:t>vede</w:t>
+      </w:r>
+      <w:proofErr w:type="spellEnd"/>
+      <w:r>
+        <w:t xml:space="preserve"> </w:t>
+      </w:r>
+      <w:proofErr w:type="spellStart"/>
+      <w:r>
+        <w:t>interfața</w:t>
+      </w:r>
+      <w:proofErr w:type="spellEnd"/>
+      <w:r>
+        <w:t xml:space="preserve"> </w:t>
+      </w:r>
+      <w:proofErr w:type="spellStart"/>
+      <w:r>
+        <w:t>neagră</w:t>
+      </w:r>
+      <w:proofErr w:type="spellEnd"/>
+      <w:r>
+        <w:t>, premium.</w:t>
+      </w:r>
+    </w:p>
+    <w:p>
+      <w:pPr>
+        <w:numPr>
+          <w:ilvl w:val="0"/>
+          <w:numId w:val="31"/>
+        </w:numPr>
+      </w:pPr>
+      <w:proofErr w:type="spellStart"/>
+      <w:r>
+        <w:t>Scrie</w:t>
+      </w:r>
+      <w:proofErr w:type="spellEnd"/>
+      <w:r>
+        <w:t xml:space="preserve"> o idee </w:t>
+      </w:r>
+      <w:proofErr w:type="spellStart"/>
+      <w:r>
+        <w:t>și</w:t>
+      </w:r>
+      <w:proofErr w:type="spellEnd"/>
+      <w:r>
+        <w:t xml:space="preserve"> </w:t>
+      </w:r>
+      <w:proofErr w:type="spellStart"/>
+      <w:r>
+        <w:t>apasă</w:t>
+      </w:r>
+      <w:proofErr w:type="spellEnd"/>
+      <w:r>
+        <w:t> </w:t>
+      </w:r>
+      <w:proofErr w:type="spellStart"/>
+      <w:r>
+        <w:rPr>
+          <w:b/>
+          <w:bCs/>
+        </w:rPr>
+        <w:t>Generează</w:t>
+      </w:r>
+      <w:proofErr w:type="spellEnd"/>
+      <w:r>
+        <w:rPr>
+          <w:b/>
+          <w:bCs/>
+        </w:rPr>
+        <w:t xml:space="preserve"> </w:t>
+      </w:r>
+      <w:proofErr w:type="spellStart"/>
+      <w:r>
+        <w:rPr>
+          <w:b/>
+          <w:bCs/>
+        </w:rPr>
+        <w:t>Planul</w:t>
+      </w:r>
+      <w:proofErr w:type="spellEnd"/>
+      <w:r>
+        <w:t>.</w:t>
+      </w:r>
+    </w:p>
+    <w:p>
+      <w:pPr>
+        <w:numPr>
+          <w:ilvl w:val="0"/>
+          <w:numId w:val="31"/>
+        </w:numPr>
+      </w:pPr>
+      <w:r>
+        <w:t xml:space="preserve">Vede </w:t>
+      </w:r>
+      <w:proofErr w:type="spellStart"/>
+      <w:r>
+        <w:t>animația</w:t>
+      </w:r>
+      <w:proofErr w:type="spellEnd"/>
+      <w:r>
+        <w:t xml:space="preserve"> de </w:t>
+      </w:r>
+      <w:proofErr w:type="spellStart"/>
+      <w:r>
+        <w:t>încărcare</w:t>
+      </w:r>
+      <w:proofErr w:type="spellEnd"/>
+      <w:r>
+        <w:t xml:space="preserve"> (~25 </w:t>
+      </w:r>
+      <w:proofErr w:type="spellStart"/>
+      <w:r>
+        <w:t>secunde</w:t>
+      </w:r>
+      <w:proofErr w:type="spellEnd"/>
+      <w:r>
+        <w:t xml:space="preserve">) cu </w:t>
+      </w:r>
+      <w:proofErr w:type="spellStart"/>
+      <w:r>
+        <w:t>textele</w:t>
+      </w:r>
+      <w:proofErr w:type="spellEnd"/>
+      <w:r>
+        <w:t xml:space="preserve"> </w:t>
+      </w:r>
+      <w:proofErr w:type="spellStart"/>
+      <w:r>
+        <w:t>dinamice</w:t>
+      </w:r>
+      <w:proofErr w:type="spellEnd"/>
+      <w:r>
+        <w:t xml:space="preserve"> care </w:t>
+      </w:r>
+      <w:proofErr w:type="spellStart"/>
+      <w:r>
+        <w:t>îl</w:t>
+      </w:r>
+      <w:proofErr w:type="spellEnd"/>
+      <w:r>
+        <w:t xml:space="preserve"> </w:t>
+      </w:r>
+      <w:proofErr w:type="spellStart"/>
+      <w:r>
+        <w:t>țin</w:t>
+      </w:r>
+      <w:proofErr w:type="spellEnd"/>
+      <w:r>
+        <w:t xml:space="preserve"> </w:t>
+      </w:r>
+      <w:proofErr w:type="spellStart"/>
+      <w:r>
+        <w:t>în</w:t>
+      </w:r>
+      <w:proofErr w:type="spellEnd"/>
+      <w:r>
+        <w:t xml:space="preserve"> </w:t>
+      </w:r>
+      <w:proofErr w:type="spellStart"/>
+      <w:r>
+        <w:t>priză</w:t>
+      </w:r>
+      <w:proofErr w:type="spellEnd"/>
+      <w:r>
+        <w:t xml:space="preserve"> ("Se </w:t>
+      </w:r>
+      <w:proofErr w:type="spellStart"/>
+      <w:r>
+        <w:t>analizează</w:t>
+      </w:r>
+      <w:proofErr w:type="spellEnd"/>
+      <w:r>
+        <w:t xml:space="preserve"> </w:t>
+      </w:r>
+      <w:proofErr w:type="spellStart"/>
+      <w:r>
+        <w:t>piața</w:t>
+      </w:r>
+      <w:proofErr w:type="spellEnd"/>
+      <w:r>
+        <w:t xml:space="preserve">...", "Se </w:t>
+      </w:r>
+      <w:proofErr w:type="spellStart"/>
+      <w:r>
+        <w:t>calculează</w:t>
+      </w:r>
+      <w:proofErr w:type="spellEnd"/>
+      <w:r>
+        <w:t xml:space="preserve"> </w:t>
+      </w:r>
+      <w:proofErr w:type="spellStart"/>
+      <w:r>
+        <w:t>bugetul</w:t>
+      </w:r>
+      <w:proofErr w:type="spellEnd"/>
+      <w:r>
+        <w:t>...").</w:t>
+      </w:r>
+    </w:p>
+    <w:p>
+      <w:r>
+        <w:rPr>
+          <w:b/>
+          <w:bCs/>
+        </w:rPr>
+        <w:t>Pasul 2: Wow Factor (</w:t>
+      </w:r>
+      <w:proofErr w:type="spellStart"/>
+      <w:r>
+        <w:rPr>
+          <w:b/>
+          <w:bCs/>
+        </w:rPr>
+        <w:t>Demonstrația</w:t>
+      </w:r>
+      <w:proofErr w:type="spellEnd"/>
+      <w:r>
+        <w:rPr>
+          <w:b/>
+          <w:bCs/>
+        </w:rPr>
+        <w:t xml:space="preserve"> </w:t>
+      </w:r>
+      <w:proofErr w:type="spellStart"/>
+      <w:r>
+        <w:rPr>
+          <w:b/>
+          <w:bCs/>
+        </w:rPr>
+        <w:t>valorii</w:t>
+      </w:r>
+      <w:proofErr w:type="spellEnd"/>
+      <w:r>
+        <w:rPr>
+          <w:b/>
+          <w:bCs/>
+        </w:rPr>
+        <w:t>)</w:t>
+      </w:r>
+    </w:p>
+    <w:p>
+      <w:pPr>
+        <w:numPr>
+          <w:ilvl w:val="0"/>
+          <w:numId w:val="32"/>
+        </w:numPr>
+      </w:pPr>
+      <w:proofErr w:type="spellStart"/>
+      <w:r>
+        <w:t>Planul</w:t>
+      </w:r>
+      <w:proofErr w:type="spellEnd"/>
+      <w:r>
+        <w:t xml:space="preserve"> </w:t>
+      </w:r>
+      <w:proofErr w:type="spellStart"/>
+      <w:r>
+        <w:t>este</w:t>
+      </w:r>
+      <w:proofErr w:type="spellEnd"/>
+      <w:r>
+        <w:t xml:space="preserve"> gata. Vede direct </w:t>
+      </w:r>
+      <w:proofErr w:type="spellStart"/>
+      <w:r>
+        <w:t>în</w:t>
+      </w:r>
+      <w:proofErr w:type="spellEnd"/>
+      <w:r>
+        <w:t xml:space="preserve"> browser un document </w:t>
+      </w:r>
+      <w:proofErr w:type="spellStart"/>
+      <w:r>
+        <w:t>structurat</w:t>
+      </w:r>
+      <w:proofErr w:type="spellEnd"/>
+      <w:r>
+        <w:t xml:space="preserve"> </w:t>
+      </w:r>
+      <w:proofErr w:type="spellStart"/>
+      <w:r>
+        <w:t>profesional</w:t>
+      </w:r>
+      <w:proofErr w:type="spellEnd"/>
+      <w:r>
+        <w:t xml:space="preserve">, cu </w:t>
+      </w:r>
+      <w:proofErr w:type="spellStart"/>
+      <w:r>
+        <w:t>texte</w:t>
+      </w:r>
+      <w:proofErr w:type="spellEnd"/>
+      <w:r>
+        <w:t xml:space="preserve"> </w:t>
+      </w:r>
+      <w:proofErr w:type="spellStart"/>
+      <w:r>
+        <w:t>coerente</w:t>
+      </w:r>
+      <w:proofErr w:type="spellEnd"/>
+      <w:r>
+        <w:t xml:space="preserve">, </w:t>
+      </w:r>
+      <w:proofErr w:type="spellStart"/>
+      <w:r>
+        <w:t>grafice</w:t>
+      </w:r>
+      <w:proofErr w:type="spellEnd"/>
+      <w:r>
+        <w:t xml:space="preserve"> </w:t>
+      </w:r>
+      <w:proofErr w:type="spellStart"/>
+      <w:r>
+        <w:t>financiare</w:t>
+      </w:r>
+      <w:proofErr w:type="spellEnd"/>
+      <w:r>
+        <w:t xml:space="preserve"> interactive </w:t>
+      </w:r>
+      <w:proofErr w:type="spellStart"/>
+      <w:r>
+        <w:t>și</w:t>
+      </w:r>
+      <w:proofErr w:type="spellEnd"/>
+      <w:r>
+        <w:t xml:space="preserve"> o </w:t>
+      </w:r>
+      <w:proofErr w:type="spellStart"/>
+      <w:r>
+        <w:t>analiză</w:t>
+      </w:r>
+      <w:proofErr w:type="spellEnd"/>
+      <w:r>
+        <w:t xml:space="preserve"> SWOT </w:t>
+      </w:r>
+      <w:proofErr w:type="spellStart"/>
+      <w:r>
+        <w:t>clară</w:t>
+      </w:r>
+      <w:proofErr w:type="spellEnd"/>
+      <w:r>
+        <w:t>.</w:t>
+      </w:r>
+    </w:p>
+    <w:p>
+      <w:r>
+        <w:rPr>
+          <w:b/>
+          <w:bCs/>
+        </w:rPr>
+        <w:t xml:space="preserve">Pasul 3: </w:t>
+      </w:r>
+      <w:proofErr w:type="spellStart"/>
+      <w:r>
+        <w:rPr>
+          <w:b/>
+          <w:bCs/>
+        </w:rPr>
+        <w:t>Interacțiunile</w:t>
+      </w:r>
+      <w:proofErr w:type="spellEnd"/>
+      <w:r>
+        <w:rPr>
+          <w:b/>
+          <w:bCs/>
+        </w:rPr>
+        <w:t xml:space="preserve"> </w:t>
+      </w:r>
+      <w:proofErr w:type="spellStart"/>
+      <w:r>
+        <w:rPr>
+          <w:b/>
+          <w:bCs/>
+        </w:rPr>
+        <w:t>în</w:t>
+      </w:r>
+      <w:proofErr w:type="spellEnd"/>
+      <w:r>
+        <w:rPr>
+          <w:b/>
+          <w:bCs/>
+        </w:rPr>
+        <w:t xml:space="preserve"> Demo (</w:t>
+      </w:r>
+      <w:proofErr w:type="spellStart"/>
+      <w:r>
+        <w:rPr>
+          <w:b/>
+          <w:bCs/>
+        </w:rPr>
+        <w:t>Cârligele</w:t>
+      </w:r>
+      <w:proofErr w:type="spellEnd"/>
+      <w:r>
+        <w:rPr>
+          <w:b/>
+          <w:bCs/>
+        </w:rPr>
+        <w:t xml:space="preserve"> </w:t>
+      </w:r>
+      <w:proofErr w:type="spellStart"/>
+      <w:r>
+        <w:rPr>
+          <w:b/>
+          <w:bCs/>
+        </w:rPr>
+        <w:t>noastre</w:t>
+      </w:r>
+      <w:proofErr w:type="spellEnd"/>
+      <w:r>
+        <w:rPr>
+          <w:b/>
+          <w:bCs/>
+        </w:rPr>
+        <w:t xml:space="preserve"> de </w:t>
+      </w:r>
+      <w:proofErr w:type="spellStart"/>
+      <w:r>
+        <w:rPr>
+          <w:b/>
+          <w:bCs/>
+        </w:rPr>
+        <w:t>conversie</w:t>
+      </w:r>
+      <w:proofErr w:type="spellEnd"/>
+      <w:r>
+        <w:rPr>
+          <w:b/>
+          <w:bCs/>
+        </w:rPr>
+        <w:t>)</w:t>
+      </w:r>
+      <w:r>
+        <w:t xml:space="preserve"> Din </w:t>
+      </w:r>
+      <w:proofErr w:type="spellStart"/>
+      <w:r>
+        <w:t>acest</w:t>
+      </w:r>
+      <w:proofErr w:type="spellEnd"/>
+      <w:r>
+        <w:t xml:space="preserve"> moment, </w:t>
+      </w:r>
+      <w:proofErr w:type="spellStart"/>
+      <w:r>
+        <w:t>clientul</w:t>
+      </w:r>
+      <w:proofErr w:type="spellEnd"/>
+      <w:r>
+        <w:t xml:space="preserve"> </w:t>
+      </w:r>
+      <w:proofErr w:type="spellStart"/>
+      <w:r>
+        <w:t>este</w:t>
+      </w:r>
+      <w:proofErr w:type="spellEnd"/>
+      <w:r>
+        <w:t xml:space="preserve"> </w:t>
+      </w:r>
+      <w:proofErr w:type="spellStart"/>
+      <w:r>
+        <w:t>în</w:t>
+      </w:r>
+      <w:proofErr w:type="spellEnd"/>
+      <w:r>
+        <w:t xml:space="preserve"> "Plasa IdeeaTa.ai" </w:t>
+      </w:r>
+      <w:proofErr w:type="spellStart"/>
+      <w:r>
+        <w:t>și</w:t>
+      </w:r>
+      <w:proofErr w:type="spellEnd"/>
+      <w:r>
+        <w:t xml:space="preserve"> are </w:t>
+      </w:r>
+      <w:proofErr w:type="spellStart"/>
+      <w:r>
+        <w:t>următoarele</w:t>
+      </w:r>
+      <w:proofErr w:type="spellEnd"/>
+      <w:r>
+        <w:t xml:space="preserve"> </w:t>
+      </w:r>
+      <w:proofErr w:type="spellStart"/>
+      <w:r>
+        <w:t>rute</w:t>
+      </w:r>
+      <w:proofErr w:type="spellEnd"/>
+      <w:r>
+        <w:t>:</w:t>
+      </w:r>
+    </w:p>
+    <w:p>
+      <w:pPr>
+        <w:numPr>
+          <w:ilvl w:val="0"/>
+          <w:numId w:val="33"/>
+        </w:numPr>
+      </w:pPr>
+      <w:r>
+        <w:rPr>
+          <w:rFonts w:ascii="Segoe UI Emoji" w:hAnsi="Segoe UI Emoji" w:cs="Segoe UI Emoji"/>
+        </w:rPr>
+        <w:t>👆</w:t>
+      </w:r>
+      <w:r>
+        <w:t> </w:t>
+      </w:r>
+      <w:r>
+        <w:rPr>
+          <w:b/>
+          <w:bCs/>
+        </w:rPr>
+        <w:t>Ruta 1 (</w:t>
+      </w:r>
+      <w:proofErr w:type="spellStart"/>
+      <w:r>
+        <w:rPr>
+          <w:b/>
+          <w:bCs/>
+        </w:rPr>
+        <w:t>Vrea</w:t>
+      </w:r>
+      <w:proofErr w:type="spellEnd"/>
+      <w:r>
+        <w:rPr>
+          <w:b/>
+          <w:bCs/>
+        </w:rPr>
+        <w:t xml:space="preserve"> </w:t>
+      </w:r>
+      <w:proofErr w:type="spellStart"/>
+      <w:r>
+        <w:rPr>
+          <w:b/>
+          <w:bCs/>
+        </w:rPr>
+        <w:t>să</w:t>
+      </w:r>
+      <w:proofErr w:type="spellEnd"/>
+      <w:r>
+        <w:rPr>
+          <w:b/>
+          <w:bCs/>
+        </w:rPr>
+        <w:t xml:space="preserve"> </w:t>
+      </w:r>
+      <w:proofErr w:type="spellStart"/>
+      <w:r>
+        <w:rPr>
+          <w:b/>
+          <w:bCs/>
+        </w:rPr>
+        <w:t>editeze</w:t>
+      </w:r>
+      <w:proofErr w:type="spellEnd"/>
+      <w:r>
+        <w:rPr>
+          <w:b/>
+          <w:bCs/>
+        </w:rPr>
+        <w:t xml:space="preserve"> </w:t>
+      </w:r>
+      <w:proofErr w:type="spellStart"/>
+      <w:r>
+        <w:rPr>
+          <w:b/>
+          <w:bCs/>
+        </w:rPr>
+        <w:t>textul</w:t>
+      </w:r>
+      <w:proofErr w:type="spellEnd"/>
+      <w:r>
+        <w:rPr>
+          <w:b/>
+          <w:bCs/>
+        </w:rPr>
+        <w:t xml:space="preserve"> direct pe site):</w:t>
+      </w:r>
+      <w:r>
+        <w:t> </w:t>
+      </w:r>
+      <w:proofErr w:type="spellStart"/>
+      <w:r>
+        <w:t>Dă</w:t>
+      </w:r>
+      <w:proofErr w:type="spellEnd"/>
+      <w:r>
+        <w:t xml:space="preserve"> click pe text </w:t>
+      </w:r>
+      <w:proofErr w:type="spellStart"/>
+      <w:r>
+        <w:t>și</w:t>
+      </w:r>
+      <w:proofErr w:type="spellEnd"/>
+      <w:r>
+        <w:t xml:space="preserve"> </w:t>
+      </w:r>
+      <w:proofErr w:type="spellStart"/>
+      <w:r>
+        <w:t>îl</w:t>
+      </w:r>
+      <w:proofErr w:type="spellEnd"/>
+      <w:r>
+        <w:t xml:space="preserve"> </w:t>
+      </w:r>
+      <w:proofErr w:type="spellStart"/>
+      <w:r>
+        <w:t>modifică</w:t>
+      </w:r>
+      <w:proofErr w:type="spellEnd"/>
+      <w:r>
+        <w:t xml:space="preserve">, </w:t>
+      </w:r>
+      <w:proofErr w:type="spellStart"/>
+      <w:r>
+        <w:t>ba</w:t>
+      </w:r>
+      <w:proofErr w:type="spellEnd"/>
+      <w:r>
+        <w:t xml:space="preserve"> </w:t>
+      </w:r>
+      <w:proofErr w:type="spellStart"/>
+      <w:r>
+        <w:t>chiar</w:t>
+      </w:r>
+      <w:proofErr w:type="spellEnd"/>
+      <w:r>
+        <w:t xml:space="preserve"> </w:t>
+      </w:r>
+      <w:proofErr w:type="spellStart"/>
+      <w:r>
+        <w:t>folosește</w:t>
+      </w:r>
+      <w:proofErr w:type="spellEnd"/>
+      <w:r>
+        <w:t xml:space="preserve"> </w:t>
+      </w:r>
+      <w:proofErr w:type="spellStart"/>
+      <w:r>
+        <w:t>asistentul</w:t>
+      </w:r>
+      <w:proofErr w:type="spellEnd"/>
+      <w:r>
+        <w:t xml:space="preserve"> AI </w:t>
+      </w:r>
+      <w:proofErr w:type="spellStart"/>
+      <w:r>
+        <w:t>să</w:t>
+      </w:r>
+      <w:proofErr w:type="spellEnd"/>
+      <w:r>
+        <w:t xml:space="preserve"> </w:t>
+      </w:r>
+      <w:proofErr w:type="spellStart"/>
+      <w:r>
+        <w:t>îi</w:t>
+      </w:r>
+      <w:proofErr w:type="spellEnd"/>
+      <w:r>
+        <w:t xml:space="preserve"> </w:t>
+      </w:r>
+      <w:proofErr w:type="spellStart"/>
+      <w:r>
+        <w:t>rescrie</w:t>
+      </w:r>
+      <w:proofErr w:type="spellEnd"/>
+      <w:r>
+        <w:t xml:space="preserve"> </w:t>
+      </w:r>
+      <w:proofErr w:type="spellStart"/>
+      <w:r>
+        <w:t>paragraful</w:t>
+      </w:r>
+      <w:proofErr w:type="spellEnd"/>
+      <w:r>
+        <w:t xml:space="preserve">. O </w:t>
+      </w:r>
+      <w:proofErr w:type="spellStart"/>
+      <w:r>
+        <w:t>poate</w:t>
+      </w:r>
+      <w:proofErr w:type="spellEnd"/>
+      <w:r>
+        <w:t xml:space="preserve"> face de </w:t>
+      </w:r>
+      <w:r>
+        <w:rPr>
+          <w:b/>
+          <w:bCs/>
+        </w:rPr>
+        <w:t xml:space="preserve">maxim 2 </w:t>
+      </w:r>
+      <w:proofErr w:type="spellStart"/>
+      <w:r>
+        <w:rPr>
+          <w:b/>
+          <w:bCs/>
+        </w:rPr>
+        <w:t>ori</w:t>
+      </w:r>
+      <w:proofErr w:type="spellEnd"/>
+      <w:r>
+        <w:t xml:space="preserve">. La al 3-lea click pe </w:t>
+      </w:r>
+      <w:proofErr w:type="spellStart"/>
+      <w:r>
+        <w:t>editare</w:t>
+      </w:r>
+      <w:proofErr w:type="spellEnd"/>
+      <w:r>
+        <w:t xml:space="preserve">, </w:t>
+      </w:r>
+      <w:proofErr w:type="spellStart"/>
+      <w:r>
+        <w:t>îi</w:t>
+      </w:r>
+      <w:proofErr w:type="spellEnd"/>
+      <w:r>
+        <w:t xml:space="preserve"> </w:t>
+      </w:r>
+      <w:proofErr w:type="spellStart"/>
+      <w:r>
+        <w:t>apare</w:t>
+      </w:r>
+      <w:proofErr w:type="spellEnd"/>
+      <w:r>
+        <w:t> </w:t>
+      </w:r>
+      <w:proofErr w:type="spellStart"/>
+      <w:r>
+        <w:rPr>
+          <w:b/>
+          <w:bCs/>
+        </w:rPr>
+        <w:t>Modalul</w:t>
+      </w:r>
+      <w:proofErr w:type="spellEnd"/>
+      <w:r>
+        <w:rPr>
+          <w:b/>
+          <w:bCs/>
+        </w:rPr>
+        <w:t xml:space="preserve"> Premium (</w:t>
+      </w:r>
+      <w:proofErr w:type="spellStart"/>
+      <w:r>
+        <w:rPr>
+          <w:b/>
+          <w:bCs/>
+        </w:rPr>
+        <w:t>Limita</w:t>
+      </w:r>
+      <w:proofErr w:type="spellEnd"/>
+      <w:r>
+        <w:rPr>
+          <w:b/>
+          <w:bCs/>
+        </w:rPr>
+        <w:t xml:space="preserve"> </w:t>
+      </w:r>
+      <w:proofErr w:type="spellStart"/>
+      <w:r>
+        <w:rPr>
+          <w:b/>
+          <w:bCs/>
+        </w:rPr>
+        <w:t>atinsă</w:t>
+      </w:r>
+      <w:proofErr w:type="spellEnd"/>
+      <w:r>
+        <w:rPr>
+          <w:b/>
+          <w:bCs/>
+        </w:rPr>
+        <w:t>)</w:t>
+      </w:r>
+      <w:r>
+        <w:t xml:space="preserve"> care nu-l </w:t>
+      </w:r>
+      <w:proofErr w:type="spellStart"/>
+      <w:r>
+        <w:t>lasă</w:t>
+      </w:r>
+      <w:proofErr w:type="spellEnd"/>
+      <w:r>
+        <w:t xml:space="preserve"> </w:t>
+      </w:r>
+      <w:proofErr w:type="spellStart"/>
+      <w:r>
+        <w:t>mai</w:t>
+      </w:r>
+      <w:proofErr w:type="spellEnd"/>
+      <w:r>
+        <w:t xml:space="preserve"> </w:t>
+      </w:r>
+      <w:proofErr w:type="spellStart"/>
+      <w:r>
+        <w:t>departe</w:t>
+      </w:r>
+      <w:proofErr w:type="spellEnd"/>
+      <w:r>
+        <w:t xml:space="preserve"> </w:t>
+      </w:r>
+      <w:proofErr w:type="spellStart"/>
+      <w:r>
+        <w:t>și</w:t>
+      </w:r>
+      <w:proofErr w:type="spellEnd"/>
+      <w:r>
+        <w:t xml:space="preserve"> </w:t>
+      </w:r>
+      <w:proofErr w:type="spellStart"/>
+      <w:r>
+        <w:t>îi</w:t>
+      </w:r>
+      <w:proofErr w:type="spellEnd"/>
+      <w:r>
+        <w:t xml:space="preserve"> cere </w:t>
+      </w:r>
+      <w:proofErr w:type="spellStart"/>
+      <w:r>
+        <w:t>să-și</w:t>
+      </w:r>
+      <w:proofErr w:type="spellEnd"/>
+      <w:r>
+        <w:t xml:space="preserve"> </w:t>
+      </w:r>
+      <w:proofErr w:type="spellStart"/>
+      <w:r>
+        <w:t>facă</w:t>
+      </w:r>
+      <w:proofErr w:type="spellEnd"/>
+      <w:r>
+        <w:t xml:space="preserve"> </w:t>
+      </w:r>
+      <w:proofErr w:type="spellStart"/>
+      <w:r>
+        <w:t>cont</w:t>
+      </w:r>
+      <w:proofErr w:type="spellEnd"/>
+      <w:r>
+        <w:t>/</w:t>
+      </w:r>
+      <w:proofErr w:type="spellStart"/>
+      <w:r>
+        <w:t>să</w:t>
+      </w:r>
+      <w:proofErr w:type="spellEnd"/>
+      <w:r>
+        <w:t xml:space="preserve"> </w:t>
+      </w:r>
+      <w:proofErr w:type="spellStart"/>
+      <w:r>
+        <w:t>plătească</w:t>
+      </w:r>
+      <w:proofErr w:type="spellEnd"/>
+      <w:r>
+        <w:t>.</w:t>
+      </w:r>
+    </w:p>
+    <w:p>
+      <w:pPr>
+        <w:numPr>
+          <w:ilvl w:val="0"/>
+          <w:numId w:val="33"/>
+        </w:numPr>
+      </w:pPr>
+      <w:r>
+        <w:rPr>
+          <w:rFonts w:ascii="Segoe UI Emoji" w:hAnsi="Segoe UI Emoji" w:cs="Segoe UI Emoji"/>
+        </w:rPr>
+        <w:t>📥</w:t>
+      </w:r>
+      <w:r>
+        <w:t> </w:t>
+      </w:r>
+      <w:r>
+        <w:rPr>
+          <w:b/>
+          <w:bCs/>
+        </w:rPr>
+        <w:t>Ruta 2 (</w:t>
+      </w:r>
+      <w:proofErr w:type="spellStart"/>
+      <w:r>
+        <w:rPr>
+          <w:b/>
+          <w:bCs/>
+        </w:rPr>
+        <w:t>Vrea</w:t>
+      </w:r>
+      <w:proofErr w:type="spellEnd"/>
+      <w:r>
+        <w:rPr>
+          <w:b/>
+          <w:bCs/>
+        </w:rPr>
+        <w:t xml:space="preserve"> </w:t>
+      </w:r>
+      <w:proofErr w:type="spellStart"/>
+      <w:r>
+        <w:rPr>
+          <w:b/>
+          <w:bCs/>
+        </w:rPr>
+        <w:t>planul</w:t>
+      </w:r>
+      <w:proofErr w:type="spellEnd"/>
+      <w:r>
+        <w:rPr>
+          <w:b/>
+          <w:bCs/>
+        </w:rPr>
+        <w:t xml:space="preserve"> la </w:t>
+      </w:r>
+      <w:proofErr w:type="spellStart"/>
+      <w:r>
+        <w:rPr>
+          <w:b/>
+          <w:bCs/>
+        </w:rPr>
+        <w:t>el</w:t>
+      </w:r>
+      <w:proofErr w:type="spellEnd"/>
+      <w:r>
+        <w:rPr>
+          <w:b/>
+          <w:bCs/>
+        </w:rPr>
+        <w:t xml:space="preserve"> pe calculator - </w:t>
+      </w:r>
+      <w:proofErr w:type="spellStart"/>
+      <w:r>
+        <w:rPr>
+          <w:b/>
+          <w:bCs/>
+        </w:rPr>
+        <w:t>descărcări</w:t>
+      </w:r>
+      <w:proofErr w:type="spellEnd"/>
+      <w:r>
+        <w:rPr>
+          <w:b/>
+          <w:bCs/>
+        </w:rPr>
+        <w:t xml:space="preserve"> Premium):</w:t>
+      </w:r>
+      <w:r>
+        <w:t> </w:t>
+      </w:r>
+      <w:proofErr w:type="spellStart"/>
+      <w:r>
+        <w:t>Apasă</w:t>
+      </w:r>
+      <w:proofErr w:type="spellEnd"/>
+      <w:r>
+        <w:t xml:space="preserve"> </w:t>
+      </w:r>
+      <w:proofErr w:type="spellStart"/>
+      <w:r>
+        <w:t>butoanele</w:t>
+      </w:r>
+      <w:proofErr w:type="spellEnd"/>
+      <w:r>
+        <w:t xml:space="preserve"> de Word, PPTX </w:t>
+      </w:r>
+      <w:proofErr w:type="spellStart"/>
+      <w:r>
+        <w:t>sau</w:t>
+      </w:r>
+      <w:proofErr w:type="spellEnd"/>
+      <w:r>
+        <w:t xml:space="preserve"> </w:t>
+      </w:r>
+      <w:proofErr w:type="spellStart"/>
+      <w:r>
+        <w:t>Descărcare</w:t>
+      </w:r>
+      <w:proofErr w:type="spellEnd"/>
+      <w:r>
+        <w:t xml:space="preserve"> </w:t>
+      </w:r>
+      <w:proofErr w:type="spellStart"/>
+      <w:r>
+        <w:t>Completă</w:t>
+      </w:r>
+      <w:proofErr w:type="spellEnd"/>
+      <w:r>
+        <w:t xml:space="preserve">. Boom! </w:t>
+      </w:r>
+      <w:proofErr w:type="spellStart"/>
+      <w:r>
+        <w:t>Îi</w:t>
+      </w:r>
+      <w:proofErr w:type="spellEnd"/>
+      <w:r>
+        <w:t xml:space="preserve"> </w:t>
+      </w:r>
+      <w:proofErr w:type="spellStart"/>
+      <w:r>
+        <w:t>apare</w:t>
+      </w:r>
+      <w:proofErr w:type="spellEnd"/>
+      <w:r>
+        <w:t xml:space="preserve"> direct </w:t>
+      </w:r>
+      <w:proofErr w:type="spellStart"/>
+      <w:r>
+        <w:rPr>
+          <w:b/>
+          <w:bCs/>
+        </w:rPr>
+        <w:t>Modalul</w:t>
+      </w:r>
+      <w:proofErr w:type="spellEnd"/>
+      <w:r>
+        <w:rPr>
+          <w:b/>
+          <w:bCs/>
+        </w:rPr>
+        <w:t xml:space="preserve"> de </w:t>
+      </w:r>
+      <w:proofErr w:type="spellStart"/>
+      <w:r>
+        <w:rPr>
+          <w:b/>
+          <w:bCs/>
+        </w:rPr>
+        <w:t>Plată</w:t>
+      </w:r>
+      <w:proofErr w:type="spellEnd"/>
+      <w:r>
+        <w:rPr>
+          <w:b/>
+          <w:bCs/>
+        </w:rPr>
+        <w:t xml:space="preserve"> (Paywall)</w:t>
+      </w:r>
+      <w:r>
+        <w:t xml:space="preserve"> cu </w:t>
+      </w:r>
+      <w:proofErr w:type="spellStart"/>
+      <w:r>
+        <w:t>pachetele</w:t>
+      </w:r>
+      <w:proofErr w:type="spellEnd"/>
+      <w:r>
+        <w:t>.</w:t>
+      </w:r>
+    </w:p>
+    <w:p>
+      <w:pPr>
+        <w:numPr>
+          <w:ilvl w:val="0"/>
+          <w:numId w:val="33"/>
+        </w:numPr>
+      </w:pPr>
+      <w:r>
+        <w:rPr>
+          <w:rFonts w:ascii="Segoe UI Emoji" w:hAnsi="Segoe UI Emoji" w:cs="Segoe UI Emoji"/>
+        </w:rPr>
+        <w:t>🎁</w:t>
+      </w:r>
+      <w:r>
+        <w:t> </w:t>
+      </w:r>
+      <w:r>
+        <w:rPr>
+          <w:b/>
+          <w:bCs/>
+        </w:rPr>
+        <w:t>Ruta 3 (</w:t>
+      </w:r>
+      <w:proofErr w:type="spellStart"/>
+      <w:r>
+        <w:rPr>
+          <w:b/>
+          <w:bCs/>
+        </w:rPr>
+        <w:t>Alege</w:t>
+      </w:r>
+      <w:proofErr w:type="spellEnd"/>
+      <w:r>
+        <w:rPr>
+          <w:b/>
+          <w:bCs/>
+        </w:rPr>
+        <w:t xml:space="preserve"> </w:t>
+      </w:r>
+      <w:proofErr w:type="spellStart"/>
+      <w:r>
+        <w:rPr>
+          <w:b/>
+          <w:bCs/>
+        </w:rPr>
+        <w:t>să</w:t>
+      </w:r>
+      <w:proofErr w:type="spellEnd"/>
+      <w:r>
+        <w:rPr>
+          <w:b/>
+          <w:bCs/>
+        </w:rPr>
+        <w:t xml:space="preserve"> </w:t>
+      </w:r>
+      <w:proofErr w:type="spellStart"/>
+      <w:r>
+        <w:rPr>
+          <w:b/>
+          <w:bCs/>
+        </w:rPr>
+        <w:t>ia</w:t>
+      </w:r>
+      <w:proofErr w:type="spellEnd"/>
+      <w:r>
+        <w:rPr>
+          <w:b/>
+          <w:bCs/>
+        </w:rPr>
+        <w:t xml:space="preserve"> </w:t>
+      </w:r>
+      <w:proofErr w:type="spellStart"/>
+      <w:r>
+        <w:rPr>
+          <w:b/>
+          <w:bCs/>
+        </w:rPr>
+        <w:t>ce</w:t>
+      </w:r>
+      <w:proofErr w:type="spellEnd"/>
+      <w:r>
+        <w:rPr>
+          <w:b/>
+          <w:bCs/>
+        </w:rPr>
+        <w:t xml:space="preserve"> e gratis - "</w:t>
+      </w:r>
+      <w:proofErr w:type="spellStart"/>
+      <w:r>
+        <w:rPr>
+          <w:b/>
+          <w:bCs/>
+        </w:rPr>
+        <w:t>Sumarul</w:t>
+      </w:r>
+      <w:proofErr w:type="spellEnd"/>
+      <w:r>
+        <w:rPr>
+          <w:b/>
+          <w:bCs/>
+        </w:rPr>
+        <w:t xml:space="preserve"> </w:t>
+      </w:r>
+      <w:proofErr w:type="spellStart"/>
+      <w:r>
+        <w:rPr>
+          <w:b/>
+          <w:bCs/>
+        </w:rPr>
+        <w:t>Gratuit</w:t>
+      </w:r>
+      <w:proofErr w:type="spellEnd"/>
+      <w:r>
+        <w:rPr>
+          <w:b/>
+          <w:bCs/>
+        </w:rPr>
+        <w:t>"):</w:t>
+      </w:r>
+      <w:r>
+        <w:t> </w:t>
+      </w:r>
+      <w:proofErr w:type="spellStart"/>
+      <w:r>
+        <w:t>Apasă</w:t>
+      </w:r>
+      <w:proofErr w:type="spellEnd"/>
+      <w:r>
+        <w:t xml:space="preserve"> pe "Sumar </w:t>
+      </w:r>
+      <w:proofErr w:type="spellStart"/>
+      <w:r>
+        <w:t>Gratuit</w:t>
+      </w:r>
+      <w:proofErr w:type="spellEnd"/>
+      <w:r>
+        <w:t xml:space="preserve">". Se </w:t>
+      </w:r>
+      <w:proofErr w:type="spellStart"/>
+      <w:r>
+        <w:t>descarcă</w:t>
+      </w:r>
+      <w:proofErr w:type="spellEnd"/>
+      <w:r>
+        <w:t xml:space="preserve"> </w:t>
+      </w:r>
+      <w:proofErr w:type="gramStart"/>
+      <w:r>
+        <w:t>un PDF</w:t>
+      </w:r>
+      <w:proofErr w:type="gramEnd"/>
+      <w:r>
+        <w:t xml:space="preserve"> de 4 </w:t>
+      </w:r>
+      <w:proofErr w:type="spellStart"/>
+      <w:r>
+        <w:t>pagini</w:t>
+      </w:r>
+      <w:proofErr w:type="spellEnd"/>
+      <w:r>
+        <w:t xml:space="preserve"> </w:t>
+      </w:r>
+      <w:proofErr w:type="spellStart"/>
+      <w:r>
+        <w:t>frumos</w:t>
+      </w:r>
+      <w:proofErr w:type="spellEnd"/>
+      <w:r>
+        <w:t xml:space="preserve"> </w:t>
+      </w:r>
+      <w:proofErr w:type="spellStart"/>
+      <w:r>
+        <w:t>formatat</w:t>
+      </w:r>
+      <w:proofErr w:type="spellEnd"/>
+      <w:r>
+        <w:t xml:space="preserve"> (o </w:t>
+      </w:r>
+      <w:proofErr w:type="spellStart"/>
+      <w:r>
+        <w:t>mostră</w:t>
+      </w:r>
+      <w:proofErr w:type="spellEnd"/>
+      <w:r>
+        <w:t xml:space="preserve">). El </w:t>
+      </w:r>
+      <w:proofErr w:type="spellStart"/>
+      <w:r>
+        <w:t>pleacă</w:t>
+      </w:r>
+      <w:proofErr w:type="spellEnd"/>
+      <w:r>
+        <w:t xml:space="preserve"> </w:t>
+      </w:r>
+      <w:proofErr w:type="spellStart"/>
+      <w:r>
+        <w:t>fericit</w:t>
+      </w:r>
+      <w:proofErr w:type="spellEnd"/>
+      <w:r>
+        <w:t xml:space="preserve"> de pe site cu PDF-ul. </w:t>
+      </w:r>
+      <w:r>
+        <w:rPr>
+          <w:b/>
+          <w:bCs/>
+        </w:rPr>
+        <w:t xml:space="preserve">Dar </w:t>
+      </w:r>
+      <w:proofErr w:type="spellStart"/>
+      <w:r>
+        <w:rPr>
+          <w:b/>
+          <w:bCs/>
+        </w:rPr>
+        <w:t>surpriză</w:t>
+      </w:r>
+      <w:proofErr w:type="spellEnd"/>
+      <w:r>
+        <w:rPr>
+          <w:b/>
+          <w:bCs/>
+        </w:rPr>
+        <w:t>!</w:t>
+      </w:r>
+      <w:r>
+        <w:t> </w:t>
+      </w:r>
+      <w:proofErr w:type="spellStart"/>
+      <w:r>
+        <w:t>Când</w:t>
+      </w:r>
+      <w:proofErr w:type="spellEnd"/>
+      <w:r>
+        <w:t xml:space="preserve"> </w:t>
+      </w:r>
+      <w:proofErr w:type="spellStart"/>
+      <w:r>
+        <w:t>îl</w:t>
+      </w:r>
+      <w:proofErr w:type="spellEnd"/>
+      <w:r>
+        <w:t xml:space="preserve"> </w:t>
+      </w:r>
+      <w:proofErr w:type="spellStart"/>
+      <w:r>
+        <w:t>citește</w:t>
+      </w:r>
+      <w:proofErr w:type="spellEnd"/>
+      <w:r>
+        <w:t xml:space="preserve"> pe </w:t>
+      </w:r>
+      <w:proofErr w:type="spellStart"/>
+      <w:r>
+        <w:t>telefon</w:t>
+      </w:r>
+      <w:proofErr w:type="spellEnd"/>
+      <w:r>
+        <w:t xml:space="preserve"> </w:t>
+      </w:r>
+      <w:proofErr w:type="spellStart"/>
+      <w:r>
+        <w:t>sau</w:t>
+      </w:r>
+      <w:proofErr w:type="spellEnd"/>
+      <w:r>
+        <w:t xml:space="preserve"> </w:t>
+      </w:r>
+      <w:proofErr w:type="spellStart"/>
+      <w:r>
+        <w:t>dă</w:t>
+      </w:r>
+      <w:proofErr w:type="spellEnd"/>
+      <w:r>
+        <w:t xml:space="preserve"> share la un </w:t>
+      </w:r>
+      <w:proofErr w:type="spellStart"/>
+      <w:r>
+        <w:t>prieten</w:t>
+      </w:r>
+      <w:proofErr w:type="spellEnd"/>
+      <w:r>
+        <w:t xml:space="preserve">, </w:t>
+      </w:r>
+      <w:proofErr w:type="spellStart"/>
+      <w:r>
+        <w:t>dă</w:t>
+      </w:r>
+      <w:proofErr w:type="spellEnd"/>
+      <w:r>
+        <w:t xml:space="preserve"> click din </w:t>
+      </w:r>
+      <w:proofErr w:type="spellStart"/>
+      <w:r>
+        <w:t>greșeală</w:t>
+      </w:r>
+      <w:proofErr w:type="spellEnd"/>
+      <w:r>
+        <w:t xml:space="preserve"> (</w:t>
+      </w:r>
+      <w:proofErr w:type="spellStart"/>
+      <w:r>
+        <w:t>sau</w:t>
+      </w:r>
+      <w:proofErr w:type="spellEnd"/>
+      <w:r>
+        <w:t xml:space="preserve"> </w:t>
+      </w:r>
+      <w:proofErr w:type="spellStart"/>
+      <w:r>
+        <w:t>voit</w:t>
+      </w:r>
+      <w:proofErr w:type="spellEnd"/>
+      <w:r>
+        <w:t xml:space="preserve">) pe </w:t>
+      </w:r>
+      <w:proofErr w:type="spellStart"/>
+      <w:r>
+        <w:t>butonul</w:t>
+      </w:r>
+      <w:proofErr w:type="spellEnd"/>
+      <w:r>
+        <w:t xml:space="preserve"> </w:t>
+      </w:r>
+      <w:proofErr w:type="spellStart"/>
+      <w:r>
+        <w:t>imens</w:t>
+      </w:r>
+      <w:proofErr w:type="spellEnd"/>
+      <w:r>
+        <w:t xml:space="preserve"> din ultima </w:t>
+      </w:r>
+      <w:proofErr w:type="spellStart"/>
+      <w:r>
+        <w:t>pagină</w:t>
+      </w:r>
+      <w:proofErr w:type="spellEnd"/>
+      <w:r>
+        <w:t xml:space="preserve"> a PDF-</w:t>
+      </w:r>
+      <w:proofErr w:type="spellStart"/>
+      <w:r>
+        <w:t>ului</w:t>
+      </w:r>
+      <w:proofErr w:type="spellEnd"/>
+      <w:r>
+        <w:t xml:space="preserve"> </w:t>
+      </w:r>
+      <w:proofErr w:type="spellStart"/>
+      <w:r>
+        <w:t>sau</w:t>
+      </w:r>
+      <w:proofErr w:type="spellEnd"/>
+      <w:r>
+        <w:t xml:space="preserve"> pe watermark. Este </w:t>
+      </w:r>
+      <w:proofErr w:type="spellStart"/>
+      <w:r>
+        <w:t>readus</w:t>
+      </w:r>
+      <w:proofErr w:type="spellEnd"/>
+      <w:r>
+        <w:t xml:space="preserve"> instant </w:t>
+      </w:r>
+      <w:proofErr w:type="spellStart"/>
+      <w:r>
+        <w:t>în</w:t>
+      </w:r>
+      <w:proofErr w:type="spellEnd"/>
+      <w:r>
+        <w:t xml:space="preserve"> </w:t>
+      </w:r>
+      <w:proofErr w:type="spellStart"/>
+      <w:r>
+        <w:t>platformă</w:t>
+      </w:r>
+      <w:proofErr w:type="spellEnd"/>
+      <w:r>
+        <w:t xml:space="preserve">, exact la </w:t>
+      </w:r>
+      <w:proofErr w:type="spellStart"/>
+      <w:r>
+        <w:t>planul</w:t>
+      </w:r>
+      <w:proofErr w:type="spellEnd"/>
+      <w:r>
+        <w:t xml:space="preserve"> </w:t>
+      </w:r>
+      <w:proofErr w:type="spellStart"/>
+      <w:r>
+        <w:t>lui</w:t>
+      </w:r>
+      <w:proofErr w:type="spellEnd"/>
+      <w:r>
+        <w:t xml:space="preserve">, </w:t>
+      </w:r>
+      <w:proofErr w:type="spellStart"/>
+      <w:r>
+        <w:t>iar</w:t>
+      </w:r>
+      <w:proofErr w:type="spellEnd"/>
+      <w:r>
+        <w:t xml:space="preserve"> </w:t>
+      </w:r>
+      <w:proofErr w:type="spellStart"/>
+      <w:r>
+        <w:t>noi</w:t>
+      </w:r>
+      <w:proofErr w:type="spellEnd"/>
+      <w:r>
+        <w:t xml:space="preserve"> </w:t>
+      </w:r>
+      <w:proofErr w:type="spellStart"/>
+      <w:r>
+        <w:t>îl</w:t>
+      </w:r>
+      <w:proofErr w:type="spellEnd"/>
+      <w:r>
+        <w:t xml:space="preserve"> </w:t>
+      </w:r>
+      <w:proofErr w:type="spellStart"/>
+      <w:r>
+        <w:t>întâmpinăm</w:t>
+      </w:r>
+      <w:proofErr w:type="spellEnd"/>
+      <w:r>
+        <w:t xml:space="preserve"> cu </w:t>
+      </w:r>
+      <w:proofErr w:type="spellStart"/>
+      <w:r>
+        <w:rPr>
+          <w:b/>
+          <w:bCs/>
+        </w:rPr>
+        <w:t>Modalul</w:t>
+      </w:r>
+      <w:proofErr w:type="spellEnd"/>
+      <w:r>
+        <w:rPr>
+          <w:b/>
+          <w:bCs/>
+        </w:rPr>
+        <w:t xml:space="preserve"> "Welcome Back"</w:t>
+      </w:r>
+      <w:r>
+        <w:t>: </w:t>
+      </w:r>
+      <w:r>
+        <w:rPr>
+          <w:i/>
+          <w:iCs/>
+        </w:rPr>
+        <w:t xml:space="preserve">"Ai </w:t>
+      </w:r>
+      <w:proofErr w:type="spellStart"/>
+      <w:r>
+        <w:rPr>
+          <w:i/>
+          <w:iCs/>
+        </w:rPr>
+        <w:t>revenit</w:t>
+      </w:r>
+      <w:proofErr w:type="spellEnd"/>
+      <w:r>
+        <w:rPr>
+          <w:i/>
+          <w:iCs/>
+        </w:rPr>
+        <w:t xml:space="preserve">! E </w:t>
+      </w:r>
+      <w:proofErr w:type="spellStart"/>
+      <w:r>
+        <w:rPr>
+          <w:i/>
+          <w:iCs/>
+        </w:rPr>
+        <w:t>timpul</w:t>
+      </w:r>
+      <w:proofErr w:type="spellEnd"/>
+      <w:r>
+        <w:rPr>
+          <w:i/>
+          <w:iCs/>
+        </w:rPr>
+        <w:t xml:space="preserve"> </w:t>
+      </w:r>
+      <w:proofErr w:type="spellStart"/>
+      <w:r>
+        <w:rPr>
+          <w:i/>
+          <w:iCs/>
+        </w:rPr>
+        <w:t>să</w:t>
+      </w:r>
+      <w:proofErr w:type="spellEnd"/>
+      <w:r>
+        <w:rPr>
+          <w:i/>
+          <w:iCs/>
+        </w:rPr>
+        <w:t xml:space="preserve"> </w:t>
+      </w:r>
+      <w:proofErr w:type="spellStart"/>
+      <w:r>
+        <w:rPr>
+          <w:i/>
+          <w:iCs/>
+        </w:rPr>
+        <w:t>facem</w:t>
+      </w:r>
+      <w:proofErr w:type="spellEnd"/>
+      <w:r>
+        <w:rPr>
+          <w:i/>
+          <w:iCs/>
+        </w:rPr>
+        <w:t xml:space="preserve"> </w:t>
+      </w:r>
+      <w:proofErr w:type="spellStart"/>
+      <w:r>
+        <w:rPr>
+          <w:i/>
+          <w:iCs/>
+        </w:rPr>
+        <w:t>lucruri</w:t>
+      </w:r>
+      <w:proofErr w:type="spellEnd"/>
+      <w:r>
+        <w:rPr>
+          <w:i/>
+          <w:iCs/>
+        </w:rPr>
+        <w:t xml:space="preserve"> </w:t>
+      </w:r>
+      <w:proofErr w:type="spellStart"/>
+      <w:r>
+        <w:rPr>
+          <w:i/>
+          <w:iCs/>
+        </w:rPr>
+        <w:t>serioase</w:t>
+      </w:r>
+      <w:proofErr w:type="spellEnd"/>
+      <w:r>
+        <w:rPr>
+          <w:i/>
+          <w:iCs/>
+        </w:rPr>
+        <w:t xml:space="preserve">. </w:t>
+      </w:r>
+      <w:proofErr w:type="spellStart"/>
+      <w:r>
+        <w:rPr>
+          <w:i/>
+          <w:iCs/>
+        </w:rPr>
+        <w:t>Editează</w:t>
+      </w:r>
+      <w:proofErr w:type="spellEnd"/>
+      <w:r>
+        <w:rPr>
+          <w:i/>
+          <w:iCs/>
+        </w:rPr>
+        <w:t xml:space="preserve"> </w:t>
+      </w:r>
+      <w:proofErr w:type="spellStart"/>
+      <w:r>
+        <w:rPr>
+          <w:i/>
+          <w:iCs/>
+        </w:rPr>
+        <w:t>planul</w:t>
+      </w:r>
+      <w:proofErr w:type="spellEnd"/>
+      <w:r>
+        <w:rPr>
+          <w:i/>
+          <w:iCs/>
+        </w:rPr>
+        <w:t xml:space="preserve"> / </w:t>
+      </w:r>
+      <w:proofErr w:type="spellStart"/>
+      <w:r>
+        <w:rPr>
+          <w:i/>
+          <w:iCs/>
+        </w:rPr>
+        <w:t>Cumpără</w:t>
+      </w:r>
+      <w:proofErr w:type="spellEnd"/>
+      <w:r>
+        <w:rPr>
+          <w:i/>
+          <w:iCs/>
+        </w:rPr>
+        <w:t xml:space="preserve"> un </w:t>
+      </w:r>
+      <w:proofErr w:type="spellStart"/>
+      <w:r>
+        <w:rPr>
+          <w:i/>
+          <w:iCs/>
+        </w:rPr>
+        <w:t>pachet</w:t>
+      </w:r>
+      <w:proofErr w:type="spellEnd"/>
+      <w:r>
+        <w:rPr>
+          <w:i/>
+          <w:iCs/>
+        </w:rPr>
+        <w:t>."</w:t>
+      </w:r>
+    </w:p>
+    <w:p>
+      <w:proofErr w:type="spellStart"/>
+      <w:r>
+        <w:rPr>
+          <w:b/>
+          <w:bCs/>
+        </w:rPr>
+        <w:lastRenderedPageBreak/>
+        <w:t>Practic</w:t>
+      </w:r>
+      <w:proofErr w:type="spellEnd"/>
+      <w:r>
+        <w:rPr>
+          <w:b/>
+          <w:bCs/>
+        </w:rPr>
+        <w:t xml:space="preserve">, </w:t>
+      </w:r>
+      <w:proofErr w:type="spellStart"/>
+      <w:r>
+        <w:rPr>
+          <w:b/>
+          <w:bCs/>
+        </w:rPr>
+        <w:t>clientul</w:t>
+      </w:r>
+      <w:proofErr w:type="spellEnd"/>
+      <w:r>
+        <w:rPr>
+          <w:b/>
+          <w:bCs/>
+        </w:rPr>
+        <w:t xml:space="preserve"> nu are </w:t>
+      </w:r>
+      <w:proofErr w:type="spellStart"/>
+      <w:r>
+        <w:rPr>
+          <w:b/>
+          <w:bCs/>
+        </w:rPr>
+        <w:t>scăpare</w:t>
+      </w:r>
+      <w:proofErr w:type="spellEnd"/>
+      <w:r>
+        <w:rPr>
+          <w:b/>
+          <w:bCs/>
+        </w:rPr>
+        <w:t>:</w:t>
+      </w:r>
+      <w:r>
+        <w:t xml:space="preserve"> Orice </w:t>
+      </w:r>
+      <w:proofErr w:type="spellStart"/>
+      <w:r>
+        <w:t>acțiune</w:t>
+      </w:r>
+      <w:proofErr w:type="spellEnd"/>
+      <w:r>
+        <w:t xml:space="preserve"> </w:t>
+      </w:r>
+      <w:proofErr w:type="spellStart"/>
+      <w:r>
+        <w:t>avansată</w:t>
+      </w:r>
+      <w:proofErr w:type="spellEnd"/>
+      <w:r>
+        <w:t xml:space="preserve"> </w:t>
+      </w:r>
+      <w:proofErr w:type="spellStart"/>
+      <w:r>
+        <w:t>vrea</w:t>
+      </w:r>
+      <w:proofErr w:type="spellEnd"/>
+      <w:r>
+        <w:t xml:space="preserve"> </w:t>
+      </w:r>
+      <w:proofErr w:type="spellStart"/>
+      <w:r>
+        <w:t>să</w:t>
+      </w:r>
+      <w:proofErr w:type="spellEnd"/>
+      <w:r>
+        <w:t xml:space="preserve"> </w:t>
+      </w:r>
+      <w:proofErr w:type="spellStart"/>
+      <w:r>
+        <w:t>facă</w:t>
+      </w:r>
+      <w:proofErr w:type="spellEnd"/>
+      <w:r>
+        <w:t xml:space="preserve">, </w:t>
+      </w:r>
+      <w:proofErr w:type="spellStart"/>
+      <w:r>
+        <w:t>sistemul</w:t>
+      </w:r>
+      <w:proofErr w:type="spellEnd"/>
+      <w:r>
+        <w:t xml:space="preserve"> </w:t>
+      </w:r>
+      <w:proofErr w:type="spellStart"/>
+      <w:r>
+        <w:t>îl</w:t>
+      </w:r>
+      <w:proofErr w:type="spellEnd"/>
+      <w:r>
+        <w:t xml:space="preserve"> </w:t>
+      </w:r>
+      <w:proofErr w:type="spellStart"/>
+      <w:r>
+        <w:t>redirecționează</w:t>
+      </w:r>
+      <w:proofErr w:type="spellEnd"/>
+      <w:r>
+        <w:t xml:space="preserve"> </w:t>
+      </w:r>
+      <w:proofErr w:type="spellStart"/>
+      <w:r>
+        <w:t>subtil</w:t>
+      </w:r>
+      <w:proofErr w:type="spellEnd"/>
+      <w:r>
+        <w:t xml:space="preserve">, </w:t>
+      </w:r>
+      <w:proofErr w:type="spellStart"/>
+      <w:r>
+        <w:t>dar</w:t>
+      </w:r>
+      <w:proofErr w:type="spellEnd"/>
+      <w:r>
+        <w:t xml:space="preserve"> </w:t>
+      </w:r>
+      <w:proofErr w:type="spellStart"/>
+      <w:r>
+        <w:t>sigur</w:t>
+      </w:r>
+      <w:proofErr w:type="spellEnd"/>
+      <w:r>
+        <w:t xml:space="preserve">, </w:t>
+      </w:r>
+      <w:proofErr w:type="spellStart"/>
+      <w:r>
+        <w:t>către</w:t>
+      </w:r>
+      <w:proofErr w:type="spellEnd"/>
+      <w:r>
+        <w:t xml:space="preserve"> a-</w:t>
+      </w:r>
+      <w:proofErr w:type="spellStart"/>
+      <w:r>
+        <w:t>și</w:t>
+      </w:r>
+      <w:proofErr w:type="spellEnd"/>
+      <w:r>
+        <w:t xml:space="preserve"> </w:t>
+      </w:r>
+      <w:proofErr w:type="spellStart"/>
+      <w:r>
+        <w:t>crea</w:t>
+      </w:r>
+      <w:proofErr w:type="spellEnd"/>
+      <w:r>
+        <w:t xml:space="preserve"> un </w:t>
+      </w:r>
+      <w:proofErr w:type="spellStart"/>
+      <w:r>
+        <w:t>cont</w:t>
+      </w:r>
+      <w:proofErr w:type="spellEnd"/>
+      <w:r>
+        <w:t xml:space="preserve"> </w:t>
+      </w:r>
+      <w:proofErr w:type="spellStart"/>
+      <w:r>
+        <w:t>și</w:t>
+      </w:r>
+      <w:proofErr w:type="spellEnd"/>
+      <w:r>
+        <w:t xml:space="preserve"> a </w:t>
+      </w:r>
+      <w:proofErr w:type="spellStart"/>
+      <w:r>
+        <w:t>cumpăra</w:t>
+      </w:r>
+      <w:proofErr w:type="spellEnd"/>
+      <w:r>
+        <w:t xml:space="preserve"> </w:t>
+      </w:r>
+      <w:proofErr w:type="spellStart"/>
+      <w:r>
+        <w:t>acces</w:t>
+      </w:r>
+      <w:proofErr w:type="spellEnd"/>
+      <w:r>
+        <w:t xml:space="preserve"> premium, </w:t>
+      </w:r>
+      <w:proofErr w:type="spellStart"/>
+      <w:r>
+        <w:t>oferindu-i</w:t>
+      </w:r>
+      <w:proofErr w:type="spellEnd"/>
+      <w:r>
+        <w:t xml:space="preserve"> </w:t>
+      </w:r>
+      <w:proofErr w:type="spellStart"/>
+      <w:r>
+        <w:t>în</w:t>
+      </w:r>
+      <w:proofErr w:type="spellEnd"/>
+      <w:r>
+        <w:t xml:space="preserve"> </w:t>
+      </w:r>
+      <w:proofErr w:type="spellStart"/>
+      <w:r>
+        <w:t>același</w:t>
+      </w:r>
+      <w:proofErr w:type="spellEnd"/>
+      <w:r>
+        <w:t xml:space="preserve"> </w:t>
+      </w:r>
+      <w:proofErr w:type="spellStart"/>
+      <w:r>
+        <w:t>timp</w:t>
+      </w:r>
+      <w:proofErr w:type="spellEnd"/>
+      <w:r>
+        <w:t xml:space="preserve"> </w:t>
+      </w:r>
+      <w:proofErr w:type="spellStart"/>
+      <w:r>
+        <w:t>suficientă</w:t>
+      </w:r>
+      <w:proofErr w:type="spellEnd"/>
+      <w:r>
+        <w:t xml:space="preserve"> </w:t>
+      </w:r>
+      <w:proofErr w:type="spellStart"/>
+      <w:r>
+        <w:t>valoare</w:t>
+      </w:r>
+      <w:proofErr w:type="spellEnd"/>
+      <w:r>
+        <w:t xml:space="preserve"> </w:t>
+      </w:r>
+      <w:proofErr w:type="spellStart"/>
+      <w:r>
+        <w:t>gratuită</w:t>
+      </w:r>
+      <w:proofErr w:type="spellEnd"/>
+      <w:r>
+        <w:t xml:space="preserve"> </w:t>
+      </w:r>
+      <w:proofErr w:type="spellStart"/>
+      <w:r>
+        <w:t>încât</w:t>
+      </w:r>
+      <w:proofErr w:type="spellEnd"/>
+      <w:r>
+        <w:t xml:space="preserve"> </w:t>
+      </w:r>
+      <w:proofErr w:type="spellStart"/>
+      <w:r>
+        <w:t>să</w:t>
+      </w:r>
+      <w:proofErr w:type="spellEnd"/>
+      <w:r>
+        <w:t xml:space="preserve"> </w:t>
+      </w:r>
+      <w:proofErr w:type="spellStart"/>
+      <w:r>
+        <w:t>capete</w:t>
+      </w:r>
+      <w:proofErr w:type="spellEnd"/>
+      <w:r>
+        <w:t xml:space="preserve"> </w:t>
+      </w:r>
+      <w:proofErr w:type="spellStart"/>
+      <w:r>
+        <w:t>încredere</w:t>
+      </w:r>
+      <w:proofErr w:type="spellEnd"/>
+      <w:r>
+        <w:t xml:space="preserve"> </w:t>
+      </w:r>
+      <w:proofErr w:type="spellStart"/>
+      <w:r>
+        <w:t>în</w:t>
+      </w:r>
+      <w:proofErr w:type="spellEnd"/>
+      <w:r>
+        <w:t xml:space="preserve"> </w:t>
+      </w:r>
+      <w:proofErr w:type="spellStart"/>
+      <w:r>
+        <w:t>aplicație</w:t>
+      </w:r>
+      <w:proofErr w:type="spellEnd"/>
+      <w:r>
+        <w:t>.</w:t>
       </w:r>
     </w:p>
     <w:p/>
@@ -43206,6 +45393,155 @@
     </w:lvl>
   </w:abstractNum>
   <w:abstractNum w:abstractNumId="24" w15:restartNumberingAfterBreak="0">
+    <w:nsid w:val="64B8329A"/>
+    <w:multiLevelType w:val="multilevel"/>
+    <w:tmpl w:val="F45651C4"/>
+    <w:lvl w:ilvl="0">
+      <w:start w:val="1"/>
+      <w:numFmt w:val="bullet"/>
+      <w:lvlText w:val=""/>
+      <w:lvlJc w:val="left"/>
+      <w:pPr>
+        <w:tabs>
+          <w:tab w:val="num" w:pos="720"/>
+        </w:tabs>
+        <w:ind w:left="720" w:hanging="360"/>
+      </w:pPr>
+      <w:rPr>
+        <w:rFonts w:ascii="Symbol" w:hAnsi="Symbol" w:hint="default"/>
+        <w:sz w:val="20"/>
+      </w:rPr>
+    </w:lvl>
+    <w:lvl w:ilvl="1" w:tentative="1">
+      <w:start w:val="1"/>
+      <w:numFmt w:val="bullet"/>
+      <w:lvlText w:val=""/>
+      <w:lvlJc w:val="left"/>
+      <w:pPr>
+        <w:tabs>
+          <w:tab w:val="num" w:pos="1440"/>
+        </w:tabs>
+        <w:ind w:left="1440" w:hanging="360"/>
+      </w:pPr>
+      <w:rPr>
+        <w:rFonts w:ascii="Symbol" w:hAnsi="Symbol" w:hint="default"/>
+        <w:sz w:val="20"/>
+      </w:rPr>
+    </w:lvl>
+    <w:lvl w:ilvl="2" w:tentative="1">
+      <w:start w:val="1"/>
+      <w:numFmt w:val="bullet"/>
+      <w:lvlText w:val=""/>
+      <w:lvlJc w:val="left"/>
+      <w:pPr>
+        <w:tabs>
+          <w:tab w:val="num" w:pos="2160"/>
+        </w:tabs>
+        <w:ind w:left="2160" w:hanging="360"/>
+      </w:pPr>
+      <w:rPr>
+        <w:rFonts w:ascii="Symbol" w:hAnsi="Symbol" w:hint="default"/>
+        <w:sz w:val="20"/>
+      </w:rPr>
+    </w:lvl>
+    <w:lvl w:ilvl="3" w:tentative="1">
+      <w:start w:val="1"/>
+      <w:numFmt w:val="bullet"/>
+      <w:lvlText w:val=""/>
+      <w:lvlJc w:val="left"/>
+      <w:pPr>
+        <w:tabs>
+          <w:tab w:val="num" w:pos="2880"/>
+        </w:tabs>
+        <w:ind w:left="2880" w:hanging="360"/>
+      </w:pPr>
+      <w:rPr>
+        <w:rFonts w:ascii="Symbol" w:hAnsi="Symbol" w:hint="default"/>
+        <w:sz w:val="20"/>
+      </w:rPr>
+    </w:lvl>
+    <w:lvl w:ilvl="4" w:tentative="1">
+      <w:start w:val="1"/>
+      <w:numFmt w:val="bullet"/>
+      <w:lvlText w:val=""/>
+      <w:lvlJc w:val="left"/>
+      <w:pPr>
+        <w:tabs>
+          <w:tab w:val="num" w:pos="3600"/>
+        </w:tabs>
+        <w:ind w:left="3600" w:hanging="360"/>
+      </w:pPr>
+      <w:rPr>
+        <w:rFonts w:ascii="Symbol" w:hAnsi="Symbol" w:hint="default"/>
+        <w:sz w:val="20"/>
+      </w:rPr>
+    </w:lvl>
+    <w:lvl w:ilvl="5" w:tentative="1">
+      <w:start w:val="1"/>
+      <w:numFmt w:val="bullet"/>
+      <w:lvlText w:val=""/>
+      <w:lvlJc w:val="left"/>
+      <w:pPr>
+        <w:tabs>
+          <w:tab w:val="num" w:pos="4320"/>
+        </w:tabs>
+        <w:ind w:left="4320" w:hanging="360"/>
+      </w:pPr>
+      <w:rPr>
+        <w:rFonts w:ascii="Symbol" w:hAnsi="Symbol" w:hint="default"/>
+        <w:sz w:val="20"/>
+      </w:rPr>
+    </w:lvl>
+    <w:lvl w:ilvl="6" w:tentative="1">
+      <w:start w:val="1"/>
+      <w:numFmt w:val="bullet"/>
+      <w:lvlText w:val=""/>
+      <w:lvlJc w:val="left"/>
+      <w:pPr>
+        <w:tabs>
+          <w:tab w:val="num" w:pos="5040"/>
+        </w:tabs>
+        <w:ind w:left="5040" w:hanging="360"/>
+      </w:pPr>
+      <w:rPr>
+        <w:rFonts w:ascii="Symbol" w:hAnsi="Symbol" w:hint="default"/>
+        <w:sz w:val="20"/>
+      </w:rPr>
+    </w:lvl>
+    <w:lvl w:ilvl="7" w:tentative="1">
+      <w:start w:val="1"/>
+      <w:numFmt w:val="bullet"/>
+      <w:lvlText w:val=""/>
+      <w:lvlJc w:val="left"/>
+      <w:pPr>
+        <w:tabs>
+          <w:tab w:val="num" w:pos="5760"/>
+        </w:tabs>
+        <w:ind w:left="5760" w:hanging="360"/>
+      </w:pPr>
+      <w:rPr>
+        <w:rFonts w:ascii="Symbol" w:hAnsi="Symbol" w:hint="default"/>
+        <w:sz w:val="20"/>
+      </w:rPr>
+    </w:lvl>
+    <w:lvl w:ilvl="8" w:tentative="1">
+      <w:start w:val="1"/>
+      <w:numFmt w:val="bullet"/>
+      <w:lvlText w:val=""/>
+      <w:lvlJc w:val="left"/>
+      <w:pPr>
+        <w:tabs>
+          <w:tab w:val="num" w:pos="6480"/>
+        </w:tabs>
+        <w:ind w:left="6480" w:hanging="360"/>
+      </w:pPr>
+      <w:rPr>
+        <w:rFonts w:ascii="Symbol" w:hAnsi="Symbol" w:hint="default"/>
+        <w:sz w:val="20"/>
+      </w:rPr>
+    </w:lvl>
+  </w:abstractNum>
+  <w:abstractNum w:abstractNumId="25" w15:restartNumberingAfterBreak="0">
     <w:nsid w:val="69244E7A"/>
     <w:multiLevelType w:val="multilevel"/>
     <w:tmpl w:val="D820DD34"/>
@@ -43354,7 +45690,156 @@
       </w:rPr>
     </w:lvl>
   </w:abstractNum>
-  <w:abstractNum w:abstractNumId="25" w15:restartNumberingAfterBreak="0">
+  <w:abstractNum w:abstractNumId="26" w15:restartNumberingAfterBreak="0">
+    <w:nsid w:val="6D396BBD"/>
+    <w:multiLevelType w:val="multilevel"/>
+    <w:tmpl w:val="04B60C1C"/>
+    <w:lvl w:ilvl="0">
+      <w:start w:val="1"/>
+      <w:numFmt w:val="bullet"/>
+      <w:lvlText w:val=""/>
+      <w:lvlJc w:val="left"/>
+      <w:pPr>
+        <w:tabs>
+          <w:tab w:val="num" w:pos="720"/>
+        </w:tabs>
+        <w:ind w:left="720" w:hanging="360"/>
+      </w:pPr>
+      <w:rPr>
+        <w:rFonts w:ascii="Symbol" w:hAnsi="Symbol" w:hint="default"/>
+        <w:sz w:val="20"/>
+      </w:rPr>
+    </w:lvl>
+    <w:lvl w:ilvl="1" w:tentative="1">
+      <w:start w:val="1"/>
+      <w:numFmt w:val="bullet"/>
+      <w:lvlText w:val=""/>
+      <w:lvlJc w:val="left"/>
+      <w:pPr>
+        <w:tabs>
+          <w:tab w:val="num" w:pos="1440"/>
+        </w:tabs>
+        <w:ind w:left="1440" w:hanging="360"/>
+      </w:pPr>
+      <w:rPr>
+        <w:rFonts w:ascii="Symbol" w:hAnsi="Symbol" w:hint="default"/>
+        <w:sz w:val="20"/>
+      </w:rPr>
+    </w:lvl>
+    <w:lvl w:ilvl="2" w:tentative="1">
+      <w:start w:val="1"/>
+      <w:numFmt w:val="bullet"/>
+      <w:lvlText w:val=""/>
+      <w:lvlJc w:val="left"/>
+      <w:pPr>
+        <w:tabs>
+          <w:tab w:val="num" w:pos="2160"/>
+        </w:tabs>
+        <w:ind w:left="2160" w:hanging="360"/>
+      </w:pPr>
+      <w:rPr>
+        <w:rFonts w:ascii="Symbol" w:hAnsi="Symbol" w:hint="default"/>
+        <w:sz w:val="20"/>
+      </w:rPr>
+    </w:lvl>
+    <w:lvl w:ilvl="3" w:tentative="1">
+      <w:start w:val="1"/>
+      <w:numFmt w:val="bullet"/>
+      <w:lvlText w:val=""/>
+      <w:lvlJc w:val="left"/>
+      <w:pPr>
+        <w:tabs>
+          <w:tab w:val="num" w:pos="2880"/>
+        </w:tabs>
+        <w:ind w:left="2880" w:hanging="360"/>
+      </w:pPr>
+      <w:rPr>
+        <w:rFonts w:ascii="Symbol" w:hAnsi="Symbol" w:hint="default"/>
+        <w:sz w:val="20"/>
+      </w:rPr>
+    </w:lvl>
+    <w:lvl w:ilvl="4" w:tentative="1">
+      <w:start w:val="1"/>
+      <w:numFmt w:val="bullet"/>
+      <w:lvlText w:val=""/>
+      <w:lvlJc w:val="left"/>
+      <w:pPr>
+        <w:tabs>
+          <w:tab w:val="num" w:pos="3600"/>
+        </w:tabs>
+        <w:ind w:left="3600" w:hanging="360"/>
+      </w:pPr>
+      <w:rPr>
+        <w:rFonts w:ascii="Symbol" w:hAnsi="Symbol" w:hint="default"/>
+        <w:sz w:val="20"/>
+      </w:rPr>
+    </w:lvl>
+    <w:lvl w:ilvl="5" w:tentative="1">
+      <w:start w:val="1"/>
+      <w:numFmt w:val="bullet"/>
+      <w:lvlText w:val=""/>
+      <w:lvlJc w:val="left"/>
+      <w:pPr>
+        <w:tabs>
+          <w:tab w:val="num" w:pos="4320"/>
+        </w:tabs>
+        <w:ind w:left="4320" w:hanging="360"/>
+      </w:pPr>
+      <w:rPr>
+        <w:rFonts w:ascii="Symbol" w:hAnsi="Symbol" w:hint="default"/>
+        <w:sz w:val="20"/>
+      </w:rPr>
+    </w:lvl>
+    <w:lvl w:ilvl="6" w:tentative="1">
+      <w:start w:val="1"/>
+      <w:numFmt w:val="bullet"/>
+      <w:lvlText w:val=""/>
+      <w:lvlJc w:val="left"/>
+      <w:pPr>
+        <w:tabs>
+          <w:tab w:val="num" w:pos="5040"/>
+        </w:tabs>
+        <w:ind w:left="5040" w:hanging="360"/>
+      </w:pPr>
+      <w:rPr>
+        <w:rFonts w:ascii="Symbol" w:hAnsi="Symbol" w:hint="default"/>
+        <w:sz w:val="20"/>
+      </w:rPr>
+    </w:lvl>
+    <w:lvl w:ilvl="7" w:tentative="1">
+      <w:start w:val="1"/>
+      <w:numFmt w:val="bullet"/>
+      <w:lvlText w:val=""/>
+      <w:lvlJc w:val="left"/>
+      <w:pPr>
+        <w:tabs>
+          <w:tab w:val="num" w:pos="5760"/>
+        </w:tabs>
+        <w:ind w:left="5760" w:hanging="360"/>
+      </w:pPr>
+      <w:rPr>
+        <w:rFonts w:ascii="Symbol" w:hAnsi="Symbol" w:hint="default"/>
+        <w:sz w:val="20"/>
+      </w:rPr>
+    </w:lvl>
+    <w:lvl w:ilvl="8" w:tentative="1">
+      <w:start w:val="1"/>
+      <w:numFmt w:val="bullet"/>
+      <w:lvlText w:val=""/>
+      <w:lvlJc w:val="left"/>
+      <w:pPr>
+        <w:tabs>
+          <w:tab w:val="num" w:pos="6480"/>
+        </w:tabs>
+        <w:ind w:left="6480" w:hanging="360"/>
+      </w:pPr>
+      <w:rPr>
+        <w:rFonts w:ascii="Symbol" w:hAnsi="Symbol" w:hint="default"/>
+        <w:sz w:val="20"/>
+      </w:rPr>
+    </w:lvl>
+  </w:abstractNum>
+  <w:abstractNum w:abstractNumId="27" w15:restartNumberingAfterBreak="0">
     <w:nsid w:val="704D15E2"/>
     <w:multiLevelType w:val="multilevel"/>
     <w:tmpl w:val="7F4AD972"/>
@@ -43467,7 +45952,156 @@
       </w:pPr>
     </w:lvl>
   </w:abstractNum>
-  <w:abstractNum w:abstractNumId="26" w15:restartNumberingAfterBreak="0">
+  <w:abstractNum w:abstractNumId="28" w15:restartNumberingAfterBreak="0">
+    <w:nsid w:val="76C959E9"/>
+    <w:multiLevelType w:val="multilevel"/>
+    <w:tmpl w:val="270AF63A"/>
+    <w:lvl w:ilvl="0">
+      <w:start w:val="1"/>
+      <w:numFmt w:val="bullet"/>
+      <w:lvlText w:val=""/>
+      <w:lvlJc w:val="left"/>
+      <w:pPr>
+        <w:tabs>
+          <w:tab w:val="num" w:pos="720"/>
+        </w:tabs>
+        <w:ind w:left="720" w:hanging="360"/>
+      </w:pPr>
+      <w:rPr>
+        <w:rFonts w:ascii="Symbol" w:hAnsi="Symbol" w:hint="default"/>
+        <w:sz w:val="20"/>
+      </w:rPr>
+    </w:lvl>
+    <w:lvl w:ilvl="1" w:tentative="1">
+      <w:start w:val="1"/>
+      <w:numFmt w:val="bullet"/>
+      <w:lvlText w:val=""/>
+      <w:lvlJc w:val="left"/>
+      <w:pPr>
+        <w:tabs>
+          <w:tab w:val="num" w:pos="1440"/>
+        </w:tabs>
+        <w:ind w:left="1440" w:hanging="360"/>
+      </w:pPr>
+      <w:rPr>
+        <w:rFonts w:ascii="Symbol" w:hAnsi="Symbol" w:hint="default"/>
+        <w:sz w:val="20"/>
+      </w:rPr>
+    </w:lvl>
+    <w:lvl w:ilvl="2" w:tentative="1">
+      <w:start w:val="1"/>
+      <w:numFmt w:val="bullet"/>
+      <w:lvlText w:val=""/>
+      <w:lvlJc w:val="left"/>
+      <w:pPr>
+        <w:tabs>
+          <w:tab w:val="num" w:pos="2160"/>
+        </w:tabs>
+        <w:ind w:left="2160" w:hanging="360"/>
+      </w:pPr>
+      <w:rPr>
+        <w:rFonts w:ascii="Symbol" w:hAnsi="Symbol" w:hint="default"/>
+        <w:sz w:val="20"/>
+      </w:rPr>
+    </w:lvl>
+    <w:lvl w:ilvl="3" w:tentative="1">
+      <w:start w:val="1"/>
+      <w:numFmt w:val="bullet"/>
+      <w:lvlText w:val=""/>
+      <w:lvlJc w:val="left"/>
+      <w:pPr>
+        <w:tabs>
+          <w:tab w:val="num" w:pos="2880"/>
+        </w:tabs>
+        <w:ind w:left="2880" w:hanging="360"/>
+      </w:pPr>
+      <w:rPr>
+        <w:rFonts w:ascii="Symbol" w:hAnsi="Symbol" w:hint="default"/>
+        <w:sz w:val="20"/>
+      </w:rPr>
+    </w:lvl>
+    <w:lvl w:ilvl="4" w:tentative="1">
+      <w:start w:val="1"/>
+      <w:numFmt w:val="bullet"/>
+      <w:lvlText w:val=""/>
+      <w:lvlJc w:val="left"/>
+      <w:pPr>
+        <w:tabs>
+          <w:tab w:val="num" w:pos="3600"/>
+        </w:tabs>
+        <w:ind w:left="3600" w:hanging="360"/>
+      </w:pPr>
+      <w:rPr>
+        <w:rFonts w:ascii="Symbol" w:hAnsi="Symbol" w:hint="default"/>
+        <w:sz w:val="20"/>
+      </w:rPr>
+    </w:lvl>
+    <w:lvl w:ilvl="5" w:tentative="1">
+      <w:start w:val="1"/>
+      <w:numFmt w:val="bullet"/>
+      <w:lvlText w:val=""/>
+      <w:lvlJc w:val="left"/>
+      <w:pPr>
+        <w:tabs>
+          <w:tab w:val="num" w:pos="4320"/>
+        </w:tabs>
+        <w:ind w:left="4320" w:hanging="360"/>
+      </w:pPr>
+      <w:rPr>
+        <w:rFonts w:ascii="Symbol" w:hAnsi="Symbol" w:hint="default"/>
+        <w:sz w:val="20"/>
+      </w:rPr>
+    </w:lvl>
+    <w:lvl w:ilvl="6" w:tentative="1">
+      <w:start w:val="1"/>
+      <w:numFmt w:val="bullet"/>
+      <w:lvlText w:val=""/>
+      <w:lvlJc w:val="left"/>
+      <w:pPr>
+        <w:tabs>
+          <w:tab w:val="num" w:pos="5040"/>
+        </w:tabs>
+        <w:ind w:left="5040" w:hanging="360"/>
+      </w:pPr>
+      <w:rPr>
+        <w:rFonts w:ascii="Symbol" w:hAnsi="Symbol" w:hint="default"/>
+        <w:sz w:val="20"/>
+      </w:rPr>
+    </w:lvl>
+    <w:lvl w:ilvl="7" w:tentative="1">
+      <w:start w:val="1"/>
+      <w:numFmt w:val="bullet"/>
+      <w:lvlText w:val=""/>
+      <w:lvlJc w:val="left"/>
+      <w:pPr>
+        <w:tabs>
+          <w:tab w:val="num" w:pos="5760"/>
+        </w:tabs>
+        <w:ind w:left="5760" w:hanging="360"/>
+      </w:pPr>
+      <w:rPr>
+        <w:rFonts w:ascii="Symbol" w:hAnsi="Symbol" w:hint="default"/>
+        <w:sz w:val="20"/>
+      </w:rPr>
+    </w:lvl>
+    <w:lvl w:ilvl="8" w:tentative="1">
+      <w:start w:val="1"/>
+      <w:numFmt w:val="bullet"/>
+      <w:lvlText w:val=""/>
+      <w:lvlJc w:val="left"/>
+      <w:pPr>
+        <w:tabs>
+          <w:tab w:val="num" w:pos="6480"/>
+        </w:tabs>
+        <w:ind w:left="6480" w:hanging="360"/>
+      </w:pPr>
+      <w:rPr>
+        <w:rFonts w:ascii="Symbol" w:hAnsi="Symbol" w:hint="default"/>
+        <w:sz w:val="20"/>
+      </w:rPr>
+    </w:lvl>
+  </w:abstractNum>
+  <w:abstractNum w:abstractNumId="29" w15:restartNumberingAfterBreak="0">
     <w:nsid w:val="78966E5B"/>
     <w:multiLevelType w:val="multilevel"/>
     <w:tmpl w:val="ED36EF66"/>
@@ -43580,7 +46214,7 @@
       </w:pPr>
     </w:lvl>
   </w:abstractNum>
-  <w:abstractNum w:abstractNumId="27" w15:restartNumberingAfterBreak="0">
+  <w:abstractNum w:abstractNumId="30" w15:restartNumberingAfterBreak="0">
     <w:nsid w:val="794B0439"/>
     <w:multiLevelType w:val="multilevel"/>
     <w:tmpl w:val="7C4CDFAE"/>
@@ -43693,7 +46327,7 @@
       </w:pPr>
     </w:lvl>
   </w:abstractNum>
-  <w:abstractNum w:abstractNumId="28" w15:restartNumberingAfterBreak="0">
+  <w:abstractNum w:abstractNumId="31" w15:restartNumberingAfterBreak="0">
     <w:nsid w:val="79DA7676"/>
     <w:multiLevelType w:val="multilevel"/>
     <w:tmpl w:val="DF2639A2"/>
@@ -43810,7 +46444,7 @@
       </w:pPr>
     </w:lvl>
   </w:abstractNum>
-  <w:abstractNum w:abstractNumId="29" w15:restartNumberingAfterBreak="0">
+  <w:abstractNum w:abstractNumId="32" w15:restartNumberingAfterBreak="0">
     <w:nsid w:val="7A3F26DD"/>
     <w:multiLevelType w:val="multilevel"/>
     <w:tmpl w:val="271E1636"/>
@@ -43945,7 +46579,7 @@
     <w:abstractNumId w:val="14"/>
   </w:num>
   <w:num w:numId="8" w16cid:durableId="1189416595">
-    <w:abstractNumId w:val="24"/>
+    <w:abstractNumId w:val="25"/>
   </w:num>
   <w:num w:numId="9" w16cid:durableId="186061792">
     <w:abstractNumId w:val="19"/>
@@ -43978,7 +46612,7 @@
     <w:abstractNumId w:val="9"/>
   </w:num>
   <w:num w:numId="19" w16cid:durableId="1924800153">
-    <w:abstractNumId w:val="26"/>
+    <w:abstractNumId w:val="29"/>
   </w:num>
   <w:num w:numId="20" w16cid:durableId="1696881846">
     <w:abstractNumId w:val="8"/>
@@ -43999,19 +46633,28 @@
     <w:abstractNumId w:val="12"/>
   </w:num>
   <w:num w:numId="26" w16cid:durableId="959461528">
-    <w:abstractNumId w:val="29"/>
+    <w:abstractNumId w:val="32"/>
   </w:num>
   <w:num w:numId="27" w16cid:durableId="1004671226">
-    <w:abstractNumId w:val="25"/>
+    <w:abstractNumId w:val="27"/>
   </w:num>
   <w:num w:numId="28" w16cid:durableId="1564487679">
-    <w:abstractNumId w:val="27"/>
+    <w:abstractNumId w:val="30"/>
   </w:num>
   <w:num w:numId="29" w16cid:durableId="859272753">
-    <w:abstractNumId w:val="28"/>
+    <w:abstractNumId w:val="31"/>
   </w:num>
   <w:num w:numId="30" w16cid:durableId="961500578">
     <w:abstractNumId w:val="3"/>
+  </w:num>
+  <w:num w:numId="31" w16cid:durableId="660810920">
+    <w:abstractNumId w:val="24"/>
+  </w:num>
+  <w:num w:numId="32" w16cid:durableId="1272322208">
+    <w:abstractNumId w:val="28"/>
+  </w:num>
+  <w:num w:numId="33" w16cid:durableId="1898736511">
+    <w:abstractNumId w:val="26"/>
   </w:num>
 </w:numbering>
 </file>

--- a/google_adsens.docx
+++ b/google_adsens.docx
@@ -4,29 +4,19 @@
   <w:body>
     <w:p>
       <w:r>
-        <w:fldChar w:fldCharType="begin"/>
-      </w:r>
-      <w:r>
-        <w:instrText>HYPERLINK "</w:instrText>
-      </w:r>
-      <w:r>
-        <w:instrText>https://adsense.google.com/adsense/u/0/pub-5089980515174940/onboarding</w:instrText>
-      </w:r>
-      <w:r>
-        <w:instrText>"</w:instrText>
-      </w:r>
-      <w:r>
-        <w:fldChar w:fldCharType="separate"/>
-      </w:r>
-      <w:r>
-        <w:rPr>
-          <w:rStyle w:val="Hyperlink"/>
-        </w:rPr>
-        <w:t>https://adsense.google.com/adsense/u/0/pub-5089980515174940/onboarding</w:t>
-      </w:r>
-      <w:r>
-        <w:fldChar w:fldCharType="end"/>
-      </w:r>
+        <w:t>https://ideea-ta-ai.vercel.app/start?dev=true</w:t>
+      </w:r>
+    </w:p>
+    <w:p/>
+    <w:p>
+      <w:hyperlink r:id="rId5" w:history="1">
+        <w:r>
+          <w:rPr>
+            <w:rStyle w:val="Hyperlink"/>
+          </w:rPr>
+          <w:t>https://adsense.google.com/adsense/u/0/pub-5089980515174940/onboarding</w:t>
+        </w:r>
+      </w:hyperlink>
     </w:p>
     <w:p/>
     <w:p>
@@ -236,74 +226,6 @@
                 <pic:pic xmlns:pic="http://schemas.openxmlformats.org/drawingml/2006/picture">
                   <pic:nvPicPr>
                     <pic:cNvPr id="597708322" name=""/>
-                    <pic:cNvPicPr/>
-                  </pic:nvPicPr>
-                  <pic:blipFill>
-                    <a:blip r:embed="rId5"/>
-                    <a:stretch>
-                      <a:fillRect/>
-                    </a:stretch>
-                  </pic:blipFill>
-                  <pic:spPr>
-                    <a:xfrm>
-                      <a:off x="0" y="0"/>
-                      <a:ext cx="5943600" cy="3343275"/>
-                    </a:xfrm>
-                    <a:prstGeom prst="rect">
-                      <a:avLst/>
-                    </a:prstGeom>
-                  </pic:spPr>
-                </pic:pic>
-              </a:graphicData>
-            </a:graphic>
-          </wp:inline>
-        </w:drawing>
-      </w:r>
-    </w:p>
-    <w:p/>
-    <w:p>
-      <w:r>
-        <w:t>Si</w:t>
-      </w:r>
-    </w:p>
-    <w:p/>
-    <w:p>
-      <w:r>
-        <w:t xml:space="preserve">Cod donate, </w:t>
-      </w:r>
-      <w:proofErr w:type="spellStart"/>
-      <w:r>
-        <w:t>adica</w:t>
-      </w:r>
-      <w:proofErr w:type="spellEnd"/>
-      <w:r>
-        <w:t xml:space="preserve"> </w:t>
-      </w:r>
-      <w:proofErr w:type="spellStart"/>
-      <w:r>
-        <w:t>byemeacoffe</w:t>
-      </w:r>
-      <w:proofErr w:type="spellEnd"/>
-    </w:p>
-    <w:p>
-      <w:r>
-        <w:rPr>
-          <w:noProof/>
-        </w:rPr>
-        <w:lastRenderedPageBreak/>
-        <w:drawing>
-          <wp:inline distT="0" distB="0" distL="0" distR="0" wp14:anchorId="7519B944" wp14:editId="058E63C7">
-            <wp:extent cx="5943600" cy="3343275"/>
-            <wp:effectExtent l="0" t="0" r="0" b="9525"/>
-            <wp:docPr id="1925702587" name="Picture 1"/>
-            <wp:cNvGraphicFramePr>
-              <a:graphicFrameLocks xmlns:a="http://schemas.openxmlformats.org/drawingml/2006/main" noChangeAspect="1"/>
-            </wp:cNvGraphicFramePr>
-            <a:graphic xmlns:a="http://schemas.openxmlformats.org/drawingml/2006/main">
-              <a:graphicData uri="http://schemas.openxmlformats.org/drawingml/2006/picture">
-                <pic:pic xmlns:pic="http://schemas.openxmlformats.org/drawingml/2006/picture">
-                  <pic:nvPicPr>
-                    <pic:cNvPr id="1925702587" name=""/>
                     <pic:cNvPicPr/>
                   </pic:nvPicPr>
                   <pic:blipFill>
@@ -331,6 +253,74 @@
     <w:p/>
     <w:p>
       <w:r>
+        <w:t>Si</w:t>
+      </w:r>
+    </w:p>
+    <w:p/>
+    <w:p>
+      <w:r>
+        <w:t xml:space="preserve">Cod donate, </w:t>
+      </w:r>
+      <w:proofErr w:type="spellStart"/>
+      <w:r>
+        <w:t>adica</w:t>
+      </w:r>
+      <w:proofErr w:type="spellEnd"/>
+      <w:r>
+        <w:t xml:space="preserve"> </w:t>
+      </w:r>
+      <w:proofErr w:type="spellStart"/>
+      <w:r>
+        <w:t>byemeacoffe</w:t>
+      </w:r>
+      <w:proofErr w:type="spellEnd"/>
+    </w:p>
+    <w:p>
+      <w:r>
+        <w:rPr>
+          <w:noProof/>
+        </w:rPr>
+        <w:lastRenderedPageBreak/>
+        <w:drawing>
+          <wp:inline distT="0" distB="0" distL="0" distR="0" wp14:anchorId="7519B944" wp14:editId="058E63C7">
+            <wp:extent cx="5943600" cy="3343275"/>
+            <wp:effectExtent l="0" t="0" r="0" b="9525"/>
+            <wp:docPr id="1925702587" name="Picture 1"/>
+            <wp:cNvGraphicFramePr>
+              <a:graphicFrameLocks xmlns:a="http://schemas.openxmlformats.org/drawingml/2006/main" noChangeAspect="1"/>
+            </wp:cNvGraphicFramePr>
+            <a:graphic xmlns:a="http://schemas.openxmlformats.org/drawingml/2006/main">
+              <a:graphicData uri="http://schemas.openxmlformats.org/drawingml/2006/picture">
+                <pic:pic xmlns:pic="http://schemas.openxmlformats.org/drawingml/2006/picture">
+                  <pic:nvPicPr>
+                    <pic:cNvPr id="1925702587" name=""/>
+                    <pic:cNvPicPr/>
+                  </pic:nvPicPr>
+                  <pic:blipFill>
+                    <a:blip r:embed="rId7"/>
+                    <a:stretch>
+                      <a:fillRect/>
+                    </a:stretch>
+                  </pic:blipFill>
+                  <pic:spPr>
+                    <a:xfrm>
+                      <a:off x="0" y="0"/>
+                      <a:ext cx="5943600" cy="3343275"/>
+                    </a:xfrm>
+                    <a:prstGeom prst="rect">
+                      <a:avLst/>
+                    </a:prstGeom>
+                  </pic:spPr>
+                </pic:pic>
+              </a:graphicData>
+            </a:graphic>
+          </wp:inline>
+        </w:drawing>
+      </w:r>
+    </w:p>
+    <w:p/>
+    <w:p>
+      <w:r>
         <w:rPr>
           <w:noProof/>
         </w:rPr>
@@ -353,7 +343,7 @@
                     </pic:cNvPicPr>
                   </pic:nvPicPr>
                   <pic:blipFill>
-                    <a:blip r:embed="rId7">
+                    <a:blip r:embed="rId8">
                       <a:extLst>
                         <a:ext uri="{28A0092B-C50C-407E-A947-70E740481C1C}">
                           <a14:useLocalDpi xmlns:a14="http://schemas.microsoft.com/office/drawing/2010/main" val="0"/>
@@ -409,7 +399,7 @@
                     <pic:cNvPicPr/>
                   </pic:nvPicPr>
                   <pic:blipFill>
-                    <a:blip r:embed="rId8"/>
+                    <a:blip r:embed="rId9"/>
                     <a:stretch>
                       <a:fillRect/>
                     </a:stretch>
@@ -4120,15 +4110,7 @@
       </w:r>
       <w:proofErr w:type="spellEnd"/>
       <w:r>
-        <w:t xml:space="preserve"> le-</w:t>
-      </w:r>
-      <w:proofErr w:type="gramStart"/>
-      <w:r>
-        <w:t>a</w:t>
-      </w:r>
-      <w:proofErr w:type="gramEnd"/>
-      <w:r>
-        <w:t xml:space="preserve"> </w:t>
+        <w:t xml:space="preserve"> le-a </w:t>
       </w:r>
       <w:proofErr w:type="spellStart"/>
       <w:r>
@@ -7699,15 +7681,7 @@
       </w:r>
       <w:proofErr w:type="spellEnd"/>
       <w:r>
-        <w:t xml:space="preserve"> le-</w:t>
-      </w:r>
-      <w:proofErr w:type="gramStart"/>
-      <w:r>
-        <w:t>a</w:t>
-      </w:r>
-      <w:proofErr w:type="gramEnd"/>
-      <w:r>
-        <w:t xml:space="preserve"> </w:t>
+        <w:t xml:space="preserve"> le-a </w:t>
       </w:r>
       <w:proofErr w:type="spellStart"/>
       <w:r>
@@ -10996,15 +10970,7 @@
       </w:r>
       <w:proofErr w:type="spellEnd"/>
       <w:r>
-        <w:t xml:space="preserve"> </w:t>
-      </w:r>
-      <w:proofErr w:type="gramStart"/>
-      <w:r>
-        <w:t>un plan</w:t>
-      </w:r>
-      <w:proofErr w:type="gramEnd"/>
-      <w:r>
-        <w:t xml:space="preserve"> </w:t>
+        <w:t xml:space="preserve"> un plan </w:t>
       </w:r>
       <w:proofErr w:type="spellStart"/>
       <w:r>
@@ -16012,12 +15978,10 @@
         <w:t xml:space="preserve"> de pe TikTok, Facebook, Instagram, Telegram </w:t>
       </w:r>
       <w:proofErr w:type="spellStart"/>
-      <w:proofErr w:type="gramStart"/>
       <w:r>
         <w:t>etc.Cum</w:t>
       </w:r>
       <w:proofErr w:type="spellEnd"/>
-      <w:proofErr w:type="gramEnd"/>
       <w:r>
         <w:t xml:space="preserve"> </w:t>
       </w:r>
@@ -16088,15 +16052,7 @@
       </w:r>
       <w:proofErr w:type="spellEnd"/>
       <w:r>
-        <w:t xml:space="preserve"> </w:t>
-      </w:r>
-      <w:proofErr w:type="gramStart"/>
-      <w:r>
-        <w:t>un link</w:t>
-      </w:r>
-      <w:proofErr w:type="gramEnd"/>
-      <w:r>
-        <w:t xml:space="preserve"> special, de </w:t>
+        <w:t xml:space="preserve"> un link special, de </w:t>
       </w:r>
       <w:proofErr w:type="spellStart"/>
       <w:r>
@@ -16870,17 +16826,12 @@
         <w:t xml:space="preserve">cum pot </w:t>
       </w:r>
       <w:proofErr w:type="spellStart"/>
-      <w:proofErr w:type="gramStart"/>
       <w:r>
         <w:t>verifica</w:t>
       </w:r>
       <w:proofErr w:type="spellEnd"/>
       <w:r>
-        <w:t xml:space="preserve"> ?</w:t>
-      </w:r>
-      <w:proofErr w:type="gramEnd"/>
-      <w:r>
-        <w:t xml:space="preserve"> am telegram, </w:t>
+        <w:t xml:space="preserve"> ? am telegram, </w:t>
       </w:r>
       <w:proofErr w:type="spellStart"/>
       <w:r>
@@ -17668,15 +17619,7 @@
       </w:r>
       <w:proofErr w:type="spellEnd"/>
       <w:r>
-        <w:t>-</w:t>
-      </w:r>
-      <w:proofErr w:type="gramStart"/>
-      <w:r>
-        <w:t>un Story</w:t>
-      </w:r>
-      <w:proofErr w:type="gramEnd"/>
-      <w:r>
-        <w:t xml:space="preserve"> pe Instagram pe </w:t>
+        <w:t xml:space="preserve">-un Story pe Instagram pe </w:t>
       </w:r>
       <w:proofErr w:type="spellStart"/>
       <w:r>
@@ -19454,15 +19397,7 @@
       </w:r>
       <w:proofErr w:type="spellEnd"/>
       <w:r>
-        <w:t xml:space="preserve"> a </w:t>
-      </w:r>
-      <w:proofErr w:type="gramStart"/>
-      <w:r>
-        <w:t>continua</w:t>
-      </w:r>
-      <w:proofErr w:type="gramEnd"/>
-      <w:r>
-        <w:t xml:space="preserve">."* 2. **Are </w:t>
+        <w:t xml:space="preserve"> a continua."* 2. **Are </w:t>
       </w:r>
       <w:proofErr w:type="spellStart"/>
       <w:r>
@@ -19502,15 +19437,7 @@
       </w:r>
       <w:proofErr w:type="spellEnd"/>
       <w:r>
-        <w:t xml:space="preserve"> EXACT DE DOUĂ </w:t>
-      </w:r>
-      <w:proofErr w:type="gramStart"/>
-      <w:r>
-        <w:t>ORI.*</w:t>
-      </w:r>
-      <w:proofErr w:type="gramEnd"/>
-      <w:r>
-        <w:t xml:space="preserve">* (Ex: </w:t>
+        <w:t xml:space="preserve"> EXACT DE DOUĂ ORI.** (Ex: </w:t>
       </w:r>
       <w:proofErr w:type="spellStart"/>
       <w:r>
@@ -20236,15 +20163,7 @@
       </w:r>
       <w:proofErr w:type="spellEnd"/>
       <w:r>
-        <w:t xml:space="preserve"> din spate" (</w:t>
-      </w:r>
-      <w:proofErr w:type="gramStart"/>
-      <w:r>
-        <w:t>un link</w:t>
-      </w:r>
-      <w:proofErr w:type="gramEnd"/>
-      <w:r>
-        <w:t xml:space="preserve"> secret) pe care o </w:t>
+        <w:t xml:space="preserve"> din spate" (un link secret) pe care o </w:t>
       </w:r>
       <w:proofErr w:type="spellStart"/>
       <w:r>
@@ -20462,7 +20381,7 @@
         </w:rPr>
         <w:t> </w:t>
       </w:r>
-      <w:hyperlink r:id="rId9" w:history="1">
+      <w:hyperlink r:id="rId10" w:history="1">
         <w:r>
           <w:rPr>
             <w:rStyle w:val="Hyperlink"/>
@@ -20479,17 +20398,12 @@
         <w:t xml:space="preserve">Acel </w:t>
       </w:r>
       <w:proofErr w:type="spellStart"/>
-      <w:proofErr w:type="gramStart"/>
       <w:r>
         <w:t>cuvânt</w:t>
       </w:r>
       <w:proofErr w:type="spellEnd"/>
       <w:r>
-        <w:t> ?dev</w:t>
-      </w:r>
-      <w:proofErr w:type="gramEnd"/>
-      <w:r>
-        <w:t xml:space="preserve">=true de la </w:t>
+        <w:t xml:space="preserve"> ?dev=true de la </w:t>
       </w:r>
       <w:proofErr w:type="spellStart"/>
       <w:r>
@@ -21581,15 +21495,7 @@
       </w:r>
       <w:proofErr w:type="spellEnd"/>
       <w:r>
-        <w:t xml:space="preserve"> de </w:t>
-      </w:r>
-      <w:proofErr w:type="gramStart"/>
-      <w:r>
-        <w:t>a</w:t>
-      </w:r>
-      <w:proofErr w:type="gramEnd"/>
-      <w:r>
-        <w:t xml:space="preserve"> </w:t>
+        <w:t xml:space="preserve"> de a </w:t>
       </w:r>
       <w:proofErr w:type="spellStart"/>
       <w:r>
@@ -21896,15 +21802,7 @@
       </w:r>
       <w:proofErr w:type="spellEnd"/>
       <w:r>
-        <w:t xml:space="preserve"> </w:t>
-      </w:r>
-      <w:proofErr w:type="gramStart"/>
-      <w:r>
-        <w:t>un ID</w:t>
-      </w:r>
-      <w:proofErr w:type="gramEnd"/>
-      <w:r>
-        <w:t xml:space="preserve"> </w:t>
+        <w:t xml:space="preserve"> un ID </w:t>
       </w:r>
       <w:proofErr w:type="spellStart"/>
       <w:r>
@@ -21944,15 +21842,7 @@
       </w:r>
       <w:proofErr w:type="spellEnd"/>
       <w:r>
-        <w:t xml:space="preserve"> PDF </w:t>
-      </w:r>
-      <w:proofErr w:type="gramStart"/>
-      <w:r>
-        <w:t>un link</w:t>
-      </w:r>
-      <w:proofErr w:type="gramEnd"/>
-      <w:r>
-        <w:t xml:space="preserve"> </w:t>
+        <w:t xml:space="preserve"> PDF un link </w:t>
       </w:r>
       <w:proofErr w:type="spellStart"/>
       <w:r>
@@ -22210,15 +22100,7 @@
       </w:r>
       <w:proofErr w:type="spellEnd"/>
       <w:r>
-        <w:t xml:space="preserve"> (</w:t>
-      </w:r>
-      <w:proofErr w:type="gramStart"/>
-      <w:r>
-        <w:t>un Pop-up</w:t>
-      </w:r>
-      <w:proofErr w:type="gramEnd"/>
-      <w:r>
-        <w:t xml:space="preserve"> </w:t>
+        <w:t xml:space="preserve"> (un Pop-up </w:t>
       </w:r>
       <w:proofErr w:type="spellStart"/>
       <w:r>
@@ -23002,12 +22884,10 @@
         <w:t> </w:t>
       </w:r>
       <w:proofErr w:type="spellStart"/>
-      <w:proofErr w:type="gramStart"/>
       <w:r>
         <w:t>pdf.link</w:t>
       </w:r>
       <w:proofErr w:type="spellEnd"/>
-      <w:proofErr w:type="gramEnd"/>
       <w:r>
         <w:t>(...).</w:t>
       </w:r>
@@ -23815,15 +23695,7 @@
       </w:r>
       <w:proofErr w:type="spellEnd"/>
       <w:r>
-        <w:t xml:space="preserve"> </w:t>
-      </w:r>
-      <w:proofErr w:type="gramStart"/>
-      <w:r>
-        <w:t>un ID</w:t>
-      </w:r>
-      <w:proofErr w:type="gramEnd"/>
-      <w:r>
-        <w:t xml:space="preserve"> </w:t>
+        <w:t xml:space="preserve"> un ID </w:t>
       </w:r>
       <w:proofErr w:type="spellStart"/>
       <w:r>
@@ -23931,15 +23803,7 @@
       </w:r>
       <w:proofErr w:type="spellEnd"/>
       <w:r>
-        <w:t xml:space="preserve"> </w:t>
-      </w:r>
-      <w:proofErr w:type="gramStart"/>
-      <w:r>
-        <w:t>a</w:t>
-      </w:r>
-      <w:proofErr w:type="gramEnd"/>
-      <w:r>
-        <w:t xml:space="preserve"> </w:t>
+        <w:t xml:space="preserve"> a </w:t>
       </w:r>
       <w:proofErr w:type="spellStart"/>
       <w:r>
@@ -25018,17 +24882,12 @@
         <w:t xml:space="preserve"> ID-ul ca link </w:t>
       </w:r>
       <w:proofErr w:type="spellStart"/>
-      <w:proofErr w:type="gramStart"/>
       <w:r>
         <w:t>unic</w:t>
       </w:r>
       <w:proofErr w:type="spellEnd"/>
       <w:r>
-        <w:t xml:space="preserve">  il</w:t>
-      </w:r>
-      <w:proofErr w:type="gramEnd"/>
-      <w:r>
-        <w:t xml:space="preserve"> </w:t>
+        <w:t xml:space="preserve">  il </w:t>
       </w:r>
       <w:proofErr w:type="spellStart"/>
       <w:r>
@@ -25079,7 +24938,6 @@
         <w:t xml:space="preserve"> de </w:t>
       </w:r>
       <w:proofErr w:type="spellStart"/>
-      <w:proofErr w:type="gramStart"/>
       <w:r>
         <w:t>aplicatii</w:t>
       </w:r>
@@ -25088,7 +24946,6 @@
         <w:t>(</w:t>
       </w:r>
       <w:proofErr w:type="spellStart"/>
-      <w:proofErr w:type="gramEnd"/>
       <w:r>
         <w:t>ce</w:t>
       </w:r>
@@ -25724,26 +25581,14 @@
         </w:numPr>
       </w:pPr>
       <w:r>
-        <w:t xml:space="preserve">Am pus </w:t>
-      </w:r>
-      <w:proofErr w:type="gramStart"/>
-      <w:r>
-        <w:t>un </w:t>
-      </w:r>
-      <w:r>
-        <w:rPr>
-          <w:b/>
-          <w:bCs/>
-        </w:rPr>
-        <w:t>DELAY</w:t>
-      </w:r>
-      <w:proofErr w:type="gramEnd"/>
-      <w:r>
-        <w:rPr>
-          <w:b/>
-          <w:bCs/>
-        </w:rPr>
-        <w:t xml:space="preserve"> (</w:t>
+        <w:t>Am pus un </w:t>
+      </w:r>
+      <w:r>
+        <w:rPr>
+          <w:b/>
+          <w:bCs/>
+        </w:rPr>
+        <w:t>DELAY (</w:t>
       </w:r>
       <w:proofErr w:type="spellStart"/>
       <w:r>
@@ -26405,15 +26250,7 @@
       </w:r>
       <w:proofErr w:type="spellEnd"/>
       <w:r>
-        <w:t xml:space="preserve"> direct click pe </w:t>
-      </w:r>
-      <w:proofErr w:type="gramStart"/>
-      <w:r>
-        <w:t>un PDF</w:t>
-      </w:r>
-      <w:proofErr w:type="gramEnd"/>
-      <w:r>
-        <w:t xml:space="preserve"> </w:t>
+        <w:t xml:space="preserve"> direct click pe un PDF </w:t>
       </w:r>
       <w:proofErr w:type="spellStart"/>
       <w:r>
@@ -27175,15 +27012,7 @@
       </w:r>
       <w:proofErr w:type="spellEnd"/>
       <w:r>
-        <w:t xml:space="preserve"> </w:t>
-      </w:r>
-      <w:proofErr w:type="gramStart"/>
-      <w:r>
-        <w:t>a</w:t>
-      </w:r>
-      <w:proofErr w:type="gramEnd"/>
-      <w:r>
-        <w:t xml:space="preserve"> </w:t>
+        <w:t xml:space="preserve"> a </w:t>
       </w:r>
       <w:proofErr w:type="spellStart"/>
       <w:r>
@@ -29033,17 +28862,12 @@
         <w:t xml:space="preserve"> e </w:t>
       </w:r>
       <w:proofErr w:type="spellStart"/>
-      <w:proofErr w:type="gramStart"/>
       <w:r>
         <w:t>varianta</w:t>
       </w:r>
       <w:proofErr w:type="spellEnd"/>
       <w:r>
-        <w:t xml:space="preserve"> :Cea</w:t>
-      </w:r>
-      <w:proofErr w:type="gramEnd"/>
-      <w:r>
-        <w:t xml:space="preserve"> </w:t>
+        <w:t xml:space="preserve"> :Cea </w:t>
       </w:r>
       <w:proofErr w:type="spellStart"/>
       <w:r>
@@ -31433,7 +31257,7 @@
                     <pic:cNvPicPr/>
                   </pic:nvPicPr>
                   <pic:blipFill>
-                    <a:blip r:embed="rId10"/>
+                    <a:blip r:embed="rId11"/>
                     <a:stretch>
                       <a:fillRect/>
                     </a:stretch>
@@ -32546,18 +32370,13 @@
       </w:r>
       <w:proofErr w:type="spellEnd"/>
       <w:r>
-        <w:t xml:space="preserve"> in </w:t>
-      </w:r>
-      <w:proofErr w:type="gramStart"/>
-      <w:r>
-        <w:t>pdf ;</w:t>
+        <w:t xml:space="preserve"> in pdf ;</w:t>
       </w:r>
       <w:proofErr w:type="spellStart"/>
       <w:r>
         <w:t>i</w:t>
       </w:r>
       <w:proofErr w:type="spellEnd"/>
-      <w:proofErr w:type="gramEnd"/>
       <w:r>
         <w:t xml:space="preserve"> in </w:t>
       </w:r>
@@ -34215,15 +34034,7 @@
       </w:r>
       <w:proofErr w:type="spellEnd"/>
       <w:r>
-        <w:t xml:space="preserve"> </w:t>
-      </w:r>
-      <w:proofErr w:type="gramStart"/>
-      <w:r>
-        <w:t>a</w:t>
-      </w:r>
-      <w:proofErr w:type="gramEnd"/>
-      <w:r>
-        <w:t xml:space="preserve"> </w:t>
+        <w:t xml:space="preserve"> a </w:t>
       </w:r>
       <w:proofErr w:type="spellStart"/>
       <w:r>
@@ -34540,15 +34351,7 @@
       </w:r>
       <w:proofErr w:type="spellEnd"/>
       <w:r>
-        <w:t xml:space="preserve"> fie </w:t>
-      </w:r>
-      <w:proofErr w:type="gramStart"/>
-      <w:r>
-        <w:t>un link</w:t>
-      </w:r>
-      <w:proofErr w:type="gramEnd"/>
-      <w:r>
-        <w:t xml:space="preserve"> pe care </w:t>
+        <w:t xml:space="preserve"> fie un link pe care </w:t>
       </w:r>
       <w:proofErr w:type="spellStart"/>
       <w:r>
@@ -34663,15 +34466,7 @@
       </w:r>
       <w:proofErr w:type="spellEnd"/>
       <w:r>
-        <w:t xml:space="preserve"> </w:t>
-      </w:r>
-      <w:proofErr w:type="gramStart"/>
-      <w:r>
-        <w:t>un link</w:t>
-      </w:r>
-      <w:proofErr w:type="gramEnd"/>
-      <w:r>
-        <w:t xml:space="preserve"> </w:t>
+        <w:t xml:space="preserve"> un link </w:t>
       </w:r>
       <w:proofErr w:type="spellStart"/>
       <w:r>
@@ -35174,15 +34969,7 @@
       </w:r>
       <w:proofErr w:type="spellEnd"/>
       <w:r>
-        <w:t xml:space="preserve"> fie </w:t>
-      </w:r>
-      <w:proofErr w:type="gramStart"/>
-      <w:r>
-        <w:t>un link</w:t>
-      </w:r>
-      <w:proofErr w:type="gramEnd"/>
-      <w:r>
-        <w:t xml:space="preserve"> pe care </w:t>
+        <w:t xml:space="preserve"> fie un link pe care </w:t>
       </w:r>
       <w:proofErr w:type="spellStart"/>
       <w:r>
@@ -35262,15 +35049,7 @@
       </w:r>
       <w:proofErr w:type="spellEnd"/>
       <w:r>
-        <w:t xml:space="preserve"> </w:t>
-      </w:r>
-      <w:proofErr w:type="gramStart"/>
-      <w:r>
-        <w:t>un link</w:t>
-      </w:r>
-      <w:proofErr w:type="gramEnd"/>
-      <w:r>
-        <w:t xml:space="preserve"> </w:t>
+        <w:t xml:space="preserve"> un link </w:t>
       </w:r>
       <w:proofErr w:type="spellStart"/>
       <w:r>
@@ -35694,23 +35473,7 @@
           <w:b/>
           <w:bCs/>
         </w:rPr>
-        <w:t xml:space="preserve"> fie </w:t>
-      </w:r>
-      <w:proofErr w:type="gramStart"/>
-      <w:r>
-        <w:rPr>
-          <w:b/>
-          <w:bCs/>
-        </w:rPr>
-        <w:t>un link</w:t>
-      </w:r>
-      <w:proofErr w:type="gramEnd"/>
-      <w:r>
-        <w:rPr>
-          <w:b/>
-          <w:bCs/>
-        </w:rPr>
-        <w:t xml:space="preserve"> </w:t>
+        <w:t xml:space="preserve"> fie un link </w:t>
       </w:r>
       <w:proofErr w:type="spellStart"/>
       <w:r>
@@ -36094,7 +35857,6 @@
         </w:rPr>
         <w:t>🚀</w:t>
       </w:r>
-      <w:proofErr w:type="gramStart"/>
       <w:r>
         <w:rPr>
           <w:i/>
@@ -36103,11 +35865,7 @@
         <w:t>"</w:t>
       </w:r>
       <w:r>
-        <w:t>.</w:t>
-      </w:r>
-      <w:proofErr w:type="gramEnd"/>
-      <w:r>
-        <w:t xml:space="preserve"> </w:t>
+        <w:t xml:space="preserve">. </w:t>
       </w:r>
       <w:proofErr w:type="spellStart"/>
       <w:r>
@@ -36280,26 +36038,14 @@
       </w:r>
       <w:proofErr w:type="spellEnd"/>
       <w:r>
-        <w:t xml:space="preserve"> </w:t>
-      </w:r>
-      <w:proofErr w:type="gramStart"/>
-      <w:r>
-        <w:t>un </w:t>
-      </w:r>
-      <w:r>
-        <w:rPr>
-          <w:b/>
-          <w:bCs/>
-        </w:rPr>
-        <w:t>Refresh</w:t>
-      </w:r>
-      <w:proofErr w:type="gramEnd"/>
-      <w:r>
-        <w:rPr>
-          <w:b/>
-          <w:bCs/>
-        </w:rPr>
-        <w:t xml:space="preserve"> (F5)</w:t>
+        <w:t xml:space="preserve"> un </w:t>
+      </w:r>
+      <w:r>
+        <w:rPr>
+          <w:b/>
+          <w:bCs/>
+        </w:rPr>
+        <w:t>Refresh (F5)</w:t>
       </w:r>
       <w:r>
         <w:t xml:space="preserve"> la site, </w:t>
@@ -36568,59 +36314,6 @@
                 <pic:pic xmlns:pic="http://schemas.openxmlformats.org/drawingml/2006/picture">
                   <pic:nvPicPr>
                     <pic:cNvPr id="0" name="Picture 18" descr="User uploaded media 1"/>
-                    <pic:cNvPicPr>
-                      <a:picLocks noChangeAspect="1" noChangeArrowheads="1"/>
-                    </pic:cNvPicPr>
-                  </pic:nvPicPr>
-                  <pic:blipFill>
-                    <a:blip r:embed="rId11">
-                      <a:extLst>
-                        <a:ext uri="{28A0092B-C50C-407E-A947-70E740481C1C}">
-                          <a14:useLocalDpi xmlns:a14="http://schemas.microsoft.com/office/drawing/2010/main" val="0"/>
-                        </a:ext>
-                      </a:extLst>
-                    </a:blip>
-                    <a:srcRect/>
-                    <a:stretch>
-                      <a:fillRect/>
-                    </a:stretch>
-                  </pic:blipFill>
-                  <pic:spPr bwMode="auto">
-                    <a:xfrm>
-                      <a:off x="0" y="0"/>
-                      <a:ext cx="3048000" cy="1714500"/>
-                    </a:xfrm>
-                    <a:prstGeom prst="rect">
-                      <a:avLst/>
-                    </a:prstGeom>
-                    <a:noFill/>
-                    <a:ln>
-                      <a:noFill/>
-                    </a:ln>
-                  </pic:spPr>
-                </pic:pic>
-              </a:graphicData>
-            </a:graphic>
-          </wp:inline>
-        </w:drawing>
-      </w:r>
-    </w:p>
-    <w:p>
-      <w:r>
-        <w:lastRenderedPageBreak/>
-        <w:drawing>
-          <wp:inline distT="0" distB="0" distL="0" distR="0" wp14:anchorId="2C367578" wp14:editId="42B742E5">
-            <wp:extent cx="3048000" cy="1714500"/>
-            <wp:effectExtent l="0" t="0" r="0" b="0"/>
-            <wp:docPr id="1305483680" name="Picture 5" descr="User uploaded media 2"/>
-            <wp:cNvGraphicFramePr>
-              <a:graphicFrameLocks xmlns:a="http://schemas.openxmlformats.org/drawingml/2006/main" noChangeAspect="1"/>
-            </wp:cNvGraphicFramePr>
-            <a:graphic xmlns:a="http://schemas.openxmlformats.org/drawingml/2006/main">
-              <a:graphicData uri="http://schemas.openxmlformats.org/drawingml/2006/picture">
-                <pic:pic xmlns:pic="http://schemas.openxmlformats.org/drawingml/2006/picture">
-                  <pic:nvPicPr>
-                    <pic:cNvPr id="0" name="Picture 19" descr="User uploaded media 2"/>
                     <pic:cNvPicPr>
                       <a:picLocks noChangeAspect="1" noChangeArrowheads="1"/>
                     </pic:cNvPicPr>
@@ -36660,11 +36353,12 @@
     </w:p>
     <w:p>
       <w:r>
+        <w:lastRenderedPageBreak/>
         <w:drawing>
-          <wp:inline distT="0" distB="0" distL="0" distR="0" wp14:anchorId="404543ED" wp14:editId="2B998371">
+          <wp:inline distT="0" distB="0" distL="0" distR="0" wp14:anchorId="2C367578" wp14:editId="42B742E5">
             <wp:extent cx="3048000" cy="1714500"/>
             <wp:effectExtent l="0" t="0" r="0" b="0"/>
-            <wp:docPr id="132365242" name="Picture 4" descr="User uploaded media 3"/>
+            <wp:docPr id="1305483680" name="Picture 5" descr="User uploaded media 2"/>
             <wp:cNvGraphicFramePr>
               <a:graphicFrameLocks xmlns:a="http://schemas.openxmlformats.org/drawingml/2006/main" noChangeAspect="1"/>
             </wp:cNvGraphicFramePr>
@@ -36672,7 +36366,7 @@
               <a:graphicData uri="http://schemas.openxmlformats.org/drawingml/2006/picture">
                 <pic:pic xmlns:pic="http://schemas.openxmlformats.org/drawingml/2006/picture">
                   <pic:nvPicPr>
-                    <pic:cNvPr id="0" name="Picture 20" descr="User uploaded media 3"/>
+                    <pic:cNvPr id="0" name="Picture 19" descr="User uploaded media 2"/>
                     <pic:cNvPicPr>
                       <a:picLocks noChangeAspect="1" noChangeArrowheads="1"/>
                     </pic:cNvPicPr>
@@ -36712,168 +36406,207 @@
     </w:p>
     <w:p>
       <w:r>
-        <w:t xml:space="preserve">inca o data </w:t>
-      </w:r>
-      <w:proofErr w:type="spellStart"/>
-      <w:r>
-        <w:t>neprofesional</w:t>
-      </w:r>
-      <w:proofErr w:type="spellEnd"/>
-      <w:r>
-        <w:t xml:space="preserve"> cu text </w:t>
-      </w:r>
-      <w:proofErr w:type="spellStart"/>
-      <w:r>
-        <w:t>trunchiat</w:t>
-      </w:r>
-      <w:proofErr w:type="spellEnd"/>
-      <w:r>
-        <w:t xml:space="preserve"> </w:t>
-      </w:r>
-      <w:proofErr w:type="spellStart"/>
-      <w:r>
-        <w:t>arata</w:t>
-      </w:r>
-      <w:proofErr w:type="spellEnd"/>
-      <w:r>
-        <w:t xml:space="preserve"> </w:t>
-      </w:r>
-      <w:proofErr w:type="spellStart"/>
-      <w:r>
-        <w:t>oribil</w:t>
-      </w:r>
-      <w:proofErr w:type="spellEnd"/>
-      <w:r>
-        <w:t>. m-</w:t>
-      </w:r>
-      <w:proofErr w:type="gramStart"/>
-      <w:r>
-        <w:t>a</w:t>
-      </w:r>
-      <w:proofErr w:type="gramEnd"/>
-      <w:r>
-        <w:t xml:space="preserve"> </w:t>
-      </w:r>
-      <w:proofErr w:type="spellStart"/>
-      <w:r>
-        <w:t>adus</w:t>
-      </w:r>
-      <w:proofErr w:type="spellEnd"/>
-      <w:r>
-        <w:t xml:space="preserve"> direct in </w:t>
-      </w:r>
-      <w:proofErr w:type="spellStart"/>
-      <w:r>
-        <w:t>proiectul</w:t>
-      </w:r>
-      <w:proofErr w:type="spellEnd"/>
-      <w:r>
-        <w:t xml:space="preserve"> din pdf</w:t>
-      </w:r>
-      <w:proofErr w:type="gramStart"/>
-      <w:r>
-        <w:t>....super</w:t>
-      </w:r>
-      <w:proofErr w:type="gramEnd"/>
+        <w:drawing>
+          <wp:inline distT="0" distB="0" distL="0" distR="0" wp14:anchorId="404543ED" wp14:editId="2B998371">
+            <wp:extent cx="3048000" cy="1714500"/>
+            <wp:effectExtent l="0" t="0" r="0" b="0"/>
+            <wp:docPr id="132365242" name="Picture 4" descr="User uploaded media 3"/>
+            <wp:cNvGraphicFramePr>
+              <a:graphicFrameLocks xmlns:a="http://schemas.openxmlformats.org/drawingml/2006/main" noChangeAspect="1"/>
+            </wp:cNvGraphicFramePr>
+            <a:graphic xmlns:a="http://schemas.openxmlformats.org/drawingml/2006/main">
+              <a:graphicData uri="http://schemas.openxmlformats.org/drawingml/2006/picture">
+                <pic:pic xmlns:pic="http://schemas.openxmlformats.org/drawingml/2006/picture">
+                  <pic:nvPicPr>
+                    <pic:cNvPr id="0" name="Picture 20" descr="User uploaded media 3"/>
+                    <pic:cNvPicPr>
+                      <a:picLocks noChangeAspect="1" noChangeArrowheads="1"/>
+                    </pic:cNvPicPr>
+                  </pic:nvPicPr>
+                  <pic:blipFill>
+                    <a:blip r:embed="rId14">
+                      <a:extLst>
+                        <a:ext uri="{28A0092B-C50C-407E-A947-70E740481C1C}">
+                          <a14:useLocalDpi xmlns:a14="http://schemas.microsoft.com/office/drawing/2010/main" val="0"/>
+                        </a:ext>
+                      </a:extLst>
+                    </a:blip>
+                    <a:srcRect/>
+                    <a:stretch>
+                      <a:fillRect/>
+                    </a:stretch>
+                  </pic:blipFill>
+                  <pic:spPr bwMode="auto">
+                    <a:xfrm>
+                      <a:off x="0" y="0"/>
+                      <a:ext cx="3048000" cy="1714500"/>
+                    </a:xfrm>
+                    <a:prstGeom prst="rect">
+                      <a:avLst/>
+                    </a:prstGeom>
+                    <a:noFill/>
+                    <a:ln>
+                      <a:noFill/>
+                    </a:ln>
+                  </pic:spPr>
+                </pic:pic>
+              </a:graphicData>
+            </a:graphic>
+          </wp:inline>
+        </w:drawing>
+      </w:r>
     </w:p>
     <w:p>
       <w:r>
-        <w:t>5:44 PM</w:t>
+        <w:t xml:space="preserve">inca o data </w:t>
+      </w:r>
+      <w:proofErr w:type="spellStart"/>
+      <w:r>
+        <w:t>neprofesional</w:t>
+      </w:r>
+      <w:proofErr w:type="spellEnd"/>
+      <w:r>
+        <w:t xml:space="preserve"> cu text </w:t>
+      </w:r>
+      <w:proofErr w:type="spellStart"/>
+      <w:r>
+        <w:t>trunchiat</w:t>
+      </w:r>
+      <w:proofErr w:type="spellEnd"/>
+      <w:r>
+        <w:t xml:space="preserve"> </w:t>
+      </w:r>
+      <w:proofErr w:type="spellStart"/>
+      <w:r>
+        <w:t>arata</w:t>
+      </w:r>
+      <w:proofErr w:type="spellEnd"/>
+      <w:r>
+        <w:t xml:space="preserve"> </w:t>
+      </w:r>
+      <w:proofErr w:type="spellStart"/>
+      <w:r>
+        <w:t>oribil</w:t>
+      </w:r>
+      <w:proofErr w:type="spellEnd"/>
+      <w:r>
+        <w:t xml:space="preserve">. m-a </w:t>
+      </w:r>
+      <w:proofErr w:type="spellStart"/>
+      <w:r>
+        <w:t>adus</w:t>
+      </w:r>
+      <w:proofErr w:type="spellEnd"/>
+      <w:r>
+        <w:t xml:space="preserve"> direct in </w:t>
+      </w:r>
+      <w:proofErr w:type="spellStart"/>
+      <w:r>
+        <w:t>proiectul</w:t>
+      </w:r>
+      <w:proofErr w:type="spellEnd"/>
+      <w:r>
+        <w:t xml:space="preserve"> din pdf....super</w:t>
       </w:r>
     </w:p>
     <w:p>
       <w:r>
-        <w:t xml:space="preserve">Ai </w:t>
-      </w:r>
-      <w:proofErr w:type="spellStart"/>
-      <w:r>
-        <w:t>perfectă</w:t>
-      </w:r>
-      <w:proofErr w:type="spellEnd"/>
-      <w:r>
-        <w:t xml:space="preserve"> </w:t>
-      </w:r>
-      <w:proofErr w:type="spellStart"/>
-      <w:r>
-        <w:t>dreptate</w:t>
-      </w:r>
-      <w:proofErr w:type="spellEnd"/>
-      <w:r>
-        <w:t xml:space="preserve">, am </w:t>
-      </w:r>
-      <w:proofErr w:type="spellStart"/>
-      <w:r>
-        <w:t>fost</w:t>
-      </w:r>
-      <w:proofErr w:type="spellEnd"/>
-      <w:r>
-        <w:t xml:space="preserve"> </w:t>
-      </w:r>
-      <w:proofErr w:type="spellStart"/>
-      <w:r>
-        <w:t>prea</w:t>
-      </w:r>
-      <w:proofErr w:type="spellEnd"/>
-      <w:r>
-        <w:t xml:space="preserve"> "</w:t>
-      </w:r>
-      <w:proofErr w:type="spellStart"/>
-      <w:r>
-        <w:t>zbir</w:t>
-      </w:r>
-      <w:proofErr w:type="spellEnd"/>
-      <w:r>
-        <w:t xml:space="preserve">" cu </w:t>
-      </w:r>
-      <w:proofErr w:type="spellStart"/>
-      <w:r>
-        <w:t>limitările</w:t>
-      </w:r>
-      <w:proofErr w:type="spellEnd"/>
-      <w:r>
-        <w:t xml:space="preserve"> de design </w:t>
-      </w:r>
-      <w:proofErr w:type="spellStart"/>
-      <w:r>
-        <w:t>și</w:t>
-      </w:r>
-      <w:proofErr w:type="spellEnd"/>
-      <w:r>
-        <w:t xml:space="preserve"> </w:t>
-      </w:r>
-      <w:proofErr w:type="spellStart"/>
-      <w:r>
-        <w:t>îmi</w:t>
-      </w:r>
-      <w:proofErr w:type="spellEnd"/>
-      <w:r>
-        <w:t xml:space="preserve"> </w:t>
-      </w:r>
-      <w:proofErr w:type="spellStart"/>
-      <w:r>
-        <w:t>cer</w:t>
-      </w:r>
-      <w:proofErr w:type="spellEnd"/>
-      <w:r>
-        <w:t xml:space="preserve"> </w:t>
-      </w:r>
-      <w:proofErr w:type="spellStart"/>
-      <w:r>
-        <w:t>scuze</w:t>
-      </w:r>
-      <w:proofErr w:type="spellEnd"/>
-      <w:r>
-        <w:t xml:space="preserve">! </w:t>
-      </w:r>
-      <w:r>
-        <w:rPr>
-          <w:rFonts w:ascii="Segoe UI Emoji" w:hAnsi="Segoe UI Emoji" w:cs="Segoe UI Emoji"/>
-        </w:rPr>
-        <w:t>😅</w:t>
+        <w:t>5:44 PM</w:t>
       </w:r>
     </w:p>
     <w:p>
       <w:r>
+        <w:t xml:space="preserve">Ai </w:t>
+      </w:r>
+      <w:proofErr w:type="spellStart"/>
+      <w:r>
+        <w:t>perfectă</w:t>
+      </w:r>
+      <w:proofErr w:type="spellEnd"/>
+      <w:r>
+        <w:t xml:space="preserve"> </w:t>
+      </w:r>
+      <w:proofErr w:type="spellStart"/>
+      <w:r>
+        <w:t>dreptate</w:t>
+      </w:r>
+      <w:proofErr w:type="spellEnd"/>
+      <w:r>
+        <w:t xml:space="preserve">, am </w:t>
+      </w:r>
+      <w:proofErr w:type="spellStart"/>
+      <w:r>
+        <w:t>fost</w:t>
+      </w:r>
+      <w:proofErr w:type="spellEnd"/>
+      <w:r>
+        <w:t xml:space="preserve"> </w:t>
+      </w:r>
+      <w:proofErr w:type="spellStart"/>
+      <w:r>
+        <w:t>prea</w:t>
+      </w:r>
+      <w:proofErr w:type="spellEnd"/>
+      <w:r>
+        <w:t xml:space="preserve"> "</w:t>
+      </w:r>
+      <w:proofErr w:type="spellStart"/>
+      <w:r>
+        <w:t>zbir</w:t>
+      </w:r>
+      <w:proofErr w:type="spellEnd"/>
+      <w:r>
+        <w:t xml:space="preserve">" cu </w:t>
+      </w:r>
+      <w:proofErr w:type="spellStart"/>
+      <w:r>
+        <w:t>limitările</w:t>
+      </w:r>
+      <w:proofErr w:type="spellEnd"/>
+      <w:r>
+        <w:t xml:space="preserve"> de design </w:t>
+      </w:r>
+      <w:proofErr w:type="spellStart"/>
+      <w:r>
+        <w:t>și</w:t>
+      </w:r>
+      <w:proofErr w:type="spellEnd"/>
+      <w:r>
+        <w:t xml:space="preserve"> </w:t>
+      </w:r>
+      <w:proofErr w:type="spellStart"/>
+      <w:r>
+        <w:t>îmi</w:t>
+      </w:r>
+      <w:proofErr w:type="spellEnd"/>
+      <w:r>
+        <w:t xml:space="preserve"> </w:t>
+      </w:r>
+      <w:proofErr w:type="spellStart"/>
+      <w:r>
+        <w:t>cer</w:t>
+      </w:r>
+      <w:proofErr w:type="spellEnd"/>
+      <w:r>
+        <w:t xml:space="preserve"> </w:t>
+      </w:r>
+      <w:proofErr w:type="spellStart"/>
+      <w:r>
+        <w:t>scuze</w:t>
+      </w:r>
+      <w:proofErr w:type="spellEnd"/>
+      <w:r>
+        <w:t xml:space="preserve">! </w:t>
+      </w:r>
+      <w:r>
+        <w:rPr>
+          <w:rFonts w:ascii="Segoe UI Emoji" w:hAnsi="Segoe UI Emoji" w:cs="Segoe UI Emoji"/>
+        </w:rPr>
+        <w:t>😅</w:t>
+      </w:r>
+    </w:p>
+    <w:p>
+      <w:r>
         <w:rPr>
           <w:b/>
           <w:bCs/>
@@ -37153,15 +36886,7 @@
       </w:r>
       <w:proofErr w:type="spellEnd"/>
       <w:r>
-        <w:t xml:space="preserve"> </w:t>
-      </w:r>
-      <w:proofErr w:type="gramStart"/>
-      <w:r>
-        <w:t>un plan</w:t>
-      </w:r>
-      <w:proofErr w:type="gramEnd"/>
-      <w:r>
-        <w:t xml:space="preserve"> </w:t>
+        <w:t xml:space="preserve"> un plan </w:t>
       </w:r>
       <w:proofErr w:type="spellStart"/>
       <w:r>
@@ -38916,15 +38641,7 @@
       </w:r>
       <w:proofErr w:type="spellEnd"/>
       <w:r>
-        <w:t xml:space="preserve"> </w:t>
-      </w:r>
-      <w:proofErr w:type="gramStart"/>
-      <w:r>
-        <w:t>un Pop-Up</w:t>
-      </w:r>
-      <w:proofErr w:type="gramEnd"/>
-      <w:r>
-        <w:t xml:space="preserve"> elegant </w:t>
+        <w:t xml:space="preserve"> un Pop-Up elegant </w:t>
       </w:r>
       <w:proofErr w:type="spellStart"/>
       <w:r>
@@ -39772,15 +39489,7 @@
       </w:r>
       <w:proofErr w:type="spellEnd"/>
       <w:r>
-        <w:t xml:space="preserve"> </w:t>
-      </w:r>
-      <w:proofErr w:type="gramStart"/>
-      <w:r>
-        <w:t>un plan</w:t>
-      </w:r>
-      <w:proofErr w:type="gramEnd"/>
-      <w:r>
-        <w:t xml:space="preserve"> </w:t>
+        <w:t xml:space="preserve"> un plan </w:t>
       </w:r>
       <w:proofErr w:type="spellStart"/>
       <w:r>
@@ -39962,15 +39671,7 @@
       </w:r>
       <w:proofErr w:type="spellEnd"/>
       <w:r>
-        <w:t xml:space="preserve"> de </w:t>
-      </w:r>
-      <w:proofErr w:type="gramStart"/>
-      <w:r>
-        <w:t>a</w:t>
-      </w:r>
-      <w:proofErr w:type="gramEnd"/>
-      <w:r>
-        <w:t xml:space="preserve"> "</w:t>
+        <w:t xml:space="preserve"> de a "</w:t>
       </w:r>
       <w:proofErr w:type="spellStart"/>
       <w:r>
@@ -40154,23 +39855,7 @@
           <w:b/>
           <w:bCs/>
         </w:rPr>
-        <w:t xml:space="preserve"> </w:t>
-      </w:r>
-      <w:proofErr w:type="gramStart"/>
-      <w:r>
-        <w:rPr>
-          <w:b/>
-          <w:bCs/>
-        </w:rPr>
-        <w:t>un Client</w:t>
-      </w:r>
-      <w:proofErr w:type="gramEnd"/>
-      <w:r>
-        <w:rPr>
-          <w:b/>
-          <w:bCs/>
-        </w:rPr>
-        <w:t xml:space="preserve"> nou (Demo):</w:t>
+        <w:t xml:space="preserve"> un Client nou (Demo):</w:t>
       </w:r>
     </w:p>
     <w:p>
@@ -41417,15 +41102,7 @@
       </w:r>
       <w:proofErr w:type="spellEnd"/>
       <w:r>
-        <w:t xml:space="preserve"> </w:t>
-      </w:r>
-      <w:proofErr w:type="gramStart"/>
-      <w:r>
-        <w:t>un PDF</w:t>
-      </w:r>
-      <w:proofErr w:type="gramEnd"/>
-      <w:r>
-        <w:t xml:space="preserve"> de 4 </w:t>
+        <w:t xml:space="preserve"> un PDF de 4 </w:t>
       </w:r>
       <w:proofErr w:type="spellStart"/>
       <w:r>
@@ -43240,23 +42917,23 @@
           <w:i/>
           <w:iCs/>
         </w:rPr>
-        <w:t xml:space="preserve">"Aha, are </w:t>
-      </w:r>
-      <w:proofErr w:type="gramStart"/>
+        <w:t xml:space="preserve">"Aha, are un plan </w:t>
+      </w:r>
+      <w:proofErr w:type="spellStart"/>
       <w:r>
         <w:rPr>
           <w:i/>
           <w:iCs/>
         </w:rPr>
-        <w:t>un plan</w:t>
-      </w:r>
-      <w:proofErr w:type="gramEnd"/>
+        <w:t>salvat</w:t>
+      </w:r>
+      <w:proofErr w:type="spellEnd"/>
       <w:r>
         <w:rPr>
           <w:i/>
           <w:iCs/>
         </w:rPr>
-        <w:t xml:space="preserve"> </w:t>
+        <w:t xml:space="preserve">, </w:t>
       </w:r>
       <w:proofErr w:type="spellStart"/>
       <w:r>
@@ -43264,7 +42941,7 @@
           <w:i/>
           <w:iCs/>
         </w:rPr>
-        <w:t>salvat</w:t>
+        <w:t>i</w:t>
       </w:r>
       <w:proofErr w:type="spellEnd"/>
       <w:r>
@@ -43272,7 +42949,7 @@
           <w:i/>
           <w:iCs/>
         </w:rPr>
-        <w:t xml:space="preserve">, </w:t>
+        <w:t xml:space="preserve">-l </w:t>
       </w:r>
       <w:proofErr w:type="spellStart"/>
       <w:r>
@@ -43280,7 +42957,7 @@
           <w:i/>
           <w:iCs/>
         </w:rPr>
-        <w:t>i</w:t>
+        <w:t>arăt</w:t>
       </w:r>
       <w:proofErr w:type="spellEnd"/>
       <w:r>
@@ -43288,22 +42965,6 @@
           <w:i/>
           <w:iCs/>
         </w:rPr>
-        <w:t xml:space="preserve">-l </w:t>
-      </w:r>
-      <w:proofErr w:type="spellStart"/>
-      <w:r>
-        <w:rPr>
-          <w:i/>
-          <w:iCs/>
-        </w:rPr>
-        <w:t>arăt</w:t>
-      </w:r>
-      <w:proofErr w:type="spellEnd"/>
-      <w:r>
-        <w:rPr>
-          <w:i/>
-          <w:iCs/>
-        </w:rPr>
         <w:t xml:space="preserve"> direct"</w:t>
       </w:r>
       <w:r>
@@ -43339,15 +43000,7 @@
       </w:r>
       <w:proofErr w:type="spellEnd"/>
       <w:r>
-        <w:t xml:space="preserve"> </w:t>
-      </w:r>
-      <w:proofErr w:type="gramStart"/>
-      <w:r>
-        <w:t>a</w:t>
-      </w:r>
-      <w:proofErr w:type="gramEnd"/>
-      <w:r>
-        <w:t xml:space="preserve"> </w:t>
+        <w:t xml:space="preserve"> a </w:t>
       </w:r>
       <w:proofErr w:type="spellStart"/>
       <w:r>
@@ -43750,15 +43403,7 @@
       </w:r>
       <w:proofErr w:type="spellEnd"/>
       <w:r>
-        <w:t xml:space="preserve"> </w:t>
-      </w:r>
-      <w:proofErr w:type="gramStart"/>
-      <w:r>
-        <w:t>un Refresh</w:t>
-      </w:r>
-      <w:proofErr w:type="gramEnd"/>
-      <w:r>
-        <w:t xml:space="preserve"> pe site </w:t>
+        <w:t xml:space="preserve"> un Refresh pe site </w:t>
       </w:r>
       <w:proofErr w:type="spellStart"/>
       <w:r>
@@ -44596,15 +44241,7 @@
       </w:r>
       <w:proofErr w:type="spellEnd"/>
       <w:r>
-        <w:t xml:space="preserve"> </w:t>
-      </w:r>
-      <w:proofErr w:type="gramStart"/>
-      <w:r>
-        <w:t>a</w:t>
-      </w:r>
-      <w:proofErr w:type="gramEnd"/>
-      <w:r>
-        <w:t xml:space="preserve"> </w:t>
+        <w:t xml:space="preserve"> a </w:t>
       </w:r>
       <w:proofErr w:type="spellStart"/>
       <w:r>
